--- a/SpringBoot Interview Questions.docx
+++ b/SpringBoot Interview Questions.docx
@@ -99,7 +99,17 @@
         </w:numPr>
       </w:pPr>
       <w:r>
-        <w:t xml:space="preserve">@RateLimiter(name=”externalService”, </w:t>
+        <w:t>@RateLimiter(name=”</w:t>
+      </w:r>
+      <w:r>
+        <w:rPr>
+          <w:b/>
+          <w:bCs/>
+        </w:rPr>
+        <w:t>externalService</w:t>
+      </w:r>
+      <w:r>
+        <w:t xml:space="preserve">”, </w:t>
       </w:r>
       <w:proofErr w:type="spellStart"/>
       <w:r>
@@ -151,7 +161,17 @@
         </w:rPr>
       </w:pPr>
       <w:r>
-        <w:t>resilience4j.ratelimiter.instances.externalService.</w:t>
+        <w:t>resilience4j.ratelimiter.instances.</w:t>
+      </w:r>
+      <w:r>
+        <w:rPr>
+          <w:b/>
+          <w:bCs/>
+        </w:rPr>
+        <w:t>externalService</w:t>
+      </w:r>
+      <w:r>
+        <w:t>.</w:t>
       </w:r>
       <w:r>
         <w:rPr>
@@ -219,13 +239,13 @@
           <w:ilvl w:val="0"/>
           <w:numId w:val="4"/>
         </w:numPr>
-      </w:pPr>
-      <w:r>
-        <w:t>Token Bucket</w:t>
-      </w:r>
-      <w:r>
-        <w:t xml:space="preserve"> </w:t>
-      </w:r>
+        <w:sectPr>
+          <w:pgSz w:w="12240" w:h="15840"/>
+          <w:pgMar w:top="1440" w:right="1440" w:bottom="1440" w:left="1440" w:header="720" w:footer="720" w:gutter="0"/>
+          <w:cols w:space="720"/>
+          <w:docGrid w:linePitch="360"/>
+        </w:sectPr>
+      </w:pPr>
     </w:p>
     <w:p>
       <w:pPr>
@@ -236,7 +256,10 @@
         </w:numPr>
       </w:pPr>
       <w:r>
-        <w:t>Leaky Bucket</w:t>
+        <w:t>Token Bucket</w:t>
+      </w:r>
+      <w:r>
+        <w:t xml:space="preserve"> </w:t>
       </w:r>
     </w:p>
     <w:p>
@@ -248,7 +271,7 @@
         </w:numPr>
       </w:pPr>
       <w:r>
-        <w:t>Fixed Window</w:t>
+        <w:t>Leaky Bucket</w:t>
       </w:r>
     </w:p>
     <w:p>
@@ -260,8 +283,13 @@
         </w:numPr>
       </w:pPr>
       <w:r>
-        <w:t>Sliding log</w:t>
-      </w:r>
+        <w:t>Fixed Window</w:t>
+      </w:r>
+    </w:p>
+    <w:p>
+      <w:pPr>
+        <w:pStyle w:val="ListParagraph"/>
+      </w:pPr>
     </w:p>
     <w:p>
       <w:pPr>
@@ -272,12 +300,34 @@
         </w:numPr>
       </w:pPr>
       <w:r>
+        <w:t>Sliding log</w:t>
+      </w:r>
+    </w:p>
+    <w:p>
+      <w:pPr>
+        <w:pStyle w:val="ListParagraph"/>
+        <w:numPr>
+          <w:ilvl w:val="0"/>
+          <w:numId w:val="4"/>
+        </w:numPr>
+      </w:pPr>
+      <w:r>
         <w:t>Sliding Window</w:t>
       </w:r>
     </w:p>
     <w:p>
       <w:pPr>
-        <w:pStyle w:val="ListParagraph"/>
+        <w:rPr>
+          <w:b/>
+          <w:bCs/>
+        </w:rPr>
+        <w:sectPr>
+          <w:type w:val="continuous"/>
+          <w:pgSz w:w="12240" w:h="15840"/>
+          <w:pgMar w:top="1440" w:right="1440" w:bottom="1440" w:left="1440" w:header="720" w:footer="720" w:gutter="0"/>
+          <w:cols w:num="2" w:space="720"/>
+          <w:docGrid w:linePitch="360"/>
+        </w:sectPr>
       </w:pPr>
     </w:p>
     <w:p>
@@ -314,22 +364,10 @@
         <w:t>when system is already overloaded</w:t>
       </w:r>
       <w:r>
-        <w:t xml:space="preserve"> </w:t>
-      </w:r>
-    </w:p>
-    <w:p>
-      <w:pPr>
-        <w:rPr>
-          <w:b/>
-          <w:bCs/>
-        </w:rPr>
-      </w:pPr>
-      <w:r>
-        <w:rPr>
-          <w:b/>
-          <w:bCs/>
-        </w:rPr>
-        <w:t>Example</w:t>
+        <w:t>. EG</w:t>
+      </w:r>
+      <w:r>
+        <w:t xml:space="preserve"> :</w:t>
       </w:r>
     </w:p>
     <w:p>
@@ -356,12 +394,10 @@
         <w:t xml:space="preserve">Thread pool full → reject new requests </w:t>
       </w:r>
     </w:p>
-    <w:p/>
-    <w:p/>
     <w:tbl>
       <w:tblPr>
-        <w:tblpPr w:leftFromText="180" w:rightFromText="180" w:vertAnchor="page" w:horzAnchor="page" w:tblpX="2038" w:tblpY="6508"/>
-        <w:tblW w:w="0" w:type="auto"/>
+        <w:tblpPr w:leftFromText="180" w:rightFromText="180" w:vertAnchor="page" w:horzAnchor="margin" w:tblpY="9557"/>
+        <w:tblW w:w="10112" w:type="dxa"/>
         <w:tblCellSpacing w:w="15" w:type="dxa"/>
         <w:tblBorders>
           <w:top w:val="single" w:sz="4" w:space="0" w:color="auto"/>
@@ -380,18 +416,19 @@
         <w:tblLook w:val="04A0" w:firstRow="1" w:lastRow="0" w:firstColumn="1" w:lastColumn="0" w:noHBand="0" w:noVBand="1"/>
       </w:tblPr>
       <w:tblGrid>
-        <w:gridCol w:w="2392"/>
-        <w:gridCol w:w="3346"/>
-        <w:gridCol w:w="3612"/>
+        <w:gridCol w:w="2174"/>
+        <w:gridCol w:w="3987"/>
+        <w:gridCol w:w="3951"/>
       </w:tblGrid>
       <w:tr>
         <w:trPr>
+          <w:trHeight w:val="308"/>
           <w:tblHeader/>
           <w:tblCellSpacing w:w="15" w:type="dxa"/>
         </w:trPr>
         <w:tc>
           <w:tcPr>
-            <w:tcW w:w="0" w:type="auto"/>
+            <w:tcW w:w="2129" w:type="dxa"/>
             <w:vAlign w:val="center"/>
             <w:hideMark/>
           </w:tcPr>
@@ -408,14 +445,13 @@
                 <w:b/>
                 <w:bCs/>
               </w:rPr>
-              <w:lastRenderedPageBreak/>
               <w:t>Feature</w:t>
             </w:r>
           </w:p>
         </w:tc>
         <w:tc>
           <w:tcPr>
-            <w:tcW w:w="0" w:type="auto"/>
+            <w:tcW w:w="3957" w:type="dxa"/>
             <w:vAlign w:val="center"/>
             <w:hideMark/>
           </w:tcPr>
@@ -462,11 +498,12 @@
       </w:tr>
       <w:tr>
         <w:trPr>
+          <w:trHeight w:val="316"/>
           <w:tblCellSpacing w:w="15" w:type="dxa"/>
         </w:trPr>
         <w:tc>
           <w:tcPr>
-            <w:tcW w:w="0" w:type="auto"/>
+            <w:tcW w:w="2129" w:type="dxa"/>
             <w:vAlign w:val="center"/>
             <w:hideMark/>
           </w:tcPr>
@@ -481,7 +518,7 @@
         </w:tc>
         <w:tc>
           <w:tcPr>
-            <w:tcW w:w="0" w:type="auto"/>
+            <w:tcW w:w="3957" w:type="dxa"/>
             <w:vAlign w:val="center"/>
             <w:hideMark/>
           </w:tcPr>
@@ -512,11 +549,12 @@
       </w:tr>
       <w:tr>
         <w:trPr>
+          <w:trHeight w:val="316"/>
           <w:tblCellSpacing w:w="15" w:type="dxa"/>
         </w:trPr>
         <w:tc>
           <w:tcPr>
-            <w:tcW w:w="0" w:type="auto"/>
+            <w:tcW w:w="2129" w:type="dxa"/>
             <w:vAlign w:val="center"/>
             <w:hideMark/>
           </w:tcPr>
@@ -531,7 +569,7 @@
         </w:tc>
         <w:tc>
           <w:tcPr>
-            <w:tcW w:w="0" w:type="auto"/>
+            <w:tcW w:w="3957" w:type="dxa"/>
             <w:vAlign w:val="center"/>
             <w:hideMark/>
           </w:tcPr>
@@ -562,11 +600,12 @@
       </w:tr>
       <w:tr>
         <w:trPr>
+          <w:trHeight w:val="308"/>
           <w:tblCellSpacing w:w="15" w:type="dxa"/>
         </w:trPr>
         <w:tc>
           <w:tcPr>
-            <w:tcW w:w="0" w:type="auto"/>
+            <w:tcW w:w="2129" w:type="dxa"/>
             <w:vAlign w:val="center"/>
             <w:hideMark/>
           </w:tcPr>
@@ -581,7 +620,7 @@
         </w:tc>
         <w:tc>
           <w:tcPr>
-            <w:tcW w:w="0" w:type="auto"/>
+            <w:tcW w:w="3957" w:type="dxa"/>
             <w:vAlign w:val="center"/>
             <w:hideMark/>
           </w:tcPr>
@@ -612,11 +651,12 @@
       </w:tr>
       <w:tr>
         <w:trPr>
+          <w:trHeight w:val="533"/>
           <w:tblCellSpacing w:w="15" w:type="dxa"/>
         </w:trPr>
         <w:tc>
           <w:tcPr>
-            <w:tcW w:w="0" w:type="auto"/>
+            <w:tcW w:w="2129" w:type="dxa"/>
             <w:vAlign w:val="center"/>
             <w:hideMark/>
           </w:tcPr>
@@ -631,7 +671,7 @@
         </w:tc>
         <w:tc>
           <w:tcPr>
-            <w:tcW w:w="0" w:type="auto"/>
+            <w:tcW w:w="3957" w:type="dxa"/>
             <w:vAlign w:val="center"/>
             <w:hideMark/>
           </w:tcPr>
@@ -655,18 +695,28 @@
               <w:pStyle w:val="ListParagraph"/>
             </w:pPr>
             <w:r>
-              <w:t>System metrics (CPU, memory)</w:t>
+              <w:t>Sys</w:t>
+            </w:r>
+            <w:r>
+              <w:t xml:space="preserve"> metrics (CPU,</w:t>
+            </w:r>
+            <w:r>
+              <w:t xml:space="preserve"> </w:t>
+            </w:r>
+            <w:r>
+              <w:t>memory)</w:t>
             </w:r>
           </w:p>
         </w:tc>
       </w:tr>
       <w:tr>
         <w:trPr>
+          <w:trHeight w:val="316"/>
           <w:tblCellSpacing w:w="15" w:type="dxa"/>
         </w:trPr>
         <w:tc>
           <w:tcPr>
-            <w:tcW w:w="0" w:type="auto"/>
+            <w:tcW w:w="2129" w:type="dxa"/>
             <w:vAlign w:val="center"/>
             <w:hideMark/>
           </w:tcPr>
@@ -681,7 +731,7 @@
         </w:tc>
         <w:tc>
           <w:tcPr>
-            <w:tcW w:w="0" w:type="auto"/>
+            <w:tcW w:w="3957" w:type="dxa"/>
             <w:vAlign w:val="center"/>
             <w:hideMark/>
           </w:tcPr>
@@ -712,11 +762,12 @@
       </w:tr>
       <w:tr>
         <w:trPr>
+          <w:trHeight w:val="429"/>
           <w:tblCellSpacing w:w="15" w:type="dxa"/>
         </w:trPr>
         <w:tc>
           <w:tcPr>
-            <w:tcW w:w="0" w:type="auto"/>
+            <w:tcW w:w="2129" w:type="dxa"/>
             <w:vAlign w:val="center"/>
             <w:hideMark/>
           </w:tcPr>
@@ -725,13 +776,19 @@
               <w:pStyle w:val="ListParagraph"/>
             </w:pPr>
             <w:r>
-              <w:t>Response Code</w:t>
+              <w:t>Resp</w:t>
+            </w:r>
+            <w:r>
+              <w:t xml:space="preserve"> </w:t>
+            </w:r>
+            <w:r>
+              <w:t>Code</w:t>
             </w:r>
           </w:p>
         </w:tc>
         <w:tc>
           <w:tcPr>
-            <w:tcW w:w="0" w:type="auto"/>
+            <w:tcW w:w="3957" w:type="dxa"/>
             <w:vAlign w:val="center"/>
             <w:hideMark/>
           </w:tcPr>
@@ -767,11 +824,12 @@
       </w:tr>
       <w:tr>
         <w:trPr>
+          <w:trHeight w:val="308"/>
           <w:tblCellSpacing w:w="15" w:type="dxa"/>
         </w:trPr>
         <w:tc>
           <w:tcPr>
-            <w:tcW w:w="0" w:type="auto"/>
+            <w:tcW w:w="2129" w:type="dxa"/>
             <w:vAlign w:val="center"/>
             <w:hideMark/>
           </w:tcPr>
@@ -786,7 +844,7 @@
         </w:tc>
         <w:tc>
           <w:tcPr>
-            <w:tcW w:w="0" w:type="auto"/>
+            <w:tcW w:w="3957" w:type="dxa"/>
             <w:vAlign w:val="center"/>
             <w:hideMark/>
           </w:tcPr>
@@ -816,8 +874,3583 @@
         </w:tc>
       </w:tr>
     </w:tbl>
+    <w:p>
+      <w:pPr>
+        <w:pStyle w:val="ListParagraph"/>
+        <w:numPr>
+          <w:ilvl w:val="0"/>
+          <w:numId w:val="6"/>
+        </w:numPr>
+      </w:pPr>
+      <w:r>
+        <w:lastRenderedPageBreak/>
+        <w:t xml:space="preserve">What is </w:t>
+      </w:r>
+      <w:r>
+        <w:t>Spring Boot Actuator’s security model</w:t>
+      </w:r>
+      <w:r>
+        <w:t xml:space="preserve">. </w:t>
+      </w:r>
+      <w:r>
+        <w:t>How</w:t>
+      </w:r>
+      <w:r>
+        <w:t xml:space="preserve"> do you expose sensitive endpoints safely in production?</w:t>
+      </w:r>
+    </w:p>
+    <w:p>
+      <w:pPr>
+        <w:pStyle w:val="ListParagraph"/>
+        <w:ind w:left="360"/>
+      </w:pPr>
+      <w:r>
+        <w:t>Spring Boot Actuator’s security model is based on restricting access to management endpoints and exposing only what is necessary, especially in production environments. Many sensitive endpoints are disabled or secured by default to prevent unauthorized access.</w:t>
+      </w:r>
+      <w:r>
+        <w:t xml:space="preserve"> </w:t>
+      </w:r>
+      <w:r>
+        <w:t>Actuator endpoints are protected using </w:t>
+      </w:r>
+      <w:hyperlink r:id="rId5" w:tgtFrame="_blank" w:history="1">
+        <w:r>
+          <w:rPr>
+            <w:rStyle w:val="Hyperlink"/>
+          </w:rPr>
+          <w:t>Spring Security</w:t>
+        </w:r>
+      </w:hyperlink>
+      <w:r>
+        <w:t xml:space="preserve">, where access can be controlled through authentication, authorization and role-based access. Only non-sensitive endpoints like health are typically exposed publicly, while others such as env, metrics, beans or </w:t>
+      </w:r>
+      <w:proofErr w:type="spellStart"/>
+      <w:r>
+        <w:t>heapdump</w:t>
+      </w:r>
+      <w:proofErr w:type="spellEnd"/>
+      <w:r>
+        <w:t xml:space="preserve"> are restricted.</w:t>
+      </w:r>
+      <w:r>
+        <w:t xml:space="preserve"> Below are some approaches: </w:t>
+      </w:r>
+    </w:p>
+    <w:p>
+      <w:pPr>
+        <w:numPr>
+          <w:ilvl w:val="0"/>
+          <w:numId w:val="8"/>
+        </w:numPr>
+        <w:tabs>
+          <w:tab w:val="num" w:pos="720"/>
+        </w:tabs>
+      </w:pPr>
+      <w:r>
+        <w:t>Use a separate management port or context path to isolate Actuator endpoints.</w:t>
+      </w:r>
+    </w:p>
+    <w:p>
+      <w:pPr>
+        <w:numPr>
+          <w:ilvl w:val="0"/>
+          <w:numId w:val="9"/>
+        </w:numPr>
+        <w:tabs>
+          <w:tab w:val="num" w:pos="720"/>
+        </w:tabs>
+      </w:pPr>
+      <w:r>
+        <w:t xml:space="preserve">App → http://localhost:8080 </w:t>
+      </w:r>
+    </w:p>
+    <w:p>
+      <w:pPr>
+        <w:numPr>
+          <w:ilvl w:val="0"/>
+          <w:numId w:val="9"/>
+        </w:numPr>
+        <w:tabs>
+          <w:tab w:val="num" w:pos="720"/>
+        </w:tabs>
+      </w:pPr>
+      <w:r>
+        <w:t>Actuator → http://localhost:9090/actuator</w:t>
+      </w:r>
+    </w:p>
+    <w:p>
+      <w:r>
+        <w:t xml:space="preserve">Or </w:t>
+      </w:r>
+    </w:p>
+    <w:p>
+      <w:pPr>
+        <w:ind w:firstLine="720"/>
+        <w:rPr>
+          <w:b/>
+          <w:bCs/>
+        </w:rPr>
+      </w:pPr>
+      <w:r>
+        <w:rPr>
+          <w:b/>
+          <w:bCs/>
+        </w:rPr>
+        <w:t>Separate Context Path</w:t>
+      </w:r>
+      <w:r>
+        <w:rPr>
+          <w:b/>
+          <w:bCs/>
+        </w:rPr>
+        <w:t xml:space="preserve"> : </w:t>
+      </w:r>
+      <w:r>
+        <w:t>Keeps same port, but different base path</w:t>
+      </w:r>
+    </w:p>
+    <w:p>
+      <w:pPr>
+        <w:ind w:left="720" w:firstLine="720"/>
+        <w:rPr>
+          <w:b/>
+          <w:bCs/>
+        </w:rPr>
+      </w:pPr>
+      <w:r>
+        <w:rPr>
+          <w:b/>
+          <w:bCs/>
+        </w:rPr>
+        <w:t>Configuration</w:t>
+      </w:r>
+      <w:r>
+        <w:rPr>
+          <w:b/>
+          <w:bCs/>
+        </w:rPr>
+        <w:t xml:space="preserve"> : </w:t>
+      </w:r>
+      <w:proofErr w:type="spellStart"/>
+      <w:r>
+        <w:rPr>
+          <w:b/>
+          <w:bCs/>
+        </w:rPr>
+        <w:t>management.endpoints.web.base</w:t>
+      </w:r>
+      <w:proofErr w:type="spellEnd"/>
+      <w:r>
+        <w:rPr>
+          <w:b/>
+          <w:bCs/>
+        </w:rPr>
+        <w:t>-path=/manage</w:t>
+      </w:r>
+    </w:p>
+    <w:p>
+      <w:pPr>
+        <w:numPr>
+          <w:ilvl w:val="0"/>
+          <w:numId w:val="10"/>
+        </w:numPr>
+        <w:ind w:left="2160"/>
+      </w:pPr>
+      <w:r>
+        <w:t xml:space="preserve">App → http://localhost:8080/api </w:t>
+      </w:r>
+    </w:p>
+    <w:p>
+      <w:pPr>
+        <w:numPr>
+          <w:ilvl w:val="0"/>
+          <w:numId w:val="10"/>
+        </w:numPr>
+        <w:ind w:left="2160"/>
+      </w:pPr>
+      <w:r>
+        <w:t>Actuator → http://localhost:8080/manage</w:t>
+      </w:r>
+    </w:p>
+    <w:p>
+      <w:pPr>
+        <w:ind w:left="720"/>
+        <w:rPr>
+          <w:b/>
+          <w:bCs/>
+        </w:rPr>
+      </w:pPr>
+      <w:r>
+        <w:rPr>
+          <w:b/>
+          <w:bCs/>
+        </w:rPr>
+        <w:t>Combine with exposure control</w:t>
+      </w:r>
+    </w:p>
+    <w:p>
+      <w:pPr>
+        <w:ind w:left="720"/>
+        <w:rPr>
+          <w:b/>
+          <w:bCs/>
+        </w:rPr>
+      </w:pPr>
+      <w:proofErr w:type="spellStart"/>
+      <w:r>
+        <w:rPr>
+          <w:b/>
+          <w:bCs/>
+        </w:rPr>
+        <w:t>management.endpoints.web.exposure.include</w:t>
+      </w:r>
+      <w:proofErr w:type="spellEnd"/>
+      <w:r>
+        <w:rPr>
+          <w:b/>
+          <w:bCs/>
+        </w:rPr>
+        <w:t>=</w:t>
+      </w:r>
+      <w:proofErr w:type="spellStart"/>
+      <w:r>
+        <w:rPr>
+          <w:b/>
+          <w:bCs/>
+        </w:rPr>
+        <w:t>health,info</w:t>
+      </w:r>
+      <w:proofErr w:type="spellEnd"/>
+    </w:p>
+    <w:p>
+      <w:pPr>
+        <w:rPr>
+          <w:b/>
+          <w:bCs/>
+        </w:rPr>
+      </w:pPr>
+    </w:p>
+    <w:p>
+      <w:pPr>
+        <w:rPr>
+          <w:b/>
+          <w:bCs/>
+        </w:rPr>
+      </w:pPr>
+      <w:r>
+        <w:rPr>
+          <w:b/>
+          <w:bCs/>
+        </w:rPr>
+        <w:t>Secure with Spring Security (Important)</w:t>
+      </w:r>
+    </w:p>
+    <w:p>
+      <w:r>
+        <w:t>Even with separate port:</w:t>
+      </w:r>
+    </w:p>
+    <w:p>
+      <w:r>
+        <w:drawing>
+          <wp:inline distT="0" distB="0" distL="0" distR="0" wp14:anchorId="1075B706" wp14:editId="21C48587">
+            <wp:extent cx="4821382" cy="2057844"/>
+            <wp:effectExtent l="0" t="0" r="0" b="0"/>
+            <wp:docPr id="2032277804" name="Picture 1"/>
+            <wp:cNvGraphicFramePr>
+              <a:graphicFrameLocks xmlns:a="http://schemas.openxmlformats.org/drawingml/2006/main" noChangeAspect="1"/>
+            </wp:cNvGraphicFramePr>
+            <a:graphic xmlns:a="http://schemas.openxmlformats.org/drawingml/2006/main">
+              <a:graphicData uri="http://schemas.openxmlformats.org/drawingml/2006/picture">
+                <pic:pic xmlns:pic="http://schemas.openxmlformats.org/drawingml/2006/picture">
+                  <pic:nvPicPr>
+                    <pic:cNvPr id="2032277804" name=""/>
+                    <pic:cNvPicPr/>
+                  </pic:nvPicPr>
+                  <pic:blipFill>
+                    <a:blip r:embed="rId6"/>
+                    <a:stretch>
+                      <a:fillRect/>
+                    </a:stretch>
+                  </pic:blipFill>
+                  <pic:spPr>
+                    <a:xfrm>
+                      <a:off x="0" y="0"/>
+                      <a:ext cx="4824593" cy="2059214"/>
+                    </a:xfrm>
+                    <a:prstGeom prst="rect">
+                      <a:avLst/>
+                    </a:prstGeom>
+                  </pic:spPr>
+                </pic:pic>
+              </a:graphicData>
+            </a:graphic>
+          </wp:inline>
+        </w:drawing>
+      </w:r>
+    </w:p>
+    <w:p>
+      <w:pPr>
+        <w:pStyle w:val="ListParagraph"/>
+        <w:numPr>
+          <w:ilvl w:val="0"/>
+          <w:numId w:val="6"/>
+        </w:numPr>
+        <w:rPr>
+          <w:b/>
+          <w:bCs/>
+        </w:rPr>
+      </w:pPr>
+      <w:r>
+        <w:rPr>
+          <w:b/>
+          <w:bCs/>
+        </w:rPr>
+        <w:lastRenderedPageBreak/>
+        <w:t xml:space="preserve">Securing Application : </w:t>
+      </w:r>
+    </w:p>
+    <w:p>
+      <w:pPr>
+        <w:pStyle w:val="ListParagraph"/>
+        <w:ind w:left="360"/>
+      </w:pPr>
+      <w:r>
+        <w:t>Securing a Spring Boot application involves multiple layers:</w:t>
+      </w:r>
+      <w:r>
+        <w:t xml:space="preserve"> </w:t>
+      </w:r>
+      <w:r>
+        <w:t>E</w:t>
+      </w:r>
+      <w:r>
+        <w:t xml:space="preserve">xpand across </w:t>
+      </w:r>
+      <w:r>
+        <w:rPr>
+          <w:b/>
+          <w:bCs/>
+        </w:rPr>
+        <w:t>layers: network → transport → application → data → operations</w:t>
+      </w:r>
+      <w:r>
+        <w:t>.</w:t>
+      </w:r>
+    </w:p>
+    <w:p>
+      <w:pPr>
+        <w:pStyle w:val="ListParagraph"/>
+        <w:ind w:left="360"/>
+      </w:pPr>
+    </w:p>
+    <w:p>
+      <w:pPr>
+        <w:pStyle w:val="ListParagraph"/>
+        <w:ind w:left="360"/>
+      </w:pPr>
+      <w:r>
+        <w:t>Network: Firewalls, IP whitelisting</w:t>
+      </w:r>
+    </w:p>
+    <w:p>
+      <w:pPr>
+        <w:pStyle w:val="ListParagraph"/>
+        <w:ind w:left="360"/>
+      </w:pPr>
+      <w:r>
+        <w:t>Transport: HTTPS, TLS handshake, certificate management</w:t>
+      </w:r>
+    </w:p>
+    <w:p>
+      <w:pPr>
+        <w:pStyle w:val="ListParagraph"/>
+        <w:ind w:left="360"/>
+      </w:pPr>
+      <w:r>
+        <w:t>Authentication &amp; Authorization: JWT, OAuth2, RBAC</w:t>
+      </w:r>
+    </w:p>
+    <w:p>
+      <w:pPr>
+        <w:pStyle w:val="ListParagraph"/>
+        <w:ind w:left="360"/>
+      </w:pPr>
+      <w:r>
+        <w:t xml:space="preserve">Secrets Management: </w:t>
+      </w:r>
+      <w:proofErr w:type="spellStart"/>
+      <w:r>
+        <w:t>HashiCorp</w:t>
+      </w:r>
+      <w:proofErr w:type="spellEnd"/>
+      <w:r>
+        <w:t xml:space="preserve"> Vault / AWS Secrets Manager</w:t>
+      </w:r>
+    </w:p>
+    <w:p>
+      <w:pPr>
+        <w:pStyle w:val="ListParagraph"/>
+        <w:ind w:left="360"/>
+      </w:pPr>
+      <w:r>
+        <w:t>Input Validation: Prevent XSS, SQL Injection</w:t>
+      </w:r>
+    </w:p>
+    <w:p>
+      <w:pPr>
+        <w:pStyle w:val="ListParagraph"/>
+        <w:ind w:left="360"/>
+      </w:pPr>
+      <w:r>
+        <w:t>API Security: Token validation, expiration, refresh tokens</w:t>
+      </w:r>
+    </w:p>
+    <w:p>
+      <w:pPr>
+        <w:pStyle w:val="ListParagraph"/>
+        <w:ind w:left="360"/>
+      </w:pPr>
+      <w:r>
+        <w:t>Rate Limiting: Prevent abuse and DDoS</w:t>
+      </w:r>
+    </w:p>
+    <w:p>
+      <w:pPr>
+        <w:pStyle w:val="ListParagraph"/>
+        <w:ind w:left="360"/>
+      </w:pPr>
+      <w:r>
+        <w:t>Secure Headers: HSTS, CSP, X-Frame-Options</w:t>
+      </w:r>
+    </w:p>
+    <w:p>
+      <w:pPr>
+        <w:pStyle w:val="ListParagraph"/>
+        <w:ind w:left="360"/>
+      </w:pPr>
+      <w:r>
+        <w:t>CORS &amp; CSRF protection</w:t>
+      </w:r>
+    </w:p>
+    <w:p>
+      <w:pPr>
+        <w:pStyle w:val="ListParagraph"/>
+        <w:ind w:left="360"/>
+      </w:pPr>
+      <w:r>
+        <w:t>Actuator security via Spring Security</w:t>
+      </w:r>
+    </w:p>
+    <w:p>
+      <w:pPr>
+        <w:pStyle w:val="ListParagraph"/>
+        <w:ind w:left="360"/>
+      </w:pPr>
+      <w:r>
+        <w:t>Logging &amp; Monitoring with sensitive data masking</w:t>
+      </w:r>
+    </w:p>
+    <w:p>
+      <w:pPr>
+        <w:pStyle w:val="ListParagraph"/>
+        <w:ind w:left="360"/>
+      </w:pPr>
+      <w:r>
+        <w:t>Dependency vulnerability scanning</w:t>
+      </w:r>
+    </w:p>
+    <w:p>
+      <w:pPr>
+        <w:pStyle w:val="ListParagraph"/>
+        <w:ind w:left="360"/>
+      </w:pPr>
+      <w:r>
+        <w:t>Database &amp; file upload security</w:t>
+      </w:r>
+    </w:p>
+    <w:p>
+      <w:pPr>
+        <w:pStyle w:val="ListParagraph"/>
+        <w:ind w:left="360"/>
+      </w:pPr>
+      <w:r>
+        <w:t>Audit logging and secure error handling</w:t>
+      </w:r>
+    </w:p>
+    <w:p>
+      <w:pPr>
+        <w:pStyle w:val="ListParagraph"/>
+        <w:ind w:left="360"/>
+      </w:pPr>
+    </w:p>
+    <w:p>
+      <w:pPr>
+        <w:pStyle w:val="ListParagraph"/>
+        <w:ind w:left="360"/>
+      </w:pPr>
+    </w:p>
+    <w:p>
+      <w:pPr>
+        <w:pStyle w:val="ListParagraph"/>
+        <w:numPr>
+          <w:ilvl w:val="0"/>
+          <w:numId w:val="7"/>
+        </w:numPr>
+      </w:pPr>
+      <w:r>
+        <w:t>TLS Handshake – Certificate Management</w:t>
+      </w:r>
+    </w:p>
+    <w:p>
+      <w:pPr>
+        <w:pStyle w:val="ListParagraph"/>
+        <w:numPr>
+          <w:ilvl w:val="0"/>
+          <w:numId w:val="7"/>
+        </w:numPr>
+      </w:pPr>
+      <w:r>
+        <w:t>Restrict access at the network level using firewalls or IP whitelisting.</w:t>
+      </w:r>
+      <w:r>
+        <w:tab/>
+      </w:r>
+    </w:p>
+    <w:p>
+      <w:pPr>
+        <w:pStyle w:val="ListParagraph"/>
+        <w:numPr>
+          <w:ilvl w:val="0"/>
+          <w:numId w:val="7"/>
+        </w:numPr>
+      </w:pPr>
+      <w:r>
+        <w:t>Application – JWT, OAuth</w:t>
+      </w:r>
+    </w:p>
+    <w:p>
+      <w:pPr>
+        <w:pStyle w:val="ListParagraph"/>
+        <w:numPr>
+          <w:ilvl w:val="2"/>
+          <w:numId w:val="7"/>
+        </w:numPr>
+      </w:pPr>
+      <w:r>
+        <w:t>Role-Based Access Control (RBAC)</w:t>
+      </w:r>
+    </w:p>
+    <w:p>
+      <w:pPr>
+        <w:pStyle w:val="ListParagraph"/>
+        <w:numPr>
+          <w:ilvl w:val="2"/>
+          <w:numId w:val="7"/>
+        </w:numPr>
+      </w:pPr>
+      <w:r>
+        <w:t>Attribute-Based Access Control (ABAC) (advanced)</w:t>
+      </w:r>
+    </w:p>
+    <w:p>
+      <w:pPr>
+        <w:pStyle w:val="ListParagraph"/>
+        <w:numPr>
+          <w:ilvl w:val="2"/>
+          <w:numId w:val="7"/>
+        </w:numPr>
+        <w:rPr>
+          <w:b/>
+          <w:bCs/>
+        </w:rPr>
+      </w:pPr>
+      <w:r>
+        <w:t xml:space="preserve">Method-level security: </w:t>
+      </w:r>
+      <w:r>
+        <w:rPr>
+          <w:b/>
+          <w:bCs/>
+        </w:rPr>
+        <w:t>@PreAuthorize("hasRole('ADMIN')")</w:t>
+      </w:r>
+    </w:p>
+    <w:p>
+      <w:pPr>
+        <w:pStyle w:val="ListParagraph"/>
+        <w:numPr>
+          <w:ilvl w:val="1"/>
+          <w:numId w:val="7"/>
+        </w:numPr>
+      </w:pPr>
+      <w:r>
+        <w:t>API Security Best Practices</w:t>
+      </w:r>
+    </w:p>
+    <w:p>
+      <w:pPr>
+        <w:pStyle w:val="ListParagraph"/>
+        <w:numPr>
+          <w:ilvl w:val="2"/>
+          <w:numId w:val="7"/>
+        </w:numPr>
+      </w:pPr>
+      <w:r>
+        <w:t>Validate JWT signature</w:t>
+      </w:r>
+    </w:p>
+    <w:p>
+      <w:pPr>
+        <w:pStyle w:val="ListParagraph"/>
+        <w:numPr>
+          <w:ilvl w:val="2"/>
+          <w:numId w:val="7"/>
+        </w:numPr>
+      </w:pPr>
+      <w:r>
+        <w:t>Token expiration</w:t>
+      </w:r>
+    </w:p>
+    <w:p>
+      <w:pPr>
+        <w:pStyle w:val="ListParagraph"/>
+        <w:numPr>
+          <w:ilvl w:val="2"/>
+          <w:numId w:val="7"/>
+        </w:numPr>
+      </w:pPr>
+      <w:r>
+        <w:t>Refresh tokens</w:t>
+      </w:r>
+    </w:p>
+    <w:p>
+      <w:pPr>
+        <w:pStyle w:val="ListParagraph"/>
+        <w:numPr>
+          <w:ilvl w:val="2"/>
+          <w:numId w:val="7"/>
+        </w:numPr>
+      </w:pPr>
+      <w:r>
+        <w:t>API versioning</w:t>
+      </w:r>
+    </w:p>
+    <w:p>
+      <w:pPr>
+        <w:pStyle w:val="ListParagraph"/>
+        <w:numPr>
+          <w:ilvl w:val="0"/>
+          <w:numId w:val="7"/>
+        </w:numPr>
+      </w:pPr>
+      <w:r>
+        <w:t xml:space="preserve">Password – </w:t>
+      </w:r>
+      <w:proofErr w:type="spellStart"/>
+      <w:r>
+        <w:t>Hashicorp</w:t>
+      </w:r>
+      <w:proofErr w:type="spellEnd"/>
+    </w:p>
+    <w:p>
+      <w:pPr>
+        <w:pStyle w:val="ListParagraph"/>
+        <w:numPr>
+          <w:ilvl w:val="0"/>
+          <w:numId w:val="7"/>
+        </w:numPr>
+      </w:pPr>
+      <w:r>
+        <w:t>Enable HTTPS to protect data in transit.</w:t>
+      </w:r>
+      <w:r>
+        <w:t xml:space="preserve"> </w:t>
+      </w:r>
+      <w:r>
+        <w:t>Use TLS 1.2+</w:t>
+      </w:r>
+    </w:p>
+    <w:p>
+      <w:pPr>
+        <w:pStyle w:val="ListParagraph"/>
+        <w:numPr>
+          <w:ilvl w:val="0"/>
+          <w:numId w:val="7"/>
+        </w:numPr>
+      </w:pPr>
+      <w:r>
+        <w:t xml:space="preserve">Actuator endpoints – spring security </w:t>
+      </w:r>
+    </w:p>
+    <w:p>
+      <w:pPr>
+        <w:pStyle w:val="ListParagraph"/>
+        <w:numPr>
+          <w:ilvl w:val="0"/>
+          <w:numId w:val="7"/>
+        </w:numPr>
+      </w:pPr>
+      <w:r>
+        <w:t xml:space="preserve">Input Validation &amp; </w:t>
+      </w:r>
+      <w:r>
+        <w:t>Sanitization</w:t>
+      </w:r>
+      <w:r>
+        <w:t>:</w:t>
+      </w:r>
+      <w:r>
+        <w:t xml:space="preserve"> </w:t>
+      </w:r>
+      <w:r>
+        <w:t>Very important but often missed</w:t>
+      </w:r>
+      <w:r>
+        <w:t xml:space="preserve">. </w:t>
+      </w:r>
+      <w:r>
+        <w:t>Prevent:</w:t>
+      </w:r>
+    </w:p>
+    <w:p>
+      <w:pPr>
+        <w:pStyle w:val="ListParagraph"/>
+        <w:numPr>
+          <w:ilvl w:val="2"/>
+          <w:numId w:val="7"/>
+        </w:numPr>
+      </w:pPr>
+      <w:r>
+        <w:t>SQL Injection</w:t>
+      </w:r>
+    </w:p>
+    <w:p>
+      <w:pPr>
+        <w:pStyle w:val="ListParagraph"/>
+        <w:numPr>
+          <w:ilvl w:val="2"/>
+          <w:numId w:val="7"/>
+        </w:numPr>
+      </w:pPr>
+      <w:r>
+        <w:t>XSS (Cross-Site Scripting)</w:t>
+      </w:r>
+      <w:r>
+        <w:t xml:space="preserve"> </w:t>
+      </w:r>
+    </w:p>
+    <w:p>
+      <w:pPr>
+        <w:pStyle w:val="ListParagraph"/>
+        <w:numPr>
+          <w:ilvl w:val="2"/>
+          <w:numId w:val="7"/>
+        </w:numPr>
+      </w:pPr>
+      <w:r>
+        <w:lastRenderedPageBreak/>
+        <w:t>Command Injection</w:t>
+      </w:r>
+    </w:p>
+    <w:p>
+      <w:pPr>
+        <w:pStyle w:val="ListParagraph"/>
+        <w:numPr>
+          <w:ilvl w:val="1"/>
+          <w:numId w:val="7"/>
+        </w:numPr>
+        <w:rPr>
+          <w:b/>
+          <w:bCs/>
+        </w:rPr>
+      </w:pPr>
+      <w:r>
+        <w:rPr>
+          <w:b/>
+          <w:bCs/>
+        </w:rPr>
+        <w:t>Use: @Valid, @Validated</w:t>
+      </w:r>
+    </w:p>
+    <w:p>
+      <w:pPr>
+        <w:pStyle w:val="ListParagraph"/>
+        <w:numPr>
+          <w:ilvl w:val="1"/>
+          <w:numId w:val="7"/>
+        </w:numPr>
+      </w:pPr>
+      <w:r>
+        <w:t>Input sanitization libraries</w:t>
+      </w:r>
+      <w:r>
+        <w:t xml:space="preserve"> (</w:t>
+      </w:r>
+      <w:r>
+        <w:t>F</w:t>
+      </w:r>
+      <w:r>
+        <w:t xml:space="preserve">or details : </w:t>
+      </w:r>
+      <w:r>
+        <w:t>Refer below notes )</w:t>
+      </w:r>
+    </w:p>
+    <w:p>
+      <w:pPr>
+        <w:pStyle w:val="ListParagraph"/>
+        <w:numPr>
+          <w:ilvl w:val="2"/>
+          <w:numId w:val="7"/>
+        </w:numPr>
+      </w:pPr>
+      <w:r>
+        <w:t>Difference:</w:t>
+      </w:r>
+    </w:p>
+    <w:p>
+      <w:pPr>
+        <w:pStyle w:val="ListParagraph"/>
+        <w:numPr>
+          <w:ilvl w:val="3"/>
+          <w:numId w:val="7"/>
+        </w:numPr>
+      </w:pPr>
+      <w:r>
+        <w:t>Validation → checks input format (@NotNull, @Size)</w:t>
+      </w:r>
+    </w:p>
+    <w:p>
+      <w:pPr>
+        <w:pStyle w:val="ListParagraph"/>
+        <w:numPr>
+          <w:ilvl w:val="3"/>
+          <w:numId w:val="7"/>
+        </w:numPr>
+      </w:pPr>
+      <w:r>
+        <w:t>Sanitization → modifies input to make it safe</w:t>
+      </w:r>
+      <w:r>
+        <w:t xml:space="preserve"> </w:t>
+      </w:r>
+    </w:p>
+    <w:p>
+      <w:pPr>
+        <w:pStyle w:val="ListParagraph"/>
+        <w:numPr>
+          <w:ilvl w:val="0"/>
+          <w:numId w:val="7"/>
+        </w:numPr>
+        <w:rPr>
+          <w:b/>
+          <w:bCs/>
+        </w:rPr>
+      </w:pPr>
+      <w:r>
+        <w:rPr>
+          <w:b/>
+          <w:bCs/>
+        </w:rPr>
+        <w:t>CSRF Protection</w:t>
+      </w:r>
+    </w:p>
+    <w:p>
+      <w:pPr>
+        <w:pStyle w:val="ListParagraph"/>
+        <w:numPr>
+          <w:ilvl w:val="2"/>
+          <w:numId w:val="7"/>
+        </w:numPr>
+      </w:pPr>
+      <w:r>
+        <w:t xml:space="preserve">Enabled by default in Spring Security (for web apps) </w:t>
+      </w:r>
+    </w:p>
+    <w:p>
+      <w:pPr>
+        <w:pStyle w:val="ListParagraph"/>
+        <w:numPr>
+          <w:ilvl w:val="2"/>
+          <w:numId w:val="7"/>
+        </w:numPr>
+      </w:pPr>
+      <w:r>
+        <w:t xml:space="preserve">Disable only for stateless APIs: </w:t>
+      </w:r>
+    </w:p>
+    <w:p>
+      <w:pPr>
+        <w:pStyle w:val="ListParagraph"/>
+        <w:numPr>
+          <w:ilvl w:val="3"/>
+          <w:numId w:val="7"/>
+        </w:numPr>
+      </w:pPr>
+      <w:proofErr w:type="spellStart"/>
+      <w:r>
+        <w:t>http.csrf</w:t>
+      </w:r>
+      <w:proofErr w:type="spellEnd"/>
+      <w:r>
+        <w:t>().disable();</w:t>
+      </w:r>
+    </w:p>
+    <w:p>
+      <w:pPr>
+        <w:pStyle w:val="ListParagraph"/>
+        <w:numPr>
+          <w:ilvl w:val="2"/>
+          <w:numId w:val="7"/>
+        </w:numPr>
+      </w:pPr>
+      <w:r>
+        <w:t xml:space="preserve">Mention </w:t>
+      </w:r>
+      <w:r>
+        <w:rPr>
+          <w:b/>
+          <w:bCs/>
+        </w:rPr>
+        <w:t>why</w:t>
+      </w:r>
+      <w:r>
+        <w:t xml:space="preserve"> (JWT-based stateless APIs)</w:t>
+      </w:r>
+    </w:p>
+    <w:p>
+      <w:pPr>
+        <w:pStyle w:val="ListParagraph"/>
+        <w:numPr>
+          <w:ilvl w:val="0"/>
+          <w:numId w:val="7"/>
+        </w:numPr>
+      </w:pPr>
+      <w:r>
+        <w:t xml:space="preserve"> </w:t>
+      </w:r>
+      <w:r>
+        <w:rPr>
+          <w:b/>
+          <w:bCs/>
+        </w:rPr>
+        <w:t>CORS Configuration</w:t>
+      </w:r>
+      <w:r>
+        <w:rPr>
+          <w:b/>
+          <w:bCs/>
+        </w:rPr>
+        <w:t xml:space="preserve"> : </w:t>
+      </w:r>
+      <w:r>
+        <w:rPr>
+          <w:b/>
+          <w:bCs/>
+        </w:rPr>
+        <w:t>Prevents unauthorized domains</w:t>
+      </w:r>
+      <w:r>
+        <w:t xml:space="preserve"> accessing APIs</w:t>
+      </w:r>
+    </w:p>
+    <w:p>
+      <w:pPr>
+        <w:pStyle w:val="ListParagraph"/>
+        <w:numPr>
+          <w:ilvl w:val="1"/>
+          <w:numId w:val="7"/>
+        </w:numPr>
+        <w:rPr>
+          <w:b/>
+          <w:bCs/>
+        </w:rPr>
+      </w:pPr>
+      <w:r>
+        <w:rPr>
+          <w:b/>
+          <w:bCs/>
+        </w:rPr>
+        <w:t>@CrossOrigin(origins = "https://trusted.com")</w:t>
+      </w:r>
+    </w:p>
+    <w:p>
+      <w:pPr>
+        <w:pStyle w:val="ListParagraph"/>
+        <w:numPr>
+          <w:ilvl w:val="0"/>
+          <w:numId w:val="7"/>
+        </w:numPr>
+        <w:rPr>
+          <w:b/>
+          <w:bCs/>
+        </w:rPr>
+      </w:pPr>
+      <w:r>
+        <w:rPr>
+          <w:b/>
+          <w:bCs/>
+        </w:rPr>
+        <w:t>Container / Deployment Security</w:t>
+      </w:r>
+      <w:r>
+        <w:rPr>
+          <w:b/>
+          <w:bCs/>
+        </w:rPr>
+        <w:t xml:space="preserve"> </w:t>
+      </w:r>
+      <w:r>
+        <w:t>If using Docker/K8s:</w:t>
+      </w:r>
+    </w:p>
+    <w:p>
+      <w:pPr>
+        <w:pStyle w:val="ListParagraph"/>
+        <w:numPr>
+          <w:ilvl w:val="2"/>
+          <w:numId w:val="7"/>
+        </w:numPr>
+      </w:pPr>
+      <w:r>
+        <w:t>Run as non-root user</w:t>
+      </w:r>
+    </w:p>
+    <w:p>
+      <w:pPr>
+        <w:pStyle w:val="ListParagraph"/>
+        <w:numPr>
+          <w:ilvl w:val="2"/>
+          <w:numId w:val="7"/>
+        </w:numPr>
+      </w:pPr>
+      <w:r>
+        <w:t>Use minimal base images</w:t>
+      </w:r>
+    </w:p>
+    <w:p>
+      <w:pPr>
+        <w:pStyle w:val="ListParagraph"/>
+        <w:numPr>
+          <w:ilvl w:val="2"/>
+          <w:numId w:val="7"/>
+        </w:numPr>
+      </w:pPr>
+      <w:r>
+        <w:t>Network policies</w:t>
+      </w:r>
+    </w:p>
+    <w:p>
+      <w:pPr>
+        <w:pStyle w:val="ListParagraph"/>
+        <w:numPr>
+          <w:ilvl w:val="0"/>
+          <w:numId w:val="7"/>
+        </w:numPr>
+        <w:rPr>
+          <w:b/>
+          <w:bCs/>
+        </w:rPr>
+      </w:pPr>
+      <w:r>
+        <w:rPr>
+          <w:b/>
+          <w:bCs/>
+        </w:rPr>
+        <w:t>Database Security</w:t>
+      </w:r>
+    </w:p>
+    <w:p>
+      <w:pPr>
+        <w:pStyle w:val="ListParagraph"/>
+        <w:numPr>
+          <w:ilvl w:val="2"/>
+          <w:numId w:val="7"/>
+        </w:numPr>
+      </w:pPr>
+      <w:r>
+        <w:t>Use parameterized queries (JPA does this)</w:t>
+      </w:r>
+    </w:p>
+    <w:p>
+      <w:pPr>
+        <w:pStyle w:val="ListParagraph"/>
+        <w:numPr>
+          <w:ilvl w:val="2"/>
+          <w:numId w:val="7"/>
+        </w:numPr>
+      </w:pPr>
+      <w:r>
+        <w:t>Encrypt sensitive data at rest</w:t>
+      </w:r>
+    </w:p>
+    <w:p>
+      <w:pPr>
+        <w:pStyle w:val="ListParagraph"/>
+        <w:numPr>
+          <w:ilvl w:val="2"/>
+          <w:numId w:val="7"/>
+        </w:numPr>
+      </w:pPr>
+      <w:r>
+        <w:t>Least privilege DB users</w:t>
+      </w:r>
+    </w:p>
+    <w:p>
+      <w:pPr>
+        <w:pStyle w:val="ListParagraph"/>
+        <w:numPr>
+          <w:ilvl w:val="0"/>
+          <w:numId w:val="7"/>
+        </w:numPr>
+        <w:rPr>
+          <w:b/>
+          <w:bCs/>
+        </w:rPr>
+      </w:pPr>
+      <w:r>
+        <w:rPr>
+          <w:b/>
+          <w:bCs/>
+        </w:rPr>
+        <w:t>Dependency &amp; Vulnerability Management</w:t>
+      </w:r>
+    </w:p>
+    <w:p>
+      <w:pPr>
+        <w:pStyle w:val="ListParagraph"/>
+        <w:ind w:left="360" w:firstLine="360"/>
+      </w:pPr>
+      <w:r>
+        <w:t>Use tools:</w:t>
+      </w:r>
+      <w:r>
+        <w:t xml:space="preserve"> </w:t>
+      </w:r>
+      <w:r>
+        <w:t>Prevent known vulnerabilities</w:t>
+      </w:r>
+    </w:p>
+    <w:p>
+      <w:pPr>
+        <w:pStyle w:val="ListParagraph"/>
+        <w:numPr>
+          <w:ilvl w:val="2"/>
+          <w:numId w:val="7"/>
+        </w:numPr>
+      </w:pPr>
+      <w:r>
+        <w:t>OWASP Dependency Check</w:t>
+      </w:r>
+    </w:p>
+    <w:p>
+      <w:pPr>
+        <w:pStyle w:val="ListParagraph"/>
+        <w:numPr>
+          <w:ilvl w:val="2"/>
+          <w:numId w:val="7"/>
+        </w:numPr>
+      </w:pPr>
+      <w:proofErr w:type="spellStart"/>
+      <w:r>
+        <w:t>Snyk</w:t>
+      </w:r>
+      <w:proofErr w:type="spellEnd"/>
+    </w:p>
+    <w:p>
+      <w:pPr>
+        <w:pStyle w:val="ListParagraph"/>
+        <w:numPr>
+          <w:ilvl w:val="0"/>
+          <w:numId w:val="7"/>
+        </w:numPr>
+      </w:pPr>
+      <w:r>
+        <w:rPr>
+          <w:b/>
+          <w:bCs/>
+        </w:rPr>
+        <w:t>Rate Limiting &amp; Throttling</w:t>
+      </w:r>
+      <w:r>
+        <w:t xml:space="preserve"> : </w:t>
+      </w:r>
+    </w:p>
+    <w:p>
+      <w:pPr>
+        <w:pStyle w:val="ListParagraph"/>
+        <w:numPr>
+          <w:ilvl w:val="1"/>
+          <w:numId w:val="7"/>
+        </w:numPr>
+      </w:pPr>
+      <w:r>
+        <w:t>Protect against:</w:t>
+      </w:r>
+      <w:r>
+        <w:t xml:space="preserve">                                          </w:t>
+      </w:r>
+      <w:r>
+        <w:tab/>
+      </w:r>
+      <w:r>
+        <w:t xml:space="preserve"> Tools : </w:t>
+      </w:r>
+    </w:p>
+    <w:p>
+      <w:pPr>
+        <w:pStyle w:val="ListParagraph"/>
+        <w:numPr>
+          <w:ilvl w:val="2"/>
+          <w:numId w:val="7"/>
+        </w:numPr>
+      </w:pPr>
+      <w:r>
+        <w:t>DDoS</w:t>
+      </w:r>
+      <w:r>
+        <w:tab/>
+      </w:r>
+      <w:r>
+        <w:tab/>
+      </w:r>
+      <w:r>
+        <w:tab/>
+      </w:r>
+      <w:r>
+        <w:tab/>
+      </w:r>
+      <w:r>
+        <w:tab/>
+        <w:t>Bucket4J</w:t>
+      </w:r>
+    </w:p>
+    <w:p>
+      <w:pPr>
+        <w:pStyle w:val="ListParagraph"/>
+        <w:numPr>
+          <w:ilvl w:val="2"/>
+          <w:numId w:val="7"/>
+        </w:numPr>
+      </w:pPr>
+      <w:r>
+        <w:t>Abuse</w:t>
+      </w:r>
+      <w:r>
+        <w:tab/>
+      </w:r>
+      <w:r>
+        <w:tab/>
+      </w:r>
+      <w:r>
+        <w:tab/>
+      </w:r>
+      <w:r>
+        <w:tab/>
+      </w:r>
+      <w:r>
+        <w:tab/>
+        <w:t>API Gateway</w:t>
+      </w:r>
+    </w:p>
+    <w:p>
+      <w:pPr>
+        <w:pStyle w:val="ListParagraph"/>
+        <w:ind w:left="360"/>
+      </w:pPr>
+    </w:p>
+    <w:p>
+      <w:pPr>
+        <w:pStyle w:val="ListParagraph"/>
+        <w:ind w:left="360"/>
+      </w:pPr>
+      <w:r>
+        <w:rPr>
+          <w:b/>
+          <w:bCs/>
+        </w:rPr>
+        <w:t>R</w:t>
+      </w:r>
+      <w:r>
+        <w:rPr>
+          <w:b/>
+          <w:bCs/>
+        </w:rPr>
+        <w:t xml:space="preserve">esilience4j </w:t>
+      </w:r>
+      <w:r>
+        <w:t xml:space="preserve">provides a </w:t>
+      </w:r>
+      <w:proofErr w:type="spellStart"/>
+      <w:r>
+        <w:t>RateLimiter</w:t>
+      </w:r>
+      <w:proofErr w:type="spellEnd"/>
+      <w:r>
+        <w:t xml:space="preserve"> module which can be used for throttling requests at the application level. However, it is typically used for controlling outgoing or internal calls, while tools like Bucket4j or API Gateways are more suitable for distributed and edge-level rate limiting.</w:t>
+      </w:r>
+    </w:p>
+    <w:p>
+      <w:pPr>
+        <w:pStyle w:val="ListParagraph"/>
+        <w:ind w:left="360"/>
+      </w:pPr>
+    </w:p>
+    <w:p>
+      <w:pPr>
+        <w:pStyle w:val="ListParagraph"/>
+        <w:numPr>
+          <w:ilvl w:val="0"/>
+          <w:numId w:val="13"/>
+        </w:numPr>
+      </w:pPr>
+      <w:r>
+        <w:rPr>
+          <w:b/>
+          <w:bCs/>
+        </w:rPr>
+        <w:t>Loggi</w:t>
+      </w:r>
+      <w:r>
+        <w:rPr>
+          <w:b/>
+          <w:bCs/>
+        </w:rPr>
+        <w:t>ng &amp; Monitoring Security</w:t>
+      </w:r>
+      <w:r>
+        <w:t xml:space="preserve">  - </w:t>
+      </w:r>
+      <w:r>
+        <w:t>Avoid logging:</w:t>
+      </w:r>
+      <w:r>
+        <w:t xml:space="preserve"> </w:t>
+      </w:r>
+      <w:r>
+        <w:t>Passwords</w:t>
+      </w:r>
+      <w:r>
+        <w:t xml:space="preserve"> , </w:t>
+      </w:r>
+      <w:r>
+        <w:t>Tokens</w:t>
+      </w:r>
+      <w:r>
+        <w:t xml:space="preserve"> , </w:t>
+      </w:r>
+      <w:r>
+        <w:t>PII data</w:t>
+      </w:r>
+    </w:p>
+    <w:p>
+      <w:pPr>
+        <w:pStyle w:val="ListParagraph"/>
+        <w:ind w:left="360"/>
+      </w:pPr>
+      <w:r>
+        <w:t>Mask sensitive data:</w:t>
+      </w:r>
+      <w:r>
+        <w:t xml:space="preserve">   </w:t>
+      </w:r>
+      <w:r>
+        <w:t>****1234</w:t>
+      </w:r>
+    </w:p>
+    <w:p>
+      <w:pPr>
+        <w:pStyle w:val="ListParagraph"/>
+        <w:numPr>
+          <w:ilvl w:val="0"/>
+          <w:numId w:val="6"/>
+        </w:numPr>
+      </w:pPr>
+      <w:r>
+        <w:lastRenderedPageBreak/>
+        <w:t xml:space="preserve">What are </w:t>
+      </w:r>
+      <w:r>
+        <w:t>Input Sanitization Libraries?</w:t>
+      </w:r>
+    </w:p>
+    <w:p>
+      <w:r>
+        <w:t>They clean or neutralize user input to prevent:</w:t>
+      </w:r>
+    </w:p>
+    <w:p>
+      <w:pPr>
+        <w:pStyle w:val="ListParagraph"/>
+        <w:numPr>
+          <w:ilvl w:val="0"/>
+          <w:numId w:val="14"/>
+        </w:numPr>
+        <w:sectPr>
+          <w:type w:val="continuous"/>
+          <w:pgSz w:w="12240" w:h="15840"/>
+          <w:pgMar w:top="1440" w:right="1440" w:bottom="1440" w:left="1440" w:header="720" w:footer="720" w:gutter="0"/>
+          <w:cols w:space="720"/>
+          <w:docGrid w:linePitch="360"/>
+        </w:sectPr>
+      </w:pPr>
+    </w:p>
+    <w:p>
+      <w:pPr>
+        <w:pStyle w:val="ListParagraph"/>
+        <w:numPr>
+          <w:ilvl w:val="0"/>
+          <w:numId w:val="14"/>
+        </w:numPr>
+      </w:pPr>
+      <w:r>
+        <w:t>XSS (Cross-Site Scripting)</w:t>
+      </w:r>
+    </w:p>
+    <w:p>
+      <w:pPr>
+        <w:pStyle w:val="ListParagraph"/>
+        <w:numPr>
+          <w:ilvl w:val="0"/>
+          <w:numId w:val="14"/>
+        </w:numPr>
+      </w:pPr>
+      <w:r>
+        <w:t>HTML/JS injection</w:t>
+      </w:r>
+    </w:p>
+    <w:p>
+      <w:pPr>
+        <w:pStyle w:val="ListParagraph"/>
+        <w:numPr>
+          <w:ilvl w:val="0"/>
+          <w:numId w:val="14"/>
+        </w:numPr>
+      </w:pPr>
+      <w:r>
+        <w:t>Malicious payloads</w:t>
+      </w:r>
+    </w:p>
+    <w:p>
+      <w:pPr>
+        <w:sectPr>
+          <w:type w:val="continuous"/>
+          <w:pgSz w:w="12240" w:h="15840"/>
+          <w:pgMar w:top="1440" w:right="1440" w:bottom="1440" w:left="1440" w:header="720" w:footer="720" w:gutter="0"/>
+          <w:cols w:num="3" w:space="720"/>
+          <w:docGrid w:linePitch="360"/>
+        </w:sectPr>
+      </w:pPr>
+    </w:p>
+    <w:p>
+      <w:r>
+        <w:t>Ways :</w:t>
+      </w:r>
+    </w:p>
+    <w:p>
+      <w:r>
+        <w:t>1.OWASP Java HTML Sanitizer (Most Recommended ) : Maintained by OWASP</w:t>
+      </w:r>
+    </w:p>
+    <w:p>
+      <w:r>
+        <w:rPr>
+          <w:rFonts w:ascii="Segoe UI Symbol" w:hAnsi="Segoe UI Symbol" w:cs="Segoe UI Symbol"/>
+        </w:rPr>
+        <w:t>✔</w:t>
+      </w:r>
+      <w:r>
+        <w:t xml:space="preserve"> Features:</w:t>
+      </w:r>
+    </w:p>
+    <w:p>
+      <w:pPr>
+        <w:pStyle w:val="ListParagraph"/>
+        <w:numPr>
+          <w:ilvl w:val="1"/>
+          <w:numId w:val="15"/>
+        </w:numPr>
+      </w:pPr>
+      <w:r>
+        <w:t>Whitelist-based sanitization</w:t>
+      </w:r>
+    </w:p>
+    <w:p>
+      <w:pPr>
+        <w:pStyle w:val="ListParagraph"/>
+        <w:numPr>
+          <w:ilvl w:val="1"/>
+          <w:numId w:val="15"/>
+        </w:numPr>
+      </w:pPr>
+      <w:r>
+        <w:t>Highly secure &amp; widely used</w:t>
+      </w:r>
+    </w:p>
+    <w:p>
+      <w:pPr>
+        <w:pStyle w:val="ListParagraph"/>
+        <w:numPr>
+          <w:ilvl w:val="1"/>
+          <w:numId w:val="15"/>
+        </w:numPr>
+      </w:pPr>
+      <w:r>
+        <w:t>Prevents XSS effectively</w:t>
+      </w:r>
+    </w:p>
+    <w:p>
+      <w:pPr>
+        <w:pStyle w:val="ListParagraph"/>
+      </w:pPr>
+      <w:r>
+        <w:drawing>
+          <wp:inline distT="0" distB="0" distL="0" distR="0" wp14:anchorId="709B1525" wp14:editId="0AF9577C">
+            <wp:extent cx="4636008" cy="1385354"/>
+            <wp:effectExtent l="0" t="0" r="0" b="5715"/>
+            <wp:docPr id="372342623" name="Picture 1"/>
+            <wp:cNvGraphicFramePr>
+              <a:graphicFrameLocks xmlns:a="http://schemas.openxmlformats.org/drawingml/2006/main" noChangeAspect="1"/>
+            </wp:cNvGraphicFramePr>
+            <a:graphic xmlns:a="http://schemas.openxmlformats.org/drawingml/2006/main">
+              <a:graphicData uri="http://schemas.openxmlformats.org/drawingml/2006/picture">
+                <pic:pic xmlns:pic="http://schemas.openxmlformats.org/drawingml/2006/picture">
+                  <pic:nvPicPr>
+                    <pic:cNvPr id="372342623" name=""/>
+                    <pic:cNvPicPr/>
+                  </pic:nvPicPr>
+                  <pic:blipFill>
+                    <a:blip r:embed="rId7"/>
+                    <a:stretch>
+                      <a:fillRect/>
+                    </a:stretch>
+                  </pic:blipFill>
+                  <pic:spPr>
+                    <a:xfrm>
+                      <a:off x="0" y="0"/>
+                      <a:ext cx="4642693" cy="1387352"/>
+                    </a:xfrm>
+                    <a:prstGeom prst="rect">
+                      <a:avLst/>
+                    </a:prstGeom>
+                  </pic:spPr>
+                </pic:pic>
+              </a:graphicData>
+            </a:graphic>
+          </wp:inline>
+        </w:drawing>
+      </w:r>
+    </w:p>
+    <w:p>
+      <w:r>
+        <w:t xml:space="preserve">2. </w:t>
+      </w:r>
+      <w:proofErr w:type="spellStart"/>
+      <w:r>
+        <w:t>Jsoup</w:t>
+      </w:r>
+      <w:proofErr w:type="spellEnd"/>
+      <w:r>
+        <w:t xml:space="preserve"> (Very Popular &amp; Easy)</w:t>
+      </w:r>
+    </w:p>
+    <w:p>
+      <w:r>
+        <w:rPr>
+          <w:rFonts w:ascii="Segoe UI Symbol" w:hAnsi="Segoe UI Symbol" w:cs="Segoe UI Symbol"/>
+        </w:rPr>
+        <w:t>✔</w:t>
+      </w:r>
+      <w:r>
+        <w:t xml:space="preserve"> Features:</w:t>
+      </w:r>
+    </w:p>
+    <w:p>
+      <w:pPr>
+        <w:pStyle w:val="ListParagraph"/>
+        <w:numPr>
+          <w:ilvl w:val="1"/>
+          <w:numId w:val="16"/>
+        </w:numPr>
+      </w:pPr>
+      <w:r>
+        <w:t>HTML parser + sanitizer</w:t>
+      </w:r>
+    </w:p>
+    <w:p>
+      <w:pPr>
+        <w:pStyle w:val="ListParagraph"/>
+        <w:numPr>
+          <w:ilvl w:val="1"/>
+          <w:numId w:val="16"/>
+        </w:numPr>
+      </w:pPr>
+      <w:r>
+        <w:t>Simple API</w:t>
+      </w:r>
+    </w:p>
+    <w:p>
+      <w:pPr>
+        <w:pStyle w:val="ListParagraph"/>
+        <w:numPr>
+          <w:ilvl w:val="1"/>
+          <w:numId w:val="16"/>
+        </w:numPr>
+      </w:pPr>
+      <w:r>
+        <w:t>Good for basic use cases</w:t>
+      </w:r>
+    </w:p>
+    <w:p>
+      <w:pPr>
+        <w:pStyle w:val="ListParagraph"/>
+        <w:ind w:left="360"/>
+      </w:pPr>
+    </w:p>
+    <w:p>
+      <w:pPr>
+        <w:pStyle w:val="ListParagraph"/>
+        <w:ind w:left="360"/>
+      </w:pPr>
+      <w:r>
+        <w:drawing>
+          <wp:inline distT="0" distB="0" distL="0" distR="0" wp14:anchorId="4318FC9B" wp14:editId="47AD3DA2">
+            <wp:extent cx="4672584" cy="1110737"/>
+            <wp:effectExtent l="0" t="0" r="0" b="0"/>
+            <wp:docPr id="1141435686" name="Picture 1"/>
+            <wp:cNvGraphicFramePr>
+              <a:graphicFrameLocks xmlns:a="http://schemas.openxmlformats.org/drawingml/2006/main" noChangeAspect="1"/>
+            </wp:cNvGraphicFramePr>
+            <a:graphic xmlns:a="http://schemas.openxmlformats.org/drawingml/2006/main">
+              <a:graphicData uri="http://schemas.openxmlformats.org/drawingml/2006/picture">
+                <pic:pic xmlns:pic="http://schemas.openxmlformats.org/drawingml/2006/picture">
+                  <pic:nvPicPr>
+                    <pic:cNvPr id="1141435686" name=""/>
+                    <pic:cNvPicPr/>
+                  </pic:nvPicPr>
+                  <pic:blipFill>
+                    <a:blip r:embed="rId8"/>
+                    <a:stretch>
+                      <a:fillRect/>
+                    </a:stretch>
+                  </pic:blipFill>
+                  <pic:spPr>
+                    <a:xfrm>
+                      <a:off x="0" y="0"/>
+                      <a:ext cx="4676333" cy="1111628"/>
+                    </a:xfrm>
+                    <a:prstGeom prst="rect">
+                      <a:avLst/>
+                    </a:prstGeom>
+                  </pic:spPr>
+                </pic:pic>
+              </a:graphicData>
+            </a:graphic>
+          </wp:inline>
+        </w:drawing>
+      </w:r>
+    </w:p>
+    <w:p>
+      <w:pPr>
+        <w:pStyle w:val="ListParagraph"/>
+        <w:ind w:left="360"/>
+      </w:pPr>
+    </w:p>
+    <w:p>
+      <w:pPr>
+        <w:pStyle w:val="ListParagraph"/>
+        <w:ind w:left="360"/>
+      </w:pPr>
+      <w:r>
+        <w:t>Implementation :</w:t>
+      </w:r>
+    </w:p>
+    <w:p>
+      <w:pPr>
+        <w:pStyle w:val="ListParagraph"/>
+        <w:ind w:left="360"/>
+      </w:pPr>
+      <w:r>
+        <w:lastRenderedPageBreak/>
+        <w:drawing>
+          <wp:inline distT="0" distB="0" distL="0" distR="0" wp14:anchorId="7EE6F413" wp14:editId="1F49B9CB">
+            <wp:extent cx="5943600" cy="3851275"/>
+            <wp:effectExtent l="0" t="0" r="0" b="0"/>
+            <wp:docPr id="873482492" name="Picture 1"/>
+            <wp:cNvGraphicFramePr>
+              <a:graphicFrameLocks xmlns:a="http://schemas.openxmlformats.org/drawingml/2006/main" noChangeAspect="1"/>
+            </wp:cNvGraphicFramePr>
+            <a:graphic xmlns:a="http://schemas.openxmlformats.org/drawingml/2006/main">
+              <a:graphicData uri="http://schemas.openxmlformats.org/drawingml/2006/picture">
+                <pic:pic xmlns:pic="http://schemas.openxmlformats.org/drawingml/2006/picture">
+                  <pic:nvPicPr>
+                    <pic:cNvPr id="873482492" name=""/>
+                    <pic:cNvPicPr/>
+                  </pic:nvPicPr>
+                  <pic:blipFill>
+                    <a:blip r:embed="rId9"/>
+                    <a:stretch>
+                      <a:fillRect/>
+                    </a:stretch>
+                  </pic:blipFill>
+                  <pic:spPr>
+                    <a:xfrm>
+                      <a:off x="0" y="0"/>
+                      <a:ext cx="5943600" cy="3851275"/>
+                    </a:xfrm>
+                    <a:prstGeom prst="rect">
+                      <a:avLst/>
+                    </a:prstGeom>
+                  </pic:spPr>
+                </pic:pic>
+              </a:graphicData>
+            </a:graphic>
+          </wp:inline>
+        </w:drawing>
+      </w:r>
+    </w:p>
+    <w:p>
+      <w:pPr>
+        <w:pStyle w:val="ListParagraph"/>
+        <w:ind w:left="360"/>
+      </w:pPr>
+    </w:p>
+    <w:p>
+      <w:pPr>
+        <w:pStyle w:val="ListParagraph"/>
+        <w:numPr>
+          <w:ilvl w:val="0"/>
+          <w:numId w:val="6"/>
+        </w:numPr>
+      </w:pPr>
+      <w:r>
+        <w:t>What are common memory leaks or performance issues in Spring Boot applications and how do you diagnose them?</w:t>
+      </w:r>
+    </w:p>
+    <w:p>
+      <w:r>
+        <w:t xml:space="preserve">Common memory leaks and performance issues in applications usually arise from </w:t>
+      </w:r>
+    </w:p>
+    <w:p>
+      <w:pPr>
+        <w:pStyle w:val="ListParagraph"/>
+        <w:numPr>
+          <w:ilvl w:val="0"/>
+          <w:numId w:val="17"/>
+        </w:numPr>
+      </w:pPr>
+      <w:r>
+        <w:t xml:space="preserve">improper bean management, </w:t>
+      </w:r>
+    </w:p>
+    <w:p>
+      <w:pPr>
+        <w:pStyle w:val="ListParagraph"/>
+        <w:numPr>
+          <w:ilvl w:val="0"/>
+          <w:numId w:val="17"/>
+        </w:numPr>
+      </w:pPr>
+      <w:r>
+        <w:t xml:space="preserve">resource handling and </w:t>
+      </w:r>
+    </w:p>
+    <w:p>
+      <w:pPr>
+        <w:pStyle w:val="ListParagraph"/>
+        <w:numPr>
+          <w:ilvl w:val="0"/>
+          <w:numId w:val="17"/>
+        </w:numPr>
+      </w:pPr>
+      <w:r>
+        <w:t xml:space="preserve">JVM misconfiguration. </w:t>
+      </w:r>
+    </w:p>
+    <w:p>
+      <w:r>
+        <w:t>These occur mostly in long-running production systems. Here are some of the common memory leaks and performance issues:</w:t>
+      </w:r>
+    </w:p>
+    <w:p>
+      <w:pPr>
+        <w:pStyle w:val="ListParagraph"/>
+        <w:numPr>
+          <w:ilvl w:val="0"/>
+          <w:numId w:val="18"/>
+        </w:numPr>
+      </w:pPr>
+      <w:r>
+        <w:t xml:space="preserve">Unclosed resources such as </w:t>
+      </w:r>
+      <w:r>
+        <w:rPr>
+          <w:b/>
+          <w:bCs/>
+        </w:rPr>
+        <w:t>database connections, streams</w:t>
+      </w:r>
+      <w:r>
+        <w:t>, threads or HTTP clients.</w:t>
+      </w:r>
+    </w:p>
+    <w:p>
+      <w:pPr>
+        <w:pStyle w:val="ListParagraph"/>
+        <w:numPr>
+          <w:ilvl w:val="0"/>
+          <w:numId w:val="18"/>
+        </w:numPr>
+      </w:pPr>
+      <w:r>
+        <w:t xml:space="preserve">Improper </w:t>
+      </w:r>
+      <w:r>
+        <w:rPr>
+          <w:b/>
+          <w:bCs/>
+        </w:rPr>
+        <w:t>caching</w:t>
+      </w:r>
+      <w:r>
+        <w:t xml:space="preserve"> (unbounded caches, static maps or large in-memory objects).</w:t>
+      </w:r>
+    </w:p>
+    <w:p>
+      <w:pPr>
+        <w:pStyle w:val="ListParagraph"/>
+        <w:numPr>
+          <w:ilvl w:val="0"/>
+          <w:numId w:val="18"/>
+        </w:numPr>
+      </w:pPr>
+      <w:r>
+        <w:rPr>
+          <w:b/>
+          <w:bCs/>
+        </w:rPr>
+        <w:t>Thread leaks</w:t>
+      </w:r>
+      <w:r>
+        <w:t xml:space="preserve"> caused by unmanaged executors or </w:t>
+      </w:r>
+      <w:r>
+        <w:rPr>
+          <w:b/>
+          <w:bCs/>
+        </w:rPr>
+        <w:t>@Async misuse</w:t>
+      </w:r>
+      <w:r>
+        <w:t>.</w:t>
+      </w:r>
+    </w:p>
+    <w:p>
+      <w:pPr>
+        <w:pStyle w:val="ListParagraph"/>
+        <w:numPr>
+          <w:ilvl w:val="0"/>
+          <w:numId w:val="18"/>
+        </w:numPr>
+      </w:pPr>
+      <w:r>
+        <w:t xml:space="preserve">Hibernate session or entity </w:t>
+      </w:r>
+      <w:r>
+        <w:rPr>
+          <w:b/>
+          <w:bCs/>
+        </w:rPr>
+        <w:t>retention</w:t>
+      </w:r>
+      <w:r>
+        <w:t>, leading to excessive memory usage.</w:t>
+      </w:r>
+    </w:p>
+    <w:p>
+      <w:pPr>
+        <w:pStyle w:val="ListParagraph"/>
+        <w:numPr>
+          <w:ilvl w:val="0"/>
+          <w:numId w:val="18"/>
+        </w:numPr>
+      </w:pPr>
+      <w:r>
+        <w:t>Excessive bean creation due to incorrect scopes or prototype misuse.</w:t>
+      </w:r>
+    </w:p>
+    <w:p>
+      <w:pPr>
+        <w:pStyle w:val="ListParagraph"/>
+        <w:numPr>
+          <w:ilvl w:val="0"/>
+          <w:numId w:val="18"/>
+        </w:numPr>
+      </w:pPr>
+      <w:r>
+        <w:t>Large object graphs created during startup or request processing.</w:t>
+      </w:r>
+    </w:p>
+    <w:p>
+      <w:pPr>
+        <w:pStyle w:val="ListParagraph"/>
+        <w:numPr>
+          <w:ilvl w:val="0"/>
+          <w:numId w:val="18"/>
+        </w:numPr>
+      </w:pPr>
+      <w:r>
+        <w:t>Blocking calls in reactive or high-throughput environments.</w:t>
+      </w:r>
+    </w:p>
+    <w:p>
+      <w:r>
+        <w:lastRenderedPageBreak/>
+        <w:t>Diagnosing them includes:</w:t>
+      </w:r>
+    </w:p>
+    <w:p>
+      <w:pPr>
+        <w:pStyle w:val="ListParagraph"/>
+        <w:numPr>
+          <w:ilvl w:val="0"/>
+          <w:numId w:val="19"/>
+        </w:numPr>
+      </w:pPr>
+      <w:r>
+        <w:rPr>
+          <w:b/>
+          <w:bCs/>
+        </w:rPr>
+        <w:t>Monitoring</w:t>
+      </w:r>
+      <w:r>
+        <w:t xml:space="preserve"> JVM memory and GC behavior using </w:t>
+      </w:r>
+      <w:r>
+        <w:rPr>
+          <w:b/>
+          <w:bCs/>
+        </w:rPr>
+        <w:t>metrics and GC logs</w:t>
+      </w:r>
+      <w:r>
+        <w:t>.</w:t>
+      </w:r>
+    </w:p>
+    <w:p>
+      <w:pPr>
+        <w:pStyle w:val="ListParagraph"/>
+        <w:numPr>
+          <w:ilvl w:val="0"/>
+          <w:numId w:val="19"/>
+        </w:numPr>
+      </w:pPr>
+      <w:r>
+        <w:t xml:space="preserve">Analyzing </w:t>
+      </w:r>
+      <w:r>
+        <w:rPr>
+          <w:b/>
+          <w:bCs/>
+        </w:rPr>
+        <w:t>heap dumps</w:t>
+      </w:r>
+      <w:r>
+        <w:t xml:space="preserve"> to identify retained objects and memory growth.</w:t>
+      </w:r>
+    </w:p>
+    <w:p>
+      <w:pPr>
+        <w:pStyle w:val="ListParagraph"/>
+        <w:numPr>
+          <w:ilvl w:val="0"/>
+          <w:numId w:val="19"/>
+        </w:numPr>
+      </w:pPr>
+      <w:r>
+        <w:t xml:space="preserve">Capturing </w:t>
+      </w:r>
+      <w:r>
+        <w:rPr>
+          <w:b/>
+          <w:bCs/>
+        </w:rPr>
+        <w:t>thread dumps</w:t>
+      </w:r>
+      <w:r>
+        <w:t xml:space="preserve"> to detect deadlocks, blocked threads or leaks.</w:t>
+      </w:r>
+    </w:p>
+    <w:p>
+      <w:pPr>
+        <w:pStyle w:val="ListParagraph"/>
+        <w:numPr>
+          <w:ilvl w:val="0"/>
+          <w:numId w:val="19"/>
+        </w:numPr>
+      </w:pPr>
+      <w:r>
+        <w:t>Using Actuator metrics to track memory, CPU, threads and GC activity.</w:t>
+      </w:r>
+    </w:p>
+    <w:p>
+      <w:pPr>
+        <w:pStyle w:val="ListParagraph"/>
+        <w:numPr>
+          <w:ilvl w:val="0"/>
+          <w:numId w:val="19"/>
+        </w:numPr>
+        <w:rPr>
+          <w:color w:val="EE0000"/>
+        </w:rPr>
+      </w:pPr>
+      <w:r>
+        <w:rPr>
+          <w:b/>
+          <w:bCs/>
+          <w:color w:val="EE0000"/>
+        </w:rPr>
+        <w:t>Profiling</w:t>
+      </w:r>
+      <w:r>
+        <w:rPr>
+          <w:color w:val="EE0000"/>
+        </w:rPr>
+        <w:t xml:space="preserve"> the application to find slow methods and excessive allocations.</w:t>
+      </w:r>
+    </w:p>
+    <w:p>
+      <w:pPr>
+        <w:pStyle w:val="ListParagraph"/>
+        <w:numPr>
+          <w:ilvl w:val="0"/>
+          <w:numId w:val="19"/>
+        </w:numPr>
+        <w:rPr>
+          <w:color w:val="EE0000"/>
+        </w:rPr>
+      </w:pPr>
+      <w:r>
+        <w:rPr>
+          <w:color w:val="EE0000"/>
+        </w:rPr>
+        <w:t>Enabling slow query logging to identify database bottlenecks.</w:t>
+      </w:r>
+    </w:p>
+    <w:p>
+      <w:pPr>
+        <w:pStyle w:val="ListParagraph"/>
+        <w:numPr>
+          <w:ilvl w:val="0"/>
+          <w:numId w:val="19"/>
+        </w:numPr>
+      </w:pPr>
+      <w:r>
+        <w:t>Correlating logs and metrics to isolate performance degradation patterns.</w:t>
+      </w:r>
+    </w:p>
+    <w:p>
+      <w:pPr>
+        <w:rPr>
+          <w:b/>
+          <w:bCs/>
+        </w:rPr>
+      </w:pPr>
+      <w:r>
+        <w:t xml:space="preserve">6. </w:t>
+      </w:r>
+      <w:r>
+        <w:rPr>
+          <w:b/>
+          <w:bCs/>
+        </w:rPr>
+        <w:t>How would you create a paginated REST API using Spring Boot?</w:t>
+      </w:r>
+    </w:p>
+    <w:p>
+      <w:r>
+        <w:t xml:space="preserve">To create a paginated API, I use Spring Data JPA’s Pageable interface. The controller method accepts page and size parameters, and the repository extends </w:t>
+      </w:r>
+      <w:proofErr w:type="spellStart"/>
+      <w:r>
+        <w:t>JpaRepository</w:t>
+      </w:r>
+      <w:proofErr w:type="spellEnd"/>
+      <w:r>
+        <w:t>. This automatically enables pagination support. The response includes content, total pages and total elements. Pagination improves performance and handles large datasets efficiently.</w:t>
+      </w:r>
+    </w:p>
+    <w:p>
+      <w:r>
+        <w:t xml:space="preserve">Request : </w:t>
+      </w:r>
+    </w:p>
+    <w:p>
+      <w:pPr>
+        <w:ind w:firstLine="720"/>
+      </w:pPr>
+      <w:r>
+        <w:t>GET /</w:t>
+      </w:r>
+      <w:proofErr w:type="spellStart"/>
+      <w:r>
+        <w:t>users?page</w:t>
+      </w:r>
+      <w:proofErr w:type="spellEnd"/>
+      <w:r>
+        <w:t>=0&amp;size=5&amp;sort=</w:t>
+      </w:r>
+      <w:proofErr w:type="spellStart"/>
+      <w:r>
+        <w:t>name,asc</w:t>
+      </w:r>
+      <w:proofErr w:type="spellEnd"/>
+    </w:p>
+    <w:p>
+      <w:r>
+        <w:t xml:space="preserve">Response : </w:t>
+      </w:r>
+      <w:r>
+        <w:t xml:space="preserve">    </w:t>
+      </w:r>
+    </w:p>
+    <w:p>
+      <w:r>
+        <w:drawing>
+          <wp:inline distT="0" distB="0" distL="0" distR="0" wp14:anchorId="1248017E" wp14:editId="6F6DEB34">
+            <wp:extent cx="2255715" cy="1623201"/>
+            <wp:effectExtent l="0" t="0" r="0" b="0"/>
+            <wp:docPr id="343620065" name="Picture 1"/>
+            <wp:cNvGraphicFramePr>
+              <a:graphicFrameLocks xmlns:a="http://schemas.openxmlformats.org/drawingml/2006/main" noChangeAspect="1"/>
+            </wp:cNvGraphicFramePr>
+            <a:graphic xmlns:a="http://schemas.openxmlformats.org/drawingml/2006/main">
+              <a:graphicData uri="http://schemas.openxmlformats.org/drawingml/2006/picture">
+                <pic:pic xmlns:pic="http://schemas.openxmlformats.org/drawingml/2006/picture">
+                  <pic:nvPicPr>
+                    <pic:cNvPr id="343620065" name=""/>
+                    <pic:cNvPicPr/>
+                  </pic:nvPicPr>
+                  <pic:blipFill>
+                    <a:blip r:embed="rId10"/>
+                    <a:stretch>
+                      <a:fillRect/>
+                    </a:stretch>
+                  </pic:blipFill>
+                  <pic:spPr>
+                    <a:xfrm>
+                      <a:off x="0" y="0"/>
+                      <a:ext cx="2255715" cy="1623201"/>
+                    </a:xfrm>
+                    <a:prstGeom prst="rect">
+                      <a:avLst/>
+                    </a:prstGeom>
+                  </pic:spPr>
+                </pic:pic>
+              </a:graphicData>
+            </a:graphic>
+          </wp:inline>
+        </w:drawing>
+      </w:r>
+    </w:p>
+    <w:p/>
+    <w:p>
+      <w:r>
+        <w:t xml:space="preserve">Implementation: </w:t>
+      </w:r>
+    </w:p>
+    <w:p>
+      <w:r>
+        <w:t xml:space="preserve">public interface </w:t>
+      </w:r>
+      <w:proofErr w:type="spellStart"/>
+      <w:r>
+        <w:t>UserRepository</w:t>
+      </w:r>
+      <w:proofErr w:type="spellEnd"/>
+      <w:r>
+        <w:t xml:space="preserve"> extends </w:t>
+      </w:r>
+      <w:proofErr w:type="spellStart"/>
+      <w:r>
+        <w:t>JpaRepository</w:t>
+      </w:r>
+      <w:proofErr w:type="spellEnd"/>
+      <w:r>
+        <w:t>&lt;User, Long&gt; {</w:t>
+      </w:r>
+    </w:p>
+    <w:p>
+      <w:pPr>
+        <w:ind w:firstLine="720"/>
+      </w:pPr>
+      <w:r>
+        <w:t xml:space="preserve">Page&lt;User&gt; </w:t>
+      </w:r>
+      <w:proofErr w:type="spellStart"/>
+      <w:r>
+        <w:t>findAll</w:t>
+      </w:r>
+      <w:proofErr w:type="spellEnd"/>
+      <w:r>
+        <w:t>(Pageable pageable);</w:t>
+      </w:r>
+      <w:r>
+        <w:br/>
+        <w:t>}</w:t>
+      </w:r>
+    </w:p>
+    <w:p>
+      <w:pPr>
+        <w:ind w:firstLine="720"/>
+      </w:pPr>
+      <w:proofErr w:type="spellStart"/>
+      <w:r>
+        <w:t>JpaRepository</w:t>
+      </w:r>
+      <w:proofErr w:type="spellEnd"/>
+      <w:r>
+        <w:t xml:space="preserve"> already supports pagination:</w:t>
+      </w:r>
+    </w:p>
+    <w:p>
+      <w:pPr>
+        <w:ind w:firstLine="720"/>
+      </w:pPr>
+      <w:r>
+        <w:lastRenderedPageBreak/>
+        <w:drawing>
+          <wp:inline distT="0" distB="0" distL="0" distR="0" wp14:anchorId="605F289A" wp14:editId="0AE4B839">
+            <wp:extent cx="5225447" cy="2350008"/>
+            <wp:effectExtent l="0" t="0" r="0" b="0"/>
+            <wp:docPr id="1541378130" name="Picture 1"/>
+            <wp:cNvGraphicFramePr>
+              <a:graphicFrameLocks xmlns:a="http://schemas.openxmlformats.org/drawingml/2006/main" noChangeAspect="1"/>
+            </wp:cNvGraphicFramePr>
+            <a:graphic xmlns:a="http://schemas.openxmlformats.org/drawingml/2006/main">
+              <a:graphicData uri="http://schemas.openxmlformats.org/drawingml/2006/picture">
+                <pic:pic xmlns:pic="http://schemas.openxmlformats.org/drawingml/2006/picture">
+                  <pic:nvPicPr>
+                    <pic:cNvPr id="1541378130" name=""/>
+                    <pic:cNvPicPr/>
+                  </pic:nvPicPr>
+                  <pic:blipFill rotWithShape="1">
+                    <a:blip r:embed="rId11"/>
+                    <a:srcRect t="7754"/>
+                    <a:stretch>
+                      <a:fillRect/>
+                    </a:stretch>
+                  </pic:blipFill>
+                  <pic:spPr bwMode="auto">
+                    <a:xfrm>
+                      <a:off x="0" y="0"/>
+                      <a:ext cx="5274141" cy="2371907"/>
+                    </a:xfrm>
+                    <a:prstGeom prst="rect">
+                      <a:avLst/>
+                    </a:prstGeom>
+                    <a:ln>
+                      <a:noFill/>
+                    </a:ln>
+                    <a:extLst>
+                      <a:ext uri="{53640926-AAD7-44D8-BBD7-CCE9431645EC}">
+                        <a14:shadowObscured xmlns:a14="http://schemas.microsoft.com/office/drawing/2010/main"/>
+                      </a:ext>
+                    </a:extLst>
+                  </pic:spPr>
+                </pic:pic>
+              </a:graphicData>
+            </a:graphic>
+          </wp:inline>
+        </w:drawing>
+      </w:r>
+    </w:p>
+    <w:p>
+      <w:pPr>
+        <w:rPr>
+          <w:b/>
+          <w:bCs/>
+        </w:rPr>
+      </w:pPr>
+    </w:p>
+    <w:p>
+      <w:pPr>
+        <w:rPr>
+          <w:b/>
+          <w:bCs/>
+        </w:rPr>
+      </w:pPr>
+      <w:r>
+        <w:rPr>
+          <w:b/>
+          <w:bCs/>
+        </w:rPr>
+        <w:t>7.</w:t>
+      </w:r>
+      <w:r>
+        <w:rPr>
+          <w:b/>
+          <w:bCs/>
+        </w:rPr>
+        <w:t xml:space="preserve"> Spring Boot application performs well locally but becomes slow in production. How would you identify and resolve the performance issue?</w:t>
+      </w:r>
+    </w:p>
+    <w:p>
+      <w:r>
+        <w:t xml:space="preserve">I verify whether the issue is </w:t>
+      </w:r>
+    </w:p>
+    <w:p>
+      <w:pPr>
+        <w:pStyle w:val="ListParagraph"/>
+        <w:numPr>
+          <w:ilvl w:val="0"/>
+          <w:numId w:val="21"/>
+        </w:numPr>
+        <w:sectPr>
+          <w:type w:val="continuous"/>
+          <w:pgSz w:w="12240" w:h="15840"/>
+          <w:pgMar w:top="1440" w:right="1440" w:bottom="1440" w:left="1440" w:header="720" w:footer="720" w:gutter="0"/>
+          <w:cols w:space="720"/>
+          <w:docGrid w:linePitch="360"/>
+        </w:sectPr>
+      </w:pPr>
+    </w:p>
+    <w:p>
+      <w:pPr>
+        <w:pStyle w:val="ListParagraph"/>
+        <w:numPr>
+          <w:ilvl w:val="0"/>
+          <w:numId w:val="21"/>
+        </w:numPr>
+      </w:pPr>
+      <w:r>
+        <w:t xml:space="preserve">CPU, </w:t>
+      </w:r>
+    </w:p>
+    <w:p>
+      <w:pPr>
+        <w:pStyle w:val="ListParagraph"/>
+        <w:numPr>
+          <w:ilvl w:val="0"/>
+          <w:numId w:val="21"/>
+        </w:numPr>
+      </w:pPr>
+      <w:r>
+        <w:t>memory,</w:t>
+      </w:r>
+    </w:p>
+    <w:p>
+      <w:pPr>
+        <w:pStyle w:val="ListParagraph"/>
+        <w:numPr>
+          <w:ilvl w:val="0"/>
+          <w:numId w:val="21"/>
+        </w:numPr>
+      </w:pPr>
+      <w:r>
+        <w:t xml:space="preserve">I/O </w:t>
+      </w:r>
+      <w:r>
+        <w:tab/>
+      </w:r>
+      <w:r>
+        <w:t>or</w:t>
+      </w:r>
+      <w:r>
+        <w:t xml:space="preserve"> </w:t>
+      </w:r>
+    </w:p>
+    <w:p>
+      <w:pPr>
+        <w:pStyle w:val="ListParagraph"/>
+        <w:numPr>
+          <w:ilvl w:val="0"/>
+          <w:numId w:val="21"/>
+        </w:numPr>
+      </w:pPr>
+      <w:r>
+        <w:t>external dependency driven.</w:t>
+      </w:r>
+    </w:p>
+    <w:p>
+      <w:pPr>
+        <w:sectPr>
+          <w:type w:val="continuous"/>
+          <w:pgSz w:w="12240" w:h="15840"/>
+          <w:pgMar w:top="1440" w:right="1440" w:bottom="1440" w:left="1440" w:header="720" w:footer="720" w:gutter="0"/>
+          <w:cols w:num="2" w:space="720"/>
+          <w:docGrid w:linePitch="360"/>
+        </w:sectPr>
+      </w:pPr>
+    </w:p>
+    <w:p>
+      <w:r>
+        <w:t xml:space="preserve">I enable and analyze Actuator metrics for </w:t>
+      </w:r>
+    </w:p>
+    <w:p>
+      <w:pPr>
+        <w:pStyle w:val="ListParagraph"/>
+        <w:numPr>
+          <w:ilvl w:val="0"/>
+          <w:numId w:val="22"/>
+        </w:numPr>
+        <w:sectPr>
+          <w:type w:val="continuous"/>
+          <w:pgSz w:w="12240" w:h="15840"/>
+          <w:pgMar w:top="1440" w:right="1440" w:bottom="1440" w:left="1440" w:header="720" w:footer="720" w:gutter="0"/>
+          <w:cols w:space="720"/>
+          <w:docGrid w:linePitch="360"/>
+        </w:sectPr>
+      </w:pPr>
+    </w:p>
+    <w:p>
+      <w:pPr>
+        <w:pStyle w:val="ListParagraph"/>
+        <w:numPr>
+          <w:ilvl w:val="0"/>
+          <w:numId w:val="22"/>
+        </w:numPr>
+      </w:pPr>
+      <w:r>
+        <w:t xml:space="preserve">JVM memory, </w:t>
+      </w:r>
+      <w:r>
+        <w:tab/>
+      </w:r>
+    </w:p>
+    <w:p>
+      <w:pPr>
+        <w:pStyle w:val="ListParagraph"/>
+        <w:numPr>
+          <w:ilvl w:val="0"/>
+          <w:numId w:val="22"/>
+        </w:numPr>
+      </w:pPr>
+      <w:r>
+        <w:t xml:space="preserve">GC behavior, </w:t>
+      </w:r>
+      <w:r>
+        <w:tab/>
+      </w:r>
+    </w:p>
+    <w:p>
+      <w:pPr>
+        <w:pStyle w:val="ListParagraph"/>
+        <w:numPr>
+          <w:ilvl w:val="0"/>
+          <w:numId w:val="22"/>
+        </w:numPr>
+      </w:pPr>
+      <w:r>
+        <w:t>T</w:t>
+      </w:r>
+      <w:r>
+        <w:t xml:space="preserve">hread usage, </w:t>
+      </w:r>
+    </w:p>
+    <w:p>
+      <w:pPr>
+        <w:pStyle w:val="ListParagraph"/>
+        <w:numPr>
+          <w:ilvl w:val="0"/>
+          <w:numId w:val="22"/>
+        </w:numPr>
+      </w:pPr>
+      <w:r>
+        <w:t>request latency and</w:t>
+      </w:r>
+    </w:p>
+    <w:p>
+      <w:pPr>
+        <w:pStyle w:val="ListParagraph"/>
+        <w:numPr>
+          <w:ilvl w:val="0"/>
+          <w:numId w:val="22"/>
+        </w:numPr>
+      </w:pPr>
+      <w:r>
+        <w:t xml:space="preserve">database connections. </w:t>
+      </w:r>
+    </w:p>
+    <w:p>
+      <w:pPr>
+        <w:sectPr>
+          <w:type w:val="continuous"/>
+          <w:pgSz w:w="12240" w:h="15840"/>
+          <w:pgMar w:top="1440" w:right="1440" w:bottom="1440" w:left="1440" w:header="720" w:footer="720" w:gutter="0"/>
+          <w:cols w:num="2" w:space="720"/>
+          <w:docGrid w:linePitch="360"/>
+        </w:sectPr>
+      </w:pPr>
+    </w:p>
+    <w:p>
+      <w:r>
+        <w:t>This immediately tells me whether the bottleneck is at the JVM level, thread pool exhaustion or slow downstream calls.</w:t>
+      </w:r>
+    </w:p>
+    <w:p>
+      <w:r>
+        <w:t>Step by Step:</w:t>
+      </w:r>
+    </w:p>
+    <w:p>
+      <w:r>
+        <w:t xml:space="preserve">1. </w:t>
+      </w:r>
+      <w:r>
+        <w:t>JVM Memory</w:t>
+      </w:r>
+      <w:r>
+        <w:t xml:space="preserve"> : </w:t>
+      </w:r>
+      <w:r>
+        <w:t xml:space="preserve"> Endpoint:</w:t>
+      </w:r>
+    </w:p>
+    <w:p>
+      <w:pPr>
+        <w:ind w:firstLine="720"/>
+      </w:pPr>
+      <w:r>
+        <w:t>/actuator/metrics/</w:t>
+      </w:r>
+      <w:proofErr w:type="spellStart"/>
+      <w:r>
+        <w:t>jvm.memory.used</w:t>
+      </w:r>
+      <w:proofErr w:type="spellEnd"/>
+    </w:p>
+    <w:p>
+      <w:r>
+        <w:t>Look for:</w:t>
+      </w:r>
+    </w:p>
+    <w:p>
+      <w:pPr>
+        <w:ind w:left="720"/>
+      </w:pPr>
+      <w:r>
+        <w:t>High heap usage → memory issue</w:t>
+      </w:r>
+    </w:p>
+    <w:p>
+      <w:pPr>
+        <w:ind w:left="720"/>
+      </w:pPr>
+      <w:r>
+        <w:t>Frequent spikes → GC pressure</w:t>
+      </w:r>
+    </w:p>
+    <w:p>
+      <w:pPr>
+        <w:rPr>
+          <w:b/>
+          <w:bCs/>
+        </w:rPr>
+      </w:pPr>
+      <w:r>
+        <w:rPr>
+          <w:b/>
+          <w:bCs/>
+        </w:rPr>
+        <w:t xml:space="preserve">For </w:t>
+      </w:r>
+      <w:r>
+        <w:rPr>
+          <w:b/>
+          <w:bCs/>
+        </w:rPr>
+        <w:t xml:space="preserve">CPU : </w:t>
+      </w:r>
+      <w:r>
+        <w:rPr>
+          <w:b/>
+          <w:bCs/>
+        </w:rPr>
+        <w:t>Java tools:</w:t>
+      </w:r>
+      <w:r>
+        <w:rPr>
+          <w:b/>
+          <w:bCs/>
+        </w:rPr>
+        <w:t xml:space="preserve"> </w:t>
+      </w:r>
+      <w:proofErr w:type="spellStart"/>
+      <w:r>
+        <w:rPr>
+          <w:b/>
+          <w:bCs/>
+        </w:rPr>
+        <w:t>jstack</w:t>
+      </w:r>
+      <w:proofErr w:type="spellEnd"/>
+      <w:r>
+        <w:rPr>
+          <w:b/>
+          <w:bCs/>
+        </w:rPr>
+        <w:t xml:space="preserve"> </w:t>
+      </w:r>
+      <w:r>
+        <w:rPr>
+          <w:b/>
+          <w:bCs/>
+        </w:rPr>
+        <w:t xml:space="preserve"> ,  </w:t>
+      </w:r>
+      <w:proofErr w:type="spellStart"/>
+      <w:r>
+        <w:rPr>
+          <w:b/>
+          <w:bCs/>
+        </w:rPr>
+        <w:t>jvisualvm</w:t>
+      </w:r>
+      <w:proofErr w:type="spellEnd"/>
+    </w:p>
+    <w:p>
+      <w:pPr>
+        <w:ind w:left="720"/>
+      </w:pPr>
+    </w:p>
+    <w:p>
+      <w:pPr>
+        <w:ind w:left="720"/>
+      </w:pPr>
+    </w:p>
+    <w:p>
+      <w:pPr>
+        <w:spacing w:line="240" w:lineRule="auto"/>
+        <w:rPr>
+          <w:b/>
+          <w:bCs/>
+        </w:rPr>
+      </w:pPr>
+      <w:r>
+        <w:rPr>
+          <w:b/>
+          <w:bCs/>
+        </w:rPr>
+        <w:t xml:space="preserve">2. </w:t>
+      </w:r>
+      <w:r>
+        <w:rPr>
+          <w:b/>
+          <w:bCs/>
+        </w:rPr>
+        <w:t>GC Behavior</w:t>
+      </w:r>
+    </w:p>
+    <w:p>
+      <w:pPr>
+        <w:spacing w:line="240" w:lineRule="auto"/>
+        <w:ind w:left="720"/>
+      </w:pPr>
+      <w:r>
+        <w:t>/actuator/metrics/</w:t>
+      </w:r>
+      <w:proofErr w:type="spellStart"/>
+      <w:r>
+        <w:t>jvm.gc.pause</w:t>
+      </w:r>
+      <w:proofErr w:type="spellEnd"/>
+    </w:p>
+    <w:p>
+      <w:pPr>
+        <w:spacing w:line="240" w:lineRule="auto"/>
+        <w:ind w:left="720"/>
+        <w:rPr>
+          <w:b/>
+          <w:bCs/>
+        </w:rPr>
+      </w:pPr>
+      <w:r>
+        <w:rPr>
+          <w:b/>
+          <w:bCs/>
+        </w:rPr>
+        <w:t>Look for:</w:t>
+      </w:r>
+      <w:r>
+        <w:rPr>
+          <w:b/>
+          <w:bCs/>
+        </w:rPr>
+        <w:t xml:space="preserve"> </w:t>
+      </w:r>
+      <w:r>
+        <w:t>Long GC pauses → performance degradation</w:t>
+      </w:r>
+    </w:p>
+    <w:p>
+      <w:pPr>
+        <w:spacing w:line="240" w:lineRule="auto"/>
+        <w:rPr>
+          <w:b/>
+          <w:bCs/>
+        </w:rPr>
+      </w:pPr>
+      <w:r>
+        <w:t>3.</w:t>
+      </w:r>
+      <w:r>
+        <w:rPr>
+          <w:rFonts w:ascii="Times New Roman" w:eastAsia="Times New Roman" w:hAnsi="Times New Roman" w:cs="Times New Roman"/>
+          <w:b/>
+          <w:bCs/>
+          <w:kern w:val="0"/>
+          <w:sz w:val="36"/>
+          <w:szCs w:val="36"/>
+          <w14:ligatures w14:val="none"/>
+        </w:rPr>
+        <w:t xml:space="preserve"> </w:t>
+      </w:r>
+      <w:r>
+        <w:rPr>
+          <w:b/>
+          <w:bCs/>
+        </w:rPr>
+        <w:t>Thread Usage</w:t>
+      </w:r>
+    </w:p>
+    <w:p>
+      <w:pPr>
+        <w:spacing w:line="240" w:lineRule="auto"/>
+        <w:ind w:firstLine="720"/>
+      </w:pPr>
+      <w:r>
+        <w:t>/actuator/metrics/</w:t>
+      </w:r>
+      <w:proofErr w:type="spellStart"/>
+      <w:r>
+        <w:t>jvm.threads.live</w:t>
+      </w:r>
+      <w:proofErr w:type="spellEnd"/>
+    </w:p>
+    <w:p>
+      <w:pPr>
+        <w:spacing w:line="240" w:lineRule="auto"/>
+        <w:ind w:firstLine="720"/>
+      </w:pPr>
+      <w:r>
+        <w:t>/actuator/</w:t>
+      </w:r>
+      <w:proofErr w:type="spellStart"/>
+      <w:r>
+        <w:t>threaddump</w:t>
+      </w:r>
+      <w:proofErr w:type="spellEnd"/>
+    </w:p>
+    <w:p>
+      <w:pPr>
+        <w:spacing w:line="240" w:lineRule="auto"/>
+        <w:rPr>
+          <w:b/>
+          <w:bCs/>
+        </w:rPr>
+      </w:pPr>
+      <w:r>
+        <w:rPr>
+          <w:b/>
+          <w:bCs/>
+        </w:rPr>
+        <w:t>Look for:</w:t>
+      </w:r>
+    </w:p>
+    <w:p>
+      <w:pPr>
+        <w:numPr>
+          <w:ilvl w:val="0"/>
+          <w:numId w:val="24"/>
+        </w:numPr>
+        <w:spacing w:line="240" w:lineRule="auto"/>
+        <w:sectPr>
+          <w:type w:val="continuous"/>
+          <w:pgSz w:w="12240" w:h="15840"/>
+          <w:pgMar w:top="1440" w:right="1440" w:bottom="1440" w:left="1440" w:header="720" w:footer="720" w:gutter="0"/>
+          <w:cols w:space="720"/>
+          <w:docGrid w:linePitch="360"/>
+        </w:sectPr>
+      </w:pPr>
+    </w:p>
+    <w:p>
+      <w:pPr>
+        <w:numPr>
+          <w:ilvl w:val="0"/>
+          <w:numId w:val="24"/>
+        </w:numPr>
+        <w:spacing w:line="240" w:lineRule="auto"/>
+      </w:pPr>
+      <w:r>
+        <w:t xml:space="preserve">Too many threads </w:t>
+      </w:r>
+    </w:p>
+    <w:p>
+      <w:pPr>
+        <w:numPr>
+          <w:ilvl w:val="0"/>
+          <w:numId w:val="24"/>
+        </w:numPr>
+        <w:spacing w:line="240" w:lineRule="auto"/>
+      </w:pPr>
+      <w:r>
+        <w:t>BLOCKED / WAITING threads</w:t>
+      </w:r>
+    </w:p>
+    <w:p>
+      <w:pPr>
+        <w:spacing w:line="240" w:lineRule="auto"/>
+        <w:rPr>
+          <w:b/>
+          <w:bCs/>
+        </w:rPr>
+        <w:sectPr>
+          <w:type w:val="continuous"/>
+          <w:pgSz w:w="12240" w:h="15840"/>
+          <w:pgMar w:top="1440" w:right="1440" w:bottom="1440" w:left="1440" w:header="720" w:footer="720" w:gutter="0"/>
+          <w:cols w:num="2" w:space="720"/>
+          <w:docGrid w:linePitch="360"/>
+        </w:sectPr>
+      </w:pPr>
+    </w:p>
+    <w:p>
+      <w:pPr>
+        <w:spacing w:line="240" w:lineRule="auto"/>
+        <w:rPr>
+          <w:b/>
+          <w:bCs/>
+        </w:rPr>
+      </w:pPr>
+      <w:r>
+        <w:rPr>
+          <w:b/>
+          <w:bCs/>
+        </w:rPr>
+        <w:t xml:space="preserve">4. </w:t>
+      </w:r>
+      <w:r>
+        <w:rPr>
+          <w:b/>
+          <w:bCs/>
+        </w:rPr>
+        <w:t>HTTP Request Latency</w:t>
+      </w:r>
+    </w:p>
+    <w:p>
+      <w:pPr>
+        <w:spacing w:line="240" w:lineRule="auto"/>
+        <w:ind w:firstLine="720"/>
+      </w:pPr>
+      <w:r>
+        <w:t>/actuator/metrics/</w:t>
+      </w:r>
+      <w:proofErr w:type="spellStart"/>
+      <w:r>
+        <w:t>http.server.requests</w:t>
+      </w:r>
+      <w:proofErr w:type="spellEnd"/>
+    </w:p>
+    <w:p>
+      <w:pPr>
+        <w:spacing w:line="240" w:lineRule="auto"/>
+        <w:rPr>
+          <w:b/>
+          <w:bCs/>
+        </w:rPr>
+      </w:pPr>
+      <w:r>
+        <w:rPr>
+          <w:b/>
+          <w:bCs/>
+        </w:rPr>
+        <w:t>Look for:</w:t>
+      </w:r>
+    </w:p>
+    <w:p>
+      <w:pPr>
+        <w:numPr>
+          <w:ilvl w:val="0"/>
+          <w:numId w:val="25"/>
+        </w:numPr>
+        <w:spacing w:line="240" w:lineRule="auto"/>
+      </w:pPr>
+      <w:r>
+        <w:t xml:space="preserve">High response time </w:t>
+      </w:r>
+    </w:p>
+    <w:p>
+      <w:pPr>
+        <w:numPr>
+          <w:ilvl w:val="0"/>
+          <w:numId w:val="25"/>
+        </w:numPr>
+        <w:spacing w:line="240" w:lineRule="auto"/>
+      </w:pPr>
+      <w:r>
+        <w:t>Specific slow endpoints</w:t>
+      </w:r>
+    </w:p>
+    <w:p>
+      <w:pPr>
+        <w:spacing w:line="240" w:lineRule="auto"/>
+        <w:rPr>
+          <w:b/>
+          <w:bCs/>
+        </w:rPr>
+      </w:pPr>
+      <w:r>
+        <w:rPr>
+          <w:b/>
+          <w:bCs/>
+        </w:rPr>
+        <w:t>5.</w:t>
+      </w:r>
+      <w:r>
+        <w:rPr>
+          <w:b/>
+          <w:bCs/>
+        </w:rPr>
+        <w:t>Database Connections</w:t>
+      </w:r>
+    </w:p>
+    <w:p>
+      <w:pPr>
+        <w:spacing w:line="240" w:lineRule="auto"/>
+        <w:ind w:firstLine="720"/>
+      </w:pPr>
+      <w:r>
+        <w:t>/actuator/metrics/</w:t>
+      </w:r>
+      <w:proofErr w:type="spellStart"/>
+      <w:r>
+        <w:t>hikaricp.connections.active</w:t>
+      </w:r>
+      <w:proofErr w:type="spellEnd"/>
+    </w:p>
+    <w:p>
+      <w:pPr>
+        <w:spacing w:line="240" w:lineRule="auto"/>
+        <w:rPr>
+          <w:b/>
+          <w:bCs/>
+        </w:rPr>
+      </w:pPr>
+      <w:r>
+        <w:rPr>
+          <w:b/>
+          <w:bCs/>
+        </w:rPr>
+        <w:t>Look for:</w:t>
+      </w:r>
+    </w:p>
+    <w:p>
+      <w:pPr>
+        <w:numPr>
+          <w:ilvl w:val="0"/>
+          <w:numId w:val="26"/>
+        </w:numPr>
+        <w:spacing w:line="240" w:lineRule="auto"/>
+      </w:pPr>
+      <w:r>
+        <w:t xml:space="preserve">Pool exhaustion </w:t>
+      </w:r>
+    </w:p>
+    <w:p>
+      <w:pPr>
+        <w:numPr>
+          <w:ilvl w:val="0"/>
+          <w:numId w:val="26"/>
+        </w:numPr>
+        <w:spacing w:line="240" w:lineRule="auto"/>
+      </w:pPr>
+      <w:r>
+        <w:t xml:space="preserve">Connections </w:t>
+      </w:r>
+      <w:r>
+        <w:t>are always</w:t>
+      </w:r>
+      <w:r>
+        <w:t xml:space="preserve"> maxed out</w:t>
+      </w:r>
+    </w:p>
+    <w:p>
+      <w:pPr>
+        <w:pStyle w:val="ListParagraph"/>
+        <w:numPr>
+          <w:ilvl w:val="0"/>
+          <w:numId w:val="6"/>
+        </w:numPr>
+        <w:rPr>
+          <w:b/>
+          <w:bCs/>
+        </w:rPr>
+      </w:pPr>
+      <w:r>
+        <w:rPr>
+          <w:b/>
+          <w:bCs/>
+        </w:rPr>
+        <w:t>External API Slowness</w:t>
+      </w:r>
+    </w:p>
+    <w:p>
+      <w:pPr>
+        <w:pStyle w:val="ListParagraph"/>
+        <w:ind w:left="360"/>
+      </w:pPr>
+      <w:r>
+        <w:t>Add:</w:t>
+      </w:r>
+      <w:r>
+        <w:t xml:space="preserve"> </w:t>
+      </w:r>
+      <w:r>
+        <w:t>Timeouts, Retries, Circuit breaker (Resilience4j)</w:t>
+      </w:r>
+    </w:p>
+    <w:p>
+      <w:pPr>
+        <w:pStyle w:val="ListParagraph"/>
+        <w:numPr>
+          <w:ilvl w:val="0"/>
+          <w:numId w:val="6"/>
+        </w:numPr>
+        <w:rPr>
+          <w:b/>
+          <w:bCs/>
+        </w:rPr>
+      </w:pPr>
+      <w:r>
+        <w:rPr>
+          <w:b/>
+          <w:bCs/>
+        </w:rPr>
+        <w:t>Load Testing</w:t>
+      </w:r>
+    </w:p>
+    <w:p>
+      <w:pPr>
+        <w:pStyle w:val="ListParagraph"/>
+        <w:ind w:left="360"/>
+      </w:pPr>
+      <w:r>
+        <w:t xml:space="preserve"> </w:t>
+      </w:r>
+      <w:r>
+        <w:t>JMeter</w:t>
+      </w:r>
+      <w:r>
+        <w:t xml:space="preserve"> ,  </w:t>
+      </w:r>
+      <w:r>
+        <w:t>Gatling</w:t>
+      </w:r>
+    </w:p>
+    <w:p>
+      <w:pPr>
+        <w:pStyle w:val="ListParagraph"/>
+        <w:ind w:left="360"/>
+      </w:pPr>
+    </w:p>
+    <w:p>
+      <w:pPr>
+        <w:pStyle w:val="ListParagraph"/>
+        <w:ind w:left="0"/>
+      </w:pPr>
+      <w:r>
+        <w:t>I start by confirming the issue and identifying which APIs are slow. Then I enable Spring Boot Actuator and analyze key metrics like JVM memory usage, GC pauses, thread counts, request latency, and database connections. Based on these metrics, I determine whether the bottleneck is CPU, memory, thread contention, database, or external dependencies.</w:t>
+      </w:r>
+      <w:r>
+        <w:t xml:space="preserve"> </w:t>
+      </w:r>
+      <w:r>
+        <w:t xml:space="preserve">I then perform a deeper analysis using tools like thread dumps, heap dumps, and SQL logs. Once identified, I optimize the specific layer—for example, tuning queries for database </w:t>
+      </w:r>
+      <w:r>
+        <w:lastRenderedPageBreak/>
+        <w:t>issues or adding timeouts and circuit breakers for external calls. Finally, I validate the fix using load testing and monitor the system using tools like Prometheus and Grafana.</w:t>
+      </w:r>
+    </w:p>
+    <w:p/>
+    <w:p>
+      <w:pPr>
+        <w:numPr>
+          <w:ilvl w:val="0"/>
+          <w:numId w:val="28"/>
+        </w:numPr>
+      </w:pPr>
+      <w:r>
+        <w:t xml:space="preserve">I compare environmental differences. Production often has different data volumes, traffic patterns, JVM options, connection pool sizes and network latency. I check database performance using slow query logs and verify connection pool configuration (for example, </w:t>
+      </w:r>
+      <w:proofErr w:type="spellStart"/>
+      <w:r>
+        <w:t>HikariCP</w:t>
+      </w:r>
+      <w:proofErr w:type="spellEnd"/>
+      <w:r>
+        <w:t xml:space="preserve"> limits), which is a common real-world bottleneck.</w:t>
+      </w:r>
+    </w:p>
+    <w:p>
+      <w:pPr>
+        <w:rPr>
+          <w:b/>
+          <w:bCs/>
+        </w:rPr>
+      </w:pPr>
+      <w:r>
+        <w:rPr>
+          <w:b/>
+          <w:bCs/>
+        </w:rPr>
+        <w:t>Check Database Performance</w:t>
+      </w:r>
+    </w:p>
+    <w:p>
+      <w:pPr>
+        <w:pStyle w:val="ListParagraph"/>
+        <w:numPr>
+          <w:ilvl w:val="0"/>
+          <w:numId w:val="29"/>
+        </w:numPr>
+        <w:rPr>
+          <w:b/>
+          <w:bCs/>
+        </w:rPr>
+      </w:pPr>
+      <w:r>
+        <w:rPr>
+          <w:b/>
+          <w:bCs/>
+        </w:rPr>
+        <w:t>Enable Slow Query Logs (MySQL example)</w:t>
+      </w:r>
+      <w:r>
+        <w:rPr>
+          <w:b/>
+          <w:bCs/>
+        </w:rPr>
+        <w:t>:</w:t>
+      </w:r>
+    </w:p>
+    <w:p>
+      <w:pPr>
+        <w:ind w:left="360"/>
+        <w:rPr>
+          <w:b/>
+          <w:bCs/>
+        </w:rPr>
+      </w:pPr>
+      <w:r>
+        <w:rPr>
+          <w:b/>
+          <w:bCs/>
+        </w:rPr>
+        <w:t>Slow Query Log is a feature in databases (like MySQL) that records queries which take longer than a defined threshold to execute.</w:t>
+      </w:r>
+      <w:r>
+        <w:t xml:space="preserve"> </w:t>
+      </w:r>
+      <w:r>
+        <w:rPr>
+          <w:b/>
+          <w:bCs/>
+        </w:rPr>
+        <w:t>It logs “slow” SQL queries so you can identify performance bottlenecks.</w:t>
+      </w:r>
+      <w:r>
+        <w:t xml:space="preserve"> </w:t>
+      </w:r>
+      <w:r>
+        <w:rPr>
+          <w:b/>
+          <w:bCs/>
+        </w:rPr>
+        <w:t>With slow query log → you know exactly which query is slow</w:t>
+      </w:r>
+      <w:r>
+        <w:rPr>
+          <w:b/>
+          <w:bCs/>
+        </w:rPr>
+        <w:t>.</w:t>
+      </w:r>
+    </w:p>
+    <w:p>
+      <w:pPr>
+        <w:ind w:left="360"/>
+      </w:pPr>
+      <w:r>
+        <w:t>How It Works</w:t>
+      </w:r>
+      <w:r>
+        <w:t xml:space="preserve"> :</w:t>
+      </w:r>
+    </w:p>
+    <w:p>
+      <w:pPr>
+        <w:ind w:left="360"/>
+      </w:pPr>
+      <w:r>
+        <w:t>You configure:</w:t>
+      </w:r>
+      <w:r>
+        <w:t xml:space="preserve"> </w:t>
+      </w:r>
+      <w:r>
+        <w:t>A time threshold (e.g., 1 second)</w:t>
+      </w:r>
+      <w:r>
+        <w:t>.</w:t>
+      </w:r>
+      <w:r>
+        <w:t xml:space="preserve"> Any query taking longer than that is logged.</w:t>
+      </w:r>
+    </w:p>
+    <w:p>
+      <w:pPr>
+        <w:ind w:left="2160"/>
+      </w:pPr>
+      <w:r>
+        <w:t xml:space="preserve">SET GLOBAL </w:t>
+      </w:r>
+      <w:proofErr w:type="spellStart"/>
+      <w:r>
+        <w:t>slow_query_log</w:t>
+      </w:r>
+      <w:proofErr w:type="spellEnd"/>
+      <w:r>
+        <w:t xml:space="preserve"> = 'ON';</w:t>
+      </w:r>
+    </w:p>
+    <w:p>
+      <w:pPr>
+        <w:ind w:left="2160"/>
+      </w:pPr>
+      <w:r>
+        <w:t xml:space="preserve">SET GLOBAL </w:t>
+      </w:r>
+      <w:proofErr w:type="spellStart"/>
+      <w:r>
+        <w:t>long_query_time</w:t>
+      </w:r>
+      <w:proofErr w:type="spellEnd"/>
+      <w:r>
+        <w:t xml:space="preserve"> = 1;</w:t>
+      </w:r>
+    </w:p>
+    <w:p>
+      <w:r>
+        <w:t xml:space="preserve"> Logs queries taking &gt;1 second</w:t>
+      </w:r>
+    </w:p>
+    <w:p>
+      <w:r>
+        <w:drawing>
+          <wp:inline distT="0" distB="0" distL="0" distR="0" wp14:anchorId="3CD6E1AA" wp14:editId="3F90F4BB">
+            <wp:extent cx="4098275" cy="1698436"/>
+            <wp:effectExtent l="0" t="0" r="0" b="0"/>
+            <wp:docPr id="1176674878" name="Picture 1"/>
+            <wp:cNvGraphicFramePr>
+              <a:graphicFrameLocks xmlns:a="http://schemas.openxmlformats.org/drawingml/2006/main" noChangeAspect="1"/>
+            </wp:cNvGraphicFramePr>
+            <a:graphic xmlns:a="http://schemas.openxmlformats.org/drawingml/2006/main">
+              <a:graphicData uri="http://schemas.openxmlformats.org/drawingml/2006/picture">
+                <pic:pic xmlns:pic="http://schemas.openxmlformats.org/drawingml/2006/picture">
+                  <pic:nvPicPr>
+                    <pic:cNvPr id="1176674878" name=""/>
+                    <pic:cNvPicPr/>
+                  </pic:nvPicPr>
+                  <pic:blipFill>
+                    <a:blip r:embed="rId12"/>
+                    <a:stretch>
+                      <a:fillRect/>
+                    </a:stretch>
+                  </pic:blipFill>
+                  <pic:spPr>
+                    <a:xfrm>
+                      <a:off x="0" y="0"/>
+                      <a:ext cx="4113951" cy="1704933"/>
+                    </a:xfrm>
+                    <a:prstGeom prst="rect">
+                      <a:avLst/>
+                    </a:prstGeom>
+                  </pic:spPr>
+                </pic:pic>
+              </a:graphicData>
+            </a:graphic>
+          </wp:inline>
+        </w:drawing>
+      </w:r>
+    </w:p>
+    <w:p>
+      <w:pPr>
+        <w:pStyle w:val="ListParagraph"/>
+        <w:numPr>
+          <w:ilvl w:val="0"/>
+          <w:numId w:val="29"/>
+        </w:numPr>
+      </w:pPr>
+      <w:r>
+        <w:rPr>
+          <w:b/>
+          <w:bCs/>
+        </w:rPr>
+        <w:t>Analyze Slow Queries</w:t>
+      </w:r>
+    </w:p>
+    <w:p>
+      <w:r>
+        <w:t>Example:</w:t>
+      </w:r>
+      <w:r>
+        <w:t xml:space="preserve">   </w:t>
+      </w:r>
+      <w:r>
+        <w:t>SELECT * FROM orders WHERE status = 'ACTIVE';</w:t>
+      </w:r>
+    </w:p>
+    <w:p>
+      <w:r>
+        <w:t>Run:</w:t>
+      </w:r>
+      <w:r>
+        <w:t xml:space="preserve">  </w:t>
+      </w:r>
+      <w:r>
+        <w:t>EXPLAIN SELECT * FROM orders WHERE status = 'ACTIVE';</w:t>
+      </w:r>
+    </w:p>
+    <w:p>
+      <w:r>
+        <w:lastRenderedPageBreak/>
+        <w:t>Look for:</w:t>
+      </w:r>
+      <w:r>
+        <w:t xml:space="preserve">  </w:t>
+      </w:r>
+      <w:r>
+        <w:t xml:space="preserve">type = ALL </w:t>
+      </w:r>
+      <w:r>
+        <w:rPr>
+          <w:rFonts w:ascii="Segoe UI Emoji" w:hAnsi="Segoe UI Emoji" w:cs="Segoe UI Emoji"/>
+        </w:rPr>
+        <w:t>❌</w:t>
+      </w:r>
+      <w:r>
+        <w:t xml:space="preserve"> </w:t>
+      </w:r>
+      <w:r>
+        <w:rPr>
+          <w:rFonts w:ascii="Aptos" w:hAnsi="Aptos" w:cs="Aptos"/>
+        </w:rPr>
+        <w:t>→</w:t>
+      </w:r>
+      <w:r>
+        <w:t xml:space="preserve"> full table scan</w:t>
+      </w:r>
+      <w:r>
+        <w:t xml:space="preserve"> and </w:t>
+      </w:r>
+      <w:r>
+        <w:t xml:space="preserve">Missing indexes </w:t>
+      </w:r>
+      <w:r>
+        <w:rPr>
+          <w:rFonts w:ascii="Segoe UI Emoji" w:hAnsi="Segoe UI Emoji" w:cs="Segoe UI Emoji"/>
+        </w:rPr>
+        <w:t>❌</w:t>
+      </w:r>
+    </w:p>
+    <w:p>
+      <w:r>
+        <w:t>Fix:</w:t>
+      </w:r>
+      <w:r>
+        <w:t xml:space="preserve">  </w:t>
+      </w:r>
+      <w:r>
+        <w:t xml:space="preserve">CREATE INDEX </w:t>
+      </w:r>
+      <w:proofErr w:type="spellStart"/>
+      <w:r>
+        <w:t>idx_status</w:t>
+      </w:r>
+      <w:proofErr w:type="spellEnd"/>
+      <w:r>
+        <w:t xml:space="preserve"> ON orders(status);</w:t>
+      </w:r>
+    </w:p>
+    <w:p>
+      <w:pPr>
+        <w:rPr>
+          <w:b/>
+          <w:bCs/>
+        </w:rPr>
+      </w:pPr>
+      <w:r>
+        <w:rPr>
+          <w:b/>
+          <w:bCs/>
+        </w:rPr>
+        <w:t>Real world Eg:</w:t>
+      </w:r>
+    </w:p>
+    <w:p>
+      <w:pPr>
+        <w:rPr>
+          <w:b/>
+          <w:bCs/>
+        </w:rPr>
+      </w:pPr>
+      <w:r>
+        <w:rPr>
+          <w:b/>
+          <w:bCs/>
+        </w:rPr>
+        <w:t>Found:</w:t>
+      </w:r>
+    </w:p>
+    <w:p>
+      <w:pPr>
+        <w:numPr>
+          <w:ilvl w:val="0"/>
+          <w:numId w:val="30"/>
+        </w:numPr>
+      </w:pPr>
+      <w:r>
+        <w:t xml:space="preserve">Query doing full table scan </w:t>
+      </w:r>
+    </w:p>
+    <w:p>
+      <w:pPr>
+        <w:numPr>
+          <w:ilvl w:val="0"/>
+          <w:numId w:val="30"/>
+        </w:numPr>
+      </w:pPr>
+      <w:r>
+        <w:t xml:space="preserve">Pool size = 10 (too small) </w:t>
+      </w:r>
+      <w:r>
+        <w:t xml:space="preserve"> // </w:t>
+      </w:r>
+      <w:r>
+        <w:t>Pool size should match DB capacity (not too high)</w:t>
+      </w:r>
+    </w:p>
+    <w:p>
+      <w:pPr>
+        <w:rPr>
+          <w:b/>
+          <w:bCs/>
+        </w:rPr>
+      </w:pPr>
+      <w:r>
+        <w:rPr>
+          <w:b/>
+          <w:bCs/>
+        </w:rPr>
+        <w:t>Fix:</w:t>
+      </w:r>
+    </w:p>
+    <w:p>
+      <w:pPr>
+        <w:numPr>
+          <w:ilvl w:val="0"/>
+          <w:numId w:val="31"/>
+        </w:numPr>
+      </w:pPr>
+      <w:r>
+        <w:t xml:space="preserve">Added index </w:t>
+      </w:r>
+    </w:p>
+    <w:p>
+      <w:pPr>
+        <w:numPr>
+          <w:ilvl w:val="0"/>
+          <w:numId w:val="31"/>
+        </w:numPr>
+      </w:pPr>
+      <w:r>
+        <w:t xml:space="preserve">Increased pool size to 20 </w:t>
+      </w:r>
+    </w:p>
+    <w:p>
+      <w:r>
+        <w:rPr>
+          <w:rFonts w:ascii="Segoe UI Emoji" w:hAnsi="Segoe UI Emoji" w:cs="Segoe UI Emoji"/>
+        </w:rPr>
+        <w:t>👉</w:t>
+      </w:r>
+      <w:r>
+        <w:t xml:space="preserve"> Result:</w:t>
+      </w:r>
+      <w:r>
+        <w:t xml:space="preserve"> </w:t>
+      </w:r>
+      <w:r>
+        <w:t>Response time ↓ from 3s → 200ms</w:t>
+      </w:r>
+    </w:p>
+    <w:p>
+      <w:pPr>
+        <w:numPr>
+          <w:ilvl w:val="0"/>
+          <w:numId w:val="34"/>
+        </w:numPr>
+        <w:tabs>
+          <w:tab w:val="clear" w:pos="720"/>
+          <w:tab w:val="num" w:pos="360"/>
+        </w:tabs>
+        <w:ind w:left="360"/>
+      </w:pPr>
+      <w:r>
+        <w:t>If metrics point to high memory or GC pressure, I take heap dumps and analyze retained objects to identify leaks, excessive caching or large entity graphs. For thread-related issues, I capture thread dumps to detect blocked threads, deadlocks or thread pool starvation.</w:t>
+      </w:r>
+    </w:p>
+    <w:p>
+      <w:pPr>
+        <w:numPr>
+          <w:ilvl w:val="0"/>
+          <w:numId w:val="35"/>
+        </w:numPr>
+        <w:tabs>
+          <w:tab w:val="clear" w:pos="720"/>
+          <w:tab w:val="num" w:pos="360"/>
+        </w:tabs>
+        <w:ind w:left="360"/>
+      </w:pPr>
+      <w:r>
+        <w:t>I also review application startup and runtime configuration, which ensures unnecessary auto-configurations are disabled, logging levels are not overly verbose and synchronous blocking calls are not slowing down request handling.</w:t>
+      </w:r>
+    </w:p>
+    <w:p>
+      <w:pPr>
+        <w:numPr>
+          <w:ilvl w:val="0"/>
+          <w:numId w:val="36"/>
+        </w:numPr>
+        <w:tabs>
+          <w:tab w:val="clear" w:pos="720"/>
+          <w:tab w:val="num" w:pos="360"/>
+        </w:tabs>
+        <w:ind w:left="360"/>
+      </w:pPr>
+      <w:r>
+        <w:t>I validate fixes by load testing in a production-like environment and continuously monitor metrics after deployment. This approach ensures the issue is not just patched but properly understood and prevented from recurring.</w:t>
+      </w:r>
+    </w:p>
     <w:p/>
     <w:sectPr>
+      <w:type w:val="continuous"/>
       <w:pgSz w:w="12240" w:h="15840"/>
       <w:pgMar w:top="1440" w:right="1440" w:bottom="1440" w:left="1440" w:header="720" w:footer="720" w:gutter="0"/>
       <w:cols w:space="720"/>
@@ -830,6 +4463,1388 @@
 <file path=word/numbering.xml><?xml version="1.0" encoding="utf-8"?>
 <w:numbering xmlns:wpc="http://schemas.microsoft.com/office/word/2010/wordprocessingCanvas" xmlns:cx="http://schemas.microsoft.com/office/drawing/2014/chartex" xmlns:cx1="http://schemas.microsoft.com/office/drawing/2015/9/8/chartex" xmlns:cx2="http://schemas.microsoft.com/office/drawing/2015/10/21/chartex" xmlns:cx3="http://schemas.microsoft.com/office/drawing/2016/5/9/chartex" xmlns:cx4="http://schemas.microsoft.com/office/drawing/2016/5/10/chartex" xmlns:cx5="http://schemas.microsoft.com/office/drawing/2016/5/11/chartex" xmlns:cx6="http://schemas.microsoft.com/office/drawing/2016/5/12/chartex" xmlns:cx7="http://schemas.microsoft.com/office/drawing/2016/5/13/chartex" xmlns:cx8="http://schemas.microsoft.com/office/drawing/2016/5/14/chartex" xmlns:mc="http://schemas.openxmlformats.org/markup-compatibility/2006" xmlns:aink="http://schemas.microsoft.com/office/drawing/2016/ink" xmlns:am3d="http://schemas.microsoft.com/office/drawing/2017/model3d" xmlns:o="urn:schemas-microsoft-com:office:office" xmlns:oel="http://schemas.microsoft.com/office/2019/extlst" xmlns:r="http://schemas.openxmlformats.org/officeDocument/2006/relationships" xmlns:m="http://schemas.openxmlformats.org/officeDocument/2006/math" xmlns:v="urn:schemas-microsoft-com:vml" xmlns:wp14="http://schemas.microsoft.com/office/word/2010/wordprocessingDrawing" xmlns:wp="http://schemas.openxmlformats.org/drawingml/2006/wordprocessingDrawing" xmlns:w10="urn:schemas-microsoft-com:office:word" xmlns:w="http://schemas.openxmlformats.org/wordprocessingml/2006/main" xmlns:w14="http://schemas.microsoft.com/office/word/2010/wordml" xmlns:w15="http://schemas.microsoft.com/office/word/2012/wordml" xmlns:w16cex="http://schemas.microsoft.com/office/word/2018/wordml/cex" xmlns:w16cid="http://schemas.microsoft.com/office/word/2016/wordml/cid" xmlns:w16="http://schemas.microsoft.com/office/word/2018/wordml" xmlns:w16du="http://schemas.microsoft.com/office/word/2023/wordml/word16du" xmlns:w16sdtdh="http://schemas.microsoft.com/office/word/2020/wordml/sdtdatahash" xmlns:w16sdtfl="http://schemas.microsoft.com/office/word/2024/wordml/sdtformatlock" xmlns:w16se="http://schemas.microsoft.com/office/word/2015/wordml/symex" xmlns:wpg="http://schemas.microsoft.com/office/word/2010/wordprocessingGroup" xmlns:wpi="http://schemas.microsoft.com/office/word/2010/wordprocessingInk" xmlns:wne="http://schemas.microsoft.com/office/word/2006/wordml" xmlns:wps="http://schemas.microsoft.com/office/word/2010/wordprocessingShape" mc:Ignorable="w14 w15 w16se w16cid w16 w16cex w16sdtdh w16sdtfl w16du wp14">
   <w:abstractNum w:abstractNumId="0" w15:restartNumberingAfterBreak="0">
+    <w:nsid w:val="018323A3"/>
+    <w:multiLevelType w:val="hybridMultilevel"/>
+    <w:tmpl w:val="AA9ED934"/>
+    <w:lvl w:ilvl="0" w:tplc="04090001">
+      <w:start w:val="1"/>
+      <w:numFmt w:val="bullet"/>
+      <w:lvlText w:val=""/>
+      <w:lvlJc w:val="left"/>
+      <w:pPr>
+        <w:ind w:left="720" w:hanging="360"/>
+      </w:pPr>
+      <w:rPr>
+        <w:rFonts w:ascii="Symbol" w:hAnsi="Symbol" w:hint="default"/>
+      </w:rPr>
+    </w:lvl>
+    <w:lvl w:ilvl="1" w:tplc="04090003">
+      <w:start w:val="1"/>
+      <w:numFmt w:val="bullet"/>
+      <w:lvlText w:val="o"/>
+      <w:lvlJc w:val="left"/>
+      <w:pPr>
+        <w:ind w:left="1440" w:hanging="360"/>
+      </w:pPr>
+      <w:rPr>
+        <w:rFonts w:ascii="Courier New" w:hAnsi="Courier New" w:cs="Courier New" w:hint="default"/>
+      </w:rPr>
+    </w:lvl>
+    <w:lvl w:ilvl="2" w:tplc="04090005" w:tentative="1">
+      <w:start w:val="1"/>
+      <w:numFmt w:val="bullet"/>
+      <w:lvlText w:val=""/>
+      <w:lvlJc w:val="left"/>
+      <w:pPr>
+        <w:ind w:left="2160" w:hanging="360"/>
+      </w:pPr>
+      <w:rPr>
+        <w:rFonts w:ascii="Wingdings" w:hAnsi="Wingdings" w:hint="default"/>
+      </w:rPr>
+    </w:lvl>
+    <w:lvl w:ilvl="3" w:tplc="04090001" w:tentative="1">
+      <w:start w:val="1"/>
+      <w:numFmt w:val="bullet"/>
+      <w:lvlText w:val=""/>
+      <w:lvlJc w:val="left"/>
+      <w:pPr>
+        <w:ind w:left="2880" w:hanging="360"/>
+      </w:pPr>
+      <w:rPr>
+        <w:rFonts w:ascii="Symbol" w:hAnsi="Symbol" w:hint="default"/>
+      </w:rPr>
+    </w:lvl>
+    <w:lvl w:ilvl="4" w:tplc="04090003" w:tentative="1">
+      <w:start w:val="1"/>
+      <w:numFmt w:val="bullet"/>
+      <w:lvlText w:val="o"/>
+      <w:lvlJc w:val="left"/>
+      <w:pPr>
+        <w:ind w:left="3600" w:hanging="360"/>
+      </w:pPr>
+      <w:rPr>
+        <w:rFonts w:ascii="Courier New" w:hAnsi="Courier New" w:cs="Courier New" w:hint="default"/>
+      </w:rPr>
+    </w:lvl>
+    <w:lvl w:ilvl="5" w:tplc="04090005" w:tentative="1">
+      <w:start w:val="1"/>
+      <w:numFmt w:val="bullet"/>
+      <w:lvlText w:val=""/>
+      <w:lvlJc w:val="left"/>
+      <w:pPr>
+        <w:ind w:left="4320" w:hanging="360"/>
+      </w:pPr>
+      <w:rPr>
+        <w:rFonts w:ascii="Wingdings" w:hAnsi="Wingdings" w:hint="default"/>
+      </w:rPr>
+    </w:lvl>
+    <w:lvl w:ilvl="6" w:tplc="04090001" w:tentative="1">
+      <w:start w:val="1"/>
+      <w:numFmt w:val="bullet"/>
+      <w:lvlText w:val=""/>
+      <w:lvlJc w:val="left"/>
+      <w:pPr>
+        <w:ind w:left="5040" w:hanging="360"/>
+      </w:pPr>
+      <w:rPr>
+        <w:rFonts w:ascii="Symbol" w:hAnsi="Symbol" w:hint="default"/>
+      </w:rPr>
+    </w:lvl>
+    <w:lvl w:ilvl="7" w:tplc="04090003" w:tentative="1">
+      <w:start w:val="1"/>
+      <w:numFmt w:val="bullet"/>
+      <w:lvlText w:val="o"/>
+      <w:lvlJc w:val="left"/>
+      <w:pPr>
+        <w:ind w:left="5760" w:hanging="360"/>
+      </w:pPr>
+      <w:rPr>
+        <w:rFonts w:ascii="Courier New" w:hAnsi="Courier New" w:cs="Courier New" w:hint="default"/>
+      </w:rPr>
+    </w:lvl>
+    <w:lvl w:ilvl="8" w:tplc="04090005" w:tentative="1">
+      <w:start w:val="1"/>
+      <w:numFmt w:val="bullet"/>
+      <w:lvlText w:val=""/>
+      <w:lvlJc w:val="left"/>
+      <w:pPr>
+        <w:ind w:left="6480" w:hanging="360"/>
+      </w:pPr>
+      <w:rPr>
+        <w:rFonts w:ascii="Wingdings" w:hAnsi="Wingdings" w:hint="default"/>
+      </w:rPr>
+    </w:lvl>
+  </w:abstractNum>
+  <w:abstractNum w:abstractNumId="1" w15:restartNumberingAfterBreak="0">
+    <w:nsid w:val="03B01CA9"/>
+    <w:multiLevelType w:val="multilevel"/>
+    <w:tmpl w:val="6064793A"/>
+    <w:lvl w:ilvl="0">
+      <w:start w:val="1"/>
+      <w:numFmt w:val="bullet"/>
+      <w:lvlText w:val=""/>
+      <w:lvlJc w:val="left"/>
+      <w:pPr>
+        <w:tabs>
+          <w:tab w:val="num" w:pos="720"/>
+        </w:tabs>
+        <w:ind w:left="720" w:hanging="360"/>
+      </w:pPr>
+      <w:rPr>
+        <w:rFonts w:ascii="Symbol" w:hAnsi="Symbol" w:hint="default"/>
+        <w:sz w:val="20"/>
+      </w:rPr>
+    </w:lvl>
+    <w:lvl w:ilvl="1" w:tentative="1">
+      <w:start w:val="1"/>
+      <w:numFmt w:val="bullet"/>
+      <w:lvlText w:val="o"/>
+      <w:lvlJc w:val="left"/>
+      <w:pPr>
+        <w:tabs>
+          <w:tab w:val="num" w:pos="1440"/>
+        </w:tabs>
+        <w:ind w:left="1440" w:hanging="360"/>
+      </w:pPr>
+      <w:rPr>
+        <w:rFonts w:ascii="Courier New" w:hAnsi="Courier New" w:hint="default"/>
+        <w:sz w:val="20"/>
+      </w:rPr>
+    </w:lvl>
+    <w:lvl w:ilvl="2" w:tentative="1">
+      <w:start w:val="1"/>
+      <w:numFmt w:val="bullet"/>
+      <w:lvlText w:val=""/>
+      <w:lvlJc w:val="left"/>
+      <w:pPr>
+        <w:tabs>
+          <w:tab w:val="num" w:pos="2160"/>
+        </w:tabs>
+        <w:ind w:left="2160" w:hanging="360"/>
+      </w:pPr>
+      <w:rPr>
+        <w:rFonts w:ascii="Wingdings" w:hAnsi="Wingdings" w:hint="default"/>
+        <w:sz w:val="20"/>
+      </w:rPr>
+    </w:lvl>
+    <w:lvl w:ilvl="3" w:tentative="1">
+      <w:start w:val="1"/>
+      <w:numFmt w:val="bullet"/>
+      <w:lvlText w:val=""/>
+      <w:lvlJc w:val="left"/>
+      <w:pPr>
+        <w:tabs>
+          <w:tab w:val="num" w:pos="2880"/>
+        </w:tabs>
+        <w:ind w:left="2880" w:hanging="360"/>
+      </w:pPr>
+      <w:rPr>
+        <w:rFonts w:ascii="Wingdings" w:hAnsi="Wingdings" w:hint="default"/>
+        <w:sz w:val="20"/>
+      </w:rPr>
+    </w:lvl>
+    <w:lvl w:ilvl="4" w:tentative="1">
+      <w:start w:val="1"/>
+      <w:numFmt w:val="bullet"/>
+      <w:lvlText w:val=""/>
+      <w:lvlJc w:val="left"/>
+      <w:pPr>
+        <w:tabs>
+          <w:tab w:val="num" w:pos="3600"/>
+        </w:tabs>
+        <w:ind w:left="3600" w:hanging="360"/>
+      </w:pPr>
+      <w:rPr>
+        <w:rFonts w:ascii="Wingdings" w:hAnsi="Wingdings" w:hint="default"/>
+        <w:sz w:val="20"/>
+      </w:rPr>
+    </w:lvl>
+    <w:lvl w:ilvl="5" w:tentative="1">
+      <w:start w:val="1"/>
+      <w:numFmt w:val="bullet"/>
+      <w:lvlText w:val=""/>
+      <w:lvlJc w:val="left"/>
+      <w:pPr>
+        <w:tabs>
+          <w:tab w:val="num" w:pos="4320"/>
+        </w:tabs>
+        <w:ind w:left="4320" w:hanging="360"/>
+      </w:pPr>
+      <w:rPr>
+        <w:rFonts w:ascii="Wingdings" w:hAnsi="Wingdings" w:hint="default"/>
+        <w:sz w:val="20"/>
+      </w:rPr>
+    </w:lvl>
+    <w:lvl w:ilvl="6" w:tentative="1">
+      <w:start w:val="1"/>
+      <w:numFmt w:val="bullet"/>
+      <w:lvlText w:val=""/>
+      <w:lvlJc w:val="left"/>
+      <w:pPr>
+        <w:tabs>
+          <w:tab w:val="num" w:pos="5040"/>
+        </w:tabs>
+        <w:ind w:left="5040" w:hanging="360"/>
+      </w:pPr>
+      <w:rPr>
+        <w:rFonts w:ascii="Wingdings" w:hAnsi="Wingdings" w:hint="default"/>
+        <w:sz w:val="20"/>
+      </w:rPr>
+    </w:lvl>
+    <w:lvl w:ilvl="7" w:tentative="1">
+      <w:start w:val="1"/>
+      <w:numFmt w:val="bullet"/>
+      <w:lvlText w:val=""/>
+      <w:lvlJc w:val="left"/>
+      <w:pPr>
+        <w:tabs>
+          <w:tab w:val="num" w:pos="5760"/>
+        </w:tabs>
+        <w:ind w:left="5760" w:hanging="360"/>
+      </w:pPr>
+      <w:rPr>
+        <w:rFonts w:ascii="Wingdings" w:hAnsi="Wingdings" w:hint="default"/>
+        <w:sz w:val="20"/>
+      </w:rPr>
+    </w:lvl>
+    <w:lvl w:ilvl="8" w:tentative="1">
+      <w:start w:val="1"/>
+      <w:numFmt w:val="bullet"/>
+      <w:lvlText w:val=""/>
+      <w:lvlJc w:val="left"/>
+      <w:pPr>
+        <w:tabs>
+          <w:tab w:val="num" w:pos="6480"/>
+        </w:tabs>
+        <w:ind w:left="6480" w:hanging="360"/>
+      </w:pPr>
+      <w:rPr>
+        <w:rFonts w:ascii="Wingdings" w:hAnsi="Wingdings" w:hint="default"/>
+        <w:sz w:val="20"/>
+      </w:rPr>
+    </w:lvl>
+  </w:abstractNum>
+  <w:abstractNum w:abstractNumId="2" w15:restartNumberingAfterBreak="0">
+    <w:nsid w:val="042A74C0"/>
+    <w:multiLevelType w:val="multilevel"/>
+    <w:tmpl w:val="9596375A"/>
+    <w:lvl w:ilvl="0">
+      <w:start w:val="1"/>
+      <w:numFmt w:val="bullet"/>
+      <w:lvlText w:val=""/>
+      <w:lvlJc w:val="left"/>
+      <w:pPr>
+        <w:tabs>
+          <w:tab w:val="num" w:pos="720"/>
+        </w:tabs>
+        <w:ind w:left="720" w:hanging="360"/>
+      </w:pPr>
+      <w:rPr>
+        <w:rFonts w:ascii="Symbol" w:hAnsi="Symbol" w:hint="default"/>
+        <w:sz w:val="20"/>
+      </w:rPr>
+    </w:lvl>
+    <w:lvl w:ilvl="1" w:tentative="1">
+      <w:start w:val="1"/>
+      <w:numFmt w:val="bullet"/>
+      <w:lvlText w:val="o"/>
+      <w:lvlJc w:val="left"/>
+      <w:pPr>
+        <w:tabs>
+          <w:tab w:val="num" w:pos="1440"/>
+        </w:tabs>
+        <w:ind w:left="1440" w:hanging="360"/>
+      </w:pPr>
+      <w:rPr>
+        <w:rFonts w:ascii="Courier New" w:hAnsi="Courier New" w:hint="default"/>
+        <w:sz w:val="20"/>
+      </w:rPr>
+    </w:lvl>
+    <w:lvl w:ilvl="2" w:tentative="1">
+      <w:start w:val="1"/>
+      <w:numFmt w:val="bullet"/>
+      <w:lvlText w:val=""/>
+      <w:lvlJc w:val="left"/>
+      <w:pPr>
+        <w:tabs>
+          <w:tab w:val="num" w:pos="2160"/>
+        </w:tabs>
+        <w:ind w:left="2160" w:hanging="360"/>
+      </w:pPr>
+      <w:rPr>
+        <w:rFonts w:ascii="Wingdings" w:hAnsi="Wingdings" w:hint="default"/>
+        <w:sz w:val="20"/>
+      </w:rPr>
+    </w:lvl>
+    <w:lvl w:ilvl="3" w:tentative="1">
+      <w:start w:val="1"/>
+      <w:numFmt w:val="bullet"/>
+      <w:lvlText w:val=""/>
+      <w:lvlJc w:val="left"/>
+      <w:pPr>
+        <w:tabs>
+          <w:tab w:val="num" w:pos="2880"/>
+        </w:tabs>
+        <w:ind w:left="2880" w:hanging="360"/>
+      </w:pPr>
+      <w:rPr>
+        <w:rFonts w:ascii="Wingdings" w:hAnsi="Wingdings" w:hint="default"/>
+        <w:sz w:val="20"/>
+      </w:rPr>
+    </w:lvl>
+    <w:lvl w:ilvl="4" w:tentative="1">
+      <w:start w:val="1"/>
+      <w:numFmt w:val="bullet"/>
+      <w:lvlText w:val=""/>
+      <w:lvlJc w:val="left"/>
+      <w:pPr>
+        <w:tabs>
+          <w:tab w:val="num" w:pos="3600"/>
+        </w:tabs>
+        <w:ind w:left="3600" w:hanging="360"/>
+      </w:pPr>
+      <w:rPr>
+        <w:rFonts w:ascii="Wingdings" w:hAnsi="Wingdings" w:hint="default"/>
+        <w:sz w:val="20"/>
+      </w:rPr>
+    </w:lvl>
+    <w:lvl w:ilvl="5" w:tentative="1">
+      <w:start w:val="1"/>
+      <w:numFmt w:val="bullet"/>
+      <w:lvlText w:val=""/>
+      <w:lvlJc w:val="left"/>
+      <w:pPr>
+        <w:tabs>
+          <w:tab w:val="num" w:pos="4320"/>
+        </w:tabs>
+        <w:ind w:left="4320" w:hanging="360"/>
+      </w:pPr>
+      <w:rPr>
+        <w:rFonts w:ascii="Wingdings" w:hAnsi="Wingdings" w:hint="default"/>
+        <w:sz w:val="20"/>
+      </w:rPr>
+    </w:lvl>
+    <w:lvl w:ilvl="6" w:tentative="1">
+      <w:start w:val="1"/>
+      <w:numFmt w:val="bullet"/>
+      <w:lvlText w:val=""/>
+      <w:lvlJc w:val="left"/>
+      <w:pPr>
+        <w:tabs>
+          <w:tab w:val="num" w:pos="5040"/>
+        </w:tabs>
+        <w:ind w:left="5040" w:hanging="360"/>
+      </w:pPr>
+      <w:rPr>
+        <w:rFonts w:ascii="Wingdings" w:hAnsi="Wingdings" w:hint="default"/>
+        <w:sz w:val="20"/>
+      </w:rPr>
+    </w:lvl>
+    <w:lvl w:ilvl="7" w:tentative="1">
+      <w:start w:val="1"/>
+      <w:numFmt w:val="bullet"/>
+      <w:lvlText w:val=""/>
+      <w:lvlJc w:val="left"/>
+      <w:pPr>
+        <w:tabs>
+          <w:tab w:val="num" w:pos="5760"/>
+        </w:tabs>
+        <w:ind w:left="5760" w:hanging="360"/>
+      </w:pPr>
+      <w:rPr>
+        <w:rFonts w:ascii="Wingdings" w:hAnsi="Wingdings" w:hint="default"/>
+        <w:sz w:val="20"/>
+      </w:rPr>
+    </w:lvl>
+    <w:lvl w:ilvl="8" w:tentative="1">
+      <w:start w:val="1"/>
+      <w:numFmt w:val="bullet"/>
+      <w:lvlText w:val=""/>
+      <w:lvlJc w:val="left"/>
+      <w:pPr>
+        <w:tabs>
+          <w:tab w:val="num" w:pos="6480"/>
+        </w:tabs>
+        <w:ind w:left="6480" w:hanging="360"/>
+      </w:pPr>
+      <w:rPr>
+        <w:rFonts w:ascii="Wingdings" w:hAnsi="Wingdings" w:hint="default"/>
+        <w:sz w:val="20"/>
+      </w:rPr>
+    </w:lvl>
+  </w:abstractNum>
+  <w:abstractNum w:abstractNumId="3" w15:restartNumberingAfterBreak="0">
+    <w:nsid w:val="0B19612F"/>
+    <w:multiLevelType w:val="multilevel"/>
+    <w:tmpl w:val="301E3E50"/>
+    <w:lvl w:ilvl="0">
+      <w:start w:val="1"/>
+      <w:numFmt w:val="bullet"/>
+      <w:lvlText w:val=""/>
+      <w:lvlJc w:val="left"/>
+      <w:pPr>
+        <w:tabs>
+          <w:tab w:val="num" w:pos="720"/>
+        </w:tabs>
+        <w:ind w:left="720" w:hanging="360"/>
+      </w:pPr>
+      <w:rPr>
+        <w:rFonts w:ascii="Symbol" w:hAnsi="Symbol" w:hint="default"/>
+        <w:sz w:val="20"/>
+      </w:rPr>
+    </w:lvl>
+    <w:lvl w:ilvl="1" w:tentative="1">
+      <w:start w:val="1"/>
+      <w:numFmt w:val="bullet"/>
+      <w:lvlText w:val="o"/>
+      <w:lvlJc w:val="left"/>
+      <w:pPr>
+        <w:tabs>
+          <w:tab w:val="num" w:pos="1440"/>
+        </w:tabs>
+        <w:ind w:left="1440" w:hanging="360"/>
+      </w:pPr>
+      <w:rPr>
+        <w:rFonts w:ascii="Courier New" w:hAnsi="Courier New" w:hint="default"/>
+        <w:sz w:val="20"/>
+      </w:rPr>
+    </w:lvl>
+    <w:lvl w:ilvl="2" w:tentative="1">
+      <w:start w:val="1"/>
+      <w:numFmt w:val="bullet"/>
+      <w:lvlText w:val=""/>
+      <w:lvlJc w:val="left"/>
+      <w:pPr>
+        <w:tabs>
+          <w:tab w:val="num" w:pos="2160"/>
+        </w:tabs>
+        <w:ind w:left="2160" w:hanging="360"/>
+      </w:pPr>
+      <w:rPr>
+        <w:rFonts w:ascii="Wingdings" w:hAnsi="Wingdings" w:hint="default"/>
+        <w:sz w:val="20"/>
+      </w:rPr>
+    </w:lvl>
+    <w:lvl w:ilvl="3" w:tentative="1">
+      <w:start w:val="1"/>
+      <w:numFmt w:val="bullet"/>
+      <w:lvlText w:val=""/>
+      <w:lvlJc w:val="left"/>
+      <w:pPr>
+        <w:tabs>
+          <w:tab w:val="num" w:pos="2880"/>
+        </w:tabs>
+        <w:ind w:left="2880" w:hanging="360"/>
+      </w:pPr>
+      <w:rPr>
+        <w:rFonts w:ascii="Wingdings" w:hAnsi="Wingdings" w:hint="default"/>
+        <w:sz w:val="20"/>
+      </w:rPr>
+    </w:lvl>
+    <w:lvl w:ilvl="4" w:tentative="1">
+      <w:start w:val="1"/>
+      <w:numFmt w:val="bullet"/>
+      <w:lvlText w:val=""/>
+      <w:lvlJc w:val="left"/>
+      <w:pPr>
+        <w:tabs>
+          <w:tab w:val="num" w:pos="3600"/>
+        </w:tabs>
+        <w:ind w:left="3600" w:hanging="360"/>
+      </w:pPr>
+      <w:rPr>
+        <w:rFonts w:ascii="Wingdings" w:hAnsi="Wingdings" w:hint="default"/>
+        <w:sz w:val="20"/>
+      </w:rPr>
+    </w:lvl>
+    <w:lvl w:ilvl="5" w:tentative="1">
+      <w:start w:val="1"/>
+      <w:numFmt w:val="bullet"/>
+      <w:lvlText w:val=""/>
+      <w:lvlJc w:val="left"/>
+      <w:pPr>
+        <w:tabs>
+          <w:tab w:val="num" w:pos="4320"/>
+        </w:tabs>
+        <w:ind w:left="4320" w:hanging="360"/>
+      </w:pPr>
+      <w:rPr>
+        <w:rFonts w:ascii="Wingdings" w:hAnsi="Wingdings" w:hint="default"/>
+        <w:sz w:val="20"/>
+      </w:rPr>
+    </w:lvl>
+    <w:lvl w:ilvl="6" w:tentative="1">
+      <w:start w:val="1"/>
+      <w:numFmt w:val="bullet"/>
+      <w:lvlText w:val=""/>
+      <w:lvlJc w:val="left"/>
+      <w:pPr>
+        <w:tabs>
+          <w:tab w:val="num" w:pos="5040"/>
+        </w:tabs>
+        <w:ind w:left="5040" w:hanging="360"/>
+      </w:pPr>
+      <w:rPr>
+        <w:rFonts w:ascii="Wingdings" w:hAnsi="Wingdings" w:hint="default"/>
+        <w:sz w:val="20"/>
+      </w:rPr>
+    </w:lvl>
+    <w:lvl w:ilvl="7" w:tentative="1">
+      <w:start w:val="1"/>
+      <w:numFmt w:val="bullet"/>
+      <w:lvlText w:val=""/>
+      <w:lvlJc w:val="left"/>
+      <w:pPr>
+        <w:tabs>
+          <w:tab w:val="num" w:pos="5760"/>
+        </w:tabs>
+        <w:ind w:left="5760" w:hanging="360"/>
+      </w:pPr>
+      <w:rPr>
+        <w:rFonts w:ascii="Wingdings" w:hAnsi="Wingdings" w:hint="default"/>
+        <w:sz w:val="20"/>
+      </w:rPr>
+    </w:lvl>
+    <w:lvl w:ilvl="8" w:tentative="1">
+      <w:start w:val="1"/>
+      <w:numFmt w:val="bullet"/>
+      <w:lvlText w:val=""/>
+      <w:lvlJc w:val="left"/>
+      <w:pPr>
+        <w:tabs>
+          <w:tab w:val="num" w:pos="6480"/>
+        </w:tabs>
+        <w:ind w:left="6480" w:hanging="360"/>
+      </w:pPr>
+      <w:rPr>
+        <w:rFonts w:ascii="Wingdings" w:hAnsi="Wingdings" w:hint="default"/>
+        <w:sz w:val="20"/>
+      </w:rPr>
+    </w:lvl>
+  </w:abstractNum>
+  <w:abstractNum w:abstractNumId="4" w15:restartNumberingAfterBreak="0">
+    <w:nsid w:val="0F4916E7"/>
+    <w:multiLevelType w:val="hybridMultilevel"/>
+    <w:tmpl w:val="92B8078A"/>
+    <w:lvl w:ilvl="0" w:tplc="04090001">
+      <w:start w:val="1"/>
+      <w:numFmt w:val="bullet"/>
+      <w:lvlText w:val=""/>
+      <w:lvlJc w:val="left"/>
+      <w:pPr>
+        <w:ind w:left="720" w:hanging="360"/>
+      </w:pPr>
+      <w:rPr>
+        <w:rFonts w:ascii="Symbol" w:hAnsi="Symbol" w:hint="default"/>
+      </w:rPr>
+    </w:lvl>
+    <w:lvl w:ilvl="1" w:tplc="04090003">
+      <w:start w:val="1"/>
+      <w:numFmt w:val="bullet"/>
+      <w:lvlText w:val="o"/>
+      <w:lvlJc w:val="left"/>
+      <w:pPr>
+        <w:ind w:left="1440" w:hanging="360"/>
+      </w:pPr>
+      <w:rPr>
+        <w:rFonts w:ascii="Courier New" w:hAnsi="Courier New" w:cs="Courier New" w:hint="default"/>
+      </w:rPr>
+    </w:lvl>
+    <w:lvl w:ilvl="2" w:tplc="04090005" w:tentative="1">
+      <w:start w:val="1"/>
+      <w:numFmt w:val="bullet"/>
+      <w:lvlText w:val=""/>
+      <w:lvlJc w:val="left"/>
+      <w:pPr>
+        <w:ind w:left="2160" w:hanging="360"/>
+      </w:pPr>
+      <w:rPr>
+        <w:rFonts w:ascii="Wingdings" w:hAnsi="Wingdings" w:hint="default"/>
+      </w:rPr>
+    </w:lvl>
+    <w:lvl w:ilvl="3" w:tplc="04090001" w:tentative="1">
+      <w:start w:val="1"/>
+      <w:numFmt w:val="bullet"/>
+      <w:lvlText w:val=""/>
+      <w:lvlJc w:val="left"/>
+      <w:pPr>
+        <w:ind w:left="2880" w:hanging="360"/>
+      </w:pPr>
+      <w:rPr>
+        <w:rFonts w:ascii="Symbol" w:hAnsi="Symbol" w:hint="default"/>
+      </w:rPr>
+    </w:lvl>
+    <w:lvl w:ilvl="4" w:tplc="04090003" w:tentative="1">
+      <w:start w:val="1"/>
+      <w:numFmt w:val="bullet"/>
+      <w:lvlText w:val="o"/>
+      <w:lvlJc w:val="left"/>
+      <w:pPr>
+        <w:ind w:left="3600" w:hanging="360"/>
+      </w:pPr>
+      <w:rPr>
+        <w:rFonts w:ascii="Courier New" w:hAnsi="Courier New" w:cs="Courier New" w:hint="default"/>
+      </w:rPr>
+    </w:lvl>
+    <w:lvl w:ilvl="5" w:tplc="04090005" w:tentative="1">
+      <w:start w:val="1"/>
+      <w:numFmt w:val="bullet"/>
+      <w:lvlText w:val=""/>
+      <w:lvlJc w:val="left"/>
+      <w:pPr>
+        <w:ind w:left="4320" w:hanging="360"/>
+      </w:pPr>
+      <w:rPr>
+        <w:rFonts w:ascii="Wingdings" w:hAnsi="Wingdings" w:hint="default"/>
+      </w:rPr>
+    </w:lvl>
+    <w:lvl w:ilvl="6" w:tplc="04090001" w:tentative="1">
+      <w:start w:val="1"/>
+      <w:numFmt w:val="bullet"/>
+      <w:lvlText w:val=""/>
+      <w:lvlJc w:val="left"/>
+      <w:pPr>
+        <w:ind w:left="5040" w:hanging="360"/>
+      </w:pPr>
+      <w:rPr>
+        <w:rFonts w:ascii="Symbol" w:hAnsi="Symbol" w:hint="default"/>
+      </w:rPr>
+    </w:lvl>
+    <w:lvl w:ilvl="7" w:tplc="04090003" w:tentative="1">
+      <w:start w:val="1"/>
+      <w:numFmt w:val="bullet"/>
+      <w:lvlText w:val="o"/>
+      <w:lvlJc w:val="left"/>
+      <w:pPr>
+        <w:ind w:left="5760" w:hanging="360"/>
+      </w:pPr>
+      <w:rPr>
+        <w:rFonts w:ascii="Courier New" w:hAnsi="Courier New" w:cs="Courier New" w:hint="default"/>
+      </w:rPr>
+    </w:lvl>
+    <w:lvl w:ilvl="8" w:tplc="04090005" w:tentative="1">
+      <w:start w:val="1"/>
+      <w:numFmt w:val="bullet"/>
+      <w:lvlText w:val=""/>
+      <w:lvlJc w:val="left"/>
+      <w:pPr>
+        <w:ind w:left="6480" w:hanging="360"/>
+      </w:pPr>
+      <w:rPr>
+        <w:rFonts w:ascii="Wingdings" w:hAnsi="Wingdings" w:hint="default"/>
+      </w:rPr>
+    </w:lvl>
+  </w:abstractNum>
+  <w:abstractNum w:abstractNumId="5" w15:restartNumberingAfterBreak="0">
+    <w:nsid w:val="19B61407"/>
+    <w:multiLevelType w:val="multilevel"/>
+    <w:tmpl w:val="FBA4480C"/>
+    <w:lvl w:ilvl="0">
+      <w:start w:val="1"/>
+      <w:numFmt w:val="bullet"/>
+      <w:lvlText w:val=""/>
+      <w:lvlJc w:val="left"/>
+      <w:pPr>
+        <w:tabs>
+          <w:tab w:val="num" w:pos="720"/>
+        </w:tabs>
+        <w:ind w:left="720" w:hanging="360"/>
+      </w:pPr>
+      <w:rPr>
+        <w:rFonts w:ascii="Symbol" w:hAnsi="Symbol" w:hint="default"/>
+        <w:sz w:val="20"/>
+      </w:rPr>
+    </w:lvl>
+    <w:lvl w:ilvl="1" w:tentative="1">
+      <w:start w:val="1"/>
+      <w:numFmt w:val="bullet"/>
+      <w:lvlText w:val="o"/>
+      <w:lvlJc w:val="left"/>
+      <w:pPr>
+        <w:tabs>
+          <w:tab w:val="num" w:pos="1440"/>
+        </w:tabs>
+        <w:ind w:left="1440" w:hanging="360"/>
+      </w:pPr>
+      <w:rPr>
+        <w:rFonts w:ascii="Courier New" w:hAnsi="Courier New" w:hint="default"/>
+        <w:sz w:val="20"/>
+      </w:rPr>
+    </w:lvl>
+    <w:lvl w:ilvl="2" w:tentative="1">
+      <w:start w:val="1"/>
+      <w:numFmt w:val="bullet"/>
+      <w:lvlText w:val=""/>
+      <w:lvlJc w:val="left"/>
+      <w:pPr>
+        <w:tabs>
+          <w:tab w:val="num" w:pos="2160"/>
+        </w:tabs>
+        <w:ind w:left="2160" w:hanging="360"/>
+      </w:pPr>
+      <w:rPr>
+        <w:rFonts w:ascii="Wingdings" w:hAnsi="Wingdings" w:hint="default"/>
+        <w:sz w:val="20"/>
+      </w:rPr>
+    </w:lvl>
+    <w:lvl w:ilvl="3" w:tentative="1">
+      <w:start w:val="1"/>
+      <w:numFmt w:val="bullet"/>
+      <w:lvlText w:val=""/>
+      <w:lvlJc w:val="left"/>
+      <w:pPr>
+        <w:tabs>
+          <w:tab w:val="num" w:pos="2880"/>
+        </w:tabs>
+        <w:ind w:left="2880" w:hanging="360"/>
+      </w:pPr>
+      <w:rPr>
+        <w:rFonts w:ascii="Wingdings" w:hAnsi="Wingdings" w:hint="default"/>
+        <w:sz w:val="20"/>
+      </w:rPr>
+    </w:lvl>
+    <w:lvl w:ilvl="4" w:tentative="1">
+      <w:start w:val="1"/>
+      <w:numFmt w:val="bullet"/>
+      <w:lvlText w:val=""/>
+      <w:lvlJc w:val="left"/>
+      <w:pPr>
+        <w:tabs>
+          <w:tab w:val="num" w:pos="3600"/>
+        </w:tabs>
+        <w:ind w:left="3600" w:hanging="360"/>
+      </w:pPr>
+      <w:rPr>
+        <w:rFonts w:ascii="Wingdings" w:hAnsi="Wingdings" w:hint="default"/>
+        <w:sz w:val="20"/>
+      </w:rPr>
+    </w:lvl>
+    <w:lvl w:ilvl="5" w:tentative="1">
+      <w:start w:val="1"/>
+      <w:numFmt w:val="bullet"/>
+      <w:lvlText w:val=""/>
+      <w:lvlJc w:val="left"/>
+      <w:pPr>
+        <w:tabs>
+          <w:tab w:val="num" w:pos="4320"/>
+        </w:tabs>
+        <w:ind w:left="4320" w:hanging="360"/>
+      </w:pPr>
+      <w:rPr>
+        <w:rFonts w:ascii="Wingdings" w:hAnsi="Wingdings" w:hint="default"/>
+        <w:sz w:val="20"/>
+      </w:rPr>
+    </w:lvl>
+    <w:lvl w:ilvl="6" w:tentative="1">
+      <w:start w:val="1"/>
+      <w:numFmt w:val="bullet"/>
+      <w:lvlText w:val=""/>
+      <w:lvlJc w:val="left"/>
+      <w:pPr>
+        <w:tabs>
+          <w:tab w:val="num" w:pos="5040"/>
+        </w:tabs>
+        <w:ind w:left="5040" w:hanging="360"/>
+      </w:pPr>
+      <w:rPr>
+        <w:rFonts w:ascii="Wingdings" w:hAnsi="Wingdings" w:hint="default"/>
+        <w:sz w:val="20"/>
+      </w:rPr>
+    </w:lvl>
+    <w:lvl w:ilvl="7" w:tentative="1">
+      <w:start w:val="1"/>
+      <w:numFmt w:val="bullet"/>
+      <w:lvlText w:val=""/>
+      <w:lvlJc w:val="left"/>
+      <w:pPr>
+        <w:tabs>
+          <w:tab w:val="num" w:pos="5760"/>
+        </w:tabs>
+        <w:ind w:left="5760" w:hanging="360"/>
+      </w:pPr>
+      <w:rPr>
+        <w:rFonts w:ascii="Wingdings" w:hAnsi="Wingdings" w:hint="default"/>
+        <w:sz w:val="20"/>
+      </w:rPr>
+    </w:lvl>
+    <w:lvl w:ilvl="8" w:tentative="1">
+      <w:start w:val="1"/>
+      <w:numFmt w:val="bullet"/>
+      <w:lvlText w:val=""/>
+      <w:lvlJc w:val="left"/>
+      <w:pPr>
+        <w:tabs>
+          <w:tab w:val="num" w:pos="6480"/>
+        </w:tabs>
+        <w:ind w:left="6480" w:hanging="360"/>
+      </w:pPr>
+      <w:rPr>
+        <w:rFonts w:ascii="Wingdings" w:hAnsi="Wingdings" w:hint="default"/>
+        <w:sz w:val="20"/>
+      </w:rPr>
+    </w:lvl>
+  </w:abstractNum>
+  <w:abstractNum w:abstractNumId="6" w15:restartNumberingAfterBreak="0">
+    <w:nsid w:val="19FB7235"/>
+    <w:multiLevelType w:val="hybridMultilevel"/>
+    <w:tmpl w:val="5290F61E"/>
+    <w:lvl w:ilvl="0" w:tplc="04090001">
+      <w:start w:val="1"/>
+      <w:numFmt w:val="bullet"/>
+      <w:lvlText w:val=""/>
+      <w:lvlJc w:val="left"/>
+      <w:pPr>
+        <w:ind w:left="1080" w:hanging="360"/>
+      </w:pPr>
+      <w:rPr>
+        <w:rFonts w:ascii="Symbol" w:hAnsi="Symbol" w:hint="default"/>
+      </w:rPr>
+    </w:lvl>
+    <w:lvl w:ilvl="1" w:tplc="04090003" w:tentative="1">
+      <w:start w:val="1"/>
+      <w:numFmt w:val="bullet"/>
+      <w:lvlText w:val="o"/>
+      <w:lvlJc w:val="left"/>
+      <w:pPr>
+        <w:ind w:left="1800" w:hanging="360"/>
+      </w:pPr>
+      <w:rPr>
+        <w:rFonts w:ascii="Courier New" w:hAnsi="Courier New" w:cs="Courier New" w:hint="default"/>
+      </w:rPr>
+    </w:lvl>
+    <w:lvl w:ilvl="2" w:tplc="04090005" w:tentative="1">
+      <w:start w:val="1"/>
+      <w:numFmt w:val="bullet"/>
+      <w:lvlText w:val=""/>
+      <w:lvlJc w:val="left"/>
+      <w:pPr>
+        <w:ind w:left="2520" w:hanging="360"/>
+      </w:pPr>
+      <w:rPr>
+        <w:rFonts w:ascii="Wingdings" w:hAnsi="Wingdings" w:hint="default"/>
+      </w:rPr>
+    </w:lvl>
+    <w:lvl w:ilvl="3" w:tplc="04090001" w:tentative="1">
+      <w:start w:val="1"/>
+      <w:numFmt w:val="bullet"/>
+      <w:lvlText w:val=""/>
+      <w:lvlJc w:val="left"/>
+      <w:pPr>
+        <w:ind w:left="3240" w:hanging="360"/>
+      </w:pPr>
+      <w:rPr>
+        <w:rFonts w:ascii="Symbol" w:hAnsi="Symbol" w:hint="default"/>
+      </w:rPr>
+    </w:lvl>
+    <w:lvl w:ilvl="4" w:tplc="04090003" w:tentative="1">
+      <w:start w:val="1"/>
+      <w:numFmt w:val="bullet"/>
+      <w:lvlText w:val="o"/>
+      <w:lvlJc w:val="left"/>
+      <w:pPr>
+        <w:ind w:left="3960" w:hanging="360"/>
+      </w:pPr>
+      <w:rPr>
+        <w:rFonts w:ascii="Courier New" w:hAnsi="Courier New" w:cs="Courier New" w:hint="default"/>
+      </w:rPr>
+    </w:lvl>
+    <w:lvl w:ilvl="5" w:tplc="04090005" w:tentative="1">
+      <w:start w:val="1"/>
+      <w:numFmt w:val="bullet"/>
+      <w:lvlText w:val=""/>
+      <w:lvlJc w:val="left"/>
+      <w:pPr>
+        <w:ind w:left="4680" w:hanging="360"/>
+      </w:pPr>
+      <w:rPr>
+        <w:rFonts w:ascii="Wingdings" w:hAnsi="Wingdings" w:hint="default"/>
+      </w:rPr>
+    </w:lvl>
+    <w:lvl w:ilvl="6" w:tplc="04090001" w:tentative="1">
+      <w:start w:val="1"/>
+      <w:numFmt w:val="bullet"/>
+      <w:lvlText w:val=""/>
+      <w:lvlJc w:val="left"/>
+      <w:pPr>
+        <w:ind w:left="5400" w:hanging="360"/>
+      </w:pPr>
+      <w:rPr>
+        <w:rFonts w:ascii="Symbol" w:hAnsi="Symbol" w:hint="default"/>
+      </w:rPr>
+    </w:lvl>
+    <w:lvl w:ilvl="7" w:tplc="04090003" w:tentative="1">
+      <w:start w:val="1"/>
+      <w:numFmt w:val="bullet"/>
+      <w:lvlText w:val="o"/>
+      <w:lvlJc w:val="left"/>
+      <w:pPr>
+        <w:ind w:left="6120" w:hanging="360"/>
+      </w:pPr>
+      <w:rPr>
+        <w:rFonts w:ascii="Courier New" w:hAnsi="Courier New" w:cs="Courier New" w:hint="default"/>
+      </w:rPr>
+    </w:lvl>
+    <w:lvl w:ilvl="8" w:tplc="04090005" w:tentative="1">
+      <w:start w:val="1"/>
+      <w:numFmt w:val="bullet"/>
+      <w:lvlText w:val=""/>
+      <w:lvlJc w:val="left"/>
+      <w:pPr>
+        <w:ind w:left="6840" w:hanging="360"/>
+      </w:pPr>
+      <w:rPr>
+        <w:rFonts w:ascii="Wingdings" w:hAnsi="Wingdings" w:hint="default"/>
+      </w:rPr>
+    </w:lvl>
+  </w:abstractNum>
+  <w:abstractNum w:abstractNumId="7" w15:restartNumberingAfterBreak="0">
+    <w:nsid w:val="20F87267"/>
+    <w:multiLevelType w:val="multilevel"/>
+    <w:tmpl w:val="6C9E7F34"/>
+    <w:lvl w:ilvl="0">
+      <w:start w:val="1"/>
+      <w:numFmt w:val="bullet"/>
+      <w:lvlText w:val=""/>
+      <w:lvlJc w:val="left"/>
+      <w:pPr>
+        <w:tabs>
+          <w:tab w:val="num" w:pos="720"/>
+        </w:tabs>
+        <w:ind w:left="720" w:hanging="360"/>
+      </w:pPr>
+      <w:rPr>
+        <w:rFonts w:ascii="Symbol" w:hAnsi="Symbol" w:hint="default"/>
+        <w:sz w:val="20"/>
+      </w:rPr>
+    </w:lvl>
+    <w:lvl w:ilvl="1" w:tentative="1">
+      <w:start w:val="1"/>
+      <w:numFmt w:val="bullet"/>
+      <w:lvlText w:val="o"/>
+      <w:lvlJc w:val="left"/>
+      <w:pPr>
+        <w:tabs>
+          <w:tab w:val="num" w:pos="1440"/>
+        </w:tabs>
+        <w:ind w:left="1440" w:hanging="360"/>
+      </w:pPr>
+      <w:rPr>
+        <w:rFonts w:ascii="Courier New" w:hAnsi="Courier New" w:hint="default"/>
+        <w:sz w:val="20"/>
+      </w:rPr>
+    </w:lvl>
+    <w:lvl w:ilvl="2" w:tentative="1">
+      <w:start w:val="1"/>
+      <w:numFmt w:val="bullet"/>
+      <w:lvlText w:val=""/>
+      <w:lvlJc w:val="left"/>
+      <w:pPr>
+        <w:tabs>
+          <w:tab w:val="num" w:pos="2160"/>
+        </w:tabs>
+        <w:ind w:left="2160" w:hanging="360"/>
+      </w:pPr>
+      <w:rPr>
+        <w:rFonts w:ascii="Wingdings" w:hAnsi="Wingdings" w:hint="default"/>
+        <w:sz w:val="20"/>
+      </w:rPr>
+    </w:lvl>
+    <w:lvl w:ilvl="3" w:tentative="1">
+      <w:start w:val="1"/>
+      <w:numFmt w:val="bullet"/>
+      <w:lvlText w:val=""/>
+      <w:lvlJc w:val="left"/>
+      <w:pPr>
+        <w:tabs>
+          <w:tab w:val="num" w:pos="2880"/>
+        </w:tabs>
+        <w:ind w:left="2880" w:hanging="360"/>
+      </w:pPr>
+      <w:rPr>
+        <w:rFonts w:ascii="Wingdings" w:hAnsi="Wingdings" w:hint="default"/>
+        <w:sz w:val="20"/>
+      </w:rPr>
+    </w:lvl>
+    <w:lvl w:ilvl="4" w:tentative="1">
+      <w:start w:val="1"/>
+      <w:numFmt w:val="bullet"/>
+      <w:lvlText w:val=""/>
+      <w:lvlJc w:val="left"/>
+      <w:pPr>
+        <w:tabs>
+          <w:tab w:val="num" w:pos="3600"/>
+        </w:tabs>
+        <w:ind w:left="3600" w:hanging="360"/>
+      </w:pPr>
+      <w:rPr>
+        <w:rFonts w:ascii="Wingdings" w:hAnsi="Wingdings" w:hint="default"/>
+        <w:sz w:val="20"/>
+      </w:rPr>
+    </w:lvl>
+    <w:lvl w:ilvl="5" w:tentative="1">
+      <w:start w:val="1"/>
+      <w:numFmt w:val="bullet"/>
+      <w:lvlText w:val=""/>
+      <w:lvlJc w:val="left"/>
+      <w:pPr>
+        <w:tabs>
+          <w:tab w:val="num" w:pos="4320"/>
+        </w:tabs>
+        <w:ind w:left="4320" w:hanging="360"/>
+      </w:pPr>
+      <w:rPr>
+        <w:rFonts w:ascii="Wingdings" w:hAnsi="Wingdings" w:hint="default"/>
+        <w:sz w:val="20"/>
+      </w:rPr>
+    </w:lvl>
+    <w:lvl w:ilvl="6" w:tentative="1">
+      <w:start w:val="1"/>
+      <w:numFmt w:val="bullet"/>
+      <w:lvlText w:val=""/>
+      <w:lvlJc w:val="left"/>
+      <w:pPr>
+        <w:tabs>
+          <w:tab w:val="num" w:pos="5040"/>
+        </w:tabs>
+        <w:ind w:left="5040" w:hanging="360"/>
+      </w:pPr>
+      <w:rPr>
+        <w:rFonts w:ascii="Wingdings" w:hAnsi="Wingdings" w:hint="default"/>
+        <w:sz w:val="20"/>
+      </w:rPr>
+    </w:lvl>
+    <w:lvl w:ilvl="7" w:tentative="1">
+      <w:start w:val="1"/>
+      <w:numFmt w:val="bullet"/>
+      <w:lvlText w:val=""/>
+      <w:lvlJc w:val="left"/>
+      <w:pPr>
+        <w:tabs>
+          <w:tab w:val="num" w:pos="5760"/>
+        </w:tabs>
+        <w:ind w:left="5760" w:hanging="360"/>
+      </w:pPr>
+      <w:rPr>
+        <w:rFonts w:ascii="Wingdings" w:hAnsi="Wingdings" w:hint="default"/>
+        <w:sz w:val="20"/>
+      </w:rPr>
+    </w:lvl>
+    <w:lvl w:ilvl="8" w:tentative="1">
+      <w:start w:val="1"/>
+      <w:numFmt w:val="bullet"/>
+      <w:lvlText w:val=""/>
+      <w:lvlJc w:val="left"/>
+      <w:pPr>
+        <w:tabs>
+          <w:tab w:val="num" w:pos="6480"/>
+        </w:tabs>
+        <w:ind w:left="6480" w:hanging="360"/>
+      </w:pPr>
+      <w:rPr>
+        <w:rFonts w:ascii="Wingdings" w:hAnsi="Wingdings" w:hint="default"/>
+        <w:sz w:val="20"/>
+      </w:rPr>
+    </w:lvl>
+  </w:abstractNum>
+  <w:abstractNum w:abstractNumId="8" w15:restartNumberingAfterBreak="0">
+    <w:nsid w:val="254D35D5"/>
+    <w:multiLevelType w:val="multilevel"/>
+    <w:tmpl w:val="C2804BA2"/>
+    <w:lvl w:ilvl="0">
+      <w:start w:val="1"/>
+      <w:numFmt w:val="bullet"/>
+      <w:lvlText w:val=""/>
+      <w:lvlJc w:val="left"/>
+      <w:pPr>
+        <w:tabs>
+          <w:tab w:val="num" w:pos="720"/>
+        </w:tabs>
+        <w:ind w:left="720" w:hanging="360"/>
+      </w:pPr>
+      <w:rPr>
+        <w:rFonts w:ascii="Symbol" w:hAnsi="Symbol" w:hint="default"/>
+        <w:sz w:val="20"/>
+      </w:rPr>
+    </w:lvl>
+    <w:lvl w:ilvl="1" w:tentative="1">
+      <w:start w:val="1"/>
+      <w:numFmt w:val="bullet"/>
+      <w:lvlText w:val="o"/>
+      <w:lvlJc w:val="left"/>
+      <w:pPr>
+        <w:tabs>
+          <w:tab w:val="num" w:pos="1440"/>
+        </w:tabs>
+        <w:ind w:left="1440" w:hanging="360"/>
+      </w:pPr>
+      <w:rPr>
+        <w:rFonts w:ascii="Courier New" w:hAnsi="Courier New" w:hint="default"/>
+        <w:sz w:val="20"/>
+      </w:rPr>
+    </w:lvl>
+    <w:lvl w:ilvl="2" w:tentative="1">
+      <w:start w:val="1"/>
+      <w:numFmt w:val="bullet"/>
+      <w:lvlText w:val=""/>
+      <w:lvlJc w:val="left"/>
+      <w:pPr>
+        <w:tabs>
+          <w:tab w:val="num" w:pos="2160"/>
+        </w:tabs>
+        <w:ind w:left="2160" w:hanging="360"/>
+      </w:pPr>
+      <w:rPr>
+        <w:rFonts w:ascii="Wingdings" w:hAnsi="Wingdings" w:hint="default"/>
+        <w:sz w:val="20"/>
+      </w:rPr>
+    </w:lvl>
+    <w:lvl w:ilvl="3" w:tentative="1">
+      <w:start w:val="1"/>
+      <w:numFmt w:val="bullet"/>
+      <w:lvlText w:val=""/>
+      <w:lvlJc w:val="left"/>
+      <w:pPr>
+        <w:tabs>
+          <w:tab w:val="num" w:pos="2880"/>
+        </w:tabs>
+        <w:ind w:left="2880" w:hanging="360"/>
+      </w:pPr>
+      <w:rPr>
+        <w:rFonts w:ascii="Wingdings" w:hAnsi="Wingdings" w:hint="default"/>
+        <w:sz w:val="20"/>
+      </w:rPr>
+    </w:lvl>
+    <w:lvl w:ilvl="4" w:tentative="1">
+      <w:start w:val="1"/>
+      <w:numFmt w:val="bullet"/>
+      <w:lvlText w:val=""/>
+      <w:lvlJc w:val="left"/>
+      <w:pPr>
+        <w:tabs>
+          <w:tab w:val="num" w:pos="3600"/>
+        </w:tabs>
+        <w:ind w:left="3600" w:hanging="360"/>
+      </w:pPr>
+      <w:rPr>
+        <w:rFonts w:ascii="Wingdings" w:hAnsi="Wingdings" w:hint="default"/>
+        <w:sz w:val="20"/>
+      </w:rPr>
+    </w:lvl>
+    <w:lvl w:ilvl="5" w:tentative="1">
+      <w:start w:val="1"/>
+      <w:numFmt w:val="bullet"/>
+      <w:lvlText w:val=""/>
+      <w:lvlJc w:val="left"/>
+      <w:pPr>
+        <w:tabs>
+          <w:tab w:val="num" w:pos="4320"/>
+        </w:tabs>
+        <w:ind w:left="4320" w:hanging="360"/>
+      </w:pPr>
+      <w:rPr>
+        <w:rFonts w:ascii="Wingdings" w:hAnsi="Wingdings" w:hint="default"/>
+        <w:sz w:val="20"/>
+      </w:rPr>
+    </w:lvl>
+    <w:lvl w:ilvl="6" w:tentative="1">
+      <w:start w:val="1"/>
+      <w:numFmt w:val="bullet"/>
+      <w:lvlText w:val=""/>
+      <w:lvlJc w:val="left"/>
+      <w:pPr>
+        <w:tabs>
+          <w:tab w:val="num" w:pos="5040"/>
+        </w:tabs>
+        <w:ind w:left="5040" w:hanging="360"/>
+      </w:pPr>
+      <w:rPr>
+        <w:rFonts w:ascii="Wingdings" w:hAnsi="Wingdings" w:hint="default"/>
+        <w:sz w:val="20"/>
+      </w:rPr>
+    </w:lvl>
+    <w:lvl w:ilvl="7" w:tentative="1">
+      <w:start w:val="1"/>
+      <w:numFmt w:val="bullet"/>
+      <w:lvlText w:val=""/>
+      <w:lvlJc w:val="left"/>
+      <w:pPr>
+        <w:tabs>
+          <w:tab w:val="num" w:pos="5760"/>
+        </w:tabs>
+        <w:ind w:left="5760" w:hanging="360"/>
+      </w:pPr>
+      <w:rPr>
+        <w:rFonts w:ascii="Wingdings" w:hAnsi="Wingdings" w:hint="default"/>
+        <w:sz w:val="20"/>
+      </w:rPr>
+    </w:lvl>
+    <w:lvl w:ilvl="8" w:tentative="1">
+      <w:start w:val="1"/>
+      <w:numFmt w:val="bullet"/>
+      <w:lvlText w:val=""/>
+      <w:lvlJc w:val="left"/>
+      <w:pPr>
+        <w:tabs>
+          <w:tab w:val="num" w:pos="6480"/>
+        </w:tabs>
+        <w:ind w:left="6480" w:hanging="360"/>
+      </w:pPr>
+      <w:rPr>
+        <w:rFonts w:ascii="Wingdings" w:hAnsi="Wingdings" w:hint="default"/>
+        <w:sz w:val="20"/>
+      </w:rPr>
+    </w:lvl>
+  </w:abstractNum>
+  <w:abstractNum w:abstractNumId="9" w15:restartNumberingAfterBreak="0">
+    <w:nsid w:val="2A5F4AE4"/>
+    <w:multiLevelType w:val="multilevel"/>
+    <w:tmpl w:val="B2CCB690"/>
+    <w:lvl w:ilvl="0">
+      <w:start w:val="1"/>
+      <w:numFmt w:val="bullet"/>
+      <w:lvlText w:val=""/>
+      <w:lvlJc w:val="left"/>
+      <w:pPr>
+        <w:tabs>
+          <w:tab w:val="num" w:pos="1440"/>
+        </w:tabs>
+        <w:ind w:left="1440" w:hanging="360"/>
+      </w:pPr>
+      <w:rPr>
+        <w:rFonts w:ascii="Symbol" w:hAnsi="Symbol" w:hint="default"/>
+        <w:sz w:val="20"/>
+      </w:rPr>
+    </w:lvl>
+    <w:lvl w:ilvl="1" w:tentative="1">
+      <w:start w:val="1"/>
+      <w:numFmt w:val="bullet"/>
+      <w:lvlText w:val="o"/>
+      <w:lvlJc w:val="left"/>
+      <w:pPr>
+        <w:tabs>
+          <w:tab w:val="num" w:pos="2160"/>
+        </w:tabs>
+        <w:ind w:left="2160" w:hanging="360"/>
+      </w:pPr>
+      <w:rPr>
+        <w:rFonts w:ascii="Courier New" w:hAnsi="Courier New" w:hint="default"/>
+        <w:sz w:val="20"/>
+      </w:rPr>
+    </w:lvl>
+    <w:lvl w:ilvl="2" w:tentative="1">
+      <w:start w:val="1"/>
+      <w:numFmt w:val="bullet"/>
+      <w:lvlText w:val=""/>
+      <w:lvlJc w:val="left"/>
+      <w:pPr>
+        <w:tabs>
+          <w:tab w:val="num" w:pos="2880"/>
+        </w:tabs>
+        <w:ind w:left="2880" w:hanging="360"/>
+      </w:pPr>
+      <w:rPr>
+        <w:rFonts w:ascii="Wingdings" w:hAnsi="Wingdings" w:hint="default"/>
+        <w:sz w:val="20"/>
+      </w:rPr>
+    </w:lvl>
+    <w:lvl w:ilvl="3" w:tentative="1">
+      <w:start w:val="1"/>
+      <w:numFmt w:val="bullet"/>
+      <w:lvlText w:val=""/>
+      <w:lvlJc w:val="left"/>
+      <w:pPr>
+        <w:tabs>
+          <w:tab w:val="num" w:pos="3600"/>
+        </w:tabs>
+        <w:ind w:left="3600" w:hanging="360"/>
+      </w:pPr>
+      <w:rPr>
+        <w:rFonts w:ascii="Wingdings" w:hAnsi="Wingdings" w:hint="default"/>
+        <w:sz w:val="20"/>
+      </w:rPr>
+    </w:lvl>
+    <w:lvl w:ilvl="4" w:tentative="1">
+      <w:start w:val="1"/>
+      <w:numFmt w:val="bullet"/>
+      <w:lvlText w:val=""/>
+      <w:lvlJc w:val="left"/>
+      <w:pPr>
+        <w:tabs>
+          <w:tab w:val="num" w:pos="4320"/>
+        </w:tabs>
+        <w:ind w:left="4320" w:hanging="360"/>
+      </w:pPr>
+      <w:rPr>
+        <w:rFonts w:ascii="Wingdings" w:hAnsi="Wingdings" w:hint="default"/>
+        <w:sz w:val="20"/>
+      </w:rPr>
+    </w:lvl>
+    <w:lvl w:ilvl="5" w:tentative="1">
+      <w:start w:val="1"/>
+      <w:numFmt w:val="bullet"/>
+      <w:lvlText w:val=""/>
+      <w:lvlJc w:val="left"/>
+      <w:pPr>
+        <w:tabs>
+          <w:tab w:val="num" w:pos="5040"/>
+        </w:tabs>
+        <w:ind w:left="5040" w:hanging="360"/>
+      </w:pPr>
+      <w:rPr>
+        <w:rFonts w:ascii="Wingdings" w:hAnsi="Wingdings" w:hint="default"/>
+        <w:sz w:val="20"/>
+      </w:rPr>
+    </w:lvl>
+    <w:lvl w:ilvl="6" w:tentative="1">
+      <w:start w:val="1"/>
+      <w:numFmt w:val="bullet"/>
+      <w:lvlText w:val=""/>
+      <w:lvlJc w:val="left"/>
+      <w:pPr>
+        <w:tabs>
+          <w:tab w:val="num" w:pos="5760"/>
+        </w:tabs>
+        <w:ind w:left="5760" w:hanging="360"/>
+      </w:pPr>
+      <w:rPr>
+        <w:rFonts w:ascii="Wingdings" w:hAnsi="Wingdings" w:hint="default"/>
+        <w:sz w:val="20"/>
+      </w:rPr>
+    </w:lvl>
+    <w:lvl w:ilvl="7" w:tentative="1">
+      <w:start w:val="1"/>
+      <w:numFmt w:val="bullet"/>
+      <w:lvlText w:val=""/>
+      <w:lvlJc w:val="left"/>
+      <w:pPr>
+        <w:tabs>
+          <w:tab w:val="num" w:pos="6480"/>
+        </w:tabs>
+        <w:ind w:left="6480" w:hanging="360"/>
+      </w:pPr>
+      <w:rPr>
+        <w:rFonts w:ascii="Wingdings" w:hAnsi="Wingdings" w:hint="default"/>
+        <w:sz w:val="20"/>
+      </w:rPr>
+    </w:lvl>
+    <w:lvl w:ilvl="8" w:tentative="1">
+      <w:start w:val="1"/>
+      <w:numFmt w:val="bullet"/>
+      <w:lvlText w:val=""/>
+      <w:lvlJc w:val="left"/>
+      <w:pPr>
+        <w:tabs>
+          <w:tab w:val="num" w:pos="7200"/>
+        </w:tabs>
+        <w:ind w:left="7200" w:hanging="360"/>
+      </w:pPr>
+      <w:rPr>
+        <w:rFonts w:ascii="Wingdings" w:hAnsi="Wingdings" w:hint="default"/>
+        <w:sz w:val="20"/>
+      </w:rPr>
+    </w:lvl>
+  </w:abstractNum>
+  <w:abstractNum w:abstractNumId="10" w15:restartNumberingAfterBreak="0">
     <w:nsid w:val="327E38F0"/>
     <w:multiLevelType w:val="multilevel"/>
     <w:tmpl w:val="0EBE073E"/>
@@ -978,7 +5993,156 @@
       </w:rPr>
     </w:lvl>
   </w:abstractNum>
-  <w:abstractNum w:abstractNumId="1" w15:restartNumberingAfterBreak="0">
+  <w:abstractNum w:abstractNumId="11" w15:restartNumberingAfterBreak="0">
+    <w:nsid w:val="34A83E13"/>
+    <w:multiLevelType w:val="multilevel"/>
+    <w:tmpl w:val="48CC34C6"/>
+    <w:lvl w:ilvl="0">
+      <w:start w:val="1"/>
+      <w:numFmt w:val="bullet"/>
+      <w:lvlText w:val=""/>
+      <w:lvlJc w:val="left"/>
+      <w:pPr>
+        <w:tabs>
+          <w:tab w:val="num" w:pos="2160"/>
+        </w:tabs>
+        <w:ind w:left="2160" w:hanging="360"/>
+      </w:pPr>
+      <w:rPr>
+        <w:rFonts w:ascii="Symbol" w:hAnsi="Symbol" w:hint="default"/>
+        <w:sz w:val="20"/>
+      </w:rPr>
+    </w:lvl>
+    <w:lvl w:ilvl="1" w:tentative="1">
+      <w:start w:val="1"/>
+      <w:numFmt w:val="bullet"/>
+      <w:lvlText w:val="o"/>
+      <w:lvlJc w:val="left"/>
+      <w:pPr>
+        <w:tabs>
+          <w:tab w:val="num" w:pos="2880"/>
+        </w:tabs>
+        <w:ind w:left="2880" w:hanging="360"/>
+      </w:pPr>
+      <w:rPr>
+        <w:rFonts w:ascii="Courier New" w:hAnsi="Courier New" w:hint="default"/>
+        <w:sz w:val="20"/>
+      </w:rPr>
+    </w:lvl>
+    <w:lvl w:ilvl="2" w:tentative="1">
+      <w:start w:val="1"/>
+      <w:numFmt w:val="bullet"/>
+      <w:lvlText w:val=""/>
+      <w:lvlJc w:val="left"/>
+      <w:pPr>
+        <w:tabs>
+          <w:tab w:val="num" w:pos="3600"/>
+        </w:tabs>
+        <w:ind w:left="3600" w:hanging="360"/>
+      </w:pPr>
+      <w:rPr>
+        <w:rFonts w:ascii="Wingdings" w:hAnsi="Wingdings" w:hint="default"/>
+        <w:sz w:val="20"/>
+      </w:rPr>
+    </w:lvl>
+    <w:lvl w:ilvl="3" w:tentative="1">
+      <w:start w:val="1"/>
+      <w:numFmt w:val="bullet"/>
+      <w:lvlText w:val=""/>
+      <w:lvlJc w:val="left"/>
+      <w:pPr>
+        <w:tabs>
+          <w:tab w:val="num" w:pos="4320"/>
+        </w:tabs>
+        <w:ind w:left="4320" w:hanging="360"/>
+      </w:pPr>
+      <w:rPr>
+        <w:rFonts w:ascii="Wingdings" w:hAnsi="Wingdings" w:hint="default"/>
+        <w:sz w:val="20"/>
+      </w:rPr>
+    </w:lvl>
+    <w:lvl w:ilvl="4" w:tentative="1">
+      <w:start w:val="1"/>
+      <w:numFmt w:val="bullet"/>
+      <w:lvlText w:val=""/>
+      <w:lvlJc w:val="left"/>
+      <w:pPr>
+        <w:tabs>
+          <w:tab w:val="num" w:pos="5040"/>
+        </w:tabs>
+        <w:ind w:left="5040" w:hanging="360"/>
+      </w:pPr>
+      <w:rPr>
+        <w:rFonts w:ascii="Wingdings" w:hAnsi="Wingdings" w:hint="default"/>
+        <w:sz w:val="20"/>
+      </w:rPr>
+    </w:lvl>
+    <w:lvl w:ilvl="5" w:tentative="1">
+      <w:start w:val="1"/>
+      <w:numFmt w:val="bullet"/>
+      <w:lvlText w:val=""/>
+      <w:lvlJc w:val="left"/>
+      <w:pPr>
+        <w:tabs>
+          <w:tab w:val="num" w:pos="5760"/>
+        </w:tabs>
+        <w:ind w:left="5760" w:hanging="360"/>
+      </w:pPr>
+      <w:rPr>
+        <w:rFonts w:ascii="Wingdings" w:hAnsi="Wingdings" w:hint="default"/>
+        <w:sz w:val="20"/>
+      </w:rPr>
+    </w:lvl>
+    <w:lvl w:ilvl="6" w:tentative="1">
+      <w:start w:val="1"/>
+      <w:numFmt w:val="bullet"/>
+      <w:lvlText w:val=""/>
+      <w:lvlJc w:val="left"/>
+      <w:pPr>
+        <w:tabs>
+          <w:tab w:val="num" w:pos="6480"/>
+        </w:tabs>
+        <w:ind w:left="6480" w:hanging="360"/>
+      </w:pPr>
+      <w:rPr>
+        <w:rFonts w:ascii="Wingdings" w:hAnsi="Wingdings" w:hint="default"/>
+        <w:sz w:val="20"/>
+      </w:rPr>
+    </w:lvl>
+    <w:lvl w:ilvl="7" w:tentative="1">
+      <w:start w:val="1"/>
+      <w:numFmt w:val="bullet"/>
+      <w:lvlText w:val=""/>
+      <w:lvlJc w:val="left"/>
+      <w:pPr>
+        <w:tabs>
+          <w:tab w:val="num" w:pos="7200"/>
+        </w:tabs>
+        <w:ind w:left="7200" w:hanging="360"/>
+      </w:pPr>
+      <w:rPr>
+        <w:rFonts w:ascii="Wingdings" w:hAnsi="Wingdings" w:hint="default"/>
+        <w:sz w:val="20"/>
+      </w:rPr>
+    </w:lvl>
+    <w:lvl w:ilvl="8" w:tentative="1">
+      <w:start w:val="1"/>
+      <w:numFmt w:val="bullet"/>
+      <w:lvlText w:val=""/>
+      <w:lvlJc w:val="left"/>
+      <w:pPr>
+        <w:tabs>
+          <w:tab w:val="num" w:pos="7920"/>
+        </w:tabs>
+        <w:ind w:left="7920" w:hanging="360"/>
+      </w:pPr>
+      <w:rPr>
+        <w:rFonts w:ascii="Wingdings" w:hAnsi="Wingdings" w:hint="default"/>
+        <w:sz w:val="20"/>
+      </w:rPr>
+    </w:lvl>
+  </w:abstractNum>
+  <w:abstractNum w:abstractNumId="12" w15:restartNumberingAfterBreak="0">
     <w:nsid w:val="351938A8"/>
     <w:multiLevelType w:val="hybridMultilevel"/>
     <w:tmpl w:val="617079EE"/>
@@ -1067,7 +6231,1091 @@
       </w:pPr>
     </w:lvl>
   </w:abstractNum>
-  <w:abstractNum w:abstractNumId="2" w15:restartNumberingAfterBreak="0">
+  <w:abstractNum w:abstractNumId="13" w15:restartNumberingAfterBreak="0">
+    <w:nsid w:val="36FA4C84"/>
+    <w:multiLevelType w:val="hybridMultilevel"/>
+    <w:tmpl w:val="7622578E"/>
+    <w:lvl w:ilvl="0" w:tplc="04090001">
+      <w:start w:val="1"/>
+      <w:numFmt w:val="bullet"/>
+      <w:lvlText w:val=""/>
+      <w:lvlJc w:val="left"/>
+      <w:pPr>
+        <w:ind w:left="720" w:hanging="360"/>
+      </w:pPr>
+      <w:rPr>
+        <w:rFonts w:ascii="Symbol" w:hAnsi="Symbol" w:hint="default"/>
+      </w:rPr>
+    </w:lvl>
+    <w:lvl w:ilvl="1" w:tplc="04090003" w:tentative="1">
+      <w:start w:val="1"/>
+      <w:numFmt w:val="bullet"/>
+      <w:lvlText w:val="o"/>
+      <w:lvlJc w:val="left"/>
+      <w:pPr>
+        <w:ind w:left="1440" w:hanging="360"/>
+      </w:pPr>
+      <w:rPr>
+        <w:rFonts w:ascii="Courier New" w:hAnsi="Courier New" w:cs="Courier New" w:hint="default"/>
+      </w:rPr>
+    </w:lvl>
+    <w:lvl w:ilvl="2" w:tplc="04090005" w:tentative="1">
+      <w:start w:val="1"/>
+      <w:numFmt w:val="bullet"/>
+      <w:lvlText w:val=""/>
+      <w:lvlJc w:val="left"/>
+      <w:pPr>
+        <w:ind w:left="2160" w:hanging="360"/>
+      </w:pPr>
+      <w:rPr>
+        <w:rFonts w:ascii="Wingdings" w:hAnsi="Wingdings" w:hint="default"/>
+      </w:rPr>
+    </w:lvl>
+    <w:lvl w:ilvl="3" w:tplc="04090001" w:tentative="1">
+      <w:start w:val="1"/>
+      <w:numFmt w:val="bullet"/>
+      <w:lvlText w:val=""/>
+      <w:lvlJc w:val="left"/>
+      <w:pPr>
+        <w:ind w:left="2880" w:hanging="360"/>
+      </w:pPr>
+      <w:rPr>
+        <w:rFonts w:ascii="Symbol" w:hAnsi="Symbol" w:hint="default"/>
+      </w:rPr>
+    </w:lvl>
+    <w:lvl w:ilvl="4" w:tplc="04090003" w:tentative="1">
+      <w:start w:val="1"/>
+      <w:numFmt w:val="bullet"/>
+      <w:lvlText w:val="o"/>
+      <w:lvlJc w:val="left"/>
+      <w:pPr>
+        <w:ind w:left="3600" w:hanging="360"/>
+      </w:pPr>
+      <w:rPr>
+        <w:rFonts w:ascii="Courier New" w:hAnsi="Courier New" w:cs="Courier New" w:hint="default"/>
+      </w:rPr>
+    </w:lvl>
+    <w:lvl w:ilvl="5" w:tplc="04090005" w:tentative="1">
+      <w:start w:val="1"/>
+      <w:numFmt w:val="bullet"/>
+      <w:lvlText w:val=""/>
+      <w:lvlJc w:val="left"/>
+      <w:pPr>
+        <w:ind w:left="4320" w:hanging="360"/>
+      </w:pPr>
+      <w:rPr>
+        <w:rFonts w:ascii="Wingdings" w:hAnsi="Wingdings" w:hint="default"/>
+      </w:rPr>
+    </w:lvl>
+    <w:lvl w:ilvl="6" w:tplc="04090001" w:tentative="1">
+      <w:start w:val="1"/>
+      <w:numFmt w:val="bullet"/>
+      <w:lvlText w:val=""/>
+      <w:lvlJc w:val="left"/>
+      <w:pPr>
+        <w:ind w:left="5040" w:hanging="360"/>
+      </w:pPr>
+      <w:rPr>
+        <w:rFonts w:ascii="Symbol" w:hAnsi="Symbol" w:hint="default"/>
+      </w:rPr>
+    </w:lvl>
+    <w:lvl w:ilvl="7" w:tplc="04090003" w:tentative="1">
+      <w:start w:val="1"/>
+      <w:numFmt w:val="bullet"/>
+      <w:lvlText w:val="o"/>
+      <w:lvlJc w:val="left"/>
+      <w:pPr>
+        <w:ind w:left="5760" w:hanging="360"/>
+      </w:pPr>
+      <w:rPr>
+        <w:rFonts w:ascii="Courier New" w:hAnsi="Courier New" w:cs="Courier New" w:hint="default"/>
+      </w:rPr>
+    </w:lvl>
+    <w:lvl w:ilvl="8" w:tplc="04090005" w:tentative="1">
+      <w:start w:val="1"/>
+      <w:numFmt w:val="bullet"/>
+      <w:lvlText w:val=""/>
+      <w:lvlJc w:val="left"/>
+      <w:pPr>
+        <w:ind w:left="6480" w:hanging="360"/>
+      </w:pPr>
+      <w:rPr>
+        <w:rFonts w:ascii="Wingdings" w:hAnsi="Wingdings" w:hint="default"/>
+      </w:rPr>
+    </w:lvl>
+  </w:abstractNum>
+  <w:abstractNum w:abstractNumId="14" w15:restartNumberingAfterBreak="0">
+    <w:nsid w:val="3BC9478E"/>
+    <w:multiLevelType w:val="multilevel"/>
+    <w:tmpl w:val="C1F41E16"/>
+    <w:lvl w:ilvl="0">
+      <w:start w:val="1"/>
+      <w:numFmt w:val="bullet"/>
+      <w:lvlText w:val=""/>
+      <w:lvlJc w:val="left"/>
+      <w:pPr>
+        <w:tabs>
+          <w:tab w:val="num" w:pos="720"/>
+        </w:tabs>
+        <w:ind w:left="720" w:hanging="360"/>
+      </w:pPr>
+      <w:rPr>
+        <w:rFonts w:ascii="Symbol" w:hAnsi="Symbol" w:hint="default"/>
+        <w:sz w:val="20"/>
+      </w:rPr>
+    </w:lvl>
+    <w:lvl w:ilvl="1" w:tentative="1">
+      <w:start w:val="1"/>
+      <w:numFmt w:val="bullet"/>
+      <w:lvlText w:val="o"/>
+      <w:lvlJc w:val="left"/>
+      <w:pPr>
+        <w:tabs>
+          <w:tab w:val="num" w:pos="1440"/>
+        </w:tabs>
+        <w:ind w:left="1440" w:hanging="360"/>
+      </w:pPr>
+      <w:rPr>
+        <w:rFonts w:ascii="Courier New" w:hAnsi="Courier New" w:hint="default"/>
+        <w:sz w:val="20"/>
+      </w:rPr>
+    </w:lvl>
+    <w:lvl w:ilvl="2" w:tentative="1">
+      <w:start w:val="1"/>
+      <w:numFmt w:val="bullet"/>
+      <w:lvlText w:val=""/>
+      <w:lvlJc w:val="left"/>
+      <w:pPr>
+        <w:tabs>
+          <w:tab w:val="num" w:pos="2160"/>
+        </w:tabs>
+        <w:ind w:left="2160" w:hanging="360"/>
+      </w:pPr>
+      <w:rPr>
+        <w:rFonts w:ascii="Wingdings" w:hAnsi="Wingdings" w:hint="default"/>
+        <w:sz w:val="20"/>
+      </w:rPr>
+    </w:lvl>
+    <w:lvl w:ilvl="3" w:tentative="1">
+      <w:start w:val="1"/>
+      <w:numFmt w:val="bullet"/>
+      <w:lvlText w:val=""/>
+      <w:lvlJc w:val="left"/>
+      <w:pPr>
+        <w:tabs>
+          <w:tab w:val="num" w:pos="2880"/>
+        </w:tabs>
+        <w:ind w:left="2880" w:hanging="360"/>
+      </w:pPr>
+      <w:rPr>
+        <w:rFonts w:ascii="Wingdings" w:hAnsi="Wingdings" w:hint="default"/>
+        <w:sz w:val="20"/>
+      </w:rPr>
+    </w:lvl>
+    <w:lvl w:ilvl="4" w:tentative="1">
+      <w:start w:val="1"/>
+      <w:numFmt w:val="bullet"/>
+      <w:lvlText w:val=""/>
+      <w:lvlJc w:val="left"/>
+      <w:pPr>
+        <w:tabs>
+          <w:tab w:val="num" w:pos="3600"/>
+        </w:tabs>
+        <w:ind w:left="3600" w:hanging="360"/>
+      </w:pPr>
+      <w:rPr>
+        <w:rFonts w:ascii="Wingdings" w:hAnsi="Wingdings" w:hint="default"/>
+        <w:sz w:val="20"/>
+      </w:rPr>
+    </w:lvl>
+    <w:lvl w:ilvl="5" w:tentative="1">
+      <w:start w:val="1"/>
+      <w:numFmt w:val="bullet"/>
+      <w:lvlText w:val=""/>
+      <w:lvlJc w:val="left"/>
+      <w:pPr>
+        <w:tabs>
+          <w:tab w:val="num" w:pos="4320"/>
+        </w:tabs>
+        <w:ind w:left="4320" w:hanging="360"/>
+      </w:pPr>
+      <w:rPr>
+        <w:rFonts w:ascii="Wingdings" w:hAnsi="Wingdings" w:hint="default"/>
+        <w:sz w:val="20"/>
+      </w:rPr>
+    </w:lvl>
+    <w:lvl w:ilvl="6" w:tentative="1">
+      <w:start w:val="1"/>
+      <w:numFmt w:val="bullet"/>
+      <w:lvlText w:val=""/>
+      <w:lvlJc w:val="left"/>
+      <w:pPr>
+        <w:tabs>
+          <w:tab w:val="num" w:pos="5040"/>
+        </w:tabs>
+        <w:ind w:left="5040" w:hanging="360"/>
+      </w:pPr>
+      <w:rPr>
+        <w:rFonts w:ascii="Wingdings" w:hAnsi="Wingdings" w:hint="default"/>
+        <w:sz w:val="20"/>
+      </w:rPr>
+    </w:lvl>
+    <w:lvl w:ilvl="7" w:tentative="1">
+      <w:start w:val="1"/>
+      <w:numFmt w:val="bullet"/>
+      <w:lvlText w:val=""/>
+      <w:lvlJc w:val="left"/>
+      <w:pPr>
+        <w:tabs>
+          <w:tab w:val="num" w:pos="5760"/>
+        </w:tabs>
+        <w:ind w:left="5760" w:hanging="360"/>
+      </w:pPr>
+      <w:rPr>
+        <w:rFonts w:ascii="Wingdings" w:hAnsi="Wingdings" w:hint="default"/>
+        <w:sz w:val="20"/>
+      </w:rPr>
+    </w:lvl>
+    <w:lvl w:ilvl="8" w:tentative="1">
+      <w:start w:val="1"/>
+      <w:numFmt w:val="bullet"/>
+      <w:lvlText w:val=""/>
+      <w:lvlJc w:val="left"/>
+      <w:pPr>
+        <w:tabs>
+          <w:tab w:val="num" w:pos="6480"/>
+        </w:tabs>
+        <w:ind w:left="6480" w:hanging="360"/>
+      </w:pPr>
+      <w:rPr>
+        <w:rFonts w:ascii="Wingdings" w:hAnsi="Wingdings" w:hint="default"/>
+        <w:sz w:val="20"/>
+      </w:rPr>
+    </w:lvl>
+  </w:abstractNum>
+  <w:abstractNum w:abstractNumId="15" w15:restartNumberingAfterBreak="0">
+    <w:nsid w:val="4A88010B"/>
+    <w:multiLevelType w:val="multilevel"/>
+    <w:tmpl w:val="3D1A87DE"/>
+    <w:lvl w:ilvl="0">
+      <w:start w:val="1"/>
+      <w:numFmt w:val="bullet"/>
+      <w:lvlText w:val=""/>
+      <w:lvlJc w:val="left"/>
+      <w:pPr>
+        <w:tabs>
+          <w:tab w:val="num" w:pos="720"/>
+        </w:tabs>
+        <w:ind w:left="720" w:hanging="360"/>
+      </w:pPr>
+      <w:rPr>
+        <w:rFonts w:ascii="Symbol" w:hAnsi="Symbol" w:hint="default"/>
+        <w:sz w:val="20"/>
+      </w:rPr>
+    </w:lvl>
+    <w:lvl w:ilvl="1" w:tentative="1">
+      <w:start w:val="1"/>
+      <w:numFmt w:val="bullet"/>
+      <w:lvlText w:val="o"/>
+      <w:lvlJc w:val="left"/>
+      <w:pPr>
+        <w:tabs>
+          <w:tab w:val="num" w:pos="1440"/>
+        </w:tabs>
+        <w:ind w:left="1440" w:hanging="360"/>
+      </w:pPr>
+      <w:rPr>
+        <w:rFonts w:ascii="Courier New" w:hAnsi="Courier New" w:hint="default"/>
+        <w:sz w:val="20"/>
+      </w:rPr>
+    </w:lvl>
+    <w:lvl w:ilvl="2" w:tentative="1">
+      <w:start w:val="1"/>
+      <w:numFmt w:val="bullet"/>
+      <w:lvlText w:val=""/>
+      <w:lvlJc w:val="left"/>
+      <w:pPr>
+        <w:tabs>
+          <w:tab w:val="num" w:pos="2160"/>
+        </w:tabs>
+        <w:ind w:left="2160" w:hanging="360"/>
+      </w:pPr>
+      <w:rPr>
+        <w:rFonts w:ascii="Wingdings" w:hAnsi="Wingdings" w:hint="default"/>
+        <w:sz w:val="20"/>
+      </w:rPr>
+    </w:lvl>
+    <w:lvl w:ilvl="3" w:tentative="1">
+      <w:start w:val="1"/>
+      <w:numFmt w:val="bullet"/>
+      <w:lvlText w:val=""/>
+      <w:lvlJc w:val="left"/>
+      <w:pPr>
+        <w:tabs>
+          <w:tab w:val="num" w:pos="2880"/>
+        </w:tabs>
+        <w:ind w:left="2880" w:hanging="360"/>
+      </w:pPr>
+      <w:rPr>
+        <w:rFonts w:ascii="Wingdings" w:hAnsi="Wingdings" w:hint="default"/>
+        <w:sz w:val="20"/>
+      </w:rPr>
+    </w:lvl>
+    <w:lvl w:ilvl="4" w:tentative="1">
+      <w:start w:val="1"/>
+      <w:numFmt w:val="bullet"/>
+      <w:lvlText w:val=""/>
+      <w:lvlJc w:val="left"/>
+      <w:pPr>
+        <w:tabs>
+          <w:tab w:val="num" w:pos="3600"/>
+        </w:tabs>
+        <w:ind w:left="3600" w:hanging="360"/>
+      </w:pPr>
+      <w:rPr>
+        <w:rFonts w:ascii="Wingdings" w:hAnsi="Wingdings" w:hint="default"/>
+        <w:sz w:val="20"/>
+      </w:rPr>
+    </w:lvl>
+    <w:lvl w:ilvl="5" w:tentative="1">
+      <w:start w:val="1"/>
+      <w:numFmt w:val="bullet"/>
+      <w:lvlText w:val=""/>
+      <w:lvlJc w:val="left"/>
+      <w:pPr>
+        <w:tabs>
+          <w:tab w:val="num" w:pos="4320"/>
+        </w:tabs>
+        <w:ind w:left="4320" w:hanging="360"/>
+      </w:pPr>
+      <w:rPr>
+        <w:rFonts w:ascii="Wingdings" w:hAnsi="Wingdings" w:hint="default"/>
+        <w:sz w:val="20"/>
+      </w:rPr>
+    </w:lvl>
+    <w:lvl w:ilvl="6" w:tentative="1">
+      <w:start w:val="1"/>
+      <w:numFmt w:val="bullet"/>
+      <w:lvlText w:val=""/>
+      <w:lvlJc w:val="left"/>
+      <w:pPr>
+        <w:tabs>
+          <w:tab w:val="num" w:pos="5040"/>
+        </w:tabs>
+        <w:ind w:left="5040" w:hanging="360"/>
+      </w:pPr>
+      <w:rPr>
+        <w:rFonts w:ascii="Wingdings" w:hAnsi="Wingdings" w:hint="default"/>
+        <w:sz w:val="20"/>
+      </w:rPr>
+    </w:lvl>
+    <w:lvl w:ilvl="7" w:tentative="1">
+      <w:start w:val="1"/>
+      <w:numFmt w:val="bullet"/>
+      <w:lvlText w:val=""/>
+      <w:lvlJc w:val="left"/>
+      <w:pPr>
+        <w:tabs>
+          <w:tab w:val="num" w:pos="5760"/>
+        </w:tabs>
+        <w:ind w:left="5760" w:hanging="360"/>
+      </w:pPr>
+      <w:rPr>
+        <w:rFonts w:ascii="Wingdings" w:hAnsi="Wingdings" w:hint="default"/>
+        <w:sz w:val="20"/>
+      </w:rPr>
+    </w:lvl>
+    <w:lvl w:ilvl="8" w:tentative="1">
+      <w:start w:val="1"/>
+      <w:numFmt w:val="bullet"/>
+      <w:lvlText w:val=""/>
+      <w:lvlJc w:val="left"/>
+      <w:pPr>
+        <w:tabs>
+          <w:tab w:val="num" w:pos="6480"/>
+        </w:tabs>
+        <w:ind w:left="6480" w:hanging="360"/>
+      </w:pPr>
+      <w:rPr>
+        <w:rFonts w:ascii="Wingdings" w:hAnsi="Wingdings" w:hint="default"/>
+        <w:sz w:val="20"/>
+      </w:rPr>
+    </w:lvl>
+  </w:abstractNum>
+  <w:abstractNum w:abstractNumId="16" w15:restartNumberingAfterBreak="0">
+    <w:nsid w:val="4AC52AFC"/>
+    <w:multiLevelType w:val="multilevel"/>
+    <w:tmpl w:val="7A22DBA0"/>
+    <w:lvl w:ilvl="0">
+      <w:start w:val="1"/>
+      <w:numFmt w:val="bullet"/>
+      <w:lvlText w:val=""/>
+      <w:lvlJc w:val="left"/>
+      <w:pPr>
+        <w:tabs>
+          <w:tab w:val="num" w:pos="720"/>
+        </w:tabs>
+        <w:ind w:left="720" w:hanging="360"/>
+      </w:pPr>
+      <w:rPr>
+        <w:rFonts w:ascii="Symbol" w:hAnsi="Symbol" w:hint="default"/>
+        <w:sz w:val="20"/>
+      </w:rPr>
+    </w:lvl>
+    <w:lvl w:ilvl="1" w:tentative="1">
+      <w:start w:val="1"/>
+      <w:numFmt w:val="bullet"/>
+      <w:lvlText w:val="o"/>
+      <w:lvlJc w:val="left"/>
+      <w:pPr>
+        <w:tabs>
+          <w:tab w:val="num" w:pos="1440"/>
+        </w:tabs>
+        <w:ind w:left="1440" w:hanging="360"/>
+      </w:pPr>
+      <w:rPr>
+        <w:rFonts w:ascii="Courier New" w:hAnsi="Courier New" w:hint="default"/>
+        <w:sz w:val="20"/>
+      </w:rPr>
+    </w:lvl>
+    <w:lvl w:ilvl="2" w:tentative="1">
+      <w:start w:val="1"/>
+      <w:numFmt w:val="bullet"/>
+      <w:lvlText w:val=""/>
+      <w:lvlJc w:val="left"/>
+      <w:pPr>
+        <w:tabs>
+          <w:tab w:val="num" w:pos="2160"/>
+        </w:tabs>
+        <w:ind w:left="2160" w:hanging="360"/>
+      </w:pPr>
+      <w:rPr>
+        <w:rFonts w:ascii="Wingdings" w:hAnsi="Wingdings" w:hint="default"/>
+        <w:sz w:val="20"/>
+      </w:rPr>
+    </w:lvl>
+    <w:lvl w:ilvl="3" w:tentative="1">
+      <w:start w:val="1"/>
+      <w:numFmt w:val="bullet"/>
+      <w:lvlText w:val=""/>
+      <w:lvlJc w:val="left"/>
+      <w:pPr>
+        <w:tabs>
+          <w:tab w:val="num" w:pos="2880"/>
+        </w:tabs>
+        <w:ind w:left="2880" w:hanging="360"/>
+      </w:pPr>
+      <w:rPr>
+        <w:rFonts w:ascii="Wingdings" w:hAnsi="Wingdings" w:hint="default"/>
+        <w:sz w:val="20"/>
+      </w:rPr>
+    </w:lvl>
+    <w:lvl w:ilvl="4" w:tentative="1">
+      <w:start w:val="1"/>
+      <w:numFmt w:val="bullet"/>
+      <w:lvlText w:val=""/>
+      <w:lvlJc w:val="left"/>
+      <w:pPr>
+        <w:tabs>
+          <w:tab w:val="num" w:pos="3600"/>
+        </w:tabs>
+        <w:ind w:left="3600" w:hanging="360"/>
+      </w:pPr>
+      <w:rPr>
+        <w:rFonts w:ascii="Wingdings" w:hAnsi="Wingdings" w:hint="default"/>
+        <w:sz w:val="20"/>
+      </w:rPr>
+    </w:lvl>
+    <w:lvl w:ilvl="5" w:tentative="1">
+      <w:start w:val="1"/>
+      <w:numFmt w:val="bullet"/>
+      <w:lvlText w:val=""/>
+      <w:lvlJc w:val="left"/>
+      <w:pPr>
+        <w:tabs>
+          <w:tab w:val="num" w:pos="4320"/>
+        </w:tabs>
+        <w:ind w:left="4320" w:hanging="360"/>
+      </w:pPr>
+      <w:rPr>
+        <w:rFonts w:ascii="Wingdings" w:hAnsi="Wingdings" w:hint="default"/>
+        <w:sz w:val="20"/>
+      </w:rPr>
+    </w:lvl>
+    <w:lvl w:ilvl="6" w:tentative="1">
+      <w:start w:val="1"/>
+      <w:numFmt w:val="bullet"/>
+      <w:lvlText w:val=""/>
+      <w:lvlJc w:val="left"/>
+      <w:pPr>
+        <w:tabs>
+          <w:tab w:val="num" w:pos="5040"/>
+        </w:tabs>
+        <w:ind w:left="5040" w:hanging="360"/>
+      </w:pPr>
+      <w:rPr>
+        <w:rFonts w:ascii="Wingdings" w:hAnsi="Wingdings" w:hint="default"/>
+        <w:sz w:val="20"/>
+      </w:rPr>
+    </w:lvl>
+    <w:lvl w:ilvl="7" w:tentative="1">
+      <w:start w:val="1"/>
+      <w:numFmt w:val="bullet"/>
+      <w:lvlText w:val=""/>
+      <w:lvlJc w:val="left"/>
+      <w:pPr>
+        <w:tabs>
+          <w:tab w:val="num" w:pos="5760"/>
+        </w:tabs>
+        <w:ind w:left="5760" w:hanging="360"/>
+      </w:pPr>
+      <w:rPr>
+        <w:rFonts w:ascii="Wingdings" w:hAnsi="Wingdings" w:hint="default"/>
+        <w:sz w:val="20"/>
+      </w:rPr>
+    </w:lvl>
+    <w:lvl w:ilvl="8" w:tentative="1">
+      <w:start w:val="1"/>
+      <w:numFmt w:val="bullet"/>
+      <w:lvlText w:val=""/>
+      <w:lvlJc w:val="left"/>
+      <w:pPr>
+        <w:tabs>
+          <w:tab w:val="num" w:pos="6480"/>
+        </w:tabs>
+        <w:ind w:left="6480" w:hanging="360"/>
+      </w:pPr>
+      <w:rPr>
+        <w:rFonts w:ascii="Wingdings" w:hAnsi="Wingdings" w:hint="default"/>
+        <w:sz w:val="20"/>
+      </w:rPr>
+    </w:lvl>
+  </w:abstractNum>
+  <w:abstractNum w:abstractNumId="17" w15:restartNumberingAfterBreak="0">
+    <w:nsid w:val="4EB709AA"/>
+    <w:multiLevelType w:val="hybridMultilevel"/>
+    <w:tmpl w:val="C142AAFA"/>
+    <w:lvl w:ilvl="0" w:tplc="04090001">
+      <w:start w:val="1"/>
+      <w:numFmt w:val="bullet"/>
+      <w:lvlText w:val=""/>
+      <w:lvlJc w:val="left"/>
+      <w:pPr>
+        <w:ind w:left="720" w:hanging="360"/>
+      </w:pPr>
+      <w:rPr>
+        <w:rFonts w:ascii="Symbol" w:hAnsi="Symbol" w:hint="default"/>
+      </w:rPr>
+    </w:lvl>
+    <w:lvl w:ilvl="1" w:tplc="04090003" w:tentative="1">
+      <w:start w:val="1"/>
+      <w:numFmt w:val="bullet"/>
+      <w:lvlText w:val="o"/>
+      <w:lvlJc w:val="left"/>
+      <w:pPr>
+        <w:ind w:left="1440" w:hanging="360"/>
+      </w:pPr>
+      <w:rPr>
+        <w:rFonts w:ascii="Courier New" w:hAnsi="Courier New" w:cs="Courier New" w:hint="default"/>
+      </w:rPr>
+    </w:lvl>
+    <w:lvl w:ilvl="2" w:tplc="04090005" w:tentative="1">
+      <w:start w:val="1"/>
+      <w:numFmt w:val="bullet"/>
+      <w:lvlText w:val=""/>
+      <w:lvlJc w:val="left"/>
+      <w:pPr>
+        <w:ind w:left="2160" w:hanging="360"/>
+      </w:pPr>
+      <w:rPr>
+        <w:rFonts w:ascii="Wingdings" w:hAnsi="Wingdings" w:hint="default"/>
+      </w:rPr>
+    </w:lvl>
+    <w:lvl w:ilvl="3" w:tplc="04090001" w:tentative="1">
+      <w:start w:val="1"/>
+      <w:numFmt w:val="bullet"/>
+      <w:lvlText w:val=""/>
+      <w:lvlJc w:val="left"/>
+      <w:pPr>
+        <w:ind w:left="2880" w:hanging="360"/>
+      </w:pPr>
+      <w:rPr>
+        <w:rFonts w:ascii="Symbol" w:hAnsi="Symbol" w:hint="default"/>
+      </w:rPr>
+    </w:lvl>
+    <w:lvl w:ilvl="4" w:tplc="04090003" w:tentative="1">
+      <w:start w:val="1"/>
+      <w:numFmt w:val="bullet"/>
+      <w:lvlText w:val="o"/>
+      <w:lvlJc w:val="left"/>
+      <w:pPr>
+        <w:ind w:left="3600" w:hanging="360"/>
+      </w:pPr>
+      <w:rPr>
+        <w:rFonts w:ascii="Courier New" w:hAnsi="Courier New" w:cs="Courier New" w:hint="default"/>
+      </w:rPr>
+    </w:lvl>
+    <w:lvl w:ilvl="5" w:tplc="04090005" w:tentative="1">
+      <w:start w:val="1"/>
+      <w:numFmt w:val="bullet"/>
+      <w:lvlText w:val=""/>
+      <w:lvlJc w:val="left"/>
+      <w:pPr>
+        <w:ind w:left="4320" w:hanging="360"/>
+      </w:pPr>
+      <w:rPr>
+        <w:rFonts w:ascii="Wingdings" w:hAnsi="Wingdings" w:hint="default"/>
+      </w:rPr>
+    </w:lvl>
+    <w:lvl w:ilvl="6" w:tplc="04090001" w:tentative="1">
+      <w:start w:val="1"/>
+      <w:numFmt w:val="bullet"/>
+      <w:lvlText w:val=""/>
+      <w:lvlJc w:val="left"/>
+      <w:pPr>
+        <w:ind w:left="5040" w:hanging="360"/>
+      </w:pPr>
+      <w:rPr>
+        <w:rFonts w:ascii="Symbol" w:hAnsi="Symbol" w:hint="default"/>
+      </w:rPr>
+    </w:lvl>
+    <w:lvl w:ilvl="7" w:tplc="04090003" w:tentative="1">
+      <w:start w:val="1"/>
+      <w:numFmt w:val="bullet"/>
+      <w:lvlText w:val="o"/>
+      <w:lvlJc w:val="left"/>
+      <w:pPr>
+        <w:ind w:left="5760" w:hanging="360"/>
+      </w:pPr>
+      <w:rPr>
+        <w:rFonts w:ascii="Courier New" w:hAnsi="Courier New" w:cs="Courier New" w:hint="default"/>
+      </w:rPr>
+    </w:lvl>
+    <w:lvl w:ilvl="8" w:tplc="04090005" w:tentative="1">
+      <w:start w:val="1"/>
+      <w:numFmt w:val="bullet"/>
+      <w:lvlText w:val=""/>
+      <w:lvlJc w:val="left"/>
+      <w:pPr>
+        <w:ind w:left="6480" w:hanging="360"/>
+      </w:pPr>
+      <w:rPr>
+        <w:rFonts w:ascii="Wingdings" w:hAnsi="Wingdings" w:hint="default"/>
+      </w:rPr>
+    </w:lvl>
+  </w:abstractNum>
+  <w:abstractNum w:abstractNumId="18" w15:restartNumberingAfterBreak="0">
+    <w:nsid w:val="4F2D3D3D"/>
+    <w:multiLevelType w:val="multilevel"/>
+    <w:tmpl w:val="41023994"/>
+    <w:lvl w:ilvl="0">
+      <w:start w:val="1"/>
+      <w:numFmt w:val="bullet"/>
+      <w:lvlText w:val=""/>
+      <w:lvlJc w:val="left"/>
+      <w:pPr>
+        <w:tabs>
+          <w:tab w:val="num" w:pos="720"/>
+        </w:tabs>
+        <w:ind w:left="720" w:hanging="360"/>
+      </w:pPr>
+      <w:rPr>
+        <w:rFonts w:ascii="Symbol" w:hAnsi="Symbol" w:hint="default"/>
+        <w:sz w:val="20"/>
+      </w:rPr>
+    </w:lvl>
+    <w:lvl w:ilvl="1" w:tentative="1">
+      <w:start w:val="1"/>
+      <w:numFmt w:val="bullet"/>
+      <w:lvlText w:val="o"/>
+      <w:lvlJc w:val="left"/>
+      <w:pPr>
+        <w:tabs>
+          <w:tab w:val="num" w:pos="1440"/>
+        </w:tabs>
+        <w:ind w:left="1440" w:hanging="360"/>
+      </w:pPr>
+      <w:rPr>
+        <w:rFonts w:ascii="Courier New" w:hAnsi="Courier New" w:hint="default"/>
+        <w:sz w:val="20"/>
+      </w:rPr>
+    </w:lvl>
+    <w:lvl w:ilvl="2" w:tentative="1">
+      <w:start w:val="1"/>
+      <w:numFmt w:val="bullet"/>
+      <w:lvlText w:val=""/>
+      <w:lvlJc w:val="left"/>
+      <w:pPr>
+        <w:tabs>
+          <w:tab w:val="num" w:pos="2160"/>
+        </w:tabs>
+        <w:ind w:left="2160" w:hanging="360"/>
+      </w:pPr>
+      <w:rPr>
+        <w:rFonts w:ascii="Wingdings" w:hAnsi="Wingdings" w:hint="default"/>
+        <w:sz w:val="20"/>
+      </w:rPr>
+    </w:lvl>
+    <w:lvl w:ilvl="3" w:tentative="1">
+      <w:start w:val="1"/>
+      <w:numFmt w:val="bullet"/>
+      <w:lvlText w:val=""/>
+      <w:lvlJc w:val="left"/>
+      <w:pPr>
+        <w:tabs>
+          <w:tab w:val="num" w:pos="2880"/>
+        </w:tabs>
+        <w:ind w:left="2880" w:hanging="360"/>
+      </w:pPr>
+      <w:rPr>
+        <w:rFonts w:ascii="Wingdings" w:hAnsi="Wingdings" w:hint="default"/>
+        <w:sz w:val="20"/>
+      </w:rPr>
+    </w:lvl>
+    <w:lvl w:ilvl="4" w:tentative="1">
+      <w:start w:val="1"/>
+      <w:numFmt w:val="bullet"/>
+      <w:lvlText w:val=""/>
+      <w:lvlJc w:val="left"/>
+      <w:pPr>
+        <w:tabs>
+          <w:tab w:val="num" w:pos="3600"/>
+        </w:tabs>
+        <w:ind w:left="3600" w:hanging="360"/>
+      </w:pPr>
+      <w:rPr>
+        <w:rFonts w:ascii="Wingdings" w:hAnsi="Wingdings" w:hint="default"/>
+        <w:sz w:val="20"/>
+      </w:rPr>
+    </w:lvl>
+    <w:lvl w:ilvl="5" w:tentative="1">
+      <w:start w:val="1"/>
+      <w:numFmt w:val="bullet"/>
+      <w:lvlText w:val=""/>
+      <w:lvlJc w:val="left"/>
+      <w:pPr>
+        <w:tabs>
+          <w:tab w:val="num" w:pos="4320"/>
+        </w:tabs>
+        <w:ind w:left="4320" w:hanging="360"/>
+      </w:pPr>
+      <w:rPr>
+        <w:rFonts w:ascii="Wingdings" w:hAnsi="Wingdings" w:hint="default"/>
+        <w:sz w:val="20"/>
+      </w:rPr>
+    </w:lvl>
+    <w:lvl w:ilvl="6" w:tentative="1">
+      <w:start w:val="1"/>
+      <w:numFmt w:val="bullet"/>
+      <w:lvlText w:val=""/>
+      <w:lvlJc w:val="left"/>
+      <w:pPr>
+        <w:tabs>
+          <w:tab w:val="num" w:pos="5040"/>
+        </w:tabs>
+        <w:ind w:left="5040" w:hanging="360"/>
+      </w:pPr>
+      <w:rPr>
+        <w:rFonts w:ascii="Wingdings" w:hAnsi="Wingdings" w:hint="default"/>
+        <w:sz w:val="20"/>
+      </w:rPr>
+    </w:lvl>
+    <w:lvl w:ilvl="7" w:tentative="1">
+      <w:start w:val="1"/>
+      <w:numFmt w:val="bullet"/>
+      <w:lvlText w:val=""/>
+      <w:lvlJc w:val="left"/>
+      <w:pPr>
+        <w:tabs>
+          <w:tab w:val="num" w:pos="5760"/>
+        </w:tabs>
+        <w:ind w:left="5760" w:hanging="360"/>
+      </w:pPr>
+      <w:rPr>
+        <w:rFonts w:ascii="Wingdings" w:hAnsi="Wingdings" w:hint="default"/>
+        <w:sz w:val="20"/>
+      </w:rPr>
+    </w:lvl>
+    <w:lvl w:ilvl="8" w:tentative="1">
+      <w:start w:val="1"/>
+      <w:numFmt w:val="bullet"/>
+      <w:lvlText w:val=""/>
+      <w:lvlJc w:val="left"/>
+      <w:pPr>
+        <w:tabs>
+          <w:tab w:val="num" w:pos="6480"/>
+        </w:tabs>
+        <w:ind w:left="6480" w:hanging="360"/>
+      </w:pPr>
+      <w:rPr>
+        <w:rFonts w:ascii="Wingdings" w:hAnsi="Wingdings" w:hint="default"/>
+        <w:sz w:val="20"/>
+      </w:rPr>
+    </w:lvl>
+  </w:abstractNum>
+  <w:abstractNum w:abstractNumId="19" w15:restartNumberingAfterBreak="0">
+    <w:nsid w:val="50047C59"/>
+    <w:multiLevelType w:val="hybridMultilevel"/>
+    <w:tmpl w:val="533807F2"/>
+    <w:lvl w:ilvl="0" w:tplc="04090001">
+      <w:start w:val="1"/>
+      <w:numFmt w:val="bullet"/>
+      <w:lvlText w:val=""/>
+      <w:lvlJc w:val="left"/>
+      <w:pPr>
+        <w:ind w:left="720" w:hanging="360"/>
+      </w:pPr>
+      <w:rPr>
+        <w:rFonts w:ascii="Symbol" w:hAnsi="Symbol" w:hint="default"/>
+      </w:rPr>
+    </w:lvl>
+    <w:lvl w:ilvl="1" w:tplc="04090003" w:tentative="1">
+      <w:start w:val="1"/>
+      <w:numFmt w:val="bullet"/>
+      <w:lvlText w:val="o"/>
+      <w:lvlJc w:val="left"/>
+      <w:pPr>
+        <w:ind w:left="1440" w:hanging="360"/>
+      </w:pPr>
+      <w:rPr>
+        <w:rFonts w:ascii="Courier New" w:hAnsi="Courier New" w:cs="Courier New" w:hint="default"/>
+      </w:rPr>
+    </w:lvl>
+    <w:lvl w:ilvl="2" w:tplc="04090005" w:tentative="1">
+      <w:start w:val="1"/>
+      <w:numFmt w:val="bullet"/>
+      <w:lvlText w:val=""/>
+      <w:lvlJc w:val="left"/>
+      <w:pPr>
+        <w:ind w:left="2160" w:hanging="360"/>
+      </w:pPr>
+      <w:rPr>
+        <w:rFonts w:ascii="Wingdings" w:hAnsi="Wingdings" w:hint="default"/>
+      </w:rPr>
+    </w:lvl>
+    <w:lvl w:ilvl="3" w:tplc="04090001" w:tentative="1">
+      <w:start w:val="1"/>
+      <w:numFmt w:val="bullet"/>
+      <w:lvlText w:val=""/>
+      <w:lvlJc w:val="left"/>
+      <w:pPr>
+        <w:ind w:left="2880" w:hanging="360"/>
+      </w:pPr>
+      <w:rPr>
+        <w:rFonts w:ascii="Symbol" w:hAnsi="Symbol" w:hint="default"/>
+      </w:rPr>
+    </w:lvl>
+    <w:lvl w:ilvl="4" w:tplc="04090003" w:tentative="1">
+      <w:start w:val="1"/>
+      <w:numFmt w:val="bullet"/>
+      <w:lvlText w:val="o"/>
+      <w:lvlJc w:val="left"/>
+      <w:pPr>
+        <w:ind w:left="3600" w:hanging="360"/>
+      </w:pPr>
+      <w:rPr>
+        <w:rFonts w:ascii="Courier New" w:hAnsi="Courier New" w:cs="Courier New" w:hint="default"/>
+      </w:rPr>
+    </w:lvl>
+    <w:lvl w:ilvl="5" w:tplc="04090005" w:tentative="1">
+      <w:start w:val="1"/>
+      <w:numFmt w:val="bullet"/>
+      <w:lvlText w:val=""/>
+      <w:lvlJc w:val="left"/>
+      <w:pPr>
+        <w:ind w:left="4320" w:hanging="360"/>
+      </w:pPr>
+      <w:rPr>
+        <w:rFonts w:ascii="Wingdings" w:hAnsi="Wingdings" w:hint="default"/>
+      </w:rPr>
+    </w:lvl>
+    <w:lvl w:ilvl="6" w:tplc="04090001" w:tentative="1">
+      <w:start w:val="1"/>
+      <w:numFmt w:val="bullet"/>
+      <w:lvlText w:val=""/>
+      <w:lvlJc w:val="left"/>
+      <w:pPr>
+        <w:ind w:left="5040" w:hanging="360"/>
+      </w:pPr>
+      <w:rPr>
+        <w:rFonts w:ascii="Symbol" w:hAnsi="Symbol" w:hint="default"/>
+      </w:rPr>
+    </w:lvl>
+    <w:lvl w:ilvl="7" w:tplc="04090003" w:tentative="1">
+      <w:start w:val="1"/>
+      <w:numFmt w:val="bullet"/>
+      <w:lvlText w:val="o"/>
+      <w:lvlJc w:val="left"/>
+      <w:pPr>
+        <w:ind w:left="5760" w:hanging="360"/>
+      </w:pPr>
+      <w:rPr>
+        <w:rFonts w:ascii="Courier New" w:hAnsi="Courier New" w:cs="Courier New" w:hint="default"/>
+      </w:rPr>
+    </w:lvl>
+    <w:lvl w:ilvl="8" w:tplc="04090005" w:tentative="1">
+      <w:start w:val="1"/>
+      <w:numFmt w:val="bullet"/>
+      <w:lvlText w:val=""/>
+      <w:lvlJc w:val="left"/>
+      <w:pPr>
+        <w:ind w:left="6480" w:hanging="360"/>
+      </w:pPr>
+      <w:rPr>
+        <w:rFonts w:ascii="Wingdings" w:hAnsi="Wingdings" w:hint="default"/>
+      </w:rPr>
+    </w:lvl>
+  </w:abstractNum>
+  <w:abstractNum w:abstractNumId="20" w15:restartNumberingAfterBreak="0">
+    <w:nsid w:val="54AE5EA9"/>
+    <w:multiLevelType w:val="multilevel"/>
+    <w:tmpl w:val="64382740"/>
+    <w:lvl w:ilvl="0">
+      <w:start w:val="1"/>
+      <w:numFmt w:val="bullet"/>
+      <w:lvlText w:val=""/>
+      <w:lvlJc w:val="left"/>
+      <w:pPr>
+        <w:tabs>
+          <w:tab w:val="num" w:pos="720"/>
+        </w:tabs>
+        <w:ind w:left="720" w:hanging="360"/>
+      </w:pPr>
+      <w:rPr>
+        <w:rFonts w:ascii="Symbol" w:hAnsi="Symbol" w:hint="default"/>
+        <w:sz w:val="20"/>
+      </w:rPr>
+    </w:lvl>
+    <w:lvl w:ilvl="1" w:tentative="1">
+      <w:start w:val="1"/>
+      <w:numFmt w:val="bullet"/>
+      <w:lvlText w:val="o"/>
+      <w:lvlJc w:val="left"/>
+      <w:pPr>
+        <w:tabs>
+          <w:tab w:val="num" w:pos="1440"/>
+        </w:tabs>
+        <w:ind w:left="1440" w:hanging="360"/>
+      </w:pPr>
+      <w:rPr>
+        <w:rFonts w:ascii="Courier New" w:hAnsi="Courier New" w:hint="default"/>
+        <w:sz w:val="20"/>
+      </w:rPr>
+    </w:lvl>
+    <w:lvl w:ilvl="2" w:tentative="1">
+      <w:start w:val="1"/>
+      <w:numFmt w:val="bullet"/>
+      <w:lvlText w:val=""/>
+      <w:lvlJc w:val="left"/>
+      <w:pPr>
+        <w:tabs>
+          <w:tab w:val="num" w:pos="2160"/>
+        </w:tabs>
+        <w:ind w:left="2160" w:hanging="360"/>
+      </w:pPr>
+      <w:rPr>
+        <w:rFonts w:ascii="Wingdings" w:hAnsi="Wingdings" w:hint="default"/>
+        <w:sz w:val="20"/>
+      </w:rPr>
+    </w:lvl>
+    <w:lvl w:ilvl="3" w:tentative="1">
+      <w:start w:val="1"/>
+      <w:numFmt w:val="bullet"/>
+      <w:lvlText w:val=""/>
+      <w:lvlJc w:val="left"/>
+      <w:pPr>
+        <w:tabs>
+          <w:tab w:val="num" w:pos="2880"/>
+        </w:tabs>
+        <w:ind w:left="2880" w:hanging="360"/>
+      </w:pPr>
+      <w:rPr>
+        <w:rFonts w:ascii="Wingdings" w:hAnsi="Wingdings" w:hint="default"/>
+        <w:sz w:val="20"/>
+      </w:rPr>
+    </w:lvl>
+    <w:lvl w:ilvl="4" w:tentative="1">
+      <w:start w:val="1"/>
+      <w:numFmt w:val="bullet"/>
+      <w:lvlText w:val=""/>
+      <w:lvlJc w:val="left"/>
+      <w:pPr>
+        <w:tabs>
+          <w:tab w:val="num" w:pos="3600"/>
+        </w:tabs>
+        <w:ind w:left="3600" w:hanging="360"/>
+      </w:pPr>
+      <w:rPr>
+        <w:rFonts w:ascii="Wingdings" w:hAnsi="Wingdings" w:hint="default"/>
+        <w:sz w:val="20"/>
+      </w:rPr>
+    </w:lvl>
+    <w:lvl w:ilvl="5" w:tentative="1">
+      <w:start w:val="1"/>
+      <w:numFmt w:val="bullet"/>
+      <w:lvlText w:val=""/>
+      <w:lvlJc w:val="left"/>
+      <w:pPr>
+        <w:tabs>
+          <w:tab w:val="num" w:pos="4320"/>
+        </w:tabs>
+        <w:ind w:left="4320" w:hanging="360"/>
+      </w:pPr>
+      <w:rPr>
+        <w:rFonts w:ascii="Wingdings" w:hAnsi="Wingdings" w:hint="default"/>
+        <w:sz w:val="20"/>
+      </w:rPr>
+    </w:lvl>
+    <w:lvl w:ilvl="6" w:tentative="1">
+      <w:start w:val="1"/>
+      <w:numFmt w:val="bullet"/>
+      <w:lvlText w:val=""/>
+      <w:lvlJc w:val="left"/>
+      <w:pPr>
+        <w:tabs>
+          <w:tab w:val="num" w:pos="5040"/>
+        </w:tabs>
+        <w:ind w:left="5040" w:hanging="360"/>
+      </w:pPr>
+      <w:rPr>
+        <w:rFonts w:ascii="Wingdings" w:hAnsi="Wingdings" w:hint="default"/>
+        <w:sz w:val="20"/>
+      </w:rPr>
+    </w:lvl>
+    <w:lvl w:ilvl="7" w:tentative="1">
+      <w:start w:val="1"/>
+      <w:numFmt w:val="bullet"/>
+      <w:lvlText w:val=""/>
+      <w:lvlJc w:val="left"/>
+      <w:pPr>
+        <w:tabs>
+          <w:tab w:val="num" w:pos="5760"/>
+        </w:tabs>
+        <w:ind w:left="5760" w:hanging="360"/>
+      </w:pPr>
+      <w:rPr>
+        <w:rFonts w:ascii="Wingdings" w:hAnsi="Wingdings" w:hint="default"/>
+        <w:sz w:val="20"/>
+      </w:rPr>
+    </w:lvl>
+    <w:lvl w:ilvl="8" w:tentative="1">
+      <w:start w:val="1"/>
+      <w:numFmt w:val="bullet"/>
+      <w:lvlText w:val=""/>
+      <w:lvlJc w:val="left"/>
+      <w:pPr>
+        <w:tabs>
+          <w:tab w:val="num" w:pos="6480"/>
+        </w:tabs>
+        <w:ind w:left="6480" w:hanging="360"/>
+      </w:pPr>
+      <w:rPr>
+        <w:rFonts w:ascii="Wingdings" w:hAnsi="Wingdings" w:hint="default"/>
+        <w:sz w:val="20"/>
+      </w:rPr>
+    </w:lvl>
+  </w:abstractNum>
+  <w:abstractNum w:abstractNumId="21" w15:restartNumberingAfterBreak="0">
     <w:nsid w:val="57E47B86"/>
     <w:multiLevelType w:val="multilevel"/>
     <w:tmpl w:val="0DB65EEA"/>
@@ -1216,7 +7464,644 @@
       </w:rPr>
     </w:lvl>
   </w:abstractNum>
-  <w:abstractNum w:abstractNumId="3" w15:restartNumberingAfterBreak="0">
+  <w:abstractNum w:abstractNumId="22" w15:restartNumberingAfterBreak="0">
+    <w:nsid w:val="58631A77"/>
+    <w:multiLevelType w:val="hybridMultilevel"/>
+    <w:tmpl w:val="0952DD28"/>
+    <w:lvl w:ilvl="0" w:tplc="04090001">
+      <w:start w:val="1"/>
+      <w:numFmt w:val="bullet"/>
+      <w:lvlText w:val=""/>
+      <w:lvlJc w:val="left"/>
+      <w:pPr>
+        <w:ind w:left="720" w:hanging="360"/>
+      </w:pPr>
+      <w:rPr>
+        <w:rFonts w:ascii="Symbol" w:hAnsi="Symbol" w:hint="default"/>
+      </w:rPr>
+    </w:lvl>
+    <w:lvl w:ilvl="1" w:tplc="04090003" w:tentative="1">
+      <w:start w:val="1"/>
+      <w:numFmt w:val="bullet"/>
+      <w:lvlText w:val="o"/>
+      <w:lvlJc w:val="left"/>
+      <w:pPr>
+        <w:ind w:left="1440" w:hanging="360"/>
+      </w:pPr>
+      <w:rPr>
+        <w:rFonts w:ascii="Courier New" w:hAnsi="Courier New" w:cs="Courier New" w:hint="default"/>
+      </w:rPr>
+    </w:lvl>
+    <w:lvl w:ilvl="2" w:tplc="04090005" w:tentative="1">
+      <w:start w:val="1"/>
+      <w:numFmt w:val="bullet"/>
+      <w:lvlText w:val=""/>
+      <w:lvlJc w:val="left"/>
+      <w:pPr>
+        <w:ind w:left="2160" w:hanging="360"/>
+      </w:pPr>
+      <w:rPr>
+        <w:rFonts w:ascii="Wingdings" w:hAnsi="Wingdings" w:hint="default"/>
+      </w:rPr>
+    </w:lvl>
+    <w:lvl w:ilvl="3" w:tplc="04090001" w:tentative="1">
+      <w:start w:val="1"/>
+      <w:numFmt w:val="bullet"/>
+      <w:lvlText w:val=""/>
+      <w:lvlJc w:val="left"/>
+      <w:pPr>
+        <w:ind w:left="2880" w:hanging="360"/>
+      </w:pPr>
+      <w:rPr>
+        <w:rFonts w:ascii="Symbol" w:hAnsi="Symbol" w:hint="default"/>
+      </w:rPr>
+    </w:lvl>
+    <w:lvl w:ilvl="4" w:tplc="04090003" w:tentative="1">
+      <w:start w:val="1"/>
+      <w:numFmt w:val="bullet"/>
+      <w:lvlText w:val="o"/>
+      <w:lvlJc w:val="left"/>
+      <w:pPr>
+        <w:ind w:left="3600" w:hanging="360"/>
+      </w:pPr>
+      <w:rPr>
+        <w:rFonts w:ascii="Courier New" w:hAnsi="Courier New" w:cs="Courier New" w:hint="default"/>
+      </w:rPr>
+    </w:lvl>
+    <w:lvl w:ilvl="5" w:tplc="04090005" w:tentative="1">
+      <w:start w:val="1"/>
+      <w:numFmt w:val="bullet"/>
+      <w:lvlText w:val=""/>
+      <w:lvlJc w:val="left"/>
+      <w:pPr>
+        <w:ind w:left="4320" w:hanging="360"/>
+      </w:pPr>
+      <w:rPr>
+        <w:rFonts w:ascii="Wingdings" w:hAnsi="Wingdings" w:hint="default"/>
+      </w:rPr>
+    </w:lvl>
+    <w:lvl w:ilvl="6" w:tplc="04090001" w:tentative="1">
+      <w:start w:val="1"/>
+      <w:numFmt w:val="bullet"/>
+      <w:lvlText w:val=""/>
+      <w:lvlJc w:val="left"/>
+      <w:pPr>
+        <w:ind w:left="5040" w:hanging="360"/>
+      </w:pPr>
+      <w:rPr>
+        <w:rFonts w:ascii="Symbol" w:hAnsi="Symbol" w:hint="default"/>
+      </w:rPr>
+    </w:lvl>
+    <w:lvl w:ilvl="7" w:tplc="04090003" w:tentative="1">
+      <w:start w:val="1"/>
+      <w:numFmt w:val="bullet"/>
+      <w:lvlText w:val="o"/>
+      <w:lvlJc w:val="left"/>
+      <w:pPr>
+        <w:ind w:left="5760" w:hanging="360"/>
+      </w:pPr>
+      <w:rPr>
+        <w:rFonts w:ascii="Courier New" w:hAnsi="Courier New" w:cs="Courier New" w:hint="default"/>
+      </w:rPr>
+    </w:lvl>
+    <w:lvl w:ilvl="8" w:tplc="04090005" w:tentative="1">
+      <w:start w:val="1"/>
+      <w:numFmt w:val="bullet"/>
+      <w:lvlText w:val=""/>
+      <w:lvlJc w:val="left"/>
+      <w:pPr>
+        <w:ind w:left="6480" w:hanging="360"/>
+      </w:pPr>
+      <w:rPr>
+        <w:rFonts w:ascii="Wingdings" w:hAnsi="Wingdings" w:hint="default"/>
+      </w:rPr>
+    </w:lvl>
+  </w:abstractNum>
+  <w:abstractNum w:abstractNumId="23" w15:restartNumberingAfterBreak="0">
+    <w:nsid w:val="5FD54AA9"/>
+    <w:multiLevelType w:val="hybridMultilevel"/>
+    <w:tmpl w:val="B6A8EB2A"/>
+    <w:lvl w:ilvl="0" w:tplc="04090001">
+      <w:start w:val="1"/>
+      <w:numFmt w:val="bullet"/>
+      <w:lvlText w:val=""/>
+      <w:lvlJc w:val="left"/>
+      <w:pPr>
+        <w:ind w:left="720" w:hanging="360"/>
+      </w:pPr>
+      <w:rPr>
+        <w:rFonts w:ascii="Symbol" w:hAnsi="Symbol" w:hint="default"/>
+      </w:rPr>
+    </w:lvl>
+    <w:lvl w:ilvl="1" w:tplc="04090003" w:tentative="1">
+      <w:start w:val="1"/>
+      <w:numFmt w:val="bullet"/>
+      <w:lvlText w:val="o"/>
+      <w:lvlJc w:val="left"/>
+      <w:pPr>
+        <w:ind w:left="1440" w:hanging="360"/>
+      </w:pPr>
+      <w:rPr>
+        <w:rFonts w:ascii="Courier New" w:hAnsi="Courier New" w:cs="Courier New" w:hint="default"/>
+      </w:rPr>
+    </w:lvl>
+    <w:lvl w:ilvl="2" w:tplc="04090005" w:tentative="1">
+      <w:start w:val="1"/>
+      <w:numFmt w:val="bullet"/>
+      <w:lvlText w:val=""/>
+      <w:lvlJc w:val="left"/>
+      <w:pPr>
+        <w:ind w:left="2160" w:hanging="360"/>
+      </w:pPr>
+      <w:rPr>
+        <w:rFonts w:ascii="Wingdings" w:hAnsi="Wingdings" w:hint="default"/>
+      </w:rPr>
+    </w:lvl>
+    <w:lvl w:ilvl="3" w:tplc="04090001" w:tentative="1">
+      <w:start w:val="1"/>
+      <w:numFmt w:val="bullet"/>
+      <w:lvlText w:val=""/>
+      <w:lvlJc w:val="left"/>
+      <w:pPr>
+        <w:ind w:left="2880" w:hanging="360"/>
+      </w:pPr>
+      <w:rPr>
+        <w:rFonts w:ascii="Symbol" w:hAnsi="Symbol" w:hint="default"/>
+      </w:rPr>
+    </w:lvl>
+    <w:lvl w:ilvl="4" w:tplc="04090003" w:tentative="1">
+      <w:start w:val="1"/>
+      <w:numFmt w:val="bullet"/>
+      <w:lvlText w:val="o"/>
+      <w:lvlJc w:val="left"/>
+      <w:pPr>
+        <w:ind w:left="3600" w:hanging="360"/>
+      </w:pPr>
+      <w:rPr>
+        <w:rFonts w:ascii="Courier New" w:hAnsi="Courier New" w:cs="Courier New" w:hint="default"/>
+      </w:rPr>
+    </w:lvl>
+    <w:lvl w:ilvl="5" w:tplc="04090005" w:tentative="1">
+      <w:start w:val="1"/>
+      <w:numFmt w:val="bullet"/>
+      <w:lvlText w:val=""/>
+      <w:lvlJc w:val="left"/>
+      <w:pPr>
+        <w:ind w:left="4320" w:hanging="360"/>
+      </w:pPr>
+      <w:rPr>
+        <w:rFonts w:ascii="Wingdings" w:hAnsi="Wingdings" w:hint="default"/>
+      </w:rPr>
+    </w:lvl>
+    <w:lvl w:ilvl="6" w:tplc="04090001" w:tentative="1">
+      <w:start w:val="1"/>
+      <w:numFmt w:val="bullet"/>
+      <w:lvlText w:val=""/>
+      <w:lvlJc w:val="left"/>
+      <w:pPr>
+        <w:ind w:left="5040" w:hanging="360"/>
+      </w:pPr>
+      <w:rPr>
+        <w:rFonts w:ascii="Symbol" w:hAnsi="Symbol" w:hint="default"/>
+      </w:rPr>
+    </w:lvl>
+    <w:lvl w:ilvl="7" w:tplc="04090003" w:tentative="1">
+      <w:start w:val="1"/>
+      <w:numFmt w:val="bullet"/>
+      <w:lvlText w:val="o"/>
+      <w:lvlJc w:val="left"/>
+      <w:pPr>
+        <w:ind w:left="5760" w:hanging="360"/>
+      </w:pPr>
+      <w:rPr>
+        <w:rFonts w:ascii="Courier New" w:hAnsi="Courier New" w:cs="Courier New" w:hint="default"/>
+      </w:rPr>
+    </w:lvl>
+    <w:lvl w:ilvl="8" w:tplc="04090005" w:tentative="1">
+      <w:start w:val="1"/>
+      <w:numFmt w:val="bullet"/>
+      <w:lvlText w:val=""/>
+      <w:lvlJc w:val="left"/>
+      <w:pPr>
+        <w:ind w:left="6480" w:hanging="360"/>
+      </w:pPr>
+      <w:rPr>
+        <w:rFonts w:ascii="Wingdings" w:hAnsi="Wingdings" w:hint="default"/>
+      </w:rPr>
+    </w:lvl>
+  </w:abstractNum>
+  <w:abstractNum w:abstractNumId="24" w15:restartNumberingAfterBreak="0">
+    <w:nsid w:val="612808B8"/>
+    <w:multiLevelType w:val="hybridMultilevel"/>
+    <w:tmpl w:val="4810F02A"/>
+    <w:lvl w:ilvl="0" w:tplc="04090001">
+      <w:start w:val="1"/>
+      <w:numFmt w:val="bullet"/>
+      <w:lvlText w:val=""/>
+      <w:lvlJc w:val="left"/>
+      <w:pPr>
+        <w:ind w:left="720" w:hanging="360"/>
+      </w:pPr>
+      <w:rPr>
+        <w:rFonts w:ascii="Symbol" w:hAnsi="Symbol" w:hint="default"/>
+      </w:rPr>
+    </w:lvl>
+    <w:lvl w:ilvl="1" w:tplc="04090003" w:tentative="1">
+      <w:start w:val="1"/>
+      <w:numFmt w:val="bullet"/>
+      <w:lvlText w:val="o"/>
+      <w:lvlJc w:val="left"/>
+      <w:pPr>
+        <w:ind w:left="1440" w:hanging="360"/>
+      </w:pPr>
+      <w:rPr>
+        <w:rFonts w:ascii="Courier New" w:hAnsi="Courier New" w:cs="Courier New" w:hint="default"/>
+      </w:rPr>
+    </w:lvl>
+    <w:lvl w:ilvl="2" w:tplc="04090005" w:tentative="1">
+      <w:start w:val="1"/>
+      <w:numFmt w:val="bullet"/>
+      <w:lvlText w:val=""/>
+      <w:lvlJc w:val="left"/>
+      <w:pPr>
+        <w:ind w:left="2160" w:hanging="360"/>
+      </w:pPr>
+      <w:rPr>
+        <w:rFonts w:ascii="Wingdings" w:hAnsi="Wingdings" w:hint="default"/>
+      </w:rPr>
+    </w:lvl>
+    <w:lvl w:ilvl="3" w:tplc="04090001" w:tentative="1">
+      <w:start w:val="1"/>
+      <w:numFmt w:val="bullet"/>
+      <w:lvlText w:val=""/>
+      <w:lvlJc w:val="left"/>
+      <w:pPr>
+        <w:ind w:left="2880" w:hanging="360"/>
+      </w:pPr>
+      <w:rPr>
+        <w:rFonts w:ascii="Symbol" w:hAnsi="Symbol" w:hint="default"/>
+      </w:rPr>
+    </w:lvl>
+    <w:lvl w:ilvl="4" w:tplc="04090003" w:tentative="1">
+      <w:start w:val="1"/>
+      <w:numFmt w:val="bullet"/>
+      <w:lvlText w:val="o"/>
+      <w:lvlJc w:val="left"/>
+      <w:pPr>
+        <w:ind w:left="3600" w:hanging="360"/>
+      </w:pPr>
+      <w:rPr>
+        <w:rFonts w:ascii="Courier New" w:hAnsi="Courier New" w:cs="Courier New" w:hint="default"/>
+      </w:rPr>
+    </w:lvl>
+    <w:lvl w:ilvl="5" w:tplc="04090005" w:tentative="1">
+      <w:start w:val="1"/>
+      <w:numFmt w:val="bullet"/>
+      <w:lvlText w:val=""/>
+      <w:lvlJc w:val="left"/>
+      <w:pPr>
+        <w:ind w:left="4320" w:hanging="360"/>
+      </w:pPr>
+      <w:rPr>
+        <w:rFonts w:ascii="Wingdings" w:hAnsi="Wingdings" w:hint="default"/>
+      </w:rPr>
+    </w:lvl>
+    <w:lvl w:ilvl="6" w:tplc="04090001" w:tentative="1">
+      <w:start w:val="1"/>
+      <w:numFmt w:val="bullet"/>
+      <w:lvlText w:val=""/>
+      <w:lvlJc w:val="left"/>
+      <w:pPr>
+        <w:ind w:left="5040" w:hanging="360"/>
+      </w:pPr>
+      <w:rPr>
+        <w:rFonts w:ascii="Symbol" w:hAnsi="Symbol" w:hint="default"/>
+      </w:rPr>
+    </w:lvl>
+    <w:lvl w:ilvl="7" w:tplc="04090003" w:tentative="1">
+      <w:start w:val="1"/>
+      <w:numFmt w:val="bullet"/>
+      <w:lvlText w:val="o"/>
+      <w:lvlJc w:val="left"/>
+      <w:pPr>
+        <w:ind w:left="5760" w:hanging="360"/>
+      </w:pPr>
+      <w:rPr>
+        <w:rFonts w:ascii="Courier New" w:hAnsi="Courier New" w:cs="Courier New" w:hint="default"/>
+      </w:rPr>
+    </w:lvl>
+    <w:lvl w:ilvl="8" w:tplc="04090005" w:tentative="1">
+      <w:start w:val="1"/>
+      <w:numFmt w:val="bullet"/>
+      <w:lvlText w:val=""/>
+      <w:lvlJc w:val="left"/>
+      <w:pPr>
+        <w:ind w:left="6480" w:hanging="360"/>
+      </w:pPr>
+      <w:rPr>
+        <w:rFonts w:ascii="Wingdings" w:hAnsi="Wingdings" w:hint="default"/>
+      </w:rPr>
+    </w:lvl>
+  </w:abstractNum>
+  <w:abstractNum w:abstractNumId="25" w15:restartNumberingAfterBreak="0">
+    <w:nsid w:val="61942BD1"/>
+    <w:multiLevelType w:val="multilevel"/>
+    <w:tmpl w:val="5754C408"/>
+    <w:lvl w:ilvl="0">
+      <w:start w:val="1"/>
+      <w:numFmt w:val="bullet"/>
+      <w:lvlText w:val=""/>
+      <w:lvlJc w:val="left"/>
+      <w:pPr>
+        <w:tabs>
+          <w:tab w:val="num" w:pos="720"/>
+        </w:tabs>
+        <w:ind w:left="720" w:hanging="360"/>
+      </w:pPr>
+      <w:rPr>
+        <w:rFonts w:ascii="Symbol" w:hAnsi="Symbol" w:hint="default"/>
+        <w:sz w:val="20"/>
+      </w:rPr>
+    </w:lvl>
+    <w:lvl w:ilvl="1" w:tentative="1">
+      <w:start w:val="1"/>
+      <w:numFmt w:val="bullet"/>
+      <w:lvlText w:val="o"/>
+      <w:lvlJc w:val="left"/>
+      <w:pPr>
+        <w:tabs>
+          <w:tab w:val="num" w:pos="1440"/>
+        </w:tabs>
+        <w:ind w:left="1440" w:hanging="360"/>
+      </w:pPr>
+      <w:rPr>
+        <w:rFonts w:ascii="Courier New" w:hAnsi="Courier New" w:hint="default"/>
+        <w:sz w:val="20"/>
+      </w:rPr>
+    </w:lvl>
+    <w:lvl w:ilvl="2" w:tentative="1">
+      <w:start w:val="1"/>
+      <w:numFmt w:val="bullet"/>
+      <w:lvlText w:val=""/>
+      <w:lvlJc w:val="left"/>
+      <w:pPr>
+        <w:tabs>
+          <w:tab w:val="num" w:pos="2160"/>
+        </w:tabs>
+        <w:ind w:left="2160" w:hanging="360"/>
+      </w:pPr>
+      <w:rPr>
+        <w:rFonts w:ascii="Wingdings" w:hAnsi="Wingdings" w:hint="default"/>
+        <w:sz w:val="20"/>
+      </w:rPr>
+    </w:lvl>
+    <w:lvl w:ilvl="3" w:tentative="1">
+      <w:start w:val="1"/>
+      <w:numFmt w:val="bullet"/>
+      <w:lvlText w:val=""/>
+      <w:lvlJc w:val="left"/>
+      <w:pPr>
+        <w:tabs>
+          <w:tab w:val="num" w:pos="2880"/>
+        </w:tabs>
+        <w:ind w:left="2880" w:hanging="360"/>
+      </w:pPr>
+      <w:rPr>
+        <w:rFonts w:ascii="Wingdings" w:hAnsi="Wingdings" w:hint="default"/>
+        <w:sz w:val="20"/>
+      </w:rPr>
+    </w:lvl>
+    <w:lvl w:ilvl="4" w:tentative="1">
+      <w:start w:val="1"/>
+      <w:numFmt w:val="bullet"/>
+      <w:lvlText w:val=""/>
+      <w:lvlJc w:val="left"/>
+      <w:pPr>
+        <w:tabs>
+          <w:tab w:val="num" w:pos="3600"/>
+        </w:tabs>
+        <w:ind w:left="3600" w:hanging="360"/>
+      </w:pPr>
+      <w:rPr>
+        <w:rFonts w:ascii="Wingdings" w:hAnsi="Wingdings" w:hint="default"/>
+        <w:sz w:val="20"/>
+      </w:rPr>
+    </w:lvl>
+    <w:lvl w:ilvl="5" w:tentative="1">
+      <w:start w:val="1"/>
+      <w:numFmt w:val="bullet"/>
+      <w:lvlText w:val=""/>
+      <w:lvlJc w:val="left"/>
+      <w:pPr>
+        <w:tabs>
+          <w:tab w:val="num" w:pos="4320"/>
+        </w:tabs>
+        <w:ind w:left="4320" w:hanging="360"/>
+      </w:pPr>
+      <w:rPr>
+        <w:rFonts w:ascii="Wingdings" w:hAnsi="Wingdings" w:hint="default"/>
+        <w:sz w:val="20"/>
+      </w:rPr>
+    </w:lvl>
+    <w:lvl w:ilvl="6" w:tentative="1">
+      <w:start w:val="1"/>
+      <w:numFmt w:val="bullet"/>
+      <w:lvlText w:val=""/>
+      <w:lvlJc w:val="left"/>
+      <w:pPr>
+        <w:tabs>
+          <w:tab w:val="num" w:pos="5040"/>
+        </w:tabs>
+        <w:ind w:left="5040" w:hanging="360"/>
+      </w:pPr>
+      <w:rPr>
+        <w:rFonts w:ascii="Wingdings" w:hAnsi="Wingdings" w:hint="default"/>
+        <w:sz w:val="20"/>
+      </w:rPr>
+    </w:lvl>
+    <w:lvl w:ilvl="7" w:tentative="1">
+      <w:start w:val="1"/>
+      <w:numFmt w:val="bullet"/>
+      <w:lvlText w:val=""/>
+      <w:lvlJc w:val="left"/>
+      <w:pPr>
+        <w:tabs>
+          <w:tab w:val="num" w:pos="5760"/>
+        </w:tabs>
+        <w:ind w:left="5760" w:hanging="360"/>
+      </w:pPr>
+      <w:rPr>
+        <w:rFonts w:ascii="Wingdings" w:hAnsi="Wingdings" w:hint="default"/>
+        <w:sz w:val="20"/>
+      </w:rPr>
+    </w:lvl>
+    <w:lvl w:ilvl="8" w:tentative="1">
+      <w:start w:val="1"/>
+      <w:numFmt w:val="bullet"/>
+      <w:lvlText w:val=""/>
+      <w:lvlJc w:val="left"/>
+      <w:pPr>
+        <w:tabs>
+          <w:tab w:val="num" w:pos="6480"/>
+        </w:tabs>
+        <w:ind w:left="6480" w:hanging="360"/>
+      </w:pPr>
+      <w:rPr>
+        <w:rFonts w:ascii="Wingdings" w:hAnsi="Wingdings" w:hint="default"/>
+        <w:sz w:val="20"/>
+      </w:rPr>
+    </w:lvl>
+  </w:abstractNum>
+  <w:abstractNum w:abstractNumId="26" w15:restartNumberingAfterBreak="0">
+    <w:nsid w:val="62466ABE"/>
+    <w:multiLevelType w:val="multilevel"/>
+    <w:tmpl w:val="7C6CB806"/>
+    <w:lvl w:ilvl="0">
+      <w:start w:val="1"/>
+      <w:numFmt w:val="bullet"/>
+      <w:lvlText w:val=""/>
+      <w:lvlJc w:val="left"/>
+      <w:pPr>
+        <w:tabs>
+          <w:tab w:val="num" w:pos="1080"/>
+        </w:tabs>
+        <w:ind w:left="1080" w:hanging="360"/>
+      </w:pPr>
+      <w:rPr>
+        <w:rFonts w:ascii="Symbol" w:hAnsi="Symbol" w:hint="default"/>
+        <w:sz w:val="20"/>
+      </w:rPr>
+    </w:lvl>
+    <w:lvl w:ilvl="1" w:tentative="1">
+      <w:start w:val="1"/>
+      <w:numFmt w:val="bullet"/>
+      <w:lvlText w:val="o"/>
+      <w:lvlJc w:val="left"/>
+      <w:pPr>
+        <w:tabs>
+          <w:tab w:val="num" w:pos="1800"/>
+        </w:tabs>
+        <w:ind w:left="1800" w:hanging="360"/>
+      </w:pPr>
+      <w:rPr>
+        <w:rFonts w:ascii="Courier New" w:hAnsi="Courier New" w:hint="default"/>
+        <w:sz w:val="20"/>
+      </w:rPr>
+    </w:lvl>
+    <w:lvl w:ilvl="2" w:tentative="1">
+      <w:start w:val="1"/>
+      <w:numFmt w:val="bullet"/>
+      <w:lvlText w:val=""/>
+      <w:lvlJc w:val="left"/>
+      <w:pPr>
+        <w:tabs>
+          <w:tab w:val="num" w:pos="2520"/>
+        </w:tabs>
+        <w:ind w:left="2520" w:hanging="360"/>
+      </w:pPr>
+      <w:rPr>
+        <w:rFonts w:ascii="Wingdings" w:hAnsi="Wingdings" w:hint="default"/>
+        <w:sz w:val="20"/>
+      </w:rPr>
+    </w:lvl>
+    <w:lvl w:ilvl="3" w:tentative="1">
+      <w:start w:val="1"/>
+      <w:numFmt w:val="bullet"/>
+      <w:lvlText w:val=""/>
+      <w:lvlJc w:val="left"/>
+      <w:pPr>
+        <w:tabs>
+          <w:tab w:val="num" w:pos="3240"/>
+        </w:tabs>
+        <w:ind w:left="3240" w:hanging="360"/>
+      </w:pPr>
+      <w:rPr>
+        <w:rFonts w:ascii="Wingdings" w:hAnsi="Wingdings" w:hint="default"/>
+        <w:sz w:val="20"/>
+      </w:rPr>
+    </w:lvl>
+    <w:lvl w:ilvl="4" w:tentative="1">
+      <w:start w:val="1"/>
+      <w:numFmt w:val="bullet"/>
+      <w:lvlText w:val=""/>
+      <w:lvlJc w:val="left"/>
+      <w:pPr>
+        <w:tabs>
+          <w:tab w:val="num" w:pos="3960"/>
+        </w:tabs>
+        <w:ind w:left="3960" w:hanging="360"/>
+      </w:pPr>
+      <w:rPr>
+        <w:rFonts w:ascii="Wingdings" w:hAnsi="Wingdings" w:hint="default"/>
+        <w:sz w:val="20"/>
+      </w:rPr>
+    </w:lvl>
+    <w:lvl w:ilvl="5" w:tentative="1">
+      <w:start w:val="1"/>
+      <w:numFmt w:val="bullet"/>
+      <w:lvlText w:val=""/>
+      <w:lvlJc w:val="left"/>
+      <w:pPr>
+        <w:tabs>
+          <w:tab w:val="num" w:pos="4680"/>
+        </w:tabs>
+        <w:ind w:left="4680" w:hanging="360"/>
+      </w:pPr>
+      <w:rPr>
+        <w:rFonts w:ascii="Wingdings" w:hAnsi="Wingdings" w:hint="default"/>
+        <w:sz w:val="20"/>
+      </w:rPr>
+    </w:lvl>
+    <w:lvl w:ilvl="6" w:tentative="1">
+      <w:start w:val="1"/>
+      <w:numFmt w:val="bullet"/>
+      <w:lvlText w:val=""/>
+      <w:lvlJc w:val="left"/>
+      <w:pPr>
+        <w:tabs>
+          <w:tab w:val="num" w:pos="5400"/>
+        </w:tabs>
+        <w:ind w:left="5400" w:hanging="360"/>
+      </w:pPr>
+      <w:rPr>
+        <w:rFonts w:ascii="Wingdings" w:hAnsi="Wingdings" w:hint="default"/>
+        <w:sz w:val="20"/>
+      </w:rPr>
+    </w:lvl>
+    <w:lvl w:ilvl="7" w:tentative="1">
+      <w:start w:val="1"/>
+      <w:numFmt w:val="bullet"/>
+      <w:lvlText w:val=""/>
+      <w:lvlJc w:val="left"/>
+      <w:pPr>
+        <w:tabs>
+          <w:tab w:val="num" w:pos="6120"/>
+        </w:tabs>
+        <w:ind w:left="6120" w:hanging="360"/>
+      </w:pPr>
+      <w:rPr>
+        <w:rFonts w:ascii="Wingdings" w:hAnsi="Wingdings" w:hint="default"/>
+        <w:sz w:val="20"/>
+      </w:rPr>
+    </w:lvl>
+    <w:lvl w:ilvl="8" w:tentative="1">
+      <w:start w:val="1"/>
+      <w:numFmt w:val="bullet"/>
+      <w:lvlText w:val=""/>
+      <w:lvlJc w:val="left"/>
+      <w:pPr>
+        <w:tabs>
+          <w:tab w:val="num" w:pos="6840"/>
+        </w:tabs>
+        <w:ind w:left="6840" w:hanging="360"/>
+      </w:pPr>
+      <w:rPr>
+        <w:rFonts w:ascii="Wingdings" w:hAnsi="Wingdings" w:hint="default"/>
+        <w:sz w:val="20"/>
+      </w:rPr>
+    </w:lvl>
+  </w:abstractNum>
+  <w:abstractNum w:abstractNumId="27" w15:restartNumberingAfterBreak="0">
     <w:nsid w:val="696101CE"/>
     <w:multiLevelType w:val="multilevel"/>
     <w:tmpl w:val="F930735E"/>
@@ -1365,7 +8250,269 @@
       </w:rPr>
     </w:lvl>
   </w:abstractNum>
-  <w:abstractNum w:abstractNumId="4" w15:restartNumberingAfterBreak="0">
+  <w:abstractNum w:abstractNumId="28" w15:restartNumberingAfterBreak="0">
+    <w:nsid w:val="69D67359"/>
+    <w:multiLevelType w:val="hybridMultilevel"/>
+    <w:tmpl w:val="EC483B90"/>
+    <w:lvl w:ilvl="0" w:tplc="04090001">
+      <w:start w:val="1"/>
+      <w:numFmt w:val="bullet"/>
+      <w:lvlText w:val=""/>
+      <w:lvlJc w:val="left"/>
+      <w:pPr>
+        <w:ind w:left="360" w:hanging="360"/>
+      </w:pPr>
+      <w:rPr>
+        <w:rFonts w:ascii="Symbol" w:hAnsi="Symbol" w:hint="default"/>
+      </w:rPr>
+    </w:lvl>
+    <w:lvl w:ilvl="1" w:tplc="04090003">
+      <w:start w:val="1"/>
+      <w:numFmt w:val="bullet"/>
+      <w:lvlText w:val="o"/>
+      <w:lvlJc w:val="left"/>
+      <w:pPr>
+        <w:ind w:left="1080" w:hanging="360"/>
+      </w:pPr>
+      <w:rPr>
+        <w:rFonts w:ascii="Courier New" w:hAnsi="Courier New" w:cs="Courier New" w:hint="default"/>
+      </w:rPr>
+    </w:lvl>
+    <w:lvl w:ilvl="2" w:tplc="04090005">
+      <w:start w:val="1"/>
+      <w:numFmt w:val="bullet"/>
+      <w:lvlText w:val=""/>
+      <w:lvlJc w:val="left"/>
+      <w:pPr>
+        <w:ind w:left="1800" w:hanging="360"/>
+      </w:pPr>
+      <w:rPr>
+        <w:rFonts w:ascii="Wingdings" w:hAnsi="Wingdings" w:hint="default"/>
+      </w:rPr>
+    </w:lvl>
+    <w:lvl w:ilvl="3" w:tplc="04090001">
+      <w:start w:val="1"/>
+      <w:numFmt w:val="bullet"/>
+      <w:lvlText w:val=""/>
+      <w:lvlJc w:val="left"/>
+      <w:pPr>
+        <w:ind w:left="2520" w:hanging="360"/>
+      </w:pPr>
+      <w:rPr>
+        <w:rFonts w:ascii="Symbol" w:hAnsi="Symbol" w:hint="default"/>
+      </w:rPr>
+    </w:lvl>
+    <w:lvl w:ilvl="4" w:tplc="04090003">
+      <w:start w:val="1"/>
+      <w:numFmt w:val="bullet"/>
+      <w:lvlText w:val="o"/>
+      <w:lvlJc w:val="left"/>
+      <w:pPr>
+        <w:ind w:left="3240" w:hanging="360"/>
+      </w:pPr>
+      <w:rPr>
+        <w:rFonts w:ascii="Courier New" w:hAnsi="Courier New" w:cs="Courier New" w:hint="default"/>
+      </w:rPr>
+    </w:lvl>
+    <w:lvl w:ilvl="5" w:tplc="04090005">
+      <w:start w:val="1"/>
+      <w:numFmt w:val="bullet"/>
+      <w:lvlText w:val=""/>
+      <w:lvlJc w:val="left"/>
+      <w:pPr>
+        <w:ind w:left="3960" w:hanging="360"/>
+      </w:pPr>
+      <w:rPr>
+        <w:rFonts w:ascii="Wingdings" w:hAnsi="Wingdings" w:hint="default"/>
+      </w:rPr>
+    </w:lvl>
+    <w:lvl w:ilvl="6" w:tplc="04090001">
+      <w:start w:val="1"/>
+      <w:numFmt w:val="bullet"/>
+      <w:lvlText w:val=""/>
+      <w:lvlJc w:val="left"/>
+      <w:pPr>
+        <w:ind w:left="4680" w:hanging="360"/>
+      </w:pPr>
+      <w:rPr>
+        <w:rFonts w:ascii="Symbol" w:hAnsi="Symbol" w:hint="default"/>
+      </w:rPr>
+    </w:lvl>
+    <w:lvl w:ilvl="7" w:tplc="04090003">
+      <w:start w:val="1"/>
+      <w:numFmt w:val="bullet"/>
+      <w:lvlText w:val="o"/>
+      <w:lvlJc w:val="left"/>
+      <w:pPr>
+        <w:ind w:left="5400" w:hanging="360"/>
+      </w:pPr>
+      <w:rPr>
+        <w:rFonts w:ascii="Courier New" w:hAnsi="Courier New" w:cs="Courier New" w:hint="default"/>
+      </w:rPr>
+    </w:lvl>
+    <w:lvl w:ilvl="8" w:tplc="04090005">
+      <w:start w:val="1"/>
+      <w:numFmt w:val="bullet"/>
+      <w:lvlText w:val=""/>
+      <w:lvlJc w:val="left"/>
+      <w:pPr>
+        <w:ind w:left="6120" w:hanging="360"/>
+      </w:pPr>
+      <w:rPr>
+        <w:rFonts w:ascii="Wingdings" w:hAnsi="Wingdings" w:hint="default"/>
+      </w:rPr>
+    </w:lvl>
+  </w:abstractNum>
+  <w:abstractNum w:abstractNumId="29" w15:restartNumberingAfterBreak="0">
+    <w:nsid w:val="6D1F0D32"/>
+    <w:multiLevelType w:val="multilevel"/>
+    <w:tmpl w:val="DB48D8DA"/>
+    <w:lvl w:ilvl="0">
+      <w:start w:val="1"/>
+      <w:numFmt w:val="bullet"/>
+      <w:lvlText w:val=""/>
+      <w:lvlJc w:val="left"/>
+      <w:pPr>
+        <w:tabs>
+          <w:tab w:val="num" w:pos="720"/>
+        </w:tabs>
+        <w:ind w:left="720" w:hanging="360"/>
+      </w:pPr>
+      <w:rPr>
+        <w:rFonts w:ascii="Symbol" w:hAnsi="Symbol" w:hint="default"/>
+        <w:sz w:val="20"/>
+      </w:rPr>
+    </w:lvl>
+    <w:lvl w:ilvl="1" w:tentative="1">
+      <w:start w:val="1"/>
+      <w:numFmt w:val="bullet"/>
+      <w:lvlText w:val="o"/>
+      <w:lvlJc w:val="left"/>
+      <w:pPr>
+        <w:tabs>
+          <w:tab w:val="num" w:pos="1440"/>
+        </w:tabs>
+        <w:ind w:left="1440" w:hanging="360"/>
+      </w:pPr>
+      <w:rPr>
+        <w:rFonts w:ascii="Courier New" w:hAnsi="Courier New" w:hint="default"/>
+        <w:sz w:val="20"/>
+      </w:rPr>
+    </w:lvl>
+    <w:lvl w:ilvl="2" w:tentative="1">
+      <w:start w:val="1"/>
+      <w:numFmt w:val="bullet"/>
+      <w:lvlText w:val=""/>
+      <w:lvlJc w:val="left"/>
+      <w:pPr>
+        <w:tabs>
+          <w:tab w:val="num" w:pos="2160"/>
+        </w:tabs>
+        <w:ind w:left="2160" w:hanging="360"/>
+      </w:pPr>
+      <w:rPr>
+        <w:rFonts w:ascii="Wingdings" w:hAnsi="Wingdings" w:hint="default"/>
+        <w:sz w:val="20"/>
+      </w:rPr>
+    </w:lvl>
+    <w:lvl w:ilvl="3" w:tentative="1">
+      <w:start w:val="1"/>
+      <w:numFmt w:val="bullet"/>
+      <w:lvlText w:val=""/>
+      <w:lvlJc w:val="left"/>
+      <w:pPr>
+        <w:tabs>
+          <w:tab w:val="num" w:pos="2880"/>
+        </w:tabs>
+        <w:ind w:left="2880" w:hanging="360"/>
+      </w:pPr>
+      <w:rPr>
+        <w:rFonts w:ascii="Wingdings" w:hAnsi="Wingdings" w:hint="default"/>
+        <w:sz w:val="20"/>
+      </w:rPr>
+    </w:lvl>
+    <w:lvl w:ilvl="4" w:tentative="1">
+      <w:start w:val="1"/>
+      <w:numFmt w:val="bullet"/>
+      <w:lvlText w:val=""/>
+      <w:lvlJc w:val="left"/>
+      <w:pPr>
+        <w:tabs>
+          <w:tab w:val="num" w:pos="3600"/>
+        </w:tabs>
+        <w:ind w:left="3600" w:hanging="360"/>
+      </w:pPr>
+      <w:rPr>
+        <w:rFonts w:ascii="Wingdings" w:hAnsi="Wingdings" w:hint="default"/>
+        <w:sz w:val="20"/>
+      </w:rPr>
+    </w:lvl>
+    <w:lvl w:ilvl="5" w:tentative="1">
+      <w:start w:val="1"/>
+      <w:numFmt w:val="bullet"/>
+      <w:lvlText w:val=""/>
+      <w:lvlJc w:val="left"/>
+      <w:pPr>
+        <w:tabs>
+          <w:tab w:val="num" w:pos="4320"/>
+        </w:tabs>
+        <w:ind w:left="4320" w:hanging="360"/>
+      </w:pPr>
+      <w:rPr>
+        <w:rFonts w:ascii="Wingdings" w:hAnsi="Wingdings" w:hint="default"/>
+        <w:sz w:val="20"/>
+      </w:rPr>
+    </w:lvl>
+    <w:lvl w:ilvl="6" w:tentative="1">
+      <w:start w:val="1"/>
+      <w:numFmt w:val="bullet"/>
+      <w:lvlText w:val=""/>
+      <w:lvlJc w:val="left"/>
+      <w:pPr>
+        <w:tabs>
+          <w:tab w:val="num" w:pos="5040"/>
+        </w:tabs>
+        <w:ind w:left="5040" w:hanging="360"/>
+      </w:pPr>
+      <w:rPr>
+        <w:rFonts w:ascii="Wingdings" w:hAnsi="Wingdings" w:hint="default"/>
+        <w:sz w:val="20"/>
+      </w:rPr>
+    </w:lvl>
+    <w:lvl w:ilvl="7" w:tentative="1">
+      <w:start w:val="1"/>
+      <w:numFmt w:val="bullet"/>
+      <w:lvlText w:val=""/>
+      <w:lvlJc w:val="left"/>
+      <w:pPr>
+        <w:tabs>
+          <w:tab w:val="num" w:pos="5760"/>
+        </w:tabs>
+        <w:ind w:left="5760" w:hanging="360"/>
+      </w:pPr>
+      <w:rPr>
+        <w:rFonts w:ascii="Wingdings" w:hAnsi="Wingdings" w:hint="default"/>
+        <w:sz w:val="20"/>
+      </w:rPr>
+    </w:lvl>
+    <w:lvl w:ilvl="8" w:tentative="1">
+      <w:start w:val="1"/>
+      <w:numFmt w:val="bullet"/>
+      <w:lvlText w:val=""/>
+      <w:lvlJc w:val="left"/>
+      <w:pPr>
+        <w:tabs>
+          <w:tab w:val="num" w:pos="6480"/>
+        </w:tabs>
+        <w:ind w:left="6480" w:hanging="360"/>
+      </w:pPr>
+      <w:rPr>
+        <w:rFonts w:ascii="Wingdings" w:hAnsi="Wingdings" w:hint="default"/>
+        <w:sz w:val="20"/>
+      </w:rPr>
+    </w:lvl>
+  </w:abstractNum>
+  <w:abstractNum w:abstractNumId="30" w15:restartNumberingAfterBreak="0">
     <w:nsid w:val="714356C6"/>
     <w:multiLevelType w:val="hybridMultilevel"/>
     <w:tmpl w:val="DD6C39CA"/>
@@ -1478,7 +8625,454 @@
       </w:rPr>
     </w:lvl>
   </w:abstractNum>
-  <w:abstractNum w:abstractNumId="5" w15:restartNumberingAfterBreak="0">
+  <w:abstractNum w:abstractNumId="31" w15:restartNumberingAfterBreak="0">
+    <w:nsid w:val="720F670B"/>
+    <w:multiLevelType w:val="multilevel"/>
+    <w:tmpl w:val="A538ED58"/>
+    <w:lvl w:ilvl="0">
+      <w:start w:val="1"/>
+      <w:numFmt w:val="bullet"/>
+      <w:lvlText w:val=""/>
+      <w:lvlJc w:val="left"/>
+      <w:pPr>
+        <w:tabs>
+          <w:tab w:val="num" w:pos="360"/>
+        </w:tabs>
+        <w:ind w:left="360" w:hanging="360"/>
+      </w:pPr>
+      <w:rPr>
+        <w:rFonts w:ascii="Symbol" w:hAnsi="Symbol" w:hint="default"/>
+        <w:sz w:val="20"/>
+      </w:rPr>
+    </w:lvl>
+    <w:lvl w:ilvl="1" w:tentative="1">
+      <w:start w:val="1"/>
+      <w:numFmt w:val="bullet"/>
+      <w:lvlText w:val="o"/>
+      <w:lvlJc w:val="left"/>
+      <w:pPr>
+        <w:tabs>
+          <w:tab w:val="num" w:pos="1080"/>
+        </w:tabs>
+        <w:ind w:left="1080" w:hanging="360"/>
+      </w:pPr>
+      <w:rPr>
+        <w:rFonts w:ascii="Courier New" w:hAnsi="Courier New" w:hint="default"/>
+        <w:sz w:val="20"/>
+      </w:rPr>
+    </w:lvl>
+    <w:lvl w:ilvl="2" w:tentative="1">
+      <w:start w:val="1"/>
+      <w:numFmt w:val="bullet"/>
+      <w:lvlText w:val=""/>
+      <w:lvlJc w:val="left"/>
+      <w:pPr>
+        <w:tabs>
+          <w:tab w:val="num" w:pos="1800"/>
+        </w:tabs>
+        <w:ind w:left="1800" w:hanging="360"/>
+      </w:pPr>
+      <w:rPr>
+        <w:rFonts w:ascii="Wingdings" w:hAnsi="Wingdings" w:hint="default"/>
+        <w:sz w:val="20"/>
+      </w:rPr>
+    </w:lvl>
+    <w:lvl w:ilvl="3" w:tentative="1">
+      <w:start w:val="1"/>
+      <w:numFmt w:val="bullet"/>
+      <w:lvlText w:val=""/>
+      <w:lvlJc w:val="left"/>
+      <w:pPr>
+        <w:tabs>
+          <w:tab w:val="num" w:pos="2520"/>
+        </w:tabs>
+        <w:ind w:left="2520" w:hanging="360"/>
+      </w:pPr>
+      <w:rPr>
+        <w:rFonts w:ascii="Wingdings" w:hAnsi="Wingdings" w:hint="default"/>
+        <w:sz w:val="20"/>
+      </w:rPr>
+    </w:lvl>
+    <w:lvl w:ilvl="4" w:tentative="1">
+      <w:start w:val="1"/>
+      <w:numFmt w:val="bullet"/>
+      <w:lvlText w:val=""/>
+      <w:lvlJc w:val="left"/>
+      <w:pPr>
+        <w:tabs>
+          <w:tab w:val="num" w:pos="3240"/>
+        </w:tabs>
+        <w:ind w:left="3240" w:hanging="360"/>
+      </w:pPr>
+      <w:rPr>
+        <w:rFonts w:ascii="Wingdings" w:hAnsi="Wingdings" w:hint="default"/>
+        <w:sz w:val="20"/>
+      </w:rPr>
+    </w:lvl>
+    <w:lvl w:ilvl="5" w:tentative="1">
+      <w:start w:val="1"/>
+      <w:numFmt w:val="bullet"/>
+      <w:lvlText w:val=""/>
+      <w:lvlJc w:val="left"/>
+      <w:pPr>
+        <w:tabs>
+          <w:tab w:val="num" w:pos="3960"/>
+        </w:tabs>
+        <w:ind w:left="3960" w:hanging="360"/>
+      </w:pPr>
+      <w:rPr>
+        <w:rFonts w:ascii="Wingdings" w:hAnsi="Wingdings" w:hint="default"/>
+        <w:sz w:val="20"/>
+      </w:rPr>
+    </w:lvl>
+    <w:lvl w:ilvl="6" w:tentative="1">
+      <w:start w:val="1"/>
+      <w:numFmt w:val="bullet"/>
+      <w:lvlText w:val=""/>
+      <w:lvlJc w:val="left"/>
+      <w:pPr>
+        <w:tabs>
+          <w:tab w:val="num" w:pos="4680"/>
+        </w:tabs>
+        <w:ind w:left="4680" w:hanging="360"/>
+      </w:pPr>
+      <w:rPr>
+        <w:rFonts w:ascii="Wingdings" w:hAnsi="Wingdings" w:hint="default"/>
+        <w:sz w:val="20"/>
+      </w:rPr>
+    </w:lvl>
+    <w:lvl w:ilvl="7" w:tentative="1">
+      <w:start w:val="1"/>
+      <w:numFmt w:val="bullet"/>
+      <w:lvlText w:val=""/>
+      <w:lvlJc w:val="left"/>
+      <w:pPr>
+        <w:tabs>
+          <w:tab w:val="num" w:pos="5400"/>
+        </w:tabs>
+        <w:ind w:left="5400" w:hanging="360"/>
+      </w:pPr>
+      <w:rPr>
+        <w:rFonts w:ascii="Wingdings" w:hAnsi="Wingdings" w:hint="default"/>
+        <w:sz w:val="20"/>
+      </w:rPr>
+    </w:lvl>
+    <w:lvl w:ilvl="8" w:tentative="1">
+      <w:start w:val="1"/>
+      <w:numFmt w:val="bullet"/>
+      <w:lvlText w:val=""/>
+      <w:lvlJc w:val="left"/>
+      <w:pPr>
+        <w:tabs>
+          <w:tab w:val="num" w:pos="6120"/>
+        </w:tabs>
+        <w:ind w:left="6120" w:hanging="360"/>
+      </w:pPr>
+      <w:rPr>
+        <w:rFonts w:ascii="Wingdings" w:hAnsi="Wingdings" w:hint="default"/>
+        <w:sz w:val="20"/>
+      </w:rPr>
+    </w:lvl>
+  </w:abstractNum>
+  <w:abstractNum w:abstractNumId="32" w15:restartNumberingAfterBreak="0">
+    <w:nsid w:val="758F4A5E"/>
+    <w:multiLevelType w:val="multilevel"/>
+    <w:tmpl w:val="94D089AE"/>
+    <w:lvl w:ilvl="0">
+      <w:start w:val="1"/>
+      <w:numFmt w:val="bullet"/>
+      <w:lvlText w:val=""/>
+      <w:lvlJc w:val="left"/>
+      <w:pPr>
+        <w:tabs>
+          <w:tab w:val="num" w:pos="720"/>
+        </w:tabs>
+        <w:ind w:left="720" w:hanging="360"/>
+      </w:pPr>
+      <w:rPr>
+        <w:rFonts w:ascii="Symbol" w:hAnsi="Symbol" w:hint="default"/>
+        <w:sz w:val="20"/>
+      </w:rPr>
+    </w:lvl>
+    <w:lvl w:ilvl="1" w:tentative="1">
+      <w:start w:val="1"/>
+      <w:numFmt w:val="bullet"/>
+      <w:lvlText w:val="o"/>
+      <w:lvlJc w:val="left"/>
+      <w:pPr>
+        <w:tabs>
+          <w:tab w:val="num" w:pos="1440"/>
+        </w:tabs>
+        <w:ind w:left="1440" w:hanging="360"/>
+      </w:pPr>
+      <w:rPr>
+        <w:rFonts w:ascii="Courier New" w:hAnsi="Courier New" w:hint="default"/>
+        <w:sz w:val="20"/>
+      </w:rPr>
+    </w:lvl>
+    <w:lvl w:ilvl="2" w:tentative="1">
+      <w:start w:val="1"/>
+      <w:numFmt w:val="bullet"/>
+      <w:lvlText w:val=""/>
+      <w:lvlJc w:val="left"/>
+      <w:pPr>
+        <w:tabs>
+          <w:tab w:val="num" w:pos="2160"/>
+        </w:tabs>
+        <w:ind w:left="2160" w:hanging="360"/>
+      </w:pPr>
+      <w:rPr>
+        <w:rFonts w:ascii="Wingdings" w:hAnsi="Wingdings" w:hint="default"/>
+        <w:sz w:val="20"/>
+      </w:rPr>
+    </w:lvl>
+    <w:lvl w:ilvl="3" w:tentative="1">
+      <w:start w:val="1"/>
+      <w:numFmt w:val="bullet"/>
+      <w:lvlText w:val=""/>
+      <w:lvlJc w:val="left"/>
+      <w:pPr>
+        <w:tabs>
+          <w:tab w:val="num" w:pos="2880"/>
+        </w:tabs>
+        <w:ind w:left="2880" w:hanging="360"/>
+      </w:pPr>
+      <w:rPr>
+        <w:rFonts w:ascii="Wingdings" w:hAnsi="Wingdings" w:hint="default"/>
+        <w:sz w:val="20"/>
+      </w:rPr>
+    </w:lvl>
+    <w:lvl w:ilvl="4" w:tentative="1">
+      <w:start w:val="1"/>
+      <w:numFmt w:val="bullet"/>
+      <w:lvlText w:val=""/>
+      <w:lvlJc w:val="left"/>
+      <w:pPr>
+        <w:tabs>
+          <w:tab w:val="num" w:pos="3600"/>
+        </w:tabs>
+        <w:ind w:left="3600" w:hanging="360"/>
+      </w:pPr>
+      <w:rPr>
+        <w:rFonts w:ascii="Wingdings" w:hAnsi="Wingdings" w:hint="default"/>
+        <w:sz w:val="20"/>
+      </w:rPr>
+    </w:lvl>
+    <w:lvl w:ilvl="5" w:tentative="1">
+      <w:start w:val="1"/>
+      <w:numFmt w:val="bullet"/>
+      <w:lvlText w:val=""/>
+      <w:lvlJc w:val="left"/>
+      <w:pPr>
+        <w:tabs>
+          <w:tab w:val="num" w:pos="4320"/>
+        </w:tabs>
+        <w:ind w:left="4320" w:hanging="360"/>
+      </w:pPr>
+      <w:rPr>
+        <w:rFonts w:ascii="Wingdings" w:hAnsi="Wingdings" w:hint="default"/>
+        <w:sz w:val="20"/>
+      </w:rPr>
+    </w:lvl>
+    <w:lvl w:ilvl="6" w:tentative="1">
+      <w:start w:val="1"/>
+      <w:numFmt w:val="bullet"/>
+      <w:lvlText w:val=""/>
+      <w:lvlJc w:val="left"/>
+      <w:pPr>
+        <w:tabs>
+          <w:tab w:val="num" w:pos="5040"/>
+        </w:tabs>
+        <w:ind w:left="5040" w:hanging="360"/>
+      </w:pPr>
+      <w:rPr>
+        <w:rFonts w:ascii="Wingdings" w:hAnsi="Wingdings" w:hint="default"/>
+        <w:sz w:val="20"/>
+      </w:rPr>
+    </w:lvl>
+    <w:lvl w:ilvl="7" w:tentative="1">
+      <w:start w:val="1"/>
+      <w:numFmt w:val="bullet"/>
+      <w:lvlText w:val=""/>
+      <w:lvlJc w:val="left"/>
+      <w:pPr>
+        <w:tabs>
+          <w:tab w:val="num" w:pos="5760"/>
+        </w:tabs>
+        <w:ind w:left="5760" w:hanging="360"/>
+      </w:pPr>
+      <w:rPr>
+        <w:rFonts w:ascii="Wingdings" w:hAnsi="Wingdings" w:hint="default"/>
+        <w:sz w:val="20"/>
+      </w:rPr>
+    </w:lvl>
+    <w:lvl w:ilvl="8" w:tentative="1">
+      <w:start w:val="1"/>
+      <w:numFmt w:val="bullet"/>
+      <w:lvlText w:val=""/>
+      <w:lvlJc w:val="left"/>
+      <w:pPr>
+        <w:tabs>
+          <w:tab w:val="num" w:pos="6480"/>
+        </w:tabs>
+        <w:ind w:left="6480" w:hanging="360"/>
+      </w:pPr>
+      <w:rPr>
+        <w:rFonts w:ascii="Wingdings" w:hAnsi="Wingdings" w:hint="default"/>
+        <w:sz w:val="20"/>
+      </w:rPr>
+    </w:lvl>
+  </w:abstractNum>
+  <w:abstractNum w:abstractNumId="33" w15:restartNumberingAfterBreak="0">
+    <w:nsid w:val="767A6949"/>
+    <w:multiLevelType w:val="multilevel"/>
+    <w:tmpl w:val="AB3A4782"/>
+    <w:lvl w:ilvl="0">
+      <w:start w:val="1"/>
+      <w:numFmt w:val="bullet"/>
+      <w:lvlText w:val=""/>
+      <w:lvlJc w:val="left"/>
+      <w:pPr>
+        <w:tabs>
+          <w:tab w:val="num" w:pos="720"/>
+        </w:tabs>
+        <w:ind w:left="720" w:hanging="360"/>
+      </w:pPr>
+      <w:rPr>
+        <w:rFonts w:ascii="Symbol" w:hAnsi="Symbol" w:hint="default"/>
+        <w:sz w:val="20"/>
+      </w:rPr>
+    </w:lvl>
+    <w:lvl w:ilvl="1" w:tentative="1">
+      <w:start w:val="1"/>
+      <w:numFmt w:val="bullet"/>
+      <w:lvlText w:val="o"/>
+      <w:lvlJc w:val="left"/>
+      <w:pPr>
+        <w:tabs>
+          <w:tab w:val="num" w:pos="1440"/>
+        </w:tabs>
+        <w:ind w:left="1440" w:hanging="360"/>
+      </w:pPr>
+      <w:rPr>
+        <w:rFonts w:ascii="Courier New" w:hAnsi="Courier New" w:hint="default"/>
+        <w:sz w:val="20"/>
+      </w:rPr>
+    </w:lvl>
+    <w:lvl w:ilvl="2" w:tentative="1">
+      <w:start w:val="1"/>
+      <w:numFmt w:val="bullet"/>
+      <w:lvlText w:val=""/>
+      <w:lvlJc w:val="left"/>
+      <w:pPr>
+        <w:tabs>
+          <w:tab w:val="num" w:pos="2160"/>
+        </w:tabs>
+        <w:ind w:left="2160" w:hanging="360"/>
+      </w:pPr>
+      <w:rPr>
+        <w:rFonts w:ascii="Wingdings" w:hAnsi="Wingdings" w:hint="default"/>
+        <w:sz w:val="20"/>
+      </w:rPr>
+    </w:lvl>
+    <w:lvl w:ilvl="3" w:tentative="1">
+      <w:start w:val="1"/>
+      <w:numFmt w:val="bullet"/>
+      <w:lvlText w:val=""/>
+      <w:lvlJc w:val="left"/>
+      <w:pPr>
+        <w:tabs>
+          <w:tab w:val="num" w:pos="2880"/>
+        </w:tabs>
+        <w:ind w:left="2880" w:hanging="360"/>
+      </w:pPr>
+      <w:rPr>
+        <w:rFonts w:ascii="Wingdings" w:hAnsi="Wingdings" w:hint="default"/>
+        <w:sz w:val="20"/>
+      </w:rPr>
+    </w:lvl>
+    <w:lvl w:ilvl="4" w:tentative="1">
+      <w:start w:val="1"/>
+      <w:numFmt w:val="bullet"/>
+      <w:lvlText w:val=""/>
+      <w:lvlJc w:val="left"/>
+      <w:pPr>
+        <w:tabs>
+          <w:tab w:val="num" w:pos="3600"/>
+        </w:tabs>
+        <w:ind w:left="3600" w:hanging="360"/>
+      </w:pPr>
+      <w:rPr>
+        <w:rFonts w:ascii="Wingdings" w:hAnsi="Wingdings" w:hint="default"/>
+        <w:sz w:val="20"/>
+      </w:rPr>
+    </w:lvl>
+    <w:lvl w:ilvl="5" w:tentative="1">
+      <w:start w:val="1"/>
+      <w:numFmt w:val="bullet"/>
+      <w:lvlText w:val=""/>
+      <w:lvlJc w:val="left"/>
+      <w:pPr>
+        <w:tabs>
+          <w:tab w:val="num" w:pos="4320"/>
+        </w:tabs>
+        <w:ind w:left="4320" w:hanging="360"/>
+      </w:pPr>
+      <w:rPr>
+        <w:rFonts w:ascii="Wingdings" w:hAnsi="Wingdings" w:hint="default"/>
+        <w:sz w:val="20"/>
+      </w:rPr>
+    </w:lvl>
+    <w:lvl w:ilvl="6" w:tentative="1">
+      <w:start w:val="1"/>
+      <w:numFmt w:val="bullet"/>
+      <w:lvlText w:val=""/>
+      <w:lvlJc w:val="left"/>
+      <w:pPr>
+        <w:tabs>
+          <w:tab w:val="num" w:pos="5040"/>
+        </w:tabs>
+        <w:ind w:left="5040" w:hanging="360"/>
+      </w:pPr>
+      <w:rPr>
+        <w:rFonts w:ascii="Wingdings" w:hAnsi="Wingdings" w:hint="default"/>
+        <w:sz w:val="20"/>
+      </w:rPr>
+    </w:lvl>
+    <w:lvl w:ilvl="7" w:tentative="1">
+      <w:start w:val="1"/>
+      <w:numFmt w:val="bullet"/>
+      <w:lvlText w:val=""/>
+      <w:lvlJc w:val="left"/>
+      <w:pPr>
+        <w:tabs>
+          <w:tab w:val="num" w:pos="5760"/>
+        </w:tabs>
+        <w:ind w:left="5760" w:hanging="360"/>
+      </w:pPr>
+      <w:rPr>
+        <w:rFonts w:ascii="Wingdings" w:hAnsi="Wingdings" w:hint="default"/>
+        <w:sz w:val="20"/>
+      </w:rPr>
+    </w:lvl>
+    <w:lvl w:ilvl="8" w:tentative="1">
+      <w:start w:val="1"/>
+      <w:numFmt w:val="bullet"/>
+      <w:lvlText w:val=""/>
+      <w:lvlJc w:val="left"/>
+      <w:pPr>
+        <w:tabs>
+          <w:tab w:val="num" w:pos="6480"/>
+        </w:tabs>
+        <w:ind w:left="6480" w:hanging="360"/>
+      </w:pPr>
+      <w:rPr>
+        <w:rFonts w:ascii="Wingdings" w:hAnsi="Wingdings" w:hint="default"/>
+        <w:sz w:val="20"/>
+      </w:rPr>
+    </w:lvl>
+  </w:abstractNum>
+  <w:abstractNum w:abstractNumId="34" w15:restartNumberingAfterBreak="0">
     <w:nsid w:val="7C203C53"/>
     <w:multiLevelType w:val="hybridMultilevel"/>
     <w:tmpl w:val="0EA41812"/>
@@ -1494,7 +9088,7 @@
         <w:rFonts w:hint="default"/>
       </w:rPr>
     </w:lvl>
-    <w:lvl w:ilvl="1" w:tplc="04090019" w:tentative="1">
+    <w:lvl w:ilvl="1" w:tplc="04090019">
       <w:start w:val="1"/>
       <w:numFmt w:val="lowerLetter"/>
       <w:lvlText w:val="%2."/>
@@ -1567,23 +9161,226 @@
       </w:pPr>
     </w:lvl>
   </w:abstractNum>
+  <w:abstractNum w:abstractNumId="35" w15:restartNumberingAfterBreak="0">
+    <w:nsid w:val="7CC27BBE"/>
+    <w:multiLevelType w:val="hybridMultilevel"/>
+    <w:tmpl w:val="E7ECD0B0"/>
+    <w:lvl w:ilvl="0" w:tplc="04090001">
+      <w:start w:val="1"/>
+      <w:numFmt w:val="bullet"/>
+      <w:lvlText w:val=""/>
+      <w:lvlJc w:val="left"/>
+      <w:pPr>
+        <w:ind w:left="360" w:hanging="360"/>
+      </w:pPr>
+      <w:rPr>
+        <w:rFonts w:ascii="Symbol" w:hAnsi="Symbol" w:hint="default"/>
+      </w:rPr>
+    </w:lvl>
+    <w:lvl w:ilvl="1" w:tplc="04090003" w:tentative="1">
+      <w:start w:val="1"/>
+      <w:numFmt w:val="bullet"/>
+      <w:lvlText w:val="o"/>
+      <w:lvlJc w:val="left"/>
+      <w:pPr>
+        <w:ind w:left="1080" w:hanging="360"/>
+      </w:pPr>
+      <w:rPr>
+        <w:rFonts w:ascii="Courier New" w:hAnsi="Courier New" w:cs="Courier New" w:hint="default"/>
+      </w:rPr>
+    </w:lvl>
+    <w:lvl w:ilvl="2" w:tplc="04090005" w:tentative="1">
+      <w:start w:val="1"/>
+      <w:numFmt w:val="bullet"/>
+      <w:lvlText w:val=""/>
+      <w:lvlJc w:val="left"/>
+      <w:pPr>
+        <w:ind w:left="1800" w:hanging="360"/>
+      </w:pPr>
+      <w:rPr>
+        <w:rFonts w:ascii="Wingdings" w:hAnsi="Wingdings" w:hint="default"/>
+      </w:rPr>
+    </w:lvl>
+    <w:lvl w:ilvl="3" w:tplc="04090001" w:tentative="1">
+      <w:start w:val="1"/>
+      <w:numFmt w:val="bullet"/>
+      <w:lvlText w:val=""/>
+      <w:lvlJc w:val="left"/>
+      <w:pPr>
+        <w:ind w:left="2520" w:hanging="360"/>
+      </w:pPr>
+      <w:rPr>
+        <w:rFonts w:ascii="Symbol" w:hAnsi="Symbol" w:hint="default"/>
+      </w:rPr>
+    </w:lvl>
+    <w:lvl w:ilvl="4" w:tplc="04090003" w:tentative="1">
+      <w:start w:val="1"/>
+      <w:numFmt w:val="bullet"/>
+      <w:lvlText w:val="o"/>
+      <w:lvlJc w:val="left"/>
+      <w:pPr>
+        <w:ind w:left="3240" w:hanging="360"/>
+      </w:pPr>
+      <w:rPr>
+        <w:rFonts w:ascii="Courier New" w:hAnsi="Courier New" w:cs="Courier New" w:hint="default"/>
+      </w:rPr>
+    </w:lvl>
+    <w:lvl w:ilvl="5" w:tplc="04090005" w:tentative="1">
+      <w:start w:val="1"/>
+      <w:numFmt w:val="bullet"/>
+      <w:lvlText w:val=""/>
+      <w:lvlJc w:val="left"/>
+      <w:pPr>
+        <w:ind w:left="3960" w:hanging="360"/>
+      </w:pPr>
+      <w:rPr>
+        <w:rFonts w:ascii="Wingdings" w:hAnsi="Wingdings" w:hint="default"/>
+      </w:rPr>
+    </w:lvl>
+    <w:lvl w:ilvl="6" w:tplc="04090001" w:tentative="1">
+      <w:start w:val="1"/>
+      <w:numFmt w:val="bullet"/>
+      <w:lvlText w:val=""/>
+      <w:lvlJc w:val="left"/>
+      <w:pPr>
+        <w:ind w:left="4680" w:hanging="360"/>
+      </w:pPr>
+      <w:rPr>
+        <w:rFonts w:ascii="Symbol" w:hAnsi="Symbol" w:hint="default"/>
+      </w:rPr>
+    </w:lvl>
+    <w:lvl w:ilvl="7" w:tplc="04090003" w:tentative="1">
+      <w:start w:val="1"/>
+      <w:numFmt w:val="bullet"/>
+      <w:lvlText w:val="o"/>
+      <w:lvlJc w:val="left"/>
+      <w:pPr>
+        <w:ind w:left="5400" w:hanging="360"/>
+      </w:pPr>
+      <w:rPr>
+        <w:rFonts w:ascii="Courier New" w:hAnsi="Courier New" w:cs="Courier New" w:hint="default"/>
+      </w:rPr>
+    </w:lvl>
+    <w:lvl w:ilvl="8" w:tplc="04090005" w:tentative="1">
+      <w:start w:val="1"/>
+      <w:numFmt w:val="bullet"/>
+      <w:lvlText w:val=""/>
+      <w:lvlJc w:val="left"/>
+      <w:pPr>
+        <w:ind w:left="6120" w:hanging="360"/>
+      </w:pPr>
+      <w:rPr>
+        <w:rFonts w:ascii="Wingdings" w:hAnsi="Wingdings" w:hint="default"/>
+      </w:rPr>
+    </w:lvl>
+  </w:abstractNum>
   <w:num w:numId="1" w16cid:durableId="131021228">
+    <w:abstractNumId w:val="12"/>
+  </w:num>
+  <w:num w:numId="2" w16cid:durableId="1318075109">
+    <w:abstractNumId w:val="21"/>
+  </w:num>
+  <w:num w:numId="3" w16cid:durableId="276065108">
+    <w:abstractNumId w:val="10"/>
+  </w:num>
+  <w:num w:numId="4" w16cid:durableId="1838424672">
+    <w:abstractNumId w:val="30"/>
+  </w:num>
+  <w:num w:numId="5" w16cid:durableId="523179493">
+    <w:abstractNumId w:val="27"/>
+  </w:num>
+  <w:num w:numId="6" w16cid:durableId="1719892409">
+    <w:abstractNumId w:val="34"/>
+  </w:num>
+  <w:num w:numId="7" w16cid:durableId="876814600">
+    <w:abstractNumId w:val="28"/>
+  </w:num>
+  <w:num w:numId="8" w16cid:durableId="655113977">
+    <w:abstractNumId w:val="26"/>
+  </w:num>
+  <w:num w:numId="9" w16cid:durableId="2082940523">
+    <w:abstractNumId w:val="11"/>
+  </w:num>
+  <w:num w:numId="10" w16cid:durableId="530998948">
+    <w:abstractNumId w:val="9"/>
+  </w:num>
+  <w:num w:numId="11" w16cid:durableId="477113533">
     <w:abstractNumId w:val="1"/>
   </w:num>
-  <w:num w:numId="2" w16cid:durableId="1318075109">
+  <w:num w:numId="12" w16cid:durableId="661810412">
+    <w:abstractNumId w:val="7"/>
+  </w:num>
+  <w:num w:numId="13" w16cid:durableId="2044161811">
+    <w:abstractNumId w:val="35"/>
+  </w:num>
+  <w:num w:numId="14" w16cid:durableId="1389108436">
+    <w:abstractNumId w:val="6"/>
+  </w:num>
+  <w:num w:numId="15" w16cid:durableId="982924101">
+    <w:abstractNumId w:val="4"/>
+  </w:num>
+  <w:num w:numId="16" w16cid:durableId="1476875679">
+    <w:abstractNumId w:val="0"/>
+  </w:num>
+  <w:num w:numId="17" w16cid:durableId="2045858629">
+    <w:abstractNumId w:val="13"/>
+  </w:num>
+  <w:num w:numId="18" w16cid:durableId="1309893534">
+    <w:abstractNumId w:val="24"/>
+  </w:num>
+  <w:num w:numId="19" w16cid:durableId="1906525267">
+    <w:abstractNumId w:val="22"/>
+  </w:num>
+  <w:num w:numId="20" w16cid:durableId="131338977">
+    <w:abstractNumId w:val="31"/>
+  </w:num>
+  <w:num w:numId="21" w16cid:durableId="1656297918">
+    <w:abstractNumId w:val="19"/>
+  </w:num>
+  <w:num w:numId="22" w16cid:durableId="408967989">
+    <w:abstractNumId w:val="17"/>
+  </w:num>
+  <w:num w:numId="23" w16cid:durableId="246810541">
+    <w:abstractNumId w:val="16"/>
+  </w:num>
+  <w:num w:numId="24" w16cid:durableId="1927034603">
+    <w:abstractNumId w:val="3"/>
+  </w:num>
+  <w:num w:numId="25" w16cid:durableId="1710570976">
+    <w:abstractNumId w:val="29"/>
+  </w:num>
+  <w:num w:numId="26" w16cid:durableId="60835337">
+    <w:abstractNumId w:val="25"/>
+  </w:num>
+  <w:num w:numId="27" w16cid:durableId="76246014">
     <w:abstractNumId w:val="2"/>
   </w:num>
-  <w:num w:numId="3" w16cid:durableId="276065108">
-    <w:abstractNumId w:val="0"/>
+  <w:num w:numId="28" w16cid:durableId="812017523">
+    <w:abstractNumId w:val="5"/>
   </w:num>
-  <w:num w:numId="4" w16cid:durableId="1838424672">
-    <w:abstractNumId w:val="4"/>
+  <w:num w:numId="29" w16cid:durableId="413746753">
+    <w:abstractNumId w:val="23"/>
   </w:num>
-  <w:num w:numId="5" w16cid:durableId="523179493">
-    <w:abstractNumId w:val="3"/>
+  <w:num w:numId="30" w16cid:durableId="1971399070">
+    <w:abstractNumId w:val="15"/>
   </w:num>
-  <w:num w:numId="6" w16cid:durableId="1719892409">
-    <w:abstractNumId w:val="5"/>
+  <w:num w:numId="31" w16cid:durableId="1384063566">
+    <w:abstractNumId w:val="14"/>
+  </w:num>
+  <w:num w:numId="32" w16cid:durableId="990521050">
+    <w:abstractNumId w:val="18"/>
+  </w:num>
+  <w:num w:numId="33" w16cid:durableId="2030989865">
+    <w:abstractNumId w:val="8"/>
+  </w:num>
+  <w:num w:numId="34" w16cid:durableId="1383671466">
+    <w:abstractNumId w:val="33"/>
+  </w:num>
+  <w:num w:numId="35" w16cid:durableId="680663270">
+    <w:abstractNumId w:val="32"/>
+  </w:num>
+  <w:num w:numId="36" w16cid:durableId="178197925">
+    <w:abstractNumId w:val="20"/>
   </w:num>
 </w:numbering>
 </file>
@@ -2040,7 +9837,6 @@
     <w:next w:val="Normal"/>
     <w:link w:val="Heading3Char"/>
     <w:uiPriority w:val="9"/>
-    <w:semiHidden/>
     <w:unhideWhenUsed/>
     <w:qFormat/>
     <w:rsid w:val="00A76C99"/>
@@ -2192,7 +9988,6 @@
   <w:style w:type="character" w:default="1" w:styleId="DefaultParagraphFont">
     <w:name w:val="Default Paragraph Font"/>
     <w:uiPriority w:val="1"/>
-    <w:semiHidden/>
     <w:unhideWhenUsed/>
   </w:style>
   <w:style w:type="table" w:default="1" w:styleId="TableNormal">
@@ -2248,7 +10043,6 @@
     <w:basedOn w:val="DefaultParagraphFont"/>
     <w:link w:val="Heading3"/>
     <w:uiPriority w:val="9"/>
-    <w:semiHidden/>
     <w:rsid w:val="00A76C99"/>
     <w:rPr>
       <w:rFonts w:eastAsiaTheme="majorEastAsia" w:cstheme="majorBidi"/>
@@ -2504,6 +10298,40 @@
       <w:smallCaps/>
       <w:color w:val="0F4761" w:themeColor="accent1" w:themeShade="BF"/>
       <w:spacing w:val="5"/>
+    </w:rPr>
+  </w:style>
+  <w:style w:type="character" w:styleId="Hyperlink">
+    <w:name w:val="Hyperlink"/>
+    <w:basedOn w:val="DefaultParagraphFont"/>
+    <w:uiPriority w:val="99"/>
+    <w:unhideWhenUsed/>
+    <w:rsid w:val="00B3632C"/>
+    <w:rPr>
+      <w:color w:val="467886" w:themeColor="hyperlink"/>
+      <w:u w:val="single"/>
+    </w:rPr>
+  </w:style>
+  <w:style w:type="character" w:styleId="UnresolvedMention">
+    <w:name w:val="Unresolved Mention"/>
+    <w:basedOn w:val="DefaultParagraphFont"/>
+    <w:uiPriority w:val="99"/>
+    <w:semiHidden/>
+    <w:unhideWhenUsed/>
+    <w:rsid w:val="00B3632C"/>
+    <w:rPr>
+      <w:color w:val="605E5C"/>
+      <w:shd w:val="clear" w:color="auto" w:fill="E1DFDD"/>
+    </w:rPr>
+  </w:style>
+  <w:style w:type="paragraph" w:styleId="NormalWeb">
+    <w:name w:val="Normal (Web)"/>
+    <w:basedOn w:val="Normal"/>
+    <w:uiPriority w:val="99"/>
+    <w:semiHidden/>
+    <w:unhideWhenUsed/>
+    <w:rsid w:val="00357A64"/>
+    <w:rPr>
+      <w:rFonts w:ascii="Times New Roman" w:hAnsi="Times New Roman" w:cs="Times New Roman"/>
     </w:rPr>
   </w:style>
 </w:styles>

--- a/SpringBoot Interview Questions.docx
+++ b/SpringBoot Interview Questions.docx
@@ -9,8 +9,16 @@
           <w:ilvl w:val="0"/>
           <w:numId w:val="6"/>
         </w:numPr>
-      </w:pPr>
-      <w:r>
+        <w:rPr>
+          <w:b/>
+          <w:bCs/>
+        </w:rPr>
+      </w:pPr>
+      <w:r>
+        <w:rPr>
+          <w:b/>
+          <w:bCs/>
+        </w:rPr>
         <w:t>Difference Between Rate Limiting and Load Shedding:</w:t>
       </w:r>
     </w:p>
@@ -20,8 +28,17 @@
           <w:b/>
           <w:bCs/>
         </w:rPr>
-        <w:t>Rate Limiting :</w:t>
-      </w:r>
+        <w:t xml:space="preserve">Rate </w:t>
+      </w:r>
+      <w:proofErr w:type="gramStart"/>
+      <w:r>
+        <w:rPr>
+          <w:b/>
+          <w:bCs/>
+        </w:rPr>
+        <w:t>Limiting :</w:t>
+      </w:r>
+      <w:proofErr w:type="gramEnd"/>
       <w:r>
         <w:t xml:space="preserve"> </w:t>
       </w:r>
@@ -35,13 +52,16 @@
         <w:t xml:space="preserve"> </w:t>
       </w:r>
       <w:r>
-        <w:t xml:space="preserve">per user / IP / API key </w:t>
-      </w:r>
-      <w:r>
-        <w:t xml:space="preserve"> </w:t>
-      </w:r>
-      <w:r>
-        <w:t xml:space="preserve">within a time window </w:t>
+        <w:t xml:space="preserve">per user / IP / API </w:t>
+      </w:r>
+      <w:r>
+        <w:t xml:space="preserve">key </w:t>
+      </w:r>
+      <w:r>
+        <w:t>within</w:t>
+      </w:r>
+      <w:r>
+        <w:t xml:space="preserve"> a time window </w:t>
       </w:r>
     </w:p>
     <w:p>
@@ -86,8 +106,13 @@
           <w:numId w:val="4"/>
         </w:numPr>
       </w:pPr>
-      <w:r>
-        <w:t>Dependency : resilience4j-spring-boot2</w:t>
+      <w:proofErr w:type="gramStart"/>
+      <w:r>
+        <w:t>Dependency :</w:t>
+      </w:r>
+      <w:proofErr w:type="gramEnd"/>
+      <w:r>
+        <w:t xml:space="preserve"> resilience4j-spring-boot2</w:t>
       </w:r>
     </w:p>
     <w:p>
@@ -99,7 +124,19 @@
         </w:numPr>
       </w:pPr>
       <w:r>
-        <w:t>@RateLimiter(name=”</w:t>
+        <w:t>@</w:t>
+      </w:r>
+      <w:proofErr w:type="gramStart"/>
+      <w:r>
+        <w:t>RateLimiter(</w:t>
+      </w:r>
+      <w:proofErr w:type="gramEnd"/>
+      <w:r>
+        <w:t>name</w:t>
+      </w:r>
+      <w:proofErr w:type="gramStart"/>
+      <w:r>
+        <w:t>=”</w:t>
       </w:r>
       <w:r>
         <w:rPr>
@@ -108,6 +145,7 @@
         </w:rPr>
         <w:t>externalService</w:t>
       </w:r>
+      <w:proofErr w:type="gramEnd"/>
       <w:r>
         <w:t xml:space="preserve">”, </w:t>
       </w:r>
@@ -116,6 +154,7 @@
         <w:t>fallbackMethod</w:t>
       </w:r>
       <w:proofErr w:type="spellEnd"/>
+      <w:proofErr w:type="gramStart"/>
       <w:r>
         <w:t>=”</w:t>
       </w:r>
@@ -124,6 +163,7 @@
         <w:t>fallbackIfExceed</w:t>
       </w:r>
       <w:proofErr w:type="spellEnd"/>
+      <w:proofErr w:type="gramEnd"/>
       <w:r>
         <w:t>”)</w:t>
       </w:r>
@@ -136,14 +176,21 @@
           <w:numId w:val="4"/>
         </w:numPr>
       </w:pPr>
-      <w:r>
-        <w:t xml:space="preserve">Add in </w:t>
+      <w:proofErr w:type="gramStart"/>
+      <w:r>
+        <w:t>Add</w:t>
+      </w:r>
+      <w:proofErr w:type="gramEnd"/>
+      <w:r>
+        <w:t xml:space="preserve"> in </w:t>
       </w:r>
       <w:proofErr w:type="spellStart"/>
+      <w:proofErr w:type="gramStart"/>
       <w:r>
         <w:t>application.props</w:t>
       </w:r>
       <w:proofErr w:type="spellEnd"/>
+      <w:proofErr w:type="gramEnd"/>
       <w:r>
         <w:t xml:space="preserve"> file</w:t>
       </w:r>
@@ -160,8 +207,13 @@
           <w:bCs/>
         </w:rPr>
       </w:pPr>
-      <w:r>
-        <w:t>resilience4j.ratelimiter.instances.</w:t>
+      <w:proofErr w:type="gramStart"/>
+      <w:r>
+        <w:t>resilience4j.ratelimiter.instances</w:t>
+      </w:r>
+      <w:proofErr w:type="gramEnd"/>
+      <w:r>
+        <w:t>.</w:t>
       </w:r>
       <w:r>
         <w:rPr>
@@ -193,8 +245,13 @@
           <w:bCs/>
         </w:rPr>
       </w:pPr>
-      <w:r>
-        <w:t>resilience4j.ratelimiter.instances.externalService.</w:t>
+      <w:proofErr w:type="gramStart"/>
+      <w:r>
+        <w:t>resilience4j.ratelimiter.instances</w:t>
+      </w:r>
+      <w:proofErr w:type="gramEnd"/>
+      <w:r>
+        <w:t>.externalService.</w:t>
       </w:r>
       <w:r>
         <w:rPr>
@@ -216,8 +273,13 @@
           <w:bCs/>
         </w:rPr>
       </w:pPr>
-      <w:r>
-        <w:t>resilience4j.ratelimiter.instances.externalService.</w:t>
+      <w:proofErr w:type="gramStart"/>
+      <w:r>
+        <w:t>resilience4j.ratelimiter.instances</w:t>
+      </w:r>
+      <w:proofErr w:type="gramEnd"/>
+      <w:r>
+        <w:t>.externalService.</w:t>
       </w:r>
       <w:r>
         <w:rPr>
@@ -336,7 +398,15 @@
           <w:b/>
           <w:bCs/>
         </w:rPr>
-        <w:t>Load Shedding</w:t>
+        <w:t xml:space="preserve">Load </w:t>
+      </w:r>
+      <w:proofErr w:type="gramStart"/>
+      <w:r>
+        <w:rPr>
+          <w:b/>
+          <w:bCs/>
+        </w:rPr>
+        <w:t>Shedding</w:t>
       </w:r>
       <w:r>
         <w:rPr>
@@ -345,6 +415,7 @@
         </w:rPr>
         <w:t xml:space="preserve"> :</w:t>
       </w:r>
+      <w:proofErr w:type="gramEnd"/>
       <w:r>
         <w:rPr>
           <w:rFonts w:ascii="Segoe UI Emoji" w:hAnsi="Segoe UI Emoji" w:cs="Segoe UI Emoji"/>
@@ -364,11 +435,16 @@
         <w:t>when system is already overloaded</w:t>
       </w:r>
       <w:r>
-        <w:t>. EG</w:t>
+        <w:t xml:space="preserve">. </w:t>
+      </w:r>
+      <w:proofErr w:type="gramStart"/>
+      <w:r>
+        <w:t>EG</w:t>
       </w:r>
       <w:r>
         <w:t xml:space="preserve"> :</w:t>
       </w:r>
+      <w:proofErr w:type="gramEnd"/>
     </w:p>
     <w:p>
       <w:pPr>
@@ -881,21 +957,45 @@
           <w:ilvl w:val="0"/>
           <w:numId w:val="6"/>
         </w:numPr>
-      </w:pPr>
-      <w:r>
+        <w:rPr>
+          <w:b/>
+          <w:bCs/>
+        </w:rPr>
+      </w:pPr>
+      <w:r>
+        <w:rPr>
+          <w:b/>
+          <w:bCs/>
+        </w:rPr>
         <w:lastRenderedPageBreak/>
         <w:t xml:space="preserve">What is </w:t>
       </w:r>
       <w:r>
+        <w:rPr>
+          <w:b/>
+          <w:bCs/>
+        </w:rPr>
         <w:t>Spring Boot Actuator’s security model</w:t>
       </w:r>
       <w:r>
+        <w:rPr>
+          <w:b/>
+          <w:bCs/>
+        </w:rPr>
         <w:t xml:space="preserve">. </w:t>
       </w:r>
       <w:r>
+        <w:rPr>
+          <w:b/>
+          <w:bCs/>
+        </w:rPr>
         <w:t>How</w:t>
       </w:r>
       <w:r>
+        <w:rPr>
+          <w:b/>
+          <w:bCs/>
+        </w:rPr>
         <w:t xml:space="preserve"> do you expose sensitive endpoints safely in production?</w:t>
       </w:r>
     </w:p>
@@ -996,14 +1096,30 @@
           <w:b/>
           <w:bCs/>
         </w:rPr>
-        <w:t>Separate Context Path</w:t>
-      </w:r>
-      <w:r>
-        <w:rPr>
-          <w:b/>
-          <w:bCs/>
-        </w:rPr>
-        <w:t xml:space="preserve"> : </w:t>
+        <w:t xml:space="preserve">Separate Context </w:t>
+      </w:r>
+      <w:proofErr w:type="gramStart"/>
+      <w:r>
+        <w:rPr>
+          <w:b/>
+          <w:bCs/>
+        </w:rPr>
+        <w:t>Path</w:t>
+      </w:r>
+      <w:r>
+        <w:rPr>
+          <w:b/>
+          <w:bCs/>
+        </w:rPr>
+        <w:t xml:space="preserve"> :</w:t>
+      </w:r>
+      <w:proofErr w:type="gramEnd"/>
+      <w:r>
+        <w:rPr>
+          <w:b/>
+          <w:bCs/>
+        </w:rPr>
+        <w:t xml:space="preserve"> </w:t>
       </w:r>
       <w:r>
         <w:t>Keeps same port, but different base path</w:t>
@@ -1017,6 +1133,7 @@
           <w:bCs/>
         </w:rPr>
       </w:pPr>
+      <w:proofErr w:type="gramStart"/>
       <w:r>
         <w:rPr>
           <w:b/>
@@ -1029,9 +1146,18 @@
           <w:b/>
           <w:bCs/>
         </w:rPr>
-        <w:t xml:space="preserve"> : </w:t>
+        <w:t xml:space="preserve"> :</w:t>
+      </w:r>
+      <w:proofErr w:type="gramEnd"/>
+      <w:r>
+        <w:rPr>
+          <w:b/>
+          <w:bCs/>
+        </w:rPr>
+        <w:t xml:space="preserve"> </w:t>
       </w:r>
       <w:proofErr w:type="spellStart"/>
+      <w:proofErr w:type="gramStart"/>
       <w:r>
         <w:rPr>
           <w:b/>
@@ -1040,6 +1166,7 @@
         <w:t>management.endpoints.web.base</w:t>
       </w:r>
       <w:proofErr w:type="spellEnd"/>
+      <w:proofErr w:type="gramEnd"/>
       <w:r>
         <w:rPr>
           <w:b/>
@@ -1080,12 +1207,21 @@
           <w:bCs/>
         </w:rPr>
       </w:pPr>
-      <w:r>
-        <w:rPr>
-          <w:b/>
-          <w:bCs/>
-        </w:rPr>
-        <w:t>Combine with exposure control</w:t>
+      <w:proofErr w:type="gramStart"/>
+      <w:r>
+        <w:rPr>
+          <w:b/>
+          <w:bCs/>
+        </w:rPr>
+        <w:t>Combine</w:t>
+      </w:r>
+      <w:proofErr w:type="gramEnd"/>
+      <w:r>
+        <w:rPr>
+          <w:b/>
+          <w:bCs/>
+        </w:rPr>
+        <w:t xml:space="preserve"> with exposure control</w:t>
       </w:r>
     </w:p>
     <w:p>
@@ -1097,12 +1233,21 @@
         </w:rPr>
       </w:pPr>
       <w:proofErr w:type="spellStart"/>
-      <w:r>
-        <w:rPr>
-          <w:b/>
-          <w:bCs/>
-        </w:rPr>
-        <w:t>management.endpoints.web.exposure.include</w:t>
+      <w:proofErr w:type="gramStart"/>
+      <w:r>
+        <w:rPr>
+          <w:b/>
+          <w:bCs/>
+        </w:rPr>
+        <w:t>management.endpoints.web.exposure</w:t>
+      </w:r>
+      <w:proofErr w:type="gramEnd"/>
+      <w:r>
+        <w:rPr>
+          <w:b/>
+          <w:bCs/>
+        </w:rPr>
+        <w:t>.include</w:t>
       </w:r>
       <w:proofErr w:type="spellEnd"/>
       <w:r>
@@ -1113,6 +1258,7 @@
         <w:t>=</w:t>
       </w:r>
       <w:proofErr w:type="spellStart"/>
+      <w:proofErr w:type="gramStart"/>
       <w:r>
         <w:rPr>
           <w:b/>
@@ -1121,6 +1267,7 @@
         <w:t>health,info</w:t>
       </w:r>
       <w:proofErr w:type="spellEnd"/>
+      <w:proofErr w:type="gramEnd"/>
     </w:p>
     <w:p>
       <w:pPr>
@@ -1207,7 +1354,23 @@
           <w:bCs/>
         </w:rPr>
         <w:lastRenderedPageBreak/>
-        <w:t xml:space="preserve">Securing Application : </w:t>
+        <w:t xml:space="preserve">Securing </w:t>
+      </w:r>
+      <w:proofErr w:type="gramStart"/>
+      <w:r>
+        <w:rPr>
+          <w:b/>
+          <w:bCs/>
+        </w:rPr>
+        <w:t>Application :</w:t>
+      </w:r>
+      <w:proofErr w:type="gramEnd"/>
+      <w:r>
+        <w:rPr>
+          <w:b/>
+          <w:bCs/>
+        </w:rPr>
+        <w:t xml:space="preserve"> </w:t>
       </w:r>
     </w:p>
     <w:p>
@@ -1466,14 +1629,26 @@
         </w:rPr>
       </w:pPr>
       <w:r>
-        <w:t xml:space="preserve">Method-level security: </w:t>
-      </w:r>
-      <w:r>
-        <w:rPr>
-          <w:b/>
-          <w:bCs/>
-        </w:rPr>
-        <w:t>@PreAuthorize("hasRole('ADMIN')")</w:t>
+        <w:t xml:space="preserve">Method-level </w:t>
+      </w:r>
+      <w:proofErr w:type="gramStart"/>
+      <w:r>
+        <w:t xml:space="preserve">security: </w:t>
+      </w:r>
+      <w:r>
+        <w:rPr>
+          <w:b/>
+          <w:bCs/>
+        </w:rPr>
+        <w:t>@</w:t>
+      </w:r>
+      <w:proofErr w:type="gramEnd"/>
+      <w:r>
+        <w:rPr>
+          <w:b/>
+          <w:bCs/>
+        </w:rPr>
+        <w:t>PreAuthorize("hasRole('ADMIN')")</w:t>
       </w:r>
     </w:p>
     <w:p>
@@ -1665,12 +1840,21 @@
           <w:bCs/>
         </w:rPr>
       </w:pPr>
-      <w:r>
-        <w:rPr>
-          <w:b/>
-          <w:bCs/>
-        </w:rPr>
-        <w:t>Use: @Valid, @Validated</w:t>
+      <w:proofErr w:type="gramStart"/>
+      <w:r>
+        <w:rPr>
+          <w:b/>
+          <w:bCs/>
+        </w:rPr>
+        <w:t>Use: @Valid, @</w:t>
+      </w:r>
+      <w:proofErr w:type="gramEnd"/>
+      <w:r>
+        <w:rPr>
+          <w:b/>
+          <w:bCs/>
+        </w:rPr>
+        <w:t>Validated</w:t>
       </w:r>
     </w:p>
     <w:p>
@@ -1691,11 +1875,24 @@
         <w:t>F</w:t>
       </w:r>
       <w:r>
-        <w:t xml:space="preserve">or details : </w:t>
-      </w:r>
-      <w:r>
-        <w:t>Refer below notes )</w:t>
-      </w:r>
+        <w:t xml:space="preserve">or </w:t>
+      </w:r>
+      <w:proofErr w:type="gramStart"/>
+      <w:r>
+        <w:t>details :</w:t>
+      </w:r>
+      <w:proofErr w:type="gramEnd"/>
+      <w:r>
+        <w:t xml:space="preserve"> </w:t>
+      </w:r>
+      <w:r>
+        <w:t xml:space="preserve">Refer below </w:t>
+      </w:r>
+      <w:proofErr w:type="gramStart"/>
+      <w:r>
+        <w:t>notes )</w:t>
+      </w:r>
+      <w:proofErr w:type="gramEnd"/>
     </w:p>
     <w:p>
       <w:pPr>
@@ -1718,7 +1915,15 @@
         </w:numPr>
       </w:pPr>
       <w:r>
-        <w:t>Validation → checks input format (@NotNull, @Size)</w:t>
+        <w:t xml:space="preserve">Validation → checks input </w:t>
+      </w:r>
+      <w:proofErr w:type="gramStart"/>
+      <w:r>
+        <w:t>format (@NotNull, @</w:t>
+      </w:r>
+      <w:proofErr w:type="gramEnd"/>
+      <w:r>
+        <w:t>Size)</w:t>
       </w:r>
     </w:p>
     <w:p>
@@ -1789,13 +1994,28 @@
         </w:numPr>
       </w:pPr>
       <w:proofErr w:type="spellStart"/>
+      <w:proofErr w:type="gramStart"/>
       <w:r>
         <w:t>http.csrf</w:t>
       </w:r>
       <w:proofErr w:type="spellEnd"/>
-      <w:r>
-        <w:t>().disable();</w:t>
-      </w:r>
+      <w:proofErr w:type="gramEnd"/>
+      <w:r>
+        <w:t>(</w:t>
+      </w:r>
+      <w:proofErr w:type="gramStart"/>
+      <w:r>
+        <w:t>).disable</w:t>
+      </w:r>
+      <w:proofErr w:type="gramEnd"/>
+      <w:r>
+        <w:t>(</w:t>
+      </w:r>
+      <w:proofErr w:type="gramStart"/>
+      <w:r>
+        <w:t>);</w:t>
+      </w:r>
+      <w:proofErr w:type="gramEnd"/>
     </w:p>
     <w:p>
       <w:pPr>
@@ -1835,14 +2055,30 @@
           <w:b/>
           <w:bCs/>
         </w:rPr>
-        <w:t>CORS Configuration</w:t>
-      </w:r>
-      <w:r>
-        <w:rPr>
-          <w:b/>
-          <w:bCs/>
-        </w:rPr>
-        <w:t xml:space="preserve"> : </w:t>
+        <w:t xml:space="preserve">CORS </w:t>
+      </w:r>
+      <w:proofErr w:type="gramStart"/>
+      <w:r>
+        <w:rPr>
+          <w:b/>
+          <w:bCs/>
+        </w:rPr>
+        <w:t>Configuration</w:t>
+      </w:r>
+      <w:r>
+        <w:rPr>
+          <w:b/>
+          <w:bCs/>
+        </w:rPr>
+        <w:t xml:space="preserve"> :</w:t>
+      </w:r>
+      <w:proofErr w:type="gramEnd"/>
+      <w:r>
+        <w:rPr>
+          <w:b/>
+          <w:bCs/>
+        </w:rPr>
+        <w:t xml:space="preserve"> </w:t>
       </w:r>
       <w:r>
         <w:rPr>
@@ -1872,7 +2108,23 @@
           <w:b/>
           <w:bCs/>
         </w:rPr>
-        <w:t>@CrossOrigin(origins = "https://trusted.com")</w:t>
+        <w:t>@</w:t>
+      </w:r>
+      <w:proofErr w:type="gramStart"/>
+      <w:r>
+        <w:rPr>
+          <w:b/>
+          <w:bCs/>
+        </w:rPr>
+        <w:t>CrossOrigin(</w:t>
+      </w:r>
+      <w:proofErr w:type="gramEnd"/>
+      <w:r>
+        <w:rPr>
+          <w:b/>
+          <w:bCs/>
+        </w:rPr>
+        <w:t>origins = "https://trusted.com")</w:t>
       </w:r>
     </w:p>
     <w:p>
@@ -2071,10 +2323,22 @@
           <w:b/>
           <w:bCs/>
         </w:rPr>
-        <w:t>Rate Limiting &amp; Throttling</w:t>
-      </w:r>
-      <w:r>
-        <w:t xml:space="preserve"> : </w:t>
+        <w:t xml:space="preserve">Rate Limiting &amp; </w:t>
+      </w:r>
+      <w:proofErr w:type="gramStart"/>
+      <w:r>
+        <w:rPr>
+          <w:b/>
+          <w:bCs/>
+        </w:rPr>
+        <w:t>Throttling</w:t>
+      </w:r>
+      <w:r>
+        <w:t xml:space="preserve"> :</w:t>
+      </w:r>
+      <w:proofErr w:type="gramEnd"/>
+      <w:r>
+        <w:t xml:space="preserve"> </w:t>
       </w:r>
     </w:p>
     <w:p>
@@ -2095,7 +2359,15 @@
         <w:tab/>
       </w:r>
       <w:r>
-        <w:t xml:space="preserve"> Tools : </w:t>
+        <w:t xml:space="preserve"> </w:t>
+      </w:r>
+      <w:proofErr w:type="gramStart"/>
+      <w:r>
+        <w:t>Tools :</w:t>
+      </w:r>
+      <w:proofErr w:type="gramEnd"/>
+      <w:r>
+        <w:t xml:space="preserve"> </w:t>
       </w:r>
     </w:p>
     <w:p>
@@ -2217,10 +2489,22 @@
           <w:b/>
           <w:bCs/>
         </w:rPr>
-        <w:t>ng &amp; Monitoring Security</w:t>
-      </w:r>
-      <w:r>
-        <w:t xml:space="preserve">  - </w:t>
+        <w:t xml:space="preserve">ng &amp; Monitoring </w:t>
+      </w:r>
+      <w:proofErr w:type="gramStart"/>
+      <w:r>
+        <w:rPr>
+          <w:b/>
+          <w:bCs/>
+        </w:rPr>
+        <w:t>Security</w:t>
+      </w:r>
+      <w:r>
+        <w:t xml:space="preserve">  -</w:t>
+      </w:r>
+      <w:proofErr w:type="gramEnd"/>
+      <w:r>
+        <w:t xml:space="preserve"> </w:t>
       </w:r>
       <w:r>
         <w:t>Avoid logging:</w:t>
@@ -2228,17 +2512,27 @@
       <w:r>
         <w:t xml:space="preserve"> </w:t>
       </w:r>
+      <w:proofErr w:type="gramStart"/>
       <w:r>
         <w:t>Passwords</w:t>
       </w:r>
       <w:r>
-        <w:t xml:space="preserve"> , </w:t>
-      </w:r>
+        <w:t xml:space="preserve"> ,</w:t>
+      </w:r>
+      <w:proofErr w:type="gramEnd"/>
+      <w:r>
+        <w:t xml:space="preserve"> </w:t>
+      </w:r>
+      <w:proofErr w:type="gramStart"/>
       <w:r>
         <w:t>Tokens</w:t>
       </w:r>
       <w:r>
-        <w:t xml:space="preserve"> , </w:t>
+        <w:t xml:space="preserve"> ,</w:t>
+      </w:r>
+      <w:proofErr w:type="gramEnd"/>
+      <w:r>
+        <w:t xml:space="preserve"> </w:t>
       </w:r>
       <w:r>
         <w:t>PII data</w:t>
@@ -2344,13 +2638,23 @@
       </w:pPr>
     </w:p>
     <w:p>
+      <w:proofErr w:type="gramStart"/>
       <w:r>
         <w:t>Ways :</w:t>
       </w:r>
-    </w:p>
-    <w:p>
-      <w:r>
-        <w:t>1.OWASP Java HTML Sanitizer (Most Recommended ) : Maintained by OWASP</w:t>
+      <w:proofErr w:type="gramEnd"/>
+    </w:p>
+    <w:p>
+      <w:r>
+        <w:t xml:space="preserve">1.OWASP Java HTML Sanitizer (Most </w:t>
+      </w:r>
+      <w:proofErr w:type="gramStart"/>
+      <w:r>
+        <w:t>Recommended )</w:t>
+      </w:r>
+      <w:proofErr w:type="gramEnd"/>
+      <w:r>
+        <w:t xml:space="preserve"> : Maintained by OWASP</w:t>
       </w:r>
     </w:p>
     <w:p>
@@ -2562,9 +2866,11 @@
         <w:pStyle w:val="ListParagraph"/>
         <w:ind w:left="360"/>
       </w:pPr>
+      <w:proofErr w:type="gramStart"/>
       <w:r>
         <w:t>Implementation :</w:t>
       </w:r>
+      <w:proofErr w:type="gramEnd"/>
     </w:p>
     <w:p>
       <w:pPr>
@@ -2623,8 +2929,16 @@
           <w:ilvl w:val="0"/>
           <w:numId w:val="6"/>
         </w:numPr>
-      </w:pPr>
-      <w:r>
+        <w:rPr>
+          <w:b/>
+          <w:bCs/>
+        </w:rPr>
+      </w:pPr>
+      <w:r>
+        <w:rPr>
+          <w:b/>
+          <w:bCs/>
+        </w:rPr>
         <w:t>What are common memory leaks or performance issues in Spring Boot applications and how do you diagnose them?</w:t>
       </w:r>
     </w:p>
@@ -2734,14 +3048,26 @@
         <w:t>Thread leaks</w:t>
       </w:r>
       <w:r>
-        <w:t xml:space="preserve"> caused by unmanaged executors or </w:t>
-      </w:r>
-      <w:r>
-        <w:rPr>
-          <w:b/>
-          <w:bCs/>
-        </w:rPr>
-        <w:t>@Async misuse</w:t>
+        <w:t xml:space="preserve"> caused by unmanaged executors </w:t>
+      </w:r>
+      <w:proofErr w:type="gramStart"/>
+      <w:r>
+        <w:t xml:space="preserve">or </w:t>
+      </w:r>
+      <w:r>
+        <w:rPr>
+          <w:b/>
+          <w:bCs/>
+        </w:rPr>
+        <w:t>@</w:t>
+      </w:r>
+      <w:proofErr w:type="gramEnd"/>
+      <w:r>
+        <w:rPr>
+          <w:b/>
+          <w:bCs/>
+        </w:rPr>
+        <w:t>Async misuse</w:t>
       </w:r>
       <w:r>
         <w:t>.</w:t>
@@ -2790,7 +3116,15 @@
         </w:numPr>
       </w:pPr>
       <w:r>
-        <w:t>Large object graphs created during startup or request processing.</w:t>
+        <w:t xml:space="preserve">Large object graphs </w:t>
+      </w:r>
+      <w:proofErr w:type="gramStart"/>
+      <w:r>
+        <w:t>created</w:t>
+      </w:r>
+      <w:proofErr w:type="gramEnd"/>
+      <w:r>
+        <w:t xml:space="preserve"> during startup or request processing.</w:t>
       </w:r>
     </w:p>
     <w:p>
@@ -2934,9 +3268,6 @@
         </w:rPr>
       </w:pPr>
       <w:r>
-        <w:rPr>
-          <w:color w:val="EE0000"/>
-        </w:rPr>
         <w:t>Enabling slow query logging to identify database bottlenecks.</w:t>
       </w:r>
     </w:p>
@@ -2972,7 +3303,15 @@
     </w:p>
     <w:p>
       <w:r>
-        <w:t xml:space="preserve">To create a paginated API, I use Spring Data JPA’s Pageable interface. The controller method accepts page and size parameters, and the repository extends </w:t>
+        <w:t xml:space="preserve">To create a paginated API, I use Spring Data JPA’s Pageable interface. The controller method accepts page and size parameters, and the repository </w:t>
+      </w:r>
+      <w:proofErr w:type="gramStart"/>
+      <w:r>
+        <w:t>extends</w:t>
+      </w:r>
+      <w:proofErr w:type="gramEnd"/>
+      <w:r>
+        <w:t xml:space="preserve"> </w:t>
       </w:r>
       <w:proofErr w:type="spellStart"/>
       <w:r>
@@ -2984,8 +3323,13 @@
       </w:r>
     </w:p>
     <w:p>
-      <w:r>
-        <w:t xml:space="preserve">Request : </w:t>
+      <w:proofErr w:type="gramStart"/>
+      <w:r>
+        <w:t>Request :</w:t>
+      </w:r>
+      <w:proofErr w:type="gramEnd"/>
+      <w:r>
+        <w:t xml:space="preserve"> </w:t>
       </w:r>
     </w:p>
     <w:p>
@@ -3004,14 +3348,21 @@
         <w:t>=0&amp;size=5&amp;sort=</w:t>
       </w:r>
       <w:proofErr w:type="spellStart"/>
+      <w:proofErr w:type="gramStart"/>
       <w:r>
         <w:t>name,asc</w:t>
       </w:r>
       <w:proofErr w:type="spellEnd"/>
-    </w:p>
-    <w:p>
-      <w:r>
-        <w:t xml:space="preserve">Response : </w:t>
+      <w:proofErr w:type="gramEnd"/>
+    </w:p>
+    <w:p>
+      <w:proofErr w:type="gramStart"/>
+      <w:r>
+        <w:t>Response :</w:t>
+      </w:r>
+      <w:proofErr w:type="gramEnd"/>
+      <w:r>
+        <w:t xml:space="preserve"> </w:t>
       </w:r>
       <w:r>
         <w:t xml:space="preserve">    </w:t>
@@ -3058,7 +3409,17 @@
     </w:p>
     <w:p/>
     <w:p>
-      <w:r>
+      <w:pPr>
+        <w:rPr>
+          <w:b/>
+          <w:bCs/>
+        </w:rPr>
+      </w:pPr>
+      <w:r>
+        <w:rPr>
+          <w:b/>
+          <w:bCs/>
+        </w:rPr>
         <w:t xml:space="preserve">Implementation: </w:t>
       </w:r>
     </w:p>
@@ -3091,12 +3452,17 @@
         <w:t xml:space="preserve">Page&lt;User&gt; </w:t>
       </w:r>
       <w:proofErr w:type="spellStart"/>
+      <w:proofErr w:type="gramStart"/>
       <w:r>
         <w:t>findAll</w:t>
       </w:r>
       <w:proofErr w:type="spellEnd"/>
       <w:r>
-        <w:t>(Pageable pageable);</w:t>
+        <w:t>(</w:t>
+      </w:r>
+      <w:proofErr w:type="gramEnd"/>
+      <w:r>
+        <w:t>Pageable pageable);</w:t>
       </w:r>
       <w:r>
         <w:br/>
@@ -3394,7 +3760,17 @@
       </w:r>
     </w:p>
     <w:p>
-      <w:r>
+      <w:pPr>
+        <w:rPr>
+          <w:b/>
+          <w:bCs/>
+        </w:rPr>
+      </w:pPr>
+      <w:r>
+        <w:rPr>
+          <w:b/>
+          <w:bCs/>
+        </w:rPr>
         <w:t>Step by Step:</w:t>
       </w:r>
     </w:p>
@@ -3403,10 +3779,18 @@
         <w:t xml:space="preserve">1. </w:t>
       </w:r>
       <w:r>
-        <w:t>JVM Memory</w:t>
-      </w:r>
-      <w:r>
-        <w:t xml:space="preserve"> : </w:t>
+        <w:t xml:space="preserve">JVM </w:t>
+      </w:r>
+      <w:proofErr w:type="gramStart"/>
+      <w:r>
+        <w:t>Memory</w:t>
+      </w:r>
+      <w:r>
+        <w:t xml:space="preserve"> :</w:t>
+      </w:r>
+      <w:proofErr w:type="gramEnd"/>
+      <w:r>
+        <w:t xml:space="preserve"> </w:t>
       </w:r>
       <w:r>
         <w:t xml:space="preserve"> Endpoint:</w:t>
@@ -3460,12 +3844,21 @@
         </w:rPr>
         <w:t xml:space="preserve">For </w:t>
       </w:r>
-      <w:r>
-        <w:rPr>
-          <w:b/>
-          <w:bCs/>
-        </w:rPr>
-        <w:t xml:space="preserve">CPU : </w:t>
+      <w:proofErr w:type="gramStart"/>
+      <w:r>
+        <w:rPr>
+          <w:b/>
+          <w:bCs/>
+        </w:rPr>
+        <w:t>CPU :</w:t>
+      </w:r>
+      <w:proofErr w:type="gramEnd"/>
+      <w:r>
+        <w:rPr>
+          <w:b/>
+          <w:bCs/>
+        </w:rPr>
+        <w:t xml:space="preserve"> </w:t>
       </w:r>
       <w:r>
         <w:rPr>
@@ -3482,6 +3875,7 @@
         <w:t xml:space="preserve"> </w:t>
       </w:r>
       <w:proofErr w:type="spellStart"/>
+      <w:proofErr w:type="gramStart"/>
       <w:r>
         <w:rPr>
           <w:b/>
@@ -3502,7 +3896,15 @@
           <w:b/>
           <w:bCs/>
         </w:rPr>
-        <w:t xml:space="preserve"> ,  </w:t>
+        <w:t xml:space="preserve"> ,</w:t>
+      </w:r>
+      <w:proofErr w:type="gramEnd"/>
+      <w:r>
+        <w:rPr>
+          <w:b/>
+          <w:bCs/>
+        </w:rPr>
+        <w:t xml:space="preserve">  </w:t>
       </w:r>
       <w:proofErr w:type="spellStart"/>
       <w:r>
@@ -3942,11 +4344,16 @@
       <w:r>
         <w:t xml:space="preserve"> </w:t>
       </w:r>
+      <w:proofErr w:type="gramStart"/>
       <w:r>
         <w:t>JMeter</w:t>
       </w:r>
       <w:r>
-        <w:t xml:space="preserve"> ,  </w:t>
+        <w:t xml:space="preserve"> ,</w:t>
+      </w:r>
+      <w:proofErr w:type="gramEnd"/>
+      <w:r>
+        <w:t xml:space="preserve">  </w:t>
       </w:r>
       <w:r>
         <w:t>Gatling</w:t>
@@ -4085,13 +4492,34 @@
     <w:p>
       <w:pPr>
         <w:ind w:left="360"/>
-      </w:pPr>
-      <w:r>
-        <w:t>How It Works</w:t>
-      </w:r>
-      <w:r>
+        <w:rPr>
+          <w:b/>
+          <w:bCs/>
+        </w:rPr>
+      </w:pPr>
+      <w:r>
+        <w:rPr>
+          <w:b/>
+          <w:bCs/>
+        </w:rPr>
+        <w:t xml:space="preserve">How It </w:t>
+      </w:r>
+      <w:proofErr w:type="gramStart"/>
+      <w:r>
+        <w:rPr>
+          <w:b/>
+          <w:bCs/>
+        </w:rPr>
+        <w:t>Works</w:t>
+      </w:r>
+      <w:r>
+        <w:rPr>
+          <w:b/>
+          <w:bCs/>
+        </w:rPr>
         <w:t xml:space="preserve"> :</w:t>
       </w:r>
+      <w:proofErr w:type="gramEnd"/>
     </w:p>
     <w:p>
       <w:pPr>
@@ -4126,8 +4554,13 @@
       </w:r>
       <w:proofErr w:type="spellEnd"/>
       <w:r>
-        <w:t xml:space="preserve"> = 'ON';</w:t>
-      </w:r>
+        <w:t xml:space="preserve"> = 'ON</w:t>
+      </w:r>
+      <w:proofErr w:type="gramStart"/>
+      <w:r>
+        <w:t>';</w:t>
+      </w:r>
+      <w:proofErr w:type="gramEnd"/>
     </w:p>
     <w:p>
       <w:pPr>
@@ -4142,8 +4575,13 @@
       </w:r>
       <w:proofErr w:type="spellEnd"/>
       <w:r>
-        <w:t xml:space="preserve"> = 1;</w:t>
-      </w:r>
+        <w:t xml:space="preserve"> = </w:t>
+      </w:r>
+      <w:proofErr w:type="gramStart"/>
+      <w:r>
+        <w:t>1;</w:t>
+      </w:r>
+      <w:proofErr w:type="gramEnd"/>
     </w:p>
     <w:p>
       <w:r>
@@ -4213,30 +4651,56 @@
         <w:t xml:space="preserve">   </w:t>
       </w:r>
       <w:r>
-        <w:t>SELECT * FROM orders WHERE status = 'ACTIVE';</w:t>
-      </w:r>
-    </w:p>
-    <w:p>
-      <w:r>
-        <w:t>Run:</w:t>
+        <w:t>SELECT * FROM orders WHERE status = 'ACTIVE</w:t>
+      </w:r>
+      <w:proofErr w:type="gramStart"/>
+      <w:r>
+        <w:t>';</w:t>
+      </w:r>
+      <w:proofErr w:type="gramEnd"/>
+    </w:p>
+    <w:p>
+      <w:r>
+        <w:t>Run</w:t>
+      </w:r>
+      <w:proofErr w:type="gramStart"/>
+      <w:r>
+        <w:t>:</w:t>
       </w:r>
       <w:r>
         <w:t xml:space="preserve">  </w:t>
       </w:r>
       <w:r>
-        <w:t>EXPLAIN SELECT * FROM orders WHERE status = 'ACTIVE';</w:t>
-      </w:r>
+        <w:t>EXPLAIN</w:t>
+      </w:r>
+      <w:proofErr w:type="gramEnd"/>
+      <w:r>
+        <w:t xml:space="preserve"> SELECT * FROM orders WHERE status = 'ACTIVE</w:t>
+      </w:r>
+      <w:proofErr w:type="gramStart"/>
+      <w:r>
+        <w:t>';</w:t>
+      </w:r>
+      <w:proofErr w:type="gramEnd"/>
     </w:p>
     <w:p>
       <w:r>
         <w:lastRenderedPageBreak/>
-        <w:t>Look for:</w:t>
+        <w:t>Look for</w:t>
+      </w:r>
+      <w:proofErr w:type="gramStart"/>
+      <w:r>
+        <w:t>:</w:t>
       </w:r>
       <w:r>
         <w:t xml:space="preserve">  </w:t>
       </w:r>
       <w:r>
-        <w:t xml:space="preserve">type = ALL </w:t>
+        <w:t>type</w:t>
+      </w:r>
+      <w:proofErr w:type="gramEnd"/>
+      <w:r>
+        <w:t xml:space="preserve"> = ALL </w:t>
       </w:r>
       <w:r>
         <w:rPr>
@@ -4271,22 +4735,40 @@
     </w:p>
     <w:p>
       <w:r>
-        <w:t>Fix:</w:t>
+        <w:t>Fix</w:t>
+      </w:r>
+      <w:proofErr w:type="gramStart"/>
+      <w:r>
+        <w:t>:</w:t>
       </w:r>
       <w:r>
         <w:t xml:space="preserve">  </w:t>
       </w:r>
       <w:r>
-        <w:t xml:space="preserve">CREATE INDEX </w:t>
+        <w:t>CREATE</w:t>
+      </w:r>
+      <w:proofErr w:type="gramEnd"/>
+      <w:r>
+        <w:t xml:space="preserve"> INDEX </w:t>
       </w:r>
       <w:proofErr w:type="spellStart"/>
-      <w:r>
-        <w:t>idx_status</w:t>
+      <w:proofErr w:type="gramStart"/>
+      <w:r>
+        <w:t>idx</w:t>
+      </w:r>
+      <w:proofErr w:type="gramEnd"/>
+      <w:r>
+        <w:t>_status</w:t>
       </w:r>
       <w:proofErr w:type="spellEnd"/>
       <w:r>
-        <w:t xml:space="preserve"> ON orders(status);</w:t>
-      </w:r>
+        <w:t xml:space="preserve"> ON orders(status</w:t>
+      </w:r>
+      <w:proofErr w:type="gramStart"/>
+      <w:r>
+        <w:t>);</w:t>
+      </w:r>
+      <w:proofErr w:type="gramEnd"/>
     </w:p>
     <w:p>
       <w:pPr>
@@ -4337,10 +4819,18 @@
         </w:numPr>
       </w:pPr>
       <w:r>
-        <w:t xml:space="preserve">Pool size = 10 (too small) </w:t>
-      </w:r>
-      <w:r>
-        <w:t xml:space="preserve"> // </w:t>
+        <w:t xml:space="preserve">Pool size = 10 (too </w:t>
+      </w:r>
+      <w:proofErr w:type="gramStart"/>
+      <w:r>
+        <w:t xml:space="preserve">small) </w:t>
+      </w:r>
+      <w:r>
+        <w:t xml:space="preserve"> /</w:t>
+      </w:r>
+      <w:proofErr w:type="gramEnd"/>
+      <w:r>
+        <w:t xml:space="preserve">/ </w:t>
       </w:r>
       <w:r>
         <w:t>Pool size should match DB capacity (not too high)</w:t>
@@ -4446,6 +4936,4396 @@
       </w:pPr>
       <w:r>
         <w:t>I validate fixes by load testing in a production-like environment and continuously monitor metrics after deployment. This approach ensures the issue is not just patched but properly understood and prevented from recurring.</w:t>
+      </w:r>
+    </w:p>
+    <w:p/>
+    <w:p/>
+    <w:p>
+      <w:pPr>
+        <w:pStyle w:val="ListParagraph"/>
+        <w:numPr>
+          <w:ilvl w:val="0"/>
+          <w:numId w:val="6"/>
+        </w:numPr>
+      </w:pPr>
+      <w:r>
+        <w:t>B</w:t>
+      </w:r>
+      <w:r>
+        <w:t>asic Spring Boot Annotations</w:t>
+      </w:r>
+    </w:p>
+    <w:tbl>
+      <w:tblPr>
+        <w:tblStyle w:val="TableGrid"/>
+        <w:tblW w:w="0" w:type="auto"/>
+        <w:tblInd w:w="360" w:type="dxa"/>
+        <w:tblLayout w:type="fixed"/>
+        <w:tblLook w:val="04A0" w:firstRow="1" w:lastRow="0" w:firstColumn="1" w:lastColumn="0" w:noHBand="0" w:noVBand="1"/>
+      </w:tblPr>
+      <w:tblGrid>
+        <w:gridCol w:w="2045"/>
+        <w:gridCol w:w="4394"/>
+        <w:gridCol w:w="2551"/>
+      </w:tblGrid>
+      <w:tr>
+        <w:tc>
+          <w:tcPr>
+            <w:tcW w:w="2045" w:type="dxa"/>
+            <w:shd w:val="clear" w:color="auto" w:fill="FAE2D5" w:themeFill="accent2" w:themeFillTint="33"/>
+          </w:tcPr>
+          <w:p>
+            <w:pPr>
+              <w:pStyle w:val="ListParagraph"/>
+              <w:ind w:left="0"/>
+            </w:pPr>
+            <w:r>
+              <w:t>Annotation</w:t>
+            </w:r>
+          </w:p>
+        </w:tc>
+        <w:tc>
+          <w:tcPr>
+            <w:tcW w:w="4394" w:type="dxa"/>
+            <w:shd w:val="clear" w:color="auto" w:fill="FAE2D5" w:themeFill="accent2" w:themeFillTint="33"/>
+          </w:tcPr>
+          <w:p>
+            <w:pPr>
+              <w:pStyle w:val="ListParagraph"/>
+              <w:ind w:left="0"/>
+            </w:pPr>
+            <w:r>
+              <w:t>Description</w:t>
+            </w:r>
+          </w:p>
+        </w:tc>
+        <w:tc>
+          <w:tcPr>
+            <w:tcW w:w="2551" w:type="dxa"/>
+            <w:shd w:val="clear" w:color="auto" w:fill="FAE2D5" w:themeFill="accent2" w:themeFillTint="33"/>
+          </w:tcPr>
+          <w:p>
+            <w:pPr>
+              <w:pStyle w:val="ListParagraph"/>
+              <w:ind w:left="0"/>
+            </w:pPr>
+            <w:r>
+              <w:t>Example</w:t>
+            </w:r>
+          </w:p>
+        </w:tc>
+      </w:tr>
+      <w:tr>
+        <w:tc>
+          <w:tcPr>
+            <w:tcW w:w="2045" w:type="dxa"/>
+          </w:tcPr>
+          <w:p>
+            <w:pPr>
+              <w:rPr>
+                <w:rFonts w:ascii="Aptos Narrow" w:eastAsia="Times New Roman" w:hAnsi="Aptos Narrow" w:cs="Times New Roman"/>
+                <w:color w:val="000000"/>
+                <w:kern w:val="0"/>
+                <w:sz w:val="22"/>
+                <w:szCs w:val="22"/>
+                <w14:ligatures w14:val="none"/>
+              </w:rPr>
+            </w:pPr>
+            <w:proofErr w:type="gramStart"/>
+            <w:r>
+              <w:rPr>
+                <w:rFonts w:ascii="Aptos Narrow" w:eastAsia="Times New Roman" w:hAnsi="Aptos Narrow" w:cs="Times New Roman"/>
+                <w:color w:val="000000"/>
+                <w:kern w:val="0"/>
+                <w:sz w:val="22"/>
+                <w:szCs w:val="22"/>
+                <w14:ligatures w14:val="none"/>
+              </w:rPr>
+              <w:t>@SpringBoot</w:t>
+            </w:r>
+            <w:proofErr w:type="gramEnd"/>
+          </w:p>
+          <w:p>
+            <w:pPr>
+              <w:rPr>
+                <w:rFonts w:ascii="Aptos Narrow" w:eastAsia="Times New Roman" w:hAnsi="Aptos Narrow" w:cs="Times New Roman"/>
+                <w:color w:val="000000"/>
+                <w:kern w:val="0"/>
+                <w:sz w:val="22"/>
+                <w:szCs w:val="22"/>
+                <w14:ligatures w14:val="none"/>
+              </w:rPr>
+            </w:pPr>
+            <w:r>
+              <w:rPr>
+                <w:rFonts w:ascii="Aptos Narrow" w:eastAsia="Times New Roman" w:hAnsi="Aptos Narrow" w:cs="Times New Roman"/>
+                <w:color w:val="000000"/>
+                <w:kern w:val="0"/>
+                <w:sz w:val="22"/>
+                <w:szCs w:val="22"/>
+                <w14:ligatures w14:val="none"/>
+              </w:rPr>
+              <w:t>Application</w:t>
+            </w:r>
+          </w:p>
+        </w:tc>
+        <w:tc>
+          <w:tcPr>
+            <w:tcW w:w="4394" w:type="dxa"/>
+          </w:tcPr>
+          <w:p>
+            <w:r>
+              <w:t>Bootstraps the entire Spring Boot application.</w:t>
+            </w:r>
+          </w:p>
+          <w:p/>
+          <w:p>
+            <w:pPr>
+              <w:pStyle w:val="ListParagraph"/>
+              <w:ind w:left="0"/>
+            </w:pPr>
+            <w:proofErr w:type="gramStart"/>
+            <w:r>
+              <w:t>Includes: @Configuration, @EnableAutoConfiguration, @</w:t>
+            </w:r>
+            <w:proofErr w:type="gramEnd"/>
+            <w:r>
+              <w:t>ComponentScan</w:t>
+            </w:r>
+          </w:p>
+          <w:p>
+            <w:pPr>
+              <w:pStyle w:val="ListParagraph"/>
+              <w:ind w:left="0"/>
+            </w:pPr>
+          </w:p>
+        </w:tc>
+        <w:tc>
+          <w:tcPr>
+            <w:tcW w:w="2551" w:type="dxa"/>
+          </w:tcPr>
+          <w:p>
+            <w:pPr>
+              <w:pStyle w:val="ListParagraph"/>
+              <w:ind w:left="0"/>
+            </w:pPr>
+            <w:r>
+              <w:t>@</w:t>
+            </w:r>
+            <w:r>
+              <w:t>EnableAutoConfiguration(exclude={className})</w:t>
+            </w:r>
+          </w:p>
+        </w:tc>
+      </w:tr>
+      <w:tr>
+        <w:tc>
+          <w:tcPr>
+            <w:tcW w:w="2045" w:type="dxa"/>
+          </w:tcPr>
+          <w:p>
+            <w:pPr>
+              <w:rPr>
+                <w:rFonts w:ascii="Aptos Narrow" w:eastAsia="Times New Roman" w:hAnsi="Aptos Narrow" w:cs="Times New Roman"/>
+                <w:color w:val="000000"/>
+                <w:kern w:val="0"/>
+                <w:sz w:val="22"/>
+                <w:szCs w:val="22"/>
+                <w14:ligatures w14:val="none"/>
+              </w:rPr>
+            </w:pPr>
+            <w:proofErr w:type="gramStart"/>
+            <w:r>
+              <w:rPr>
+                <w:rFonts w:ascii="Aptos Narrow" w:eastAsia="Times New Roman" w:hAnsi="Aptos Narrow" w:cs="Times New Roman"/>
+                <w:color w:val="000000"/>
+                <w:kern w:val="0"/>
+                <w:sz w:val="22"/>
+                <w:szCs w:val="22"/>
+                <w14:ligatures w14:val="none"/>
+              </w:rPr>
+              <w:lastRenderedPageBreak/>
+              <w:t>@ComponentScan</w:t>
+            </w:r>
+            <w:proofErr w:type="gramEnd"/>
+          </w:p>
+          <w:p>
+            <w:pPr>
+              <w:rPr>
+                <w:rFonts w:ascii="Aptos Narrow" w:eastAsia="Times New Roman" w:hAnsi="Aptos Narrow" w:cs="Times New Roman"/>
+                <w:color w:val="000000"/>
+                <w:kern w:val="0"/>
+                <w:sz w:val="22"/>
+                <w:szCs w:val="22"/>
+                <w14:ligatures w14:val="none"/>
+              </w:rPr>
+            </w:pPr>
+          </w:p>
+        </w:tc>
+        <w:tc>
+          <w:tcPr>
+            <w:tcW w:w="4394" w:type="dxa"/>
+          </w:tcPr>
+          <w:p>
+            <w:pPr>
+              <w:pStyle w:val="ListParagraph"/>
+              <w:ind w:left="0"/>
+            </w:pPr>
+            <w:r>
+              <w:t>U</w:t>
+            </w:r>
+            <w:r>
+              <w:t>sed to define how Spring discovers and registers beans in an application.</w:t>
+            </w:r>
+          </w:p>
+          <w:p>
+            <w:pPr>
+              <w:pStyle w:val="ListParagraph"/>
+              <w:ind w:left="0"/>
+            </w:pPr>
+          </w:p>
+          <w:p>
+            <w:pPr>
+              <w:pStyle w:val="ListParagraph"/>
+              <w:ind w:left="0"/>
+            </w:pPr>
+            <w:r>
+              <w:t xml:space="preserve">It tells the IoC container which packages to scan for components such </w:t>
+            </w:r>
+            <w:proofErr w:type="gramStart"/>
+            <w:r>
+              <w:t>as @</w:t>
+            </w:r>
+            <w:proofErr w:type="gramEnd"/>
+            <w:r>
+              <w:t>Component, @</w:t>
+            </w:r>
+            <w:proofErr w:type="gramStart"/>
+            <w:r>
+              <w:t>Service, @</w:t>
+            </w:r>
+            <w:proofErr w:type="gramEnd"/>
+            <w:r>
+              <w:t xml:space="preserve">Repository </w:t>
+            </w:r>
+            <w:proofErr w:type="gramStart"/>
+            <w:r>
+              <w:t>and @</w:t>
+            </w:r>
+            <w:proofErr w:type="gramEnd"/>
+            <w:r>
+              <w:t>Controller.</w:t>
+            </w:r>
+          </w:p>
+          <w:p>
+            <w:pPr>
+              <w:pStyle w:val="ListParagraph"/>
+              <w:ind w:left="0"/>
+            </w:pPr>
+          </w:p>
+          <w:p>
+            <w:pPr>
+              <w:pStyle w:val="ListParagraph"/>
+              <w:ind w:left="0"/>
+            </w:pPr>
+            <w:proofErr w:type="gramStart"/>
+            <w:r>
+              <w:t>Using @</w:t>
+            </w:r>
+            <w:proofErr w:type="gramEnd"/>
+            <w:r>
+              <w:t>ComponentScan, developers can explicitly include or exclude packages, control bean discovery and avoid unnecessary class loading, which is important in modular or large-scale applications.</w:t>
+            </w:r>
+          </w:p>
+          <w:p>
+            <w:pPr>
+              <w:pStyle w:val="ListParagraph"/>
+              <w:ind w:left="0"/>
+            </w:pPr>
+          </w:p>
+        </w:tc>
+        <w:tc>
+          <w:tcPr>
+            <w:tcW w:w="2551" w:type="dxa"/>
+          </w:tcPr>
+          <w:p>
+            <w:pPr>
+              <w:pStyle w:val="ListParagraph"/>
+              <w:ind w:left="0"/>
+            </w:pPr>
+          </w:p>
+        </w:tc>
+      </w:tr>
+      <w:tr>
+        <w:tc>
+          <w:tcPr>
+            <w:tcW w:w="2045" w:type="dxa"/>
+          </w:tcPr>
+          <w:p>
+            <w:pPr>
+              <w:rPr>
+                <w:rFonts w:ascii="Aptos Narrow" w:eastAsia="Times New Roman" w:hAnsi="Aptos Narrow" w:cs="Times New Roman"/>
+                <w:color w:val="000000"/>
+                <w:kern w:val="0"/>
+                <w:sz w:val="22"/>
+                <w:szCs w:val="22"/>
+                <w14:ligatures w14:val="none"/>
+              </w:rPr>
+            </w:pPr>
+            <w:r>
+              <w:rPr>
+                <w:rFonts w:ascii="Aptos Narrow" w:eastAsia="Times New Roman" w:hAnsi="Aptos Narrow" w:cs="Times New Roman"/>
+                <w:color w:val="000000"/>
+                <w:kern w:val="0"/>
+                <w:sz w:val="22"/>
+                <w:szCs w:val="22"/>
+                <w14:ligatures w14:val="none"/>
+              </w:rPr>
+              <w:t>@Configuration</w:t>
+            </w:r>
+          </w:p>
+        </w:tc>
+        <w:tc>
+          <w:tcPr>
+            <w:tcW w:w="4394" w:type="dxa"/>
+          </w:tcPr>
+          <w:p>
+            <w:proofErr w:type="gramStart"/>
+            <w:r>
+              <w:t>@Configuration</w:t>
+            </w:r>
+            <w:proofErr w:type="gramEnd"/>
+            <w:r>
+              <w:t xml:space="preserve"> marks a class as a source of bean definitions.</w:t>
+            </w:r>
+          </w:p>
+          <w:p>
+            <w:r>
+              <w:t>It ensures:</w:t>
+            </w:r>
+          </w:p>
+          <w:p>
+            <w:pPr>
+              <w:pStyle w:val="ListParagraph"/>
+              <w:numPr>
+                <w:ilvl w:val="0"/>
+                <w:numId w:val="40"/>
+              </w:numPr>
+            </w:pPr>
+            <w:r>
+              <w:rPr>
+                <w:b/>
+                <w:bCs/>
+              </w:rPr>
+              <w:t>Beans</w:t>
+            </w:r>
+            <w:r>
+              <w:t xml:space="preserve"> are </w:t>
+            </w:r>
+            <w:r>
+              <w:rPr>
+                <w:b/>
+                <w:bCs/>
+              </w:rPr>
+              <w:t>singletons</w:t>
+            </w:r>
+            <w:r>
+              <w:t xml:space="preserve"> by default</w:t>
+            </w:r>
+          </w:p>
+          <w:p>
+            <w:pPr>
+              <w:pStyle w:val="ListParagraph"/>
+              <w:numPr>
+                <w:ilvl w:val="0"/>
+                <w:numId w:val="40"/>
+              </w:numPr>
+            </w:pPr>
+            <w:r>
+              <w:t xml:space="preserve">Method calls </w:t>
+            </w:r>
+            <w:proofErr w:type="gramStart"/>
+            <w:r>
+              <w:t>to @</w:t>
+            </w:r>
+            <w:proofErr w:type="gramEnd"/>
+            <w:r>
+              <w:t>Bean are intercepted</w:t>
+            </w:r>
+          </w:p>
+          <w:p>
+            <w:pPr>
+              <w:pStyle w:val="ListParagraph"/>
+              <w:numPr>
+                <w:ilvl w:val="0"/>
+                <w:numId w:val="40"/>
+              </w:numPr>
+            </w:pPr>
+            <w:r>
+              <w:t>Same bean instance is returned every time</w:t>
+            </w:r>
+          </w:p>
+          <w:p/>
+          <w:p>
+            <w:r>
+              <w:rPr>
+                <w:b/>
+                <w:bCs/>
+              </w:rPr>
+              <w:t>Without</w:t>
+            </w:r>
+            <w:r>
+              <w:t> @Configuration</w:t>
+            </w:r>
+            <w:r>
+              <w:rPr>
+                <w:b/>
+                <w:bCs/>
+              </w:rPr>
+              <w:t>, multiple bean instances can be created unintentionally</w:t>
+            </w:r>
+            <w:r>
+              <w:t>.</w:t>
+            </w:r>
+          </w:p>
+          <w:p>
+            <w:pPr>
+              <w:pStyle w:val="ListParagraph"/>
+              <w:ind w:left="0"/>
+            </w:pPr>
+          </w:p>
+        </w:tc>
+        <w:tc>
+          <w:tcPr>
+            <w:tcW w:w="2551" w:type="dxa"/>
+          </w:tcPr>
+          <w:p>
+            <w:pPr>
+              <w:pStyle w:val="ListParagraph"/>
+              <w:ind w:left="0"/>
+            </w:pPr>
+          </w:p>
+        </w:tc>
+      </w:tr>
+      <w:tr>
+        <w:tc>
+          <w:tcPr>
+            <w:tcW w:w="2045" w:type="dxa"/>
+          </w:tcPr>
+          <w:p>
+            <w:pPr>
+              <w:rPr>
+                <w:rFonts w:ascii="Aptos Narrow" w:eastAsia="Times New Roman" w:hAnsi="Aptos Narrow" w:cs="Times New Roman"/>
+                <w:color w:val="000000"/>
+                <w:kern w:val="0"/>
+                <w:sz w:val="22"/>
+                <w:szCs w:val="22"/>
+                <w14:ligatures w14:val="none"/>
+              </w:rPr>
+            </w:pPr>
+            <w:r>
+              <w:rPr>
+                <w:rFonts w:ascii="Aptos Narrow" w:eastAsia="Times New Roman" w:hAnsi="Aptos Narrow" w:cs="Times New Roman"/>
+                <w:color w:val="000000"/>
+                <w:kern w:val="0"/>
+                <w:sz w:val="22"/>
+                <w:szCs w:val="22"/>
+                <w14:ligatures w14:val="none"/>
+              </w:rPr>
+              <w:t>@EnableAutoConfiguration</w:t>
+            </w:r>
+          </w:p>
+        </w:tc>
+        <w:tc>
+          <w:tcPr>
+            <w:tcW w:w="4394" w:type="dxa"/>
+          </w:tcPr>
+          <w:p>
+            <w:pPr>
+              <w:pStyle w:val="ListParagraph"/>
+              <w:ind w:left="0"/>
+            </w:pPr>
+            <w:r>
+              <w:t xml:space="preserve">You can use exclude attribute </w:t>
+            </w:r>
+            <w:proofErr w:type="gramStart"/>
+            <w:r>
+              <w:t>of @</w:t>
+            </w:r>
+            <w:proofErr w:type="gramEnd"/>
+            <w:r>
+              <w:t>EnableAutoConfiguration if you want auto-configuration not to apply to any specific class.</w:t>
+            </w:r>
+          </w:p>
+          <w:p>
+            <w:pPr>
+              <w:pStyle w:val="ListParagraph"/>
+              <w:ind w:left="0"/>
+            </w:pPr>
+          </w:p>
+        </w:tc>
+        <w:tc>
+          <w:tcPr>
+            <w:tcW w:w="2551" w:type="dxa"/>
+          </w:tcPr>
+          <w:p>
+            <w:pPr>
+              <w:pStyle w:val="ListParagraph"/>
+              <w:ind w:left="0"/>
+            </w:pPr>
+            <w:r>
+              <w:t>@</w:t>
+            </w:r>
+            <w:r>
+              <w:t>EnableAutoConfiguration(exclude={className})</w:t>
+            </w:r>
+          </w:p>
+        </w:tc>
+      </w:tr>
+      <w:tr>
+        <w:tc>
+          <w:tcPr>
+            <w:tcW w:w="2045" w:type="dxa"/>
+          </w:tcPr>
+          <w:p>
+            <w:pPr>
+              <w:rPr>
+                <w:rFonts w:ascii="Aptos Narrow" w:eastAsia="Times New Roman" w:hAnsi="Aptos Narrow" w:cs="Times New Roman"/>
+                <w:b/>
+                <w:bCs/>
+                <w:color w:val="000000"/>
+                <w:kern w:val="0"/>
+                <w:sz w:val="22"/>
+                <w:szCs w:val="22"/>
+                <w14:ligatures w14:val="none"/>
+              </w:rPr>
+            </w:pPr>
+            <w:r>
+              <w:rPr>
+                <w:rFonts w:ascii="Aptos Narrow" w:eastAsia="Times New Roman" w:hAnsi="Aptos Narrow" w:cs="Times New Roman"/>
+                <w:b/>
+                <w:bCs/>
+                <w:color w:val="000000"/>
+                <w:kern w:val="0"/>
+                <w:sz w:val="22"/>
+                <w:szCs w:val="22"/>
+                <w14:ligatures w14:val="none"/>
+              </w:rPr>
+              <w:t>S</w:t>
+            </w:r>
+            <w:r>
+              <w:rPr>
+                <w:rFonts w:ascii="Aptos Narrow" w:eastAsia="Times New Roman" w:hAnsi="Aptos Narrow" w:cs="Times New Roman"/>
+                <w:b/>
+                <w:bCs/>
+                <w:color w:val="000000"/>
+                <w:kern w:val="0"/>
+                <w:sz w:val="22"/>
+                <w:szCs w:val="22"/>
+                <w14:ligatures w14:val="none"/>
+              </w:rPr>
+              <w:t>tereotype annotations</w:t>
+            </w:r>
+          </w:p>
+        </w:tc>
+        <w:tc>
+          <w:tcPr>
+            <w:tcW w:w="4394" w:type="dxa"/>
+          </w:tcPr>
+          <w:p>
+            <w:r>
+              <w:t>Stereotype annotations include:</w:t>
+            </w:r>
+          </w:p>
+          <w:p>
+            <w:pPr>
+              <w:pStyle w:val="ListParagraph"/>
+              <w:numPr>
+                <w:ilvl w:val="0"/>
+                <w:numId w:val="38"/>
+              </w:numPr>
+            </w:pPr>
+            <w:r>
+              <w:t>@Component</w:t>
+            </w:r>
+          </w:p>
+          <w:p>
+            <w:pPr>
+              <w:pStyle w:val="ListParagraph"/>
+              <w:numPr>
+                <w:ilvl w:val="0"/>
+                <w:numId w:val="38"/>
+              </w:numPr>
+            </w:pPr>
+            <w:proofErr w:type="gramStart"/>
+            <w:r>
+              <w:t>@Service</w:t>
+            </w:r>
+            <w:proofErr w:type="gramEnd"/>
+          </w:p>
+          <w:p>
+            <w:pPr>
+              <w:pStyle w:val="ListParagraph"/>
+              <w:numPr>
+                <w:ilvl w:val="0"/>
+                <w:numId w:val="38"/>
+              </w:numPr>
+            </w:pPr>
+            <w:r>
+              <w:t>@Repository</w:t>
+            </w:r>
+          </w:p>
+          <w:p>
+            <w:pPr>
+              <w:pStyle w:val="ListParagraph"/>
+              <w:numPr>
+                <w:ilvl w:val="0"/>
+                <w:numId w:val="38"/>
+              </w:numPr>
+            </w:pPr>
+            <w:proofErr w:type="gramStart"/>
+            <w:r>
+              <w:t>@Controller</w:t>
+            </w:r>
+            <w:proofErr w:type="gramEnd"/>
+          </w:p>
+          <w:p>
+            <w:pPr>
+              <w:pStyle w:val="ListParagraph"/>
+            </w:pPr>
+            <w:r>
+              <w:t>They are functionally similar but convey intent.</w:t>
+            </w:r>
+          </w:p>
+          <w:p>
+            <w:pPr>
+              <w:pStyle w:val="ListParagraph"/>
+            </w:pPr>
+          </w:p>
+          <w:p>
+            <w:r>
+              <w:t>Differences:</w:t>
+            </w:r>
+          </w:p>
+          <w:p>
+            <w:pPr>
+              <w:numPr>
+                <w:ilvl w:val="0"/>
+                <w:numId w:val="39"/>
+              </w:numPr>
+            </w:pPr>
+            <w:proofErr w:type="gramStart"/>
+            <w:r>
+              <w:t>@Service</w:t>
+            </w:r>
+            <w:proofErr w:type="gramEnd"/>
+            <w:r>
+              <w:t xml:space="preserve"> represents business logic</w:t>
+            </w:r>
+          </w:p>
+          <w:p>
+            <w:pPr>
+              <w:numPr>
+                <w:ilvl w:val="0"/>
+                <w:numId w:val="39"/>
+              </w:numPr>
+            </w:pPr>
+            <w:r>
+              <w:lastRenderedPageBreak/>
+              <w:t>@Repository represents data access layer</w:t>
+            </w:r>
+          </w:p>
+          <w:p>
+            <w:pPr>
+              <w:numPr>
+                <w:ilvl w:val="0"/>
+                <w:numId w:val="39"/>
+              </w:numPr>
+            </w:pPr>
+            <w:proofErr w:type="gramStart"/>
+            <w:r>
+              <w:t>@Controller</w:t>
+            </w:r>
+            <w:proofErr w:type="gramEnd"/>
+            <w:r>
+              <w:t xml:space="preserve"> represents web layer</w:t>
+            </w:r>
+          </w:p>
+          <w:p>
+            <w:pPr>
+              <w:numPr>
+                <w:ilvl w:val="0"/>
+                <w:numId w:val="39"/>
+              </w:numPr>
+            </w:pPr>
+            <w:proofErr w:type="gramStart"/>
+            <w:r>
+              <w:t>@Component</w:t>
+            </w:r>
+            <w:proofErr w:type="gramEnd"/>
+            <w:r>
+              <w:t xml:space="preserve"> is a generic stereotype</w:t>
+            </w:r>
+          </w:p>
+          <w:p>
+            <w:r>
+              <w:t>Using specific stereotypes improves readability and enables additional behavior such as exception translation.</w:t>
+            </w:r>
+          </w:p>
+          <w:p/>
+        </w:tc>
+        <w:tc>
+          <w:tcPr>
+            <w:tcW w:w="2551" w:type="dxa"/>
+          </w:tcPr>
+          <w:p>
+            <w:pPr>
+              <w:pStyle w:val="ListParagraph"/>
+              <w:ind w:left="0"/>
+            </w:pPr>
+          </w:p>
+        </w:tc>
+      </w:tr>
+      <w:tr>
+        <w:tc>
+          <w:tcPr>
+            <w:tcW w:w="2045" w:type="dxa"/>
+          </w:tcPr>
+          <w:p>
+            <w:pPr>
+              <w:rPr>
+                <w:rFonts w:ascii="Aptos Narrow" w:eastAsia="Times New Roman" w:hAnsi="Aptos Narrow" w:cs="Times New Roman"/>
+                <w:color w:val="000000"/>
+                <w:kern w:val="0"/>
+                <w:sz w:val="22"/>
+                <w:szCs w:val="22"/>
+                <w14:ligatures w14:val="none"/>
+              </w:rPr>
+            </w:pPr>
+            <w:r>
+              <w:rPr>
+                <w:rFonts w:ascii="Aptos Narrow" w:eastAsia="Times New Roman" w:hAnsi="Aptos Narrow" w:cs="Times New Roman"/>
+                <w:color w:val="000000"/>
+                <w:kern w:val="0"/>
+                <w:sz w:val="22"/>
+                <w:szCs w:val="22"/>
+                <w14:ligatures w14:val="none"/>
+              </w:rPr>
+              <w:t>@Bean</w:t>
+            </w:r>
+          </w:p>
+        </w:tc>
+        <w:tc>
+          <w:tcPr>
+            <w:tcW w:w="4394" w:type="dxa"/>
+          </w:tcPr>
+          <w:p>
+            <w:pPr>
+              <w:pStyle w:val="ListParagraph"/>
+              <w:ind w:left="0"/>
+            </w:pPr>
+            <w:r>
+              <w:t>@Bean is used at method level inside a @Configuration class and gives full control over object creation.</w:t>
+            </w:r>
+          </w:p>
+          <w:p>
+            <w:pPr>
+              <w:pStyle w:val="ListParagraph"/>
+              <w:ind w:left="0"/>
+            </w:pPr>
+          </w:p>
+          <w:p>
+            <w:pPr>
+              <w:pStyle w:val="ListParagraph"/>
+              <w:ind w:left="0"/>
+            </w:pPr>
+          </w:p>
+        </w:tc>
+        <w:tc>
+          <w:tcPr>
+            <w:tcW w:w="2551" w:type="dxa"/>
+          </w:tcPr>
+          <w:p>
+            <w:pPr>
+              <w:pStyle w:val="ListParagraph"/>
+              <w:ind w:left="0"/>
+            </w:pPr>
+          </w:p>
+        </w:tc>
+      </w:tr>
+      <w:tr>
+        <w:tc>
+          <w:tcPr>
+            <w:tcW w:w="2045" w:type="dxa"/>
+          </w:tcPr>
+          <w:p>
+            <w:pPr>
+              <w:rPr>
+                <w:rFonts w:ascii="Aptos Narrow" w:eastAsia="Times New Roman" w:hAnsi="Aptos Narrow" w:cs="Times New Roman"/>
+                <w:color w:val="000000"/>
+                <w:kern w:val="0"/>
+                <w:sz w:val="22"/>
+                <w:szCs w:val="22"/>
+                <w14:ligatures w14:val="none"/>
+              </w:rPr>
+            </w:pPr>
+            <w:r>
+              <w:rPr>
+                <w:rFonts w:ascii="Aptos Narrow" w:eastAsia="Times New Roman" w:hAnsi="Aptos Narrow" w:cs="Times New Roman"/>
+                <w:color w:val="000000"/>
+                <w:kern w:val="0"/>
+                <w:sz w:val="22"/>
+                <w:szCs w:val="22"/>
+                <w14:ligatures w14:val="none"/>
+              </w:rPr>
+              <w:t>@Component</w:t>
+            </w:r>
+          </w:p>
+        </w:tc>
+        <w:tc>
+          <w:tcPr>
+            <w:tcW w:w="4394" w:type="dxa"/>
+          </w:tcPr>
+          <w:p>
+            <w:pPr>
+              <w:pStyle w:val="ListParagraph"/>
+              <w:ind w:left="0"/>
+            </w:pPr>
+            <w:r>
+              <w:t>@Component is used at class level and allows Spring to detect the class automatically through component scanning.</w:t>
+            </w:r>
+          </w:p>
+          <w:p>
+            <w:pPr>
+              <w:pStyle w:val="ListParagraph"/>
+              <w:ind w:left="0"/>
+            </w:pPr>
+          </w:p>
+          <w:p>
+            <w:pPr>
+              <w:pStyle w:val="ListParagraph"/>
+              <w:ind w:left="0"/>
+            </w:pPr>
+            <w:r>
+              <w:t xml:space="preserve">@Component relies on </w:t>
+            </w:r>
+            <w:proofErr w:type="spellStart"/>
+            <w:r>
+              <w:t>classpath</w:t>
+            </w:r>
+            <w:proofErr w:type="spellEnd"/>
+            <w:r>
+              <w:t xml:space="preserve"> scanning</w:t>
+            </w:r>
+          </w:p>
+          <w:p>
+            <w:pPr>
+              <w:pStyle w:val="ListParagraph"/>
+              <w:ind w:left="0"/>
+            </w:pPr>
+          </w:p>
+        </w:tc>
+        <w:tc>
+          <w:tcPr>
+            <w:tcW w:w="2551" w:type="dxa"/>
+          </w:tcPr>
+          <w:p>
+            <w:pPr>
+              <w:pStyle w:val="ListParagraph"/>
+              <w:ind w:left="0"/>
+            </w:pPr>
+          </w:p>
+        </w:tc>
+      </w:tr>
+      <w:tr>
+        <w:tc>
+          <w:tcPr>
+            <w:tcW w:w="2045" w:type="dxa"/>
+          </w:tcPr>
+          <w:p>
+            <w:pPr>
+              <w:pStyle w:val="ListParagraph"/>
+              <w:ind w:left="0"/>
+            </w:pPr>
+            <w:r>
+              <w:t>@Service</w:t>
+            </w:r>
+          </w:p>
+        </w:tc>
+        <w:tc>
+          <w:tcPr>
+            <w:tcW w:w="4394" w:type="dxa"/>
+          </w:tcPr>
+          <w:p>
+            <w:pPr>
+              <w:pStyle w:val="ListParagraph"/>
+              <w:ind w:left="0"/>
+            </w:pPr>
+          </w:p>
+        </w:tc>
+        <w:tc>
+          <w:tcPr>
+            <w:tcW w:w="2551" w:type="dxa"/>
+          </w:tcPr>
+          <w:p>
+            <w:pPr>
+              <w:pStyle w:val="ListParagraph"/>
+              <w:ind w:left="0"/>
+            </w:pPr>
+          </w:p>
+        </w:tc>
+      </w:tr>
+      <w:tr>
+        <w:tc>
+          <w:tcPr>
+            <w:tcW w:w="2045" w:type="dxa"/>
+          </w:tcPr>
+          <w:p>
+            <w:pPr>
+              <w:pStyle w:val="ListParagraph"/>
+              <w:ind w:left="0"/>
+            </w:pPr>
+            <w:r>
+              <w:t>@Repository</w:t>
+            </w:r>
+          </w:p>
+        </w:tc>
+        <w:tc>
+          <w:tcPr>
+            <w:tcW w:w="4394" w:type="dxa"/>
+          </w:tcPr>
+          <w:p>
+            <w:r>
+              <w:t>Repository enables automatic translation of</w:t>
+            </w:r>
+            <w:r>
+              <w:rPr>
+                <w:b/>
+                <w:bCs/>
+              </w:rPr>
+              <w:t xml:space="preserve"> persistence exceptions</w:t>
+            </w:r>
+            <w:r>
+              <w:t xml:space="preserve"> into Spring’s </w:t>
+            </w:r>
+            <w:proofErr w:type="spellStart"/>
+            <w:r>
+              <w:rPr>
+                <w:b/>
+                <w:bCs/>
+              </w:rPr>
+              <w:t>DataAccessException</w:t>
+            </w:r>
+            <w:proofErr w:type="spellEnd"/>
+            <w:r>
+              <w:t xml:space="preserve"> hierarchy.</w:t>
+            </w:r>
+          </w:p>
+          <w:p>
+            <w:r>
+              <w:t>Benefits:</w:t>
+            </w:r>
+          </w:p>
+          <w:p>
+            <w:pPr>
+              <w:pStyle w:val="ListParagraph"/>
+              <w:numPr>
+                <w:ilvl w:val="0"/>
+                <w:numId w:val="37"/>
+              </w:numPr>
+            </w:pPr>
+            <w:r>
+              <w:t>Consistent exception handling</w:t>
+            </w:r>
+          </w:p>
+          <w:p>
+            <w:pPr>
+              <w:pStyle w:val="ListParagraph"/>
+              <w:numPr>
+                <w:ilvl w:val="0"/>
+                <w:numId w:val="37"/>
+              </w:numPr>
+            </w:pPr>
+            <w:r>
+              <w:t>Database independent exception abstraction</w:t>
+            </w:r>
+          </w:p>
+          <w:p>
+            <w:pPr>
+              <w:pStyle w:val="ListParagraph"/>
+              <w:numPr>
+                <w:ilvl w:val="0"/>
+                <w:numId w:val="37"/>
+              </w:numPr>
+            </w:pPr>
+            <w:r>
+              <w:t>Cleaner service layer code</w:t>
+            </w:r>
+          </w:p>
+          <w:p>
+            <w:pPr>
+              <w:pStyle w:val="ListParagraph"/>
+              <w:rPr>
+                <w:b/>
+                <w:bCs/>
+              </w:rPr>
+            </w:pPr>
+            <w:r>
+              <w:rPr>
+                <w:b/>
+                <w:bCs/>
+              </w:rPr>
+              <w:t>This behavior does not occur with @Component.</w:t>
+            </w:r>
+          </w:p>
+          <w:p>
+            <w:pPr>
+              <w:pStyle w:val="ListParagraph"/>
+              <w:ind w:left="0"/>
+            </w:pPr>
+          </w:p>
+        </w:tc>
+        <w:tc>
+          <w:tcPr>
+            <w:tcW w:w="2551" w:type="dxa"/>
+          </w:tcPr>
+          <w:p>
+            <w:pPr>
+              <w:pStyle w:val="ListParagraph"/>
+              <w:ind w:left="0"/>
+            </w:pPr>
+          </w:p>
+        </w:tc>
+      </w:tr>
+      <w:tr>
+        <w:tc>
+          <w:tcPr>
+            <w:tcW w:w="2045" w:type="dxa"/>
+          </w:tcPr>
+          <w:p>
+            <w:pPr>
+              <w:pStyle w:val="ListParagraph"/>
+              <w:ind w:left="0"/>
+            </w:pPr>
+            <w:r>
+              <w:t>@Controller</w:t>
+            </w:r>
+          </w:p>
+        </w:tc>
+        <w:tc>
+          <w:tcPr>
+            <w:tcW w:w="4394" w:type="dxa"/>
+          </w:tcPr>
+          <w:p>
+            <w:pPr>
+              <w:pStyle w:val="ListParagraph"/>
+              <w:ind w:left="0"/>
+            </w:pPr>
+            <w:proofErr w:type="gramStart"/>
+            <w:r>
+              <w:t>@Controller</w:t>
+            </w:r>
+            <w:proofErr w:type="gramEnd"/>
+            <w:r>
+              <w:t xml:space="preserve"> Map the model object to view or template and make it human readable </w:t>
+            </w:r>
+            <w:proofErr w:type="gramStart"/>
+            <w:r>
+              <w:t>but @</w:t>
+            </w:r>
+            <w:proofErr w:type="gramEnd"/>
+            <w:r>
+              <w:t>RestController simply returns the object and object data is directly written in HTTP response as JSON or XML</w:t>
+            </w:r>
+          </w:p>
+        </w:tc>
+        <w:tc>
+          <w:tcPr>
+            <w:tcW w:w="2551" w:type="dxa"/>
+          </w:tcPr>
+          <w:p>
+            <w:pPr>
+              <w:pStyle w:val="ListParagraph"/>
+              <w:ind w:left="0"/>
+            </w:pPr>
+          </w:p>
+        </w:tc>
+      </w:tr>
+      <w:tr>
+        <w:tc>
+          <w:tcPr>
+            <w:tcW w:w="2045" w:type="dxa"/>
+          </w:tcPr>
+          <w:p>
+            <w:pPr>
+              <w:pStyle w:val="ListParagraph"/>
+              <w:ind w:left="0"/>
+            </w:pPr>
+            <w:r>
+              <w:t>@RestController</w:t>
+            </w:r>
+          </w:p>
+        </w:tc>
+        <w:tc>
+          <w:tcPr>
+            <w:tcW w:w="4394" w:type="dxa"/>
+          </w:tcPr>
+          <w:p>
+            <w:r>
+              <w:t xml:space="preserve">It is a combination of @Controller and @ResponseBody, used for creating a </w:t>
+            </w:r>
+            <w:r>
+              <w:lastRenderedPageBreak/>
+              <w:t>restful controller. It converts the response to JSON or XML. It ensures that data returned by each method will be written straight into the response body instead of returning a template.</w:t>
+            </w:r>
+          </w:p>
+          <w:p>
+            <w:pPr>
+              <w:pStyle w:val="ListParagraph"/>
+              <w:ind w:left="0"/>
+            </w:pPr>
+          </w:p>
+        </w:tc>
+        <w:tc>
+          <w:tcPr>
+            <w:tcW w:w="2551" w:type="dxa"/>
+          </w:tcPr>
+          <w:p>
+            <w:pPr>
+              <w:pStyle w:val="ListParagraph"/>
+              <w:ind w:left="0"/>
+            </w:pPr>
+          </w:p>
+        </w:tc>
+      </w:tr>
+      <w:tr>
+        <w:tc>
+          <w:tcPr>
+            <w:tcW w:w="2045" w:type="dxa"/>
+          </w:tcPr>
+          <w:p>
+            <w:pPr>
+              <w:pStyle w:val="ListParagraph"/>
+              <w:ind w:left="0"/>
+            </w:pPr>
+            <w:r>
+              <w:t>@Autowired</w:t>
+            </w:r>
+          </w:p>
+        </w:tc>
+        <w:tc>
+          <w:tcPr>
+            <w:tcW w:w="4394" w:type="dxa"/>
+          </w:tcPr>
+          <w:p>
+            <w:pPr>
+              <w:pStyle w:val="ListParagraph"/>
+              <w:ind w:left="0"/>
+            </w:pPr>
+          </w:p>
+        </w:tc>
+        <w:tc>
+          <w:tcPr>
+            <w:tcW w:w="2551" w:type="dxa"/>
+          </w:tcPr>
+          <w:p>
+            <w:pPr>
+              <w:pStyle w:val="ListParagraph"/>
+              <w:ind w:left="0"/>
+            </w:pPr>
+          </w:p>
+        </w:tc>
+      </w:tr>
+      <w:tr>
+        <w:tc>
+          <w:tcPr>
+            <w:tcW w:w="2045" w:type="dxa"/>
+          </w:tcPr>
+          <w:p>
+            <w:pPr>
+              <w:pStyle w:val="ListParagraph"/>
+              <w:ind w:left="0"/>
+            </w:pPr>
+            <w:r>
+              <w:t>@RequestMapping</w:t>
+            </w:r>
+          </w:p>
+        </w:tc>
+        <w:tc>
+          <w:tcPr>
+            <w:tcW w:w="4394" w:type="dxa"/>
+          </w:tcPr>
+          <w:p>
+            <w:pPr>
+              <w:pStyle w:val="ListParagraph"/>
+              <w:ind w:left="0"/>
+            </w:pPr>
+            <w:proofErr w:type="spellStart"/>
+            <w:r>
+              <w:t>RequestMapping</w:t>
+            </w:r>
+            <w:proofErr w:type="spellEnd"/>
+            <w:r>
+              <w:t xml:space="preserve"> can be used with GET, POST, PUT, and many other request methods using the method attribute on the annotation.</w:t>
+            </w:r>
+          </w:p>
+        </w:tc>
+        <w:tc>
+          <w:tcPr>
+            <w:tcW w:w="2551" w:type="dxa"/>
+          </w:tcPr>
+          <w:p>
+            <w:pPr>
+              <w:pStyle w:val="ListParagraph"/>
+              <w:ind w:left="0"/>
+            </w:pPr>
+          </w:p>
+        </w:tc>
+      </w:tr>
+      <w:tr>
+        <w:tc>
+          <w:tcPr>
+            <w:tcW w:w="2045" w:type="dxa"/>
+          </w:tcPr>
+          <w:p>
+            <w:pPr>
+              <w:pStyle w:val="ListParagraph"/>
+              <w:ind w:left="0"/>
+            </w:pPr>
+            <w:r>
+              <w:t>@GetMapping</w:t>
+            </w:r>
+          </w:p>
+        </w:tc>
+        <w:tc>
+          <w:tcPr>
+            <w:tcW w:w="4394" w:type="dxa"/>
+          </w:tcPr>
+          <w:p>
+            <w:pPr>
+              <w:pStyle w:val="ListParagraph"/>
+              <w:ind w:left="0"/>
+            </w:pPr>
+          </w:p>
+        </w:tc>
+        <w:tc>
+          <w:tcPr>
+            <w:tcW w:w="2551" w:type="dxa"/>
+          </w:tcPr>
+          <w:p>
+            <w:pPr>
+              <w:pStyle w:val="ListParagraph"/>
+              <w:ind w:left="0"/>
+            </w:pPr>
+          </w:p>
+        </w:tc>
+      </w:tr>
+      <w:tr>
+        <w:tc>
+          <w:tcPr>
+            <w:tcW w:w="2045" w:type="dxa"/>
+          </w:tcPr>
+          <w:p>
+            <w:pPr>
+              <w:pStyle w:val="ListParagraph"/>
+              <w:ind w:left="0"/>
+            </w:pPr>
+            <w:r>
+              <w:t>@PostMapping</w:t>
+            </w:r>
+          </w:p>
+        </w:tc>
+        <w:tc>
+          <w:tcPr>
+            <w:tcW w:w="4394" w:type="dxa"/>
+          </w:tcPr>
+          <w:p>
+            <w:pPr>
+              <w:pStyle w:val="ListParagraph"/>
+              <w:ind w:left="0"/>
+            </w:pPr>
+          </w:p>
+        </w:tc>
+        <w:tc>
+          <w:tcPr>
+            <w:tcW w:w="2551" w:type="dxa"/>
+          </w:tcPr>
+          <w:p>
+            <w:pPr>
+              <w:pStyle w:val="ListParagraph"/>
+              <w:ind w:left="0"/>
+            </w:pPr>
+          </w:p>
+        </w:tc>
+      </w:tr>
+      <w:tr>
+        <w:tc>
+          <w:tcPr>
+            <w:tcW w:w="2045" w:type="dxa"/>
+          </w:tcPr>
+          <w:p>
+            <w:pPr>
+              <w:pStyle w:val="ListParagraph"/>
+              <w:ind w:left="0"/>
+            </w:pPr>
+            <w:r>
+              <w:t>@PutMapping</w:t>
+            </w:r>
+          </w:p>
+        </w:tc>
+        <w:tc>
+          <w:tcPr>
+            <w:tcW w:w="4394" w:type="dxa"/>
+          </w:tcPr>
+          <w:p>
+            <w:pPr>
+              <w:pStyle w:val="ListParagraph"/>
+              <w:ind w:left="0"/>
+            </w:pPr>
+          </w:p>
+        </w:tc>
+        <w:tc>
+          <w:tcPr>
+            <w:tcW w:w="2551" w:type="dxa"/>
+          </w:tcPr>
+          <w:p>
+            <w:pPr>
+              <w:pStyle w:val="ListParagraph"/>
+              <w:ind w:left="0"/>
+            </w:pPr>
+          </w:p>
+        </w:tc>
+      </w:tr>
+      <w:tr>
+        <w:tc>
+          <w:tcPr>
+            <w:tcW w:w="2045" w:type="dxa"/>
+          </w:tcPr>
+          <w:p>
+            <w:pPr>
+              <w:pStyle w:val="ListParagraph"/>
+              <w:ind w:left="0"/>
+            </w:pPr>
+            <w:r>
+              <w:t>@PatchMapping</w:t>
+            </w:r>
+          </w:p>
+        </w:tc>
+        <w:tc>
+          <w:tcPr>
+            <w:tcW w:w="4394" w:type="dxa"/>
+          </w:tcPr>
+          <w:p>
+            <w:pPr>
+              <w:pStyle w:val="ListParagraph"/>
+              <w:ind w:left="0"/>
+            </w:pPr>
+          </w:p>
+        </w:tc>
+        <w:tc>
+          <w:tcPr>
+            <w:tcW w:w="2551" w:type="dxa"/>
+          </w:tcPr>
+          <w:p>
+            <w:pPr>
+              <w:pStyle w:val="ListParagraph"/>
+              <w:ind w:left="0"/>
+            </w:pPr>
+          </w:p>
+        </w:tc>
+      </w:tr>
+      <w:tr>
+        <w:tc>
+          <w:tcPr>
+            <w:tcW w:w="2045" w:type="dxa"/>
+          </w:tcPr>
+          <w:p>
+            <w:pPr>
+              <w:pStyle w:val="ListParagraph"/>
+              <w:ind w:left="0"/>
+            </w:pPr>
+            <w:r>
+              <w:t>@DeleteMapping</w:t>
+            </w:r>
+          </w:p>
+        </w:tc>
+        <w:tc>
+          <w:tcPr>
+            <w:tcW w:w="4394" w:type="dxa"/>
+          </w:tcPr>
+          <w:p>
+            <w:pPr>
+              <w:pStyle w:val="ListParagraph"/>
+              <w:ind w:left="0"/>
+            </w:pPr>
+          </w:p>
+        </w:tc>
+        <w:tc>
+          <w:tcPr>
+            <w:tcW w:w="2551" w:type="dxa"/>
+          </w:tcPr>
+          <w:p>
+            <w:pPr>
+              <w:pStyle w:val="ListParagraph"/>
+              <w:ind w:left="0"/>
+            </w:pPr>
+          </w:p>
+        </w:tc>
+      </w:tr>
+      <w:tr>
+        <w:tc>
+          <w:tcPr>
+            <w:tcW w:w="2045" w:type="dxa"/>
+          </w:tcPr>
+          <w:p>
+            <w:pPr>
+              <w:pStyle w:val="ListParagraph"/>
+              <w:ind w:left="0"/>
+            </w:pPr>
+            <w:r>
+              <w:t>@RequestParam </w:t>
+            </w:r>
+          </w:p>
+        </w:tc>
+        <w:tc>
+          <w:tcPr>
+            <w:tcW w:w="4394" w:type="dxa"/>
+          </w:tcPr>
+          <w:p>
+            <w:pPr>
+              <w:pStyle w:val="ListParagraph"/>
+              <w:ind w:left="0"/>
+            </w:pPr>
+            <w:r>
+              <w:t>extracts query parameters</w:t>
+            </w:r>
+          </w:p>
+        </w:tc>
+        <w:tc>
+          <w:tcPr>
+            <w:tcW w:w="2551" w:type="dxa"/>
+          </w:tcPr>
+          <w:p>
+            <w:pPr>
+              <w:pStyle w:val="ListParagraph"/>
+              <w:ind w:left="0"/>
+            </w:pPr>
+            <w:r>
+              <w:t> </w:t>
+            </w:r>
+            <w:proofErr w:type="gramStart"/>
+            <w:r>
+              <w:t>@GetMapping</w:t>
+            </w:r>
+            <w:proofErr w:type="gramEnd"/>
+            <w:r>
+              <w:t>("/search")</w:t>
+            </w:r>
+            <w:r>
+              <w:br/>
+              <w:t xml:space="preserve">    public </w:t>
+            </w:r>
+            <w:proofErr w:type="spellStart"/>
+            <w:r>
+              <w:t>ResponseEntity</w:t>
+            </w:r>
+            <w:proofErr w:type="spellEnd"/>
+            <w:r>
+              <w:t xml:space="preserve">&lt;List&lt;Student&gt;&gt; </w:t>
+            </w:r>
+            <w:proofErr w:type="spellStart"/>
+            <w:r>
+              <w:t>searchUsers</w:t>
+            </w:r>
+            <w:proofErr w:type="spellEnd"/>
+            <w:r>
+              <w:t xml:space="preserve">(@RequestParam("name") String </w:t>
+            </w:r>
+            <w:proofErr w:type="gramStart"/>
+            <w:r>
+              <w:t>name) {</w:t>
+            </w:r>
+            <w:proofErr w:type="gramEnd"/>
+          </w:p>
+          <w:p>
+            <w:pPr>
+              <w:pStyle w:val="ListParagraph"/>
+              <w:ind w:left="0"/>
+            </w:pPr>
+          </w:p>
+        </w:tc>
+      </w:tr>
+      <w:tr>
+        <w:tc>
+          <w:tcPr>
+            <w:tcW w:w="2045" w:type="dxa"/>
+          </w:tcPr>
+          <w:p>
+            <w:pPr>
+              <w:pStyle w:val="ListParagraph"/>
+              <w:ind w:left="0"/>
+            </w:pPr>
+            <w:r>
+              <w:t>@PathVariable</w:t>
+            </w:r>
+          </w:p>
+        </w:tc>
+        <w:tc>
+          <w:tcPr>
+            <w:tcW w:w="4394" w:type="dxa"/>
+          </w:tcPr>
+          <w:p>
+            <w:pPr>
+              <w:pStyle w:val="ListParagraph"/>
+              <w:ind w:left="0"/>
+            </w:pPr>
+            <w:r>
+              <w:t>extracts values from URL path</w:t>
+            </w:r>
+          </w:p>
+        </w:tc>
+        <w:tc>
+          <w:tcPr>
+            <w:tcW w:w="2551" w:type="dxa"/>
+          </w:tcPr>
+          <w:p>
+            <w:pPr>
+              <w:pStyle w:val="ListParagraph"/>
+              <w:ind w:left="0"/>
+            </w:pPr>
+            <w:r>
+              <w:t> </w:t>
+            </w:r>
+            <w:proofErr w:type="gramStart"/>
+            <w:r>
+              <w:t>@GetMapping</w:t>
+            </w:r>
+            <w:proofErr w:type="gramEnd"/>
+            <w:r>
+              <w:t>(</w:t>
+            </w:r>
+            <w:proofErr w:type="gramStart"/>
+            <w:r>
+              <w:t>"/{studentId}"</w:t>
+            </w:r>
+            <w:proofErr w:type="gramEnd"/>
+            <w:r>
+              <w:t>)</w:t>
+            </w:r>
+            <w:r>
+              <w:br/>
+              <w:t xml:space="preserve"> public </w:t>
+            </w:r>
+            <w:proofErr w:type="spellStart"/>
+            <w:r>
+              <w:t>ResponseEntity</w:t>
+            </w:r>
+            <w:proofErr w:type="spellEnd"/>
+            <w:r>
+              <w:t xml:space="preserve">&lt;User&gt; </w:t>
+            </w:r>
+            <w:proofErr w:type="spellStart"/>
+            <w:proofErr w:type="gramStart"/>
+            <w:r>
+              <w:t>getStudentDetails</w:t>
+            </w:r>
+            <w:proofErr w:type="spellEnd"/>
+            <w:r>
+              <w:t>(</w:t>
+            </w:r>
+            <w:proofErr w:type="gramEnd"/>
+            <w:r>
+              <w:t xml:space="preserve">@PathVariable Long </w:t>
+            </w:r>
+            <w:proofErr w:type="spellStart"/>
+            <w:proofErr w:type="gramStart"/>
+            <w:r>
+              <w:t>studentId</w:t>
+            </w:r>
+            <w:proofErr w:type="spellEnd"/>
+            <w:r>
+              <w:t>) {</w:t>
+            </w:r>
+            <w:proofErr w:type="gramEnd"/>
+          </w:p>
+          <w:p>
+            <w:pPr>
+              <w:pStyle w:val="ListParagraph"/>
+              <w:ind w:left="0"/>
+            </w:pPr>
+          </w:p>
+        </w:tc>
+      </w:tr>
+      <w:tr>
+        <w:tc>
+          <w:tcPr>
+            <w:tcW w:w="2045" w:type="dxa"/>
+          </w:tcPr>
+          <w:p>
+            <w:pPr>
+              <w:pStyle w:val="ListParagraph"/>
+              <w:ind w:left="0"/>
+            </w:pPr>
+            <w:r>
+              <w:t>@RequestBody</w:t>
+            </w:r>
+          </w:p>
+        </w:tc>
+        <w:tc>
+          <w:tcPr>
+            <w:tcW w:w="4394" w:type="dxa"/>
+          </w:tcPr>
+          <w:p>
+            <w:pPr>
+              <w:pStyle w:val="ListParagraph"/>
+              <w:ind w:left="0"/>
+            </w:pPr>
+            <w:r>
+              <w:t>binds request payload to an object</w:t>
+            </w:r>
+          </w:p>
+        </w:tc>
+        <w:tc>
+          <w:tcPr>
+            <w:tcW w:w="2551" w:type="dxa"/>
+          </w:tcPr>
+          <w:p>
+            <w:pPr>
+              <w:pStyle w:val="ListParagraph"/>
+              <w:ind w:left="0"/>
+            </w:pPr>
+          </w:p>
+        </w:tc>
+      </w:tr>
+      <w:tr>
+        <w:tc>
+          <w:tcPr>
+            <w:tcW w:w="2045" w:type="dxa"/>
+          </w:tcPr>
+          <w:p>
+            <w:pPr>
+              <w:pStyle w:val="ListParagraph"/>
+              <w:ind w:left="0"/>
+            </w:pPr>
+          </w:p>
+        </w:tc>
+        <w:tc>
+          <w:tcPr>
+            <w:tcW w:w="4394" w:type="dxa"/>
+          </w:tcPr>
+          <w:p>
+            <w:pPr>
+              <w:pStyle w:val="ListParagraph"/>
+              <w:ind w:left="0"/>
+            </w:pPr>
+          </w:p>
+        </w:tc>
+        <w:tc>
+          <w:tcPr>
+            <w:tcW w:w="2551" w:type="dxa"/>
+          </w:tcPr>
+          <w:p>
+            <w:pPr>
+              <w:pStyle w:val="ListParagraph"/>
+              <w:ind w:left="0"/>
+            </w:pPr>
+          </w:p>
+        </w:tc>
+      </w:tr>
+      <w:tr>
+        <w:tc>
+          <w:tcPr>
+            <w:tcW w:w="2045" w:type="dxa"/>
+          </w:tcPr>
+          <w:p>
+            <w:pPr>
+              <w:pStyle w:val="ListParagraph"/>
+              <w:ind w:left="0"/>
+            </w:pPr>
+          </w:p>
+        </w:tc>
+        <w:tc>
+          <w:tcPr>
+            <w:tcW w:w="4394" w:type="dxa"/>
+          </w:tcPr>
+          <w:p>
+            <w:pPr>
+              <w:pStyle w:val="ListParagraph"/>
+              <w:ind w:left="0"/>
+            </w:pPr>
+          </w:p>
+        </w:tc>
+        <w:tc>
+          <w:tcPr>
+            <w:tcW w:w="2551" w:type="dxa"/>
+          </w:tcPr>
+          <w:p>
+            <w:pPr>
+              <w:pStyle w:val="ListParagraph"/>
+              <w:ind w:left="0"/>
+            </w:pPr>
+          </w:p>
+        </w:tc>
+      </w:tr>
+      <w:tr>
+        <w:tc>
+          <w:tcPr>
+            <w:tcW w:w="2045" w:type="dxa"/>
+          </w:tcPr>
+          <w:p>
+            <w:pPr>
+              <w:pStyle w:val="ListParagraph"/>
+              <w:ind w:left="0"/>
+            </w:pPr>
+          </w:p>
+        </w:tc>
+        <w:tc>
+          <w:tcPr>
+            <w:tcW w:w="4394" w:type="dxa"/>
+          </w:tcPr>
+          <w:p>
+            <w:pPr>
+              <w:pStyle w:val="ListParagraph"/>
+              <w:ind w:left="0"/>
+            </w:pPr>
+          </w:p>
+        </w:tc>
+        <w:tc>
+          <w:tcPr>
+            <w:tcW w:w="2551" w:type="dxa"/>
+          </w:tcPr>
+          <w:p>
+            <w:pPr>
+              <w:pStyle w:val="ListParagraph"/>
+              <w:ind w:left="0"/>
+            </w:pPr>
+          </w:p>
+        </w:tc>
+      </w:tr>
+      <w:tr>
+        <w:tc>
+          <w:tcPr>
+            <w:tcW w:w="2045" w:type="dxa"/>
+          </w:tcPr>
+          <w:p>
+            <w:pPr>
+              <w:pStyle w:val="ListParagraph"/>
+              <w:ind w:left="0"/>
+            </w:pPr>
+            <w:r>
+              <w:t>@Value</w:t>
+            </w:r>
+          </w:p>
+        </w:tc>
+        <w:tc>
+          <w:tcPr>
+            <w:tcW w:w="4394" w:type="dxa"/>
+          </w:tcPr>
+          <w:p>
+            <w:pPr>
+              <w:pStyle w:val="ListParagraph"/>
+              <w:ind w:left="0"/>
+            </w:pPr>
+            <w:r>
+              <w:t xml:space="preserve">Developers can access these properties programmatically using the Environment interface or bind them directly to beans </w:t>
+            </w:r>
+            <w:proofErr w:type="gramStart"/>
+            <w:r>
+              <w:t>using @</w:t>
+            </w:r>
+            <w:proofErr w:type="gramEnd"/>
+            <w:r>
+              <w:t xml:space="preserve">Value </w:t>
+            </w:r>
+            <w:proofErr w:type="gramStart"/>
+            <w:r>
+              <w:t>or @</w:t>
+            </w:r>
+            <w:proofErr w:type="gramEnd"/>
+            <w:r>
+              <w:t>ConfigurationProperties</w:t>
+            </w:r>
+          </w:p>
+          <w:p>
+            <w:pPr>
+              <w:pStyle w:val="ListParagraph"/>
+              <w:ind w:left="0"/>
+            </w:pPr>
+          </w:p>
+        </w:tc>
+        <w:tc>
+          <w:tcPr>
+            <w:tcW w:w="2551" w:type="dxa"/>
+          </w:tcPr>
+          <w:p>
+            <w:pPr>
+              <w:pStyle w:val="ListParagraph"/>
+              <w:ind w:left="0"/>
+            </w:pPr>
+          </w:p>
+        </w:tc>
+      </w:tr>
+      <w:tr>
+        <w:tc>
+          <w:tcPr>
+            <w:tcW w:w="2045" w:type="dxa"/>
+          </w:tcPr>
+          <w:p>
+            <w:pPr>
+              <w:pStyle w:val="ListParagraph"/>
+              <w:ind w:left="0"/>
+            </w:pPr>
+          </w:p>
+          <w:p>
+            <w:pPr>
+              <w:pStyle w:val="ListParagraph"/>
+              <w:ind w:left="0"/>
+            </w:pPr>
+            <w:proofErr w:type="gramStart"/>
+            <w:r>
+              <w:t>@ConfigurationProperties</w:t>
+            </w:r>
+            <w:proofErr w:type="gramEnd"/>
+          </w:p>
+          <w:p>
+            <w:pPr>
+              <w:pStyle w:val="ListParagraph"/>
+              <w:ind w:left="0"/>
+            </w:pPr>
+          </w:p>
+        </w:tc>
+        <w:tc>
+          <w:tcPr>
+            <w:tcW w:w="4394" w:type="dxa"/>
+          </w:tcPr>
+          <w:p>
+            <w:pPr>
+              <w:pStyle w:val="ListParagraph"/>
+              <w:ind w:left="0"/>
+            </w:pPr>
+            <w:proofErr w:type="spellStart"/>
+            <w:r>
+              <w:t>ConfigurationProperties</w:t>
+            </w:r>
+            <w:proofErr w:type="spellEnd"/>
+            <w:r>
+              <w:t xml:space="preserve"> binds external configuration to strongly typed Java objects. It provides type safety, better structure, and supports validation, making it preferable over multiple @Value annotations for complex configuration</w:t>
+            </w:r>
+          </w:p>
+          <w:p>
+            <w:pPr>
+              <w:pStyle w:val="ListParagraph"/>
+              <w:ind w:left="0"/>
+            </w:pPr>
+          </w:p>
+        </w:tc>
+        <w:tc>
+          <w:tcPr>
+            <w:tcW w:w="2551" w:type="dxa"/>
+          </w:tcPr>
+          <w:p>
+            <w:pPr>
+              <w:pStyle w:val="ListParagraph"/>
+              <w:ind w:left="0"/>
+            </w:pPr>
+          </w:p>
+        </w:tc>
+      </w:tr>
+      <w:tr>
+        <w:tc>
+          <w:tcPr>
+            <w:tcW w:w="2045" w:type="dxa"/>
+          </w:tcPr>
+          <w:p>
+            <w:pPr>
+              <w:pStyle w:val="ListParagraph"/>
+              <w:ind w:left="0"/>
+            </w:pPr>
+            <w:proofErr w:type="gramStart"/>
+            <w:r>
+              <w:t>@Conditional</w:t>
+            </w:r>
+            <w:proofErr w:type="gramEnd"/>
+          </w:p>
+          <w:p>
+            <w:pPr>
+              <w:pStyle w:val="ListParagraph"/>
+              <w:ind w:left="0"/>
+            </w:pPr>
+            <w:proofErr w:type="spellStart"/>
+            <w:r>
+              <w:t>OnProperty</w:t>
+            </w:r>
+            <w:proofErr w:type="spellEnd"/>
+          </w:p>
+        </w:tc>
+        <w:tc>
+          <w:tcPr>
+            <w:tcW w:w="4394" w:type="dxa"/>
+          </w:tcPr>
+          <w:p>
+            <w:proofErr w:type="gramStart"/>
+            <w:r>
+              <w:t>Choose @</w:t>
+            </w:r>
+            <w:proofErr w:type="gramEnd"/>
+            <w:r>
+              <w:t>ConditionalOnProperty when behavior should change based on configuration values (for example, enabling a cache or security feature).</w:t>
+            </w:r>
+          </w:p>
+          <w:p/>
+          <w:p>
+            <w:pPr>
+              <w:pStyle w:val="ListParagraph"/>
+              <w:ind w:left="0"/>
+            </w:pPr>
+            <w:r>
+              <w:t>Feature toggles, enabling/disabling functionality via config</w:t>
+            </w:r>
+          </w:p>
+          <w:p>
+            <w:pPr>
+              <w:pStyle w:val="ListParagraph"/>
+              <w:ind w:left="0"/>
+            </w:pPr>
+          </w:p>
+        </w:tc>
+        <w:tc>
+          <w:tcPr>
+            <w:tcW w:w="2551" w:type="dxa"/>
+          </w:tcPr>
+          <w:p>
+            <w:pPr>
+              <w:pStyle w:val="ListParagraph"/>
+              <w:ind w:left="0"/>
+            </w:pPr>
+          </w:p>
+        </w:tc>
+      </w:tr>
+      <w:tr>
+        <w:tc>
+          <w:tcPr>
+            <w:tcW w:w="2045" w:type="dxa"/>
+          </w:tcPr>
+          <w:p>
+            <w:pPr>
+              <w:pStyle w:val="ListParagraph"/>
+              <w:ind w:left="0"/>
+            </w:pPr>
+            <w:proofErr w:type="gramStart"/>
+            <w:r>
+              <w:t>@Conditional</w:t>
+            </w:r>
+            <w:proofErr w:type="gramEnd"/>
+          </w:p>
+          <w:p>
+            <w:pPr>
+              <w:pStyle w:val="ListParagraph"/>
+              <w:ind w:left="0"/>
+            </w:pPr>
+            <w:proofErr w:type="spellStart"/>
+            <w:r>
+              <w:t>OnClass</w:t>
+            </w:r>
+            <w:proofErr w:type="spellEnd"/>
+          </w:p>
+        </w:tc>
+        <w:tc>
+          <w:tcPr>
+            <w:tcW w:w="4394" w:type="dxa"/>
+          </w:tcPr>
+          <w:p>
+            <w:pPr>
+              <w:pStyle w:val="ListParagraph"/>
+              <w:ind w:left="0"/>
+            </w:pPr>
+          </w:p>
+          <w:p>
+            <w:pPr>
+              <w:pStyle w:val="ListParagraph"/>
+              <w:ind w:left="0"/>
+            </w:pPr>
+            <w:proofErr w:type="gramStart"/>
+            <w:r>
+              <w:t>Choose @</w:t>
+            </w:r>
+            <w:proofErr w:type="gramEnd"/>
+            <w:r>
+              <w:t xml:space="preserve">ConditionalOnClass when bean creation depends on the presence of a dependency or library on the </w:t>
+            </w:r>
+            <w:proofErr w:type="spellStart"/>
+            <w:r>
+              <w:t>classpath</w:t>
+            </w:r>
+            <w:proofErr w:type="spellEnd"/>
+            <w:r>
+              <w:t>.</w:t>
+            </w:r>
+          </w:p>
+          <w:p>
+            <w:pPr>
+              <w:pStyle w:val="ListParagraph"/>
+              <w:ind w:left="0"/>
+            </w:pPr>
+          </w:p>
+        </w:tc>
+        <w:tc>
+          <w:tcPr>
+            <w:tcW w:w="2551" w:type="dxa"/>
+          </w:tcPr>
+          <w:p>
+            <w:pPr>
+              <w:pStyle w:val="ListParagraph"/>
+              <w:ind w:left="0"/>
+            </w:pPr>
+          </w:p>
+        </w:tc>
+      </w:tr>
+      <w:tr>
+        <w:tc>
+          <w:tcPr>
+            <w:tcW w:w="2045" w:type="dxa"/>
+          </w:tcPr>
+          <w:p>
+            <w:pPr>
+              <w:pStyle w:val="ListParagraph"/>
+              <w:ind w:left="0"/>
+            </w:pPr>
+            <w:r>
+              <w:t>@Profile</w:t>
+            </w:r>
+          </w:p>
+        </w:tc>
+        <w:tc>
+          <w:tcPr>
+            <w:tcW w:w="4394" w:type="dxa"/>
+          </w:tcPr>
+          <w:p>
+            <w:pPr>
+              <w:pStyle w:val="ListParagraph"/>
+              <w:ind w:left="0"/>
+            </w:pPr>
+          </w:p>
+          <w:p>
+            <w:pPr>
+              <w:pStyle w:val="ListParagraph"/>
+              <w:ind w:left="0"/>
+            </w:pPr>
+            <w:proofErr w:type="gramStart"/>
+            <w:r>
+              <w:t>Choose @</w:t>
+            </w:r>
+            <w:proofErr w:type="gramEnd"/>
+            <w:r>
+              <w:t xml:space="preserve">Profile when defining environment-specific behavior such </w:t>
+            </w:r>
+            <w:proofErr w:type="gramStart"/>
+            <w:r>
+              <w:t>as  different</w:t>
+            </w:r>
+            <w:proofErr w:type="gramEnd"/>
+            <w:r>
+              <w:t xml:space="preserve"> beans for development, testing and production.</w:t>
+            </w:r>
+          </w:p>
+          <w:p>
+            <w:pPr>
+              <w:pStyle w:val="ListParagraph"/>
+              <w:ind w:left="0"/>
+            </w:pPr>
+          </w:p>
+        </w:tc>
+        <w:tc>
+          <w:tcPr>
+            <w:tcW w:w="2551" w:type="dxa"/>
+          </w:tcPr>
+          <w:p>
+            <w:pPr>
+              <w:pStyle w:val="ListParagraph"/>
+              <w:ind w:left="0"/>
+            </w:pPr>
+          </w:p>
+        </w:tc>
+      </w:tr>
+      <w:tr>
+        <w:tc>
+          <w:tcPr>
+            <w:tcW w:w="2045" w:type="dxa"/>
+          </w:tcPr>
+          <w:p>
+            <w:pPr>
+              <w:pStyle w:val="ListParagraph"/>
+              <w:ind w:left="0"/>
+            </w:pPr>
+            <w:r>
+              <w:t>@Transactional</w:t>
+            </w:r>
+          </w:p>
+        </w:tc>
+        <w:tc>
+          <w:tcPr>
+            <w:tcW w:w="4394" w:type="dxa"/>
+          </w:tcPr>
+          <w:p>
+            <w:pPr>
+              <w:pStyle w:val="ListParagraph"/>
+              <w:ind w:left="0"/>
+            </w:pPr>
+          </w:p>
+          <w:p>
+            <w:pPr>
+              <w:pStyle w:val="ListParagraph"/>
+              <w:ind w:left="0"/>
+            </w:pPr>
+            <w:r>
+              <w:t>Transaction management in Spring Boot is built on Spring’s declarative transaction model, where transactions are started, committed or rolled back automatically based on method boundaries and runtime behavior.</w:t>
+            </w:r>
+          </w:p>
+          <w:p>
+            <w:pPr>
+              <w:pStyle w:val="ListParagraph"/>
+              <w:ind w:left="0"/>
+            </w:pPr>
+          </w:p>
+        </w:tc>
+        <w:tc>
+          <w:tcPr>
+            <w:tcW w:w="2551" w:type="dxa"/>
+          </w:tcPr>
+          <w:p>
+            <w:pPr>
+              <w:pStyle w:val="ListParagraph"/>
+              <w:ind w:left="0"/>
+            </w:pPr>
+          </w:p>
+        </w:tc>
+      </w:tr>
+      <w:tr>
+        <w:tc>
+          <w:tcPr>
+            <w:tcW w:w="2045" w:type="dxa"/>
+          </w:tcPr>
+          <w:p>
+            <w:pPr>
+              <w:pStyle w:val="ListParagraph"/>
+              <w:ind w:left="0"/>
+            </w:pPr>
+            <w:r>
+              <w:t> </w:t>
+            </w:r>
+            <w:proofErr w:type="gramStart"/>
+            <w:r>
+              <w:t>@Exception</w:t>
+            </w:r>
+            <w:proofErr w:type="gramEnd"/>
+          </w:p>
+          <w:p>
+            <w:pPr>
+              <w:pStyle w:val="ListParagraph"/>
+              <w:ind w:left="0"/>
+            </w:pPr>
+            <w:r>
+              <w:t>Handler</w:t>
+            </w:r>
+          </w:p>
+          <w:p>
+            <w:pPr>
+              <w:pStyle w:val="ListParagraph"/>
+              <w:ind w:left="0"/>
+            </w:pPr>
+          </w:p>
+          <w:p>
+            <w:pPr>
+              <w:pStyle w:val="ListParagraph"/>
+              <w:ind w:left="0"/>
+            </w:pPr>
+          </w:p>
+          <w:p>
+            <w:pPr>
+              <w:pStyle w:val="ListParagraph"/>
+              <w:ind w:left="0"/>
+            </w:pPr>
+            <w:r>
+              <w:t xml:space="preserve">And </w:t>
+            </w:r>
+          </w:p>
+          <w:p>
+            <w:pPr>
+              <w:pStyle w:val="ListParagraph"/>
+              <w:ind w:left="0"/>
+            </w:pPr>
+          </w:p>
+          <w:p>
+            <w:pPr>
+              <w:pStyle w:val="ListParagraph"/>
+              <w:ind w:left="0"/>
+            </w:pPr>
+          </w:p>
+          <w:p>
+            <w:pPr>
+              <w:pStyle w:val="ListParagraph"/>
+              <w:ind w:left="0"/>
+            </w:pPr>
+            <w:proofErr w:type="gramStart"/>
+            <w:r>
+              <w:t>@Controller</w:t>
+            </w:r>
+            <w:proofErr w:type="gramEnd"/>
+          </w:p>
+          <w:p>
+            <w:pPr>
+              <w:pStyle w:val="ListParagraph"/>
+              <w:ind w:left="0"/>
+            </w:pPr>
+            <w:r>
+              <w:t>Advice </w:t>
+            </w:r>
+          </w:p>
+        </w:tc>
+        <w:tc>
+          <w:tcPr>
+            <w:tcW w:w="4394" w:type="dxa"/>
+          </w:tcPr>
+          <w:p>
+            <w:pPr>
+              <w:pStyle w:val="ListParagraph"/>
+              <w:ind w:left="0"/>
+            </w:pPr>
+            <w:r>
+              <w:lastRenderedPageBreak/>
+              <w:t xml:space="preserve">Global exception handling is implemented </w:t>
+            </w:r>
+            <w:proofErr w:type="gramStart"/>
+            <w:r>
+              <w:t>using @</w:t>
+            </w:r>
+            <w:proofErr w:type="gramEnd"/>
+            <w:r>
+              <w:t xml:space="preserve">ControllerAdvice </w:t>
+            </w:r>
+            <w:proofErr w:type="gramStart"/>
+            <w:r>
+              <w:t>and @</w:t>
+            </w:r>
+            <w:proofErr w:type="gramEnd"/>
+            <w:r>
+              <w:t xml:space="preserve">ExceptionHandler. This centralizes error handling logic and ensures consistent error responses across the application. Instead of </w:t>
+            </w:r>
+            <w:r>
+              <w:lastRenderedPageBreak/>
+              <w:t>handling exceptions in every controller, a dedicated handler class processes them and returns a standardized response structure.</w:t>
+            </w:r>
+          </w:p>
+        </w:tc>
+        <w:tc>
+          <w:tcPr>
+            <w:tcW w:w="2551" w:type="dxa"/>
+          </w:tcPr>
+          <w:p>
+            <w:pPr>
+              <w:pStyle w:val="ListParagraph"/>
+              <w:ind w:left="0"/>
+            </w:pPr>
+          </w:p>
+        </w:tc>
+      </w:tr>
+      <w:tr>
+        <w:tc>
+          <w:tcPr>
+            <w:tcW w:w="2045" w:type="dxa"/>
+          </w:tcPr>
+          <w:p>
+            <w:pPr>
+              <w:pStyle w:val="ListParagraph"/>
+              <w:ind w:left="0"/>
+            </w:pPr>
+          </w:p>
+        </w:tc>
+        <w:tc>
+          <w:tcPr>
+            <w:tcW w:w="4394" w:type="dxa"/>
+          </w:tcPr>
+          <w:p>
+            <w:pPr>
+              <w:pStyle w:val="ListParagraph"/>
+              <w:ind w:left="0"/>
+            </w:pPr>
+          </w:p>
+        </w:tc>
+        <w:tc>
+          <w:tcPr>
+            <w:tcW w:w="2551" w:type="dxa"/>
+          </w:tcPr>
+          <w:p>
+            <w:pPr>
+              <w:pStyle w:val="ListParagraph"/>
+              <w:ind w:left="0"/>
+            </w:pPr>
+          </w:p>
+        </w:tc>
+      </w:tr>
+      <w:tr>
+        <w:tc>
+          <w:tcPr>
+            <w:tcW w:w="2045" w:type="dxa"/>
+          </w:tcPr>
+          <w:p>
+            <w:pPr>
+              <w:pStyle w:val="ListParagraph"/>
+              <w:ind w:left="0"/>
+            </w:pPr>
+            <w:r>
+              <w:t>@Async</w:t>
+            </w:r>
+          </w:p>
+        </w:tc>
+        <w:tc>
+          <w:tcPr>
+            <w:tcW w:w="4394" w:type="dxa"/>
+          </w:tcPr>
+          <w:p>
+            <w:pPr>
+              <w:pStyle w:val="ListParagraph"/>
+              <w:ind w:left="0"/>
+            </w:pPr>
+            <w:proofErr w:type="gramStart"/>
+            <w:r>
+              <w:t>@Async</w:t>
+            </w:r>
+            <w:proofErr w:type="gramEnd"/>
+            <w:r>
+              <w:t xml:space="preserve"> allows asynchronous execution managed by Spring’s task executor.</w:t>
+            </w:r>
+          </w:p>
+          <w:p>
+            <w:pPr>
+              <w:pStyle w:val="ListParagraph"/>
+              <w:ind w:left="0"/>
+            </w:pPr>
+            <w:proofErr w:type="gramStart"/>
+            <w:r>
+              <w:t>@Async</w:t>
+            </w:r>
+            <w:proofErr w:type="gramEnd"/>
+            <w:r>
+              <w:t xml:space="preserve"> simplifies asynchronous method execution</w:t>
+            </w:r>
+          </w:p>
+          <w:p>
+            <w:pPr>
+              <w:pStyle w:val="ListParagraph"/>
+              <w:ind w:left="0"/>
+            </w:pPr>
+          </w:p>
+        </w:tc>
+        <w:tc>
+          <w:tcPr>
+            <w:tcW w:w="2551" w:type="dxa"/>
+          </w:tcPr>
+          <w:p>
+            <w:pPr>
+              <w:pStyle w:val="ListParagraph"/>
+              <w:ind w:left="0"/>
+            </w:pPr>
+          </w:p>
+        </w:tc>
+      </w:tr>
+      <w:tr>
+        <w:tc>
+          <w:tcPr>
+            <w:tcW w:w="2045" w:type="dxa"/>
+          </w:tcPr>
+          <w:p>
+            <w:pPr>
+              <w:pStyle w:val="ListParagraph"/>
+              <w:ind w:left="0"/>
+            </w:pPr>
+            <w:r>
+              <w:t>@Valid</w:t>
+            </w:r>
+          </w:p>
+        </w:tc>
+        <w:tc>
+          <w:tcPr>
+            <w:tcW w:w="4394" w:type="dxa"/>
+          </w:tcPr>
+          <w:p>
+            <w:pPr>
+              <w:pStyle w:val="ListParagraph"/>
+              <w:ind w:left="0"/>
+            </w:pPr>
+            <w:r>
+              <w:t xml:space="preserve">Validation is implemented using annotations </w:t>
+            </w:r>
+            <w:proofErr w:type="gramStart"/>
+            <w:r>
+              <w:t>like @</w:t>
+            </w:r>
+            <w:proofErr w:type="gramEnd"/>
+            <w:r>
+              <w:t xml:space="preserve">NotNull, </w:t>
+            </w:r>
+          </w:p>
+          <w:p>
+            <w:pPr>
+              <w:pStyle w:val="ListParagraph"/>
+              <w:ind w:left="0"/>
+            </w:pPr>
+            <w:proofErr w:type="gramStart"/>
+            <w:r>
+              <w:t>@Size</w:t>
+            </w:r>
+            <w:proofErr w:type="gramEnd"/>
+            <w:r>
+              <w:t xml:space="preserve"> and </w:t>
+            </w:r>
+          </w:p>
+          <w:p>
+            <w:pPr>
+              <w:pStyle w:val="ListParagraph"/>
+              <w:ind w:left="0"/>
+            </w:pPr>
+            <w:proofErr w:type="gramStart"/>
+            <w:r>
+              <w:t>@Email</w:t>
+            </w:r>
+            <w:proofErr w:type="gramEnd"/>
+            <w:r>
+              <w:t xml:space="preserve"> on request DTOs. </w:t>
+            </w:r>
+            <w:proofErr w:type="gramStart"/>
+            <w:r>
+              <w:t>The @</w:t>
+            </w:r>
+            <w:proofErr w:type="gramEnd"/>
+            <w:r>
+              <w:t>Valid annotation is used in controller methods to trigger validation.</w:t>
+            </w:r>
+          </w:p>
+          <w:p>
+            <w:pPr>
+              <w:pStyle w:val="ListParagraph"/>
+              <w:ind w:left="0"/>
+            </w:pPr>
+          </w:p>
+          <w:p>
+            <w:pPr>
+              <w:pStyle w:val="ListParagraph"/>
+              <w:ind w:left="0"/>
+            </w:pPr>
+            <w:r>
+              <w:t xml:space="preserve"> If validation fails, </w:t>
+            </w:r>
+            <w:proofErr w:type="spellStart"/>
+            <w:r>
+              <w:t>MethodArgumentNotValidException</w:t>
+            </w:r>
+            <w:proofErr w:type="spellEnd"/>
+            <w:r>
+              <w:t xml:space="preserve"> is </w:t>
+            </w:r>
+            <w:proofErr w:type="gramStart"/>
+            <w:r>
+              <w:t>thrown</w:t>
+            </w:r>
+            <w:proofErr w:type="gramEnd"/>
+            <w:r>
+              <w:t xml:space="preserve"> and handled globally</w:t>
+            </w:r>
+          </w:p>
+          <w:p>
+            <w:pPr>
+              <w:pStyle w:val="ListParagraph"/>
+              <w:ind w:left="0"/>
+            </w:pPr>
+          </w:p>
+        </w:tc>
+        <w:tc>
+          <w:tcPr>
+            <w:tcW w:w="2551" w:type="dxa"/>
+          </w:tcPr>
+          <w:p>
+            <w:pPr>
+              <w:pStyle w:val="ListParagraph"/>
+              <w:ind w:left="0"/>
+            </w:pPr>
+          </w:p>
+        </w:tc>
+      </w:tr>
+      <w:tr>
+        <w:tc>
+          <w:tcPr>
+            <w:tcW w:w="2045" w:type="dxa"/>
+          </w:tcPr>
+          <w:p>
+            <w:pPr>
+              <w:pStyle w:val="ListParagraph"/>
+              <w:ind w:left="0"/>
+            </w:pPr>
+            <w:r>
+              <w:t>@Version</w:t>
+            </w:r>
+          </w:p>
+        </w:tc>
+        <w:tc>
+          <w:tcPr>
+            <w:tcW w:w="4394" w:type="dxa"/>
+          </w:tcPr>
+          <w:p>
+            <w:pPr>
+              <w:pStyle w:val="ListParagraph"/>
+              <w:ind w:left="0"/>
+            </w:pPr>
+            <w:r>
+              <w:t xml:space="preserve">I choose the appropriate locking strategy based on the use case. For high-read, low-conflict scenarios, I use optimistic locking with a version </w:t>
+            </w:r>
+            <w:proofErr w:type="gramStart"/>
+            <w:r>
+              <w:t>field (@</w:t>
+            </w:r>
+            <w:proofErr w:type="gramEnd"/>
+            <w:r>
+              <w:t>Version) so concurrent updates are detected and conflicting transactions fail cleanly. </w:t>
+            </w:r>
+          </w:p>
+          <w:p>
+            <w:pPr>
+              <w:pStyle w:val="ListParagraph"/>
+              <w:ind w:left="0"/>
+            </w:pPr>
+          </w:p>
+        </w:tc>
+        <w:tc>
+          <w:tcPr>
+            <w:tcW w:w="2551" w:type="dxa"/>
+          </w:tcPr>
+          <w:p>
+            <w:pPr>
+              <w:pStyle w:val="ListParagraph"/>
+              <w:ind w:left="0"/>
+            </w:pPr>
+          </w:p>
+        </w:tc>
+      </w:tr>
+      <w:tr>
+        <w:tc>
+          <w:tcPr>
+            <w:tcW w:w="2045" w:type="dxa"/>
+          </w:tcPr>
+          <w:p>
+            <w:pPr>
+              <w:pStyle w:val="ListParagraph"/>
+              <w:ind w:left="0"/>
+            </w:pPr>
+            <w:proofErr w:type="gramStart"/>
+            <w:r>
+              <w:t>@PreAuthorize</w:t>
+            </w:r>
+            <w:proofErr w:type="gramEnd"/>
+            <w:r>
+              <w:t>("hasRole('ADMIN')")</w:t>
+            </w:r>
+          </w:p>
+        </w:tc>
+        <w:tc>
+          <w:tcPr>
+            <w:tcW w:w="4394" w:type="dxa"/>
+          </w:tcPr>
+          <w:p>
+            <w:pPr>
+              <w:pStyle w:val="ListParagraph"/>
+              <w:ind w:left="0"/>
+            </w:pPr>
+          </w:p>
+        </w:tc>
+        <w:tc>
+          <w:tcPr>
+            <w:tcW w:w="2551" w:type="dxa"/>
+          </w:tcPr>
+          <w:p>
+            <w:pPr>
+              <w:pStyle w:val="ListParagraph"/>
+              <w:ind w:left="0"/>
+            </w:pPr>
+          </w:p>
+        </w:tc>
+      </w:tr>
+      <w:tr>
+        <w:tc>
+          <w:tcPr>
+            <w:tcW w:w="2045" w:type="dxa"/>
+          </w:tcPr>
+          <w:p>
+            <w:r>
+              <w:t>@</w:t>
+            </w:r>
+            <w:proofErr w:type="gramStart"/>
+            <w:r>
+              <w:t>CrossOrigin(</w:t>
+            </w:r>
+            <w:proofErr w:type="gramEnd"/>
+            <w:r>
+              <w:t>origins = "https://trusted.com")</w:t>
+            </w:r>
+          </w:p>
+          <w:p>
+            <w:pPr>
+              <w:pStyle w:val="ListParagraph"/>
+              <w:ind w:left="0"/>
+            </w:pPr>
+          </w:p>
+        </w:tc>
+        <w:tc>
+          <w:tcPr>
+            <w:tcW w:w="4394" w:type="dxa"/>
+          </w:tcPr>
+          <w:p>
+            <w:pPr>
+              <w:pStyle w:val="ListParagraph"/>
+              <w:ind w:left="0"/>
+            </w:pPr>
+          </w:p>
+        </w:tc>
+        <w:tc>
+          <w:tcPr>
+            <w:tcW w:w="2551" w:type="dxa"/>
+          </w:tcPr>
+          <w:p>
+            <w:pPr>
+              <w:pStyle w:val="ListParagraph"/>
+              <w:ind w:left="0"/>
+            </w:pPr>
+          </w:p>
+        </w:tc>
+      </w:tr>
+      <w:tr>
+        <w:tc>
+          <w:tcPr>
+            <w:tcW w:w="2045" w:type="dxa"/>
+          </w:tcPr>
+          <w:p>
+            <w:pPr>
+              <w:pStyle w:val="ListParagraph"/>
+              <w:ind w:left="0"/>
+            </w:pPr>
+            <w:r>
+              <w:t>@Lazy</w:t>
+            </w:r>
+          </w:p>
+        </w:tc>
+        <w:tc>
+          <w:tcPr>
+            <w:tcW w:w="4394" w:type="dxa"/>
+          </w:tcPr>
+          <w:p>
+            <w:pPr>
+              <w:pStyle w:val="ListParagraph"/>
+              <w:ind w:left="0"/>
+            </w:pPr>
+          </w:p>
+        </w:tc>
+        <w:tc>
+          <w:tcPr>
+            <w:tcW w:w="2551" w:type="dxa"/>
+          </w:tcPr>
+          <w:p>
+            <w:pPr>
+              <w:pStyle w:val="ListParagraph"/>
+              <w:ind w:left="0"/>
+            </w:pPr>
+          </w:p>
+        </w:tc>
+      </w:tr>
+      <w:tr>
+        <w:tc>
+          <w:tcPr>
+            <w:tcW w:w="2045" w:type="dxa"/>
+          </w:tcPr>
+          <w:p>
+            <w:pPr>
+              <w:pStyle w:val="ListParagraph"/>
+              <w:ind w:left="0"/>
+            </w:pPr>
+            <w:r>
+              <w:t>@EnableCaching</w:t>
+            </w:r>
+          </w:p>
+        </w:tc>
+        <w:tc>
+          <w:tcPr>
+            <w:tcW w:w="4394" w:type="dxa"/>
+          </w:tcPr>
+          <w:p>
+            <w:pPr>
+              <w:pStyle w:val="ListParagraph"/>
+              <w:ind w:left="0"/>
+            </w:pPr>
+          </w:p>
+        </w:tc>
+        <w:tc>
+          <w:tcPr>
+            <w:tcW w:w="2551" w:type="dxa"/>
+          </w:tcPr>
+          <w:p>
+            <w:pPr>
+              <w:pStyle w:val="ListParagraph"/>
+              <w:ind w:left="0"/>
+            </w:pPr>
+          </w:p>
+        </w:tc>
+      </w:tr>
+      <w:tr>
+        <w:tc>
+          <w:tcPr>
+            <w:tcW w:w="2045" w:type="dxa"/>
+          </w:tcPr>
+          <w:p>
+            <w:pPr>
+              <w:pStyle w:val="ListParagraph"/>
+              <w:ind w:left="0"/>
+            </w:pPr>
+          </w:p>
+        </w:tc>
+        <w:tc>
+          <w:tcPr>
+            <w:tcW w:w="4394" w:type="dxa"/>
+          </w:tcPr>
+          <w:p>
+            <w:pPr>
+              <w:pStyle w:val="ListParagraph"/>
+              <w:ind w:left="0"/>
+            </w:pPr>
+          </w:p>
+        </w:tc>
+        <w:tc>
+          <w:tcPr>
+            <w:tcW w:w="2551" w:type="dxa"/>
+          </w:tcPr>
+          <w:p>
+            <w:pPr>
+              <w:pStyle w:val="ListParagraph"/>
+              <w:ind w:left="0"/>
+            </w:pPr>
+          </w:p>
+        </w:tc>
+      </w:tr>
+      <w:tr>
+        <w:tc>
+          <w:tcPr>
+            <w:tcW w:w="2045" w:type="dxa"/>
+          </w:tcPr>
+          <w:p>
+            <w:pPr>
+              <w:pStyle w:val="ListParagraph"/>
+              <w:ind w:left="0"/>
+            </w:pPr>
+          </w:p>
+        </w:tc>
+        <w:tc>
+          <w:tcPr>
+            <w:tcW w:w="4394" w:type="dxa"/>
+          </w:tcPr>
+          <w:p>
+            <w:pPr>
+              <w:pStyle w:val="ListParagraph"/>
+              <w:ind w:left="0"/>
+            </w:pPr>
+          </w:p>
+        </w:tc>
+        <w:tc>
+          <w:tcPr>
+            <w:tcW w:w="2551" w:type="dxa"/>
+          </w:tcPr>
+          <w:p>
+            <w:pPr>
+              <w:pStyle w:val="ListParagraph"/>
+              <w:ind w:left="0"/>
+            </w:pPr>
+          </w:p>
+        </w:tc>
+      </w:tr>
+      <w:tr>
+        <w:tc>
+          <w:tcPr>
+            <w:tcW w:w="2045" w:type="dxa"/>
+          </w:tcPr>
+          <w:p>
+            <w:pPr>
+              <w:pStyle w:val="ListParagraph"/>
+              <w:ind w:left="0"/>
+            </w:pPr>
+          </w:p>
+        </w:tc>
+        <w:tc>
+          <w:tcPr>
+            <w:tcW w:w="4394" w:type="dxa"/>
+          </w:tcPr>
+          <w:p>
+            <w:pPr>
+              <w:pStyle w:val="ListParagraph"/>
+              <w:ind w:left="0"/>
+            </w:pPr>
+          </w:p>
+        </w:tc>
+        <w:tc>
+          <w:tcPr>
+            <w:tcW w:w="2551" w:type="dxa"/>
+          </w:tcPr>
+          <w:p>
+            <w:pPr>
+              <w:pStyle w:val="ListParagraph"/>
+              <w:ind w:left="0"/>
+            </w:pPr>
+          </w:p>
+        </w:tc>
+      </w:tr>
+      <w:tr>
+        <w:tc>
+          <w:tcPr>
+            <w:tcW w:w="2045" w:type="dxa"/>
+          </w:tcPr>
+          <w:p>
+            <w:pPr>
+              <w:pStyle w:val="ListParagraph"/>
+              <w:ind w:left="0"/>
+            </w:pPr>
+          </w:p>
+        </w:tc>
+        <w:tc>
+          <w:tcPr>
+            <w:tcW w:w="4394" w:type="dxa"/>
+          </w:tcPr>
+          <w:p>
+            <w:pPr>
+              <w:pStyle w:val="ListParagraph"/>
+              <w:ind w:left="0"/>
+            </w:pPr>
+          </w:p>
+        </w:tc>
+        <w:tc>
+          <w:tcPr>
+            <w:tcW w:w="2551" w:type="dxa"/>
+          </w:tcPr>
+          <w:p>
+            <w:pPr>
+              <w:pStyle w:val="ListParagraph"/>
+              <w:ind w:left="0"/>
+            </w:pPr>
+          </w:p>
+        </w:tc>
+      </w:tr>
+      <w:tr>
+        <w:tc>
+          <w:tcPr>
+            <w:tcW w:w="2045" w:type="dxa"/>
+          </w:tcPr>
+          <w:p>
+            <w:pPr>
+              <w:pStyle w:val="ListParagraph"/>
+              <w:ind w:left="0"/>
+            </w:pPr>
+          </w:p>
+        </w:tc>
+        <w:tc>
+          <w:tcPr>
+            <w:tcW w:w="4394" w:type="dxa"/>
+          </w:tcPr>
+          <w:p>
+            <w:pPr>
+              <w:pStyle w:val="ListParagraph"/>
+              <w:ind w:left="0"/>
+            </w:pPr>
+          </w:p>
+        </w:tc>
+        <w:tc>
+          <w:tcPr>
+            <w:tcW w:w="2551" w:type="dxa"/>
+          </w:tcPr>
+          <w:p>
+            <w:pPr>
+              <w:pStyle w:val="ListParagraph"/>
+              <w:ind w:left="0"/>
+            </w:pPr>
+          </w:p>
+        </w:tc>
+      </w:tr>
+      <w:tr>
+        <w:tc>
+          <w:tcPr>
+            <w:tcW w:w="2045" w:type="dxa"/>
+          </w:tcPr>
+          <w:p>
+            <w:pPr>
+              <w:pStyle w:val="ListParagraph"/>
+              <w:ind w:left="0"/>
+            </w:pPr>
+          </w:p>
+        </w:tc>
+        <w:tc>
+          <w:tcPr>
+            <w:tcW w:w="4394" w:type="dxa"/>
+          </w:tcPr>
+          <w:p>
+            <w:pPr>
+              <w:pStyle w:val="ListParagraph"/>
+              <w:ind w:left="0"/>
+            </w:pPr>
+          </w:p>
+        </w:tc>
+        <w:tc>
+          <w:tcPr>
+            <w:tcW w:w="2551" w:type="dxa"/>
+          </w:tcPr>
+          <w:p>
+            <w:pPr>
+              <w:pStyle w:val="ListParagraph"/>
+              <w:ind w:left="0"/>
+            </w:pPr>
+          </w:p>
+        </w:tc>
+      </w:tr>
+    </w:tbl>
+    <w:p>
+      <w:pPr>
+        <w:pStyle w:val="ListParagraph"/>
+        <w:ind w:left="360"/>
+      </w:pPr>
+    </w:p>
+    <w:p/>
+    <w:p>
+      <w:pPr>
+        <w:pStyle w:val="ListParagraph"/>
+        <w:numPr>
+          <w:ilvl w:val="0"/>
+          <w:numId w:val="6"/>
+        </w:numPr>
+        <w:rPr>
+          <w:b/>
+          <w:bCs/>
+        </w:rPr>
+      </w:pPr>
+      <w:r>
+        <w:rPr>
+          <w:b/>
+          <w:bCs/>
+        </w:rPr>
+        <w:t>How are Constructor and Setter Injection different</w:t>
+      </w:r>
+    </w:p>
+    <w:tbl>
+      <w:tblPr>
+        <w:tblW w:w="11409" w:type="dxa"/>
+        <w:tblInd w:w="-998" w:type="dxa"/>
+        <w:tblBorders>
+          <w:top w:val="single" w:sz="6" w:space="0" w:color="000000"/>
+          <w:left w:val="single" w:sz="6" w:space="0" w:color="000000"/>
+          <w:bottom w:val="single" w:sz="6" w:space="0" w:color="000000"/>
+          <w:right w:val="single" w:sz="6" w:space="0" w:color="000000"/>
+        </w:tblBorders>
+        <w:shd w:val="clear" w:color="auto" w:fill="ADD8E6"/>
+        <w:tblCellMar>
+          <w:top w:w="15" w:type="dxa"/>
+          <w:left w:w="15" w:type="dxa"/>
+          <w:bottom w:w="15" w:type="dxa"/>
+          <w:right w:w="15" w:type="dxa"/>
+        </w:tblCellMar>
+        <w:tblLook w:val="04A0" w:firstRow="1" w:lastRow="0" w:firstColumn="1" w:lastColumn="0" w:noHBand="0" w:noVBand="1"/>
+      </w:tblPr>
+      <w:tblGrid>
+        <w:gridCol w:w="3513"/>
+        <w:gridCol w:w="3788"/>
+        <w:gridCol w:w="4108"/>
+      </w:tblGrid>
+      <w:tr>
+        <w:trPr>
+          <w:trHeight w:val="343"/>
+        </w:trPr>
+        <w:tc>
+          <w:tcPr>
+            <w:tcW w:w="0" w:type="auto"/>
+            <w:tcBorders>
+              <w:top w:val="single" w:sz="2" w:space="0" w:color="auto"/>
+              <w:left w:val="single" w:sz="4" w:space="0" w:color="auto"/>
+              <w:bottom w:val="single" w:sz="2" w:space="0" w:color="auto"/>
+              <w:right w:val="single" w:sz="4" w:space="0" w:color="auto"/>
+            </w:tcBorders>
+            <w:shd w:val="clear" w:color="auto" w:fill="FFFFFF"/>
+            <w:vAlign w:val="center"/>
+            <w:hideMark/>
+          </w:tcPr>
+          <w:p>
+            <w:pPr>
+              <w:spacing w:after="0" w:line="240" w:lineRule="auto"/>
+              <w:rPr>
+                <w:rFonts w:ascii="Noto Sans" w:eastAsia="Times New Roman" w:hAnsi="Noto Sans" w:cs="Noto Sans"/>
+                <w:color w:val="000000"/>
+                <w:kern w:val="0"/>
+                <w14:ligatures w14:val="none"/>
+              </w:rPr>
+            </w:pPr>
+            <w:r>
+              <w:rPr>
+                <w:rFonts w:ascii="Noto Sans" w:eastAsia="Times New Roman" w:hAnsi="Noto Sans" w:cs="Noto Sans"/>
+                <w:b/>
+                <w:bCs/>
+                <w:color w:val="000000"/>
+                <w:kern w:val="0"/>
+                <w14:ligatures w14:val="none"/>
+              </w:rPr>
+              <w:t>Feature</w:t>
+            </w:r>
+          </w:p>
+        </w:tc>
+        <w:tc>
+          <w:tcPr>
+            <w:tcW w:w="0" w:type="auto"/>
+            <w:tcBorders>
+              <w:top w:val="single" w:sz="2" w:space="0" w:color="auto"/>
+              <w:left w:val="single" w:sz="4" w:space="0" w:color="auto"/>
+              <w:bottom w:val="single" w:sz="2" w:space="0" w:color="auto"/>
+              <w:right w:val="single" w:sz="4" w:space="0" w:color="auto"/>
+            </w:tcBorders>
+            <w:shd w:val="clear" w:color="auto" w:fill="FFFFFF"/>
+            <w:vAlign w:val="center"/>
+            <w:hideMark/>
+          </w:tcPr>
+          <w:p>
+            <w:pPr>
+              <w:spacing w:after="0" w:line="240" w:lineRule="auto"/>
+              <w:rPr>
+                <w:rFonts w:ascii="Noto Sans" w:eastAsia="Times New Roman" w:hAnsi="Noto Sans" w:cs="Noto Sans"/>
+                <w:color w:val="000000"/>
+                <w:kern w:val="0"/>
+                <w14:ligatures w14:val="none"/>
+              </w:rPr>
+            </w:pPr>
+            <w:r>
+              <w:rPr>
+                <w:rFonts w:ascii="Noto Sans" w:eastAsia="Times New Roman" w:hAnsi="Noto Sans" w:cs="Noto Sans"/>
+                <w:b/>
+                <w:bCs/>
+                <w:color w:val="000000"/>
+                <w:kern w:val="0"/>
+                <w14:ligatures w14:val="none"/>
+              </w:rPr>
+              <w:t>Constructor Injection</w:t>
+            </w:r>
+          </w:p>
+        </w:tc>
+        <w:tc>
+          <w:tcPr>
+            <w:tcW w:w="0" w:type="auto"/>
+            <w:tcBorders>
+              <w:top w:val="single" w:sz="2" w:space="0" w:color="auto"/>
+              <w:left w:val="single" w:sz="4" w:space="0" w:color="auto"/>
+              <w:bottom w:val="single" w:sz="2" w:space="0" w:color="auto"/>
+              <w:right w:val="single" w:sz="4" w:space="0" w:color="auto"/>
+            </w:tcBorders>
+            <w:shd w:val="clear" w:color="auto" w:fill="FFFFFF"/>
+            <w:vAlign w:val="center"/>
+            <w:hideMark/>
+          </w:tcPr>
+          <w:p>
+            <w:pPr>
+              <w:spacing w:after="0" w:line="240" w:lineRule="auto"/>
+              <w:rPr>
+                <w:rFonts w:ascii="Noto Sans" w:eastAsia="Times New Roman" w:hAnsi="Noto Sans" w:cs="Noto Sans"/>
+                <w:color w:val="000000"/>
+                <w:kern w:val="0"/>
+                <w14:ligatures w14:val="none"/>
+              </w:rPr>
+            </w:pPr>
+            <w:r>
+              <w:rPr>
+                <w:rFonts w:ascii="Noto Sans" w:eastAsia="Times New Roman" w:hAnsi="Noto Sans" w:cs="Noto Sans"/>
+                <w:b/>
+                <w:bCs/>
+                <w:color w:val="000000"/>
+                <w:kern w:val="0"/>
+                <w14:ligatures w14:val="none"/>
+              </w:rPr>
+              <w:t>Setter Injection</w:t>
+            </w:r>
+          </w:p>
+        </w:tc>
+      </w:tr>
+      <w:tr>
+        <w:trPr>
+          <w:trHeight w:val="343"/>
+        </w:trPr>
+        <w:tc>
+          <w:tcPr>
+            <w:tcW w:w="0" w:type="auto"/>
+            <w:tcBorders>
+              <w:top w:val="single" w:sz="2" w:space="0" w:color="auto"/>
+              <w:left w:val="single" w:sz="4" w:space="0" w:color="auto"/>
+              <w:bottom w:val="single" w:sz="2" w:space="0" w:color="auto"/>
+              <w:right w:val="single" w:sz="4" w:space="0" w:color="auto"/>
+            </w:tcBorders>
+            <w:shd w:val="clear" w:color="auto" w:fill="FFFFFF"/>
+            <w:vAlign w:val="center"/>
+            <w:hideMark/>
+          </w:tcPr>
+          <w:p>
+            <w:pPr>
+              <w:spacing w:after="0" w:line="240" w:lineRule="auto"/>
+              <w:rPr>
+                <w:rFonts w:ascii="Noto Sans" w:eastAsia="Times New Roman" w:hAnsi="Noto Sans" w:cs="Noto Sans"/>
+                <w:color w:val="000000"/>
+                <w:kern w:val="0"/>
+                <w14:ligatures w14:val="none"/>
+              </w:rPr>
+            </w:pPr>
+            <w:r>
+              <w:rPr>
+                <w:rFonts w:ascii="Noto Sans" w:eastAsia="Times New Roman" w:hAnsi="Noto Sans" w:cs="Noto Sans"/>
+                <w:color w:val="000000"/>
+                <w:kern w:val="0"/>
+                <w14:ligatures w14:val="none"/>
+              </w:rPr>
+              <w:t>Injection Time</w:t>
+            </w:r>
+          </w:p>
+        </w:tc>
+        <w:tc>
+          <w:tcPr>
+            <w:tcW w:w="0" w:type="auto"/>
+            <w:tcBorders>
+              <w:top w:val="single" w:sz="2" w:space="0" w:color="auto"/>
+              <w:left w:val="single" w:sz="4" w:space="0" w:color="auto"/>
+              <w:bottom w:val="single" w:sz="2" w:space="0" w:color="auto"/>
+              <w:right w:val="single" w:sz="4" w:space="0" w:color="auto"/>
+            </w:tcBorders>
+            <w:shd w:val="clear" w:color="auto" w:fill="FFFFFF"/>
+            <w:vAlign w:val="center"/>
+            <w:hideMark/>
+          </w:tcPr>
+          <w:p>
+            <w:pPr>
+              <w:spacing w:after="0" w:line="240" w:lineRule="auto"/>
+              <w:rPr>
+                <w:rFonts w:ascii="Noto Sans" w:eastAsia="Times New Roman" w:hAnsi="Noto Sans" w:cs="Noto Sans"/>
+                <w:color w:val="000000"/>
+                <w:kern w:val="0"/>
+                <w14:ligatures w14:val="none"/>
+              </w:rPr>
+            </w:pPr>
+            <w:r>
+              <w:rPr>
+                <w:rFonts w:ascii="Noto Sans" w:eastAsia="Times New Roman" w:hAnsi="Noto Sans" w:cs="Noto Sans"/>
+                <w:color w:val="000000"/>
+                <w:kern w:val="0"/>
+                <w14:ligatures w14:val="none"/>
+              </w:rPr>
+              <w:t>At object creation</w:t>
+            </w:r>
+          </w:p>
+        </w:tc>
+        <w:tc>
+          <w:tcPr>
+            <w:tcW w:w="0" w:type="auto"/>
+            <w:tcBorders>
+              <w:top w:val="single" w:sz="2" w:space="0" w:color="auto"/>
+              <w:left w:val="single" w:sz="4" w:space="0" w:color="auto"/>
+              <w:bottom w:val="single" w:sz="2" w:space="0" w:color="auto"/>
+              <w:right w:val="single" w:sz="4" w:space="0" w:color="auto"/>
+            </w:tcBorders>
+            <w:shd w:val="clear" w:color="auto" w:fill="FFFFFF"/>
+            <w:vAlign w:val="center"/>
+            <w:hideMark/>
+          </w:tcPr>
+          <w:p>
+            <w:pPr>
+              <w:spacing w:after="0" w:line="240" w:lineRule="auto"/>
+              <w:rPr>
+                <w:rFonts w:ascii="Noto Sans" w:eastAsia="Times New Roman" w:hAnsi="Noto Sans" w:cs="Noto Sans"/>
+                <w:color w:val="000000"/>
+                <w:kern w:val="0"/>
+                <w14:ligatures w14:val="none"/>
+              </w:rPr>
+            </w:pPr>
+            <w:r>
+              <w:rPr>
+                <w:rFonts w:ascii="Noto Sans" w:eastAsia="Times New Roman" w:hAnsi="Noto Sans" w:cs="Noto Sans"/>
+                <w:color w:val="000000"/>
+                <w:kern w:val="0"/>
+                <w14:ligatures w14:val="none"/>
+              </w:rPr>
+              <w:t>After object creation</w:t>
+            </w:r>
+          </w:p>
+        </w:tc>
+      </w:tr>
+      <w:tr>
+        <w:trPr>
+          <w:trHeight w:val="343"/>
+        </w:trPr>
+        <w:tc>
+          <w:tcPr>
+            <w:tcW w:w="0" w:type="auto"/>
+            <w:tcBorders>
+              <w:top w:val="single" w:sz="2" w:space="0" w:color="auto"/>
+              <w:left w:val="single" w:sz="4" w:space="0" w:color="auto"/>
+              <w:bottom w:val="single" w:sz="2" w:space="0" w:color="auto"/>
+              <w:right w:val="single" w:sz="4" w:space="0" w:color="auto"/>
+            </w:tcBorders>
+            <w:shd w:val="clear" w:color="auto" w:fill="FFFFFF"/>
+            <w:vAlign w:val="center"/>
+            <w:hideMark/>
+          </w:tcPr>
+          <w:p>
+            <w:pPr>
+              <w:spacing w:after="0" w:line="240" w:lineRule="auto"/>
+              <w:rPr>
+                <w:rFonts w:ascii="Noto Sans" w:eastAsia="Times New Roman" w:hAnsi="Noto Sans" w:cs="Noto Sans"/>
+                <w:color w:val="000000"/>
+                <w:kern w:val="0"/>
+                <w14:ligatures w14:val="none"/>
+              </w:rPr>
+            </w:pPr>
+            <w:r>
+              <w:rPr>
+                <w:rFonts w:ascii="Noto Sans" w:eastAsia="Times New Roman" w:hAnsi="Noto Sans" w:cs="Noto Sans"/>
+                <w:color w:val="000000"/>
+                <w:kern w:val="0"/>
+                <w14:ligatures w14:val="none"/>
+              </w:rPr>
+              <w:t>Dependency Requirement</w:t>
+            </w:r>
+          </w:p>
+        </w:tc>
+        <w:tc>
+          <w:tcPr>
+            <w:tcW w:w="0" w:type="auto"/>
+            <w:tcBorders>
+              <w:top w:val="single" w:sz="2" w:space="0" w:color="auto"/>
+              <w:left w:val="single" w:sz="4" w:space="0" w:color="auto"/>
+              <w:bottom w:val="single" w:sz="2" w:space="0" w:color="auto"/>
+              <w:right w:val="single" w:sz="4" w:space="0" w:color="auto"/>
+            </w:tcBorders>
+            <w:shd w:val="clear" w:color="auto" w:fill="FFFFFF"/>
+            <w:vAlign w:val="center"/>
+            <w:hideMark/>
+          </w:tcPr>
+          <w:p>
+            <w:pPr>
+              <w:spacing w:after="0" w:line="240" w:lineRule="auto"/>
+              <w:rPr>
+                <w:rFonts w:ascii="Noto Sans" w:eastAsia="Times New Roman" w:hAnsi="Noto Sans" w:cs="Noto Sans"/>
+                <w:color w:val="000000"/>
+                <w:kern w:val="0"/>
+                <w14:ligatures w14:val="none"/>
+              </w:rPr>
+            </w:pPr>
+            <w:r>
+              <w:rPr>
+                <w:rFonts w:ascii="Noto Sans" w:eastAsia="Times New Roman" w:hAnsi="Noto Sans" w:cs="Noto Sans"/>
+                <w:color w:val="000000"/>
+                <w:kern w:val="0"/>
+                <w14:ligatures w14:val="none"/>
+              </w:rPr>
+              <w:t>Mandatory dependencies</w:t>
+            </w:r>
+          </w:p>
+        </w:tc>
+        <w:tc>
+          <w:tcPr>
+            <w:tcW w:w="0" w:type="auto"/>
+            <w:tcBorders>
+              <w:top w:val="single" w:sz="2" w:space="0" w:color="auto"/>
+              <w:left w:val="single" w:sz="4" w:space="0" w:color="auto"/>
+              <w:bottom w:val="single" w:sz="2" w:space="0" w:color="auto"/>
+              <w:right w:val="single" w:sz="4" w:space="0" w:color="auto"/>
+            </w:tcBorders>
+            <w:shd w:val="clear" w:color="auto" w:fill="FFFFFF"/>
+            <w:vAlign w:val="center"/>
+            <w:hideMark/>
+          </w:tcPr>
+          <w:p>
+            <w:pPr>
+              <w:spacing w:after="0" w:line="240" w:lineRule="auto"/>
+              <w:rPr>
+                <w:rFonts w:ascii="Noto Sans" w:eastAsia="Times New Roman" w:hAnsi="Noto Sans" w:cs="Noto Sans"/>
+                <w:color w:val="000000"/>
+                <w:kern w:val="0"/>
+                <w14:ligatures w14:val="none"/>
+              </w:rPr>
+            </w:pPr>
+            <w:r>
+              <w:rPr>
+                <w:rFonts w:ascii="Noto Sans" w:eastAsia="Times New Roman" w:hAnsi="Noto Sans" w:cs="Noto Sans"/>
+                <w:color w:val="000000"/>
+                <w:kern w:val="0"/>
+                <w14:ligatures w14:val="none"/>
+              </w:rPr>
+              <w:t>Optional dependencies</w:t>
+            </w:r>
+          </w:p>
+        </w:tc>
+      </w:tr>
+      <w:tr>
+        <w:trPr>
+          <w:trHeight w:val="324"/>
+        </w:trPr>
+        <w:tc>
+          <w:tcPr>
+            <w:tcW w:w="0" w:type="auto"/>
+            <w:tcBorders>
+              <w:top w:val="single" w:sz="2" w:space="0" w:color="auto"/>
+              <w:left w:val="single" w:sz="4" w:space="0" w:color="auto"/>
+              <w:bottom w:val="single" w:sz="2" w:space="0" w:color="auto"/>
+              <w:right w:val="single" w:sz="4" w:space="0" w:color="auto"/>
+            </w:tcBorders>
+            <w:shd w:val="clear" w:color="auto" w:fill="FFFFFF"/>
+            <w:vAlign w:val="center"/>
+            <w:hideMark/>
+          </w:tcPr>
+          <w:p>
+            <w:pPr>
+              <w:spacing w:after="0" w:line="240" w:lineRule="auto"/>
+              <w:rPr>
+                <w:rFonts w:ascii="Noto Sans" w:eastAsia="Times New Roman" w:hAnsi="Noto Sans" w:cs="Noto Sans"/>
+                <w:color w:val="000000"/>
+                <w:kern w:val="0"/>
+                <w14:ligatures w14:val="none"/>
+              </w:rPr>
+            </w:pPr>
+            <w:r>
+              <w:rPr>
+                <w:rFonts w:ascii="Noto Sans" w:eastAsia="Times New Roman" w:hAnsi="Noto Sans" w:cs="Noto Sans"/>
+                <w:color w:val="000000"/>
+                <w:kern w:val="0"/>
+                <w14:ligatures w14:val="none"/>
+              </w:rPr>
+              <w:t>Immutability</w:t>
+            </w:r>
+          </w:p>
+        </w:tc>
+        <w:tc>
+          <w:tcPr>
+            <w:tcW w:w="0" w:type="auto"/>
+            <w:tcBorders>
+              <w:top w:val="single" w:sz="2" w:space="0" w:color="auto"/>
+              <w:left w:val="single" w:sz="4" w:space="0" w:color="auto"/>
+              <w:bottom w:val="single" w:sz="2" w:space="0" w:color="auto"/>
+              <w:right w:val="single" w:sz="4" w:space="0" w:color="auto"/>
+            </w:tcBorders>
+            <w:shd w:val="clear" w:color="auto" w:fill="FFFFFF"/>
+            <w:vAlign w:val="center"/>
+            <w:hideMark/>
+          </w:tcPr>
+          <w:p>
+            <w:pPr>
+              <w:spacing w:after="0" w:line="240" w:lineRule="auto"/>
+              <w:rPr>
+                <w:rFonts w:ascii="Noto Sans" w:eastAsia="Times New Roman" w:hAnsi="Noto Sans" w:cs="Noto Sans"/>
+                <w:color w:val="000000"/>
+                <w:kern w:val="0"/>
+                <w14:ligatures w14:val="none"/>
+              </w:rPr>
+            </w:pPr>
+            <w:r>
+              <w:rPr>
+                <w:rFonts w:ascii="Noto Sans" w:eastAsia="Times New Roman" w:hAnsi="Noto Sans" w:cs="Noto Sans"/>
+                <w:color w:val="000000"/>
+                <w:kern w:val="0"/>
+                <w14:ligatures w14:val="none"/>
+              </w:rPr>
+              <w:t>Supports immutable objects</w:t>
+            </w:r>
+          </w:p>
+        </w:tc>
+        <w:tc>
+          <w:tcPr>
+            <w:tcW w:w="0" w:type="auto"/>
+            <w:tcBorders>
+              <w:top w:val="single" w:sz="2" w:space="0" w:color="auto"/>
+              <w:left w:val="single" w:sz="4" w:space="0" w:color="auto"/>
+              <w:bottom w:val="single" w:sz="2" w:space="0" w:color="auto"/>
+              <w:right w:val="single" w:sz="4" w:space="0" w:color="auto"/>
+            </w:tcBorders>
+            <w:shd w:val="clear" w:color="auto" w:fill="FFFFFF"/>
+            <w:vAlign w:val="center"/>
+            <w:hideMark/>
+          </w:tcPr>
+          <w:p>
+            <w:pPr>
+              <w:spacing w:after="0" w:line="240" w:lineRule="auto"/>
+              <w:rPr>
+                <w:rFonts w:ascii="Noto Sans" w:eastAsia="Times New Roman" w:hAnsi="Noto Sans" w:cs="Noto Sans"/>
+                <w:color w:val="000000"/>
+                <w:kern w:val="0"/>
+                <w14:ligatures w14:val="none"/>
+              </w:rPr>
+            </w:pPr>
+            <w:r>
+              <w:rPr>
+                <w:rFonts w:ascii="Noto Sans" w:eastAsia="Times New Roman" w:hAnsi="Noto Sans" w:cs="Noto Sans"/>
+                <w:color w:val="000000"/>
+                <w:kern w:val="0"/>
+                <w14:ligatures w14:val="none"/>
+              </w:rPr>
+              <w:t>Does not support immutability</w:t>
+            </w:r>
+          </w:p>
+        </w:tc>
+      </w:tr>
+      <w:tr>
+        <w:trPr>
+          <w:trHeight w:val="343"/>
+        </w:trPr>
+        <w:tc>
+          <w:tcPr>
+            <w:tcW w:w="0" w:type="auto"/>
+            <w:tcBorders>
+              <w:top w:val="single" w:sz="2" w:space="0" w:color="auto"/>
+              <w:left w:val="single" w:sz="4" w:space="0" w:color="auto"/>
+              <w:bottom w:val="single" w:sz="2" w:space="0" w:color="auto"/>
+              <w:right w:val="single" w:sz="4" w:space="0" w:color="auto"/>
+            </w:tcBorders>
+            <w:shd w:val="clear" w:color="auto" w:fill="FFFFFF"/>
+            <w:vAlign w:val="center"/>
+            <w:hideMark/>
+          </w:tcPr>
+          <w:p>
+            <w:pPr>
+              <w:spacing w:after="0" w:line="240" w:lineRule="auto"/>
+              <w:rPr>
+                <w:rFonts w:ascii="Noto Sans" w:eastAsia="Times New Roman" w:hAnsi="Noto Sans" w:cs="Noto Sans"/>
+                <w:color w:val="000000"/>
+                <w:kern w:val="0"/>
+                <w14:ligatures w14:val="none"/>
+              </w:rPr>
+            </w:pPr>
+            <w:r>
+              <w:rPr>
+                <w:rFonts w:ascii="Noto Sans" w:eastAsia="Times New Roman" w:hAnsi="Noto Sans" w:cs="Noto Sans"/>
+                <w:color w:val="000000"/>
+                <w:kern w:val="0"/>
+                <w14:ligatures w14:val="none"/>
+              </w:rPr>
+              <w:t>Testability</w:t>
+            </w:r>
+          </w:p>
+        </w:tc>
+        <w:tc>
+          <w:tcPr>
+            <w:tcW w:w="0" w:type="auto"/>
+            <w:tcBorders>
+              <w:top w:val="single" w:sz="2" w:space="0" w:color="auto"/>
+              <w:left w:val="single" w:sz="4" w:space="0" w:color="auto"/>
+              <w:bottom w:val="single" w:sz="2" w:space="0" w:color="auto"/>
+              <w:right w:val="single" w:sz="4" w:space="0" w:color="auto"/>
+            </w:tcBorders>
+            <w:shd w:val="clear" w:color="auto" w:fill="FFFFFF"/>
+            <w:vAlign w:val="center"/>
+            <w:hideMark/>
+          </w:tcPr>
+          <w:p>
+            <w:pPr>
+              <w:spacing w:after="0" w:line="240" w:lineRule="auto"/>
+              <w:rPr>
+                <w:rFonts w:ascii="Noto Sans" w:eastAsia="Times New Roman" w:hAnsi="Noto Sans" w:cs="Noto Sans"/>
+                <w:color w:val="000000"/>
+                <w:kern w:val="0"/>
+                <w14:ligatures w14:val="none"/>
+              </w:rPr>
+            </w:pPr>
+            <w:r>
+              <w:rPr>
+                <w:rFonts w:ascii="Noto Sans" w:eastAsia="Times New Roman" w:hAnsi="Noto Sans" w:cs="Noto Sans"/>
+                <w:color w:val="000000"/>
+                <w:kern w:val="0"/>
+                <w14:ligatures w14:val="none"/>
+              </w:rPr>
+              <w:t>Easier to test</w:t>
+            </w:r>
+          </w:p>
+        </w:tc>
+        <w:tc>
+          <w:tcPr>
+            <w:tcW w:w="0" w:type="auto"/>
+            <w:tcBorders>
+              <w:top w:val="single" w:sz="2" w:space="0" w:color="auto"/>
+              <w:left w:val="single" w:sz="4" w:space="0" w:color="auto"/>
+              <w:bottom w:val="single" w:sz="2" w:space="0" w:color="auto"/>
+              <w:right w:val="single" w:sz="4" w:space="0" w:color="auto"/>
+            </w:tcBorders>
+            <w:shd w:val="clear" w:color="auto" w:fill="FFFFFF"/>
+            <w:vAlign w:val="center"/>
+            <w:hideMark/>
+          </w:tcPr>
+          <w:p>
+            <w:pPr>
+              <w:spacing w:after="0" w:line="240" w:lineRule="auto"/>
+              <w:rPr>
+                <w:rFonts w:ascii="Noto Sans" w:eastAsia="Times New Roman" w:hAnsi="Noto Sans" w:cs="Noto Sans"/>
+                <w:color w:val="000000"/>
+                <w:kern w:val="0"/>
+                <w14:ligatures w14:val="none"/>
+              </w:rPr>
+            </w:pPr>
+            <w:proofErr w:type="gramStart"/>
+            <w:r>
+              <w:rPr>
+                <w:rFonts w:ascii="Noto Sans" w:eastAsia="Times New Roman" w:hAnsi="Noto Sans" w:cs="Noto Sans"/>
+                <w:color w:val="000000"/>
+                <w:kern w:val="0"/>
+                <w14:ligatures w14:val="none"/>
+              </w:rPr>
+              <w:t>Slightly</w:t>
+            </w:r>
+            <w:proofErr w:type="gramEnd"/>
+            <w:r>
+              <w:rPr>
+                <w:rFonts w:ascii="Noto Sans" w:eastAsia="Times New Roman" w:hAnsi="Noto Sans" w:cs="Noto Sans"/>
+                <w:color w:val="000000"/>
+                <w:kern w:val="0"/>
+                <w14:ligatures w14:val="none"/>
+              </w:rPr>
+              <w:t xml:space="preserve"> harder to test</w:t>
+            </w:r>
+          </w:p>
+        </w:tc>
+      </w:tr>
+      <w:tr>
+        <w:trPr>
+          <w:trHeight w:val="343"/>
+        </w:trPr>
+        <w:tc>
+          <w:tcPr>
+            <w:tcW w:w="0" w:type="auto"/>
+            <w:tcBorders>
+              <w:top w:val="single" w:sz="2" w:space="0" w:color="auto"/>
+              <w:left w:val="single" w:sz="4" w:space="0" w:color="auto"/>
+              <w:bottom w:val="single" w:sz="2" w:space="0" w:color="auto"/>
+              <w:right w:val="single" w:sz="4" w:space="0" w:color="auto"/>
+            </w:tcBorders>
+            <w:shd w:val="clear" w:color="auto" w:fill="FFFFFF"/>
+            <w:vAlign w:val="center"/>
+            <w:hideMark/>
+          </w:tcPr>
+          <w:p>
+            <w:pPr>
+              <w:spacing w:after="0" w:line="240" w:lineRule="auto"/>
+              <w:rPr>
+                <w:rFonts w:ascii="Noto Sans" w:eastAsia="Times New Roman" w:hAnsi="Noto Sans" w:cs="Noto Sans"/>
+                <w:color w:val="000000"/>
+                <w:kern w:val="0"/>
+                <w14:ligatures w14:val="none"/>
+              </w:rPr>
+            </w:pPr>
+            <w:r>
+              <w:rPr>
+                <w:rFonts w:ascii="Noto Sans" w:eastAsia="Times New Roman" w:hAnsi="Noto Sans" w:cs="Noto Sans"/>
+                <w:color w:val="000000"/>
+                <w:kern w:val="0"/>
+                <w14:ligatures w14:val="none"/>
+              </w:rPr>
+              <w:t>Null Safety</w:t>
+            </w:r>
+          </w:p>
+        </w:tc>
+        <w:tc>
+          <w:tcPr>
+            <w:tcW w:w="0" w:type="auto"/>
+            <w:tcBorders>
+              <w:top w:val="single" w:sz="2" w:space="0" w:color="auto"/>
+              <w:left w:val="single" w:sz="4" w:space="0" w:color="auto"/>
+              <w:bottom w:val="single" w:sz="2" w:space="0" w:color="auto"/>
+              <w:right w:val="single" w:sz="4" w:space="0" w:color="auto"/>
+            </w:tcBorders>
+            <w:shd w:val="clear" w:color="auto" w:fill="FFFFFF"/>
+            <w:vAlign w:val="center"/>
+            <w:hideMark/>
+          </w:tcPr>
+          <w:p>
+            <w:pPr>
+              <w:spacing w:after="0" w:line="240" w:lineRule="auto"/>
+              <w:rPr>
+                <w:rFonts w:ascii="Noto Sans" w:eastAsia="Times New Roman" w:hAnsi="Noto Sans" w:cs="Noto Sans"/>
+                <w:color w:val="000000"/>
+                <w:kern w:val="0"/>
+                <w14:ligatures w14:val="none"/>
+              </w:rPr>
+            </w:pPr>
+            <w:r>
+              <w:rPr>
+                <w:rFonts w:ascii="Noto Sans" w:eastAsia="Times New Roman" w:hAnsi="Noto Sans" w:cs="Noto Sans"/>
+                <w:color w:val="000000"/>
+                <w:kern w:val="0"/>
+                <w14:ligatures w14:val="none"/>
+              </w:rPr>
+              <w:t>Prevents null dependencies</w:t>
+            </w:r>
+          </w:p>
+        </w:tc>
+        <w:tc>
+          <w:tcPr>
+            <w:tcW w:w="0" w:type="auto"/>
+            <w:tcBorders>
+              <w:top w:val="single" w:sz="2" w:space="0" w:color="auto"/>
+              <w:left w:val="single" w:sz="4" w:space="0" w:color="auto"/>
+              <w:bottom w:val="single" w:sz="2" w:space="0" w:color="auto"/>
+              <w:right w:val="single" w:sz="4" w:space="0" w:color="auto"/>
+            </w:tcBorders>
+            <w:shd w:val="clear" w:color="auto" w:fill="FFFFFF"/>
+            <w:vAlign w:val="center"/>
+            <w:hideMark/>
+          </w:tcPr>
+          <w:p>
+            <w:pPr>
+              <w:spacing w:after="0" w:line="240" w:lineRule="auto"/>
+              <w:rPr>
+                <w:rFonts w:ascii="Noto Sans" w:eastAsia="Times New Roman" w:hAnsi="Noto Sans" w:cs="Noto Sans"/>
+                <w:color w:val="000000"/>
+                <w:kern w:val="0"/>
+                <w14:ligatures w14:val="none"/>
+              </w:rPr>
+            </w:pPr>
+            <w:r>
+              <w:rPr>
+                <w:rFonts w:ascii="Noto Sans" w:eastAsia="Times New Roman" w:hAnsi="Noto Sans" w:cs="Noto Sans"/>
+                <w:color w:val="000000"/>
+                <w:kern w:val="0"/>
+                <w14:ligatures w14:val="none"/>
+              </w:rPr>
+              <w:t>Risk of null values</w:t>
+            </w:r>
+          </w:p>
+        </w:tc>
+      </w:tr>
+      <w:tr>
+        <w:trPr>
+          <w:trHeight w:val="343"/>
+        </w:trPr>
+        <w:tc>
+          <w:tcPr>
+            <w:tcW w:w="0" w:type="auto"/>
+            <w:tcBorders>
+              <w:top w:val="single" w:sz="2" w:space="0" w:color="auto"/>
+              <w:left w:val="single" w:sz="4" w:space="0" w:color="auto"/>
+              <w:bottom w:val="single" w:sz="2" w:space="0" w:color="auto"/>
+              <w:right w:val="single" w:sz="4" w:space="0" w:color="auto"/>
+            </w:tcBorders>
+            <w:shd w:val="clear" w:color="auto" w:fill="FFFFFF"/>
+            <w:vAlign w:val="center"/>
+            <w:hideMark/>
+          </w:tcPr>
+          <w:p>
+            <w:pPr>
+              <w:spacing w:after="0" w:line="240" w:lineRule="auto"/>
+              <w:rPr>
+                <w:rFonts w:ascii="Noto Sans" w:eastAsia="Times New Roman" w:hAnsi="Noto Sans" w:cs="Noto Sans"/>
+                <w:color w:val="000000"/>
+                <w:kern w:val="0"/>
+                <w14:ligatures w14:val="none"/>
+              </w:rPr>
+            </w:pPr>
+            <w:r>
+              <w:rPr>
+                <w:rFonts w:ascii="Noto Sans" w:eastAsia="Times New Roman" w:hAnsi="Noto Sans" w:cs="Noto Sans"/>
+                <w:color w:val="000000"/>
+                <w:kern w:val="0"/>
+                <w14:ligatures w14:val="none"/>
+              </w:rPr>
+              <w:t>Recommended By Spring</w:t>
+            </w:r>
+          </w:p>
+        </w:tc>
+        <w:tc>
+          <w:tcPr>
+            <w:tcW w:w="0" w:type="auto"/>
+            <w:tcBorders>
+              <w:top w:val="single" w:sz="2" w:space="0" w:color="auto"/>
+              <w:left w:val="single" w:sz="4" w:space="0" w:color="auto"/>
+              <w:bottom w:val="single" w:sz="2" w:space="0" w:color="auto"/>
+              <w:right w:val="single" w:sz="4" w:space="0" w:color="auto"/>
+            </w:tcBorders>
+            <w:shd w:val="clear" w:color="auto" w:fill="FFFFFF"/>
+            <w:vAlign w:val="center"/>
+            <w:hideMark/>
+          </w:tcPr>
+          <w:p>
+            <w:pPr>
+              <w:spacing w:after="0" w:line="240" w:lineRule="auto"/>
+              <w:rPr>
+                <w:rFonts w:ascii="Noto Sans" w:eastAsia="Times New Roman" w:hAnsi="Noto Sans" w:cs="Noto Sans"/>
+                <w:color w:val="000000"/>
+                <w:kern w:val="0"/>
+                <w14:ligatures w14:val="none"/>
+              </w:rPr>
+            </w:pPr>
+            <w:r>
+              <w:rPr>
+                <w:rFonts w:ascii="Noto Sans" w:eastAsia="Times New Roman" w:hAnsi="Noto Sans" w:cs="Noto Sans"/>
+                <w:color w:val="000000"/>
+                <w:kern w:val="0"/>
+                <w14:ligatures w14:val="none"/>
+              </w:rPr>
+              <w:t>Yes</w:t>
+            </w:r>
+          </w:p>
+        </w:tc>
+        <w:tc>
+          <w:tcPr>
+            <w:tcW w:w="0" w:type="auto"/>
+            <w:tcBorders>
+              <w:top w:val="single" w:sz="2" w:space="0" w:color="auto"/>
+              <w:left w:val="single" w:sz="4" w:space="0" w:color="auto"/>
+              <w:bottom w:val="single" w:sz="2" w:space="0" w:color="auto"/>
+              <w:right w:val="single" w:sz="4" w:space="0" w:color="auto"/>
+            </w:tcBorders>
+            <w:shd w:val="clear" w:color="auto" w:fill="FFFFFF"/>
+            <w:vAlign w:val="center"/>
+            <w:hideMark/>
+          </w:tcPr>
+          <w:p>
+            <w:pPr>
+              <w:spacing w:after="0" w:line="240" w:lineRule="auto"/>
+              <w:rPr>
+                <w:rFonts w:ascii="Noto Sans" w:eastAsia="Times New Roman" w:hAnsi="Noto Sans" w:cs="Noto Sans"/>
+                <w:color w:val="000000"/>
+                <w:kern w:val="0"/>
+                <w14:ligatures w14:val="none"/>
+              </w:rPr>
+            </w:pPr>
+            <w:r>
+              <w:rPr>
+                <w:rFonts w:ascii="Noto Sans" w:eastAsia="Times New Roman" w:hAnsi="Noto Sans" w:cs="Noto Sans"/>
+                <w:color w:val="000000"/>
+                <w:kern w:val="0"/>
+                <w14:ligatures w14:val="none"/>
+              </w:rPr>
+              <w:t>Less preferred</w:t>
+            </w:r>
+          </w:p>
+        </w:tc>
+      </w:tr>
+    </w:tbl>
+    <w:p>
+      <w:pPr>
+        <w:rPr>
+          <w:b/>
+          <w:bCs/>
+        </w:rPr>
+      </w:pPr>
+    </w:p>
+    <w:p>
+      <w:pPr>
+        <w:pStyle w:val="ListParagraph"/>
+        <w:numPr>
+          <w:ilvl w:val="0"/>
+          <w:numId w:val="6"/>
+        </w:numPr>
+        <w:rPr>
+          <w:b/>
+          <w:bCs/>
+        </w:rPr>
+      </w:pPr>
+      <w:r>
+        <w:rPr>
+          <w:b/>
+          <w:bCs/>
+        </w:rPr>
+        <w:t>How would you secure a REST API using JWT in Spring Boot?</w:t>
+      </w:r>
+    </w:p>
+    <w:p>
+      <w:pPr>
+        <w:rPr>
+          <w:b/>
+          <w:bCs/>
+        </w:rPr>
+      </w:pPr>
+      <w:r>
+        <w:t xml:space="preserve">To secure APIs with JWT, I configure Spring Security and create a </w:t>
+      </w:r>
+      <w:r>
+        <w:rPr>
+          <w:b/>
+          <w:bCs/>
+        </w:rPr>
+        <w:t>filter</w:t>
+      </w:r>
+      <w:r>
+        <w:t xml:space="preserve"> that validates the token from incoming requests. The token is generated after successful authentication and contains user roles and claims. The filter verifies the token before allowing access to protected endpoints. This approach ensures stateless authentication suitable for microservices.</w:t>
+      </w:r>
+    </w:p>
+    <w:p/>
+    <w:p>
+      <w:pPr>
+        <w:pStyle w:val="ListParagraph"/>
+        <w:numPr>
+          <w:ilvl w:val="0"/>
+          <w:numId w:val="6"/>
+        </w:numPr>
+      </w:pPr>
+      <w:r>
+        <w:t>What is an IOC container?</w:t>
+      </w:r>
+    </w:p>
+    <w:p>
+      <w:r>
+        <w:t xml:space="preserve">IoC Container is a framework for implementing automatic dependency </w:t>
+      </w:r>
+      <w:proofErr w:type="gramStart"/>
+      <w:r>
+        <w:t>injection</w:t>
+      </w:r>
+      <w:proofErr w:type="gramEnd"/>
+      <w:r>
+        <w:t xml:space="preserve">. It manages object creation and its </w:t>
+      </w:r>
+      <w:proofErr w:type="gramStart"/>
+      <w:r>
+        <w:t>life-time</w:t>
+      </w:r>
+      <w:proofErr w:type="gramEnd"/>
+      <w:r>
+        <w:t xml:space="preserve"> </w:t>
+      </w:r>
+      <w:proofErr w:type="gramStart"/>
+      <w:r>
+        <w:t>and also</w:t>
+      </w:r>
+      <w:proofErr w:type="gramEnd"/>
+      <w:r>
+        <w:t xml:space="preserve"> injects dependencies into the class.</w:t>
+      </w:r>
+    </w:p>
+    <w:p/>
+    <w:p>
+      <w:pPr>
+        <w:pStyle w:val="ListParagraph"/>
+        <w:numPr>
+          <w:ilvl w:val="0"/>
+          <w:numId w:val="6"/>
+        </w:numPr>
+      </w:pPr>
+      <w:r>
+        <w:t>Can we create a non-web application in Spring Boot?</w:t>
+      </w:r>
+    </w:p>
+    <w:p>
+      <w:r>
+        <w:t xml:space="preserve">Yes, we can create a non-web application by removing the web dependencies from the </w:t>
+      </w:r>
+      <w:proofErr w:type="spellStart"/>
+      <w:r>
+        <w:t>classpath</w:t>
+      </w:r>
+      <w:proofErr w:type="spellEnd"/>
+      <w:r>
+        <w:t xml:space="preserve"> along with changing the way Spring Boot creates the application context</w:t>
+      </w:r>
+    </w:p>
+    <w:p/>
+    <w:p>
+      <w:pPr>
+        <w:pStyle w:val="ListParagraph"/>
+        <w:numPr>
+          <w:ilvl w:val="0"/>
+          <w:numId w:val="6"/>
+        </w:numPr>
+      </w:pPr>
+      <w:r>
+        <w:t>What are common reasons for slow Spring Boot application startup?</w:t>
+      </w:r>
+    </w:p>
+    <w:p>
+      <w:r>
+        <w:t xml:space="preserve">Common causes </w:t>
+      </w:r>
+      <w:proofErr w:type="gramStart"/>
+      <w:r>
+        <w:t xml:space="preserve">include </w:t>
+      </w:r>
+      <w:r>
+        <w:t>:</w:t>
+      </w:r>
+      <w:proofErr w:type="gramEnd"/>
+    </w:p>
+    <w:p>
+      <w:pPr>
+        <w:pStyle w:val="ListParagraph"/>
+        <w:numPr>
+          <w:ilvl w:val="0"/>
+          <w:numId w:val="41"/>
+        </w:numPr>
+      </w:pPr>
+      <w:r>
+        <w:t>excessive auto configuration,</w:t>
+      </w:r>
+    </w:p>
+    <w:p>
+      <w:pPr>
+        <w:pStyle w:val="ListParagraph"/>
+        <w:numPr>
+          <w:ilvl w:val="0"/>
+          <w:numId w:val="41"/>
+        </w:numPr>
+      </w:pPr>
+      <w:r>
+        <w:t xml:space="preserve"> large </w:t>
+      </w:r>
+      <w:proofErr w:type="spellStart"/>
+      <w:r>
+        <w:t>classpath</w:t>
+      </w:r>
+      <w:proofErr w:type="spellEnd"/>
+      <w:r>
+        <w:t xml:space="preserve"> scanning, </w:t>
+      </w:r>
+    </w:p>
+    <w:p>
+      <w:pPr>
+        <w:pStyle w:val="ListParagraph"/>
+        <w:numPr>
+          <w:ilvl w:val="0"/>
+          <w:numId w:val="41"/>
+        </w:numPr>
+      </w:pPr>
+      <w:r>
+        <w:lastRenderedPageBreak/>
+        <w:t xml:space="preserve">slow database initialization, </w:t>
+      </w:r>
+    </w:p>
+    <w:p>
+      <w:pPr>
+        <w:pStyle w:val="ListParagraph"/>
+        <w:numPr>
+          <w:ilvl w:val="0"/>
+          <w:numId w:val="41"/>
+        </w:numPr>
+      </w:pPr>
+      <w:r>
+        <w:t xml:space="preserve">unnecessary dependencies, and </w:t>
+      </w:r>
+    </w:p>
+    <w:p>
+      <w:pPr>
+        <w:pStyle w:val="ListParagraph"/>
+        <w:numPr>
+          <w:ilvl w:val="0"/>
+          <w:numId w:val="41"/>
+        </w:numPr>
+      </w:pPr>
+      <w:r>
+        <w:t xml:space="preserve">heavy logging. </w:t>
+      </w:r>
+    </w:p>
+    <w:p>
+      <w:pPr>
+        <w:ind w:left="360"/>
+      </w:pPr>
+      <w:r>
+        <w:t>Using actuator startup metrics helps identify bottlenecks.</w:t>
+      </w:r>
+    </w:p>
+    <w:p>
+      <w:pPr>
+        <w:pStyle w:val="ListParagraph"/>
+        <w:numPr>
+          <w:ilvl w:val="0"/>
+          <w:numId w:val="6"/>
+        </w:numPr>
+      </w:pPr>
+      <w:r>
+        <w:t>Why does Transactional sometimes not work in Spring Boot?</w:t>
+      </w:r>
+    </w:p>
+    <w:p>
+      <w:r>
+        <w:t>Transactional may not work due to</w:t>
+      </w:r>
+      <w:r>
+        <w:rPr>
+          <w:b/>
+          <w:bCs/>
+        </w:rPr>
+        <w:t xml:space="preserve"> </w:t>
+      </w:r>
+      <w:proofErr w:type="spellStart"/>
+      <w:r>
+        <w:rPr>
+          <w:b/>
+          <w:bCs/>
+        </w:rPr>
+        <w:t>self invocation</w:t>
+      </w:r>
+      <w:proofErr w:type="spellEnd"/>
+      <w:r>
+        <w:rPr>
+          <w:b/>
+          <w:bCs/>
+        </w:rPr>
+        <w:t>, private method usage, or when the class is not managed by Spring.</w:t>
+      </w:r>
+      <w:r>
+        <w:t xml:space="preserve"> Transaction management relies on </w:t>
+      </w:r>
+      <w:proofErr w:type="gramStart"/>
+      <w:r>
+        <w:t>proxy based</w:t>
+      </w:r>
+      <w:proofErr w:type="gramEnd"/>
+      <w:r>
+        <w:t xml:space="preserve"> interception, which requires public methods and external calls.</w:t>
+      </w:r>
+    </w:p>
+    <w:p>
+      <w:pPr>
+        <w:pStyle w:val="ListParagraph"/>
+        <w:numPr>
+          <w:ilvl w:val="0"/>
+          <w:numId w:val="6"/>
+        </w:numPr>
+      </w:pPr>
+      <w:r>
+        <w:t>What are the Key components of Spring Boot?</w:t>
+      </w:r>
+    </w:p>
+    <w:p>
+      <w:pPr>
+        <w:pStyle w:val="ListParagraph"/>
+        <w:numPr>
+          <w:ilvl w:val="0"/>
+          <w:numId w:val="42"/>
+        </w:numPr>
+      </w:pPr>
+      <w:r>
+        <w:t>auto-configuration.</w:t>
+      </w:r>
+    </w:p>
+    <w:p>
+      <w:pPr>
+        <w:pStyle w:val="ListParagraph"/>
+        <w:numPr>
+          <w:ilvl w:val="0"/>
+          <w:numId w:val="42"/>
+        </w:numPr>
+      </w:pPr>
+      <w:r>
+        <w:t>starter POMs.</w:t>
+      </w:r>
+    </w:p>
+    <w:p>
+      <w:pPr>
+        <w:pStyle w:val="ListParagraph"/>
+        <w:numPr>
+          <w:ilvl w:val="0"/>
+          <w:numId w:val="42"/>
+        </w:numPr>
+      </w:pPr>
+      <w:r>
+        <w:t>CLI.</w:t>
+      </w:r>
+    </w:p>
+    <w:p>
+      <w:pPr>
+        <w:pStyle w:val="ListParagraph"/>
+        <w:numPr>
+          <w:ilvl w:val="0"/>
+          <w:numId w:val="42"/>
+        </w:numPr>
+      </w:pPr>
+      <w:r>
+        <w:t>Actuators.</w:t>
+      </w:r>
+    </w:p>
+    <w:p/>
+    <w:p>
+      <w:pPr>
+        <w:pStyle w:val="ListParagraph"/>
+        <w:numPr>
+          <w:ilvl w:val="0"/>
+          <w:numId w:val="6"/>
+        </w:numPr>
+      </w:pPr>
+      <w:r>
+        <w:t>What are the key dependencies of Spring Boot?</w:t>
+      </w:r>
+    </w:p>
+    <w:p>
+      <w:pPr>
+        <w:pStyle w:val="ListParagraph"/>
+        <w:ind w:left="360"/>
+      </w:pPr>
+      <w:r>
+        <w:t xml:space="preserve">Most </w:t>
+      </w:r>
+      <w:proofErr w:type="spellStart"/>
+      <w:r>
+        <w:t>impotant</w:t>
+      </w:r>
+      <w:proofErr w:type="spellEnd"/>
+      <w:r>
+        <w:t xml:space="preserve"> key dependencies are</w:t>
+      </w:r>
+      <w:r>
+        <w:t xml:space="preserve">: </w:t>
+      </w:r>
+    </w:p>
+    <w:p>
+      <w:pPr>
+        <w:pStyle w:val="ListParagraph"/>
+        <w:numPr>
+          <w:ilvl w:val="0"/>
+          <w:numId w:val="43"/>
+        </w:numPr>
+      </w:pPr>
+      <w:r>
+        <w:t>spring-boot-maven-plugin</w:t>
+      </w:r>
+    </w:p>
+    <w:p>
+      <w:pPr>
+        <w:pStyle w:val="ListParagraph"/>
+        <w:numPr>
+          <w:ilvl w:val="0"/>
+          <w:numId w:val="43"/>
+        </w:numPr>
+      </w:pPr>
+      <w:r>
+        <w:t>spring-boot-starter-test</w:t>
+      </w:r>
+    </w:p>
+    <w:p>
+      <w:pPr>
+        <w:pStyle w:val="ListParagraph"/>
+        <w:numPr>
+          <w:ilvl w:val="0"/>
+          <w:numId w:val="43"/>
+        </w:numPr>
+      </w:pPr>
+      <w:r>
+        <w:t>spring-boot-starter-parent</w:t>
+      </w:r>
+    </w:p>
+    <w:p>
+      <w:pPr>
+        <w:pStyle w:val="ListParagraph"/>
+        <w:numPr>
+          <w:ilvl w:val="0"/>
+          <w:numId w:val="43"/>
+        </w:numPr>
+      </w:pPr>
+      <w:proofErr w:type="gramStart"/>
+      <w:r>
+        <w:t>Spring-boot-starter-web</w:t>
+      </w:r>
+      <w:proofErr w:type="gramEnd"/>
+    </w:p>
+    <w:p>
+      <w:pPr>
+        <w:pStyle w:val="ListParagraph"/>
+        <w:numPr>
+          <w:ilvl w:val="0"/>
+          <w:numId w:val="43"/>
+        </w:numPr>
+      </w:pPr>
+      <w:r>
+        <w:t>spring-boot-starter-security</w:t>
+      </w:r>
+    </w:p>
+    <w:p>
+      <w:pPr>
+        <w:pStyle w:val="ListParagraph"/>
+        <w:numPr>
+          <w:ilvl w:val="0"/>
+          <w:numId w:val="43"/>
+        </w:numPr>
+      </w:pPr>
+      <w:r>
+        <w:t>spring-boot-starter-actuator</w:t>
+      </w:r>
+    </w:p>
+    <w:p/>
+    <w:p>
+      <w:pPr>
+        <w:pStyle w:val="ListParagraph"/>
+        <w:numPr>
+          <w:ilvl w:val="0"/>
+          <w:numId w:val="6"/>
+        </w:numPr>
+      </w:pPr>
+      <w:r>
+        <w:t>What is dependency Injection and its types?</w:t>
+      </w:r>
+    </w:p>
+    <w:p>
+      <w:r>
+        <w:t>Dependency Injection (DI) is a design pattern that enables us to produce loosely coupled components. In DI, an object's ability to complete a task depends on another object. There three types of dependency Injections.</w:t>
+      </w:r>
+    </w:p>
+    <w:p>
+      <w:r>
+        <w:t>Constructor injection: This is the most common type of DI in Spring Boot. In constructor injection, the dependency object is injected into the dependent object's constructor.</w:t>
+      </w:r>
+    </w:p>
+    <w:p>
+      <w:r>
+        <w:t>Setter injection: In setter injection, the dependency object is injected into the dependent object's setter method.</w:t>
+      </w:r>
+    </w:p>
+    <w:p>
+      <w:r>
+        <w:lastRenderedPageBreak/>
+        <w:t xml:space="preserve">Field </w:t>
+      </w:r>
+      <w:proofErr w:type="gramStart"/>
+      <w:r>
+        <w:t>injection :</w:t>
+      </w:r>
+      <w:proofErr w:type="gramEnd"/>
+      <w:r>
+        <w:t xml:space="preserve"> In field injection, the dependency object is injected into the dependent object's field.</w:t>
+      </w:r>
+    </w:p>
+    <w:p/>
+    <w:p>
+      <w:pPr>
+        <w:pStyle w:val="ListParagraph"/>
+        <w:numPr>
+          <w:ilvl w:val="0"/>
+          <w:numId w:val="6"/>
+        </w:numPr>
+      </w:pPr>
+      <w:r>
+        <w:t>What is an IOC container?</w:t>
+      </w:r>
+    </w:p>
+    <w:p>
+      <w:r>
+        <w:t>An IoC (Inversion of Control) Container in Spring Boot is essentially a central manager for the application objects that controls the creation, configuration, and management of dependency injection of objects (often referred to as beans), also referred to as a DI (Dependency Injection) container.</w:t>
+      </w:r>
+    </w:p>
+    <w:p/>
+    <w:p>
+      <w:pPr>
+        <w:pStyle w:val="ListParagraph"/>
+        <w:numPr>
+          <w:ilvl w:val="0"/>
+          <w:numId w:val="6"/>
+        </w:numPr>
+      </w:pPr>
+      <w:r>
+        <w:rPr>
+          <w:b/>
+          <w:bCs/>
+        </w:rPr>
+        <w:t>Spring Data </w:t>
+      </w:r>
+      <w:r>
+        <w:t>is a powerful framework that can be used to develop data-oriented applications.</w:t>
+      </w:r>
+      <w:r>
+        <w:t xml:space="preserve"> </w:t>
+      </w:r>
+      <w:r>
+        <w:t>Spring Data JPA: This project provides support for accessing data from relational databases using JPA.</w:t>
+      </w:r>
+    </w:p>
+    <w:p/>
+    <w:p>
+      <w:pPr>
+        <w:pStyle w:val="ListParagraph"/>
+        <w:numPr>
+          <w:ilvl w:val="0"/>
+          <w:numId w:val="6"/>
+        </w:numPr>
+      </w:pPr>
+      <w:r>
+        <w:t xml:space="preserve"> </w:t>
+      </w:r>
+      <w:r>
+        <w:t xml:space="preserve"> Explain Microservices with Spring Boot.</w:t>
+      </w:r>
+    </w:p>
+    <w:p>
+      <w:r>
+        <w:t>Spring Boot simplifies microservices development by integrating with Spring Cloud:</w:t>
+      </w:r>
+    </w:p>
+    <w:p>
+      <w:pPr>
+        <w:pStyle w:val="ListParagraph"/>
+        <w:numPr>
+          <w:ilvl w:val="0"/>
+          <w:numId w:val="45"/>
+        </w:numPr>
+      </w:pPr>
+      <w:r>
+        <w:t>Config Server</w:t>
+      </w:r>
+    </w:p>
+    <w:p>
+      <w:pPr>
+        <w:pStyle w:val="ListParagraph"/>
+        <w:numPr>
+          <w:ilvl w:val="0"/>
+          <w:numId w:val="45"/>
+        </w:numPr>
+      </w:pPr>
+      <w:r>
+        <w:t>Eureka (Service Discovery)</w:t>
+      </w:r>
+    </w:p>
+    <w:p>
+      <w:pPr>
+        <w:pStyle w:val="ListParagraph"/>
+        <w:numPr>
+          <w:ilvl w:val="0"/>
+          <w:numId w:val="45"/>
+        </w:numPr>
+      </w:pPr>
+      <w:r>
+        <w:t>API Gateway</w:t>
+      </w:r>
+    </w:p>
+    <w:p>
+      <w:pPr>
+        <w:pStyle w:val="ListParagraph"/>
+        <w:numPr>
+          <w:ilvl w:val="0"/>
+          <w:numId w:val="45"/>
+        </w:numPr>
+      </w:pPr>
+      <w:r>
+        <w:t>Distributed Tracing</w:t>
+      </w:r>
+    </w:p>
+    <w:p/>
+    <w:p/>
+    <w:p/>
+    <w:p/>
+    <w:p/>
+    <w:p>
+      <w:pPr>
+        <w:pStyle w:val="ListParagraph"/>
+        <w:ind w:left="360"/>
+      </w:pPr>
+    </w:p>
+    <w:p/>
+    <w:p>
+      <w:proofErr w:type="gramStart"/>
+      <w:r>
+        <w:t>Reference :</w:t>
+      </w:r>
+      <w:proofErr w:type="gramEnd"/>
+    </w:p>
+    <w:p>
+      <w:hyperlink r:id="rId13" w:history="1">
+        <w:r>
+          <w:rPr>
+            <w:rStyle w:val="Hyperlink"/>
+          </w:rPr>
+          <w:t>https://www.igmguru.com/blog/spring-boot-interview-questions</w:t>
+        </w:r>
+      </w:hyperlink>
+      <w:r>
+        <w:t xml:space="preserve"> - too good, must read</w:t>
       </w:r>
     </w:p>
     <w:p/>
@@ -4874,6 +9754,155 @@
     </w:lvl>
   </w:abstractNum>
   <w:abstractNum w:abstractNumId="3" w15:restartNumberingAfterBreak="0">
+    <w:nsid w:val="06103DC5"/>
+    <w:multiLevelType w:val="multilevel"/>
+    <w:tmpl w:val="003C34E0"/>
+    <w:lvl w:ilvl="0">
+      <w:start w:val="1"/>
+      <w:numFmt w:val="bullet"/>
+      <w:lvlText w:val=""/>
+      <w:lvlJc w:val="left"/>
+      <w:pPr>
+        <w:tabs>
+          <w:tab w:val="num" w:pos="720"/>
+        </w:tabs>
+        <w:ind w:left="720" w:hanging="360"/>
+      </w:pPr>
+      <w:rPr>
+        <w:rFonts w:ascii="Symbol" w:hAnsi="Symbol" w:hint="default"/>
+        <w:sz w:val="20"/>
+      </w:rPr>
+    </w:lvl>
+    <w:lvl w:ilvl="1" w:tentative="1">
+      <w:start w:val="1"/>
+      <w:numFmt w:val="bullet"/>
+      <w:lvlText w:val=""/>
+      <w:lvlJc w:val="left"/>
+      <w:pPr>
+        <w:tabs>
+          <w:tab w:val="num" w:pos="1440"/>
+        </w:tabs>
+        <w:ind w:left="1440" w:hanging="360"/>
+      </w:pPr>
+      <w:rPr>
+        <w:rFonts w:ascii="Symbol" w:hAnsi="Symbol" w:hint="default"/>
+        <w:sz w:val="20"/>
+      </w:rPr>
+    </w:lvl>
+    <w:lvl w:ilvl="2" w:tentative="1">
+      <w:start w:val="1"/>
+      <w:numFmt w:val="bullet"/>
+      <w:lvlText w:val=""/>
+      <w:lvlJc w:val="left"/>
+      <w:pPr>
+        <w:tabs>
+          <w:tab w:val="num" w:pos="2160"/>
+        </w:tabs>
+        <w:ind w:left="2160" w:hanging="360"/>
+      </w:pPr>
+      <w:rPr>
+        <w:rFonts w:ascii="Symbol" w:hAnsi="Symbol" w:hint="default"/>
+        <w:sz w:val="20"/>
+      </w:rPr>
+    </w:lvl>
+    <w:lvl w:ilvl="3" w:tentative="1">
+      <w:start w:val="1"/>
+      <w:numFmt w:val="bullet"/>
+      <w:lvlText w:val=""/>
+      <w:lvlJc w:val="left"/>
+      <w:pPr>
+        <w:tabs>
+          <w:tab w:val="num" w:pos="2880"/>
+        </w:tabs>
+        <w:ind w:left="2880" w:hanging="360"/>
+      </w:pPr>
+      <w:rPr>
+        <w:rFonts w:ascii="Symbol" w:hAnsi="Symbol" w:hint="default"/>
+        <w:sz w:val="20"/>
+      </w:rPr>
+    </w:lvl>
+    <w:lvl w:ilvl="4" w:tentative="1">
+      <w:start w:val="1"/>
+      <w:numFmt w:val="bullet"/>
+      <w:lvlText w:val=""/>
+      <w:lvlJc w:val="left"/>
+      <w:pPr>
+        <w:tabs>
+          <w:tab w:val="num" w:pos="3600"/>
+        </w:tabs>
+        <w:ind w:left="3600" w:hanging="360"/>
+      </w:pPr>
+      <w:rPr>
+        <w:rFonts w:ascii="Symbol" w:hAnsi="Symbol" w:hint="default"/>
+        <w:sz w:val="20"/>
+      </w:rPr>
+    </w:lvl>
+    <w:lvl w:ilvl="5" w:tentative="1">
+      <w:start w:val="1"/>
+      <w:numFmt w:val="bullet"/>
+      <w:lvlText w:val=""/>
+      <w:lvlJc w:val="left"/>
+      <w:pPr>
+        <w:tabs>
+          <w:tab w:val="num" w:pos="4320"/>
+        </w:tabs>
+        <w:ind w:left="4320" w:hanging="360"/>
+      </w:pPr>
+      <w:rPr>
+        <w:rFonts w:ascii="Symbol" w:hAnsi="Symbol" w:hint="default"/>
+        <w:sz w:val="20"/>
+      </w:rPr>
+    </w:lvl>
+    <w:lvl w:ilvl="6" w:tentative="1">
+      <w:start w:val="1"/>
+      <w:numFmt w:val="bullet"/>
+      <w:lvlText w:val=""/>
+      <w:lvlJc w:val="left"/>
+      <w:pPr>
+        <w:tabs>
+          <w:tab w:val="num" w:pos="5040"/>
+        </w:tabs>
+        <w:ind w:left="5040" w:hanging="360"/>
+      </w:pPr>
+      <w:rPr>
+        <w:rFonts w:ascii="Symbol" w:hAnsi="Symbol" w:hint="default"/>
+        <w:sz w:val="20"/>
+      </w:rPr>
+    </w:lvl>
+    <w:lvl w:ilvl="7" w:tentative="1">
+      <w:start w:val="1"/>
+      <w:numFmt w:val="bullet"/>
+      <w:lvlText w:val=""/>
+      <w:lvlJc w:val="left"/>
+      <w:pPr>
+        <w:tabs>
+          <w:tab w:val="num" w:pos="5760"/>
+        </w:tabs>
+        <w:ind w:left="5760" w:hanging="360"/>
+      </w:pPr>
+      <w:rPr>
+        <w:rFonts w:ascii="Symbol" w:hAnsi="Symbol" w:hint="default"/>
+        <w:sz w:val="20"/>
+      </w:rPr>
+    </w:lvl>
+    <w:lvl w:ilvl="8" w:tentative="1">
+      <w:start w:val="1"/>
+      <w:numFmt w:val="bullet"/>
+      <w:lvlText w:val=""/>
+      <w:lvlJc w:val="left"/>
+      <w:pPr>
+        <w:tabs>
+          <w:tab w:val="num" w:pos="6480"/>
+        </w:tabs>
+        <w:ind w:left="6480" w:hanging="360"/>
+      </w:pPr>
+      <w:rPr>
+        <w:rFonts w:ascii="Symbol" w:hAnsi="Symbol" w:hint="default"/>
+        <w:sz w:val="20"/>
+      </w:rPr>
+    </w:lvl>
+  </w:abstractNum>
+  <w:abstractNum w:abstractNumId="4" w15:restartNumberingAfterBreak="0">
     <w:nsid w:val="0B19612F"/>
     <w:multiLevelType w:val="multilevel"/>
     <w:tmpl w:val="301E3E50"/>
@@ -5022,7 +10051,7 @@
       </w:rPr>
     </w:lvl>
   </w:abstractNum>
-  <w:abstractNum w:abstractNumId="4" w15:restartNumberingAfterBreak="0">
+  <w:abstractNum w:abstractNumId="5" w15:restartNumberingAfterBreak="0">
     <w:nsid w:val="0F4916E7"/>
     <w:multiLevelType w:val="hybridMultilevel"/>
     <w:tmpl w:val="92B8078A"/>
@@ -5135,7 +10164,120 @@
       </w:rPr>
     </w:lvl>
   </w:abstractNum>
-  <w:abstractNum w:abstractNumId="5" w15:restartNumberingAfterBreak="0">
+  <w:abstractNum w:abstractNumId="6" w15:restartNumberingAfterBreak="0">
+    <w:nsid w:val="109960F0"/>
+    <w:multiLevelType w:val="hybridMultilevel"/>
+    <w:tmpl w:val="2766EE88"/>
+    <w:lvl w:ilvl="0" w:tplc="04090001">
+      <w:start w:val="1"/>
+      <w:numFmt w:val="bullet"/>
+      <w:lvlText w:val=""/>
+      <w:lvlJc w:val="left"/>
+      <w:pPr>
+        <w:ind w:left="1080" w:hanging="360"/>
+      </w:pPr>
+      <w:rPr>
+        <w:rFonts w:ascii="Symbol" w:hAnsi="Symbol" w:hint="default"/>
+      </w:rPr>
+    </w:lvl>
+    <w:lvl w:ilvl="1" w:tplc="04090003" w:tentative="1">
+      <w:start w:val="1"/>
+      <w:numFmt w:val="bullet"/>
+      <w:lvlText w:val="o"/>
+      <w:lvlJc w:val="left"/>
+      <w:pPr>
+        <w:ind w:left="1800" w:hanging="360"/>
+      </w:pPr>
+      <w:rPr>
+        <w:rFonts w:ascii="Courier New" w:hAnsi="Courier New" w:cs="Courier New" w:hint="default"/>
+      </w:rPr>
+    </w:lvl>
+    <w:lvl w:ilvl="2" w:tplc="04090005" w:tentative="1">
+      <w:start w:val="1"/>
+      <w:numFmt w:val="bullet"/>
+      <w:lvlText w:val=""/>
+      <w:lvlJc w:val="left"/>
+      <w:pPr>
+        <w:ind w:left="2520" w:hanging="360"/>
+      </w:pPr>
+      <w:rPr>
+        <w:rFonts w:ascii="Wingdings" w:hAnsi="Wingdings" w:hint="default"/>
+      </w:rPr>
+    </w:lvl>
+    <w:lvl w:ilvl="3" w:tplc="04090001" w:tentative="1">
+      <w:start w:val="1"/>
+      <w:numFmt w:val="bullet"/>
+      <w:lvlText w:val=""/>
+      <w:lvlJc w:val="left"/>
+      <w:pPr>
+        <w:ind w:left="3240" w:hanging="360"/>
+      </w:pPr>
+      <w:rPr>
+        <w:rFonts w:ascii="Symbol" w:hAnsi="Symbol" w:hint="default"/>
+      </w:rPr>
+    </w:lvl>
+    <w:lvl w:ilvl="4" w:tplc="04090003" w:tentative="1">
+      <w:start w:val="1"/>
+      <w:numFmt w:val="bullet"/>
+      <w:lvlText w:val="o"/>
+      <w:lvlJc w:val="left"/>
+      <w:pPr>
+        <w:ind w:left="3960" w:hanging="360"/>
+      </w:pPr>
+      <w:rPr>
+        <w:rFonts w:ascii="Courier New" w:hAnsi="Courier New" w:cs="Courier New" w:hint="default"/>
+      </w:rPr>
+    </w:lvl>
+    <w:lvl w:ilvl="5" w:tplc="04090005" w:tentative="1">
+      <w:start w:val="1"/>
+      <w:numFmt w:val="bullet"/>
+      <w:lvlText w:val=""/>
+      <w:lvlJc w:val="left"/>
+      <w:pPr>
+        <w:ind w:left="4680" w:hanging="360"/>
+      </w:pPr>
+      <w:rPr>
+        <w:rFonts w:ascii="Wingdings" w:hAnsi="Wingdings" w:hint="default"/>
+      </w:rPr>
+    </w:lvl>
+    <w:lvl w:ilvl="6" w:tplc="04090001" w:tentative="1">
+      <w:start w:val="1"/>
+      <w:numFmt w:val="bullet"/>
+      <w:lvlText w:val=""/>
+      <w:lvlJc w:val="left"/>
+      <w:pPr>
+        <w:ind w:left="5400" w:hanging="360"/>
+      </w:pPr>
+      <w:rPr>
+        <w:rFonts w:ascii="Symbol" w:hAnsi="Symbol" w:hint="default"/>
+      </w:rPr>
+    </w:lvl>
+    <w:lvl w:ilvl="7" w:tplc="04090003" w:tentative="1">
+      <w:start w:val="1"/>
+      <w:numFmt w:val="bullet"/>
+      <w:lvlText w:val="o"/>
+      <w:lvlJc w:val="left"/>
+      <w:pPr>
+        <w:ind w:left="6120" w:hanging="360"/>
+      </w:pPr>
+      <w:rPr>
+        <w:rFonts w:ascii="Courier New" w:hAnsi="Courier New" w:cs="Courier New" w:hint="default"/>
+      </w:rPr>
+    </w:lvl>
+    <w:lvl w:ilvl="8" w:tplc="04090005" w:tentative="1">
+      <w:start w:val="1"/>
+      <w:numFmt w:val="bullet"/>
+      <w:lvlText w:val=""/>
+      <w:lvlJc w:val="left"/>
+      <w:pPr>
+        <w:ind w:left="6840" w:hanging="360"/>
+      </w:pPr>
+      <w:rPr>
+        <w:rFonts w:ascii="Wingdings" w:hAnsi="Wingdings" w:hint="default"/>
+      </w:rPr>
+    </w:lvl>
+  </w:abstractNum>
+  <w:abstractNum w:abstractNumId="7" w15:restartNumberingAfterBreak="0">
     <w:nsid w:val="19B61407"/>
     <w:multiLevelType w:val="multilevel"/>
     <w:tmpl w:val="FBA4480C"/>
@@ -5284,7 +10426,7 @@
       </w:rPr>
     </w:lvl>
   </w:abstractNum>
-  <w:abstractNum w:abstractNumId="6" w15:restartNumberingAfterBreak="0">
+  <w:abstractNum w:abstractNumId="8" w15:restartNumberingAfterBreak="0">
     <w:nsid w:val="19FB7235"/>
     <w:multiLevelType w:val="hybridMultilevel"/>
     <w:tmpl w:val="5290F61E"/>
@@ -5397,7 +10539,156 @@
       </w:rPr>
     </w:lvl>
   </w:abstractNum>
-  <w:abstractNum w:abstractNumId="7" w15:restartNumberingAfterBreak="0">
+  <w:abstractNum w:abstractNumId="9" w15:restartNumberingAfterBreak="0">
+    <w:nsid w:val="1B6B04A3"/>
+    <w:multiLevelType w:val="multilevel"/>
+    <w:tmpl w:val="3198E284"/>
+    <w:lvl w:ilvl="0">
+      <w:start w:val="1"/>
+      <w:numFmt w:val="bullet"/>
+      <w:lvlText w:val=""/>
+      <w:lvlJc w:val="left"/>
+      <w:pPr>
+        <w:tabs>
+          <w:tab w:val="num" w:pos="720"/>
+        </w:tabs>
+        <w:ind w:left="720" w:hanging="360"/>
+      </w:pPr>
+      <w:rPr>
+        <w:rFonts w:ascii="Symbol" w:hAnsi="Symbol" w:hint="default"/>
+        <w:sz w:val="20"/>
+      </w:rPr>
+    </w:lvl>
+    <w:lvl w:ilvl="1" w:tentative="1">
+      <w:start w:val="1"/>
+      <w:numFmt w:val="bullet"/>
+      <w:lvlText w:val=""/>
+      <w:lvlJc w:val="left"/>
+      <w:pPr>
+        <w:tabs>
+          <w:tab w:val="num" w:pos="1440"/>
+        </w:tabs>
+        <w:ind w:left="1440" w:hanging="360"/>
+      </w:pPr>
+      <w:rPr>
+        <w:rFonts w:ascii="Symbol" w:hAnsi="Symbol" w:hint="default"/>
+        <w:sz w:val="20"/>
+      </w:rPr>
+    </w:lvl>
+    <w:lvl w:ilvl="2" w:tentative="1">
+      <w:start w:val="1"/>
+      <w:numFmt w:val="bullet"/>
+      <w:lvlText w:val=""/>
+      <w:lvlJc w:val="left"/>
+      <w:pPr>
+        <w:tabs>
+          <w:tab w:val="num" w:pos="2160"/>
+        </w:tabs>
+        <w:ind w:left="2160" w:hanging="360"/>
+      </w:pPr>
+      <w:rPr>
+        <w:rFonts w:ascii="Symbol" w:hAnsi="Symbol" w:hint="default"/>
+        <w:sz w:val="20"/>
+      </w:rPr>
+    </w:lvl>
+    <w:lvl w:ilvl="3" w:tentative="1">
+      <w:start w:val="1"/>
+      <w:numFmt w:val="bullet"/>
+      <w:lvlText w:val=""/>
+      <w:lvlJc w:val="left"/>
+      <w:pPr>
+        <w:tabs>
+          <w:tab w:val="num" w:pos="2880"/>
+        </w:tabs>
+        <w:ind w:left="2880" w:hanging="360"/>
+      </w:pPr>
+      <w:rPr>
+        <w:rFonts w:ascii="Symbol" w:hAnsi="Symbol" w:hint="default"/>
+        <w:sz w:val="20"/>
+      </w:rPr>
+    </w:lvl>
+    <w:lvl w:ilvl="4" w:tentative="1">
+      <w:start w:val="1"/>
+      <w:numFmt w:val="bullet"/>
+      <w:lvlText w:val=""/>
+      <w:lvlJc w:val="left"/>
+      <w:pPr>
+        <w:tabs>
+          <w:tab w:val="num" w:pos="3600"/>
+        </w:tabs>
+        <w:ind w:left="3600" w:hanging="360"/>
+      </w:pPr>
+      <w:rPr>
+        <w:rFonts w:ascii="Symbol" w:hAnsi="Symbol" w:hint="default"/>
+        <w:sz w:val="20"/>
+      </w:rPr>
+    </w:lvl>
+    <w:lvl w:ilvl="5" w:tentative="1">
+      <w:start w:val="1"/>
+      <w:numFmt w:val="bullet"/>
+      <w:lvlText w:val=""/>
+      <w:lvlJc w:val="left"/>
+      <w:pPr>
+        <w:tabs>
+          <w:tab w:val="num" w:pos="4320"/>
+        </w:tabs>
+        <w:ind w:left="4320" w:hanging="360"/>
+      </w:pPr>
+      <w:rPr>
+        <w:rFonts w:ascii="Symbol" w:hAnsi="Symbol" w:hint="default"/>
+        <w:sz w:val="20"/>
+      </w:rPr>
+    </w:lvl>
+    <w:lvl w:ilvl="6" w:tentative="1">
+      <w:start w:val="1"/>
+      <w:numFmt w:val="bullet"/>
+      <w:lvlText w:val=""/>
+      <w:lvlJc w:val="left"/>
+      <w:pPr>
+        <w:tabs>
+          <w:tab w:val="num" w:pos="5040"/>
+        </w:tabs>
+        <w:ind w:left="5040" w:hanging="360"/>
+      </w:pPr>
+      <w:rPr>
+        <w:rFonts w:ascii="Symbol" w:hAnsi="Symbol" w:hint="default"/>
+        <w:sz w:val="20"/>
+      </w:rPr>
+    </w:lvl>
+    <w:lvl w:ilvl="7" w:tentative="1">
+      <w:start w:val="1"/>
+      <w:numFmt w:val="bullet"/>
+      <w:lvlText w:val=""/>
+      <w:lvlJc w:val="left"/>
+      <w:pPr>
+        <w:tabs>
+          <w:tab w:val="num" w:pos="5760"/>
+        </w:tabs>
+        <w:ind w:left="5760" w:hanging="360"/>
+      </w:pPr>
+      <w:rPr>
+        <w:rFonts w:ascii="Symbol" w:hAnsi="Symbol" w:hint="default"/>
+        <w:sz w:val="20"/>
+      </w:rPr>
+    </w:lvl>
+    <w:lvl w:ilvl="8" w:tentative="1">
+      <w:start w:val="1"/>
+      <w:numFmt w:val="bullet"/>
+      <w:lvlText w:val=""/>
+      <w:lvlJc w:val="left"/>
+      <w:pPr>
+        <w:tabs>
+          <w:tab w:val="num" w:pos="6480"/>
+        </w:tabs>
+        <w:ind w:left="6480" w:hanging="360"/>
+      </w:pPr>
+      <w:rPr>
+        <w:rFonts w:ascii="Symbol" w:hAnsi="Symbol" w:hint="default"/>
+        <w:sz w:val="20"/>
+      </w:rPr>
+    </w:lvl>
+  </w:abstractNum>
+  <w:abstractNum w:abstractNumId="10" w15:restartNumberingAfterBreak="0">
     <w:nsid w:val="20F87267"/>
     <w:multiLevelType w:val="multilevel"/>
     <w:tmpl w:val="6C9E7F34"/>
@@ -5546,7 +10837,7 @@
       </w:rPr>
     </w:lvl>
   </w:abstractNum>
-  <w:abstractNum w:abstractNumId="8" w15:restartNumberingAfterBreak="0">
+  <w:abstractNum w:abstractNumId="11" w15:restartNumberingAfterBreak="0">
     <w:nsid w:val="254D35D5"/>
     <w:multiLevelType w:val="multilevel"/>
     <w:tmpl w:val="C2804BA2"/>
@@ -5695,7 +10986,7 @@
       </w:rPr>
     </w:lvl>
   </w:abstractNum>
-  <w:abstractNum w:abstractNumId="9" w15:restartNumberingAfterBreak="0">
+  <w:abstractNum w:abstractNumId="12" w15:restartNumberingAfterBreak="0">
     <w:nsid w:val="2A5F4AE4"/>
     <w:multiLevelType w:val="multilevel"/>
     <w:tmpl w:val="B2CCB690"/>
@@ -5844,7 +11135,7 @@
       </w:rPr>
     </w:lvl>
   </w:abstractNum>
-  <w:abstractNum w:abstractNumId="10" w15:restartNumberingAfterBreak="0">
+  <w:abstractNum w:abstractNumId="13" w15:restartNumberingAfterBreak="0">
     <w:nsid w:val="327E38F0"/>
     <w:multiLevelType w:val="multilevel"/>
     <w:tmpl w:val="0EBE073E"/>
@@ -5993,7 +11284,7 @@
       </w:rPr>
     </w:lvl>
   </w:abstractNum>
-  <w:abstractNum w:abstractNumId="11" w15:restartNumberingAfterBreak="0">
+  <w:abstractNum w:abstractNumId="14" w15:restartNumberingAfterBreak="0">
     <w:nsid w:val="34A83E13"/>
     <w:multiLevelType w:val="multilevel"/>
     <w:tmpl w:val="48CC34C6"/>
@@ -6142,7 +11433,7 @@
       </w:rPr>
     </w:lvl>
   </w:abstractNum>
-  <w:abstractNum w:abstractNumId="12" w15:restartNumberingAfterBreak="0">
+  <w:abstractNum w:abstractNumId="15" w15:restartNumberingAfterBreak="0">
     <w:nsid w:val="351938A8"/>
     <w:multiLevelType w:val="hybridMultilevel"/>
     <w:tmpl w:val="617079EE"/>
@@ -6231,7 +11522,7 @@
       </w:pPr>
     </w:lvl>
   </w:abstractNum>
-  <w:abstractNum w:abstractNumId="13" w15:restartNumberingAfterBreak="0">
+  <w:abstractNum w:abstractNumId="16" w15:restartNumberingAfterBreak="0">
     <w:nsid w:val="36FA4C84"/>
     <w:multiLevelType w:val="hybridMultilevel"/>
     <w:tmpl w:val="7622578E"/>
@@ -6344,7 +11635,7 @@
       </w:rPr>
     </w:lvl>
   </w:abstractNum>
-  <w:abstractNum w:abstractNumId="14" w15:restartNumberingAfterBreak="0">
+  <w:abstractNum w:abstractNumId="17" w15:restartNumberingAfterBreak="0">
     <w:nsid w:val="3BC9478E"/>
     <w:multiLevelType w:val="multilevel"/>
     <w:tmpl w:val="C1F41E16"/>
@@ -6493,7 +11784,156 @@
       </w:rPr>
     </w:lvl>
   </w:abstractNum>
-  <w:abstractNum w:abstractNumId="15" w15:restartNumberingAfterBreak="0">
+  <w:abstractNum w:abstractNumId="18" w15:restartNumberingAfterBreak="0">
+    <w:nsid w:val="3F782E58"/>
+    <w:multiLevelType w:val="multilevel"/>
+    <w:tmpl w:val="1F92AA5C"/>
+    <w:lvl w:ilvl="0">
+      <w:start w:val="1"/>
+      <w:numFmt w:val="bullet"/>
+      <w:lvlText w:val=""/>
+      <w:lvlJc w:val="left"/>
+      <w:pPr>
+        <w:tabs>
+          <w:tab w:val="num" w:pos="720"/>
+        </w:tabs>
+        <w:ind w:left="720" w:hanging="360"/>
+      </w:pPr>
+      <w:rPr>
+        <w:rFonts w:ascii="Symbol" w:hAnsi="Symbol" w:hint="default"/>
+        <w:sz w:val="20"/>
+      </w:rPr>
+    </w:lvl>
+    <w:lvl w:ilvl="1" w:tentative="1">
+      <w:start w:val="1"/>
+      <w:numFmt w:val="bullet"/>
+      <w:lvlText w:val=""/>
+      <w:lvlJc w:val="left"/>
+      <w:pPr>
+        <w:tabs>
+          <w:tab w:val="num" w:pos="1440"/>
+        </w:tabs>
+        <w:ind w:left="1440" w:hanging="360"/>
+      </w:pPr>
+      <w:rPr>
+        <w:rFonts w:ascii="Symbol" w:hAnsi="Symbol" w:hint="default"/>
+        <w:sz w:val="20"/>
+      </w:rPr>
+    </w:lvl>
+    <w:lvl w:ilvl="2" w:tentative="1">
+      <w:start w:val="1"/>
+      <w:numFmt w:val="bullet"/>
+      <w:lvlText w:val=""/>
+      <w:lvlJc w:val="left"/>
+      <w:pPr>
+        <w:tabs>
+          <w:tab w:val="num" w:pos="2160"/>
+        </w:tabs>
+        <w:ind w:left="2160" w:hanging="360"/>
+      </w:pPr>
+      <w:rPr>
+        <w:rFonts w:ascii="Symbol" w:hAnsi="Symbol" w:hint="default"/>
+        <w:sz w:val="20"/>
+      </w:rPr>
+    </w:lvl>
+    <w:lvl w:ilvl="3" w:tentative="1">
+      <w:start w:val="1"/>
+      <w:numFmt w:val="bullet"/>
+      <w:lvlText w:val=""/>
+      <w:lvlJc w:val="left"/>
+      <w:pPr>
+        <w:tabs>
+          <w:tab w:val="num" w:pos="2880"/>
+        </w:tabs>
+        <w:ind w:left="2880" w:hanging="360"/>
+      </w:pPr>
+      <w:rPr>
+        <w:rFonts w:ascii="Symbol" w:hAnsi="Symbol" w:hint="default"/>
+        <w:sz w:val="20"/>
+      </w:rPr>
+    </w:lvl>
+    <w:lvl w:ilvl="4" w:tentative="1">
+      <w:start w:val="1"/>
+      <w:numFmt w:val="bullet"/>
+      <w:lvlText w:val=""/>
+      <w:lvlJc w:val="left"/>
+      <w:pPr>
+        <w:tabs>
+          <w:tab w:val="num" w:pos="3600"/>
+        </w:tabs>
+        <w:ind w:left="3600" w:hanging="360"/>
+      </w:pPr>
+      <w:rPr>
+        <w:rFonts w:ascii="Symbol" w:hAnsi="Symbol" w:hint="default"/>
+        <w:sz w:val="20"/>
+      </w:rPr>
+    </w:lvl>
+    <w:lvl w:ilvl="5" w:tentative="1">
+      <w:start w:val="1"/>
+      <w:numFmt w:val="bullet"/>
+      <w:lvlText w:val=""/>
+      <w:lvlJc w:val="left"/>
+      <w:pPr>
+        <w:tabs>
+          <w:tab w:val="num" w:pos="4320"/>
+        </w:tabs>
+        <w:ind w:left="4320" w:hanging="360"/>
+      </w:pPr>
+      <w:rPr>
+        <w:rFonts w:ascii="Symbol" w:hAnsi="Symbol" w:hint="default"/>
+        <w:sz w:val="20"/>
+      </w:rPr>
+    </w:lvl>
+    <w:lvl w:ilvl="6" w:tentative="1">
+      <w:start w:val="1"/>
+      <w:numFmt w:val="bullet"/>
+      <w:lvlText w:val=""/>
+      <w:lvlJc w:val="left"/>
+      <w:pPr>
+        <w:tabs>
+          <w:tab w:val="num" w:pos="5040"/>
+        </w:tabs>
+        <w:ind w:left="5040" w:hanging="360"/>
+      </w:pPr>
+      <w:rPr>
+        <w:rFonts w:ascii="Symbol" w:hAnsi="Symbol" w:hint="default"/>
+        <w:sz w:val="20"/>
+      </w:rPr>
+    </w:lvl>
+    <w:lvl w:ilvl="7" w:tentative="1">
+      <w:start w:val="1"/>
+      <w:numFmt w:val="bullet"/>
+      <w:lvlText w:val=""/>
+      <w:lvlJc w:val="left"/>
+      <w:pPr>
+        <w:tabs>
+          <w:tab w:val="num" w:pos="5760"/>
+        </w:tabs>
+        <w:ind w:left="5760" w:hanging="360"/>
+      </w:pPr>
+      <w:rPr>
+        <w:rFonts w:ascii="Symbol" w:hAnsi="Symbol" w:hint="default"/>
+        <w:sz w:val="20"/>
+      </w:rPr>
+    </w:lvl>
+    <w:lvl w:ilvl="8" w:tentative="1">
+      <w:start w:val="1"/>
+      <w:numFmt w:val="bullet"/>
+      <w:lvlText w:val=""/>
+      <w:lvlJc w:val="left"/>
+      <w:pPr>
+        <w:tabs>
+          <w:tab w:val="num" w:pos="6480"/>
+        </w:tabs>
+        <w:ind w:left="6480" w:hanging="360"/>
+      </w:pPr>
+      <w:rPr>
+        <w:rFonts w:ascii="Symbol" w:hAnsi="Symbol" w:hint="default"/>
+        <w:sz w:val="20"/>
+      </w:rPr>
+    </w:lvl>
+  </w:abstractNum>
+  <w:abstractNum w:abstractNumId="19" w15:restartNumberingAfterBreak="0">
     <w:nsid w:val="4A88010B"/>
     <w:multiLevelType w:val="multilevel"/>
     <w:tmpl w:val="3D1A87DE"/>
@@ -6642,7 +12082,7 @@
       </w:rPr>
     </w:lvl>
   </w:abstractNum>
-  <w:abstractNum w:abstractNumId="16" w15:restartNumberingAfterBreak="0">
+  <w:abstractNum w:abstractNumId="20" w15:restartNumberingAfterBreak="0">
     <w:nsid w:val="4AC52AFC"/>
     <w:multiLevelType w:val="multilevel"/>
     <w:tmpl w:val="7A22DBA0"/>
@@ -6791,7 +12231,7 @@
       </w:rPr>
     </w:lvl>
   </w:abstractNum>
-  <w:abstractNum w:abstractNumId="17" w15:restartNumberingAfterBreak="0">
+  <w:abstractNum w:abstractNumId="21" w15:restartNumberingAfterBreak="0">
     <w:nsid w:val="4EB709AA"/>
     <w:multiLevelType w:val="hybridMultilevel"/>
     <w:tmpl w:val="C142AAFA"/>
@@ -6904,7 +12344,7 @@
       </w:rPr>
     </w:lvl>
   </w:abstractNum>
-  <w:abstractNum w:abstractNumId="18" w15:restartNumberingAfterBreak="0">
+  <w:abstractNum w:abstractNumId="22" w15:restartNumberingAfterBreak="0">
     <w:nsid w:val="4F2D3D3D"/>
     <w:multiLevelType w:val="multilevel"/>
     <w:tmpl w:val="41023994"/>
@@ -7053,7 +12493,7 @@
       </w:rPr>
     </w:lvl>
   </w:abstractNum>
-  <w:abstractNum w:abstractNumId="19" w15:restartNumberingAfterBreak="0">
+  <w:abstractNum w:abstractNumId="23" w15:restartNumberingAfterBreak="0">
     <w:nsid w:val="50047C59"/>
     <w:multiLevelType w:val="hybridMultilevel"/>
     <w:tmpl w:val="533807F2"/>
@@ -7166,7 +12606,7 @@
       </w:rPr>
     </w:lvl>
   </w:abstractNum>
-  <w:abstractNum w:abstractNumId="20" w15:restartNumberingAfterBreak="0">
+  <w:abstractNum w:abstractNumId="24" w15:restartNumberingAfterBreak="0">
     <w:nsid w:val="54AE5EA9"/>
     <w:multiLevelType w:val="multilevel"/>
     <w:tmpl w:val="64382740"/>
@@ -7315,7 +12755,120 @@
       </w:rPr>
     </w:lvl>
   </w:abstractNum>
-  <w:abstractNum w:abstractNumId="21" w15:restartNumberingAfterBreak="0">
+  <w:abstractNum w:abstractNumId="25" w15:restartNumberingAfterBreak="0">
+    <w:nsid w:val="555C7BEE"/>
+    <w:multiLevelType w:val="hybridMultilevel"/>
+    <w:tmpl w:val="49AEF1D0"/>
+    <w:lvl w:ilvl="0" w:tplc="04090001">
+      <w:start w:val="1"/>
+      <w:numFmt w:val="bullet"/>
+      <w:lvlText w:val=""/>
+      <w:lvlJc w:val="left"/>
+      <w:pPr>
+        <w:ind w:left="1080" w:hanging="360"/>
+      </w:pPr>
+      <w:rPr>
+        <w:rFonts w:ascii="Symbol" w:hAnsi="Symbol" w:hint="default"/>
+      </w:rPr>
+    </w:lvl>
+    <w:lvl w:ilvl="1" w:tplc="04090003" w:tentative="1">
+      <w:start w:val="1"/>
+      <w:numFmt w:val="bullet"/>
+      <w:lvlText w:val="o"/>
+      <w:lvlJc w:val="left"/>
+      <w:pPr>
+        <w:ind w:left="1800" w:hanging="360"/>
+      </w:pPr>
+      <w:rPr>
+        <w:rFonts w:ascii="Courier New" w:hAnsi="Courier New" w:cs="Courier New" w:hint="default"/>
+      </w:rPr>
+    </w:lvl>
+    <w:lvl w:ilvl="2" w:tplc="04090005" w:tentative="1">
+      <w:start w:val="1"/>
+      <w:numFmt w:val="bullet"/>
+      <w:lvlText w:val=""/>
+      <w:lvlJc w:val="left"/>
+      <w:pPr>
+        <w:ind w:left="2520" w:hanging="360"/>
+      </w:pPr>
+      <w:rPr>
+        <w:rFonts w:ascii="Wingdings" w:hAnsi="Wingdings" w:hint="default"/>
+      </w:rPr>
+    </w:lvl>
+    <w:lvl w:ilvl="3" w:tplc="04090001" w:tentative="1">
+      <w:start w:val="1"/>
+      <w:numFmt w:val="bullet"/>
+      <w:lvlText w:val=""/>
+      <w:lvlJc w:val="left"/>
+      <w:pPr>
+        <w:ind w:left="3240" w:hanging="360"/>
+      </w:pPr>
+      <w:rPr>
+        <w:rFonts w:ascii="Symbol" w:hAnsi="Symbol" w:hint="default"/>
+      </w:rPr>
+    </w:lvl>
+    <w:lvl w:ilvl="4" w:tplc="04090003" w:tentative="1">
+      <w:start w:val="1"/>
+      <w:numFmt w:val="bullet"/>
+      <w:lvlText w:val="o"/>
+      <w:lvlJc w:val="left"/>
+      <w:pPr>
+        <w:ind w:left="3960" w:hanging="360"/>
+      </w:pPr>
+      <w:rPr>
+        <w:rFonts w:ascii="Courier New" w:hAnsi="Courier New" w:cs="Courier New" w:hint="default"/>
+      </w:rPr>
+    </w:lvl>
+    <w:lvl w:ilvl="5" w:tplc="04090005" w:tentative="1">
+      <w:start w:val="1"/>
+      <w:numFmt w:val="bullet"/>
+      <w:lvlText w:val=""/>
+      <w:lvlJc w:val="left"/>
+      <w:pPr>
+        <w:ind w:left="4680" w:hanging="360"/>
+      </w:pPr>
+      <w:rPr>
+        <w:rFonts w:ascii="Wingdings" w:hAnsi="Wingdings" w:hint="default"/>
+      </w:rPr>
+    </w:lvl>
+    <w:lvl w:ilvl="6" w:tplc="04090001" w:tentative="1">
+      <w:start w:val="1"/>
+      <w:numFmt w:val="bullet"/>
+      <w:lvlText w:val=""/>
+      <w:lvlJc w:val="left"/>
+      <w:pPr>
+        <w:ind w:left="5400" w:hanging="360"/>
+      </w:pPr>
+      <w:rPr>
+        <w:rFonts w:ascii="Symbol" w:hAnsi="Symbol" w:hint="default"/>
+      </w:rPr>
+    </w:lvl>
+    <w:lvl w:ilvl="7" w:tplc="04090003" w:tentative="1">
+      <w:start w:val="1"/>
+      <w:numFmt w:val="bullet"/>
+      <w:lvlText w:val="o"/>
+      <w:lvlJc w:val="left"/>
+      <w:pPr>
+        <w:ind w:left="6120" w:hanging="360"/>
+      </w:pPr>
+      <w:rPr>
+        <w:rFonts w:ascii="Courier New" w:hAnsi="Courier New" w:cs="Courier New" w:hint="default"/>
+      </w:rPr>
+    </w:lvl>
+    <w:lvl w:ilvl="8" w:tplc="04090005" w:tentative="1">
+      <w:start w:val="1"/>
+      <w:numFmt w:val="bullet"/>
+      <w:lvlText w:val=""/>
+      <w:lvlJc w:val="left"/>
+      <w:pPr>
+        <w:ind w:left="6840" w:hanging="360"/>
+      </w:pPr>
+      <w:rPr>
+        <w:rFonts w:ascii="Wingdings" w:hAnsi="Wingdings" w:hint="default"/>
+      </w:rPr>
+    </w:lvl>
+  </w:abstractNum>
+  <w:abstractNum w:abstractNumId="26" w15:restartNumberingAfterBreak="0">
     <w:nsid w:val="57E47B86"/>
     <w:multiLevelType w:val="multilevel"/>
     <w:tmpl w:val="0DB65EEA"/>
@@ -7464,7 +13017,7 @@
       </w:rPr>
     </w:lvl>
   </w:abstractNum>
-  <w:abstractNum w:abstractNumId="22" w15:restartNumberingAfterBreak="0">
+  <w:abstractNum w:abstractNumId="27" w15:restartNumberingAfterBreak="0">
     <w:nsid w:val="58631A77"/>
     <w:multiLevelType w:val="hybridMultilevel"/>
     <w:tmpl w:val="0952DD28"/>
@@ -7577,7 +13130,7 @@
       </w:rPr>
     </w:lvl>
   </w:abstractNum>
-  <w:abstractNum w:abstractNumId="23" w15:restartNumberingAfterBreak="0">
+  <w:abstractNum w:abstractNumId="28" w15:restartNumberingAfterBreak="0">
     <w:nsid w:val="5FD54AA9"/>
     <w:multiLevelType w:val="hybridMultilevel"/>
     <w:tmpl w:val="B6A8EB2A"/>
@@ -7690,7 +13243,7 @@
       </w:rPr>
     </w:lvl>
   </w:abstractNum>
-  <w:abstractNum w:abstractNumId="24" w15:restartNumberingAfterBreak="0">
+  <w:abstractNum w:abstractNumId="29" w15:restartNumberingAfterBreak="0">
     <w:nsid w:val="612808B8"/>
     <w:multiLevelType w:val="hybridMultilevel"/>
     <w:tmpl w:val="4810F02A"/>
@@ -7803,7 +13356,7 @@
       </w:rPr>
     </w:lvl>
   </w:abstractNum>
-  <w:abstractNum w:abstractNumId="25" w15:restartNumberingAfterBreak="0">
+  <w:abstractNum w:abstractNumId="30" w15:restartNumberingAfterBreak="0">
     <w:nsid w:val="61942BD1"/>
     <w:multiLevelType w:val="multilevel"/>
     <w:tmpl w:val="5754C408"/>
@@ -7952,7 +13505,7 @@
       </w:rPr>
     </w:lvl>
   </w:abstractNum>
-  <w:abstractNum w:abstractNumId="26" w15:restartNumberingAfterBreak="0">
+  <w:abstractNum w:abstractNumId="31" w15:restartNumberingAfterBreak="0">
     <w:nsid w:val="62466ABE"/>
     <w:multiLevelType w:val="multilevel"/>
     <w:tmpl w:val="7C6CB806"/>
@@ -8101,7 +13654,120 @@
       </w:rPr>
     </w:lvl>
   </w:abstractNum>
-  <w:abstractNum w:abstractNumId="27" w15:restartNumberingAfterBreak="0">
+  <w:abstractNum w:abstractNumId="32" w15:restartNumberingAfterBreak="0">
+    <w:nsid w:val="64D80F06"/>
+    <w:multiLevelType w:val="hybridMultilevel"/>
+    <w:tmpl w:val="2A602124"/>
+    <w:lvl w:ilvl="0" w:tplc="04090001">
+      <w:start w:val="1"/>
+      <w:numFmt w:val="bullet"/>
+      <w:lvlText w:val=""/>
+      <w:lvlJc w:val="left"/>
+      <w:pPr>
+        <w:ind w:left="720" w:hanging="360"/>
+      </w:pPr>
+      <w:rPr>
+        <w:rFonts w:ascii="Symbol" w:hAnsi="Symbol" w:hint="default"/>
+      </w:rPr>
+    </w:lvl>
+    <w:lvl w:ilvl="1" w:tplc="04090003" w:tentative="1">
+      <w:start w:val="1"/>
+      <w:numFmt w:val="bullet"/>
+      <w:lvlText w:val="o"/>
+      <w:lvlJc w:val="left"/>
+      <w:pPr>
+        <w:ind w:left="1440" w:hanging="360"/>
+      </w:pPr>
+      <w:rPr>
+        <w:rFonts w:ascii="Courier New" w:hAnsi="Courier New" w:cs="Courier New" w:hint="default"/>
+      </w:rPr>
+    </w:lvl>
+    <w:lvl w:ilvl="2" w:tplc="04090005" w:tentative="1">
+      <w:start w:val="1"/>
+      <w:numFmt w:val="bullet"/>
+      <w:lvlText w:val=""/>
+      <w:lvlJc w:val="left"/>
+      <w:pPr>
+        <w:ind w:left="2160" w:hanging="360"/>
+      </w:pPr>
+      <w:rPr>
+        <w:rFonts w:ascii="Wingdings" w:hAnsi="Wingdings" w:hint="default"/>
+      </w:rPr>
+    </w:lvl>
+    <w:lvl w:ilvl="3" w:tplc="04090001" w:tentative="1">
+      <w:start w:val="1"/>
+      <w:numFmt w:val="bullet"/>
+      <w:lvlText w:val=""/>
+      <w:lvlJc w:val="left"/>
+      <w:pPr>
+        <w:ind w:left="2880" w:hanging="360"/>
+      </w:pPr>
+      <w:rPr>
+        <w:rFonts w:ascii="Symbol" w:hAnsi="Symbol" w:hint="default"/>
+      </w:rPr>
+    </w:lvl>
+    <w:lvl w:ilvl="4" w:tplc="04090003" w:tentative="1">
+      <w:start w:val="1"/>
+      <w:numFmt w:val="bullet"/>
+      <w:lvlText w:val="o"/>
+      <w:lvlJc w:val="left"/>
+      <w:pPr>
+        <w:ind w:left="3600" w:hanging="360"/>
+      </w:pPr>
+      <w:rPr>
+        <w:rFonts w:ascii="Courier New" w:hAnsi="Courier New" w:cs="Courier New" w:hint="default"/>
+      </w:rPr>
+    </w:lvl>
+    <w:lvl w:ilvl="5" w:tplc="04090005" w:tentative="1">
+      <w:start w:val="1"/>
+      <w:numFmt w:val="bullet"/>
+      <w:lvlText w:val=""/>
+      <w:lvlJc w:val="left"/>
+      <w:pPr>
+        <w:ind w:left="4320" w:hanging="360"/>
+      </w:pPr>
+      <w:rPr>
+        <w:rFonts w:ascii="Wingdings" w:hAnsi="Wingdings" w:hint="default"/>
+      </w:rPr>
+    </w:lvl>
+    <w:lvl w:ilvl="6" w:tplc="04090001" w:tentative="1">
+      <w:start w:val="1"/>
+      <w:numFmt w:val="bullet"/>
+      <w:lvlText w:val=""/>
+      <w:lvlJc w:val="left"/>
+      <w:pPr>
+        <w:ind w:left="5040" w:hanging="360"/>
+      </w:pPr>
+      <w:rPr>
+        <w:rFonts w:ascii="Symbol" w:hAnsi="Symbol" w:hint="default"/>
+      </w:rPr>
+    </w:lvl>
+    <w:lvl w:ilvl="7" w:tplc="04090003" w:tentative="1">
+      <w:start w:val="1"/>
+      <w:numFmt w:val="bullet"/>
+      <w:lvlText w:val="o"/>
+      <w:lvlJc w:val="left"/>
+      <w:pPr>
+        <w:ind w:left="5760" w:hanging="360"/>
+      </w:pPr>
+      <w:rPr>
+        <w:rFonts w:ascii="Courier New" w:hAnsi="Courier New" w:cs="Courier New" w:hint="default"/>
+      </w:rPr>
+    </w:lvl>
+    <w:lvl w:ilvl="8" w:tplc="04090005" w:tentative="1">
+      <w:start w:val="1"/>
+      <w:numFmt w:val="bullet"/>
+      <w:lvlText w:val=""/>
+      <w:lvlJc w:val="left"/>
+      <w:pPr>
+        <w:ind w:left="6480" w:hanging="360"/>
+      </w:pPr>
+      <w:rPr>
+        <w:rFonts w:ascii="Wingdings" w:hAnsi="Wingdings" w:hint="default"/>
+      </w:rPr>
+    </w:lvl>
+  </w:abstractNum>
+  <w:abstractNum w:abstractNumId="33" w15:restartNumberingAfterBreak="0">
     <w:nsid w:val="696101CE"/>
     <w:multiLevelType w:val="multilevel"/>
     <w:tmpl w:val="F930735E"/>
@@ -8250,7 +13916,7 @@
       </w:rPr>
     </w:lvl>
   </w:abstractNum>
-  <w:abstractNum w:abstractNumId="28" w15:restartNumberingAfterBreak="0">
+  <w:abstractNum w:abstractNumId="34" w15:restartNumberingAfterBreak="0">
     <w:nsid w:val="69D67359"/>
     <w:multiLevelType w:val="hybridMultilevel"/>
     <w:tmpl w:val="EC483B90"/>
@@ -8363,7 +14029,7 @@
       </w:rPr>
     </w:lvl>
   </w:abstractNum>
-  <w:abstractNum w:abstractNumId="29" w15:restartNumberingAfterBreak="0">
+  <w:abstractNum w:abstractNumId="35" w15:restartNumberingAfterBreak="0">
     <w:nsid w:val="6D1F0D32"/>
     <w:multiLevelType w:val="multilevel"/>
     <w:tmpl w:val="DB48D8DA"/>
@@ -8512,7 +14178,156 @@
       </w:rPr>
     </w:lvl>
   </w:abstractNum>
-  <w:abstractNum w:abstractNumId="30" w15:restartNumberingAfterBreak="0">
+  <w:abstractNum w:abstractNumId="36" w15:restartNumberingAfterBreak="0">
+    <w:nsid w:val="6F2070B7"/>
+    <w:multiLevelType w:val="multilevel"/>
+    <w:tmpl w:val="F0C2E5A0"/>
+    <w:lvl w:ilvl="0">
+      <w:start w:val="1"/>
+      <w:numFmt w:val="bullet"/>
+      <w:lvlText w:val=""/>
+      <w:lvlJc w:val="left"/>
+      <w:pPr>
+        <w:tabs>
+          <w:tab w:val="num" w:pos="720"/>
+        </w:tabs>
+        <w:ind w:left="720" w:hanging="360"/>
+      </w:pPr>
+      <w:rPr>
+        <w:rFonts w:ascii="Symbol" w:hAnsi="Symbol" w:hint="default"/>
+        <w:sz w:val="20"/>
+      </w:rPr>
+    </w:lvl>
+    <w:lvl w:ilvl="1" w:tentative="1">
+      <w:start w:val="1"/>
+      <w:numFmt w:val="bullet"/>
+      <w:lvlText w:val=""/>
+      <w:lvlJc w:val="left"/>
+      <w:pPr>
+        <w:tabs>
+          <w:tab w:val="num" w:pos="1440"/>
+        </w:tabs>
+        <w:ind w:left="1440" w:hanging="360"/>
+      </w:pPr>
+      <w:rPr>
+        <w:rFonts w:ascii="Symbol" w:hAnsi="Symbol" w:hint="default"/>
+        <w:sz w:val="20"/>
+      </w:rPr>
+    </w:lvl>
+    <w:lvl w:ilvl="2" w:tentative="1">
+      <w:start w:val="1"/>
+      <w:numFmt w:val="bullet"/>
+      <w:lvlText w:val=""/>
+      <w:lvlJc w:val="left"/>
+      <w:pPr>
+        <w:tabs>
+          <w:tab w:val="num" w:pos="2160"/>
+        </w:tabs>
+        <w:ind w:left="2160" w:hanging="360"/>
+      </w:pPr>
+      <w:rPr>
+        <w:rFonts w:ascii="Symbol" w:hAnsi="Symbol" w:hint="default"/>
+        <w:sz w:val="20"/>
+      </w:rPr>
+    </w:lvl>
+    <w:lvl w:ilvl="3" w:tentative="1">
+      <w:start w:val="1"/>
+      <w:numFmt w:val="bullet"/>
+      <w:lvlText w:val=""/>
+      <w:lvlJc w:val="left"/>
+      <w:pPr>
+        <w:tabs>
+          <w:tab w:val="num" w:pos="2880"/>
+        </w:tabs>
+        <w:ind w:left="2880" w:hanging="360"/>
+      </w:pPr>
+      <w:rPr>
+        <w:rFonts w:ascii="Symbol" w:hAnsi="Symbol" w:hint="default"/>
+        <w:sz w:val="20"/>
+      </w:rPr>
+    </w:lvl>
+    <w:lvl w:ilvl="4" w:tentative="1">
+      <w:start w:val="1"/>
+      <w:numFmt w:val="bullet"/>
+      <w:lvlText w:val=""/>
+      <w:lvlJc w:val="left"/>
+      <w:pPr>
+        <w:tabs>
+          <w:tab w:val="num" w:pos="3600"/>
+        </w:tabs>
+        <w:ind w:left="3600" w:hanging="360"/>
+      </w:pPr>
+      <w:rPr>
+        <w:rFonts w:ascii="Symbol" w:hAnsi="Symbol" w:hint="default"/>
+        <w:sz w:val="20"/>
+      </w:rPr>
+    </w:lvl>
+    <w:lvl w:ilvl="5" w:tentative="1">
+      <w:start w:val="1"/>
+      <w:numFmt w:val="bullet"/>
+      <w:lvlText w:val=""/>
+      <w:lvlJc w:val="left"/>
+      <w:pPr>
+        <w:tabs>
+          <w:tab w:val="num" w:pos="4320"/>
+        </w:tabs>
+        <w:ind w:left="4320" w:hanging="360"/>
+      </w:pPr>
+      <w:rPr>
+        <w:rFonts w:ascii="Symbol" w:hAnsi="Symbol" w:hint="default"/>
+        <w:sz w:val="20"/>
+      </w:rPr>
+    </w:lvl>
+    <w:lvl w:ilvl="6" w:tentative="1">
+      <w:start w:val="1"/>
+      <w:numFmt w:val="bullet"/>
+      <w:lvlText w:val=""/>
+      <w:lvlJc w:val="left"/>
+      <w:pPr>
+        <w:tabs>
+          <w:tab w:val="num" w:pos="5040"/>
+        </w:tabs>
+        <w:ind w:left="5040" w:hanging="360"/>
+      </w:pPr>
+      <w:rPr>
+        <w:rFonts w:ascii="Symbol" w:hAnsi="Symbol" w:hint="default"/>
+        <w:sz w:val="20"/>
+      </w:rPr>
+    </w:lvl>
+    <w:lvl w:ilvl="7" w:tentative="1">
+      <w:start w:val="1"/>
+      <w:numFmt w:val="bullet"/>
+      <w:lvlText w:val=""/>
+      <w:lvlJc w:val="left"/>
+      <w:pPr>
+        <w:tabs>
+          <w:tab w:val="num" w:pos="5760"/>
+        </w:tabs>
+        <w:ind w:left="5760" w:hanging="360"/>
+      </w:pPr>
+      <w:rPr>
+        <w:rFonts w:ascii="Symbol" w:hAnsi="Symbol" w:hint="default"/>
+        <w:sz w:val="20"/>
+      </w:rPr>
+    </w:lvl>
+    <w:lvl w:ilvl="8" w:tentative="1">
+      <w:start w:val="1"/>
+      <w:numFmt w:val="bullet"/>
+      <w:lvlText w:val=""/>
+      <w:lvlJc w:val="left"/>
+      <w:pPr>
+        <w:tabs>
+          <w:tab w:val="num" w:pos="6480"/>
+        </w:tabs>
+        <w:ind w:left="6480" w:hanging="360"/>
+      </w:pPr>
+      <w:rPr>
+        <w:rFonts w:ascii="Symbol" w:hAnsi="Symbol" w:hint="default"/>
+        <w:sz w:val="20"/>
+      </w:rPr>
+    </w:lvl>
+  </w:abstractNum>
+  <w:abstractNum w:abstractNumId="37" w15:restartNumberingAfterBreak="0">
     <w:nsid w:val="714356C6"/>
     <w:multiLevelType w:val="hybridMultilevel"/>
     <w:tmpl w:val="DD6C39CA"/>
@@ -8625,7 +14440,7 @@
       </w:rPr>
     </w:lvl>
   </w:abstractNum>
-  <w:abstractNum w:abstractNumId="31" w15:restartNumberingAfterBreak="0">
+  <w:abstractNum w:abstractNumId="38" w15:restartNumberingAfterBreak="0">
     <w:nsid w:val="720F670B"/>
     <w:multiLevelType w:val="multilevel"/>
     <w:tmpl w:val="A538ED58"/>
@@ -8774,7 +14589,156 @@
       </w:rPr>
     </w:lvl>
   </w:abstractNum>
-  <w:abstractNum w:abstractNumId="32" w15:restartNumberingAfterBreak="0">
+  <w:abstractNum w:abstractNumId="39" w15:restartNumberingAfterBreak="0">
+    <w:nsid w:val="73014DAB"/>
+    <w:multiLevelType w:val="multilevel"/>
+    <w:tmpl w:val="DF681316"/>
+    <w:lvl w:ilvl="0">
+      <w:start w:val="1"/>
+      <w:numFmt w:val="bullet"/>
+      <w:lvlText w:val=""/>
+      <w:lvlJc w:val="left"/>
+      <w:pPr>
+        <w:tabs>
+          <w:tab w:val="num" w:pos="720"/>
+        </w:tabs>
+        <w:ind w:left="720" w:hanging="360"/>
+      </w:pPr>
+      <w:rPr>
+        <w:rFonts w:ascii="Symbol" w:hAnsi="Symbol" w:hint="default"/>
+        <w:sz w:val="20"/>
+      </w:rPr>
+    </w:lvl>
+    <w:lvl w:ilvl="1" w:tentative="1">
+      <w:start w:val="1"/>
+      <w:numFmt w:val="bullet"/>
+      <w:lvlText w:val=""/>
+      <w:lvlJc w:val="left"/>
+      <w:pPr>
+        <w:tabs>
+          <w:tab w:val="num" w:pos="1440"/>
+        </w:tabs>
+        <w:ind w:left="1440" w:hanging="360"/>
+      </w:pPr>
+      <w:rPr>
+        <w:rFonts w:ascii="Symbol" w:hAnsi="Symbol" w:hint="default"/>
+        <w:sz w:val="20"/>
+      </w:rPr>
+    </w:lvl>
+    <w:lvl w:ilvl="2" w:tentative="1">
+      <w:start w:val="1"/>
+      <w:numFmt w:val="bullet"/>
+      <w:lvlText w:val=""/>
+      <w:lvlJc w:val="left"/>
+      <w:pPr>
+        <w:tabs>
+          <w:tab w:val="num" w:pos="2160"/>
+        </w:tabs>
+        <w:ind w:left="2160" w:hanging="360"/>
+      </w:pPr>
+      <w:rPr>
+        <w:rFonts w:ascii="Symbol" w:hAnsi="Symbol" w:hint="default"/>
+        <w:sz w:val="20"/>
+      </w:rPr>
+    </w:lvl>
+    <w:lvl w:ilvl="3" w:tentative="1">
+      <w:start w:val="1"/>
+      <w:numFmt w:val="bullet"/>
+      <w:lvlText w:val=""/>
+      <w:lvlJc w:val="left"/>
+      <w:pPr>
+        <w:tabs>
+          <w:tab w:val="num" w:pos="2880"/>
+        </w:tabs>
+        <w:ind w:left="2880" w:hanging="360"/>
+      </w:pPr>
+      <w:rPr>
+        <w:rFonts w:ascii="Symbol" w:hAnsi="Symbol" w:hint="default"/>
+        <w:sz w:val="20"/>
+      </w:rPr>
+    </w:lvl>
+    <w:lvl w:ilvl="4" w:tentative="1">
+      <w:start w:val="1"/>
+      <w:numFmt w:val="bullet"/>
+      <w:lvlText w:val=""/>
+      <w:lvlJc w:val="left"/>
+      <w:pPr>
+        <w:tabs>
+          <w:tab w:val="num" w:pos="3600"/>
+        </w:tabs>
+        <w:ind w:left="3600" w:hanging="360"/>
+      </w:pPr>
+      <w:rPr>
+        <w:rFonts w:ascii="Symbol" w:hAnsi="Symbol" w:hint="default"/>
+        <w:sz w:val="20"/>
+      </w:rPr>
+    </w:lvl>
+    <w:lvl w:ilvl="5" w:tentative="1">
+      <w:start w:val="1"/>
+      <w:numFmt w:val="bullet"/>
+      <w:lvlText w:val=""/>
+      <w:lvlJc w:val="left"/>
+      <w:pPr>
+        <w:tabs>
+          <w:tab w:val="num" w:pos="4320"/>
+        </w:tabs>
+        <w:ind w:left="4320" w:hanging="360"/>
+      </w:pPr>
+      <w:rPr>
+        <w:rFonts w:ascii="Symbol" w:hAnsi="Symbol" w:hint="default"/>
+        <w:sz w:val="20"/>
+      </w:rPr>
+    </w:lvl>
+    <w:lvl w:ilvl="6" w:tentative="1">
+      <w:start w:val="1"/>
+      <w:numFmt w:val="bullet"/>
+      <w:lvlText w:val=""/>
+      <w:lvlJc w:val="left"/>
+      <w:pPr>
+        <w:tabs>
+          <w:tab w:val="num" w:pos="5040"/>
+        </w:tabs>
+        <w:ind w:left="5040" w:hanging="360"/>
+      </w:pPr>
+      <w:rPr>
+        <w:rFonts w:ascii="Symbol" w:hAnsi="Symbol" w:hint="default"/>
+        <w:sz w:val="20"/>
+      </w:rPr>
+    </w:lvl>
+    <w:lvl w:ilvl="7" w:tentative="1">
+      <w:start w:val="1"/>
+      <w:numFmt w:val="bullet"/>
+      <w:lvlText w:val=""/>
+      <w:lvlJc w:val="left"/>
+      <w:pPr>
+        <w:tabs>
+          <w:tab w:val="num" w:pos="5760"/>
+        </w:tabs>
+        <w:ind w:left="5760" w:hanging="360"/>
+      </w:pPr>
+      <w:rPr>
+        <w:rFonts w:ascii="Symbol" w:hAnsi="Symbol" w:hint="default"/>
+        <w:sz w:val="20"/>
+      </w:rPr>
+    </w:lvl>
+    <w:lvl w:ilvl="8" w:tentative="1">
+      <w:start w:val="1"/>
+      <w:numFmt w:val="bullet"/>
+      <w:lvlText w:val=""/>
+      <w:lvlJc w:val="left"/>
+      <w:pPr>
+        <w:tabs>
+          <w:tab w:val="num" w:pos="6480"/>
+        </w:tabs>
+        <w:ind w:left="6480" w:hanging="360"/>
+      </w:pPr>
+      <w:rPr>
+        <w:rFonts w:ascii="Symbol" w:hAnsi="Symbol" w:hint="default"/>
+        <w:sz w:val="20"/>
+      </w:rPr>
+    </w:lvl>
+  </w:abstractNum>
+  <w:abstractNum w:abstractNumId="40" w15:restartNumberingAfterBreak="0">
     <w:nsid w:val="758F4A5E"/>
     <w:multiLevelType w:val="multilevel"/>
     <w:tmpl w:val="94D089AE"/>
@@ -8923,7 +14887,7 @@
       </w:rPr>
     </w:lvl>
   </w:abstractNum>
-  <w:abstractNum w:abstractNumId="33" w15:restartNumberingAfterBreak="0">
+  <w:abstractNum w:abstractNumId="41" w15:restartNumberingAfterBreak="0">
     <w:nsid w:val="767A6949"/>
     <w:multiLevelType w:val="multilevel"/>
     <w:tmpl w:val="AB3A4782"/>
@@ -9072,7 +15036,7 @@
       </w:rPr>
     </w:lvl>
   </w:abstractNum>
-  <w:abstractNum w:abstractNumId="34" w15:restartNumberingAfterBreak="0">
+  <w:abstractNum w:abstractNumId="42" w15:restartNumberingAfterBreak="0">
     <w:nsid w:val="7C203C53"/>
     <w:multiLevelType w:val="hybridMultilevel"/>
     <w:tmpl w:val="0EA41812"/>
@@ -9161,7 +15125,7 @@
       </w:pPr>
     </w:lvl>
   </w:abstractNum>
-  <w:abstractNum w:abstractNumId="35" w15:restartNumberingAfterBreak="0">
+  <w:abstractNum w:abstractNumId="43" w15:restartNumberingAfterBreak="0">
     <w:nsid w:val="7CC27BBE"/>
     <w:multiLevelType w:val="hybridMultilevel"/>
     <w:tmpl w:val="E7ECD0B0"/>
@@ -9274,113 +15238,256 @@
       </w:rPr>
     </w:lvl>
   </w:abstractNum>
+  <w:abstractNum w:abstractNumId="44" w15:restartNumberingAfterBreak="0">
+    <w:nsid w:val="7FAA6623"/>
+    <w:multiLevelType w:val="hybridMultilevel"/>
+    <w:tmpl w:val="3ED01BD6"/>
+    <w:lvl w:ilvl="0" w:tplc="04090001">
+      <w:start w:val="1"/>
+      <w:numFmt w:val="bullet"/>
+      <w:lvlText w:val=""/>
+      <w:lvlJc w:val="left"/>
+      <w:pPr>
+        <w:ind w:left="720" w:hanging="360"/>
+      </w:pPr>
+      <w:rPr>
+        <w:rFonts w:ascii="Symbol" w:hAnsi="Symbol" w:hint="default"/>
+      </w:rPr>
+    </w:lvl>
+    <w:lvl w:ilvl="1" w:tplc="04090003" w:tentative="1">
+      <w:start w:val="1"/>
+      <w:numFmt w:val="bullet"/>
+      <w:lvlText w:val="o"/>
+      <w:lvlJc w:val="left"/>
+      <w:pPr>
+        <w:ind w:left="1440" w:hanging="360"/>
+      </w:pPr>
+      <w:rPr>
+        <w:rFonts w:ascii="Courier New" w:hAnsi="Courier New" w:cs="Courier New" w:hint="default"/>
+      </w:rPr>
+    </w:lvl>
+    <w:lvl w:ilvl="2" w:tplc="04090005" w:tentative="1">
+      <w:start w:val="1"/>
+      <w:numFmt w:val="bullet"/>
+      <w:lvlText w:val=""/>
+      <w:lvlJc w:val="left"/>
+      <w:pPr>
+        <w:ind w:left="2160" w:hanging="360"/>
+      </w:pPr>
+      <w:rPr>
+        <w:rFonts w:ascii="Wingdings" w:hAnsi="Wingdings" w:hint="default"/>
+      </w:rPr>
+    </w:lvl>
+    <w:lvl w:ilvl="3" w:tplc="04090001" w:tentative="1">
+      <w:start w:val="1"/>
+      <w:numFmt w:val="bullet"/>
+      <w:lvlText w:val=""/>
+      <w:lvlJc w:val="left"/>
+      <w:pPr>
+        <w:ind w:left="2880" w:hanging="360"/>
+      </w:pPr>
+      <w:rPr>
+        <w:rFonts w:ascii="Symbol" w:hAnsi="Symbol" w:hint="default"/>
+      </w:rPr>
+    </w:lvl>
+    <w:lvl w:ilvl="4" w:tplc="04090003" w:tentative="1">
+      <w:start w:val="1"/>
+      <w:numFmt w:val="bullet"/>
+      <w:lvlText w:val="o"/>
+      <w:lvlJc w:val="left"/>
+      <w:pPr>
+        <w:ind w:left="3600" w:hanging="360"/>
+      </w:pPr>
+      <w:rPr>
+        <w:rFonts w:ascii="Courier New" w:hAnsi="Courier New" w:cs="Courier New" w:hint="default"/>
+      </w:rPr>
+    </w:lvl>
+    <w:lvl w:ilvl="5" w:tplc="04090005" w:tentative="1">
+      <w:start w:val="1"/>
+      <w:numFmt w:val="bullet"/>
+      <w:lvlText w:val=""/>
+      <w:lvlJc w:val="left"/>
+      <w:pPr>
+        <w:ind w:left="4320" w:hanging="360"/>
+      </w:pPr>
+      <w:rPr>
+        <w:rFonts w:ascii="Wingdings" w:hAnsi="Wingdings" w:hint="default"/>
+      </w:rPr>
+    </w:lvl>
+    <w:lvl w:ilvl="6" w:tplc="04090001" w:tentative="1">
+      <w:start w:val="1"/>
+      <w:numFmt w:val="bullet"/>
+      <w:lvlText w:val=""/>
+      <w:lvlJc w:val="left"/>
+      <w:pPr>
+        <w:ind w:left="5040" w:hanging="360"/>
+      </w:pPr>
+      <w:rPr>
+        <w:rFonts w:ascii="Symbol" w:hAnsi="Symbol" w:hint="default"/>
+      </w:rPr>
+    </w:lvl>
+    <w:lvl w:ilvl="7" w:tplc="04090003" w:tentative="1">
+      <w:start w:val="1"/>
+      <w:numFmt w:val="bullet"/>
+      <w:lvlText w:val="o"/>
+      <w:lvlJc w:val="left"/>
+      <w:pPr>
+        <w:ind w:left="5760" w:hanging="360"/>
+      </w:pPr>
+      <w:rPr>
+        <w:rFonts w:ascii="Courier New" w:hAnsi="Courier New" w:cs="Courier New" w:hint="default"/>
+      </w:rPr>
+    </w:lvl>
+    <w:lvl w:ilvl="8" w:tplc="04090005" w:tentative="1">
+      <w:start w:val="1"/>
+      <w:numFmt w:val="bullet"/>
+      <w:lvlText w:val=""/>
+      <w:lvlJc w:val="left"/>
+      <w:pPr>
+        <w:ind w:left="6480" w:hanging="360"/>
+      </w:pPr>
+      <w:rPr>
+        <w:rFonts w:ascii="Wingdings" w:hAnsi="Wingdings" w:hint="default"/>
+      </w:rPr>
+    </w:lvl>
+  </w:abstractNum>
   <w:num w:numId="1" w16cid:durableId="131021228">
-    <w:abstractNumId w:val="12"/>
+    <w:abstractNumId w:val="15"/>
   </w:num>
   <w:num w:numId="2" w16cid:durableId="1318075109">
-    <w:abstractNumId w:val="21"/>
+    <w:abstractNumId w:val="26"/>
   </w:num>
   <w:num w:numId="3" w16cid:durableId="276065108">
-    <w:abstractNumId w:val="10"/>
+    <w:abstractNumId w:val="13"/>
   </w:num>
   <w:num w:numId="4" w16cid:durableId="1838424672">
-    <w:abstractNumId w:val="30"/>
+    <w:abstractNumId w:val="37"/>
   </w:num>
   <w:num w:numId="5" w16cid:durableId="523179493">
-    <w:abstractNumId w:val="27"/>
+    <w:abstractNumId w:val="33"/>
   </w:num>
   <w:num w:numId="6" w16cid:durableId="1719892409">
+    <w:abstractNumId w:val="42"/>
+  </w:num>
+  <w:num w:numId="7" w16cid:durableId="876814600">
     <w:abstractNumId w:val="34"/>
   </w:num>
-  <w:num w:numId="7" w16cid:durableId="876814600">
-    <w:abstractNumId w:val="28"/>
-  </w:num>
   <w:num w:numId="8" w16cid:durableId="655113977">
-    <w:abstractNumId w:val="26"/>
+    <w:abstractNumId w:val="31"/>
   </w:num>
   <w:num w:numId="9" w16cid:durableId="2082940523">
-    <w:abstractNumId w:val="11"/>
+    <w:abstractNumId w:val="14"/>
   </w:num>
   <w:num w:numId="10" w16cid:durableId="530998948">
-    <w:abstractNumId w:val="9"/>
+    <w:abstractNumId w:val="12"/>
   </w:num>
   <w:num w:numId="11" w16cid:durableId="477113533">
     <w:abstractNumId w:val="1"/>
   </w:num>
   <w:num w:numId="12" w16cid:durableId="661810412">
-    <w:abstractNumId w:val="7"/>
+    <w:abstractNumId w:val="10"/>
   </w:num>
   <w:num w:numId="13" w16cid:durableId="2044161811">
-    <w:abstractNumId w:val="35"/>
+    <w:abstractNumId w:val="43"/>
   </w:num>
   <w:num w:numId="14" w16cid:durableId="1389108436">
-    <w:abstractNumId w:val="6"/>
+    <w:abstractNumId w:val="8"/>
   </w:num>
   <w:num w:numId="15" w16cid:durableId="982924101">
-    <w:abstractNumId w:val="4"/>
+    <w:abstractNumId w:val="5"/>
   </w:num>
   <w:num w:numId="16" w16cid:durableId="1476875679">
     <w:abstractNumId w:val="0"/>
   </w:num>
   <w:num w:numId="17" w16cid:durableId="2045858629">
-    <w:abstractNumId w:val="13"/>
+    <w:abstractNumId w:val="16"/>
   </w:num>
   <w:num w:numId="18" w16cid:durableId="1309893534">
-    <w:abstractNumId w:val="24"/>
+    <w:abstractNumId w:val="29"/>
   </w:num>
   <w:num w:numId="19" w16cid:durableId="1906525267">
-    <w:abstractNumId w:val="22"/>
+    <w:abstractNumId w:val="27"/>
   </w:num>
   <w:num w:numId="20" w16cid:durableId="131338977">
-    <w:abstractNumId w:val="31"/>
+    <w:abstractNumId w:val="38"/>
   </w:num>
   <w:num w:numId="21" w16cid:durableId="1656297918">
-    <w:abstractNumId w:val="19"/>
+    <w:abstractNumId w:val="23"/>
   </w:num>
   <w:num w:numId="22" w16cid:durableId="408967989">
-    <w:abstractNumId w:val="17"/>
+    <w:abstractNumId w:val="21"/>
   </w:num>
   <w:num w:numId="23" w16cid:durableId="246810541">
-    <w:abstractNumId w:val="16"/>
+    <w:abstractNumId w:val="20"/>
   </w:num>
   <w:num w:numId="24" w16cid:durableId="1927034603">
-    <w:abstractNumId w:val="3"/>
+    <w:abstractNumId w:val="4"/>
   </w:num>
   <w:num w:numId="25" w16cid:durableId="1710570976">
-    <w:abstractNumId w:val="29"/>
+    <w:abstractNumId w:val="35"/>
   </w:num>
   <w:num w:numId="26" w16cid:durableId="60835337">
-    <w:abstractNumId w:val="25"/>
+    <w:abstractNumId w:val="30"/>
   </w:num>
   <w:num w:numId="27" w16cid:durableId="76246014">
     <w:abstractNumId w:val="2"/>
   </w:num>
   <w:num w:numId="28" w16cid:durableId="812017523">
-    <w:abstractNumId w:val="5"/>
+    <w:abstractNumId w:val="7"/>
   </w:num>
   <w:num w:numId="29" w16cid:durableId="413746753">
-    <w:abstractNumId w:val="23"/>
+    <w:abstractNumId w:val="28"/>
   </w:num>
   <w:num w:numId="30" w16cid:durableId="1971399070">
-    <w:abstractNumId w:val="15"/>
+    <w:abstractNumId w:val="19"/>
   </w:num>
   <w:num w:numId="31" w16cid:durableId="1384063566">
-    <w:abstractNumId w:val="14"/>
+    <w:abstractNumId w:val="17"/>
   </w:num>
   <w:num w:numId="32" w16cid:durableId="990521050">
+    <w:abstractNumId w:val="22"/>
+  </w:num>
+  <w:num w:numId="33" w16cid:durableId="2030989865">
+    <w:abstractNumId w:val="11"/>
+  </w:num>
+  <w:num w:numId="34" w16cid:durableId="1383671466">
+    <w:abstractNumId w:val="41"/>
+  </w:num>
+  <w:num w:numId="35" w16cid:durableId="680663270">
+    <w:abstractNumId w:val="40"/>
+  </w:num>
+  <w:num w:numId="36" w16cid:durableId="178197925">
+    <w:abstractNumId w:val="24"/>
+  </w:num>
+  <w:num w:numId="37" w16cid:durableId="1724064874">
+    <w:abstractNumId w:val="36"/>
+  </w:num>
+  <w:num w:numId="38" w16cid:durableId="780148082">
+    <w:abstractNumId w:val="9"/>
+  </w:num>
+  <w:num w:numId="39" w16cid:durableId="2055152293">
     <w:abstractNumId w:val="18"/>
   </w:num>
-  <w:num w:numId="33" w16cid:durableId="2030989865">
-    <w:abstractNumId w:val="8"/>
+  <w:num w:numId="40" w16cid:durableId="1467157962">
+    <w:abstractNumId w:val="39"/>
   </w:num>
-  <w:num w:numId="34" w16cid:durableId="1383671466">
-    <w:abstractNumId w:val="33"/>
+  <w:num w:numId="41" w16cid:durableId="1486892504">
+    <w:abstractNumId w:val="44"/>
   </w:num>
-  <w:num w:numId="35" w16cid:durableId="680663270">
+  <w:num w:numId="42" w16cid:durableId="616063831">
+    <w:abstractNumId w:val="25"/>
+  </w:num>
+  <w:num w:numId="43" w16cid:durableId="673413668">
+    <w:abstractNumId w:val="6"/>
+  </w:num>
+  <w:num w:numId="44" w16cid:durableId="234822086">
+    <w:abstractNumId w:val="3"/>
+    <w:lvlOverride w:ilvl="0">
+      <w:startOverride w:val="1"/>
+    </w:lvlOverride>
+  </w:num>
+  <w:num w:numId="45" w16cid:durableId="1460877891">
     <w:abstractNumId w:val="32"/>
-  </w:num>
-  <w:num w:numId="36" w16cid:durableId="178197925">
-    <w:abstractNumId w:val="20"/>
   </w:num>
 </w:numbering>
 </file>
@@ -10334,6 +16441,36 @@
       <w:rFonts w:ascii="Times New Roman" w:hAnsi="Times New Roman" w:cs="Times New Roman"/>
     </w:rPr>
   </w:style>
+  <w:style w:type="table" w:styleId="TableGrid">
+    <w:name w:val="Table Grid"/>
+    <w:basedOn w:val="TableNormal"/>
+    <w:uiPriority w:val="39"/>
+    <w:rsid w:val="00447703"/>
+    <w:pPr>
+      <w:spacing w:after="0" w:line="240" w:lineRule="auto"/>
+    </w:pPr>
+    <w:tblPr>
+      <w:tblBorders>
+        <w:top w:val="single" w:sz="4" w:space="0" w:color="auto"/>
+        <w:left w:val="single" w:sz="4" w:space="0" w:color="auto"/>
+        <w:bottom w:val="single" w:sz="4" w:space="0" w:color="auto"/>
+        <w:right w:val="single" w:sz="4" w:space="0" w:color="auto"/>
+        <w:insideH w:val="single" w:sz="4" w:space="0" w:color="auto"/>
+        <w:insideV w:val="single" w:sz="4" w:space="0" w:color="auto"/>
+      </w:tblBorders>
+    </w:tblPr>
+  </w:style>
+  <w:style w:type="character" w:styleId="Strong">
+    <w:name w:val="Strong"/>
+    <w:basedOn w:val="DefaultParagraphFont"/>
+    <w:uiPriority w:val="22"/>
+    <w:qFormat/>
+    <w:rsid w:val="001F7A8E"/>
+    <w:rPr>
+      <w:b/>
+      <w:bCs/>
+    </w:rPr>
+  </w:style>
 </w:styles>
 </file>
 

--- a/SpringBoot Interview Questions.docx
+++ b/SpringBoot Interview Questions.docx
@@ -28,17 +28,8 @@
           <w:b/>
           <w:bCs/>
         </w:rPr>
-        <w:t xml:space="preserve">Rate </w:t>
-      </w:r>
-      <w:proofErr w:type="gramStart"/>
-      <w:r>
-        <w:rPr>
-          <w:b/>
-          <w:bCs/>
-        </w:rPr>
-        <w:t>Limiting :</w:t>
-      </w:r>
-      <w:proofErr w:type="gramEnd"/>
+        <w:t>Rate Limiting :</w:t>
+      </w:r>
       <w:r>
         <w:t xml:space="preserve"> </w:t>
       </w:r>
@@ -106,13 +97,8 @@
           <w:numId w:val="4"/>
         </w:numPr>
       </w:pPr>
-      <w:proofErr w:type="gramStart"/>
-      <w:r>
-        <w:t>Dependency :</w:t>
-      </w:r>
-      <w:proofErr w:type="gramEnd"/>
-      <w:r>
-        <w:t xml:space="preserve"> resilience4j-spring-boot2</w:t>
+      <w:r>
+        <w:t>Dependency : resilience4j-spring-boot2</w:t>
       </w:r>
     </w:p>
     <w:p>
@@ -124,19 +110,7 @@
         </w:numPr>
       </w:pPr>
       <w:r>
-        <w:t>@</w:t>
-      </w:r>
-      <w:proofErr w:type="gramStart"/>
-      <w:r>
-        <w:t>RateLimiter(</w:t>
-      </w:r>
-      <w:proofErr w:type="gramEnd"/>
-      <w:r>
-        <w:t>name</w:t>
-      </w:r>
-      <w:proofErr w:type="gramStart"/>
-      <w:r>
-        <w:t>=”</w:t>
+        <w:t>@RateLimiter(name=”</w:t>
       </w:r>
       <w:r>
         <w:rPr>
@@ -145,7 +119,6 @@
         </w:rPr>
         <w:t>externalService</w:t>
       </w:r>
-      <w:proofErr w:type="gramEnd"/>
       <w:r>
         <w:t xml:space="preserve">”, </w:t>
       </w:r>
@@ -154,7 +127,6 @@
         <w:t>fallbackMethod</w:t>
       </w:r>
       <w:proofErr w:type="spellEnd"/>
-      <w:proofErr w:type="gramStart"/>
       <w:r>
         <w:t>=”</w:t>
       </w:r>
@@ -163,7 +135,6 @@
         <w:t>fallbackIfExceed</w:t>
       </w:r>
       <w:proofErr w:type="spellEnd"/>
-      <w:proofErr w:type="gramEnd"/>
       <w:r>
         <w:t>”)</w:t>
       </w:r>
@@ -176,21 +147,14 @@
           <w:numId w:val="4"/>
         </w:numPr>
       </w:pPr>
-      <w:proofErr w:type="gramStart"/>
-      <w:r>
-        <w:t>Add</w:t>
-      </w:r>
-      <w:proofErr w:type="gramEnd"/>
-      <w:r>
-        <w:t xml:space="preserve"> in </w:t>
+      <w:r>
+        <w:t xml:space="preserve">Add in </w:t>
       </w:r>
       <w:proofErr w:type="spellStart"/>
-      <w:proofErr w:type="gramStart"/>
       <w:r>
         <w:t>application.props</w:t>
       </w:r>
       <w:proofErr w:type="spellEnd"/>
-      <w:proofErr w:type="gramEnd"/>
       <w:r>
         <w:t xml:space="preserve"> file</w:t>
       </w:r>
@@ -207,13 +171,8 @@
           <w:bCs/>
         </w:rPr>
       </w:pPr>
-      <w:proofErr w:type="gramStart"/>
-      <w:r>
-        <w:t>resilience4j.ratelimiter.instances</w:t>
-      </w:r>
-      <w:proofErr w:type="gramEnd"/>
-      <w:r>
-        <w:t>.</w:t>
+      <w:r>
+        <w:t>resilience4j.ratelimiter.instances.</w:t>
       </w:r>
       <w:r>
         <w:rPr>
@@ -245,13 +204,8 @@
           <w:bCs/>
         </w:rPr>
       </w:pPr>
-      <w:proofErr w:type="gramStart"/>
-      <w:r>
-        <w:t>resilience4j.ratelimiter.instances</w:t>
-      </w:r>
-      <w:proofErr w:type="gramEnd"/>
-      <w:r>
-        <w:t>.externalService.</w:t>
+      <w:r>
+        <w:t>resilience4j.ratelimiter.instances.externalService.</w:t>
       </w:r>
       <w:r>
         <w:rPr>
@@ -273,13 +227,8 @@
           <w:bCs/>
         </w:rPr>
       </w:pPr>
-      <w:proofErr w:type="gramStart"/>
-      <w:r>
-        <w:t>resilience4j.ratelimiter.instances</w:t>
-      </w:r>
-      <w:proofErr w:type="gramEnd"/>
-      <w:r>
-        <w:t>.externalService.</w:t>
+      <w:r>
+        <w:t>resilience4j.ratelimiter.instances.externalService.</w:t>
       </w:r>
       <w:r>
         <w:rPr>
@@ -398,24 +347,15 @@
           <w:b/>
           <w:bCs/>
         </w:rPr>
-        <w:t xml:space="preserve">Load </w:t>
-      </w:r>
-      <w:proofErr w:type="gramStart"/>
+        <w:t>Load Shedding</w:t>
+      </w:r>
       <w:r>
         <w:rPr>
           <w:b/>
           <w:bCs/>
         </w:rPr>
-        <w:t>Shedding</w:t>
-      </w:r>
-      <w:r>
-        <w:rPr>
-          <w:b/>
-          <w:bCs/>
-        </w:rPr>
         <w:t xml:space="preserve"> :</w:t>
       </w:r>
-      <w:proofErr w:type="gramEnd"/>
       <w:r>
         <w:rPr>
           <w:rFonts w:ascii="Segoe UI Emoji" w:hAnsi="Segoe UI Emoji" w:cs="Segoe UI Emoji"/>
@@ -435,16 +375,11 @@
         <w:t>when system is already overloaded</w:t>
       </w:r>
       <w:r>
-        <w:t xml:space="preserve">. </w:t>
-      </w:r>
-      <w:proofErr w:type="gramStart"/>
-      <w:r>
-        <w:t>EG</w:t>
+        <w:t>. EG</w:t>
       </w:r>
       <w:r>
         <w:t xml:space="preserve"> :</w:t>
       </w:r>
-      <w:proofErr w:type="gramEnd"/>
     </w:p>
     <w:p>
       <w:pPr>
@@ -1096,77 +1031,50 @@
           <w:b/>
           <w:bCs/>
         </w:rPr>
-        <w:t xml:space="preserve">Separate Context </w:t>
-      </w:r>
-      <w:proofErr w:type="gramStart"/>
+        <w:t>Separate Context Path</w:t>
+      </w:r>
       <w:r>
         <w:rPr>
           <w:b/>
           <w:bCs/>
         </w:rPr>
-        <w:t>Path</w:t>
-      </w:r>
-      <w:r>
+        <w:t xml:space="preserve"> : </w:t>
+      </w:r>
+      <w:r>
+        <w:t>Keeps same port, but different base path</w:t>
+      </w:r>
+    </w:p>
+    <w:p>
+      <w:pPr>
+        <w:ind w:left="720" w:firstLine="720"/>
         <w:rPr>
           <w:b/>
           <w:bCs/>
         </w:rPr>
-        <w:t xml:space="preserve"> :</w:t>
-      </w:r>
-      <w:proofErr w:type="gramEnd"/>
+      </w:pPr>
       <w:r>
         <w:rPr>
           <w:b/>
           <w:bCs/>
         </w:rPr>
-        <w:t xml:space="preserve"> </w:t>
-      </w:r>
-      <w:r>
-        <w:t>Keeps same port, but different base path</w:t>
-      </w:r>
-    </w:p>
-    <w:p>
-      <w:pPr>
-        <w:ind w:left="720" w:firstLine="720"/>
+        <w:t>Configuration</w:t>
+      </w:r>
+      <w:r>
         <w:rPr>
           <w:b/>
           <w:bCs/>
         </w:rPr>
-      </w:pPr>
-      <w:proofErr w:type="gramStart"/>
+        <w:t xml:space="preserve"> : </w:t>
+      </w:r>
+      <w:proofErr w:type="spellStart"/>
       <w:r>
         <w:rPr>
           <w:b/>
           <w:bCs/>
         </w:rPr>
-        <w:t>Configuration</w:t>
-      </w:r>
-      <w:r>
-        <w:rPr>
-          <w:b/>
-          <w:bCs/>
-        </w:rPr>
-        <w:t xml:space="preserve"> :</w:t>
-      </w:r>
-      <w:proofErr w:type="gramEnd"/>
-      <w:r>
-        <w:rPr>
-          <w:b/>
-          <w:bCs/>
-        </w:rPr>
-        <w:t xml:space="preserve"> </w:t>
-      </w:r>
-      <w:proofErr w:type="spellStart"/>
-      <w:proofErr w:type="gramStart"/>
-      <w:r>
-        <w:rPr>
-          <w:b/>
-          <w:bCs/>
-        </w:rPr>
         <w:t>management.endpoints.web.base</w:t>
       </w:r>
       <w:proofErr w:type="spellEnd"/>
-      <w:proofErr w:type="gramEnd"/>
       <w:r>
         <w:rPr>
           <w:b/>
@@ -1207,67 +1115,47 @@
           <w:bCs/>
         </w:rPr>
       </w:pPr>
-      <w:proofErr w:type="gramStart"/>
       <w:r>
         <w:rPr>
           <w:b/>
           <w:bCs/>
         </w:rPr>
-        <w:t>Combine</w:t>
-      </w:r>
-      <w:proofErr w:type="gramEnd"/>
-      <w:r>
+        <w:t>Combine with exposure control</w:t>
+      </w:r>
+    </w:p>
+    <w:p>
+      <w:pPr>
+        <w:ind w:left="720"/>
         <w:rPr>
           <w:b/>
           <w:bCs/>
         </w:rPr>
-        <w:t xml:space="preserve"> with exposure control</w:t>
-      </w:r>
-    </w:p>
-    <w:p>
-      <w:pPr>
-        <w:ind w:left="720"/>
+      </w:pPr>
+      <w:proofErr w:type="spellStart"/>
+      <w:r>
         <w:rPr>
           <w:b/>
           <w:bCs/>
         </w:rPr>
-      </w:pPr>
-      <w:proofErr w:type="spellStart"/>
-      <w:proofErr w:type="gramStart"/>
+        <w:t>management.endpoints.web.exposure.include</w:t>
+      </w:r>
+      <w:proofErr w:type="spellEnd"/>
       <w:r>
         <w:rPr>
           <w:b/>
           <w:bCs/>
         </w:rPr>
-        <w:t>management.endpoints.web.exposure</w:t>
-      </w:r>
-      <w:proofErr w:type="gramEnd"/>
+        <w:t>=</w:t>
+      </w:r>
+      <w:proofErr w:type="spellStart"/>
       <w:r>
         <w:rPr>
           <w:b/>
           <w:bCs/>
         </w:rPr>
-        <w:t>.include</w:t>
+        <w:t>health,info</w:t>
       </w:r>
       <w:proofErr w:type="spellEnd"/>
-      <w:r>
-        <w:rPr>
-          <w:b/>
-          <w:bCs/>
-        </w:rPr>
-        <w:t>=</w:t>
-      </w:r>
-      <w:proofErr w:type="spellStart"/>
-      <w:proofErr w:type="gramStart"/>
-      <w:r>
-        <w:rPr>
-          <w:b/>
-          <w:bCs/>
-        </w:rPr>
-        <w:t>health,info</w:t>
-      </w:r>
-      <w:proofErr w:type="spellEnd"/>
-      <w:proofErr w:type="gramEnd"/>
     </w:p>
     <w:p>
       <w:pPr>
@@ -1354,23 +1242,7 @@
           <w:bCs/>
         </w:rPr>
         <w:lastRenderedPageBreak/>
-        <w:t xml:space="preserve">Securing </w:t>
-      </w:r>
-      <w:proofErr w:type="gramStart"/>
-      <w:r>
-        <w:rPr>
-          <w:b/>
-          <w:bCs/>
-        </w:rPr>
-        <w:t>Application :</w:t>
-      </w:r>
-      <w:proofErr w:type="gramEnd"/>
-      <w:r>
-        <w:rPr>
-          <w:b/>
-          <w:bCs/>
-        </w:rPr>
-        <w:t xml:space="preserve"> </w:t>
+        <w:t xml:space="preserve">Securing Application : </w:t>
       </w:r>
     </w:p>
     <w:p>
@@ -1629,26 +1501,14 @@
         </w:rPr>
       </w:pPr>
       <w:r>
-        <w:t xml:space="preserve">Method-level </w:t>
-      </w:r>
-      <w:proofErr w:type="gramStart"/>
-      <w:r>
-        <w:t xml:space="preserve">security: </w:t>
+        <w:t xml:space="preserve">Method-level security: </w:t>
       </w:r>
       <w:r>
         <w:rPr>
           <w:b/>
           <w:bCs/>
         </w:rPr>
-        <w:t>@</w:t>
-      </w:r>
-      <w:proofErr w:type="gramEnd"/>
-      <w:r>
-        <w:rPr>
-          <w:b/>
-          <w:bCs/>
-        </w:rPr>
-        <w:t>PreAuthorize("hasRole('ADMIN')")</w:t>
+        <w:t>@PreAuthorize("hasRole('ADMIN')")</w:t>
       </w:r>
     </w:p>
     <w:p>
@@ -1840,21 +1700,12 @@
           <w:bCs/>
         </w:rPr>
       </w:pPr>
-      <w:proofErr w:type="gramStart"/>
       <w:r>
         <w:rPr>
           <w:b/>
           <w:bCs/>
         </w:rPr>
-        <w:t>Use: @Valid, @</w:t>
-      </w:r>
-      <w:proofErr w:type="gramEnd"/>
-      <w:r>
-        <w:rPr>
-          <w:b/>
-          <w:bCs/>
-        </w:rPr>
-        <w:t>Validated</w:t>
+        <w:t>Use: @Valid, @Validated</w:t>
       </w:r>
     </w:p>
     <w:p>
@@ -1875,24 +1726,11 @@
         <w:t>F</w:t>
       </w:r>
       <w:r>
-        <w:t xml:space="preserve">or </w:t>
-      </w:r>
-      <w:proofErr w:type="gramStart"/>
-      <w:r>
-        <w:t>details :</w:t>
-      </w:r>
-      <w:proofErr w:type="gramEnd"/>
-      <w:r>
-        <w:t xml:space="preserve"> </w:t>
-      </w:r>
-      <w:r>
-        <w:t xml:space="preserve">Refer below </w:t>
-      </w:r>
-      <w:proofErr w:type="gramStart"/>
-      <w:r>
-        <w:t>notes )</w:t>
-      </w:r>
-      <w:proofErr w:type="gramEnd"/>
+        <w:t xml:space="preserve">or details : </w:t>
+      </w:r>
+      <w:r>
+        <w:t>Refer below notes )</w:t>
+      </w:r>
     </w:p>
     <w:p>
       <w:pPr>
@@ -1915,15 +1753,7 @@
         </w:numPr>
       </w:pPr>
       <w:r>
-        <w:t xml:space="preserve">Validation → checks input </w:t>
-      </w:r>
-      <w:proofErr w:type="gramStart"/>
-      <w:r>
-        <w:t>format (@NotNull, @</w:t>
-      </w:r>
-      <w:proofErr w:type="gramEnd"/>
-      <w:r>
-        <w:t>Size)</w:t>
+        <w:t>Validation → checks input format (@NotNull, @Size)</w:t>
       </w:r>
     </w:p>
     <w:p>
@@ -1994,28 +1824,13 @@
         </w:numPr>
       </w:pPr>
       <w:proofErr w:type="spellStart"/>
-      <w:proofErr w:type="gramStart"/>
       <w:r>
         <w:t>http.csrf</w:t>
       </w:r>
       <w:proofErr w:type="spellEnd"/>
-      <w:proofErr w:type="gramEnd"/>
-      <w:r>
-        <w:t>(</w:t>
-      </w:r>
-      <w:proofErr w:type="gramStart"/>
-      <w:r>
-        <w:t>).disable</w:t>
-      </w:r>
-      <w:proofErr w:type="gramEnd"/>
-      <w:r>
-        <w:t>(</w:t>
-      </w:r>
-      <w:proofErr w:type="gramStart"/>
-      <w:r>
-        <w:t>);</w:t>
-      </w:r>
-      <w:proofErr w:type="gramEnd"/>
+      <w:r>
+        <w:t>().disable();</w:t>
+      </w:r>
     </w:p>
     <w:p>
       <w:pPr>
@@ -2055,30 +1870,14 @@
           <w:b/>
           <w:bCs/>
         </w:rPr>
-        <w:t xml:space="preserve">CORS </w:t>
-      </w:r>
-      <w:proofErr w:type="gramStart"/>
+        <w:t>CORS Configuration</w:t>
+      </w:r>
       <w:r>
         <w:rPr>
           <w:b/>
           <w:bCs/>
         </w:rPr>
-        <w:t>Configuration</w:t>
-      </w:r>
-      <w:r>
-        <w:rPr>
-          <w:b/>
-          <w:bCs/>
-        </w:rPr>
-        <w:t xml:space="preserve"> :</w:t>
-      </w:r>
-      <w:proofErr w:type="gramEnd"/>
-      <w:r>
-        <w:rPr>
-          <w:b/>
-          <w:bCs/>
-        </w:rPr>
-        <w:t xml:space="preserve"> </w:t>
+        <w:t xml:space="preserve"> : </w:t>
       </w:r>
       <w:r>
         <w:rPr>
@@ -2108,23 +1907,7 @@
           <w:b/>
           <w:bCs/>
         </w:rPr>
-        <w:t>@</w:t>
-      </w:r>
-      <w:proofErr w:type="gramStart"/>
-      <w:r>
-        <w:rPr>
-          <w:b/>
-          <w:bCs/>
-        </w:rPr>
-        <w:t>CrossOrigin(</w:t>
-      </w:r>
-      <w:proofErr w:type="gramEnd"/>
-      <w:r>
-        <w:rPr>
-          <w:b/>
-          <w:bCs/>
-        </w:rPr>
-        <w:t>origins = "https://trusted.com")</w:t>
+        <w:t>@CrossOrigin(origins = "https://trusted.com")</w:t>
       </w:r>
     </w:p>
     <w:p>
@@ -2323,22 +2106,10 @@
           <w:b/>
           <w:bCs/>
         </w:rPr>
-        <w:t xml:space="preserve">Rate Limiting &amp; </w:t>
-      </w:r>
-      <w:proofErr w:type="gramStart"/>
-      <w:r>
-        <w:rPr>
-          <w:b/>
-          <w:bCs/>
-        </w:rPr>
-        <w:t>Throttling</w:t>
-      </w:r>
-      <w:r>
-        <w:t xml:space="preserve"> :</w:t>
-      </w:r>
-      <w:proofErr w:type="gramEnd"/>
-      <w:r>
-        <w:t xml:space="preserve"> </w:t>
+        <w:t>Rate Limiting &amp; Throttling</w:t>
+      </w:r>
+      <w:r>
+        <w:t xml:space="preserve"> : </w:t>
       </w:r>
     </w:p>
     <w:p>
@@ -2359,15 +2130,7 @@
         <w:tab/>
       </w:r>
       <w:r>
-        <w:t xml:space="preserve"> </w:t>
-      </w:r>
-      <w:proofErr w:type="gramStart"/>
-      <w:r>
-        <w:t>Tools :</w:t>
-      </w:r>
-      <w:proofErr w:type="gramEnd"/>
-      <w:r>
-        <w:t xml:space="preserve"> </w:t>
+        <w:t xml:space="preserve"> Tools : </w:t>
       </w:r>
     </w:p>
     <w:p>
@@ -2489,50 +2252,28 @@
           <w:b/>
           <w:bCs/>
         </w:rPr>
-        <w:t xml:space="preserve">ng &amp; Monitoring </w:t>
-      </w:r>
-      <w:proofErr w:type="gramStart"/>
-      <w:r>
-        <w:rPr>
-          <w:b/>
-          <w:bCs/>
-        </w:rPr>
-        <w:t>Security</w:t>
-      </w:r>
-      <w:r>
-        <w:t xml:space="preserve">  -</w:t>
-      </w:r>
-      <w:proofErr w:type="gramEnd"/>
+        <w:t>ng &amp; Monitoring Security</w:t>
+      </w:r>
+      <w:r>
+        <w:t xml:space="preserve">  - </w:t>
+      </w:r>
+      <w:r>
+        <w:t>Avoid logging:</w:t>
+      </w:r>
       <w:r>
         <w:t xml:space="preserve"> </w:t>
       </w:r>
       <w:r>
-        <w:t>Avoid logging:</w:t>
-      </w:r>
-      <w:r>
-        <w:t xml:space="preserve"> </w:t>
-      </w:r>
-      <w:proofErr w:type="gramStart"/>
-      <w:r>
         <w:t>Passwords</w:t>
       </w:r>
       <w:r>
-        <w:t xml:space="preserve"> ,</w:t>
-      </w:r>
-      <w:proofErr w:type="gramEnd"/>
-      <w:r>
-        <w:t xml:space="preserve"> </w:t>
-      </w:r>
-      <w:proofErr w:type="gramStart"/>
+        <w:t xml:space="preserve"> , </w:t>
+      </w:r>
       <w:r>
         <w:t>Tokens</w:t>
       </w:r>
       <w:r>
-        <w:t xml:space="preserve"> ,</w:t>
-      </w:r>
-      <w:proofErr w:type="gramEnd"/>
-      <w:r>
-        <w:t xml:space="preserve"> </w:t>
+        <w:t xml:space="preserve"> , </w:t>
       </w:r>
       <w:r>
         <w:t>PII data</w:t>
@@ -2638,23 +2379,13 @@
       </w:pPr>
     </w:p>
     <w:p>
-      <w:proofErr w:type="gramStart"/>
       <w:r>
         <w:t>Ways :</w:t>
       </w:r>
-      <w:proofErr w:type="gramEnd"/>
-    </w:p>
-    <w:p>
-      <w:r>
-        <w:t xml:space="preserve">1.OWASP Java HTML Sanitizer (Most </w:t>
-      </w:r>
-      <w:proofErr w:type="gramStart"/>
-      <w:r>
-        <w:t>Recommended )</w:t>
-      </w:r>
-      <w:proofErr w:type="gramEnd"/>
-      <w:r>
-        <w:t xml:space="preserve"> : Maintained by OWASP</w:t>
+    </w:p>
+    <w:p>
+      <w:r>
+        <w:t>1.OWASP Java HTML Sanitizer (Most Recommended ) : Maintained by OWASP</w:t>
       </w:r>
     </w:p>
     <w:p>
@@ -2866,11 +2597,9 @@
         <w:pStyle w:val="ListParagraph"/>
         <w:ind w:left="360"/>
       </w:pPr>
-      <w:proofErr w:type="gramStart"/>
       <w:r>
         <w:t>Implementation :</w:t>
       </w:r>
-      <w:proofErr w:type="gramEnd"/>
     </w:p>
     <w:p>
       <w:pPr>
@@ -3048,26 +2777,14 @@
         <w:t>Thread leaks</w:t>
       </w:r>
       <w:r>
-        <w:t xml:space="preserve"> caused by unmanaged executors </w:t>
-      </w:r>
-      <w:proofErr w:type="gramStart"/>
-      <w:r>
-        <w:t xml:space="preserve">or </w:t>
+        <w:t xml:space="preserve"> caused by unmanaged executors or </w:t>
       </w:r>
       <w:r>
         <w:rPr>
           <w:b/>
           <w:bCs/>
         </w:rPr>
-        <w:t>@</w:t>
-      </w:r>
-      <w:proofErr w:type="gramEnd"/>
-      <w:r>
-        <w:rPr>
-          <w:b/>
-          <w:bCs/>
-        </w:rPr>
-        <w:t>Async misuse</w:t>
+        <w:t>@Async misuse</w:t>
       </w:r>
       <w:r>
         <w:t>.</w:t>
@@ -3116,15 +2833,7 @@
         </w:numPr>
       </w:pPr>
       <w:r>
-        <w:t xml:space="preserve">Large object graphs </w:t>
-      </w:r>
-      <w:proofErr w:type="gramStart"/>
-      <w:r>
-        <w:t>created</w:t>
-      </w:r>
-      <w:proofErr w:type="gramEnd"/>
-      <w:r>
-        <w:t xml:space="preserve"> during startup or request processing.</w:t>
+        <w:t>Large object graphs created during startup or request processing.</w:t>
       </w:r>
     </w:p>
     <w:p>
@@ -3303,15 +3012,7 @@
     </w:p>
     <w:p>
       <w:r>
-        <w:t xml:space="preserve">To create a paginated API, I use Spring Data JPA’s Pageable interface. The controller method accepts page and size parameters, and the repository </w:t>
-      </w:r>
-      <w:proofErr w:type="gramStart"/>
-      <w:r>
-        <w:t>extends</w:t>
-      </w:r>
-      <w:proofErr w:type="gramEnd"/>
-      <w:r>
-        <w:t xml:space="preserve"> </w:t>
+        <w:t xml:space="preserve">To create a paginated API, I use Spring Data JPA’s Pageable interface. The controller method accepts page and size parameters, and the repository extends </w:t>
       </w:r>
       <w:proofErr w:type="spellStart"/>
       <w:r>
@@ -3323,13 +3024,8 @@
       </w:r>
     </w:p>
     <w:p>
-      <w:proofErr w:type="gramStart"/>
-      <w:r>
-        <w:t>Request :</w:t>
-      </w:r>
-      <w:proofErr w:type="gramEnd"/>
-      <w:r>
-        <w:t xml:space="preserve"> </w:t>
+      <w:r>
+        <w:t xml:space="preserve">Request : </w:t>
       </w:r>
     </w:p>
     <w:p>
@@ -3348,21 +3044,14 @@
         <w:t>=0&amp;size=5&amp;sort=</w:t>
       </w:r>
       <w:proofErr w:type="spellStart"/>
-      <w:proofErr w:type="gramStart"/>
       <w:r>
         <w:t>name,asc</w:t>
       </w:r>
       <w:proofErr w:type="spellEnd"/>
-      <w:proofErr w:type="gramEnd"/>
-    </w:p>
-    <w:p>
-      <w:proofErr w:type="gramStart"/>
-      <w:r>
-        <w:t>Response :</w:t>
-      </w:r>
-      <w:proofErr w:type="gramEnd"/>
-      <w:r>
-        <w:t xml:space="preserve"> </w:t>
+    </w:p>
+    <w:p>
+      <w:r>
+        <w:t xml:space="preserve">Response : </w:t>
       </w:r>
       <w:r>
         <w:t xml:space="preserve">    </w:t>
@@ -3452,17 +3141,12 @@
         <w:t xml:space="preserve">Page&lt;User&gt; </w:t>
       </w:r>
       <w:proofErr w:type="spellStart"/>
-      <w:proofErr w:type="gramStart"/>
       <w:r>
         <w:t>findAll</w:t>
       </w:r>
       <w:proofErr w:type="spellEnd"/>
       <w:r>
-        <w:t>(</w:t>
-      </w:r>
-      <w:proofErr w:type="gramEnd"/>
-      <w:r>
-        <w:t>Pageable pageable);</w:t>
+        <w:t>(Pageable pageable);</w:t>
       </w:r>
       <w:r>
         <w:br/>
@@ -3779,18 +3463,10 @@
         <w:t xml:space="preserve">1. </w:t>
       </w:r>
       <w:r>
-        <w:t xml:space="preserve">JVM </w:t>
-      </w:r>
-      <w:proofErr w:type="gramStart"/>
-      <w:r>
-        <w:t>Memory</w:t>
-      </w:r>
-      <w:r>
-        <w:t xml:space="preserve"> :</w:t>
-      </w:r>
-      <w:proofErr w:type="gramEnd"/>
-      <w:r>
-        <w:t xml:space="preserve"> </w:t>
+        <w:t>JVM Memory</w:t>
+      </w:r>
+      <w:r>
+        <w:t xml:space="preserve"> : </w:t>
       </w:r>
       <w:r>
         <w:t xml:space="preserve"> Endpoint:</w:t>
@@ -3844,67 +3520,49 @@
         </w:rPr>
         <w:t xml:space="preserve">For </w:t>
       </w:r>
-      <w:proofErr w:type="gramStart"/>
       <w:r>
         <w:rPr>
           <w:b/>
           <w:bCs/>
         </w:rPr>
-        <w:t>CPU :</w:t>
-      </w:r>
-      <w:proofErr w:type="gramEnd"/>
+        <w:t xml:space="preserve">CPU : </w:t>
+      </w:r>
       <w:r>
         <w:rPr>
           <w:b/>
           <w:bCs/>
         </w:rPr>
-        <w:t xml:space="preserve"> </w:t>
+        <w:t>Java tools:</w:t>
       </w:r>
       <w:r>
         <w:rPr>
           <w:b/>
           <w:bCs/>
         </w:rPr>
-        <w:t>Java tools:</w:t>
-      </w:r>
+        <w:t xml:space="preserve"> </w:t>
+      </w:r>
+      <w:proofErr w:type="spellStart"/>
       <w:r>
         <w:rPr>
           <w:b/>
           <w:bCs/>
         </w:rPr>
-        <w:t xml:space="preserve"> </w:t>
-      </w:r>
-      <w:proofErr w:type="spellStart"/>
-      <w:proofErr w:type="gramStart"/>
+        <w:t>jstack</w:t>
+      </w:r>
+      <w:proofErr w:type="spellEnd"/>
       <w:r>
         <w:rPr>
           <w:b/>
           <w:bCs/>
         </w:rPr>
-        <w:t>jstack</w:t>
-      </w:r>
-      <w:proofErr w:type="spellEnd"/>
+        <w:t xml:space="preserve"> </w:t>
+      </w:r>
       <w:r>
         <w:rPr>
           <w:b/>
           <w:bCs/>
         </w:rPr>
-        <w:t xml:space="preserve"> </w:t>
-      </w:r>
-      <w:r>
-        <w:rPr>
-          <w:b/>
-          <w:bCs/>
-        </w:rPr>
-        <w:t xml:space="preserve"> ,</w:t>
-      </w:r>
-      <w:proofErr w:type="gramEnd"/>
-      <w:r>
-        <w:rPr>
-          <w:b/>
-          <w:bCs/>
-        </w:rPr>
-        <w:t xml:space="preserve">  </w:t>
+        <w:t xml:space="preserve"> ,  </w:t>
       </w:r>
       <w:proofErr w:type="spellStart"/>
       <w:r>
@@ -4344,16 +4002,11 @@
       <w:r>
         <w:t xml:space="preserve"> </w:t>
       </w:r>
-      <w:proofErr w:type="gramStart"/>
       <w:r>
         <w:t>JMeter</w:t>
       </w:r>
       <w:r>
-        <w:t xml:space="preserve"> ,</w:t>
-      </w:r>
-      <w:proofErr w:type="gramEnd"/>
-      <w:r>
-        <w:t xml:space="preserve">  </w:t>
+        <w:t xml:space="preserve"> ,  </w:t>
       </w:r>
       <w:r>
         <w:t>Gatling</w:t>
@@ -4502,24 +4155,15 @@
           <w:b/>
           <w:bCs/>
         </w:rPr>
-        <w:t xml:space="preserve">How It </w:t>
-      </w:r>
-      <w:proofErr w:type="gramStart"/>
+        <w:t>How It Works</w:t>
+      </w:r>
       <w:r>
         <w:rPr>
           <w:b/>
           <w:bCs/>
         </w:rPr>
-        <w:t>Works</w:t>
-      </w:r>
-      <w:r>
-        <w:rPr>
-          <w:b/>
-          <w:bCs/>
-        </w:rPr>
         <w:t xml:space="preserve"> :</w:t>
       </w:r>
-      <w:proofErr w:type="gramEnd"/>
     </w:p>
     <w:p>
       <w:pPr>
@@ -4554,13 +4198,8 @@
       </w:r>
       <w:proofErr w:type="spellEnd"/>
       <w:r>
-        <w:t xml:space="preserve"> = 'ON</w:t>
-      </w:r>
-      <w:proofErr w:type="gramStart"/>
-      <w:r>
-        <w:t>';</w:t>
-      </w:r>
-      <w:proofErr w:type="gramEnd"/>
+        <w:t xml:space="preserve"> = 'ON';</w:t>
+      </w:r>
     </w:p>
     <w:p>
       <w:pPr>
@@ -4575,13 +4214,8 @@
       </w:r>
       <w:proofErr w:type="spellEnd"/>
       <w:r>
-        <w:t xml:space="preserve"> = </w:t>
-      </w:r>
-      <w:proofErr w:type="gramStart"/>
-      <w:r>
-        <w:t>1;</w:t>
-      </w:r>
-      <w:proofErr w:type="gramEnd"/>
+        <w:t xml:space="preserve"> = 1;</w:t>
+      </w:r>
     </w:p>
     <w:p>
       <w:r>
@@ -4651,56 +4285,30 @@
         <w:t xml:space="preserve">   </w:t>
       </w:r>
       <w:r>
-        <w:t>SELECT * FROM orders WHERE status = 'ACTIVE</w:t>
-      </w:r>
-      <w:proofErr w:type="gramStart"/>
-      <w:r>
-        <w:t>';</w:t>
-      </w:r>
-      <w:proofErr w:type="gramEnd"/>
-    </w:p>
-    <w:p>
-      <w:r>
-        <w:t>Run</w:t>
-      </w:r>
-      <w:proofErr w:type="gramStart"/>
-      <w:r>
-        <w:t>:</w:t>
+        <w:t>SELECT * FROM orders WHERE status = 'ACTIVE';</w:t>
+      </w:r>
+    </w:p>
+    <w:p>
+      <w:r>
+        <w:t>Run:</w:t>
       </w:r>
       <w:r>
         <w:t xml:space="preserve">  </w:t>
       </w:r>
       <w:r>
-        <w:t>EXPLAIN</w:t>
-      </w:r>
-      <w:proofErr w:type="gramEnd"/>
-      <w:r>
-        <w:t xml:space="preserve"> SELECT * FROM orders WHERE status = 'ACTIVE</w:t>
-      </w:r>
-      <w:proofErr w:type="gramStart"/>
-      <w:r>
-        <w:t>';</w:t>
-      </w:r>
-      <w:proofErr w:type="gramEnd"/>
+        <w:t>EXPLAIN SELECT * FROM orders WHERE status = 'ACTIVE';</w:t>
+      </w:r>
     </w:p>
     <w:p>
       <w:r>
         <w:lastRenderedPageBreak/>
-        <w:t>Look for</w:t>
-      </w:r>
-      <w:proofErr w:type="gramStart"/>
-      <w:r>
-        <w:t>:</w:t>
+        <w:t>Look for:</w:t>
       </w:r>
       <w:r>
         <w:t xml:space="preserve">  </w:t>
       </w:r>
       <w:r>
-        <w:t>type</w:t>
-      </w:r>
-      <w:proofErr w:type="gramEnd"/>
-      <w:r>
-        <w:t xml:space="preserve"> = ALL </w:t>
+        <w:t xml:space="preserve">type = ALL </w:t>
       </w:r>
       <w:r>
         <w:rPr>
@@ -4735,40 +4343,22 @@
     </w:p>
     <w:p>
       <w:r>
-        <w:t>Fix</w:t>
-      </w:r>
-      <w:proofErr w:type="gramStart"/>
-      <w:r>
-        <w:t>:</w:t>
+        <w:t>Fix:</w:t>
       </w:r>
       <w:r>
         <w:t xml:space="preserve">  </w:t>
       </w:r>
       <w:r>
-        <w:t>CREATE</w:t>
-      </w:r>
-      <w:proofErr w:type="gramEnd"/>
-      <w:r>
-        <w:t xml:space="preserve"> INDEX </w:t>
+        <w:t xml:space="preserve">CREATE INDEX </w:t>
       </w:r>
       <w:proofErr w:type="spellStart"/>
-      <w:proofErr w:type="gramStart"/>
-      <w:r>
-        <w:t>idx</w:t>
-      </w:r>
-      <w:proofErr w:type="gramEnd"/>
-      <w:r>
-        <w:t>_status</w:t>
+      <w:r>
+        <w:t>idx_status</w:t>
       </w:r>
       <w:proofErr w:type="spellEnd"/>
       <w:r>
-        <w:t xml:space="preserve"> ON orders(status</w:t>
-      </w:r>
-      <w:proofErr w:type="gramStart"/>
-      <w:r>
-        <w:t>);</w:t>
-      </w:r>
-      <w:proofErr w:type="gramEnd"/>
+        <w:t xml:space="preserve"> ON orders(status);</w:t>
+      </w:r>
     </w:p>
     <w:p>
       <w:pPr>
@@ -4819,18 +4409,10 @@
         </w:numPr>
       </w:pPr>
       <w:r>
-        <w:t xml:space="preserve">Pool size = 10 (too </w:t>
-      </w:r>
-      <w:proofErr w:type="gramStart"/>
-      <w:r>
-        <w:t xml:space="preserve">small) </w:t>
-      </w:r>
-      <w:r>
-        <w:t xml:space="preserve"> /</w:t>
-      </w:r>
-      <w:proofErr w:type="gramEnd"/>
-      <w:r>
-        <w:t xml:space="preserve">/ </w:t>
+        <w:t xml:space="preserve">Pool size = 10 (too small) </w:t>
+      </w:r>
+      <w:r>
+        <w:t xml:space="preserve"> // </w:t>
       </w:r>
       <w:r>
         <w:t>Pool size should match DB capacity (not too high)</w:t>
@@ -5031,7 +4613,6 @@
                 <w14:ligatures w14:val="none"/>
               </w:rPr>
             </w:pPr>
-            <w:proofErr w:type="gramStart"/>
             <w:r>
               <w:rPr>
                 <w:rFonts w:ascii="Aptos Narrow" w:eastAsia="Times New Roman" w:hAnsi="Aptos Narrow" w:cs="Times New Roman"/>
@@ -5043,7 +4624,6 @@
               </w:rPr>
               <w:t>@SpringBoot</w:t>
             </w:r>
-            <w:proofErr w:type="gramEnd"/>
           </w:p>
           <w:p>
             <w:pPr>
@@ -5084,13 +4664,8 @@
               <w:pStyle w:val="ListParagraph"/>
               <w:ind w:left="0"/>
             </w:pPr>
-            <w:proofErr w:type="gramStart"/>
-            <w:r>
-              <w:t>Includes: @Configuration, @EnableAutoConfiguration, @</w:t>
-            </w:r>
-            <w:proofErr w:type="gramEnd"/>
-            <w:r>
-              <w:t>ComponentScan</w:t>
+            <w:r>
+              <w:t>Includes: @Configuration, @EnableAutoConfiguration, @ComponentScan</w:t>
             </w:r>
           </w:p>
           <w:p>
@@ -5134,7 +4709,6 @@
                 <w14:ligatures w14:val="none"/>
               </w:rPr>
             </w:pPr>
-            <w:proofErr w:type="gramStart"/>
             <w:r>
               <w:rPr>
                 <w:rFonts w:ascii="Aptos Narrow" w:eastAsia="Times New Roman" w:hAnsi="Aptos Narrow" w:cs="Times New Roman"/>
@@ -5147,7 +4721,6 @@
               <w:lastRenderedPageBreak/>
               <w:t>@ComponentScan</w:t>
             </w:r>
-            <w:proofErr w:type="gramEnd"/>
           </w:p>
           <w:p>
             <w:pPr>
@@ -5190,51 +4763,22 @@
               <w:ind w:left="0"/>
             </w:pPr>
             <w:r>
-              <w:t xml:space="preserve">It tells the IoC container which packages to scan for components such </w:t>
-            </w:r>
-            <w:proofErr w:type="gramStart"/>
-            <w:r>
-              <w:t>as @</w:t>
-            </w:r>
-            <w:proofErr w:type="gramEnd"/>
-            <w:r>
-              <w:t>Component, @</w:t>
-            </w:r>
-            <w:proofErr w:type="gramStart"/>
-            <w:r>
-              <w:t>Service, @</w:t>
-            </w:r>
-            <w:proofErr w:type="gramEnd"/>
-            <w:r>
-              <w:t xml:space="preserve">Repository </w:t>
-            </w:r>
-            <w:proofErr w:type="gramStart"/>
-            <w:r>
-              <w:t>and @</w:t>
-            </w:r>
-            <w:proofErr w:type="gramEnd"/>
-            <w:r>
-              <w:t>Controller.</w:t>
-            </w:r>
-          </w:p>
-          <w:p>
-            <w:pPr>
-              <w:pStyle w:val="ListParagraph"/>
-              <w:ind w:left="0"/>
-            </w:pPr>
-          </w:p>
-          <w:p>
-            <w:pPr>
-              <w:pStyle w:val="ListParagraph"/>
-              <w:ind w:left="0"/>
-            </w:pPr>
-            <w:proofErr w:type="gramStart"/>
-            <w:r>
-              <w:t>Using @</w:t>
-            </w:r>
-            <w:proofErr w:type="gramEnd"/>
-            <w:r>
-              <w:t>ComponentScan, developers can explicitly include or exclude packages, control bean discovery and avoid unnecessary class loading, which is important in modular or large-scale applications.</w:t>
+              <w:t>It tells the IoC container which packages to scan for components such as @Component, @Service, @Repository and @Controller.</w:t>
+            </w:r>
+          </w:p>
+          <w:p>
+            <w:pPr>
+              <w:pStyle w:val="ListParagraph"/>
+              <w:ind w:left="0"/>
+            </w:pPr>
+          </w:p>
+          <w:p>
+            <w:pPr>
+              <w:pStyle w:val="ListParagraph"/>
+              <w:ind w:left="0"/>
+            </w:pPr>
+            <w:r>
+              <w:t>Using @ComponentScan, developers can explicitly include or exclude packages, control bean discovery and avoid unnecessary class loading, which is important in modular or large-scale applications.</w:t>
             </w:r>
           </w:p>
           <w:p>
@@ -5290,13 +4834,8 @@
             <w:tcW w:w="4394" w:type="dxa"/>
           </w:tcPr>
           <w:p>
-            <w:proofErr w:type="gramStart"/>
-            <w:r>
-              <w:t>@Configuration</w:t>
-            </w:r>
-            <w:proofErr w:type="gramEnd"/>
-            <w:r>
-              <w:t xml:space="preserve"> marks a class as a source of bean definitions.</w:t>
+            <w:r>
+              <w:t>@Configuration marks a class as a source of bean definitions.</w:t>
             </w:r>
           </w:p>
           <w:p>
@@ -5342,15 +4881,7 @@
               </w:numPr>
             </w:pPr>
             <w:r>
-              <w:t xml:space="preserve">Method calls </w:t>
-            </w:r>
-            <w:proofErr w:type="gramStart"/>
-            <w:r>
-              <w:t>to @</w:t>
-            </w:r>
-            <w:proofErr w:type="gramEnd"/>
-            <w:r>
-              <w:t>Bean are intercepted</w:t>
+              <w:t>Method calls to @Bean are intercepted</w:t>
             </w:r>
           </w:p>
           <w:p>
@@ -5446,15 +4977,7 @@
               <w:ind w:left="0"/>
             </w:pPr>
             <w:r>
-              <w:t xml:space="preserve">You can use exclude attribute </w:t>
-            </w:r>
-            <w:proofErr w:type="gramStart"/>
-            <w:r>
-              <w:t>of @</w:t>
-            </w:r>
-            <w:proofErr w:type="gramEnd"/>
-            <w:r>
-              <w:t>EnableAutoConfiguration if you want auto-configuration not to apply to any specific class.</w:t>
+              <w:t>You can use exclude attribute of @EnableAutoConfiguration if you want auto-configuration not to apply to any specific class.</w:t>
             </w:r>
           </w:p>
           <w:p>
@@ -5557,11 +5080,9 @@
                 <w:numId w:val="38"/>
               </w:numPr>
             </w:pPr>
-            <w:proofErr w:type="gramStart"/>
             <w:r>
               <w:t>@Service</w:t>
             </w:r>
-            <w:proofErr w:type="gramEnd"/>
           </w:p>
           <w:p>
             <w:pPr>
@@ -5583,11 +5104,9 @@
                 <w:numId w:val="38"/>
               </w:numPr>
             </w:pPr>
-            <w:proofErr w:type="gramStart"/>
             <w:r>
               <w:t>@Controller</w:t>
             </w:r>
-            <w:proofErr w:type="gramEnd"/>
           </w:p>
           <w:p>
             <w:pPr>
@@ -5614,13 +5133,8 @@
                 <w:numId w:val="39"/>
               </w:numPr>
             </w:pPr>
-            <w:proofErr w:type="gramStart"/>
-            <w:r>
-              <w:t>@Service</w:t>
-            </w:r>
-            <w:proofErr w:type="gramEnd"/>
-            <w:r>
-              <w:t xml:space="preserve"> represents business logic</w:t>
+            <w:r>
+              <w:t>@Service represents business logic</w:t>
             </w:r>
           </w:p>
           <w:p>
@@ -5642,13 +5156,8 @@
                 <w:numId w:val="39"/>
               </w:numPr>
             </w:pPr>
-            <w:proofErr w:type="gramStart"/>
-            <w:r>
-              <w:t>@Controller</w:t>
-            </w:r>
-            <w:proofErr w:type="gramEnd"/>
-            <w:r>
-              <w:t xml:space="preserve"> represents web layer</w:t>
+            <w:r>
+              <w:t>@Controller represents web layer</w:t>
             </w:r>
           </w:p>
           <w:p>
@@ -5658,13 +5167,8 @@
                 <w:numId w:val="39"/>
               </w:numPr>
             </w:pPr>
-            <w:proofErr w:type="gramStart"/>
-            <w:r>
-              <w:t>@Component</w:t>
-            </w:r>
-            <w:proofErr w:type="gramEnd"/>
-            <w:r>
-              <w:t xml:space="preserve"> is a generic stereotype</w:t>
+            <w:r>
+              <w:t>@Component is a generic stereotype</w:t>
             </w:r>
           </w:p>
           <w:p>
@@ -6021,21 +5525,8 @@
               <w:pStyle w:val="ListParagraph"/>
               <w:ind w:left="0"/>
             </w:pPr>
-            <w:proofErr w:type="gramStart"/>
-            <w:r>
-              <w:t>@Controller</w:t>
-            </w:r>
-            <w:proofErr w:type="gramEnd"/>
-            <w:r>
-              <w:t xml:space="preserve"> Map the model object to view or template and make it human readable </w:t>
-            </w:r>
-            <w:proofErr w:type="gramStart"/>
-            <w:r>
-              <w:t>but @</w:t>
-            </w:r>
-            <w:proofErr w:type="gramEnd"/>
-            <w:r>
-              <w:t>RestController simply returns the object and object data is directly written in HTTP response as JSON or XML</w:t>
+            <w:r>
+              <w:t>@Controller Map the model object to view or template and make it human readable but @RestController simply returns the object and object data is directly written in HTTP response as JSON or XML</w:t>
             </w:r>
           </w:p>
         </w:tc>
@@ -6411,15 +5902,7 @@
               <w:ind w:left="0"/>
             </w:pPr>
             <w:r>
-              <w:t> </w:t>
-            </w:r>
-            <w:proofErr w:type="gramStart"/>
-            <w:r>
-              <w:t>@GetMapping</w:t>
-            </w:r>
-            <w:proofErr w:type="gramEnd"/>
-            <w:r>
-              <w:t>("/search")</w:t>
+              <w:t> @GetMapping("/search")</w:t>
             </w:r>
             <w:r>
               <w:br/>
@@ -6439,13 +5922,8 @@
             </w:r>
             <w:proofErr w:type="spellEnd"/>
             <w:r>
-              <w:t xml:space="preserve">(@RequestParam("name") String </w:t>
-            </w:r>
-            <w:proofErr w:type="gramStart"/>
-            <w:r>
-              <w:t>name) {</w:t>
-            </w:r>
-            <w:proofErr w:type="gramEnd"/>
+              <w:t>(@RequestParam("name") String name) {</w:t>
+            </w:r>
           </w:p>
           <w:p>
             <w:pPr>
@@ -6494,23 +5972,7 @@
               <w:ind w:left="0"/>
             </w:pPr>
             <w:r>
-              <w:t> </w:t>
-            </w:r>
-            <w:proofErr w:type="gramStart"/>
-            <w:r>
-              <w:t>@GetMapping</w:t>
-            </w:r>
-            <w:proofErr w:type="gramEnd"/>
-            <w:r>
-              <w:t>(</w:t>
-            </w:r>
-            <w:proofErr w:type="gramStart"/>
-            <w:r>
-              <w:t>"/{studentId}"</w:t>
-            </w:r>
-            <w:proofErr w:type="gramEnd"/>
-            <w:r>
-              <w:t>)</w:t>
+              <w:t> @GetMapping("/{studentId}")</w:t>
             </w:r>
             <w:r>
               <w:br/>
@@ -6525,20 +5987,14 @@
               <w:t xml:space="preserve">&lt;User&gt; </w:t>
             </w:r>
             <w:proofErr w:type="spellStart"/>
-            <w:proofErr w:type="gramStart"/>
             <w:r>
               <w:t>getStudentDetails</w:t>
             </w:r>
             <w:proofErr w:type="spellEnd"/>
             <w:r>
-              <w:t>(</w:t>
-            </w:r>
-            <w:proofErr w:type="gramEnd"/>
-            <w:r>
-              <w:t xml:space="preserve">@PathVariable Long </w:t>
+              <w:t xml:space="preserve">(@PathVariable Long </w:t>
             </w:r>
             <w:proofErr w:type="spellStart"/>
-            <w:proofErr w:type="gramStart"/>
             <w:r>
               <w:t>studentId</w:t>
             </w:r>
@@ -6546,7 +6002,6 @@
             <w:r>
               <w:t>) {</w:t>
             </w:r>
-            <w:proofErr w:type="gramEnd"/>
           </w:p>
           <w:p>
             <w:pPr>
@@ -6727,23 +6182,7 @@
               <w:ind w:left="0"/>
             </w:pPr>
             <w:r>
-              <w:t xml:space="preserve">Developers can access these properties programmatically using the Environment interface or bind them directly to beans </w:t>
-            </w:r>
-            <w:proofErr w:type="gramStart"/>
-            <w:r>
-              <w:t>using @</w:t>
-            </w:r>
-            <w:proofErr w:type="gramEnd"/>
-            <w:r>
-              <w:t xml:space="preserve">Value </w:t>
-            </w:r>
-            <w:proofErr w:type="gramStart"/>
-            <w:r>
-              <w:t>or @</w:t>
-            </w:r>
-            <w:proofErr w:type="gramEnd"/>
-            <w:r>
-              <w:t>ConfigurationProperties</w:t>
+              <w:t>Developers can access these properties programmatically using the Environment interface or bind them directly to beans using @Value or @ConfigurationProperties</w:t>
             </w:r>
           </w:p>
           <w:p>
@@ -6781,11 +6220,9 @@
               <w:pStyle w:val="ListParagraph"/>
               <w:ind w:left="0"/>
             </w:pPr>
-            <w:proofErr w:type="gramStart"/>
             <w:r>
               <w:t>@ConfigurationProperties</w:t>
             </w:r>
-            <w:proofErr w:type="gramEnd"/>
           </w:p>
           <w:p>
             <w:pPr>
@@ -6841,11 +6278,9 @@
               <w:pStyle w:val="ListParagraph"/>
               <w:ind w:left="0"/>
             </w:pPr>
-            <w:proofErr w:type="gramStart"/>
             <w:r>
               <w:t>@Conditional</w:t>
             </w:r>
-            <w:proofErr w:type="gramEnd"/>
           </w:p>
           <w:p>
             <w:pPr>
@@ -6864,13 +6299,8 @@
             <w:tcW w:w="4394" w:type="dxa"/>
           </w:tcPr>
           <w:p>
-            <w:proofErr w:type="gramStart"/>
-            <w:r>
-              <w:t>Choose @</w:t>
-            </w:r>
-            <w:proofErr w:type="gramEnd"/>
-            <w:r>
-              <w:t>ConditionalOnProperty when behavior should change based on configuration values (for example, enabling a cache or security feature).</w:t>
+            <w:r>
+              <w:t>Choose @ConditionalOnProperty when behavior should change based on configuration values (for example, enabling a cache or security feature).</w:t>
             </w:r>
           </w:p>
           <w:p/>
@@ -6912,11 +6342,9 @@
               <w:pStyle w:val="ListParagraph"/>
               <w:ind w:left="0"/>
             </w:pPr>
-            <w:proofErr w:type="gramStart"/>
             <w:r>
               <w:t>@Conditional</w:t>
             </w:r>
-            <w:proofErr w:type="gramEnd"/>
           </w:p>
           <w:p>
             <w:pPr>
@@ -6945,13 +6373,8 @@
               <w:pStyle w:val="ListParagraph"/>
               <w:ind w:left="0"/>
             </w:pPr>
-            <w:proofErr w:type="gramStart"/>
-            <w:r>
-              <w:t>Choose @</w:t>
-            </w:r>
-            <w:proofErr w:type="gramEnd"/>
-            <w:r>
-              <w:t xml:space="preserve">ConditionalOnClass when bean creation depends on the presence of a dependency or library on the </w:t>
+            <w:r>
+              <w:t xml:space="preserve">Choose @ConditionalOnClass when bean creation depends on the presence of a dependency or library on the </w:t>
             </w:r>
             <w:proofErr w:type="spellStart"/>
             <w:r>
@@ -7011,21 +6434,8 @@
               <w:pStyle w:val="ListParagraph"/>
               <w:ind w:left="0"/>
             </w:pPr>
-            <w:proofErr w:type="gramStart"/>
-            <w:r>
-              <w:t>Choose @</w:t>
-            </w:r>
-            <w:proofErr w:type="gramEnd"/>
-            <w:r>
-              <w:t xml:space="preserve">Profile when defining environment-specific behavior such </w:t>
-            </w:r>
-            <w:proofErr w:type="gramStart"/>
-            <w:r>
-              <w:t>as  different</w:t>
-            </w:r>
-            <w:proofErr w:type="gramEnd"/>
-            <w:r>
-              <w:t xml:space="preserve"> beans for development, testing and production.</w:t>
+            <w:r>
+              <w:t>Choose @Profile when defining environment-specific behavior such as  different beans for development, testing and production.</w:t>
             </w:r>
           </w:p>
           <w:p>
@@ -7111,13 +6521,8 @@
               <w:ind w:left="0"/>
             </w:pPr>
             <w:r>
-              <w:t> </w:t>
-            </w:r>
-            <w:proofErr w:type="gramStart"/>
-            <w:r>
-              <w:t>@Exception</w:t>
-            </w:r>
-            <w:proofErr w:type="gramEnd"/>
+              <w:t> @Exception</w:t>
+            </w:r>
           </w:p>
           <w:p>
             <w:pPr>
@@ -7166,11 +6571,9 @@
               <w:pStyle w:val="ListParagraph"/>
               <w:ind w:left="0"/>
             </w:pPr>
-            <w:proofErr w:type="gramStart"/>
             <w:r>
               <w:t>@Controller</w:t>
             </w:r>
-            <w:proofErr w:type="gramEnd"/>
           </w:p>
           <w:p>
             <w:pPr>
@@ -7193,23 +6596,7 @@
             </w:pPr>
             <w:r>
               <w:lastRenderedPageBreak/>
-              <w:t xml:space="preserve">Global exception handling is implemented </w:t>
-            </w:r>
-            <w:proofErr w:type="gramStart"/>
-            <w:r>
-              <w:t>using @</w:t>
-            </w:r>
-            <w:proofErr w:type="gramEnd"/>
-            <w:r>
-              <w:t xml:space="preserve">ControllerAdvice </w:t>
-            </w:r>
-            <w:proofErr w:type="gramStart"/>
-            <w:r>
-              <w:t>and @</w:t>
-            </w:r>
-            <w:proofErr w:type="gramEnd"/>
-            <w:r>
-              <w:t xml:space="preserve">ExceptionHandler. This centralizes error handling logic and ensures consistent error responses across the application. Instead of </w:t>
+              <w:t xml:space="preserve">Global exception handling is implemented using @ControllerAdvice and @ExceptionHandler. This centralizes error handling logic and ensures consistent error responses across the application. Instead of </w:t>
             </w:r>
             <w:r>
               <w:lastRenderedPageBreak/>
@@ -7288,27 +6675,17 @@
               <w:pStyle w:val="ListParagraph"/>
               <w:ind w:left="0"/>
             </w:pPr>
-            <w:proofErr w:type="gramStart"/>
-            <w:r>
-              <w:t>@Async</w:t>
-            </w:r>
-            <w:proofErr w:type="gramEnd"/>
-            <w:r>
-              <w:t xml:space="preserve"> allows asynchronous execution managed by Spring’s task executor.</w:t>
-            </w:r>
-          </w:p>
-          <w:p>
-            <w:pPr>
-              <w:pStyle w:val="ListParagraph"/>
-              <w:ind w:left="0"/>
-            </w:pPr>
-            <w:proofErr w:type="gramStart"/>
-            <w:r>
-              <w:t>@Async</w:t>
-            </w:r>
-            <w:proofErr w:type="gramEnd"/>
-            <w:r>
-              <w:t xml:space="preserve"> simplifies asynchronous method execution</w:t>
+            <w:r>
+              <w:t>@Async allows asynchronous execution managed by Spring’s task executor.</w:t>
+            </w:r>
+          </w:p>
+          <w:p>
+            <w:pPr>
+              <w:pStyle w:val="ListParagraph"/>
+              <w:ind w:left="0"/>
+            </w:pPr>
+            <w:r>
+              <w:t>@Async simplifies asynchronous method execution</w:t>
             </w:r>
           </w:p>
           <w:p>
@@ -7355,51 +6732,25 @@
               <w:ind w:left="0"/>
             </w:pPr>
             <w:r>
-              <w:t xml:space="preserve">Validation is implemented using annotations </w:t>
-            </w:r>
-            <w:proofErr w:type="gramStart"/>
-            <w:r>
-              <w:t>like @</w:t>
-            </w:r>
-            <w:proofErr w:type="gramEnd"/>
-            <w:r>
-              <w:t xml:space="preserve">NotNull, </w:t>
-            </w:r>
-          </w:p>
-          <w:p>
-            <w:pPr>
-              <w:pStyle w:val="ListParagraph"/>
-              <w:ind w:left="0"/>
-            </w:pPr>
-            <w:proofErr w:type="gramStart"/>
-            <w:r>
-              <w:t>@Size</w:t>
-            </w:r>
-            <w:proofErr w:type="gramEnd"/>
-            <w:r>
-              <w:t xml:space="preserve"> and </w:t>
-            </w:r>
-          </w:p>
-          <w:p>
-            <w:pPr>
-              <w:pStyle w:val="ListParagraph"/>
-              <w:ind w:left="0"/>
-            </w:pPr>
-            <w:proofErr w:type="gramStart"/>
-            <w:r>
-              <w:t>@Email</w:t>
-            </w:r>
-            <w:proofErr w:type="gramEnd"/>
-            <w:r>
-              <w:t xml:space="preserve"> on request DTOs. </w:t>
-            </w:r>
-            <w:proofErr w:type="gramStart"/>
-            <w:r>
-              <w:t>The @</w:t>
-            </w:r>
-            <w:proofErr w:type="gramEnd"/>
-            <w:r>
-              <w:t>Valid annotation is used in controller methods to trigger validation.</w:t>
+              <w:t xml:space="preserve">Validation is implemented using annotations like @NotNull, </w:t>
+            </w:r>
+          </w:p>
+          <w:p>
+            <w:pPr>
+              <w:pStyle w:val="ListParagraph"/>
+              <w:ind w:left="0"/>
+            </w:pPr>
+            <w:r>
+              <w:t xml:space="preserve">@Size and </w:t>
+            </w:r>
+          </w:p>
+          <w:p>
+            <w:pPr>
+              <w:pStyle w:val="ListParagraph"/>
+              <w:ind w:left="0"/>
+            </w:pPr>
+            <w:r>
+              <w:t>@Email on request DTOs. The @Valid annotation is used in controller methods to trigger validation.</w:t>
             </w:r>
           </w:p>
           <w:p>
@@ -7422,15 +6773,7 @@
             </w:r>
             <w:proofErr w:type="spellEnd"/>
             <w:r>
-              <w:t xml:space="preserve"> is </w:t>
-            </w:r>
-            <w:proofErr w:type="gramStart"/>
-            <w:r>
-              <w:t>thrown</w:t>
-            </w:r>
-            <w:proofErr w:type="gramEnd"/>
-            <w:r>
-              <w:t xml:space="preserve"> and handled globally</w:t>
+              <w:t xml:space="preserve"> is thrown and handled globally</w:t>
             </w:r>
           </w:p>
           <w:p>
@@ -7477,15 +6820,7 @@
               <w:ind w:left="0"/>
             </w:pPr>
             <w:r>
-              <w:t xml:space="preserve">I choose the appropriate locking strategy based on the use case. For high-read, low-conflict scenarios, I use optimistic locking with a version </w:t>
-            </w:r>
-            <w:proofErr w:type="gramStart"/>
-            <w:r>
-              <w:t>field (@</w:t>
-            </w:r>
-            <w:proofErr w:type="gramEnd"/>
-            <w:r>
-              <w:t>Version) so concurrent updates are detected and conflicting transactions fail cleanly. </w:t>
+              <w:t>I choose the appropriate locking strategy based on the use case. For high-read, low-conflict scenarios, I use optimistic locking with a version field (@Version) so concurrent updates are detected and conflicting transactions fail cleanly. </w:t>
             </w:r>
           </w:p>
           <w:p>
@@ -7517,13 +6852,8 @@
               <w:pStyle w:val="ListParagraph"/>
               <w:ind w:left="0"/>
             </w:pPr>
-            <w:proofErr w:type="gramStart"/>
-            <w:r>
-              <w:t>@PreAuthorize</w:t>
-            </w:r>
-            <w:proofErr w:type="gramEnd"/>
-            <w:r>
-              <w:t>("hasRole('ADMIN')")</w:t>
+            <w:r>
+              <w:t>@PreAuthorize("hasRole('ADMIN')")</w:t>
             </w:r>
           </w:p>
         </w:tc>
@@ -7557,15 +6887,7 @@
           </w:tcPr>
           <w:p>
             <w:r>
-              <w:t>@</w:t>
-            </w:r>
-            <w:proofErr w:type="gramStart"/>
-            <w:r>
-              <w:t>CrossOrigin(</w:t>
-            </w:r>
-            <w:proofErr w:type="gramEnd"/>
-            <w:r>
-              <w:t>origins = "https://trusted.com")</w:t>
+              <w:t>@CrossOrigin(origins = "https://trusted.com")</w:t>
             </w:r>
           </w:p>
           <w:p>
@@ -8465,7 +7787,6 @@
                 <w14:ligatures w14:val="none"/>
               </w:rPr>
             </w:pPr>
-            <w:proofErr w:type="gramStart"/>
             <w:r>
               <w:rPr>
                 <w:rFonts w:ascii="Noto Sans" w:eastAsia="Times New Roman" w:hAnsi="Noto Sans" w:cs="Noto Sans"/>
@@ -8473,17 +7794,7 @@
                 <w:kern w:val="0"/>
                 <w14:ligatures w14:val="none"/>
               </w:rPr>
-              <w:t>Slightly</w:t>
-            </w:r>
-            <w:proofErr w:type="gramEnd"/>
-            <w:r>
-              <w:rPr>
-                <w:rFonts w:ascii="Noto Sans" w:eastAsia="Times New Roman" w:hAnsi="Noto Sans" w:cs="Noto Sans"/>
-                <w:color w:val="000000"/>
-                <w:kern w:val="0"/>
-                <w14:ligatures w14:val="none"/>
-              </w:rPr>
-              <w:t xml:space="preserve"> harder to test</w:t>
+              <w:t>Slightly harder to test</w:t>
             </w:r>
           </w:p>
         </w:tc>
@@ -8762,36 +8073,20 @@
         </w:numPr>
       </w:pPr>
       <w:r>
-        <w:t>What is an IOC container?</w:t>
-      </w:r>
-    </w:p>
-    <w:p>
-      <w:r>
-        <w:t xml:space="preserve">IoC Container is a framework for implementing automatic dependency </w:t>
-      </w:r>
-      <w:proofErr w:type="gramStart"/>
-      <w:r>
-        <w:t>injection</w:t>
-      </w:r>
-      <w:proofErr w:type="gramEnd"/>
-      <w:r>
-        <w:t xml:space="preserve">. It manages object creation and its </w:t>
-      </w:r>
-      <w:proofErr w:type="gramStart"/>
-      <w:r>
-        <w:t>life-time</w:t>
-      </w:r>
-      <w:proofErr w:type="gramEnd"/>
-      <w:r>
-        <w:t xml:space="preserve"> </w:t>
-      </w:r>
-      <w:proofErr w:type="gramStart"/>
-      <w:r>
-        <w:t>and also</w:t>
-      </w:r>
-      <w:proofErr w:type="gramEnd"/>
-      <w:r>
-        <w:t xml:space="preserve"> injects dependencies into the class.</w:t>
+        <w:t>Can we create a non-web application in Spring Boot?</w:t>
+      </w:r>
+    </w:p>
+    <w:p>
+      <w:r>
+        <w:t xml:space="preserve">Yes, we can create a non-web application by removing the web dependencies from the </w:t>
+      </w:r>
+      <w:proofErr w:type="spellStart"/>
+      <w:r>
+        <w:t>classpath</w:t>
+      </w:r>
+      <w:proofErr w:type="spellEnd"/>
+      <w:r>
+        <w:t xml:space="preserve"> along with changing the way Spring Boot creates the application context</w:t>
       </w:r>
     </w:p>
     <w:p/>
@@ -8804,12 +8099,39 @@
         </w:numPr>
       </w:pPr>
       <w:r>
-        <w:t>Can we create a non-web application in Spring Boot?</w:t>
-      </w:r>
-    </w:p>
-    <w:p>
-      <w:r>
-        <w:t xml:space="preserve">Yes, we can create a non-web application by removing the web dependencies from the </w:t>
+        <w:t>What are common reasons for slow Spring Boot application startup?</w:t>
+      </w:r>
+    </w:p>
+    <w:p>
+      <w:r>
+        <w:t xml:space="preserve">Common causes include </w:t>
+      </w:r>
+      <w:r>
+        <w:t>:</w:t>
+      </w:r>
+    </w:p>
+    <w:p>
+      <w:pPr>
+        <w:pStyle w:val="ListParagraph"/>
+        <w:numPr>
+          <w:ilvl w:val="0"/>
+          <w:numId w:val="41"/>
+        </w:numPr>
+      </w:pPr>
+      <w:r>
+        <w:t>excessive auto configuration,</w:t>
+      </w:r>
+    </w:p>
+    <w:p>
+      <w:pPr>
+        <w:pStyle w:val="ListParagraph"/>
+        <w:numPr>
+          <w:ilvl w:val="0"/>
+          <w:numId w:val="41"/>
+        </w:numPr>
+      </w:pPr>
+      <w:r>
+        <w:t xml:space="preserve"> large </w:t>
       </w:r>
       <w:proofErr w:type="spellStart"/>
       <w:r>
@@ -8817,10 +8139,53 @@
       </w:r>
       <w:proofErr w:type="spellEnd"/>
       <w:r>
-        <w:t xml:space="preserve"> along with changing the way Spring Boot creates the application context</w:t>
-      </w:r>
-    </w:p>
-    <w:p/>
+        <w:t xml:space="preserve"> scanning, </w:t>
+      </w:r>
+    </w:p>
+    <w:p>
+      <w:pPr>
+        <w:pStyle w:val="ListParagraph"/>
+        <w:numPr>
+          <w:ilvl w:val="0"/>
+          <w:numId w:val="41"/>
+        </w:numPr>
+      </w:pPr>
+      <w:r>
+        <w:t xml:space="preserve">slow database initialization, </w:t>
+      </w:r>
+    </w:p>
+    <w:p>
+      <w:pPr>
+        <w:pStyle w:val="ListParagraph"/>
+        <w:numPr>
+          <w:ilvl w:val="0"/>
+          <w:numId w:val="41"/>
+        </w:numPr>
+      </w:pPr>
+      <w:r>
+        <w:t xml:space="preserve">unnecessary dependencies, and </w:t>
+      </w:r>
+    </w:p>
+    <w:p>
+      <w:pPr>
+        <w:pStyle w:val="ListParagraph"/>
+        <w:numPr>
+          <w:ilvl w:val="0"/>
+          <w:numId w:val="41"/>
+        </w:numPr>
+      </w:pPr>
+      <w:r>
+        <w:t xml:space="preserve">heavy logging. </w:t>
+      </w:r>
+    </w:p>
+    <w:p>
+      <w:pPr>
+        <w:ind w:left="360"/>
+      </w:pPr>
+      <w:r>
+        <w:t>Using actuator startup metrics helps identify bottlenecks.</w:t>
+      </w:r>
+    </w:p>
     <w:p>
       <w:pPr>
         <w:pStyle w:val="ListParagraph"/>
@@ -8830,97 +8195,39 @@
         </w:numPr>
       </w:pPr>
       <w:r>
-        <w:t>What are common reasons for slow Spring Boot application startup?</w:t>
-      </w:r>
-    </w:p>
-    <w:p>
-      <w:r>
-        <w:t xml:space="preserve">Common causes </w:t>
-      </w:r>
-      <w:proofErr w:type="gramStart"/>
-      <w:r>
-        <w:t xml:space="preserve">include </w:t>
-      </w:r>
-      <w:r>
-        <w:t>:</w:t>
-      </w:r>
-      <w:proofErr w:type="gramEnd"/>
-    </w:p>
-    <w:p>
-      <w:pPr>
-        <w:pStyle w:val="ListParagraph"/>
-        <w:numPr>
-          <w:ilvl w:val="0"/>
-          <w:numId w:val="41"/>
-        </w:numPr>
-      </w:pPr>
-      <w:r>
-        <w:t>excessive auto configuration,</w:t>
-      </w:r>
-    </w:p>
-    <w:p>
-      <w:pPr>
-        <w:pStyle w:val="ListParagraph"/>
-        <w:numPr>
-          <w:ilvl w:val="0"/>
-          <w:numId w:val="41"/>
-        </w:numPr>
-      </w:pPr>
-      <w:r>
-        <w:t xml:space="preserve"> large </w:t>
+        <w:lastRenderedPageBreak/>
+        <w:t>Why does Transactional sometimes not work in Spring Boot?</w:t>
+      </w:r>
+    </w:p>
+    <w:p>
+      <w:r>
+        <w:t>Transactional may not work due to</w:t>
+      </w:r>
+      <w:r>
+        <w:rPr>
+          <w:b/>
+          <w:bCs/>
+        </w:rPr>
+        <w:t xml:space="preserve"> </w:t>
       </w:r>
       <w:proofErr w:type="spellStart"/>
       <w:r>
-        <w:t>classpath</w:t>
+        <w:rPr>
+          <w:b/>
+          <w:bCs/>
+        </w:rPr>
+        <w:t>self invocation</w:t>
       </w:r>
       <w:proofErr w:type="spellEnd"/>
       <w:r>
-        <w:t xml:space="preserve"> scanning, </w:t>
-      </w:r>
-    </w:p>
-    <w:p>
-      <w:pPr>
-        <w:pStyle w:val="ListParagraph"/>
-        <w:numPr>
-          <w:ilvl w:val="0"/>
-          <w:numId w:val="41"/>
-        </w:numPr>
-      </w:pPr>
-      <w:r>
-        <w:lastRenderedPageBreak/>
-        <w:t xml:space="preserve">slow database initialization, </w:t>
-      </w:r>
-    </w:p>
-    <w:p>
-      <w:pPr>
-        <w:pStyle w:val="ListParagraph"/>
-        <w:numPr>
-          <w:ilvl w:val="0"/>
-          <w:numId w:val="41"/>
-        </w:numPr>
-      </w:pPr>
-      <w:r>
-        <w:t xml:space="preserve">unnecessary dependencies, and </w:t>
-      </w:r>
-    </w:p>
-    <w:p>
-      <w:pPr>
-        <w:pStyle w:val="ListParagraph"/>
-        <w:numPr>
-          <w:ilvl w:val="0"/>
-          <w:numId w:val="41"/>
-        </w:numPr>
-      </w:pPr>
-      <w:r>
-        <w:t xml:space="preserve">heavy logging. </w:t>
-      </w:r>
-    </w:p>
-    <w:p>
-      <w:pPr>
-        <w:ind w:left="360"/>
-      </w:pPr>
-      <w:r>
-        <w:t>Using actuator startup metrics helps identify bottlenecks.</w:t>
+        <w:rPr>
+          <w:b/>
+          <w:bCs/>
+        </w:rPr>
+        <w:t>, private method usage, or when the class is not managed by Spring.</w:t>
+      </w:r>
+      <w:r>
+        <w:t xml:space="preserve"> Transaction management relies on proxy based interception, which requires public methods and external calls.</w:t>
       </w:r>
     </w:p>
     <w:p>
@@ -8932,48 +8239,58 @@
         </w:numPr>
       </w:pPr>
       <w:r>
-        <w:t>Why does Transactional sometimes not work in Spring Boot?</w:t>
-      </w:r>
-    </w:p>
-    <w:p>
-      <w:r>
-        <w:t>Transactional may not work due to</w:t>
-      </w:r>
-      <w:r>
-        <w:rPr>
-          <w:b/>
-          <w:bCs/>
-        </w:rPr>
-        <w:t xml:space="preserve"> </w:t>
-      </w:r>
-      <w:proofErr w:type="spellStart"/>
-      <w:r>
-        <w:rPr>
-          <w:b/>
-          <w:bCs/>
-        </w:rPr>
-        <w:t>self invocation</w:t>
-      </w:r>
-      <w:proofErr w:type="spellEnd"/>
-      <w:r>
-        <w:rPr>
-          <w:b/>
-          <w:bCs/>
-        </w:rPr>
-        <w:t>, private method usage, or when the class is not managed by Spring.</w:t>
-      </w:r>
-      <w:r>
-        <w:t xml:space="preserve"> Transaction management relies on </w:t>
-      </w:r>
-      <w:proofErr w:type="gramStart"/>
-      <w:r>
-        <w:t>proxy based</w:t>
-      </w:r>
-      <w:proofErr w:type="gramEnd"/>
-      <w:r>
-        <w:t xml:space="preserve"> interception, which requires public methods and external calls.</w:t>
-      </w:r>
-    </w:p>
+        <w:t>What are the Key components of Spring Boot?</w:t>
+      </w:r>
+    </w:p>
+    <w:p>
+      <w:pPr>
+        <w:pStyle w:val="ListParagraph"/>
+        <w:numPr>
+          <w:ilvl w:val="0"/>
+          <w:numId w:val="42"/>
+        </w:numPr>
+      </w:pPr>
+      <w:r>
+        <w:t>auto-configuration.</w:t>
+      </w:r>
+    </w:p>
+    <w:p>
+      <w:pPr>
+        <w:pStyle w:val="ListParagraph"/>
+        <w:numPr>
+          <w:ilvl w:val="0"/>
+          <w:numId w:val="42"/>
+        </w:numPr>
+      </w:pPr>
+      <w:r>
+        <w:t>starter POMs.</w:t>
+      </w:r>
+    </w:p>
+    <w:p>
+      <w:pPr>
+        <w:pStyle w:val="ListParagraph"/>
+        <w:numPr>
+          <w:ilvl w:val="0"/>
+          <w:numId w:val="42"/>
+        </w:numPr>
+      </w:pPr>
+      <w:r>
+        <w:t>CLI.</w:t>
+      </w:r>
+    </w:p>
+    <w:p>
+      <w:pPr>
+        <w:pStyle w:val="ListParagraph"/>
+        <w:numPr>
+          <w:ilvl w:val="0"/>
+          <w:numId w:val="42"/>
+        </w:numPr>
+      </w:pPr>
+      <w:r>
+        <w:t>Actuators.</w:t>
+      </w:r>
+    </w:p>
+    <w:p/>
     <w:p>
       <w:pPr>
         <w:pStyle w:val="ListParagraph"/>
@@ -8983,7 +8300,27 @@
         </w:numPr>
       </w:pPr>
       <w:r>
-        <w:t>What are the Key components of Spring Boot?</w:t>
+        <w:t>What are the key dependencies of Spring Boot?</w:t>
+      </w:r>
+    </w:p>
+    <w:p>
+      <w:pPr>
+        <w:pStyle w:val="ListParagraph"/>
+        <w:ind w:left="360"/>
+      </w:pPr>
+      <w:r>
+        <w:t xml:space="preserve">Most </w:t>
+      </w:r>
+      <w:proofErr w:type="spellStart"/>
+      <w:r>
+        <w:t>impotant</w:t>
+      </w:r>
+      <w:proofErr w:type="spellEnd"/>
+      <w:r>
+        <w:t xml:space="preserve"> key dependencies are</w:t>
+      </w:r>
+      <w:r>
+        <w:t xml:space="preserve">: </w:t>
       </w:r>
     </w:p>
     <w:p>
@@ -8991,11 +8328,11 @@
         <w:pStyle w:val="ListParagraph"/>
         <w:numPr>
           <w:ilvl w:val="0"/>
-          <w:numId w:val="42"/>
+          <w:numId w:val="43"/>
         </w:numPr>
       </w:pPr>
       <w:r>
-        <w:t>auto-configuration.</w:t>
+        <w:t>spring-boot-maven-plugin</w:t>
       </w:r>
     </w:p>
     <w:p>
@@ -9003,11 +8340,11 @@
         <w:pStyle w:val="ListParagraph"/>
         <w:numPr>
           <w:ilvl w:val="0"/>
-          <w:numId w:val="42"/>
+          <w:numId w:val="43"/>
         </w:numPr>
       </w:pPr>
       <w:r>
-        <w:t>starter POMs.</w:t>
+        <w:t>spring-boot-starter-test</w:t>
       </w:r>
     </w:p>
     <w:p>
@@ -9015,11 +8352,11 @@
         <w:pStyle w:val="ListParagraph"/>
         <w:numPr>
           <w:ilvl w:val="0"/>
-          <w:numId w:val="42"/>
+          <w:numId w:val="43"/>
         </w:numPr>
       </w:pPr>
       <w:r>
-        <w:t>CLI.</w:t>
+        <w:t>spring-boot-starter-parent</w:t>
       </w:r>
     </w:p>
     <w:p>
@@ -9027,11 +8364,35 @@
         <w:pStyle w:val="ListParagraph"/>
         <w:numPr>
           <w:ilvl w:val="0"/>
-          <w:numId w:val="42"/>
+          <w:numId w:val="43"/>
         </w:numPr>
       </w:pPr>
       <w:r>
-        <w:t>Actuators.</w:t>
+        <w:t>Spring-boot-starter-web</w:t>
+      </w:r>
+    </w:p>
+    <w:p>
+      <w:pPr>
+        <w:pStyle w:val="ListParagraph"/>
+        <w:numPr>
+          <w:ilvl w:val="0"/>
+          <w:numId w:val="43"/>
+        </w:numPr>
+      </w:pPr>
+      <w:r>
+        <w:t>spring-boot-starter-security</w:t>
+      </w:r>
+    </w:p>
+    <w:p>
+      <w:pPr>
+        <w:pStyle w:val="ListParagraph"/>
+        <w:numPr>
+          <w:ilvl w:val="0"/>
+          <w:numId w:val="43"/>
+        </w:numPr>
+      </w:pPr>
+      <w:r>
+        <w:t>spring-boot-starter-actuator</w:t>
       </w:r>
     </w:p>
     <w:p/>
@@ -9044,101 +8405,20 @@
         </w:numPr>
       </w:pPr>
       <w:r>
-        <w:t>What are the key dependencies of Spring Boot?</w:t>
-      </w:r>
-    </w:p>
-    <w:p>
-      <w:pPr>
-        <w:pStyle w:val="ListParagraph"/>
-        <w:ind w:left="360"/>
-      </w:pPr>
-      <w:r>
-        <w:t xml:space="preserve">Most </w:t>
-      </w:r>
-      <w:proofErr w:type="spellStart"/>
-      <w:r>
-        <w:t>impotant</w:t>
-      </w:r>
-      <w:proofErr w:type="spellEnd"/>
-      <w:r>
-        <w:t xml:space="preserve"> key dependencies are</w:t>
-      </w:r>
-      <w:r>
-        <w:t xml:space="preserve">: </w:t>
-      </w:r>
-    </w:p>
-    <w:p>
-      <w:pPr>
-        <w:pStyle w:val="ListParagraph"/>
-        <w:numPr>
-          <w:ilvl w:val="0"/>
-          <w:numId w:val="43"/>
-        </w:numPr>
-      </w:pPr>
-      <w:r>
-        <w:t>spring-boot-maven-plugin</w:t>
-      </w:r>
-    </w:p>
-    <w:p>
-      <w:pPr>
-        <w:pStyle w:val="ListParagraph"/>
-        <w:numPr>
-          <w:ilvl w:val="0"/>
-          <w:numId w:val="43"/>
-        </w:numPr>
-      </w:pPr>
-      <w:r>
-        <w:t>spring-boot-starter-test</w:t>
-      </w:r>
-    </w:p>
-    <w:p>
-      <w:pPr>
-        <w:pStyle w:val="ListParagraph"/>
-        <w:numPr>
-          <w:ilvl w:val="0"/>
-          <w:numId w:val="43"/>
-        </w:numPr>
-      </w:pPr>
-      <w:r>
-        <w:t>spring-boot-starter-parent</w:t>
-      </w:r>
-    </w:p>
-    <w:p>
-      <w:pPr>
-        <w:pStyle w:val="ListParagraph"/>
-        <w:numPr>
-          <w:ilvl w:val="0"/>
-          <w:numId w:val="43"/>
-        </w:numPr>
-      </w:pPr>
-      <w:proofErr w:type="gramStart"/>
-      <w:r>
-        <w:t>Spring-boot-starter-web</w:t>
-      </w:r>
-      <w:proofErr w:type="gramEnd"/>
-    </w:p>
-    <w:p>
-      <w:pPr>
-        <w:pStyle w:val="ListParagraph"/>
-        <w:numPr>
-          <w:ilvl w:val="0"/>
-          <w:numId w:val="43"/>
-        </w:numPr>
-      </w:pPr>
-      <w:r>
-        <w:t>spring-boot-starter-security</w:t>
-      </w:r>
-    </w:p>
-    <w:p>
-      <w:pPr>
-        <w:pStyle w:val="ListParagraph"/>
-        <w:numPr>
-          <w:ilvl w:val="0"/>
-          <w:numId w:val="43"/>
-        </w:numPr>
-      </w:pPr>
-      <w:r>
-        <w:t>spring-boot-starter-actuator</w:t>
+        <w:rPr>
+          <w:b/>
+          <w:bCs/>
+        </w:rPr>
+        <w:t>Spring Data </w:t>
+      </w:r>
+      <w:r>
+        <w:t>is a powerful framework that can be used to develop data-oriented applications.</w:t>
+      </w:r>
+      <w:r>
+        <w:t xml:space="preserve"> </w:t>
+      </w:r>
+      <w:r>
+        <w:t>Spring Data JPA: This project provides support for accessing data from relational databases using JPA.</w:t>
       </w:r>
     </w:p>
     <w:p/>
@@ -9151,36 +8431,63 @@
         </w:numPr>
       </w:pPr>
       <w:r>
-        <w:t>What is dependency Injection and its types?</w:t>
-      </w:r>
-    </w:p>
-    <w:p>
-      <w:r>
-        <w:t>Dependency Injection (DI) is a design pattern that enables us to produce loosely coupled components. In DI, an object's ability to complete a task depends on another object. There three types of dependency Injections.</w:t>
-      </w:r>
-    </w:p>
-    <w:p>
-      <w:r>
-        <w:t>Constructor injection: This is the most common type of DI in Spring Boot. In constructor injection, the dependency object is injected into the dependent object's constructor.</w:t>
-      </w:r>
-    </w:p>
-    <w:p>
-      <w:r>
-        <w:t>Setter injection: In setter injection, the dependency object is injected into the dependent object's setter method.</w:t>
-      </w:r>
-    </w:p>
-    <w:p>
-      <w:r>
-        <w:lastRenderedPageBreak/>
-        <w:t xml:space="preserve">Field </w:t>
-      </w:r>
-      <w:proofErr w:type="gramStart"/>
-      <w:r>
-        <w:t>injection :</w:t>
-      </w:r>
-      <w:proofErr w:type="gramEnd"/>
-      <w:r>
-        <w:t xml:space="preserve"> In field injection, the dependency object is injected into the dependent object's field.</w:t>
+        <w:t xml:space="preserve"> </w:t>
+      </w:r>
+      <w:r>
+        <w:t xml:space="preserve"> Explain Microservices with Spring Boot.</w:t>
+      </w:r>
+    </w:p>
+    <w:p>
+      <w:r>
+        <w:t>Spring Boot simplifies microservices development by integrating with Spring Cloud:</w:t>
+      </w:r>
+    </w:p>
+    <w:p>
+      <w:pPr>
+        <w:pStyle w:val="ListParagraph"/>
+        <w:numPr>
+          <w:ilvl w:val="0"/>
+          <w:numId w:val="45"/>
+        </w:numPr>
+      </w:pPr>
+      <w:r>
+        <w:t>Config Server</w:t>
+      </w:r>
+    </w:p>
+    <w:p>
+      <w:pPr>
+        <w:pStyle w:val="ListParagraph"/>
+        <w:numPr>
+          <w:ilvl w:val="0"/>
+          <w:numId w:val="45"/>
+        </w:numPr>
+      </w:pPr>
+      <w:r>
+        <w:t>Eureka (Service Discovery)</w:t>
+      </w:r>
+    </w:p>
+    <w:p>
+      <w:pPr>
+        <w:pStyle w:val="ListParagraph"/>
+        <w:numPr>
+          <w:ilvl w:val="0"/>
+          <w:numId w:val="45"/>
+        </w:numPr>
+      </w:pPr>
+      <w:r>
+        <w:t>API Gateway</w:t>
+      </w:r>
+    </w:p>
+    <w:p>
+      <w:pPr>
+        <w:pStyle w:val="ListParagraph"/>
+        <w:numPr>
+          <w:ilvl w:val="0"/>
+          <w:numId w:val="45"/>
+        </w:numPr>
+      </w:pPr>
+      <w:r>
+        <w:t>Distributed Tracing</w:t>
       </w:r>
     </w:p>
     <w:p/>
@@ -9193,15 +8500,60 @@
         </w:numPr>
       </w:pPr>
       <w:r>
-        <w:t>What is an IOC container?</w:t>
-      </w:r>
-    </w:p>
-    <w:p>
-      <w:r>
-        <w:t>An IoC (Inversion of Control) Container in Spring Boot is essentially a central manager for the application objects that controls the creation, configuration, and management of dependency injection of objects (often referred to as beans), also referred to as a DI (Dependency Injection) container.</w:t>
-      </w:r>
-    </w:p>
-    <w:p/>
+        <w:t>@ControllerAdvice</w:t>
+      </w:r>
+      <w:r>
+        <w:br/>
+        <w:t xml:space="preserve">public class </w:t>
+      </w:r>
+      <w:proofErr w:type="spellStart"/>
+      <w:r>
+        <w:t>GlobalExceptionHandler</w:t>
+      </w:r>
+      <w:proofErr w:type="spellEnd"/>
+      <w:r>
+        <w:t xml:space="preserve"> {</w:t>
+      </w:r>
+      <w:r>
+        <w:br/>
+      </w:r>
+      <w:r>
+        <w:lastRenderedPageBreak/>
+        <w:t>   @ExceptionHandler(Exception.class)</w:t>
+      </w:r>
+      <w:r>
+        <w:br/>
+        <w:t xml:space="preserve">   public </w:t>
+      </w:r>
+      <w:proofErr w:type="spellStart"/>
+      <w:r>
+        <w:t>ResponseEntity</w:t>
+      </w:r>
+      <w:proofErr w:type="spellEnd"/>
+      <w:r>
+        <w:t xml:space="preserve">&lt;String&gt; </w:t>
+      </w:r>
+      <w:proofErr w:type="spellStart"/>
+      <w:r>
+        <w:t>handleException</w:t>
+      </w:r>
+      <w:proofErr w:type="spellEnd"/>
+      <w:r>
+        <w:t>(Exception e) {</w:t>
+      </w:r>
+      <w:r>
+        <w:br/>
+        <w:t>       return ResponseEntity.status(HttpStatus.BAD_REQUEST).body(e.getMessage());</w:t>
+      </w:r>
+      <w:r>
+        <w:br/>
+        <w:t>   }</w:t>
+      </w:r>
+      <w:r>
+        <w:br/>
+        <w:t>}</w:t>
+      </w:r>
+    </w:p>
     <w:p>
       <w:pPr>
         <w:pStyle w:val="ListParagraph"/>
@@ -9210,90 +8562,87 @@
           <w:numId w:val="6"/>
         </w:numPr>
       </w:pPr>
-      <w:r>
-        <w:rPr>
-          <w:b/>
-          <w:bCs/>
-        </w:rPr>
-        <w:t>Spring Data </w:t>
-      </w:r>
-      <w:r>
-        <w:t>is a powerful framework that can be used to develop data-oriented applications.</w:t>
+    </w:p>
+    <w:p/>
+    <w:p/>
+    <w:p/>
+    <w:p>
+      <w:pPr>
+        <w:pStyle w:val="ListParagraph"/>
+        <w:ind w:left="360"/>
+      </w:pPr>
+    </w:p>
+    <w:p/>
+    <w:p>
+      <w:r>
+        <w:t>Spring Interview Questions:</w:t>
+      </w:r>
+    </w:p>
+    <w:p/>
+    <w:p>
+      <w:r>
+        <w:t>1.</w:t>
+      </w:r>
+      <w:r>
+        <w:t>What is an IOC container?</w:t>
+      </w:r>
+    </w:p>
+    <w:p>
+      <w:r>
+        <w:t>IoC Container is a framework for implementing automatic dependency injection. It manages object creation and its life-time and also injects dependencies into the class.</w:t>
+      </w:r>
+    </w:p>
+    <w:p>
+      <w:r>
+        <w:t>2</w:t>
       </w:r>
       <w:r>
         <w:t xml:space="preserve"> </w:t>
       </w:r>
       <w:r>
-        <w:t>Spring Data JPA: This project provides support for accessing data from relational databases using JPA.</w:t>
-      </w:r>
-    </w:p>
-    <w:p/>
-    <w:p>
-      <w:pPr>
-        <w:pStyle w:val="ListParagraph"/>
-        <w:numPr>
-          <w:ilvl w:val="0"/>
-          <w:numId w:val="6"/>
-        </w:numPr>
-      </w:pPr>
+        <w:t>What is an IOC container?</w:t>
+      </w:r>
+    </w:p>
+    <w:p>
+      <w:r>
+        <w:t>An IoC (Inversion of Control) Container in Spring Boot is essentially a central manager for the application objects that controls the creation, configuration, and management of dependency injection of objects (often referred to as beans), also referred to as a DI (Dependency Injection) container.</w:t>
+      </w:r>
+    </w:p>
+    <w:p>
+      <w:r>
+        <w:t>3.</w:t>
+      </w:r>
       <w:r>
         <w:t xml:space="preserve"> </w:t>
       </w:r>
       <w:r>
-        <w:t xml:space="preserve"> Explain Microservices with Spring Boot.</w:t>
-      </w:r>
-    </w:p>
-    <w:p>
-      <w:r>
-        <w:t>Spring Boot simplifies microservices development by integrating with Spring Cloud:</w:t>
-      </w:r>
-    </w:p>
-    <w:p>
-      <w:pPr>
-        <w:pStyle w:val="ListParagraph"/>
-        <w:numPr>
-          <w:ilvl w:val="0"/>
-          <w:numId w:val="45"/>
-        </w:numPr>
-      </w:pPr>
-      <w:r>
-        <w:t>Config Server</w:t>
-      </w:r>
-    </w:p>
-    <w:p>
-      <w:pPr>
-        <w:pStyle w:val="ListParagraph"/>
-        <w:numPr>
-          <w:ilvl w:val="0"/>
-          <w:numId w:val="45"/>
-        </w:numPr>
-      </w:pPr>
-      <w:r>
-        <w:t>Eureka (Service Discovery)</w:t>
-      </w:r>
-    </w:p>
-    <w:p>
-      <w:pPr>
-        <w:pStyle w:val="ListParagraph"/>
-        <w:numPr>
-          <w:ilvl w:val="0"/>
-          <w:numId w:val="45"/>
-        </w:numPr>
-      </w:pPr>
-      <w:r>
-        <w:t>API Gateway</w:t>
-      </w:r>
-    </w:p>
-    <w:p>
-      <w:pPr>
-        <w:pStyle w:val="ListParagraph"/>
-        <w:numPr>
-          <w:ilvl w:val="0"/>
-          <w:numId w:val="45"/>
-        </w:numPr>
-      </w:pPr>
-      <w:r>
-        <w:t>Distributed Tracing</w:t>
+        <w:t>What is dependency Injection and its types?</w:t>
+      </w:r>
+    </w:p>
+    <w:p>
+      <w:r>
+        <w:t>The main idea in Dependency Injection is that you don’t have to create your objects but you just have to describe how they should be created.</w:t>
+      </w:r>
+    </w:p>
+    <w:p>
+      <w:r>
+        <w:t>Dependency Injection (DI) is a design pattern that enables us to produce loosely coupled components. In DI, an object's ability to complete a task depends on another object. There three types of dependency Injections.</w:t>
+      </w:r>
+    </w:p>
+    <w:p>
+      <w:r>
+        <w:t>Constructor injection: This is the most common type of DI in Spring Boot. In constructor injection, the dependency object is injected into the dependent object's constructor.</w:t>
+      </w:r>
+    </w:p>
+    <w:p>
+      <w:r>
+        <w:lastRenderedPageBreak/>
+        <w:t>Setter injection: In setter injection, the dependency object is injected into the dependent object's setter method.</w:t>
+      </w:r>
+    </w:p>
+    <w:p>
+      <w:r>
+        <w:t>Field injection : In field injection, the dependency object is injected into the dependent object's field.</w:t>
       </w:r>
     </w:p>
     <w:p/>
@@ -9301,19 +8650,33 @@
     <w:p/>
     <w:p/>
     <w:p/>
-    <w:p>
-      <w:pPr>
-        <w:pStyle w:val="ListParagraph"/>
-        <w:ind w:left="360"/>
-      </w:pPr>
-    </w:p>
     <w:p/>
-    <w:p>
-      <w:proofErr w:type="gramStart"/>
+    <w:p/>
+    <w:p/>
+    <w:p/>
+    <w:p/>
+    <w:p/>
+    <w:p/>
+    <w:p/>
+    <w:p/>
+    <w:p/>
+    <w:p/>
+    <w:p/>
+    <w:p/>
+    <w:p/>
+    <w:p/>
+    <w:p/>
+    <w:p/>
+    <w:p/>
+    <w:p/>
+    <w:p/>
+    <w:p/>
+    <w:p/>
+    <w:p/>
+    <w:p>
       <w:r>
         <w:t>Reference :</w:t>
       </w:r>
-      <w:proofErr w:type="gramEnd"/>
     </w:p>
     <w:p>
       <w:hyperlink r:id="rId13" w:history="1">
@@ -9328,6 +8691,17 @@
         <w:t xml:space="preserve"> - too good, must read</w:t>
       </w:r>
     </w:p>
+    <w:p>
+      <w:hyperlink r:id="rId14" w:history="1">
+        <w:r>
+          <w:rPr>
+            <w:rStyle w:val="Hyperlink"/>
+          </w:rPr>
+          <w:t>https://www.interviewbit.com/spring-interview-questions/?sign_up_medium=ib_article_auth_blocker/</w:t>
+        </w:r>
+      </w:hyperlink>
+    </w:p>
+    <w:p/>
     <w:p/>
     <w:sectPr>
       <w:type w:val="continuous"/>

--- a/SpringBoot Interview Questions.docx
+++ b/SpringBoot Interview Questions.docx
@@ -28,8 +28,17 @@
           <w:b/>
           <w:bCs/>
         </w:rPr>
-        <w:t>Rate Limiting :</w:t>
-      </w:r>
+        <w:t xml:space="preserve">Rate </w:t>
+      </w:r>
+      <w:proofErr w:type="gramStart"/>
+      <w:r>
+        <w:rPr>
+          <w:b/>
+          <w:bCs/>
+        </w:rPr>
+        <w:t>Limiting :</w:t>
+      </w:r>
+      <w:proofErr w:type="gramEnd"/>
       <w:r>
         <w:t xml:space="preserve"> </w:t>
       </w:r>
@@ -97,8 +106,13 @@
           <w:numId w:val="4"/>
         </w:numPr>
       </w:pPr>
-      <w:r>
-        <w:t>Dependency : resilience4j-spring-boot2</w:t>
+      <w:proofErr w:type="gramStart"/>
+      <w:r>
+        <w:t>Dependency :</w:t>
+      </w:r>
+      <w:proofErr w:type="gramEnd"/>
+      <w:r>
+        <w:t xml:space="preserve"> resilience4j-spring-boot2</w:t>
       </w:r>
     </w:p>
     <w:p>
@@ -110,7 +124,19 @@
         </w:numPr>
       </w:pPr>
       <w:r>
-        <w:t>@RateLimiter(name=”</w:t>
+        <w:t>@</w:t>
+      </w:r>
+      <w:proofErr w:type="gramStart"/>
+      <w:r>
+        <w:t>RateLimiter(</w:t>
+      </w:r>
+      <w:proofErr w:type="gramEnd"/>
+      <w:r>
+        <w:t>name</w:t>
+      </w:r>
+      <w:proofErr w:type="gramStart"/>
+      <w:r>
+        <w:t>=”</w:t>
       </w:r>
       <w:r>
         <w:rPr>
@@ -119,6 +145,7 @@
         </w:rPr>
         <w:t>externalService</w:t>
       </w:r>
+      <w:proofErr w:type="gramEnd"/>
       <w:r>
         <w:t xml:space="preserve">”, </w:t>
       </w:r>
@@ -127,6 +154,7 @@
         <w:t>fallbackMethod</w:t>
       </w:r>
       <w:proofErr w:type="spellEnd"/>
+      <w:proofErr w:type="gramStart"/>
       <w:r>
         <w:t>=”</w:t>
       </w:r>
@@ -135,6 +163,7 @@
         <w:t>fallbackIfExceed</w:t>
       </w:r>
       <w:proofErr w:type="spellEnd"/>
+      <w:proofErr w:type="gramEnd"/>
       <w:r>
         <w:t>”)</w:t>
       </w:r>
@@ -147,14 +176,21 @@
           <w:numId w:val="4"/>
         </w:numPr>
       </w:pPr>
-      <w:r>
-        <w:t xml:space="preserve">Add in </w:t>
+      <w:proofErr w:type="gramStart"/>
+      <w:r>
+        <w:t>Add</w:t>
+      </w:r>
+      <w:proofErr w:type="gramEnd"/>
+      <w:r>
+        <w:t xml:space="preserve"> in </w:t>
       </w:r>
       <w:proofErr w:type="spellStart"/>
+      <w:proofErr w:type="gramStart"/>
       <w:r>
         <w:t>application.props</w:t>
       </w:r>
       <w:proofErr w:type="spellEnd"/>
+      <w:proofErr w:type="gramEnd"/>
       <w:r>
         <w:t xml:space="preserve"> file</w:t>
       </w:r>
@@ -171,8 +207,13 @@
           <w:bCs/>
         </w:rPr>
       </w:pPr>
-      <w:r>
-        <w:t>resilience4j.ratelimiter.instances.</w:t>
+      <w:proofErr w:type="gramStart"/>
+      <w:r>
+        <w:t>resilience4j.ratelimiter.instances</w:t>
+      </w:r>
+      <w:proofErr w:type="gramEnd"/>
+      <w:r>
+        <w:t>.</w:t>
       </w:r>
       <w:r>
         <w:rPr>
@@ -204,8 +245,13 @@
           <w:bCs/>
         </w:rPr>
       </w:pPr>
-      <w:r>
-        <w:t>resilience4j.ratelimiter.instances.externalService.</w:t>
+      <w:proofErr w:type="gramStart"/>
+      <w:r>
+        <w:t>resilience4j.ratelimiter.instances</w:t>
+      </w:r>
+      <w:proofErr w:type="gramEnd"/>
+      <w:r>
+        <w:t>.externalService.</w:t>
       </w:r>
       <w:r>
         <w:rPr>
@@ -227,8 +273,13 @@
           <w:bCs/>
         </w:rPr>
       </w:pPr>
-      <w:r>
-        <w:t>resilience4j.ratelimiter.instances.externalService.</w:t>
+      <w:proofErr w:type="gramStart"/>
+      <w:r>
+        <w:t>resilience4j.ratelimiter.instances</w:t>
+      </w:r>
+      <w:proofErr w:type="gramEnd"/>
+      <w:r>
+        <w:t>.externalService.</w:t>
       </w:r>
       <w:r>
         <w:rPr>
@@ -347,15 +398,24 @@
           <w:b/>
           <w:bCs/>
         </w:rPr>
-        <w:t>Load Shedding</w:t>
-      </w:r>
+        <w:t xml:space="preserve">Load </w:t>
+      </w:r>
+      <w:proofErr w:type="gramStart"/>
       <w:r>
         <w:rPr>
           <w:b/>
           <w:bCs/>
         </w:rPr>
+        <w:t>Shedding</w:t>
+      </w:r>
+      <w:r>
+        <w:rPr>
+          <w:b/>
+          <w:bCs/>
+        </w:rPr>
         <w:t xml:space="preserve"> :</w:t>
       </w:r>
+      <w:proofErr w:type="gramEnd"/>
       <w:r>
         <w:rPr>
           <w:rFonts w:ascii="Segoe UI Emoji" w:hAnsi="Segoe UI Emoji" w:cs="Segoe UI Emoji"/>
@@ -375,11 +435,16 @@
         <w:t>when system is already overloaded</w:t>
       </w:r>
       <w:r>
-        <w:t>. EG</w:t>
+        <w:t xml:space="preserve">. </w:t>
+      </w:r>
+      <w:proofErr w:type="gramStart"/>
+      <w:r>
+        <w:t>EG</w:t>
       </w:r>
       <w:r>
         <w:t xml:space="preserve"> :</w:t>
       </w:r>
+      <w:proofErr w:type="gramEnd"/>
     </w:p>
     <w:p>
       <w:pPr>
@@ -1031,50 +1096,77 @@
           <w:b/>
           <w:bCs/>
         </w:rPr>
-        <w:t>Separate Context Path</w:t>
-      </w:r>
+        <w:t xml:space="preserve">Separate Context </w:t>
+      </w:r>
+      <w:proofErr w:type="gramStart"/>
       <w:r>
         <w:rPr>
           <w:b/>
           <w:bCs/>
         </w:rPr>
-        <w:t xml:space="preserve"> : </w:t>
-      </w:r>
-      <w:r>
-        <w:t>Keeps same port, but different base path</w:t>
-      </w:r>
-    </w:p>
-    <w:p>
-      <w:pPr>
-        <w:ind w:left="720" w:firstLine="720"/>
+        <w:t>Path</w:t>
+      </w:r>
+      <w:r>
         <w:rPr>
           <w:b/>
           <w:bCs/>
         </w:rPr>
-      </w:pPr>
+        <w:t xml:space="preserve"> :</w:t>
+      </w:r>
+      <w:proofErr w:type="gramEnd"/>
       <w:r>
         <w:rPr>
           <w:b/>
           <w:bCs/>
         </w:rPr>
-        <w:t>Configuration</w:t>
-      </w:r>
-      <w:r>
+        <w:t xml:space="preserve"> </w:t>
+      </w:r>
+      <w:r>
+        <w:t>Keeps same port, but different base path</w:t>
+      </w:r>
+    </w:p>
+    <w:p>
+      <w:pPr>
+        <w:ind w:left="720" w:firstLine="720"/>
         <w:rPr>
           <w:b/>
           <w:bCs/>
         </w:rPr>
-        <w:t xml:space="preserve"> : </w:t>
-      </w:r>
-      <w:proofErr w:type="spellStart"/>
+      </w:pPr>
+      <w:proofErr w:type="gramStart"/>
       <w:r>
         <w:rPr>
           <w:b/>
           <w:bCs/>
         </w:rPr>
+        <w:t>Configuration</w:t>
+      </w:r>
+      <w:r>
+        <w:rPr>
+          <w:b/>
+          <w:bCs/>
+        </w:rPr>
+        <w:t xml:space="preserve"> :</w:t>
+      </w:r>
+      <w:proofErr w:type="gramEnd"/>
+      <w:r>
+        <w:rPr>
+          <w:b/>
+          <w:bCs/>
+        </w:rPr>
+        <w:t xml:space="preserve"> </w:t>
+      </w:r>
+      <w:proofErr w:type="spellStart"/>
+      <w:proofErr w:type="gramStart"/>
+      <w:r>
+        <w:rPr>
+          <w:b/>
+          <w:bCs/>
+        </w:rPr>
         <w:t>management.endpoints.web.base</w:t>
       </w:r>
       <w:proofErr w:type="spellEnd"/>
+      <w:proofErr w:type="gramEnd"/>
       <w:r>
         <w:rPr>
           <w:b/>
@@ -1115,47 +1207,67 @@
           <w:bCs/>
         </w:rPr>
       </w:pPr>
+      <w:proofErr w:type="gramStart"/>
       <w:r>
         <w:rPr>
           <w:b/>
           <w:bCs/>
         </w:rPr>
-        <w:t>Combine with exposure control</w:t>
-      </w:r>
-    </w:p>
-    <w:p>
-      <w:pPr>
-        <w:ind w:left="720"/>
+        <w:t>Combine</w:t>
+      </w:r>
+      <w:proofErr w:type="gramEnd"/>
+      <w:r>
         <w:rPr>
           <w:b/>
           <w:bCs/>
         </w:rPr>
-      </w:pPr>
-      <w:proofErr w:type="spellStart"/>
-      <w:r>
+        <w:t xml:space="preserve"> with exposure control</w:t>
+      </w:r>
+    </w:p>
+    <w:p>
+      <w:pPr>
+        <w:ind w:left="720"/>
         <w:rPr>
           <w:b/>
           <w:bCs/>
         </w:rPr>
-        <w:t>management.endpoints.web.exposure.include</w:t>
-      </w:r>
-      <w:proofErr w:type="spellEnd"/>
+      </w:pPr>
+      <w:proofErr w:type="spellStart"/>
+      <w:proofErr w:type="gramStart"/>
       <w:r>
         <w:rPr>
           <w:b/>
           <w:bCs/>
         </w:rPr>
-        <w:t>=</w:t>
-      </w:r>
-      <w:proofErr w:type="spellStart"/>
+        <w:t>management.endpoints.web.exposure</w:t>
+      </w:r>
+      <w:proofErr w:type="gramEnd"/>
       <w:r>
         <w:rPr>
           <w:b/>
           <w:bCs/>
         </w:rPr>
+        <w:t>.include</w:t>
+      </w:r>
+      <w:proofErr w:type="spellEnd"/>
+      <w:r>
+        <w:rPr>
+          <w:b/>
+          <w:bCs/>
+        </w:rPr>
+        <w:t>=</w:t>
+      </w:r>
+      <w:proofErr w:type="spellStart"/>
+      <w:proofErr w:type="gramStart"/>
+      <w:r>
+        <w:rPr>
+          <w:b/>
+          <w:bCs/>
+        </w:rPr>
         <w:t>health,info</w:t>
       </w:r>
       <w:proofErr w:type="spellEnd"/>
+      <w:proofErr w:type="gramEnd"/>
     </w:p>
     <w:p>
       <w:pPr>
@@ -1242,7 +1354,23 @@
           <w:bCs/>
         </w:rPr>
         <w:lastRenderedPageBreak/>
-        <w:t xml:space="preserve">Securing Application : </w:t>
+        <w:t xml:space="preserve">Securing </w:t>
+      </w:r>
+      <w:proofErr w:type="gramStart"/>
+      <w:r>
+        <w:rPr>
+          <w:b/>
+          <w:bCs/>
+        </w:rPr>
+        <w:t>Application :</w:t>
+      </w:r>
+      <w:proofErr w:type="gramEnd"/>
+      <w:r>
+        <w:rPr>
+          <w:b/>
+          <w:bCs/>
+        </w:rPr>
+        <w:t xml:space="preserve"> </w:t>
       </w:r>
     </w:p>
     <w:p>
@@ -1501,14 +1629,26 @@
         </w:rPr>
       </w:pPr>
       <w:r>
-        <w:t xml:space="preserve">Method-level security: </w:t>
+        <w:t xml:space="preserve">Method-level </w:t>
+      </w:r>
+      <w:proofErr w:type="gramStart"/>
+      <w:r>
+        <w:t xml:space="preserve">security: </w:t>
       </w:r>
       <w:r>
         <w:rPr>
           <w:b/>
           <w:bCs/>
         </w:rPr>
-        <w:t>@PreAuthorize("hasRole('ADMIN')")</w:t>
+        <w:t>@</w:t>
+      </w:r>
+      <w:proofErr w:type="gramEnd"/>
+      <w:r>
+        <w:rPr>
+          <w:b/>
+          <w:bCs/>
+        </w:rPr>
+        <w:t>PreAuthorize("hasRole('ADMIN')")</w:t>
       </w:r>
     </w:p>
     <w:p>
@@ -1700,12 +1840,21 @@
           <w:bCs/>
         </w:rPr>
       </w:pPr>
+      <w:proofErr w:type="gramStart"/>
       <w:r>
         <w:rPr>
           <w:b/>
           <w:bCs/>
         </w:rPr>
-        <w:t>Use: @Valid, @Validated</w:t>
+        <w:t>Use: @Valid, @</w:t>
+      </w:r>
+      <w:proofErr w:type="gramEnd"/>
+      <w:r>
+        <w:rPr>
+          <w:b/>
+          <w:bCs/>
+        </w:rPr>
+        <w:t>Validated</w:t>
       </w:r>
     </w:p>
     <w:p>
@@ -1726,11 +1875,24 @@
         <w:t>F</w:t>
       </w:r>
       <w:r>
-        <w:t xml:space="preserve">or details : </w:t>
-      </w:r>
-      <w:r>
-        <w:t>Refer below notes )</w:t>
-      </w:r>
+        <w:t xml:space="preserve">or </w:t>
+      </w:r>
+      <w:proofErr w:type="gramStart"/>
+      <w:r>
+        <w:t>details :</w:t>
+      </w:r>
+      <w:proofErr w:type="gramEnd"/>
+      <w:r>
+        <w:t xml:space="preserve"> </w:t>
+      </w:r>
+      <w:r>
+        <w:t xml:space="preserve">Refer below </w:t>
+      </w:r>
+      <w:proofErr w:type="gramStart"/>
+      <w:r>
+        <w:t>notes )</w:t>
+      </w:r>
+      <w:proofErr w:type="gramEnd"/>
     </w:p>
     <w:p>
       <w:pPr>
@@ -1753,7 +1915,15 @@
         </w:numPr>
       </w:pPr>
       <w:r>
-        <w:t>Validation → checks input format (@NotNull, @Size)</w:t>
+        <w:t xml:space="preserve">Validation → checks input </w:t>
+      </w:r>
+      <w:proofErr w:type="gramStart"/>
+      <w:r>
+        <w:t>format (@NotNull, @</w:t>
+      </w:r>
+      <w:proofErr w:type="gramEnd"/>
+      <w:r>
+        <w:t>Size)</w:t>
       </w:r>
     </w:p>
     <w:p>
@@ -1824,13 +1994,28 @@
         </w:numPr>
       </w:pPr>
       <w:proofErr w:type="spellStart"/>
+      <w:proofErr w:type="gramStart"/>
       <w:r>
         <w:t>http.csrf</w:t>
       </w:r>
       <w:proofErr w:type="spellEnd"/>
-      <w:r>
-        <w:t>().disable();</w:t>
-      </w:r>
+      <w:proofErr w:type="gramEnd"/>
+      <w:r>
+        <w:t>(</w:t>
+      </w:r>
+      <w:proofErr w:type="gramStart"/>
+      <w:r>
+        <w:t>).disable</w:t>
+      </w:r>
+      <w:proofErr w:type="gramEnd"/>
+      <w:r>
+        <w:t>(</w:t>
+      </w:r>
+      <w:proofErr w:type="gramStart"/>
+      <w:r>
+        <w:t>);</w:t>
+      </w:r>
+      <w:proofErr w:type="gramEnd"/>
     </w:p>
     <w:p>
       <w:pPr>
@@ -1870,14 +2055,30 @@
           <w:b/>
           <w:bCs/>
         </w:rPr>
-        <w:t>CORS Configuration</w:t>
-      </w:r>
+        <w:t xml:space="preserve">CORS </w:t>
+      </w:r>
+      <w:proofErr w:type="gramStart"/>
       <w:r>
         <w:rPr>
           <w:b/>
           <w:bCs/>
         </w:rPr>
-        <w:t xml:space="preserve"> : </w:t>
+        <w:t>Configuration</w:t>
+      </w:r>
+      <w:r>
+        <w:rPr>
+          <w:b/>
+          <w:bCs/>
+        </w:rPr>
+        <w:t xml:space="preserve"> :</w:t>
+      </w:r>
+      <w:proofErr w:type="gramEnd"/>
+      <w:r>
+        <w:rPr>
+          <w:b/>
+          <w:bCs/>
+        </w:rPr>
+        <w:t xml:space="preserve"> </w:t>
       </w:r>
       <w:r>
         <w:rPr>
@@ -1907,7 +2108,23 @@
           <w:b/>
           <w:bCs/>
         </w:rPr>
-        <w:t>@CrossOrigin(origins = "https://trusted.com")</w:t>
+        <w:t>@</w:t>
+      </w:r>
+      <w:proofErr w:type="gramStart"/>
+      <w:r>
+        <w:rPr>
+          <w:b/>
+          <w:bCs/>
+        </w:rPr>
+        <w:t>CrossOrigin(</w:t>
+      </w:r>
+      <w:proofErr w:type="gramEnd"/>
+      <w:r>
+        <w:rPr>
+          <w:b/>
+          <w:bCs/>
+        </w:rPr>
+        <w:t>origins = "https://trusted.com")</w:t>
       </w:r>
     </w:p>
     <w:p>
@@ -2106,10 +2323,22 @@
           <w:b/>
           <w:bCs/>
         </w:rPr>
-        <w:t>Rate Limiting &amp; Throttling</w:t>
-      </w:r>
-      <w:r>
-        <w:t xml:space="preserve"> : </w:t>
+        <w:t xml:space="preserve">Rate Limiting &amp; </w:t>
+      </w:r>
+      <w:proofErr w:type="gramStart"/>
+      <w:r>
+        <w:rPr>
+          <w:b/>
+          <w:bCs/>
+        </w:rPr>
+        <w:t>Throttling</w:t>
+      </w:r>
+      <w:r>
+        <w:t xml:space="preserve"> :</w:t>
+      </w:r>
+      <w:proofErr w:type="gramEnd"/>
+      <w:r>
+        <w:t xml:space="preserve"> </w:t>
       </w:r>
     </w:p>
     <w:p>
@@ -2130,7 +2359,15 @@
         <w:tab/>
       </w:r>
       <w:r>
-        <w:t xml:space="preserve"> Tools : </w:t>
+        <w:t xml:space="preserve"> </w:t>
+      </w:r>
+      <w:proofErr w:type="gramStart"/>
+      <w:r>
+        <w:t>Tools :</w:t>
+      </w:r>
+      <w:proofErr w:type="gramEnd"/>
+      <w:r>
+        <w:t xml:space="preserve"> </w:t>
       </w:r>
     </w:p>
     <w:p>
@@ -2252,10 +2489,22 @@
           <w:b/>
           <w:bCs/>
         </w:rPr>
-        <w:t>ng &amp; Monitoring Security</w:t>
-      </w:r>
-      <w:r>
-        <w:t xml:space="preserve">  - </w:t>
+        <w:t xml:space="preserve">ng &amp; Monitoring </w:t>
+      </w:r>
+      <w:proofErr w:type="gramStart"/>
+      <w:r>
+        <w:rPr>
+          <w:b/>
+          <w:bCs/>
+        </w:rPr>
+        <w:t>Security</w:t>
+      </w:r>
+      <w:r>
+        <w:t xml:space="preserve">  -</w:t>
+      </w:r>
+      <w:proofErr w:type="gramEnd"/>
+      <w:r>
+        <w:t xml:space="preserve"> </w:t>
       </w:r>
       <w:r>
         <w:t>Avoid logging:</w:t>
@@ -2263,17 +2512,27 @@
       <w:r>
         <w:t xml:space="preserve"> </w:t>
       </w:r>
+      <w:proofErr w:type="gramStart"/>
       <w:r>
         <w:t>Passwords</w:t>
       </w:r>
       <w:r>
-        <w:t xml:space="preserve"> , </w:t>
-      </w:r>
+        <w:t xml:space="preserve"> ,</w:t>
+      </w:r>
+      <w:proofErr w:type="gramEnd"/>
+      <w:r>
+        <w:t xml:space="preserve"> </w:t>
+      </w:r>
+      <w:proofErr w:type="gramStart"/>
       <w:r>
         <w:t>Tokens</w:t>
       </w:r>
       <w:r>
-        <w:t xml:space="preserve"> , </w:t>
+        <w:t xml:space="preserve"> ,</w:t>
+      </w:r>
+      <w:proofErr w:type="gramEnd"/>
+      <w:r>
+        <w:t xml:space="preserve"> </w:t>
       </w:r>
       <w:r>
         <w:t>PII data</w:t>
@@ -2379,13 +2638,23 @@
       </w:pPr>
     </w:p>
     <w:p>
+      <w:proofErr w:type="gramStart"/>
       <w:r>
         <w:t>Ways :</w:t>
       </w:r>
-    </w:p>
-    <w:p>
-      <w:r>
-        <w:t>1.OWASP Java HTML Sanitizer (Most Recommended ) : Maintained by OWASP</w:t>
+      <w:proofErr w:type="gramEnd"/>
+    </w:p>
+    <w:p>
+      <w:r>
+        <w:t xml:space="preserve">1.OWASP Java HTML Sanitizer (Most </w:t>
+      </w:r>
+      <w:proofErr w:type="gramStart"/>
+      <w:r>
+        <w:t>Recommended )</w:t>
+      </w:r>
+      <w:proofErr w:type="gramEnd"/>
+      <w:r>
+        <w:t xml:space="preserve"> : Maintained by OWASP</w:t>
       </w:r>
     </w:p>
     <w:p>
@@ -2597,9 +2866,11 @@
         <w:pStyle w:val="ListParagraph"/>
         <w:ind w:left="360"/>
       </w:pPr>
+      <w:proofErr w:type="gramStart"/>
       <w:r>
         <w:t>Implementation :</w:t>
       </w:r>
+      <w:proofErr w:type="gramEnd"/>
     </w:p>
     <w:p>
       <w:pPr>
@@ -2777,14 +3048,26 @@
         <w:t>Thread leaks</w:t>
       </w:r>
       <w:r>
-        <w:t xml:space="preserve"> caused by unmanaged executors or </w:t>
+        <w:t xml:space="preserve"> caused by unmanaged executors </w:t>
+      </w:r>
+      <w:proofErr w:type="gramStart"/>
+      <w:r>
+        <w:t xml:space="preserve">or </w:t>
       </w:r>
       <w:r>
         <w:rPr>
           <w:b/>
           <w:bCs/>
         </w:rPr>
-        <w:t>@Async misuse</w:t>
+        <w:t>@</w:t>
+      </w:r>
+      <w:proofErr w:type="gramEnd"/>
+      <w:r>
+        <w:rPr>
+          <w:b/>
+          <w:bCs/>
+        </w:rPr>
+        <w:t>Async misuse</w:t>
       </w:r>
       <w:r>
         <w:t>.</w:t>
@@ -2833,7 +3116,15 @@
         </w:numPr>
       </w:pPr>
       <w:r>
-        <w:t>Large object graphs created during startup or request processing.</w:t>
+        <w:t xml:space="preserve">Large object graphs </w:t>
+      </w:r>
+      <w:proofErr w:type="gramStart"/>
+      <w:r>
+        <w:t>created</w:t>
+      </w:r>
+      <w:proofErr w:type="gramEnd"/>
+      <w:r>
+        <w:t xml:space="preserve"> during startup or request processing.</w:t>
       </w:r>
     </w:p>
     <w:p>
@@ -3012,7 +3303,15 @@
     </w:p>
     <w:p>
       <w:r>
-        <w:t xml:space="preserve">To create a paginated API, I use Spring Data JPA’s Pageable interface. The controller method accepts page and size parameters, and the repository extends </w:t>
+        <w:t xml:space="preserve">To create a paginated API, I use Spring Data JPA’s Pageable interface. The controller method accepts page and size parameters, and the repository </w:t>
+      </w:r>
+      <w:proofErr w:type="gramStart"/>
+      <w:r>
+        <w:t>extends</w:t>
+      </w:r>
+      <w:proofErr w:type="gramEnd"/>
+      <w:r>
+        <w:t xml:space="preserve"> </w:t>
       </w:r>
       <w:proofErr w:type="spellStart"/>
       <w:r>
@@ -3024,8 +3323,13 @@
       </w:r>
     </w:p>
     <w:p>
-      <w:r>
-        <w:t xml:space="preserve">Request : </w:t>
+      <w:proofErr w:type="gramStart"/>
+      <w:r>
+        <w:t>Request :</w:t>
+      </w:r>
+      <w:proofErr w:type="gramEnd"/>
+      <w:r>
+        <w:t xml:space="preserve"> </w:t>
       </w:r>
     </w:p>
     <w:p>
@@ -3044,14 +3348,21 @@
         <w:t>=0&amp;size=5&amp;sort=</w:t>
       </w:r>
       <w:proofErr w:type="spellStart"/>
+      <w:proofErr w:type="gramStart"/>
       <w:r>
         <w:t>name,asc</w:t>
       </w:r>
       <w:proofErr w:type="spellEnd"/>
-    </w:p>
-    <w:p>
-      <w:r>
-        <w:t xml:space="preserve">Response : </w:t>
+      <w:proofErr w:type="gramEnd"/>
+    </w:p>
+    <w:p>
+      <w:proofErr w:type="gramStart"/>
+      <w:r>
+        <w:t>Response :</w:t>
+      </w:r>
+      <w:proofErr w:type="gramEnd"/>
+      <w:r>
+        <w:t xml:space="preserve"> </w:t>
       </w:r>
       <w:r>
         <w:t xml:space="preserve">    </w:t>
@@ -3141,12 +3452,17 @@
         <w:t xml:space="preserve">Page&lt;User&gt; </w:t>
       </w:r>
       <w:proofErr w:type="spellStart"/>
+      <w:proofErr w:type="gramStart"/>
       <w:r>
         <w:t>findAll</w:t>
       </w:r>
       <w:proofErr w:type="spellEnd"/>
       <w:r>
-        <w:t>(Pageable pageable);</w:t>
+        <w:t>(</w:t>
+      </w:r>
+      <w:proofErr w:type="gramEnd"/>
+      <w:r>
+        <w:t>Pageable pageable);</w:t>
       </w:r>
       <w:r>
         <w:br/>
@@ -3463,10 +3779,18 @@
         <w:t xml:space="preserve">1. </w:t>
       </w:r>
       <w:r>
-        <w:t>JVM Memory</w:t>
-      </w:r>
-      <w:r>
-        <w:t xml:space="preserve"> : </w:t>
+        <w:t xml:space="preserve">JVM </w:t>
+      </w:r>
+      <w:proofErr w:type="gramStart"/>
+      <w:r>
+        <w:t>Memory</w:t>
+      </w:r>
+      <w:r>
+        <w:t xml:space="preserve"> :</w:t>
+      </w:r>
+      <w:proofErr w:type="gramEnd"/>
+      <w:r>
+        <w:t xml:space="preserve"> </w:t>
       </w:r>
       <w:r>
         <w:t xml:space="preserve"> Endpoint:</w:t>
@@ -3520,49 +3844,67 @@
         </w:rPr>
         <w:t xml:space="preserve">For </w:t>
       </w:r>
+      <w:proofErr w:type="gramStart"/>
       <w:r>
         <w:rPr>
           <w:b/>
           <w:bCs/>
         </w:rPr>
-        <w:t xml:space="preserve">CPU : </w:t>
-      </w:r>
+        <w:t>CPU :</w:t>
+      </w:r>
+      <w:proofErr w:type="gramEnd"/>
       <w:r>
         <w:rPr>
           <w:b/>
           <w:bCs/>
         </w:rPr>
-        <w:t>Java tools:</w:t>
+        <w:t xml:space="preserve"> </w:t>
       </w:r>
       <w:r>
         <w:rPr>
           <w:b/>
           <w:bCs/>
         </w:rPr>
-        <w:t xml:space="preserve"> </w:t>
-      </w:r>
-      <w:proofErr w:type="spellStart"/>
+        <w:t>Java tools:</w:t>
+      </w:r>
       <w:r>
         <w:rPr>
           <w:b/>
           <w:bCs/>
         </w:rPr>
-        <w:t>jstack</w:t>
-      </w:r>
-      <w:proofErr w:type="spellEnd"/>
+        <w:t xml:space="preserve"> </w:t>
+      </w:r>
+      <w:proofErr w:type="spellStart"/>
+      <w:proofErr w:type="gramStart"/>
       <w:r>
         <w:rPr>
           <w:b/>
           <w:bCs/>
         </w:rPr>
-        <w:t xml:space="preserve"> </w:t>
-      </w:r>
+        <w:t>jstack</w:t>
+      </w:r>
+      <w:proofErr w:type="spellEnd"/>
       <w:r>
         <w:rPr>
           <w:b/>
           <w:bCs/>
         </w:rPr>
-        <w:t xml:space="preserve"> ,  </w:t>
+        <w:t xml:space="preserve"> </w:t>
+      </w:r>
+      <w:r>
+        <w:rPr>
+          <w:b/>
+          <w:bCs/>
+        </w:rPr>
+        <w:t xml:space="preserve"> ,</w:t>
+      </w:r>
+      <w:proofErr w:type="gramEnd"/>
+      <w:r>
+        <w:rPr>
+          <w:b/>
+          <w:bCs/>
+        </w:rPr>
+        <w:t xml:space="preserve">  </w:t>
       </w:r>
       <w:proofErr w:type="spellStart"/>
       <w:r>
@@ -4002,11 +4344,16 @@
       <w:r>
         <w:t xml:space="preserve"> </w:t>
       </w:r>
+      <w:proofErr w:type="gramStart"/>
       <w:r>
         <w:t>JMeter</w:t>
       </w:r>
       <w:r>
-        <w:t xml:space="preserve"> ,  </w:t>
+        <w:t xml:space="preserve"> ,</w:t>
+      </w:r>
+      <w:proofErr w:type="gramEnd"/>
+      <w:r>
+        <w:t xml:space="preserve">  </w:t>
       </w:r>
       <w:r>
         <w:t>Gatling</w:t>
@@ -4155,15 +4502,24 @@
           <w:b/>
           <w:bCs/>
         </w:rPr>
-        <w:t>How It Works</w:t>
-      </w:r>
+        <w:t xml:space="preserve">How It </w:t>
+      </w:r>
+      <w:proofErr w:type="gramStart"/>
       <w:r>
         <w:rPr>
           <w:b/>
           <w:bCs/>
         </w:rPr>
+        <w:t>Works</w:t>
+      </w:r>
+      <w:r>
+        <w:rPr>
+          <w:b/>
+          <w:bCs/>
+        </w:rPr>
         <w:t xml:space="preserve"> :</w:t>
       </w:r>
+      <w:proofErr w:type="gramEnd"/>
     </w:p>
     <w:p>
       <w:pPr>
@@ -4198,8 +4554,13 @@
       </w:r>
       <w:proofErr w:type="spellEnd"/>
       <w:r>
-        <w:t xml:space="preserve"> = 'ON';</w:t>
-      </w:r>
+        <w:t xml:space="preserve"> = 'ON</w:t>
+      </w:r>
+      <w:proofErr w:type="gramStart"/>
+      <w:r>
+        <w:t>';</w:t>
+      </w:r>
+      <w:proofErr w:type="gramEnd"/>
     </w:p>
     <w:p>
       <w:pPr>
@@ -4214,8 +4575,13 @@
       </w:r>
       <w:proofErr w:type="spellEnd"/>
       <w:r>
-        <w:t xml:space="preserve"> = 1;</w:t>
-      </w:r>
+        <w:t xml:space="preserve"> = </w:t>
+      </w:r>
+      <w:proofErr w:type="gramStart"/>
+      <w:r>
+        <w:t>1;</w:t>
+      </w:r>
+      <w:proofErr w:type="gramEnd"/>
     </w:p>
     <w:p>
       <w:r>
@@ -4285,30 +4651,56 @@
         <w:t xml:space="preserve">   </w:t>
       </w:r>
       <w:r>
-        <w:t>SELECT * FROM orders WHERE status = 'ACTIVE';</w:t>
-      </w:r>
-    </w:p>
-    <w:p>
-      <w:r>
-        <w:t>Run:</w:t>
+        <w:t>SELECT * FROM orders WHERE status = 'ACTIVE</w:t>
+      </w:r>
+      <w:proofErr w:type="gramStart"/>
+      <w:r>
+        <w:t>';</w:t>
+      </w:r>
+      <w:proofErr w:type="gramEnd"/>
+    </w:p>
+    <w:p>
+      <w:r>
+        <w:t>Run</w:t>
+      </w:r>
+      <w:proofErr w:type="gramStart"/>
+      <w:r>
+        <w:t>:</w:t>
       </w:r>
       <w:r>
         <w:t xml:space="preserve">  </w:t>
       </w:r>
       <w:r>
-        <w:t>EXPLAIN SELECT * FROM orders WHERE status = 'ACTIVE';</w:t>
-      </w:r>
+        <w:t>EXPLAIN</w:t>
+      </w:r>
+      <w:proofErr w:type="gramEnd"/>
+      <w:r>
+        <w:t xml:space="preserve"> SELECT * FROM orders WHERE status = 'ACTIVE</w:t>
+      </w:r>
+      <w:proofErr w:type="gramStart"/>
+      <w:r>
+        <w:t>';</w:t>
+      </w:r>
+      <w:proofErr w:type="gramEnd"/>
     </w:p>
     <w:p>
       <w:r>
         <w:lastRenderedPageBreak/>
-        <w:t>Look for:</w:t>
+        <w:t>Look for</w:t>
+      </w:r>
+      <w:proofErr w:type="gramStart"/>
+      <w:r>
+        <w:t>:</w:t>
       </w:r>
       <w:r>
         <w:t xml:space="preserve">  </w:t>
       </w:r>
       <w:r>
-        <w:t xml:space="preserve">type = ALL </w:t>
+        <w:t>type</w:t>
+      </w:r>
+      <w:proofErr w:type="gramEnd"/>
+      <w:r>
+        <w:t xml:space="preserve"> = ALL </w:t>
       </w:r>
       <w:r>
         <w:rPr>
@@ -4343,22 +4735,40 @@
     </w:p>
     <w:p>
       <w:r>
-        <w:t>Fix:</w:t>
+        <w:t>Fix</w:t>
+      </w:r>
+      <w:proofErr w:type="gramStart"/>
+      <w:r>
+        <w:t>:</w:t>
       </w:r>
       <w:r>
         <w:t xml:space="preserve">  </w:t>
       </w:r>
       <w:r>
-        <w:t xml:space="preserve">CREATE INDEX </w:t>
+        <w:t>CREATE</w:t>
+      </w:r>
+      <w:proofErr w:type="gramEnd"/>
+      <w:r>
+        <w:t xml:space="preserve"> INDEX </w:t>
       </w:r>
       <w:proofErr w:type="spellStart"/>
-      <w:r>
-        <w:t>idx_status</w:t>
+      <w:proofErr w:type="gramStart"/>
+      <w:r>
+        <w:t>idx</w:t>
+      </w:r>
+      <w:proofErr w:type="gramEnd"/>
+      <w:r>
+        <w:t>_status</w:t>
       </w:r>
       <w:proofErr w:type="spellEnd"/>
       <w:r>
-        <w:t xml:space="preserve"> ON orders(status);</w:t>
-      </w:r>
+        <w:t xml:space="preserve"> ON orders(status</w:t>
+      </w:r>
+      <w:proofErr w:type="gramStart"/>
+      <w:r>
+        <w:t>);</w:t>
+      </w:r>
+      <w:proofErr w:type="gramEnd"/>
     </w:p>
     <w:p>
       <w:pPr>
@@ -4409,10 +4819,18 @@
         </w:numPr>
       </w:pPr>
       <w:r>
-        <w:t xml:space="preserve">Pool size = 10 (too small) </w:t>
-      </w:r>
-      <w:r>
-        <w:t xml:space="preserve"> // </w:t>
+        <w:t xml:space="preserve">Pool size = 10 (too </w:t>
+      </w:r>
+      <w:proofErr w:type="gramStart"/>
+      <w:r>
+        <w:t xml:space="preserve">small) </w:t>
+      </w:r>
+      <w:r>
+        <w:t xml:space="preserve"> /</w:t>
+      </w:r>
+      <w:proofErr w:type="gramEnd"/>
+      <w:r>
+        <w:t xml:space="preserve">/ </w:t>
       </w:r>
       <w:r>
         <w:t>Pool size should match DB capacity (not too high)</w:t>
@@ -4613,6 +5031,7 @@
                 <w14:ligatures w14:val="none"/>
               </w:rPr>
             </w:pPr>
+            <w:proofErr w:type="gramStart"/>
             <w:r>
               <w:rPr>
                 <w:rFonts w:ascii="Aptos Narrow" w:eastAsia="Times New Roman" w:hAnsi="Aptos Narrow" w:cs="Times New Roman"/>
@@ -4624,6 +5043,7 @@
               </w:rPr>
               <w:t>@SpringBoot</w:t>
             </w:r>
+            <w:proofErr w:type="gramEnd"/>
           </w:p>
           <w:p>
             <w:pPr>
@@ -4664,8 +5084,13 @@
               <w:pStyle w:val="ListParagraph"/>
               <w:ind w:left="0"/>
             </w:pPr>
-            <w:r>
-              <w:t>Includes: @Configuration, @EnableAutoConfiguration, @ComponentScan</w:t>
+            <w:proofErr w:type="gramStart"/>
+            <w:r>
+              <w:t>Includes: @Configuration, @EnableAutoConfiguration, @</w:t>
+            </w:r>
+            <w:proofErr w:type="gramEnd"/>
+            <w:r>
+              <w:t>ComponentScan</w:t>
             </w:r>
           </w:p>
           <w:p>
@@ -4709,6 +5134,7 @@
                 <w14:ligatures w14:val="none"/>
               </w:rPr>
             </w:pPr>
+            <w:proofErr w:type="gramStart"/>
             <w:r>
               <w:rPr>
                 <w:rFonts w:ascii="Aptos Narrow" w:eastAsia="Times New Roman" w:hAnsi="Aptos Narrow" w:cs="Times New Roman"/>
@@ -4721,6 +5147,7 @@
               <w:lastRenderedPageBreak/>
               <w:t>@ComponentScan</w:t>
             </w:r>
+            <w:proofErr w:type="gramEnd"/>
           </w:p>
           <w:p>
             <w:pPr>
@@ -4763,22 +5190,51 @@
               <w:ind w:left="0"/>
             </w:pPr>
             <w:r>
-              <w:t>It tells the IoC container which packages to scan for components such as @Component, @Service, @Repository and @Controller.</w:t>
-            </w:r>
-          </w:p>
-          <w:p>
-            <w:pPr>
-              <w:pStyle w:val="ListParagraph"/>
-              <w:ind w:left="0"/>
-            </w:pPr>
-          </w:p>
-          <w:p>
-            <w:pPr>
-              <w:pStyle w:val="ListParagraph"/>
-              <w:ind w:left="0"/>
-            </w:pPr>
-            <w:r>
-              <w:t>Using @ComponentScan, developers can explicitly include or exclude packages, control bean discovery and avoid unnecessary class loading, which is important in modular or large-scale applications.</w:t>
+              <w:t xml:space="preserve">It tells the IoC container which packages to scan for components such </w:t>
+            </w:r>
+            <w:proofErr w:type="gramStart"/>
+            <w:r>
+              <w:t>as @</w:t>
+            </w:r>
+            <w:proofErr w:type="gramEnd"/>
+            <w:r>
+              <w:t>Component, @</w:t>
+            </w:r>
+            <w:proofErr w:type="gramStart"/>
+            <w:r>
+              <w:t>Service, @</w:t>
+            </w:r>
+            <w:proofErr w:type="gramEnd"/>
+            <w:r>
+              <w:t xml:space="preserve">Repository </w:t>
+            </w:r>
+            <w:proofErr w:type="gramStart"/>
+            <w:r>
+              <w:t>and @</w:t>
+            </w:r>
+            <w:proofErr w:type="gramEnd"/>
+            <w:r>
+              <w:t>Controller.</w:t>
+            </w:r>
+          </w:p>
+          <w:p>
+            <w:pPr>
+              <w:pStyle w:val="ListParagraph"/>
+              <w:ind w:left="0"/>
+            </w:pPr>
+          </w:p>
+          <w:p>
+            <w:pPr>
+              <w:pStyle w:val="ListParagraph"/>
+              <w:ind w:left="0"/>
+            </w:pPr>
+            <w:proofErr w:type="gramStart"/>
+            <w:r>
+              <w:t>Using @</w:t>
+            </w:r>
+            <w:proofErr w:type="gramEnd"/>
+            <w:r>
+              <w:t>ComponentScan, developers can explicitly include or exclude packages, control bean discovery and avoid unnecessary class loading, which is important in modular or large-scale applications.</w:t>
             </w:r>
           </w:p>
           <w:p>
@@ -4834,8 +5290,13 @@
             <w:tcW w:w="4394" w:type="dxa"/>
           </w:tcPr>
           <w:p>
-            <w:r>
-              <w:t>@Configuration marks a class as a source of bean definitions.</w:t>
+            <w:proofErr w:type="gramStart"/>
+            <w:r>
+              <w:t>@Configuration</w:t>
+            </w:r>
+            <w:proofErr w:type="gramEnd"/>
+            <w:r>
+              <w:t xml:space="preserve"> marks a class as a source of bean definitions.</w:t>
             </w:r>
           </w:p>
           <w:p>
@@ -4881,7 +5342,15 @@
               </w:numPr>
             </w:pPr>
             <w:r>
-              <w:t>Method calls to @Bean are intercepted</w:t>
+              <w:t xml:space="preserve">Method calls </w:t>
+            </w:r>
+            <w:proofErr w:type="gramStart"/>
+            <w:r>
+              <w:t>to @</w:t>
+            </w:r>
+            <w:proofErr w:type="gramEnd"/>
+            <w:r>
+              <w:t>Bean are intercepted</w:t>
             </w:r>
           </w:p>
           <w:p>
@@ -4977,7 +5446,15 @@
               <w:ind w:left="0"/>
             </w:pPr>
             <w:r>
-              <w:t>You can use exclude attribute of @EnableAutoConfiguration if you want auto-configuration not to apply to any specific class.</w:t>
+              <w:t xml:space="preserve">You can use exclude attribute </w:t>
+            </w:r>
+            <w:proofErr w:type="gramStart"/>
+            <w:r>
+              <w:t>of @</w:t>
+            </w:r>
+            <w:proofErr w:type="gramEnd"/>
+            <w:r>
+              <w:t>EnableAutoConfiguration if you want auto-configuration not to apply to any specific class.</w:t>
             </w:r>
           </w:p>
           <w:p>
@@ -5080,9 +5557,11 @@
                 <w:numId w:val="38"/>
               </w:numPr>
             </w:pPr>
+            <w:proofErr w:type="gramStart"/>
             <w:r>
               <w:t>@Service</w:t>
             </w:r>
+            <w:proofErr w:type="gramEnd"/>
           </w:p>
           <w:p>
             <w:pPr>
@@ -5104,9 +5583,11 @@
                 <w:numId w:val="38"/>
               </w:numPr>
             </w:pPr>
+            <w:proofErr w:type="gramStart"/>
             <w:r>
               <w:t>@Controller</w:t>
             </w:r>
+            <w:proofErr w:type="gramEnd"/>
           </w:p>
           <w:p>
             <w:pPr>
@@ -5133,8 +5614,13 @@
                 <w:numId w:val="39"/>
               </w:numPr>
             </w:pPr>
-            <w:r>
-              <w:t>@Service represents business logic</w:t>
+            <w:proofErr w:type="gramStart"/>
+            <w:r>
+              <w:t>@Service</w:t>
+            </w:r>
+            <w:proofErr w:type="gramEnd"/>
+            <w:r>
+              <w:t xml:space="preserve"> represents business logic</w:t>
             </w:r>
           </w:p>
           <w:p>
@@ -5156,8 +5642,13 @@
                 <w:numId w:val="39"/>
               </w:numPr>
             </w:pPr>
-            <w:r>
-              <w:t>@Controller represents web layer</w:t>
+            <w:proofErr w:type="gramStart"/>
+            <w:r>
+              <w:t>@Controller</w:t>
+            </w:r>
+            <w:proofErr w:type="gramEnd"/>
+            <w:r>
+              <w:t xml:space="preserve"> represents web layer</w:t>
             </w:r>
           </w:p>
           <w:p>
@@ -5167,8 +5658,13 @@
                 <w:numId w:val="39"/>
               </w:numPr>
             </w:pPr>
-            <w:r>
-              <w:t>@Component is a generic stereotype</w:t>
+            <w:proofErr w:type="gramStart"/>
+            <w:r>
+              <w:t>@Component</w:t>
+            </w:r>
+            <w:proofErr w:type="gramEnd"/>
+            <w:r>
+              <w:t xml:space="preserve"> is a generic stereotype</w:t>
             </w:r>
           </w:p>
           <w:p>
@@ -5525,8 +6021,21 @@
               <w:pStyle w:val="ListParagraph"/>
               <w:ind w:left="0"/>
             </w:pPr>
-            <w:r>
-              <w:t>@Controller Map the model object to view or template and make it human readable but @RestController simply returns the object and object data is directly written in HTTP response as JSON or XML</w:t>
+            <w:proofErr w:type="gramStart"/>
+            <w:r>
+              <w:t>@Controller</w:t>
+            </w:r>
+            <w:proofErr w:type="gramEnd"/>
+            <w:r>
+              <w:t xml:space="preserve"> Map the model object to view or template and make it human readable </w:t>
+            </w:r>
+            <w:proofErr w:type="gramStart"/>
+            <w:r>
+              <w:t>but @</w:t>
+            </w:r>
+            <w:proofErr w:type="gramEnd"/>
+            <w:r>
+              <w:t>RestController simply returns the object and object data is directly written in HTTP response as JSON or XML</w:t>
             </w:r>
           </w:p>
         </w:tc>
@@ -5902,7 +6411,15 @@
               <w:ind w:left="0"/>
             </w:pPr>
             <w:r>
-              <w:t> @GetMapping("/search")</w:t>
+              <w:t> </w:t>
+            </w:r>
+            <w:proofErr w:type="gramStart"/>
+            <w:r>
+              <w:t>@GetMapping</w:t>
+            </w:r>
+            <w:proofErr w:type="gramEnd"/>
+            <w:r>
+              <w:t>("/search")</w:t>
             </w:r>
             <w:r>
               <w:br/>
@@ -5922,8 +6439,13 @@
             </w:r>
             <w:proofErr w:type="spellEnd"/>
             <w:r>
-              <w:t>(@RequestParam("name") String name) {</w:t>
-            </w:r>
+              <w:t xml:space="preserve">(@RequestParam("name") String </w:t>
+            </w:r>
+            <w:proofErr w:type="gramStart"/>
+            <w:r>
+              <w:t>name) {</w:t>
+            </w:r>
+            <w:proofErr w:type="gramEnd"/>
           </w:p>
           <w:p>
             <w:pPr>
@@ -5972,7 +6494,23 @@
               <w:ind w:left="0"/>
             </w:pPr>
             <w:r>
-              <w:t> @GetMapping("/{studentId}")</w:t>
+              <w:t> </w:t>
+            </w:r>
+            <w:proofErr w:type="gramStart"/>
+            <w:r>
+              <w:t>@GetMapping</w:t>
+            </w:r>
+            <w:proofErr w:type="gramEnd"/>
+            <w:r>
+              <w:t>(</w:t>
+            </w:r>
+            <w:proofErr w:type="gramStart"/>
+            <w:r>
+              <w:t>"/{studentId}"</w:t>
+            </w:r>
+            <w:proofErr w:type="gramEnd"/>
+            <w:r>
+              <w:t>)</w:t>
             </w:r>
             <w:r>
               <w:br/>
@@ -5987,14 +6525,20 @@
               <w:t xml:space="preserve">&lt;User&gt; </w:t>
             </w:r>
             <w:proofErr w:type="spellStart"/>
+            <w:proofErr w:type="gramStart"/>
             <w:r>
               <w:t>getStudentDetails</w:t>
             </w:r>
             <w:proofErr w:type="spellEnd"/>
             <w:r>
-              <w:t xml:space="preserve">(@PathVariable Long </w:t>
+              <w:t>(</w:t>
+            </w:r>
+            <w:proofErr w:type="gramEnd"/>
+            <w:r>
+              <w:t xml:space="preserve">@PathVariable Long </w:t>
             </w:r>
             <w:proofErr w:type="spellStart"/>
+            <w:proofErr w:type="gramStart"/>
             <w:r>
               <w:t>studentId</w:t>
             </w:r>
@@ -6002,6 +6546,7 @@
             <w:r>
               <w:t>) {</w:t>
             </w:r>
+            <w:proofErr w:type="gramEnd"/>
           </w:p>
           <w:p>
             <w:pPr>
@@ -6182,7 +6727,23 @@
               <w:ind w:left="0"/>
             </w:pPr>
             <w:r>
-              <w:t>Developers can access these properties programmatically using the Environment interface or bind them directly to beans using @Value or @ConfigurationProperties</w:t>
+              <w:t xml:space="preserve">Developers can access these properties programmatically using the Environment interface or bind them directly to beans </w:t>
+            </w:r>
+            <w:proofErr w:type="gramStart"/>
+            <w:r>
+              <w:t>using @</w:t>
+            </w:r>
+            <w:proofErr w:type="gramEnd"/>
+            <w:r>
+              <w:t xml:space="preserve">Value </w:t>
+            </w:r>
+            <w:proofErr w:type="gramStart"/>
+            <w:r>
+              <w:t>or @</w:t>
+            </w:r>
+            <w:proofErr w:type="gramEnd"/>
+            <w:r>
+              <w:t>ConfigurationProperties</w:t>
             </w:r>
           </w:p>
           <w:p>
@@ -6220,9 +6781,11 @@
               <w:pStyle w:val="ListParagraph"/>
               <w:ind w:left="0"/>
             </w:pPr>
+            <w:proofErr w:type="gramStart"/>
             <w:r>
               <w:t>@ConfigurationProperties</w:t>
             </w:r>
+            <w:proofErr w:type="gramEnd"/>
           </w:p>
           <w:p>
             <w:pPr>
@@ -6255,6 +6818,99 @@
               <w:ind w:left="0"/>
             </w:pPr>
           </w:p>
+          <w:p>
+            <w:proofErr w:type="gramStart"/>
+            <w:r>
+              <w:rPr>
+                <w:b/>
+                <w:bCs/>
+              </w:rPr>
+              <w:t>@ConfigurationProperties</w:t>
+            </w:r>
+            <w:proofErr w:type="gramEnd"/>
+            <w:r>
+              <w:t> is used to </w:t>
+            </w:r>
+            <w:r>
+              <w:rPr>
+                <w:b/>
+                <w:bCs/>
+              </w:rPr>
+              <w:t>map values</w:t>
+            </w:r>
+            <w:r>
+              <w:rPr>
+                <w:b/>
+                <w:bCs/>
+              </w:rPr>
+              <w:t xml:space="preserve"> </w:t>
+            </w:r>
+            <w:r>
+              <w:rPr>
+                <w:b/>
+                <w:bCs/>
+              </w:rPr>
+              <w:t>from </w:t>
+            </w:r>
+            <w:proofErr w:type="spellStart"/>
+            <w:proofErr w:type="gramStart"/>
+            <w:r>
+              <w:rPr>
+                <w:b/>
+                <w:bCs/>
+              </w:rPr>
+              <w:t>application.properties</w:t>
+            </w:r>
+            <w:proofErr w:type="spellEnd"/>
+            <w:proofErr w:type="gramEnd"/>
+            <w:r>
+              <w:rPr>
+                <w:b/>
+                <w:bCs/>
+              </w:rPr>
+              <w:t> or </w:t>
+            </w:r>
+            <w:proofErr w:type="spellStart"/>
+            <w:r>
+              <w:rPr>
+                <w:b/>
+                <w:bCs/>
+              </w:rPr>
+              <w:t>application.yml</w:t>
+            </w:r>
+            <w:proofErr w:type="spellEnd"/>
+            <w:r>
+              <w:t xml:space="preserve"> to </w:t>
+            </w:r>
+            <w:proofErr w:type="gramStart"/>
+            <w:r>
+              <w:t>a Java</w:t>
+            </w:r>
+            <w:proofErr w:type="gramEnd"/>
+            <w:r>
+              <w:t xml:space="preserve"> class.</w:t>
+            </w:r>
+          </w:p>
+          <w:p/>
+          <w:p>
+            <w:r>
+              <w:t xml:space="preserve">This is helpful when you want </w:t>
+            </w:r>
+            <w:proofErr w:type="gramStart"/>
+            <w:r>
+              <w:t>to</w:t>
+            </w:r>
+            <w:proofErr w:type="gramEnd"/>
+            <w:r>
+              <w:t xml:space="preserve"> group related settings.</w:t>
+            </w:r>
+          </w:p>
+          <w:p>
+            <w:pPr>
+              <w:pStyle w:val="ListParagraph"/>
+              <w:ind w:left="0"/>
+            </w:pPr>
+          </w:p>
         </w:tc>
         <w:tc>
           <w:tcPr>
@@ -6265,6 +6921,55 @@
               <w:pStyle w:val="ListParagraph"/>
               <w:ind w:left="0"/>
             </w:pPr>
+            <w:proofErr w:type="gramStart"/>
+            <w:r>
+              <w:t>@ConfigurationProperties</w:t>
+            </w:r>
+            <w:proofErr w:type="gramEnd"/>
+            <w:r>
+              <w:t>(prefix="app")</w:t>
+            </w:r>
+          </w:p>
+          <w:p>
+            <w:pPr>
+              <w:pStyle w:val="ListParagraph"/>
+              <w:ind w:left="0"/>
+            </w:pPr>
+          </w:p>
+          <w:p>
+            <w:pPr>
+              <w:pStyle w:val="ListParagraph"/>
+              <w:ind w:left="0"/>
+            </w:pPr>
+          </w:p>
+          <w:p>
+            <w:pPr>
+              <w:pStyle w:val="ListParagraph"/>
+              <w:ind w:left="0"/>
+            </w:pPr>
+            <w:r>
+              <w:t>Requires </w:t>
+            </w:r>
+            <w:r>
+              <w:rPr>
+                <w:b/>
+                <w:bCs/>
+              </w:rPr>
+              <w:t>@EnableConfigurationProperties</w:t>
+            </w:r>
+            <w:r>
+              <w:t> or be annotated with </w:t>
+            </w:r>
+            <w:r>
+              <w:rPr>
+                <w:b/>
+                <w:bCs/>
+              </w:rPr>
+              <w:t>@Component</w:t>
+            </w:r>
+            <w:r>
+              <w:t>.</w:t>
+            </w:r>
           </w:p>
         </w:tc>
       </w:tr>
@@ -6278,9 +6983,11 @@
               <w:pStyle w:val="ListParagraph"/>
               <w:ind w:left="0"/>
             </w:pPr>
+            <w:proofErr w:type="gramStart"/>
             <w:r>
               <w:t>@Conditional</w:t>
             </w:r>
+            <w:proofErr w:type="gramEnd"/>
           </w:p>
           <w:p>
             <w:pPr>
@@ -6299,8 +7006,13 @@
             <w:tcW w:w="4394" w:type="dxa"/>
           </w:tcPr>
           <w:p>
-            <w:r>
-              <w:t>Choose @ConditionalOnProperty when behavior should change based on configuration values (for example, enabling a cache or security feature).</w:t>
+            <w:proofErr w:type="gramStart"/>
+            <w:r>
+              <w:t>Choose @</w:t>
+            </w:r>
+            <w:proofErr w:type="gramEnd"/>
+            <w:r>
+              <w:t>ConditionalOnProperty when behavior should change based on configuration values (for example, enabling a cache or security feature).</w:t>
             </w:r>
           </w:p>
           <w:p/>
@@ -6325,10 +7037,103 @@
             <w:tcW w:w="2551" w:type="dxa"/>
           </w:tcPr>
           <w:p>
-            <w:pPr>
-              <w:pStyle w:val="ListParagraph"/>
-              <w:ind w:left="0"/>
-            </w:pPr>
+            <w:r>
+              <w:t>@</w:t>
+            </w:r>
+            <w:proofErr w:type="gramStart"/>
+            <w:r>
+              <w:t>ConditionalOnProperty(</w:t>
+            </w:r>
+            <w:proofErr w:type="gramEnd"/>
+            <w:r>
+              <w:rPr>
+                <w:b/>
+                <w:bCs/>
+              </w:rPr>
+              <w:t>name = "</w:t>
+            </w:r>
+            <w:proofErr w:type="spellStart"/>
+            <w:proofErr w:type="gramStart"/>
+            <w:r>
+              <w:rPr>
+                <w:b/>
+                <w:bCs/>
+              </w:rPr>
+              <w:t>feature.enabled</w:t>
+            </w:r>
+            <w:proofErr w:type="spellEnd"/>
+            <w:proofErr w:type="gramEnd"/>
+            <w:r>
+              <w:rPr>
+                <w:b/>
+                <w:bCs/>
+              </w:rPr>
+              <w:t xml:space="preserve">", </w:t>
+            </w:r>
+            <w:proofErr w:type="spellStart"/>
+            <w:r>
+              <w:rPr>
+                <w:b/>
+                <w:bCs/>
+              </w:rPr>
+              <w:t>havingValue</w:t>
+            </w:r>
+            <w:proofErr w:type="spellEnd"/>
+            <w:r>
+              <w:rPr>
+                <w:b/>
+                <w:bCs/>
+              </w:rPr>
+              <w:t xml:space="preserve"> = "true</w:t>
+            </w:r>
+            <w:r>
+              <w:t>")</w:t>
+            </w:r>
+          </w:p>
+          <w:p>
+            <w:proofErr w:type="gramStart"/>
+            <w:r>
+              <w:t>@Bean</w:t>
+            </w:r>
+            <w:proofErr w:type="gramEnd"/>
+          </w:p>
+          <w:p>
+            <w:pPr>
+              <w:pStyle w:val="ListParagraph"/>
+              <w:ind w:left="0"/>
+            </w:pPr>
+            <w:r>
+              <w:t xml:space="preserve">public </w:t>
+            </w:r>
+            <w:proofErr w:type="spellStart"/>
+            <w:r>
+              <w:t>FeatureBean</w:t>
+            </w:r>
+            <w:proofErr w:type="spellEnd"/>
+            <w:r>
+              <w:t xml:space="preserve"> </w:t>
+            </w:r>
+            <w:proofErr w:type="spellStart"/>
+            <w:proofErr w:type="gramStart"/>
+            <w:r>
+              <w:t>featureBean</w:t>
+            </w:r>
+            <w:proofErr w:type="spellEnd"/>
+            <w:r>
+              <w:t>(</w:t>
+            </w:r>
+            <w:proofErr w:type="gramEnd"/>
+            <w:r>
+              <w:t xml:space="preserve">) </w:t>
+            </w:r>
+            <w:proofErr w:type="gramStart"/>
+            <w:r>
+              <w:t>{ ...</w:t>
+            </w:r>
+            <w:proofErr w:type="gramEnd"/>
+            <w:r>
+              <w:t xml:space="preserve"> }</w:t>
+            </w:r>
           </w:p>
         </w:tc>
       </w:tr>
@@ -6342,9 +7147,11 @@
               <w:pStyle w:val="ListParagraph"/>
               <w:ind w:left="0"/>
             </w:pPr>
+            <w:proofErr w:type="gramStart"/>
             <w:r>
               <w:t>@Conditional</w:t>
             </w:r>
+            <w:proofErr w:type="gramEnd"/>
           </w:p>
           <w:p>
             <w:pPr>
@@ -6373,8 +7180,13 @@
               <w:pStyle w:val="ListParagraph"/>
               <w:ind w:left="0"/>
             </w:pPr>
-            <w:r>
-              <w:t xml:space="preserve">Choose @ConditionalOnClass when bean creation depends on the presence of a dependency or library on the </w:t>
+            <w:proofErr w:type="gramStart"/>
+            <w:r>
+              <w:t>Choose @</w:t>
+            </w:r>
+            <w:proofErr w:type="gramEnd"/>
+            <w:r>
+              <w:t xml:space="preserve">ConditionalOnClass when bean creation depends on the presence of a dependency or library on the </w:t>
             </w:r>
             <w:proofErr w:type="spellStart"/>
             <w:r>
@@ -6434,8 +7246,21 @@
               <w:pStyle w:val="ListParagraph"/>
               <w:ind w:left="0"/>
             </w:pPr>
-            <w:r>
-              <w:t>Choose @Profile when defining environment-specific behavior such as  different beans for development, testing and production.</w:t>
+            <w:proofErr w:type="gramStart"/>
+            <w:r>
+              <w:t>Choose @</w:t>
+            </w:r>
+            <w:proofErr w:type="gramEnd"/>
+            <w:r>
+              <w:t xml:space="preserve">Profile when defining environment-specific behavior such </w:t>
+            </w:r>
+            <w:proofErr w:type="gramStart"/>
+            <w:r>
+              <w:t>as  different</w:t>
+            </w:r>
+            <w:proofErr w:type="gramEnd"/>
+            <w:r>
+              <w:t xml:space="preserve"> beans for development, testing and production.</w:t>
             </w:r>
           </w:p>
           <w:p>
@@ -6488,7 +7313,11 @@
               <w:ind w:left="0"/>
             </w:pPr>
             <w:r>
-              <w:t>Transaction management in Spring Boot is built on Spring’s declarative transaction model, where transactions are started, committed or rolled back automatically based on method boundaries and runtime behavior.</w:t>
+              <w:t xml:space="preserve">Transaction management in Spring Boot is built on Spring’s declarative transaction model, where transactions are started, committed or rolled back </w:t>
+            </w:r>
+            <w:r>
+              <w:lastRenderedPageBreak/>
+              <w:t>automatically based on method boundaries and runtime behavior.</w:t>
             </w:r>
           </w:p>
           <w:p>
@@ -6521,8 +7350,13 @@
               <w:ind w:left="0"/>
             </w:pPr>
             <w:r>
-              <w:t> @Exception</w:t>
-            </w:r>
+              <w:t> </w:t>
+            </w:r>
+            <w:proofErr w:type="gramStart"/>
+            <w:r>
+              <w:t>@Exception</w:t>
+            </w:r>
+            <w:proofErr w:type="gramEnd"/>
           </w:p>
           <w:p>
             <w:pPr>
@@ -6571,9 +7405,11 @@
               <w:pStyle w:val="ListParagraph"/>
               <w:ind w:left="0"/>
             </w:pPr>
+            <w:proofErr w:type="gramStart"/>
             <w:r>
               <w:t>@Controller</w:t>
             </w:r>
+            <w:proofErr w:type="gramEnd"/>
           </w:p>
           <w:p>
             <w:pPr>
@@ -6595,12 +7431,54 @@
               <w:ind w:left="0"/>
             </w:pPr>
             <w:r>
-              <w:lastRenderedPageBreak/>
-              <w:t xml:space="preserve">Global exception handling is implemented using @ControllerAdvice and @ExceptionHandler. This centralizes error handling logic and ensures consistent error responses across the application. Instead of </w:t>
-            </w:r>
-            <w:r>
-              <w:lastRenderedPageBreak/>
-              <w:t>handling exceptions in every controller, a dedicated handler class processes them and returns a standardized response structure.</w:t>
+              <w:t xml:space="preserve">Global exception handling is implemented </w:t>
+            </w:r>
+            <w:proofErr w:type="gramStart"/>
+            <w:r>
+              <w:t>using @</w:t>
+            </w:r>
+            <w:proofErr w:type="gramEnd"/>
+            <w:r>
+              <w:t xml:space="preserve">ControllerAdvice </w:t>
+            </w:r>
+            <w:proofErr w:type="gramStart"/>
+            <w:r>
+              <w:t>and @</w:t>
+            </w:r>
+            <w:proofErr w:type="gramEnd"/>
+            <w:r>
+              <w:t>ExceptionHandler. This centralizes error handling logic and ensures consistent error responses across the application. Instead of handling exceptions in every controller, a dedicated handler class processes them and returns a standardized response structure.</w:t>
+            </w:r>
+          </w:p>
+          <w:p>
+            <w:pPr>
+              <w:pStyle w:val="ListParagraph"/>
+              <w:ind w:left="0"/>
+            </w:pPr>
+          </w:p>
+          <w:p>
+            <w:r>
+              <w:t xml:space="preserve">@ControllerAdvice – Used for MVC controllers that return views (like JSP, </w:t>
+            </w:r>
+            <w:proofErr w:type="spellStart"/>
+            <w:r>
+              <w:t>Thymeleaf</w:t>
+            </w:r>
+            <w:proofErr w:type="spellEnd"/>
+            <w:r>
+              <w:t>).</w:t>
+            </w:r>
+          </w:p>
+          <w:p/>
+          <w:p>
+            <w:r>
+              <w:t>@RestControllerAdvice – Used for REST APIs, and it automatically includes @ResponseBody, so it returns JSON/XML responses.</w:t>
+            </w:r>
+          </w:p>
+          <w:p/>
+          <w:p>
+            <w:r>
+              <w:t>Use @RestControllerAdvice when building APIs, and @ControllerAdvice when working with web pages.</w:t>
             </w:r>
           </w:p>
         </w:tc>
@@ -6675,24 +7553,174 @@
               <w:pStyle w:val="ListParagraph"/>
               <w:ind w:left="0"/>
             </w:pPr>
-            <w:r>
-              <w:t>@Async allows asynchronous execution managed by Spring’s task executor.</w:t>
-            </w:r>
-          </w:p>
-          <w:p>
-            <w:pPr>
-              <w:pStyle w:val="ListParagraph"/>
-              <w:ind w:left="0"/>
-            </w:pPr>
-            <w:r>
-              <w:t>@Async simplifies asynchronous method execution</w:t>
-            </w:r>
-          </w:p>
-          <w:p>
-            <w:pPr>
-              <w:pStyle w:val="ListParagraph"/>
-              <w:ind w:left="0"/>
-            </w:pPr>
+            <w:proofErr w:type="gramStart"/>
+            <w:r>
+              <w:t>@Async</w:t>
+            </w:r>
+            <w:proofErr w:type="gramEnd"/>
+            <w:r>
+              <w:t xml:space="preserve"> allows asynchronous execution managed by Spring’s task executor.</w:t>
+            </w:r>
+          </w:p>
+          <w:p>
+            <w:pPr>
+              <w:pStyle w:val="ListParagraph"/>
+              <w:ind w:left="0"/>
+            </w:pPr>
+            <w:proofErr w:type="gramStart"/>
+            <w:r>
+              <w:t>@Async</w:t>
+            </w:r>
+            <w:proofErr w:type="gramEnd"/>
+            <w:r>
+              <w:t xml:space="preserve"> simplifies asynchronous method execution</w:t>
+            </w:r>
+          </w:p>
+          <w:p>
+            <w:pPr>
+              <w:pStyle w:val="ListParagraph"/>
+              <w:ind w:left="0"/>
+            </w:pPr>
+          </w:p>
+          <w:p>
+            <w:pPr>
+              <w:pStyle w:val="ListParagraph"/>
+              <w:numPr>
+                <w:ilvl w:val="0"/>
+                <w:numId w:val="29"/>
+              </w:numPr>
+            </w:pPr>
+            <w:proofErr w:type="gramStart"/>
+            <w:r>
+              <w:t>The @</w:t>
+            </w:r>
+            <w:proofErr w:type="gramEnd"/>
+            <w:r>
+              <w:t>Async annotation makes a method run in a separate thread, so it doesn’t block the main thread.</w:t>
+            </w:r>
+          </w:p>
+          <w:p>
+            <w:pPr>
+              <w:pStyle w:val="ListParagraph"/>
+              <w:numPr>
+                <w:ilvl w:val="0"/>
+                <w:numId w:val="29"/>
+              </w:numPr>
+            </w:pPr>
+            <w:r>
+              <w:t>This is helpful when doing tasks like sending emails, processing files, or calling external APIs — things that can take time.</w:t>
+            </w:r>
+          </w:p>
+          <w:p>
+            <w:r>
+              <w:t>You must:</w:t>
+            </w:r>
+          </w:p>
+          <w:p>
+            <w:pPr>
+              <w:pStyle w:val="ListParagraph"/>
+              <w:numPr>
+                <w:ilvl w:val="0"/>
+                <w:numId w:val="47"/>
+              </w:numPr>
+            </w:pPr>
+            <w:r>
+              <w:t>Enable async support with @EnableAsync</w:t>
+            </w:r>
+          </w:p>
+          <w:p>
+            <w:pPr>
+              <w:pStyle w:val="ListParagraph"/>
+              <w:numPr>
+                <w:ilvl w:val="0"/>
+                <w:numId w:val="47"/>
+              </w:numPr>
+              <w:rPr>
+                <w:color w:val="C00000"/>
+              </w:rPr>
+            </w:pPr>
+            <w:r>
+              <w:rPr>
+                <w:color w:val="C00000"/>
+              </w:rPr>
+              <w:lastRenderedPageBreak/>
+              <w:t xml:space="preserve">Configure a </w:t>
+            </w:r>
+            <w:proofErr w:type="spellStart"/>
+            <w:r>
+              <w:rPr>
+                <w:color w:val="C00000"/>
+              </w:rPr>
+              <w:t>TaskExecutor</w:t>
+            </w:r>
+            <w:proofErr w:type="spellEnd"/>
+            <w:r>
+              <w:rPr>
+                <w:color w:val="C00000"/>
+              </w:rPr>
+              <w:t xml:space="preserve"> if needed</w:t>
+            </w:r>
+          </w:p>
+          <w:p>
+            <w:pPr>
+              <w:pStyle w:val="ListParagraph"/>
+              <w:ind w:left="0"/>
+            </w:pPr>
+          </w:p>
+          <w:p>
+            <w:pPr>
+              <w:pStyle w:val="ListParagraph"/>
+              <w:ind w:left="0"/>
+            </w:pPr>
+            <w:r>
+              <w:t>Supports</w:t>
+            </w:r>
+            <w:r>
+              <w:t xml:space="preserve"> </w:t>
+            </w:r>
+            <w:proofErr w:type="gramStart"/>
+            <w:r>
+              <w:t>returning</w:t>
+            </w:r>
+            <w:r>
+              <w:t xml:space="preserve"> </w:t>
+            </w:r>
+            <w:r>
+              <w:t> </w:t>
+            </w:r>
+            <w:proofErr w:type="spellStart"/>
+            <w:r>
+              <w:rPr>
+                <w:b/>
+                <w:bCs/>
+              </w:rPr>
+              <w:t>CompletableFuture</w:t>
+            </w:r>
+            <w:proofErr w:type="spellEnd"/>
+            <w:proofErr w:type="gramEnd"/>
+            <w:r>
+              <w:t>, </w:t>
+            </w:r>
+            <w:r>
+              <w:rPr>
+                <w:b/>
+                <w:bCs/>
+              </w:rPr>
+              <w:t>Future</w:t>
+            </w:r>
+            <w:r>
+              <w:t>, </w:t>
+            </w:r>
+            <w:r>
+              <w:rPr>
+                <w:b/>
+                <w:bCs/>
+              </w:rPr>
+              <w:t>void</w:t>
+            </w:r>
+            <w:r>
+              <w:t>.</w:t>
+            </w:r>
           </w:p>
         </w:tc>
         <w:tc>
@@ -6732,25 +7760,51 @@
               <w:ind w:left="0"/>
             </w:pPr>
             <w:r>
-              <w:t xml:space="preserve">Validation is implemented using annotations like @NotNull, </w:t>
-            </w:r>
-          </w:p>
-          <w:p>
-            <w:pPr>
-              <w:pStyle w:val="ListParagraph"/>
-              <w:ind w:left="0"/>
-            </w:pPr>
-            <w:r>
-              <w:t xml:space="preserve">@Size and </w:t>
-            </w:r>
-          </w:p>
-          <w:p>
-            <w:pPr>
-              <w:pStyle w:val="ListParagraph"/>
-              <w:ind w:left="0"/>
-            </w:pPr>
-            <w:r>
-              <w:t>@Email on request DTOs. The @Valid annotation is used in controller methods to trigger validation.</w:t>
+              <w:t xml:space="preserve">Validation is implemented using annotations </w:t>
+            </w:r>
+            <w:proofErr w:type="gramStart"/>
+            <w:r>
+              <w:t>like @</w:t>
+            </w:r>
+            <w:proofErr w:type="gramEnd"/>
+            <w:r>
+              <w:t xml:space="preserve">NotNull, </w:t>
+            </w:r>
+          </w:p>
+          <w:p>
+            <w:pPr>
+              <w:pStyle w:val="ListParagraph"/>
+              <w:ind w:left="0"/>
+            </w:pPr>
+            <w:proofErr w:type="gramStart"/>
+            <w:r>
+              <w:t>@Size</w:t>
+            </w:r>
+            <w:proofErr w:type="gramEnd"/>
+            <w:r>
+              <w:t xml:space="preserve"> and </w:t>
+            </w:r>
+          </w:p>
+          <w:p>
+            <w:pPr>
+              <w:pStyle w:val="ListParagraph"/>
+              <w:ind w:left="0"/>
+            </w:pPr>
+            <w:proofErr w:type="gramStart"/>
+            <w:r>
+              <w:t>@Email</w:t>
+            </w:r>
+            <w:proofErr w:type="gramEnd"/>
+            <w:r>
+              <w:t xml:space="preserve"> on request DTOs. </w:t>
+            </w:r>
+            <w:proofErr w:type="gramStart"/>
+            <w:r>
+              <w:t>The @</w:t>
+            </w:r>
+            <w:proofErr w:type="gramEnd"/>
+            <w:r>
+              <w:t>Valid annotation is used in controller methods to trigger validation.</w:t>
             </w:r>
           </w:p>
           <w:p>
@@ -6773,8 +7827,22 @@
             </w:r>
             <w:proofErr w:type="spellEnd"/>
             <w:r>
-              <w:t xml:space="preserve"> is thrown and handled globally</w:t>
-            </w:r>
+              <w:t xml:space="preserve"> is </w:t>
+            </w:r>
+            <w:proofErr w:type="gramStart"/>
+            <w:r>
+              <w:t>thrown</w:t>
+            </w:r>
+            <w:proofErr w:type="gramEnd"/>
+            <w:r>
+              <w:t xml:space="preserve"> and handled globally</w:t>
+            </w:r>
+          </w:p>
+          <w:p>
+            <w:pPr>
+              <w:pStyle w:val="ListParagraph"/>
+              <w:ind w:left="0"/>
+            </w:pPr>
           </w:p>
           <w:p>
             <w:pPr>
@@ -6787,6 +7855,85 @@
           <w:tcPr>
             <w:tcW w:w="2551" w:type="dxa"/>
           </w:tcPr>
+          <w:p>
+            <w:pPr>
+              <w:pStyle w:val="ListParagraph"/>
+              <w:ind w:left="0"/>
+            </w:pPr>
+            <w:r>
+              <w:rPr>
+                <w:b/>
+                <w:bCs/>
+              </w:rPr>
+              <w:t>spring-boot-starter-validation</w:t>
+            </w:r>
+          </w:p>
+          <w:p>
+            <w:pPr>
+              <w:pStyle w:val="ListParagraph"/>
+              <w:ind w:left="0"/>
+            </w:pPr>
+          </w:p>
+          <w:p>
+            <w:pPr>
+              <w:pStyle w:val="ListParagraph"/>
+              <w:ind w:left="0"/>
+            </w:pPr>
+          </w:p>
+          <w:p>
+            <w:proofErr w:type="gramStart"/>
+            <w:r>
+              <w:t>@PostMapping</w:t>
+            </w:r>
+            <w:proofErr w:type="gramEnd"/>
+          </w:p>
+          <w:p>
+            <w:pPr>
+              <w:pStyle w:val="ListParagraph"/>
+              <w:ind w:left="0"/>
+            </w:pPr>
+            <w:r>
+              <w:t xml:space="preserve">public </w:t>
+            </w:r>
+            <w:proofErr w:type="spellStart"/>
+            <w:r>
+              <w:t>ResponseEntity</w:t>
+            </w:r>
+            <w:proofErr w:type="spellEnd"/>
+            <w:r>
+              <w:t xml:space="preserve">&lt;?&gt; </w:t>
+            </w:r>
+            <w:proofErr w:type="gramStart"/>
+            <w:r>
+              <w:t>save</w:t>
+            </w:r>
+            <w:r>
+              <w:rPr>
+                <w:b/>
+                <w:bCs/>
+              </w:rPr>
+              <w:t>(</w:t>
+            </w:r>
+            <w:proofErr w:type="gramEnd"/>
+            <w:r>
+              <w:rPr>
+                <w:b/>
+                <w:bCs/>
+              </w:rPr>
+              <w:t>@Valid @RequestBody</w:t>
+            </w:r>
+            <w:r>
+              <w:t xml:space="preserve"> User user) </w:t>
+            </w:r>
+            <w:proofErr w:type="gramStart"/>
+            <w:r>
+              <w:t>{ ...</w:t>
+            </w:r>
+            <w:proofErr w:type="gramEnd"/>
+            <w:r>
+              <w:t xml:space="preserve"> }</w:t>
+            </w:r>
+          </w:p>
           <w:p>
             <w:pPr>
               <w:pStyle w:val="ListParagraph"/>
@@ -6820,7 +7967,15 @@
               <w:ind w:left="0"/>
             </w:pPr>
             <w:r>
-              <w:t>I choose the appropriate locking strategy based on the use case. For high-read, low-conflict scenarios, I use optimistic locking with a version field (@Version) so concurrent updates are detected and conflicting transactions fail cleanly. </w:t>
+              <w:t xml:space="preserve">I choose the appropriate locking strategy based on the use case. For high-read, low-conflict scenarios, I use optimistic locking with a version </w:t>
+            </w:r>
+            <w:proofErr w:type="gramStart"/>
+            <w:r>
+              <w:t>field (@</w:t>
+            </w:r>
+            <w:proofErr w:type="gramEnd"/>
+            <w:r>
+              <w:t>Version) so concurrent updates are detected and conflicting transactions fail cleanly. </w:t>
             </w:r>
           </w:p>
           <w:p>
@@ -6852,8 +8007,13 @@
               <w:pStyle w:val="ListParagraph"/>
               <w:ind w:left="0"/>
             </w:pPr>
-            <w:r>
-              <w:t>@PreAuthorize("hasRole('ADMIN')")</w:t>
+            <w:proofErr w:type="gramStart"/>
+            <w:r>
+              <w:t>@PreAuthorize</w:t>
+            </w:r>
+            <w:proofErr w:type="gramEnd"/>
+            <w:r>
+              <w:t>("hasRole('ADMIN')")</w:t>
             </w:r>
           </w:p>
         </w:tc>
@@ -6877,6 +8037,23 @@
               <w:pStyle w:val="ListParagraph"/>
               <w:ind w:left="0"/>
             </w:pPr>
+            <w:r>
+              <w:rPr>
+                <w:b/>
+                <w:bCs/>
+              </w:rPr>
+              <w:t>@PreAuthorize</w:t>
+            </w:r>
+            <w:r>
+              <w:t>, </w:t>
+            </w:r>
+            <w:r>
+              <w:rPr>
+                <w:b/>
+                <w:bCs/>
+              </w:rPr>
+              <w:t>@Secured</w:t>
+            </w:r>
           </w:p>
         </w:tc>
       </w:tr>
@@ -6887,7 +8064,15 @@
           </w:tcPr>
           <w:p>
             <w:r>
-              <w:t>@CrossOrigin(origins = "https://trusted.com")</w:t>
+              <w:t>@</w:t>
+            </w:r>
+            <w:proofErr w:type="gramStart"/>
+            <w:r>
+              <w:t>CrossOrigin(</w:t>
+            </w:r>
+            <w:proofErr w:type="gramEnd"/>
+            <w:r>
+              <w:t>origins = "https://trusted.com")</w:t>
             </w:r>
           </w:p>
           <w:p>
@@ -6940,6 +8125,113 @@
             <w:tcW w:w="4394" w:type="dxa"/>
           </w:tcPr>
           <w:p>
+            <w:r>
+              <w:rPr>
+                <w:b/>
+                <w:bCs/>
+              </w:rPr>
+              <w:t>Lazy initialization</w:t>
+            </w:r>
+            <w:r>
+              <w:t> means Spring creates a bean </w:t>
+            </w:r>
+            <w:r>
+              <w:rPr>
+                <w:b/>
+                <w:bCs/>
+              </w:rPr>
+              <w:t>only when it’s first needed</w:t>
+            </w:r>
+            <w:r>
+              <w:t>, instead of at application startup.</w:t>
+            </w:r>
+          </w:p>
+          <w:p>
+            <w:pPr>
+              <w:pStyle w:val="ListParagraph"/>
+              <w:numPr>
+                <w:ilvl w:val="0"/>
+                <w:numId w:val="64"/>
+              </w:numPr>
+            </w:pPr>
+            <w:r>
+              <w:t>Beans are created </w:t>
+            </w:r>
+            <w:r>
+              <w:rPr>
+                <w:b/>
+                <w:bCs/>
+              </w:rPr>
+              <w:t>on first use</w:t>
+            </w:r>
+            <w:r>
+              <w:t>, not at startup</w:t>
+            </w:r>
+          </w:p>
+          <w:p>
+            <w:pPr>
+              <w:pStyle w:val="ListParagraph"/>
+              <w:numPr>
+                <w:ilvl w:val="0"/>
+                <w:numId w:val="64"/>
+              </w:numPr>
+            </w:pPr>
+            <w:r>
+              <w:t>Saves memory and improves </w:t>
+            </w:r>
+            <w:r>
+              <w:rPr>
+                <w:b/>
+                <w:bCs/>
+              </w:rPr>
+              <w:t>startup time</w:t>
+            </w:r>
+          </w:p>
+          <w:p>
+            <w:pPr>
+              <w:pStyle w:val="ListParagraph"/>
+              <w:numPr>
+                <w:ilvl w:val="0"/>
+                <w:numId w:val="64"/>
+              </w:numPr>
+            </w:pPr>
+            <w:r>
+              <w:t xml:space="preserve">You can force </w:t>
+            </w:r>
+            <w:proofErr w:type="gramStart"/>
+            <w:r>
+              <w:t xml:space="preserve">eager </w:t>
+            </w:r>
+            <w:proofErr w:type="spellStart"/>
+            <w:r>
+              <w:t>init</w:t>
+            </w:r>
+            <w:proofErr w:type="spellEnd"/>
+            <w:proofErr w:type="gramEnd"/>
+            <w:r>
+              <w:t xml:space="preserve"> </w:t>
+            </w:r>
+            <w:proofErr w:type="gramStart"/>
+            <w:r>
+              <w:t>using </w:t>
+            </w:r>
+            <w:r>
+              <w:rPr>
+                <w:b/>
+                <w:bCs/>
+              </w:rPr>
+              <w:t>@</w:t>
+            </w:r>
+            <w:proofErr w:type="gramEnd"/>
+            <w:r>
+              <w:rPr>
+                <w:b/>
+                <w:bCs/>
+              </w:rPr>
+              <w:t>Lazy(false)</w:t>
+            </w:r>
+          </w:p>
+          <w:p>
             <w:pPr>
               <w:pStyle w:val="ListParagraph"/>
               <w:ind w:left="0"/>
@@ -6982,6 +8274,85 @@
               <w:pStyle w:val="ListParagraph"/>
               <w:ind w:left="0"/>
             </w:pPr>
+            <w:r>
+              <w:t>spring-boot-starter-cache</w:t>
+            </w:r>
+          </w:p>
+          <w:p>
+            <w:r>
+              <w:rPr>
+                <w:b/>
+                <w:bCs/>
+              </w:rPr>
+              <w:lastRenderedPageBreak/>
+              <w:t>Use caching annotations</w:t>
+            </w:r>
+            <w:r>
+              <w:t> on methods:</w:t>
+            </w:r>
+          </w:p>
+          <w:p>
+            <w:pPr>
+              <w:pStyle w:val="ListParagraph"/>
+              <w:numPr>
+                <w:ilvl w:val="0"/>
+                <w:numId w:val="49"/>
+              </w:numPr>
+            </w:pPr>
+            <w:r>
+              <w:rPr>
+                <w:b/>
+                <w:bCs/>
+              </w:rPr>
+              <w:t>@Cacheable</w:t>
+            </w:r>
+            <w:r>
+              <w:t> – caches method result</w:t>
+            </w:r>
+          </w:p>
+          <w:p>
+            <w:pPr>
+              <w:pStyle w:val="ListParagraph"/>
+              <w:numPr>
+                <w:ilvl w:val="0"/>
+                <w:numId w:val="49"/>
+              </w:numPr>
+            </w:pPr>
+            <w:r>
+              <w:rPr>
+                <w:b/>
+                <w:bCs/>
+              </w:rPr>
+              <w:t>@CachePut</w:t>
+            </w:r>
+            <w:r>
+              <w:t> – updates cache with new value</w:t>
+            </w:r>
+          </w:p>
+          <w:p>
+            <w:pPr>
+              <w:pStyle w:val="ListParagraph"/>
+              <w:numPr>
+                <w:ilvl w:val="0"/>
+                <w:numId w:val="49"/>
+              </w:numPr>
+            </w:pPr>
+            <w:r>
+              <w:rPr>
+                <w:b/>
+                <w:bCs/>
+              </w:rPr>
+              <w:t>@CacheEvict</w:t>
+            </w:r>
+            <w:r>
+              <w:t> – removes cache entry</w:t>
+            </w:r>
+          </w:p>
+          <w:p>
+            <w:pPr>
+              <w:pStyle w:val="ListParagraph"/>
+              <w:ind w:left="0"/>
+            </w:pPr>
           </w:p>
         </w:tc>
         <w:tc>
@@ -7006,6 +8377,9 @@
               <w:pStyle w:val="ListParagraph"/>
               <w:ind w:left="0"/>
             </w:pPr>
+            <w:r>
+              <w:t>@Required</w:t>
+            </w:r>
           </w:p>
         </w:tc>
         <w:tc>
@@ -7017,6 +8391,17 @@
               <w:pStyle w:val="ListParagraph"/>
               <w:ind w:left="0"/>
             </w:pPr>
+            <w:r>
+              <w:t xml:space="preserve">The annotation is used for indicating that the property of the bean should be populated via </w:t>
+            </w:r>
+            <w:proofErr w:type="spellStart"/>
+            <w:r>
+              <w:t>autowiring</w:t>
+            </w:r>
+            <w:proofErr w:type="spellEnd"/>
+            <w:r>
+              <w:t xml:space="preserve"> or any explicit value during the bean definition at the configuration time</w:t>
+            </w:r>
           </w:p>
         </w:tc>
         <w:tc>
@@ -7041,6 +8426,9 @@
               <w:pStyle w:val="ListParagraph"/>
               <w:ind w:left="0"/>
             </w:pPr>
+            <w:r>
+              <w:t>@ModelAttribute</w:t>
+            </w:r>
           </w:p>
         </w:tc>
         <w:tc>
@@ -7076,12 +8464,138 @@
               <w:pStyle w:val="ListParagraph"/>
               <w:ind w:left="0"/>
             </w:pPr>
+            <w:r>
+              <w:rPr>
+                <w:b/>
+                <w:bCs/>
+              </w:rPr>
+              <w:t> </w:t>
+            </w:r>
+            <w:r>
+              <w:t>@CrossOrigin</w:t>
+            </w:r>
           </w:p>
         </w:tc>
         <w:tc>
           <w:tcPr>
             <w:tcW w:w="4394" w:type="dxa"/>
           </w:tcPr>
+          <w:p>
+            <w:r>
+              <w:t>CORS (Cross-Origin Resource Sharing) allows your frontend (like React or Angular) to call your backend API even if they are on different domains or ports.</w:t>
+            </w:r>
+          </w:p>
+          <w:p/>
+          <w:p>
+            <w:r>
+              <w:t xml:space="preserve">Without CORS </w:t>
+            </w:r>
+            <w:proofErr w:type="gramStart"/>
+            <w:r>
+              <w:t>enabled</w:t>
+            </w:r>
+            <w:proofErr w:type="gramEnd"/>
+            <w:r>
+              <w:t>, browsers block requests from different origins for security reasons.</w:t>
+            </w:r>
+          </w:p>
+          <w:p/>
+          <w:p>
+            <w:r>
+              <w:t>You can enable CORS in two ways:</w:t>
+            </w:r>
+          </w:p>
+          <w:p>
+            <w:r>
+              <w:rPr>
+                <w:b/>
+                <w:bCs/>
+              </w:rPr>
+              <w:t> </w:t>
+            </w:r>
+            <w:proofErr w:type="gramStart"/>
+            <w:r>
+              <w:rPr>
+                <w:b/>
+                <w:bCs/>
+              </w:rPr>
+              <w:t>Using @</w:t>
+            </w:r>
+            <w:proofErr w:type="gramEnd"/>
+            <w:r>
+              <w:rPr>
+                <w:b/>
+                <w:bCs/>
+              </w:rPr>
+              <w:t>CrossOrigin annotation:</w:t>
+            </w:r>
+          </w:p>
+          <w:p>
+            <w:r>
+              <w:t>@</w:t>
+            </w:r>
+            <w:proofErr w:type="gramStart"/>
+            <w:r>
+              <w:t>CrossOrigin(</w:t>
+            </w:r>
+            <w:proofErr w:type="gramEnd"/>
+            <w:r>
+              <w:t>origins = "&lt;http://localhost:3000&gt;")</w:t>
+            </w:r>
+          </w:p>
+          <w:p/>
+          <w:p>
+            <w:r>
+              <w:rPr>
+                <w:b/>
+                <w:bCs/>
+              </w:rPr>
+              <w:t>Globally using </w:t>
+            </w:r>
+            <w:proofErr w:type="spellStart"/>
+            <w:r>
+              <w:rPr>
+                <w:b/>
+                <w:bCs/>
+              </w:rPr>
+              <w:t>WebMvcConfigurer</w:t>
+            </w:r>
+            <w:proofErr w:type="spellEnd"/>
+            <w:r>
+              <w:rPr>
+                <w:b/>
+                <w:bCs/>
+              </w:rPr>
+              <w:t>:</w:t>
+            </w:r>
+          </w:p>
+          <w:p>
+            <w:r>
+              <w:t>@Configuration</w:t>
+            </w:r>
+          </w:p>
+          <w:p>
+            <w:r>
+              <w:t xml:space="preserve">public class </w:t>
+            </w:r>
+            <w:proofErr w:type="spellStart"/>
+            <w:r>
+              <w:t>WebConfig</w:t>
+            </w:r>
+            <w:proofErr w:type="spellEnd"/>
+            <w:r>
+              <w:t xml:space="preserve"> implements </w:t>
+            </w:r>
+            <w:proofErr w:type="spellStart"/>
+            <w:r>
+              <w:t>WebMvcConfigurer</w:t>
+            </w:r>
+            <w:proofErr w:type="spellEnd"/>
+            <w:r>
+              <w:t xml:space="preserve"> {</w:t>
+            </w:r>
+          </w:p>
+          <w:p/>
           <w:p>
             <w:pPr>
               <w:pStyle w:val="ListParagraph"/>
@@ -7111,12 +8625,192 @@
               <w:pStyle w:val="ListParagraph"/>
               <w:ind w:left="0"/>
             </w:pPr>
+            <w:r>
+              <w:t>@EnableScheduling</w:t>
+            </w:r>
           </w:p>
         </w:tc>
         <w:tc>
           <w:tcPr>
             <w:tcW w:w="4394" w:type="dxa"/>
           </w:tcPr>
+          <w:p>
+            <w:pPr>
+              <w:pStyle w:val="ListParagraph"/>
+              <w:ind w:left="0"/>
+            </w:pPr>
+            <w:r>
+              <w:t>Spring Boot makes it easy to run tasks at regular intervals using the </w:t>
+            </w:r>
+            <w:r>
+              <w:rPr>
+                <w:b/>
+                <w:bCs/>
+              </w:rPr>
+              <w:t>scheduling feature</w:t>
+            </w:r>
+            <w:r>
+              <w:t>.</w:t>
+            </w:r>
+          </w:p>
+          <w:p>
+            <w:pPr>
+              <w:rPr>
+                <w:b/>
+                <w:bCs/>
+              </w:rPr>
+            </w:pPr>
+          </w:p>
+          <w:p>
+            <w:proofErr w:type="gramStart"/>
+            <w:r>
+              <w:rPr>
+                <w:b/>
+                <w:bCs/>
+              </w:rPr>
+              <w:t>Use @</w:t>
+            </w:r>
+            <w:proofErr w:type="gramEnd"/>
+            <w:r>
+              <w:rPr>
+                <w:b/>
+                <w:bCs/>
+              </w:rPr>
+              <w:t>Scheduled on any method</w:t>
+            </w:r>
+            <w:r>
+              <w:t>:</w:t>
+            </w:r>
+          </w:p>
+          <w:p>
+            <w:r>
+              <w:t>@</w:t>
+            </w:r>
+            <w:proofErr w:type="gramStart"/>
+            <w:r>
+              <w:t>Scheduled(</w:t>
+            </w:r>
+            <w:proofErr w:type="gramEnd"/>
+            <w:r>
+              <w:t xml:space="preserve">fixedRate = 5000) </w:t>
+            </w:r>
+            <w:r>
+              <w:rPr>
+                <w:i/>
+                <w:iCs/>
+              </w:rPr>
+              <w:t>// runs every 5 seconds</w:t>
+            </w:r>
+          </w:p>
+          <w:p>
+            <w:pPr>
+              <w:pStyle w:val="ListParagraph"/>
+              <w:ind w:left="0"/>
+            </w:pPr>
+          </w:p>
+          <w:p>
+            <w:r>
+              <w:t>You can schedule tasks using:</w:t>
+            </w:r>
+          </w:p>
+          <w:p>
+            <w:pPr>
+              <w:pStyle w:val="ListParagraph"/>
+              <w:numPr>
+                <w:ilvl w:val="0"/>
+                <w:numId w:val="53"/>
+              </w:numPr>
+            </w:pPr>
+            <w:proofErr w:type="spellStart"/>
+            <w:r>
+              <w:rPr>
+                <w:b/>
+                <w:bCs/>
+              </w:rPr>
+              <w:lastRenderedPageBreak/>
+              <w:t>fixedRate</w:t>
+            </w:r>
+            <w:proofErr w:type="spellEnd"/>
+            <w:r>
+              <w:t> – time between method calls</w:t>
+            </w:r>
+          </w:p>
+          <w:p>
+            <w:pPr>
+              <w:pStyle w:val="ListParagraph"/>
+              <w:numPr>
+                <w:ilvl w:val="0"/>
+                <w:numId w:val="53"/>
+              </w:numPr>
+            </w:pPr>
+            <w:proofErr w:type="spellStart"/>
+            <w:r>
+              <w:rPr>
+                <w:b/>
+                <w:bCs/>
+              </w:rPr>
+              <w:t>fixedDelay</w:t>
+            </w:r>
+            <w:proofErr w:type="spellEnd"/>
+            <w:r>
+              <w:t> – time after method finishes</w:t>
+            </w:r>
+          </w:p>
+          <w:p>
+            <w:pPr>
+              <w:pStyle w:val="ListParagraph"/>
+              <w:numPr>
+                <w:ilvl w:val="0"/>
+                <w:numId w:val="53"/>
+              </w:numPr>
+            </w:pPr>
+            <w:proofErr w:type="spellStart"/>
+            <w:r>
+              <w:rPr>
+                <w:b/>
+                <w:bCs/>
+              </w:rPr>
+              <w:t>cron</w:t>
+            </w:r>
+            <w:proofErr w:type="spellEnd"/>
+            <w:r>
+              <w:t> – for custom scheduling like </w:t>
+            </w:r>
+            <w:r>
+              <w:rPr>
+                <w:b/>
+                <w:bCs/>
+              </w:rPr>
+              <w:t>@</w:t>
+            </w:r>
+            <w:proofErr w:type="gramStart"/>
+            <w:r>
+              <w:rPr>
+                <w:b/>
+                <w:bCs/>
+              </w:rPr>
+              <w:t>Scheduled(</w:t>
+            </w:r>
+            <w:proofErr w:type="gramEnd"/>
+            <w:r>
+              <w:rPr>
+                <w:b/>
+                <w:bCs/>
+              </w:rPr>
+              <w:t>cron = "0 0 * * * *")</w:t>
+            </w:r>
+            <w:r>
+              <w:t> (every hour)</w:t>
+            </w:r>
+          </w:p>
+          <w:p>
+            <w:pPr>
+              <w:pStyle w:val="ListParagraph"/>
+            </w:pPr>
+            <w:r>
+              <w:t>Useful for tasks like backups, report generation, or sending emails.</w:t>
+            </w:r>
+          </w:p>
           <w:p>
             <w:pPr>
               <w:pStyle w:val="ListParagraph"/>
@@ -7146,12 +8840,87 @@
               <w:pStyle w:val="ListParagraph"/>
               <w:ind w:left="0"/>
             </w:pPr>
+            <w:r>
+              <w:rPr>
+                <w:b/>
+                <w:bCs/>
+              </w:rPr>
+              <w:t>@RestControllerAdvice</w:t>
+            </w:r>
           </w:p>
         </w:tc>
         <w:tc>
           <w:tcPr>
             <w:tcW w:w="4394" w:type="dxa"/>
           </w:tcPr>
+          <w:p>
+            <w:proofErr w:type="gramStart"/>
+            <w:r>
+              <w:rPr>
+                <w:b/>
+                <w:bCs/>
+              </w:rPr>
+              <w:t>@RestControllerAdvice</w:t>
+            </w:r>
+            <w:proofErr w:type="gramEnd"/>
+            <w:r>
+              <w:t> is a </w:t>
+            </w:r>
+            <w:r>
+              <w:rPr>
+                <w:b/>
+                <w:bCs/>
+              </w:rPr>
+              <w:t>specialized annotation</w:t>
+            </w:r>
+            <w:r>
+              <w:t> used to handle exceptions and shared logic for all REST controllers.</w:t>
+            </w:r>
+          </w:p>
+          <w:p>
+            <w:r>
+              <w:t>It combines:</w:t>
+            </w:r>
+          </w:p>
+          <w:p>
+            <w:pPr>
+              <w:pStyle w:val="ListParagraph"/>
+              <w:numPr>
+                <w:ilvl w:val="0"/>
+                <w:numId w:val="56"/>
+              </w:numPr>
+            </w:pPr>
+            <w:r>
+              <w:rPr>
+                <w:b/>
+                <w:bCs/>
+              </w:rPr>
+              <w:t>@ControllerAdvice</w:t>
+            </w:r>
+            <w:r>
+              <w:t> – to apply common behavior across multiple controllers</w:t>
+            </w:r>
+          </w:p>
+          <w:p>
+            <w:pPr>
+              <w:pStyle w:val="ListParagraph"/>
+              <w:numPr>
+                <w:ilvl w:val="0"/>
+                <w:numId w:val="56"/>
+              </w:numPr>
+            </w:pPr>
+            <w:r>
+              <w:rPr>
+                <w:b/>
+                <w:bCs/>
+              </w:rPr>
+              <w:t>@ResponseBody</w:t>
+            </w:r>
+            <w:r>
+              <w:t> – so the response is returned as JSON/XML, not a view</w:t>
+            </w:r>
+          </w:p>
+          <w:p/>
           <w:p>
             <w:pPr>
               <w:pStyle w:val="ListParagraph"/>
@@ -7178,6 +8947,28 @@
           </w:tcPr>
           <w:p>
             <w:pPr>
+              <w:rPr>
+                <w:b/>
+                <w:bCs/>
+              </w:rPr>
+            </w:pPr>
+            <w:r>
+              <w:rPr>
+                <w:b/>
+                <w:bCs/>
+              </w:rPr>
+              <w:t>T</w:t>
+            </w:r>
+            <w:r>
+              <w:rPr>
+                <w:b/>
+                <w:bCs/>
+              </w:rPr>
+              <w:t>esting </w:t>
+            </w:r>
+          </w:p>
+          <w:p>
+            <w:pPr>
               <w:pStyle w:val="ListParagraph"/>
               <w:ind w:left="0"/>
             </w:pPr>
@@ -7188,6 +8979,142 @@
             <w:tcW w:w="4394" w:type="dxa"/>
           </w:tcPr>
           <w:p>
+            <w:r>
+              <w:rPr>
+                <w:b/>
+                <w:bCs/>
+              </w:rPr>
+              <w:t>Annotations</w:t>
+            </w:r>
+            <w:r>
+              <w:t>:</w:t>
+            </w:r>
+          </w:p>
+          <w:p>
+            <w:r>
+              <w:rPr>
+                <w:b/>
+                <w:bCs/>
+              </w:rPr>
+              <w:t>@SpringBootTest</w:t>
+            </w:r>
+            <w:r>
+              <w:t> – loads the full application context for integration testing</w:t>
+            </w:r>
+          </w:p>
+          <w:p>
+            <w:r>
+              <w:rPr>
+                <w:b/>
+                <w:bCs/>
+              </w:rPr>
+              <w:t>@WebMvcTest</w:t>
+            </w:r>
+            <w:r>
+              <w:t> – tests only the web layer (like controllers)</w:t>
+            </w:r>
+          </w:p>
+          <w:p>
+            <w:r>
+              <w:rPr>
+                <w:b/>
+                <w:bCs/>
+              </w:rPr>
+              <w:t>@DataJpaTest</w:t>
+            </w:r>
+            <w:r>
+              <w:t> – tests the JPA (database) layer</w:t>
+            </w:r>
+          </w:p>
+          <w:p/>
+          <w:p>
+            <w:r>
+              <w:rPr>
+                <w:b/>
+                <w:bCs/>
+              </w:rPr>
+              <w:t>Mocking support</w:t>
+            </w:r>
+            <w:r>
+              <w:t>:</w:t>
+            </w:r>
+          </w:p>
+          <w:p>
+            <w:r>
+              <w:rPr>
+                <w:b/>
+                <w:bCs/>
+              </w:rPr>
+              <w:t>@MockBean</w:t>
+            </w:r>
+            <w:r>
+              <w:t> – create and inject mock beans</w:t>
+            </w:r>
+          </w:p>
+          <w:p>
+            <w:r>
+              <w:t>Combine with </w:t>
+            </w:r>
+            <w:r>
+              <w:rPr>
+                <w:b/>
+                <w:bCs/>
+              </w:rPr>
+              <w:t>Mockito</w:t>
+            </w:r>
+            <w:r>
+              <w:t> to simulate behaviors</w:t>
+            </w:r>
+          </w:p>
+          <w:p>
+            <w:pPr>
+              <w:rPr>
+                <w:b/>
+                <w:bCs/>
+              </w:rPr>
+            </w:pPr>
+          </w:p>
+          <w:p>
+            <w:r>
+              <w:rPr>
+                <w:b/>
+                <w:bCs/>
+              </w:rPr>
+              <w:t>Test utilities</w:t>
+            </w:r>
+            <w:r>
+              <w:t>:</w:t>
+            </w:r>
+          </w:p>
+          <w:p>
+            <w:proofErr w:type="spellStart"/>
+            <w:r>
+              <w:rPr>
+                <w:b/>
+                <w:bCs/>
+              </w:rPr>
+              <w:t>TestRestTemplate</w:t>
+            </w:r>
+            <w:proofErr w:type="spellEnd"/>
+            <w:r>
+              <w:t> – to call real endpoints in integration tests</w:t>
+            </w:r>
+          </w:p>
+          <w:p>
+            <w:proofErr w:type="spellStart"/>
+            <w:r>
+              <w:rPr>
+                <w:b/>
+                <w:bCs/>
+              </w:rPr>
+              <w:t>MockMvc</w:t>
+            </w:r>
+            <w:proofErr w:type="spellEnd"/>
+            <w:r>
+              <w:t> – to test controller layer without starting the full server</w:t>
+            </w:r>
+          </w:p>
+          <w:p>
             <w:pPr>
               <w:pStyle w:val="ListParagraph"/>
               <w:ind w:left="0"/>
@@ -7198,6 +9125,1566 @@
           <w:tcPr>
             <w:tcW w:w="2551" w:type="dxa"/>
           </w:tcPr>
+          <w:p>
+            <w:pPr>
+              <w:pStyle w:val="ListParagraph"/>
+              <w:ind w:left="0"/>
+            </w:pPr>
+          </w:p>
+        </w:tc>
+      </w:tr>
+      <w:tr>
+        <w:tc>
+          <w:tcPr>
+            <w:tcW w:w="2045" w:type="dxa"/>
+          </w:tcPr>
+          <w:p>
+            <w:pPr>
+              <w:rPr>
+                <w:b/>
+                <w:bCs/>
+              </w:rPr>
+            </w:pPr>
+            <w:r>
+              <w:rPr>
+                <w:b/>
+                <w:bCs/>
+              </w:rPr>
+              <w:t>Swagger documentation</w:t>
+            </w:r>
+          </w:p>
+          <w:p>
+            <w:pPr>
+              <w:pStyle w:val="ListParagraph"/>
+              <w:ind w:left="0"/>
+            </w:pPr>
+          </w:p>
+        </w:tc>
+        <w:tc>
+          <w:tcPr>
+            <w:tcW w:w="4394" w:type="dxa"/>
+          </w:tcPr>
+          <w:p>
+            <w:pPr>
+              <w:pStyle w:val="ListParagraph"/>
+              <w:numPr>
+                <w:ilvl w:val="0"/>
+                <w:numId w:val="58"/>
+              </w:numPr>
+            </w:pPr>
+            <w:r>
+              <w:t>Add Swagger dependencies.</w:t>
+            </w:r>
+          </w:p>
+          <w:p>
+            <w:pPr>
+              <w:pStyle w:val="ListParagraph"/>
+              <w:numPr>
+                <w:ilvl w:val="0"/>
+                <w:numId w:val="58"/>
+              </w:numPr>
+            </w:pPr>
+            <w:r>
+              <w:t>Configure metadata (title, version, etc.)</w:t>
+            </w:r>
+          </w:p>
+          <w:p>
+            <w:pPr>
+              <w:pStyle w:val="ListParagraph"/>
+              <w:numPr>
+                <w:ilvl w:val="0"/>
+                <w:numId w:val="58"/>
+              </w:numPr>
+            </w:pPr>
+            <w:r>
+              <w:t xml:space="preserve">Use annotations </w:t>
+            </w:r>
+            <w:proofErr w:type="gramStart"/>
+            <w:r>
+              <w:t>like </w:t>
+            </w:r>
+            <w:r>
+              <w:rPr>
+                <w:b/>
+                <w:bCs/>
+              </w:rPr>
+              <w:t>@Api</w:t>
+            </w:r>
+            <w:r>
+              <w:t>, </w:t>
+            </w:r>
+            <w:r>
+              <w:rPr>
+                <w:b/>
+                <w:bCs/>
+              </w:rPr>
+              <w:t>@</w:t>
+            </w:r>
+            <w:proofErr w:type="gramEnd"/>
+            <w:r>
+              <w:rPr>
+                <w:b/>
+                <w:bCs/>
+              </w:rPr>
+              <w:t>ApiOperation</w:t>
+            </w:r>
+          </w:p>
+          <w:p>
+            <w:pPr>
+              <w:pStyle w:val="ListParagraph"/>
+              <w:numPr>
+                <w:ilvl w:val="0"/>
+                <w:numId w:val="58"/>
+              </w:numPr>
+            </w:pPr>
+            <w:r>
+              <w:t>Access Swagger UI at </w:t>
+            </w:r>
+            <w:r>
+              <w:rPr>
+                <w:b/>
+                <w:bCs/>
+              </w:rPr>
+              <w:t>/swagger-ui.html</w:t>
+            </w:r>
+          </w:p>
+          <w:p>
+            <w:pPr>
+              <w:pStyle w:val="ListParagraph"/>
+            </w:pPr>
+          </w:p>
+        </w:tc>
+        <w:tc>
+          <w:tcPr>
+            <w:tcW w:w="2551" w:type="dxa"/>
+          </w:tcPr>
+          <w:p>
+            <w:pPr>
+              <w:pStyle w:val="ListParagraph"/>
+              <w:ind w:left="0"/>
+            </w:pPr>
+          </w:p>
+        </w:tc>
+      </w:tr>
+      <w:tr>
+        <w:tc>
+          <w:tcPr>
+            <w:tcW w:w="2045" w:type="dxa"/>
+          </w:tcPr>
+          <w:p>
+            <w:r>
+              <w:t>Async Communication</w:t>
+            </w:r>
+          </w:p>
+        </w:tc>
+        <w:tc>
+          <w:tcPr>
+            <w:tcW w:w="4394" w:type="dxa"/>
+          </w:tcPr>
+          <w:p>
+            <w:pPr>
+              <w:spacing w:after="160" w:line="278" w:lineRule="auto"/>
+            </w:pPr>
+            <w:r>
+              <w:t>@</w:t>
+            </w:r>
+            <w:proofErr w:type="gramStart"/>
+            <w:r>
+              <w:t>KafkaListener(</w:t>
+            </w:r>
+            <w:proofErr w:type="gramEnd"/>
+            <w:r>
+              <w:t>topics = "user-topic")</w:t>
+            </w:r>
+          </w:p>
+          <w:p>
+            <w:pPr>
+              <w:spacing w:after="160" w:line="278" w:lineRule="auto"/>
+            </w:pPr>
+            <w:r>
+              <w:t>@</w:t>
+            </w:r>
+            <w:proofErr w:type="gramStart"/>
+            <w:r>
+              <w:t>RabbitListener(</w:t>
+            </w:r>
+            <w:proofErr w:type="gramEnd"/>
+            <w:r>
+              <w:t>queues = "order-queue")</w:t>
+            </w:r>
+          </w:p>
+          <w:p>
+            <w:pPr>
+              <w:pStyle w:val="ListParagraph"/>
+              <w:ind w:left="0"/>
+            </w:pPr>
+            <w:r>
+              <w:rPr>
+                <w:b/>
+                <w:bCs/>
+              </w:rPr>
+              <w:t>RabbitMQ</w:t>
+            </w:r>
+            <w:r>
+              <w:t> and </w:t>
+            </w:r>
+            <w:r>
+              <w:rPr>
+                <w:b/>
+                <w:bCs/>
+              </w:rPr>
+              <w:t>Apache Kafka</w:t>
+            </w:r>
+            <w:r>
+              <w:t> for building </w:t>
+            </w:r>
+            <w:r>
+              <w:rPr>
+                <w:b/>
+                <w:bCs/>
+              </w:rPr>
+              <w:t>asynchronous</w:t>
+            </w:r>
+            <w:r>
+              <w:t> and </w:t>
+            </w:r>
+            <w:r>
+              <w:rPr>
+                <w:b/>
+                <w:bCs/>
+              </w:rPr>
+              <w:t>event-driven</w:t>
+            </w:r>
+            <w:r>
+              <w:t> systems</w:t>
+            </w:r>
+          </w:p>
+          <w:p>
+            <w:pPr>
+              <w:pStyle w:val="ListParagraph"/>
+              <w:ind w:left="0"/>
+            </w:pPr>
+          </w:p>
+          <w:p>
+            <w:pPr>
+              <w:pStyle w:val="ListParagraph"/>
+              <w:ind w:left="0"/>
+            </w:pPr>
+            <w:r>
+              <w:t>Also, you can use Spring’s messaging abstractions like </w:t>
+            </w:r>
+            <w:r>
+              <w:rPr>
+                <w:b/>
+                <w:bCs/>
+              </w:rPr>
+              <w:t>Message</w:t>
+            </w:r>
+            <w:r>
+              <w:t>, </w:t>
+            </w:r>
+            <w:proofErr w:type="spellStart"/>
+            <w:r>
+              <w:rPr>
+                <w:b/>
+                <w:bCs/>
+              </w:rPr>
+              <w:t>MessageChannel</w:t>
+            </w:r>
+            <w:proofErr w:type="spellEnd"/>
+            <w:r>
+              <w:t>, and </w:t>
+            </w:r>
+            <w:proofErr w:type="spellStart"/>
+            <w:r>
+              <w:rPr>
+                <w:b/>
+                <w:bCs/>
+              </w:rPr>
+              <w:t>MessageConverter</w:t>
+            </w:r>
+            <w:proofErr w:type="spellEnd"/>
+            <w:r>
+              <w:t> to work with different formats.</w:t>
+            </w:r>
+          </w:p>
+        </w:tc>
+        <w:tc>
+          <w:tcPr>
+            <w:tcW w:w="2551" w:type="dxa"/>
+          </w:tcPr>
+          <w:p>
+            <w:pPr>
+              <w:pStyle w:val="ListParagraph"/>
+              <w:ind w:left="0"/>
+            </w:pPr>
+          </w:p>
+        </w:tc>
+      </w:tr>
+      <w:tr>
+        <w:tc>
+          <w:tcPr>
+            <w:tcW w:w="2045" w:type="dxa"/>
+          </w:tcPr>
+          <w:p>
+            <w:pPr>
+              <w:pStyle w:val="ListParagraph"/>
+              <w:ind w:left="0"/>
+            </w:pPr>
+          </w:p>
+        </w:tc>
+        <w:tc>
+          <w:tcPr>
+            <w:tcW w:w="4394" w:type="dxa"/>
+          </w:tcPr>
+          <w:p>
+            <w:pPr>
+              <w:pStyle w:val="ListParagraph"/>
+              <w:ind w:left="0"/>
+            </w:pPr>
+          </w:p>
+        </w:tc>
+        <w:tc>
+          <w:tcPr>
+            <w:tcW w:w="2551" w:type="dxa"/>
+          </w:tcPr>
+          <w:p>
+            <w:pPr>
+              <w:pStyle w:val="ListParagraph"/>
+              <w:ind w:left="0"/>
+            </w:pPr>
+          </w:p>
+        </w:tc>
+      </w:tr>
+      <w:tr>
+        <w:tc>
+          <w:tcPr>
+            <w:tcW w:w="2045" w:type="dxa"/>
+          </w:tcPr>
+          <w:p>
+            <w:pPr>
+              <w:pStyle w:val="ListParagraph"/>
+              <w:ind w:left="0"/>
+            </w:pPr>
+          </w:p>
+        </w:tc>
+        <w:tc>
+          <w:tcPr>
+            <w:tcW w:w="4394" w:type="dxa"/>
+          </w:tcPr>
+          <w:p>
+            <w:pPr>
+              <w:pStyle w:val="ListParagraph"/>
+              <w:ind w:left="0"/>
+            </w:pPr>
+          </w:p>
+        </w:tc>
+        <w:tc>
+          <w:tcPr>
+            <w:tcW w:w="2551" w:type="dxa"/>
+          </w:tcPr>
+          <w:p>
+            <w:pPr>
+              <w:pStyle w:val="ListParagraph"/>
+              <w:ind w:left="0"/>
+            </w:pPr>
+          </w:p>
+        </w:tc>
+      </w:tr>
+      <w:tr>
+        <w:tc>
+          <w:tcPr>
+            <w:tcW w:w="2045" w:type="dxa"/>
+          </w:tcPr>
+          <w:p>
+            <w:pPr>
+              <w:pStyle w:val="ListParagraph"/>
+              <w:ind w:left="0"/>
+            </w:pPr>
+          </w:p>
+        </w:tc>
+        <w:tc>
+          <w:tcPr>
+            <w:tcW w:w="4394" w:type="dxa"/>
+          </w:tcPr>
+          <w:p>
+            <w:pPr>
+              <w:pStyle w:val="ListParagraph"/>
+              <w:ind w:left="0"/>
+            </w:pPr>
+          </w:p>
+        </w:tc>
+        <w:tc>
+          <w:tcPr>
+            <w:tcW w:w="2551" w:type="dxa"/>
+          </w:tcPr>
+          <w:p>
+            <w:pPr>
+              <w:pStyle w:val="ListParagraph"/>
+              <w:ind w:left="0"/>
+            </w:pPr>
+          </w:p>
+        </w:tc>
+      </w:tr>
+      <w:tr>
+        <w:tc>
+          <w:tcPr>
+            <w:tcW w:w="2045" w:type="dxa"/>
+          </w:tcPr>
+          <w:p>
+            <w:pPr>
+              <w:pStyle w:val="ListParagraph"/>
+              <w:ind w:left="0"/>
+            </w:pPr>
+          </w:p>
+        </w:tc>
+        <w:tc>
+          <w:tcPr>
+            <w:tcW w:w="4394" w:type="dxa"/>
+          </w:tcPr>
+          <w:p>
+            <w:pPr>
+              <w:pStyle w:val="ListParagraph"/>
+              <w:ind w:left="0"/>
+            </w:pPr>
+          </w:p>
+        </w:tc>
+        <w:tc>
+          <w:tcPr>
+            <w:tcW w:w="2551" w:type="dxa"/>
+          </w:tcPr>
+          <w:p>
+            <w:pPr>
+              <w:pStyle w:val="ListParagraph"/>
+              <w:ind w:left="0"/>
+            </w:pPr>
+          </w:p>
+        </w:tc>
+      </w:tr>
+      <w:tr>
+        <w:tc>
+          <w:tcPr>
+            <w:tcW w:w="2045" w:type="dxa"/>
+          </w:tcPr>
+          <w:p>
+            <w:pPr>
+              <w:pStyle w:val="ListParagraph"/>
+              <w:ind w:left="0"/>
+            </w:pPr>
+          </w:p>
+        </w:tc>
+        <w:tc>
+          <w:tcPr>
+            <w:tcW w:w="4394" w:type="dxa"/>
+          </w:tcPr>
+          <w:p>
+            <w:pPr>
+              <w:pStyle w:val="ListParagraph"/>
+              <w:ind w:left="0"/>
+            </w:pPr>
+          </w:p>
+        </w:tc>
+        <w:tc>
+          <w:tcPr>
+            <w:tcW w:w="2551" w:type="dxa"/>
+          </w:tcPr>
+          <w:p>
+            <w:pPr>
+              <w:pStyle w:val="ListParagraph"/>
+              <w:ind w:left="0"/>
+            </w:pPr>
+          </w:p>
+        </w:tc>
+      </w:tr>
+      <w:tr>
+        <w:tc>
+          <w:tcPr>
+            <w:tcW w:w="2045" w:type="dxa"/>
+          </w:tcPr>
+          <w:p>
+            <w:pPr>
+              <w:pStyle w:val="ListParagraph"/>
+              <w:ind w:left="0"/>
+            </w:pPr>
+          </w:p>
+        </w:tc>
+        <w:tc>
+          <w:tcPr>
+            <w:tcW w:w="4394" w:type="dxa"/>
+          </w:tcPr>
+          <w:p>
+            <w:pPr>
+              <w:pStyle w:val="ListParagraph"/>
+              <w:ind w:left="0"/>
+            </w:pPr>
+          </w:p>
+        </w:tc>
+        <w:tc>
+          <w:tcPr>
+            <w:tcW w:w="2551" w:type="dxa"/>
+          </w:tcPr>
+          <w:p>
+            <w:pPr>
+              <w:pStyle w:val="ListParagraph"/>
+              <w:ind w:left="0"/>
+            </w:pPr>
+          </w:p>
+        </w:tc>
+      </w:tr>
+      <w:tr>
+        <w:tc>
+          <w:tcPr>
+            <w:tcW w:w="2045" w:type="dxa"/>
+          </w:tcPr>
+          <w:p>
+            <w:pPr>
+              <w:pStyle w:val="ListParagraph"/>
+              <w:ind w:left="0"/>
+            </w:pPr>
+          </w:p>
+        </w:tc>
+        <w:tc>
+          <w:tcPr>
+            <w:tcW w:w="4394" w:type="dxa"/>
+          </w:tcPr>
+          <w:p>
+            <w:pPr>
+              <w:pStyle w:val="ListParagraph"/>
+              <w:ind w:left="0"/>
+            </w:pPr>
+          </w:p>
+        </w:tc>
+        <w:tc>
+          <w:tcPr>
+            <w:tcW w:w="2551" w:type="dxa"/>
+          </w:tcPr>
+          <w:p>
+            <w:pPr>
+              <w:pStyle w:val="ListParagraph"/>
+              <w:ind w:left="0"/>
+            </w:pPr>
+          </w:p>
+        </w:tc>
+      </w:tr>
+      <w:tr>
+        <w:tc>
+          <w:tcPr>
+            <w:tcW w:w="2045" w:type="dxa"/>
+          </w:tcPr>
+          <w:p>
+            <w:pPr>
+              <w:pStyle w:val="ListParagraph"/>
+              <w:ind w:left="0"/>
+            </w:pPr>
+          </w:p>
+        </w:tc>
+        <w:tc>
+          <w:tcPr>
+            <w:tcW w:w="4394" w:type="dxa"/>
+          </w:tcPr>
+          <w:p>
+            <w:pPr>
+              <w:pStyle w:val="ListParagraph"/>
+              <w:ind w:left="0"/>
+            </w:pPr>
+          </w:p>
+        </w:tc>
+        <w:tc>
+          <w:tcPr>
+            <w:tcW w:w="2551" w:type="dxa"/>
+          </w:tcPr>
+          <w:p>
+            <w:pPr>
+              <w:pStyle w:val="ListParagraph"/>
+              <w:ind w:left="0"/>
+            </w:pPr>
+          </w:p>
+        </w:tc>
+      </w:tr>
+      <w:tr>
+        <w:tc>
+          <w:tcPr>
+            <w:tcW w:w="2045" w:type="dxa"/>
+          </w:tcPr>
+          <w:p>
+            <w:pPr>
+              <w:pStyle w:val="ListParagraph"/>
+              <w:ind w:left="0"/>
+            </w:pPr>
+          </w:p>
+        </w:tc>
+        <w:tc>
+          <w:tcPr>
+            <w:tcW w:w="4394" w:type="dxa"/>
+          </w:tcPr>
+          <w:p>
+            <w:pPr>
+              <w:pStyle w:val="ListParagraph"/>
+              <w:ind w:left="0"/>
+            </w:pPr>
+          </w:p>
+        </w:tc>
+        <w:tc>
+          <w:tcPr>
+            <w:tcW w:w="2551" w:type="dxa"/>
+          </w:tcPr>
+          <w:p>
+            <w:pPr>
+              <w:pStyle w:val="ListParagraph"/>
+              <w:ind w:left="0"/>
+            </w:pPr>
+          </w:p>
+        </w:tc>
+      </w:tr>
+      <w:tr>
+        <w:tc>
+          <w:tcPr>
+            <w:tcW w:w="2045" w:type="dxa"/>
+          </w:tcPr>
+          <w:p>
+            <w:pPr>
+              <w:pStyle w:val="ListParagraph"/>
+              <w:ind w:left="0"/>
+            </w:pPr>
+          </w:p>
+        </w:tc>
+        <w:tc>
+          <w:tcPr>
+            <w:tcW w:w="4394" w:type="dxa"/>
+          </w:tcPr>
+          <w:p>
+            <w:pPr>
+              <w:pStyle w:val="ListParagraph"/>
+              <w:ind w:left="0"/>
+            </w:pPr>
+          </w:p>
+        </w:tc>
+        <w:tc>
+          <w:tcPr>
+            <w:tcW w:w="2551" w:type="dxa"/>
+          </w:tcPr>
+          <w:p>
+            <w:pPr>
+              <w:pStyle w:val="ListParagraph"/>
+              <w:ind w:left="0"/>
+            </w:pPr>
+          </w:p>
+        </w:tc>
+      </w:tr>
+      <w:tr>
+        <w:tc>
+          <w:tcPr>
+            <w:tcW w:w="2045" w:type="dxa"/>
+          </w:tcPr>
+          <w:p>
+            <w:pPr>
+              <w:pStyle w:val="ListParagraph"/>
+              <w:ind w:left="0"/>
+            </w:pPr>
+          </w:p>
+        </w:tc>
+        <w:tc>
+          <w:tcPr>
+            <w:tcW w:w="4394" w:type="dxa"/>
+          </w:tcPr>
+          <w:p>
+            <w:pPr>
+              <w:pStyle w:val="ListParagraph"/>
+              <w:ind w:left="0"/>
+            </w:pPr>
+          </w:p>
+        </w:tc>
+        <w:tc>
+          <w:tcPr>
+            <w:tcW w:w="2551" w:type="dxa"/>
+          </w:tcPr>
+          <w:p>
+            <w:pPr>
+              <w:pStyle w:val="ListParagraph"/>
+              <w:ind w:left="0"/>
+            </w:pPr>
+          </w:p>
+        </w:tc>
+      </w:tr>
+      <w:tr>
+        <w:tc>
+          <w:tcPr>
+            <w:tcW w:w="2045" w:type="dxa"/>
+          </w:tcPr>
+          <w:p>
+            <w:pPr>
+              <w:pStyle w:val="ListParagraph"/>
+              <w:ind w:left="0"/>
+            </w:pPr>
+          </w:p>
+        </w:tc>
+        <w:tc>
+          <w:tcPr>
+            <w:tcW w:w="4394" w:type="dxa"/>
+          </w:tcPr>
+          <w:p>
+            <w:pPr>
+              <w:pStyle w:val="ListParagraph"/>
+              <w:ind w:left="0"/>
+            </w:pPr>
+          </w:p>
+        </w:tc>
+        <w:tc>
+          <w:tcPr>
+            <w:tcW w:w="2551" w:type="dxa"/>
+          </w:tcPr>
+          <w:p>
+            <w:pPr>
+              <w:pStyle w:val="ListParagraph"/>
+              <w:ind w:left="0"/>
+            </w:pPr>
+          </w:p>
+        </w:tc>
+      </w:tr>
+      <w:tr>
+        <w:tc>
+          <w:tcPr>
+            <w:tcW w:w="2045" w:type="dxa"/>
+          </w:tcPr>
+          <w:p>
+            <w:pPr>
+              <w:pStyle w:val="ListParagraph"/>
+              <w:ind w:left="0"/>
+            </w:pPr>
+          </w:p>
+        </w:tc>
+        <w:tc>
+          <w:tcPr>
+            <w:tcW w:w="4394" w:type="dxa"/>
+          </w:tcPr>
+          <w:p>
+            <w:pPr>
+              <w:pStyle w:val="ListParagraph"/>
+              <w:ind w:left="0"/>
+            </w:pPr>
+          </w:p>
+        </w:tc>
+        <w:tc>
+          <w:tcPr>
+            <w:tcW w:w="2551" w:type="dxa"/>
+          </w:tcPr>
+          <w:p>
+            <w:pPr>
+              <w:pStyle w:val="ListParagraph"/>
+              <w:ind w:left="0"/>
+            </w:pPr>
+          </w:p>
+        </w:tc>
+      </w:tr>
+      <w:tr>
+        <w:tc>
+          <w:tcPr>
+            <w:tcW w:w="2045" w:type="dxa"/>
+          </w:tcPr>
+          <w:p>
+            <w:pPr>
+              <w:pStyle w:val="ListParagraph"/>
+              <w:ind w:left="0"/>
+            </w:pPr>
+          </w:p>
+        </w:tc>
+        <w:tc>
+          <w:tcPr>
+            <w:tcW w:w="4394" w:type="dxa"/>
+          </w:tcPr>
+          <w:p>
+            <w:pPr>
+              <w:pStyle w:val="ListParagraph"/>
+              <w:ind w:left="0"/>
+            </w:pPr>
+          </w:p>
+        </w:tc>
+        <w:tc>
+          <w:tcPr>
+            <w:tcW w:w="2551" w:type="dxa"/>
+          </w:tcPr>
+          <w:p>
+            <w:pPr>
+              <w:pStyle w:val="ListParagraph"/>
+              <w:ind w:left="0"/>
+            </w:pPr>
+          </w:p>
+        </w:tc>
+      </w:tr>
+      <w:tr>
+        <w:tc>
+          <w:tcPr>
+            <w:tcW w:w="2045" w:type="dxa"/>
+          </w:tcPr>
+          <w:p>
+            <w:pPr>
+              <w:pStyle w:val="ListParagraph"/>
+              <w:ind w:left="0"/>
+            </w:pPr>
+          </w:p>
+        </w:tc>
+        <w:tc>
+          <w:tcPr>
+            <w:tcW w:w="4394" w:type="dxa"/>
+          </w:tcPr>
+          <w:p>
+            <w:pPr>
+              <w:pStyle w:val="ListParagraph"/>
+              <w:ind w:left="0"/>
+            </w:pPr>
+          </w:p>
+        </w:tc>
+        <w:tc>
+          <w:tcPr>
+            <w:tcW w:w="2551" w:type="dxa"/>
+          </w:tcPr>
+          <w:p>
+            <w:pPr>
+              <w:pStyle w:val="ListParagraph"/>
+              <w:ind w:left="0"/>
+            </w:pPr>
+          </w:p>
+        </w:tc>
+      </w:tr>
+      <w:tr>
+        <w:tc>
+          <w:tcPr>
+            <w:tcW w:w="2045" w:type="dxa"/>
+          </w:tcPr>
+          <w:p>
+            <w:pPr>
+              <w:pStyle w:val="ListParagraph"/>
+              <w:ind w:left="0"/>
+            </w:pPr>
+          </w:p>
+        </w:tc>
+        <w:tc>
+          <w:tcPr>
+            <w:tcW w:w="4394" w:type="dxa"/>
+          </w:tcPr>
+          <w:p>
+            <w:pPr>
+              <w:pStyle w:val="ListParagraph"/>
+              <w:ind w:left="0"/>
+            </w:pPr>
+          </w:p>
+        </w:tc>
+        <w:tc>
+          <w:tcPr>
+            <w:tcW w:w="2551" w:type="dxa"/>
+          </w:tcPr>
+          <w:p>
+            <w:pPr>
+              <w:pStyle w:val="ListParagraph"/>
+              <w:ind w:left="0"/>
+            </w:pPr>
+          </w:p>
+        </w:tc>
+      </w:tr>
+      <w:tr>
+        <w:tc>
+          <w:tcPr>
+            <w:tcW w:w="2045" w:type="dxa"/>
+          </w:tcPr>
+          <w:p>
+            <w:pPr>
+              <w:pStyle w:val="ListParagraph"/>
+              <w:ind w:left="0"/>
+            </w:pPr>
+          </w:p>
+        </w:tc>
+        <w:tc>
+          <w:tcPr>
+            <w:tcW w:w="4394" w:type="dxa"/>
+          </w:tcPr>
+          <w:p>
+            <w:pPr>
+              <w:pStyle w:val="ListParagraph"/>
+              <w:ind w:left="0"/>
+            </w:pPr>
+          </w:p>
+        </w:tc>
+        <w:tc>
+          <w:tcPr>
+            <w:tcW w:w="2551" w:type="dxa"/>
+          </w:tcPr>
+          <w:p>
+            <w:pPr>
+              <w:pStyle w:val="ListParagraph"/>
+              <w:ind w:left="0"/>
+            </w:pPr>
+          </w:p>
+        </w:tc>
+      </w:tr>
+      <w:tr>
+        <w:tc>
+          <w:tcPr>
+            <w:tcW w:w="2045" w:type="dxa"/>
+          </w:tcPr>
+          <w:p>
+            <w:pPr>
+              <w:pStyle w:val="ListParagraph"/>
+              <w:ind w:left="0"/>
+            </w:pPr>
+          </w:p>
+        </w:tc>
+        <w:tc>
+          <w:tcPr>
+            <w:tcW w:w="4394" w:type="dxa"/>
+          </w:tcPr>
+          <w:p>
+            <w:pPr>
+              <w:pStyle w:val="ListParagraph"/>
+              <w:ind w:left="0"/>
+            </w:pPr>
+          </w:p>
+        </w:tc>
+        <w:tc>
+          <w:tcPr>
+            <w:tcW w:w="2551" w:type="dxa"/>
+          </w:tcPr>
+          <w:p>
+            <w:pPr>
+              <w:pStyle w:val="ListParagraph"/>
+              <w:ind w:left="0"/>
+            </w:pPr>
+          </w:p>
+        </w:tc>
+      </w:tr>
+      <w:tr>
+        <w:tc>
+          <w:tcPr>
+            <w:tcW w:w="2045" w:type="dxa"/>
+          </w:tcPr>
+          <w:p>
+            <w:pPr>
+              <w:pStyle w:val="ListParagraph"/>
+              <w:ind w:left="0"/>
+            </w:pPr>
+          </w:p>
+        </w:tc>
+        <w:tc>
+          <w:tcPr>
+            <w:tcW w:w="4394" w:type="dxa"/>
+          </w:tcPr>
+          <w:p>
+            <w:pPr>
+              <w:pStyle w:val="ListParagraph"/>
+              <w:ind w:left="0"/>
+            </w:pPr>
+          </w:p>
+        </w:tc>
+        <w:tc>
+          <w:tcPr>
+            <w:tcW w:w="2551" w:type="dxa"/>
+          </w:tcPr>
+          <w:p>
+            <w:pPr>
+              <w:pStyle w:val="ListParagraph"/>
+              <w:ind w:left="0"/>
+            </w:pPr>
+          </w:p>
+        </w:tc>
+      </w:tr>
+      <w:tr>
+        <w:tc>
+          <w:tcPr>
+            <w:tcW w:w="2045" w:type="dxa"/>
+          </w:tcPr>
+          <w:p>
+            <w:pPr>
+              <w:pStyle w:val="ListParagraph"/>
+              <w:ind w:left="0"/>
+            </w:pPr>
+          </w:p>
+        </w:tc>
+        <w:tc>
+          <w:tcPr>
+            <w:tcW w:w="4394" w:type="dxa"/>
+          </w:tcPr>
+          <w:p>
+            <w:pPr>
+              <w:pStyle w:val="ListParagraph"/>
+              <w:ind w:left="0"/>
+            </w:pPr>
+          </w:p>
+        </w:tc>
+        <w:tc>
+          <w:tcPr>
+            <w:tcW w:w="2551" w:type="dxa"/>
+          </w:tcPr>
+          <w:p>
+            <w:pPr>
+              <w:pStyle w:val="ListParagraph"/>
+              <w:ind w:left="0"/>
+            </w:pPr>
+          </w:p>
+        </w:tc>
+      </w:tr>
+      <w:tr>
+        <w:tc>
+          <w:tcPr>
+            <w:tcW w:w="2045" w:type="dxa"/>
+          </w:tcPr>
+          <w:p>
+            <w:pPr>
+              <w:pStyle w:val="ListParagraph"/>
+              <w:ind w:left="0"/>
+            </w:pPr>
+          </w:p>
+        </w:tc>
+        <w:tc>
+          <w:tcPr>
+            <w:tcW w:w="4394" w:type="dxa"/>
+          </w:tcPr>
+          <w:p>
+            <w:pPr>
+              <w:pStyle w:val="ListParagraph"/>
+              <w:ind w:left="0"/>
+            </w:pPr>
+          </w:p>
+        </w:tc>
+        <w:tc>
+          <w:tcPr>
+            <w:tcW w:w="2551" w:type="dxa"/>
+          </w:tcPr>
+          <w:p>
+            <w:pPr>
+              <w:pStyle w:val="ListParagraph"/>
+              <w:ind w:left="0"/>
+            </w:pPr>
+          </w:p>
+        </w:tc>
+      </w:tr>
+      <w:tr>
+        <w:tc>
+          <w:tcPr>
+            <w:tcW w:w="2045" w:type="dxa"/>
+          </w:tcPr>
+          <w:p>
+            <w:pPr>
+              <w:pStyle w:val="ListParagraph"/>
+              <w:ind w:left="0"/>
+            </w:pPr>
+          </w:p>
+        </w:tc>
+        <w:tc>
+          <w:tcPr>
+            <w:tcW w:w="4394" w:type="dxa"/>
+          </w:tcPr>
+          <w:p>
+            <w:pPr>
+              <w:pStyle w:val="ListParagraph"/>
+              <w:ind w:left="0"/>
+            </w:pPr>
+          </w:p>
+        </w:tc>
+        <w:tc>
+          <w:tcPr>
+            <w:tcW w:w="2551" w:type="dxa"/>
+          </w:tcPr>
+          <w:p>
+            <w:pPr>
+              <w:pStyle w:val="ListParagraph"/>
+              <w:ind w:left="0"/>
+            </w:pPr>
+          </w:p>
+        </w:tc>
+      </w:tr>
+      <w:tr>
+        <w:tc>
+          <w:tcPr>
+            <w:tcW w:w="2045" w:type="dxa"/>
+          </w:tcPr>
+          <w:p>
+            <w:pPr>
+              <w:pStyle w:val="ListParagraph"/>
+              <w:ind w:left="0"/>
+            </w:pPr>
+          </w:p>
+        </w:tc>
+        <w:tc>
+          <w:tcPr>
+            <w:tcW w:w="4394" w:type="dxa"/>
+          </w:tcPr>
+          <w:p>
+            <w:pPr>
+              <w:pStyle w:val="ListParagraph"/>
+              <w:ind w:left="0"/>
+            </w:pPr>
+          </w:p>
+        </w:tc>
+        <w:tc>
+          <w:tcPr>
+            <w:tcW w:w="2551" w:type="dxa"/>
+          </w:tcPr>
+          <w:p>
+            <w:pPr>
+              <w:pStyle w:val="ListParagraph"/>
+              <w:ind w:left="0"/>
+            </w:pPr>
+          </w:p>
+        </w:tc>
+      </w:tr>
+      <w:tr>
+        <w:tc>
+          <w:tcPr>
+            <w:tcW w:w="2045" w:type="dxa"/>
+          </w:tcPr>
+          <w:p>
+            <w:pPr>
+              <w:pStyle w:val="ListParagraph"/>
+              <w:ind w:left="0"/>
+            </w:pPr>
+          </w:p>
+        </w:tc>
+        <w:tc>
+          <w:tcPr>
+            <w:tcW w:w="4394" w:type="dxa"/>
+          </w:tcPr>
+          <w:p>
+            <w:pPr>
+              <w:pStyle w:val="ListParagraph"/>
+              <w:ind w:left="0"/>
+            </w:pPr>
+          </w:p>
+        </w:tc>
+        <w:tc>
+          <w:tcPr>
+            <w:tcW w:w="2551" w:type="dxa"/>
+          </w:tcPr>
+          <w:p>
+            <w:pPr>
+              <w:pStyle w:val="ListParagraph"/>
+              <w:ind w:left="0"/>
+            </w:pPr>
+          </w:p>
+        </w:tc>
+      </w:tr>
+      <w:tr>
+        <w:tc>
+          <w:tcPr>
+            <w:tcW w:w="2045" w:type="dxa"/>
+          </w:tcPr>
+          <w:p>
+            <w:pPr>
+              <w:pStyle w:val="ListParagraph"/>
+              <w:ind w:left="0"/>
+            </w:pPr>
+          </w:p>
+        </w:tc>
+        <w:tc>
+          <w:tcPr>
+            <w:tcW w:w="4394" w:type="dxa"/>
+          </w:tcPr>
+          <w:p>
+            <w:pPr>
+              <w:pStyle w:val="ListParagraph"/>
+              <w:ind w:left="0"/>
+            </w:pPr>
+          </w:p>
+        </w:tc>
+        <w:tc>
+          <w:tcPr>
+            <w:tcW w:w="2551" w:type="dxa"/>
+          </w:tcPr>
+          <w:p>
+            <w:pPr>
+              <w:pStyle w:val="ListParagraph"/>
+              <w:ind w:left="0"/>
+            </w:pPr>
+          </w:p>
+        </w:tc>
+      </w:tr>
+      <w:tr>
+        <w:tc>
+          <w:tcPr>
+            <w:tcW w:w="2045" w:type="dxa"/>
+          </w:tcPr>
+          <w:p>
+            <w:pPr>
+              <w:pStyle w:val="ListParagraph"/>
+              <w:ind w:left="0"/>
+            </w:pPr>
+          </w:p>
+        </w:tc>
+        <w:tc>
+          <w:tcPr>
+            <w:tcW w:w="4394" w:type="dxa"/>
+          </w:tcPr>
+          <w:p>
+            <w:pPr>
+              <w:pStyle w:val="ListParagraph"/>
+              <w:ind w:left="0"/>
+            </w:pPr>
+          </w:p>
+        </w:tc>
+        <w:tc>
+          <w:tcPr>
+            <w:tcW w:w="2551" w:type="dxa"/>
+          </w:tcPr>
+          <w:p>
+            <w:pPr>
+              <w:pStyle w:val="ListParagraph"/>
+              <w:ind w:left="0"/>
+            </w:pPr>
+          </w:p>
+        </w:tc>
+      </w:tr>
+      <w:tr>
+        <w:tc>
+          <w:tcPr>
+            <w:tcW w:w="2045" w:type="dxa"/>
+          </w:tcPr>
+          <w:p>
+            <w:pPr>
+              <w:pStyle w:val="ListParagraph"/>
+              <w:ind w:left="0"/>
+            </w:pPr>
+          </w:p>
+        </w:tc>
+        <w:tc>
+          <w:tcPr>
+            <w:tcW w:w="4394" w:type="dxa"/>
+          </w:tcPr>
+          <w:p>
+            <w:pPr>
+              <w:pStyle w:val="ListParagraph"/>
+              <w:ind w:left="0"/>
+            </w:pPr>
+          </w:p>
+        </w:tc>
+        <w:tc>
+          <w:tcPr>
+            <w:tcW w:w="2551" w:type="dxa"/>
+          </w:tcPr>
+          <w:p>
+            <w:pPr>
+              <w:pStyle w:val="ListParagraph"/>
+              <w:ind w:left="0"/>
+            </w:pPr>
+          </w:p>
+        </w:tc>
+      </w:tr>
+      <w:tr>
+        <w:tc>
+          <w:tcPr>
+            <w:tcW w:w="2045" w:type="dxa"/>
+          </w:tcPr>
+          <w:p>
+            <w:pPr>
+              <w:pStyle w:val="ListParagraph"/>
+              <w:ind w:left="0"/>
+            </w:pPr>
+          </w:p>
+        </w:tc>
+        <w:tc>
+          <w:tcPr>
+            <w:tcW w:w="4394" w:type="dxa"/>
+          </w:tcPr>
+          <w:p>
+            <w:pPr>
+              <w:pStyle w:val="ListParagraph"/>
+              <w:ind w:left="0"/>
+            </w:pPr>
+          </w:p>
+        </w:tc>
+        <w:tc>
+          <w:tcPr>
+            <w:tcW w:w="2551" w:type="dxa"/>
+          </w:tcPr>
+          <w:p>
+            <w:pPr>
+              <w:pStyle w:val="ListParagraph"/>
+              <w:ind w:left="0"/>
+            </w:pPr>
+          </w:p>
+        </w:tc>
+      </w:tr>
+      <w:tr>
+        <w:tc>
+          <w:tcPr>
+            <w:tcW w:w="2045" w:type="dxa"/>
+          </w:tcPr>
+          <w:p>
+            <w:pPr>
+              <w:pStyle w:val="ListParagraph"/>
+              <w:ind w:left="0"/>
+            </w:pPr>
+          </w:p>
+        </w:tc>
+        <w:tc>
+          <w:tcPr>
+            <w:tcW w:w="4394" w:type="dxa"/>
+          </w:tcPr>
+          <w:p>
+            <w:pPr>
+              <w:pStyle w:val="ListParagraph"/>
+              <w:ind w:left="0"/>
+            </w:pPr>
+          </w:p>
+        </w:tc>
+        <w:tc>
+          <w:tcPr>
+            <w:tcW w:w="2551" w:type="dxa"/>
+          </w:tcPr>
+          <w:p>
+            <w:pPr>
+              <w:pStyle w:val="ListParagraph"/>
+              <w:ind w:left="0"/>
+            </w:pPr>
+          </w:p>
+        </w:tc>
+      </w:tr>
+      <w:tr>
+        <w:tc>
+          <w:tcPr>
+            <w:tcW w:w="2045" w:type="dxa"/>
+          </w:tcPr>
+          <w:p>
+            <w:pPr>
+              <w:pStyle w:val="ListParagraph"/>
+              <w:ind w:left="0"/>
+            </w:pPr>
+          </w:p>
+        </w:tc>
+        <w:tc>
+          <w:tcPr>
+            <w:tcW w:w="4394" w:type="dxa"/>
+          </w:tcPr>
+          <w:p>
+            <w:pPr>
+              <w:pStyle w:val="ListParagraph"/>
+              <w:ind w:left="0"/>
+            </w:pPr>
+          </w:p>
+        </w:tc>
+        <w:tc>
+          <w:tcPr>
+            <w:tcW w:w="2551" w:type="dxa"/>
+          </w:tcPr>
+          <w:p>
+            <w:pPr>
+              <w:pStyle w:val="ListParagraph"/>
+              <w:ind w:left="0"/>
+            </w:pPr>
+          </w:p>
+        </w:tc>
+      </w:tr>
+      <w:tr>
+        <w:tc>
+          <w:tcPr>
+            <w:tcW w:w="2045" w:type="dxa"/>
+          </w:tcPr>
+          <w:p>
+            <w:pPr>
+              <w:pStyle w:val="ListParagraph"/>
+              <w:ind w:left="0"/>
+            </w:pPr>
+          </w:p>
+        </w:tc>
+        <w:tc>
+          <w:tcPr>
+            <w:tcW w:w="4394" w:type="dxa"/>
+          </w:tcPr>
+          <w:p>
+            <w:pPr>
+              <w:pStyle w:val="ListParagraph"/>
+              <w:ind w:left="0"/>
+            </w:pPr>
+          </w:p>
+        </w:tc>
+        <w:tc>
+          <w:tcPr>
+            <w:tcW w:w="2551" w:type="dxa"/>
+          </w:tcPr>
+          <w:p>
+            <w:pPr>
+              <w:pStyle w:val="ListParagraph"/>
+              <w:ind w:left="0"/>
+            </w:pPr>
+          </w:p>
+        </w:tc>
+      </w:tr>
+      <w:tr>
+        <w:tc>
+          <w:tcPr>
+            <w:tcW w:w="2045" w:type="dxa"/>
+          </w:tcPr>
+          <w:p>
+            <w:pPr>
+              <w:pStyle w:val="ListParagraph"/>
+              <w:ind w:left="0"/>
+            </w:pPr>
+          </w:p>
+        </w:tc>
+        <w:tc>
+          <w:tcPr>
+            <w:tcW w:w="4394" w:type="dxa"/>
+          </w:tcPr>
+          <w:p>
+            <w:pPr>
+              <w:pStyle w:val="ListParagraph"/>
+              <w:ind w:left="0"/>
+            </w:pPr>
+          </w:p>
+        </w:tc>
+        <w:tc>
+          <w:tcPr>
+            <w:tcW w:w="2551" w:type="dxa"/>
+          </w:tcPr>
+          <w:p>
+            <w:pPr>
+              <w:pStyle w:val="ListParagraph"/>
+              <w:ind w:left="0"/>
+            </w:pPr>
+          </w:p>
+        </w:tc>
+      </w:tr>
+      <w:tr>
+        <w:tc>
+          <w:tcPr>
+            <w:tcW w:w="2045" w:type="dxa"/>
+          </w:tcPr>
+          <w:p>
+            <w:pPr>
+              <w:pStyle w:val="ListParagraph"/>
+              <w:ind w:left="0"/>
+            </w:pPr>
+          </w:p>
+        </w:tc>
+        <w:tc>
+          <w:tcPr>
+            <w:tcW w:w="4394" w:type="dxa"/>
+          </w:tcPr>
+          <w:p>
+            <w:pPr>
+              <w:pStyle w:val="ListParagraph"/>
+              <w:ind w:left="0"/>
+            </w:pPr>
+          </w:p>
+        </w:tc>
+        <w:tc>
+          <w:tcPr>
+            <w:tcW w:w="2551" w:type="dxa"/>
+          </w:tcPr>
+          <w:p>
+            <w:pPr>
+              <w:pStyle w:val="ListParagraph"/>
+              <w:ind w:left="0"/>
+            </w:pPr>
+          </w:p>
+        </w:tc>
+      </w:tr>
+      <w:tr>
+        <w:tc>
+          <w:tcPr>
+            <w:tcW w:w="2045" w:type="dxa"/>
+          </w:tcPr>
+          <w:p>
+            <w:pPr>
+              <w:pStyle w:val="ListParagraph"/>
+              <w:ind w:left="0"/>
+            </w:pPr>
+          </w:p>
+        </w:tc>
+        <w:tc>
+          <w:tcPr>
+            <w:tcW w:w="4394" w:type="dxa"/>
+          </w:tcPr>
+          <w:p>
+            <w:pPr>
+              <w:pStyle w:val="ListParagraph"/>
+              <w:ind w:left="0"/>
+            </w:pPr>
+          </w:p>
+        </w:tc>
+        <w:tc>
+          <w:tcPr>
+            <w:tcW w:w="2551" w:type="dxa"/>
+          </w:tcPr>
+          <w:p>
+            <w:pPr>
+              <w:pStyle w:val="ListParagraph"/>
+              <w:ind w:left="0"/>
+            </w:pPr>
+          </w:p>
+        </w:tc>
+      </w:tr>
+      <w:tr>
+        <w:tc>
+          <w:tcPr>
+            <w:tcW w:w="2045" w:type="dxa"/>
+          </w:tcPr>
+          <w:p>
+            <w:pPr>
+              <w:pStyle w:val="ListParagraph"/>
+              <w:ind w:left="0"/>
+            </w:pPr>
+          </w:p>
+        </w:tc>
+        <w:tc>
+          <w:tcPr>
+            <w:tcW w:w="4394" w:type="dxa"/>
+          </w:tcPr>
+          <w:p>
+            <w:pPr>
+              <w:pStyle w:val="ListParagraph"/>
+              <w:ind w:left="0"/>
+            </w:pPr>
+          </w:p>
+        </w:tc>
+        <w:tc>
+          <w:tcPr>
+            <w:tcW w:w="2551" w:type="dxa"/>
+          </w:tcPr>
+          <w:p>
+            <w:pPr>
+              <w:pStyle w:val="ListParagraph"/>
+              <w:ind w:left="0"/>
+            </w:pPr>
+          </w:p>
+        </w:tc>
+      </w:tr>
+      <w:tr>
+        <w:tc>
+          <w:tcPr>
+            <w:tcW w:w="2045" w:type="dxa"/>
+          </w:tcPr>
+          <w:p>
+            <w:pPr>
+              <w:pStyle w:val="ListParagraph"/>
+              <w:ind w:left="0"/>
+            </w:pPr>
+          </w:p>
+          <w:p>
+            <w:pPr>
+              <w:pStyle w:val="ListParagraph"/>
+              <w:ind w:left="0"/>
+            </w:pPr>
+          </w:p>
+        </w:tc>
+        <w:tc>
+          <w:tcPr>
+            <w:tcW w:w="4394" w:type="dxa"/>
+          </w:tcPr>
+          <w:p>
+            <w:pPr>
+              <w:pStyle w:val="ListParagraph"/>
+              <w:ind w:left="0"/>
+            </w:pPr>
+          </w:p>
+        </w:tc>
+        <w:tc>
+          <w:tcPr>
+            <w:tcW w:w="2551" w:type="dxa"/>
+          </w:tcPr>
+          <w:p>
+            <w:pPr>
+              <w:pStyle w:val="ListParagraph"/>
+              <w:ind w:left="0"/>
+            </w:pPr>
+          </w:p>
           <w:p>
             <w:pPr>
               <w:pStyle w:val="ListParagraph"/>
@@ -7787,6 +11274,7 @@
                 <w14:ligatures w14:val="none"/>
               </w:rPr>
             </w:pPr>
+            <w:proofErr w:type="gramStart"/>
             <w:r>
               <w:rPr>
                 <w:rFonts w:ascii="Noto Sans" w:eastAsia="Times New Roman" w:hAnsi="Noto Sans" w:cs="Noto Sans"/>
@@ -7794,7 +11282,17 @@
                 <w:kern w:val="0"/>
                 <w14:ligatures w14:val="none"/>
               </w:rPr>
-              <w:t>Slightly harder to test</w:t>
+              <w:t>Slightly</w:t>
+            </w:r>
+            <w:proofErr w:type="gramEnd"/>
+            <w:r>
+              <w:rPr>
+                <w:rFonts w:ascii="Noto Sans" w:eastAsia="Times New Roman" w:hAnsi="Noto Sans" w:cs="Noto Sans"/>
+                <w:color w:val="000000"/>
+                <w:kern w:val="0"/>
+                <w14:ligatures w14:val="none"/>
+              </w:rPr>
+              <w:t xml:space="preserve"> harder to test</w:t>
             </w:r>
           </w:p>
         </w:tc>
@@ -8078,6 +11576,7 @@
     </w:p>
     <w:p>
       <w:r>
+        <w:lastRenderedPageBreak/>
         <w:t xml:space="preserve">Yes, we can create a non-web application by removing the web dependencies from the </w:t>
       </w:r>
       <w:proofErr w:type="spellStart"/>
@@ -8104,11 +11603,16 @@
     </w:p>
     <w:p>
       <w:r>
-        <w:t xml:space="preserve">Common causes include </w:t>
+        <w:t xml:space="preserve">Common causes </w:t>
+      </w:r>
+      <w:proofErr w:type="gramStart"/>
+      <w:r>
+        <w:t xml:space="preserve">include </w:t>
       </w:r>
       <w:r>
         <w:t>:</w:t>
       </w:r>
+      <w:proofErr w:type="gramEnd"/>
     </w:p>
     <w:p>
       <w:pPr>
@@ -8195,7 +11699,6 @@
         </w:numPr>
       </w:pPr>
       <w:r>
-        <w:lastRenderedPageBreak/>
         <w:t>Why does Transactional sometimes not work in Spring Boot?</w:t>
       </w:r>
     </w:p>
@@ -8227,7 +11730,15 @@
         <w:t>, private method usage, or when the class is not managed by Spring.</w:t>
       </w:r>
       <w:r>
-        <w:t xml:space="preserve"> Transaction management relies on proxy based interception, which requires public methods and external calls.</w:t>
+        <w:t xml:space="preserve"> Transaction management relies on </w:t>
+      </w:r>
+      <w:proofErr w:type="gramStart"/>
+      <w:r>
+        <w:t>proxy based</w:t>
+      </w:r>
+      <w:proofErr w:type="gramEnd"/>
+      <w:r>
+        <w:t xml:space="preserve"> interception, which requires public methods and external calls.</w:t>
       </w:r>
     </w:p>
     <w:p>
@@ -8367,9 +11878,11 @@
           <w:numId w:val="43"/>
         </w:numPr>
       </w:pPr>
+      <w:proofErr w:type="gramStart"/>
       <w:r>
         <w:t>Spring-boot-starter-web</w:t>
       </w:r>
+      <w:proofErr w:type="gramEnd"/>
     </w:p>
     <w:p>
       <w:pPr>
@@ -8409,6 +11922,7 @@
           <w:b/>
           <w:bCs/>
         </w:rPr>
+        <w:lastRenderedPageBreak/>
         <w:t>Spring Data </w:t>
       </w:r>
       <w:r>
@@ -8516,10 +12030,15 @@
       </w:r>
       <w:r>
         <w:br/>
-      </w:r>
-      <w:r>
-        <w:lastRenderedPageBreak/>
-        <w:t>   @ExceptionHandler(Exception.class)</w:t>
+        <w:t>   @</w:t>
+      </w:r>
+      <w:proofErr w:type="gramStart"/>
+      <w:r>
+        <w:t>ExceptionHandler(</w:t>
+      </w:r>
+      <w:proofErr w:type="gramEnd"/>
+      <w:r>
+        <w:t>Exception.class)</w:t>
       </w:r>
       <w:r>
         <w:br/>
@@ -8534,21 +12053,47 @@
         <w:t xml:space="preserve">&lt;String&gt; </w:t>
       </w:r>
       <w:proofErr w:type="spellStart"/>
+      <w:proofErr w:type="gramStart"/>
       <w:r>
         <w:t>handleException</w:t>
       </w:r>
       <w:proofErr w:type="spellEnd"/>
       <w:r>
-        <w:t>(Exception e) {</w:t>
+        <w:t>(</w:t>
+      </w:r>
+      <w:proofErr w:type="gramEnd"/>
+      <w:r>
+        <w:t>Exception e) {</w:t>
       </w:r>
       <w:r>
         <w:br/>
-        <w:t>       return ResponseEntity.status(HttpStatus.BAD_REQUEST).body(e.getMessage());</w:t>
+        <w:t>       return ResponseEntity.status(HttpStatus.BAD_REQUEST</w:t>
+      </w:r>
+      <w:proofErr w:type="gramStart"/>
+      <w:r>
+        <w:t>).body</w:t>
+      </w:r>
+      <w:proofErr w:type="gramEnd"/>
+      <w:r>
+        <w:t>(</w:t>
+      </w:r>
+      <w:proofErr w:type="gramStart"/>
+      <w:r>
+        <w:t>e.getMessage</w:t>
+      </w:r>
+      <w:proofErr w:type="gramEnd"/>
+      <w:r>
+        <w:t>());</w:t>
       </w:r>
       <w:r>
         <w:br/>
-        <w:t>   }</w:t>
-      </w:r>
+        <w:t> </w:t>
+      </w:r>
+      <w:proofErr w:type="gramStart"/>
+      <w:r>
+        <w:t xml:space="preserve">  }</w:t>
+      </w:r>
+      <w:proofErr w:type="gramEnd"/>
       <w:r>
         <w:br/>
         <w:t>}</w:t>
@@ -8562,87 +12107,1302 @@
           <w:numId w:val="6"/>
         </w:numPr>
       </w:pPr>
+      <w:r>
+        <w:t>How does Spring Boot support the creation of WebSocket applications?</w:t>
+      </w:r>
+    </w:p>
+    <w:p>
+      <w:r>
+        <w:t>You can:</w:t>
+      </w:r>
+    </w:p>
+    <w:p>
+      <w:pPr>
+        <w:pStyle w:val="ListParagraph"/>
+        <w:numPr>
+          <w:ilvl w:val="0"/>
+          <w:numId w:val="50"/>
+        </w:numPr>
+      </w:pPr>
+      <w:r>
+        <w:t>Use Spring’s WebSocket API</w:t>
+      </w:r>
+    </w:p>
+    <w:p>
+      <w:pPr>
+        <w:pStyle w:val="ListParagraph"/>
+        <w:numPr>
+          <w:ilvl w:val="0"/>
+          <w:numId w:val="50"/>
+        </w:numPr>
+      </w:pPr>
+      <w:r>
+        <w:t xml:space="preserve">Define handler classes using </w:t>
+      </w:r>
+      <w:proofErr w:type="spellStart"/>
+      <w:r>
+        <w:t>WebSocketHandler</w:t>
+      </w:r>
+      <w:proofErr w:type="spellEnd"/>
+    </w:p>
+    <w:p>
+      <w:pPr>
+        <w:pStyle w:val="ListParagraph"/>
+        <w:numPr>
+          <w:ilvl w:val="0"/>
+          <w:numId w:val="50"/>
+        </w:numPr>
+      </w:pPr>
+      <w:r>
+        <w:t>Annotate config class with @EnableWebSocket</w:t>
+      </w:r>
+    </w:p>
+    <w:p>
+      <w:pPr>
+        <w:pStyle w:val="ListParagraph"/>
+        <w:numPr>
+          <w:ilvl w:val="0"/>
+          <w:numId w:val="50"/>
+        </w:numPr>
+      </w:pPr>
+      <w:r>
+        <w:t xml:space="preserve">Integrate with </w:t>
+      </w:r>
+      <w:proofErr w:type="spellStart"/>
+      <w:r>
+        <w:t>SockJS</w:t>
+      </w:r>
+      <w:proofErr w:type="spellEnd"/>
+      <w:r>
+        <w:t xml:space="preserve"> for fallback support</w:t>
+      </w:r>
+    </w:p>
+    <w:p>
+      <w:proofErr w:type="gramStart"/>
+      <w:r>
+        <w:t xml:space="preserve">20 </w:t>
+      </w:r>
+      <w:r>
+        <w:t>.</w:t>
+      </w:r>
+      <w:proofErr w:type="gramEnd"/>
+      <w:r>
+        <w:t xml:space="preserve"> Explain the concept of conditional bean registration in Spring Boot.</w:t>
+      </w:r>
+    </w:p>
+    <w:p>
+      <w:r>
+        <w:t>Spring Boot allows you to create beans </w:t>
+      </w:r>
+      <w:r>
+        <w:rPr>
+          <w:b/>
+          <w:bCs/>
+        </w:rPr>
+        <w:t>only when certain conditions are met</w:t>
+      </w:r>
+      <w:r>
+        <w:t> using conditional annotations.</w:t>
+      </w:r>
+    </w:p>
+    <w:p>
+      <w:r>
+        <w:t>Some common conditional annotations:</w:t>
+      </w:r>
+    </w:p>
+    <w:p>
+      <w:pPr>
+        <w:numPr>
+          <w:ilvl w:val="0"/>
+          <w:numId w:val="51"/>
+        </w:numPr>
+      </w:pPr>
+      <w:proofErr w:type="gramStart"/>
+      <w:r>
+        <w:rPr>
+          <w:b/>
+          <w:bCs/>
+        </w:rPr>
+        <w:t>@ConditionalOnClass</w:t>
+      </w:r>
+      <w:proofErr w:type="gramEnd"/>
+      <w:r>
+        <w:t xml:space="preserve">: Bean is created only if a specific class is on the </w:t>
+      </w:r>
+      <w:proofErr w:type="spellStart"/>
+      <w:r>
+        <w:t>classpath</w:t>
+      </w:r>
+      <w:proofErr w:type="spellEnd"/>
+      <w:r>
+        <w:t>.</w:t>
+      </w:r>
+    </w:p>
+    <w:p>
+      <w:pPr>
+        <w:numPr>
+          <w:ilvl w:val="0"/>
+          <w:numId w:val="51"/>
+        </w:numPr>
+      </w:pPr>
+      <w:proofErr w:type="gramStart"/>
+      <w:r>
+        <w:rPr>
+          <w:b/>
+          <w:bCs/>
+        </w:rPr>
+        <w:t>@ConditionalOnMissingBean</w:t>
+      </w:r>
+      <w:proofErr w:type="gramEnd"/>
+      <w:r>
+        <w:t>: Creates a bean only if the same type is not already defined.</w:t>
+      </w:r>
+    </w:p>
+    <w:p>
+      <w:pPr>
+        <w:numPr>
+          <w:ilvl w:val="0"/>
+          <w:numId w:val="51"/>
+        </w:numPr>
+      </w:pPr>
+      <w:proofErr w:type="gramStart"/>
+      <w:r>
+        <w:rPr>
+          <w:b/>
+          <w:bCs/>
+        </w:rPr>
+        <w:lastRenderedPageBreak/>
+        <w:t>@ConditionalOnProperty</w:t>
+      </w:r>
+      <w:proofErr w:type="gramEnd"/>
+      <w:r>
+        <w:t>: Creates a bean only if a specific property exists or has a certain value.</w:t>
+      </w:r>
+    </w:p>
+    <w:p>
+      <w:pPr>
+        <w:rPr>
+          <w:b/>
+          <w:bCs/>
+        </w:rPr>
+      </w:pPr>
+      <w:r>
+        <w:rPr>
+          <w:b/>
+          <w:bCs/>
+        </w:rPr>
+        <w:t>21.</w:t>
+      </w:r>
+      <w:r>
+        <w:rPr>
+          <w:b/>
+          <w:bCs/>
+        </w:rPr>
+        <w:t>How can you enable HTTPS in a Spring Boot application?</w:t>
+      </w:r>
+    </w:p>
+    <w:p>
+      <w:r>
+        <w:t>Steps:</w:t>
+      </w:r>
+    </w:p>
+    <w:p>
+      <w:pPr>
+        <w:numPr>
+          <w:ilvl w:val="0"/>
+          <w:numId w:val="54"/>
+        </w:numPr>
+      </w:pPr>
+      <w:r>
+        <w:t xml:space="preserve">Generate SSL certificate and </w:t>
+      </w:r>
+      <w:proofErr w:type="spellStart"/>
+      <w:r>
+        <w:t>and</w:t>
+      </w:r>
+      <w:proofErr w:type="spellEnd"/>
+      <w:r>
+        <w:t xml:space="preserve"> </w:t>
+      </w:r>
+      <w:proofErr w:type="gramStart"/>
+      <w:r>
+        <w:t>a </w:t>
+      </w:r>
+      <w:r>
+        <w:rPr>
+          <w:b/>
+          <w:bCs/>
+        </w:rPr>
+        <w:t>.p</w:t>
+      </w:r>
+      <w:proofErr w:type="gramEnd"/>
+      <w:r>
+        <w:rPr>
+          <w:b/>
+          <w:bCs/>
+        </w:rPr>
+        <w:t>12</w:t>
+      </w:r>
+      <w:r>
+        <w:t> keystore.</w:t>
+      </w:r>
+    </w:p>
+    <w:p>
+      <w:pPr>
+        <w:numPr>
+          <w:ilvl w:val="0"/>
+          <w:numId w:val="54"/>
+        </w:numPr>
+      </w:pPr>
+      <w:r>
+        <w:t>Add these properties in </w:t>
+      </w:r>
+      <w:proofErr w:type="spellStart"/>
+      <w:proofErr w:type="gramStart"/>
+      <w:r>
+        <w:rPr>
+          <w:b/>
+          <w:bCs/>
+        </w:rPr>
+        <w:t>application.properties</w:t>
+      </w:r>
+      <w:proofErr w:type="spellEnd"/>
+      <w:proofErr w:type="gramEnd"/>
+      <w:r>
+        <w:t>:</w:t>
+      </w:r>
+    </w:p>
+    <w:p>
+      <w:proofErr w:type="spellStart"/>
+      <w:proofErr w:type="gramStart"/>
+      <w:r>
+        <w:t>server.port</w:t>
+      </w:r>
+      <w:proofErr w:type="spellEnd"/>
+      <w:proofErr w:type="gramEnd"/>
+      <w:r>
+        <w:t>=8443</w:t>
+      </w:r>
+    </w:p>
+    <w:p>
+      <w:proofErr w:type="spellStart"/>
+      <w:r>
+        <w:t>server.ssl.key</w:t>
+      </w:r>
+      <w:proofErr w:type="spellEnd"/>
+      <w:r>
+        <w:t>-store=</w:t>
+      </w:r>
+      <w:proofErr w:type="gramStart"/>
+      <w:r>
+        <w:t>classpath:keystore</w:t>
+      </w:r>
+      <w:proofErr w:type="gramEnd"/>
+      <w:r>
+        <w:t>.p12</w:t>
+      </w:r>
+    </w:p>
+    <w:p>
+      <w:proofErr w:type="spellStart"/>
+      <w:r>
+        <w:t>server.ssl.key</w:t>
+      </w:r>
+      <w:proofErr w:type="spellEnd"/>
+      <w:r>
+        <w:t>-store-password=</w:t>
+      </w:r>
+      <w:proofErr w:type="spellStart"/>
+      <w:r>
+        <w:t>yourpass</w:t>
+      </w:r>
+      <w:proofErr w:type="spellEnd"/>
+    </w:p>
+    <w:p>
+      <w:proofErr w:type="spellStart"/>
+      <w:r>
+        <w:t>server.ssl.key</w:t>
+      </w:r>
+      <w:proofErr w:type="spellEnd"/>
+      <w:r>
+        <w:t>-store-type=PKCS12</w:t>
+      </w:r>
+    </w:p>
+    <w:p>
+      <w:r>
+        <w:t>Place the </w:t>
+      </w:r>
+      <w:proofErr w:type="gramStart"/>
+      <w:r>
+        <w:rPr>
+          <w:b/>
+          <w:bCs/>
+        </w:rPr>
+        <w:t>keystore.p</w:t>
+      </w:r>
+      <w:proofErr w:type="gramEnd"/>
+      <w:r>
+        <w:rPr>
+          <w:b/>
+          <w:bCs/>
+        </w:rPr>
+        <w:t>12</w:t>
+      </w:r>
+      <w:r>
+        <w:t> file inside your </w:t>
+      </w:r>
+      <w:r>
+        <w:rPr>
+          <w:b/>
+          <w:bCs/>
+        </w:rPr>
+        <w:t>resources</w:t>
+      </w:r>
+      <w:r>
+        <w:t> folder.</w:t>
+      </w:r>
+    </w:p>
+    <w:p>
+      <w:r>
+        <w:t>Once done, your app will be available at </w:t>
+      </w:r>
+      <w:r>
+        <w:rPr>
+          <w:b/>
+          <w:bCs/>
+        </w:rPr>
+        <w:t>https://localhost:8443</w:t>
+      </w:r>
+      <w:r>
+        <w:t> with SSL enabled. This is important for securing sensitive data in transit.</w:t>
+      </w:r>
+    </w:p>
+    <w:p/>
+    <w:p>
+      <w:pPr>
+        <w:rPr>
+          <w:b/>
+          <w:bCs/>
+        </w:rPr>
+      </w:pPr>
+      <w:r>
+        <w:rPr>
+          <w:b/>
+          <w:bCs/>
+        </w:rPr>
+        <w:t>22.</w:t>
+      </w:r>
+      <w:r>
+        <w:rPr>
+          <w:b/>
+          <w:bCs/>
+        </w:rPr>
+        <w:t>How does Spring Boot support message queuing?</w:t>
+      </w:r>
+    </w:p>
+    <w:p>
+      <w:r>
+        <w:t>Spring Boot supports </w:t>
+      </w:r>
+      <w:r>
+        <w:rPr>
+          <w:b/>
+          <w:bCs/>
+        </w:rPr>
+        <w:t>message queues</w:t>
+      </w:r>
+      <w:r>
+        <w:t> like </w:t>
+      </w:r>
+      <w:r>
+        <w:rPr>
+          <w:b/>
+          <w:bCs/>
+        </w:rPr>
+        <w:t>RabbitMQ</w:t>
+      </w:r>
+      <w:r>
+        <w:t> and </w:t>
+      </w:r>
+      <w:r>
+        <w:rPr>
+          <w:b/>
+          <w:bCs/>
+        </w:rPr>
+        <w:t>Apache Kafka</w:t>
+      </w:r>
+      <w:r>
+        <w:t> for building </w:t>
+      </w:r>
+      <w:r>
+        <w:rPr>
+          <w:b/>
+          <w:bCs/>
+        </w:rPr>
+        <w:t>asynchronous</w:t>
+      </w:r>
+      <w:r>
+        <w:t> and </w:t>
+      </w:r>
+      <w:r>
+        <w:rPr>
+          <w:b/>
+          <w:bCs/>
+        </w:rPr>
+        <w:t>event-driven</w:t>
+      </w:r>
+      <w:r>
+        <w:t> systems.</w:t>
+      </w:r>
+    </w:p>
+    <w:p>
+      <w:r>
+        <w:t>Key features:</w:t>
+      </w:r>
+    </w:p>
+    <w:p>
+      <w:pPr>
+        <w:numPr>
+          <w:ilvl w:val="0"/>
+          <w:numId w:val="59"/>
+        </w:numPr>
+      </w:pPr>
+      <w:r>
+        <w:t>Add dependencies like:</w:t>
+      </w:r>
+    </w:p>
+    <w:p>
+      <w:pPr>
+        <w:numPr>
+          <w:ilvl w:val="1"/>
+          <w:numId w:val="59"/>
+        </w:numPr>
+      </w:pPr>
+      <w:r>
+        <w:rPr>
+          <w:b/>
+          <w:bCs/>
+        </w:rPr>
+        <w:t>spring-boot-starter-</w:t>
+      </w:r>
+      <w:proofErr w:type="spellStart"/>
+      <w:r>
+        <w:rPr>
+          <w:b/>
+          <w:bCs/>
+        </w:rPr>
+        <w:t>amqp</w:t>
+      </w:r>
+      <w:proofErr w:type="spellEnd"/>
+      <w:r>
+        <w:t> (for RabbitMQ)</w:t>
+      </w:r>
+    </w:p>
+    <w:p>
+      <w:pPr>
+        <w:numPr>
+          <w:ilvl w:val="1"/>
+          <w:numId w:val="59"/>
+        </w:numPr>
+      </w:pPr>
+      <w:r>
+        <w:rPr>
+          <w:b/>
+          <w:bCs/>
+        </w:rPr>
+        <w:t>spring-</w:t>
+      </w:r>
+      <w:proofErr w:type="spellStart"/>
+      <w:r>
+        <w:rPr>
+          <w:b/>
+          <w:bCs/>
+        </w:rPr>
+        <w:t>kafka</w:t>
+      </w:r>
+      <w:proofErr w:type="spellEnd"/>
+      <w:r>
+        <w:t> (for Kafka)</w:t>
+      </w:r>
+    </w:p>
+    <w:p>
+      <w:pPr>
+        <w:numPr>
+          <w:ilvl w:val="0"/>
+          <w:numId w:val="59"/>
+        </w:numPr>
+      </w:pPr>
+      <w:r>
+        <w:t>Use listeners to consume messages:</w:t>
+      </w:r>
+    </w:p>
+    <w:p>
+      <w:r>
+        <w:t>@</w:t>
+      </w:r>
+      <w:proofErr w:type="gramStart"/>
+      <w:r>
+        <w:t>RabbitListener(</w:t>
+      </w:r>
+      <w:proofErr w:type="gramEnd"/>
+      <w:r>
+        <w:t>queues = "order-queue")</w:t>
+      </w:r>
+    </w:p>
+    <w:p>
+      <w:r>
+        <w:t xml:space="preserve">public void </w:t>
+      </w:r>
+      <w:proofErr w:type="spellStart"/>
+      <w:proofErr w:type="gramStart"/>
+      <w:r>
+        <w:t>receiveMessage</w:t>
+      </w:r>
+      <w:proofErr w:type="spellEnd"/>
+      <w:r>
+        <w:t>(</w:t>
+      </w:r>
+      <w:proofErr w:type="gramEnd"/>
+      <w:r>
+        <w:t xml:space="preserve">String </w:t>
+      </w:r>
+      <w:proofErr w:type="gramStart"/>
+      <w:r>
+        <w:t>message) {</w:t>
+      </w:r>
+      <w:proofErr w:type="gramEnd"/>
+    </w:p>
+    <w:p>
+      <w:r>
+        <w:t xml:space="preserve">    </w:t>
+      </w:r>
+      <w:proofErr w:type="spellStart"/>
+      <w:r>
+        <w:t>System.out.println</w:t>
+      </w:r>
+      <w:proofErr w:type="spellEnd"/>
+      <w:r>
+        <w:t>("Received: " + message</w:t>
+      </w:r>
+      <w:proofErr w:type="gramStart"/>
+      <w:r>
+        <w:t>);</w:t>
+      </w:r>
+      <w:proofErr w:type="gramEnd"/>
+    </w:p>
+    <w:p>
+      <w:r>
+        <w:t>}</w:t>
+      </w:r>
+    </w:p>
+    <w:p>
+      <w:r>
+        <w:t>@</w:t>
+      </w:r>
+      <w:proofErr w:type="gramStart"/>
+      <w:r>
+        <w:t>KafkaListener(</w:t>
+      </w:r>
+      <w:proofErr w:type="gramEnd"/>
+      <w:r>
+        <w:t>topics = "user-topic")</w:t>
+      </w:r>
+    </w:p>
+    <w:p>
+      <w:r>
+        <w:lastRenderedPageBreak/>
+        <w:t xml:space="preserve">public void </w:t>
+      </w:r>
+      <w:proofErr w:type="gramStart"/>
+      <w:r>
+        <w:t>listen(</w:t>
+      </w:r>
+      <w:proofErr w:type="gramEnd"/>
+      <w:r>
+        <w:t xml:space="preserve">String </w:t>
+      </w:r>
+      <w:proofErr w:type="gramStart"/>
+      <w:r>
+        <w:t>data) {</w:t>
+      </w:r>
+      <w:proofErr w:type="gramEnd"/>
+    </w:p>
+    <w:p>
+      <w:r>
+        <w:t xml:space="preserve">    </w:t>
+      </w:r>
+      <w:proofErr w:type="spellStart"/>
+      <w:r>
+        <w:t>System.out.println</w:t>
+      </w:r>
+      <w:proofErr w:type="spellEnd"/>
+      <w:r>
+        <w:t>("Kafka: " + data</w:t>
+      </w:r>
+      <w:proofErr w:type="gramStart"/>
+      <w:r>
+        <w:t>);</w:t>
+      </w:r>
+      <w:proofErr w:type="gramEnd"/>
+    </w:p>
+    <w:p>
+      <w:r>
+        <w:t>}</w:t>
+      </w:r>
+    </w:p>
+    <w:p>
+      <w:pPr>
+        <w:numPr>
+          <w:ilvl w:val="0"/>
+          <w:numId w:val="60"/>
+        </w:numPr>
+      </w:pPr>
+      <w:r>
+        <w:t xml:space="preserve">Spring Boot auto-configures connections based on what’s in the </w:t>
+      </w:r>
+      <w:proofErr w:type="spellStart"/>
+      <w:r>
+        <w:t>classpath</w:t>
+      </w:r>
+      <w:proofErr w:type="spellEnd"/>
+      <w:r>
+        <w:t xml:space="preserve"> and </w:t>
+      </w:r>
+      <w:proofErr w:type="spellStart"/>
+      <w:proofErr w:type="gramStart"/>
+      <w:r>
+        <w:rPr>
+          <w:b/>
+          <w:bCs/>
+        </w:rPr>
+        <w:t>application.properties</w:t>
+      </w:r>
+      <w:proofErr w:type="spellEnd"/>
+      <w:proofErr w:type="gramEnd"/>
+      <w:r>
+        <w:t>.</w:t>
+      </w:r>
+    </w:p>
+    <w:p>
+      <w:r>
+        <w:t>Also, you can use Spring’s messaging abstractions like </w:t>
+      </w:r>
+      <w:r>
+        <w:rPr>
+          <w:b/>
+          <w:bCs/>
+        </w:rPr>
+        <w:t>Message</w:t>
+      </w:r>
+      <w:r>
+        <w:t>, </w:t>
+      </w:r>
+      <w:proofErr w:type="spellStart"/>
+      <w:r>
+        <w:rPr>
+          <w:b/>
+          <w:bCs/>
+        </w:rPr>
+        <w:t>MessageChannel</w:t>
+      </w:r>
+      <w:proofErr w:type="spellEnd"/>
+      <w:r>
+        <w:t>, and </w:t>
+      </w:r>
+      <w:proofErr w:type="spellStart"/>
+      <w:r>
+        <w:rPr>
+          <w:b/>
+          <w:bCs/>
+        </w:rPr>
+        <w:t>MessageConverter</w:t>
+      </w:r>
+      <w:proofErr w:type="spellEnd"/>
+      <w:r>
+        <w:t> to work with different formats.</w:t>
+      </w:r>
+    </w:p>
+    <w:p/>
+    <w:p>
+      <w:pPr>
+        <w:rPr>
+          <w:b/>
+          <w:bCs/>
+        </w:rPr>
+      </w:pPr>
+      <w:r>
+        <w:rPr>
+          <w:b/>
+          <w:bCs/>
+        </w:rPr>
+        <w:t xml:space="preserve">23. </w:t>
+      </w:r>
+      <w:r>
+        <w:rPr>
+          <w:b/>
+          <w:bCs/>
+        </w:rPr>
+        <w:t>How can you configure connection pooling in a Spring Boot application?</w:t>
+      </w:r>
+    </w:p>
+    <w:p>
+      <w:r>
+        <w:t>Spring Boot uses </w:t>
+      </w:r>
+      <w:proofErr w:type="spellStart"/>
+      <w:r>
+        <w:rPr>
+          <w:b/>
+          <w:bCs/>
+        </w:rPr>
+        <w:t>HikariCP</w:t>
+      </w:r>
+      <w:proofErr w:type="spellEnd"/>
+      <w:r>
+        <w:t> as the default </w:t>
+      </w:r>
+      <w:r>
+        <w:rPr>
+          <w:b/>
+          <w:bCs/>
+        </w:rPr>
+        <w:t>connection pool</w:t>
+      </w:r>
+      <w:r>
+        <w:t> for managing database connections efficiently.</w:t>
+      </w:r>
+    </w:p>
+    <w:p>
+      <w:r>
+        <w:t>You can configure pooling options in </w:t>
+      </w:r>
+      <w:proofErr w:type="spellStart"/>
+      <w:proofErr w:type="gramStart"/>
+      <w:r>
+        <w:rPr>
+          <w:b/>
+          <w:bCs/>
+        </w:rPr>
+        <w:t>application.properties</w:t>
+      </w:r>
+      <w:proofErr w:type="spellEnd"/>
+      <w:proofErr w:type="gramEnd"/>
+      <w:r>
+        <w:t>:</w:t>
+      </w:r>
+    </w:p>
+    <w:p>
+      <w:proofErr w:type="spellStart"/>
+      <w:proofErr w:type="gramStart"/>
+      <w:r>
+        <w:t>spring.datasource</w:t>
+      </w:r>
+      <w:proofErr w:type="gramEnd"/>
+      <w:r>
+        <w:t>.</w:t>
+      </w:r>
+      <w:proofErr w:type="gramStart"/>
+      <w:r>
+        <w:t>hikari.maximum</w:t>
+      </w:r>
+      <w:proofErr w:type="spellEnd"/>
+      <w:proofErr w:type="gramEnd"/>
+      <w:r>
+        <w:t>-pool-size=10</w:t>
+      </w:r>
+    </w:p>
+    <w:p>
+      <w:proofErr w:type="spellStart"/>
+      <w:proofErr w:type="gramStart"/>
+      <w:r>
+        <w:t>spring.datasource</w:t>
+      </w:r>
+      <w:proofErr w:type="gramEnd"/>
+      <w:r>
+        <w:t>.</w:t>
+      </w:r>
+      <w:proofErr w:type="gramStart"/>
+      <w:r>
+        <w:t>hikari.connection</w:t>
+      </w:r>
+      <w:proofErr w:type="spellEnd"/>
+      <w:proofErr w:type="gramEnd"/>
+      <w:r>
+        <w:t>-timeout=30000</w:t>
+      </w:r>
+    </w:p>
+    <w:p>
+      <w:r>
+        <w:t>You can also use Tomcat JDBC or DBCP2.</w:t>
+      </w:r>
+    </w:p>
+    <w:p>
+      <w:r>
+        <w:t>Connection pooling:</w:t>
+      </w:r>
+    </w:p>
+    <w:p>
+      <w:pPr>
+        <w:numPr>
+          <w:ilvl w:val="0"/>
+          <w:numId w:val="63"/>
+        </w:numPr>
+      </w:pPr>
+      <w:r>
+        <w:t>Reduces overhead of opening/closing DB connections.</w:t>
+      </w:r>
+    </w:p>
+    <w:p>
+      <w:pPr>
+        <w:numPr>
+          <w:ilvl w:val="0"/>
+          <w:numId w:val="63"/>
+        </w:numPr>
+      </w:pPr>
+      <w:r>
+        <w:t>Reuses connections to improve performance.</w:t>
+      </w:r>
+    </w:p>
+    <w:p>
+      <w:pPr>
+        <w:numPr>
+          <w:ilvl w:val="0"/>
+          <w:numId w:val="63"/>
+        </w:numPr>
+      </w:pPr>
+      <w:r>
+        <w:t>Works well with Spring's </w:t>
+      </w:r>
+      <w:r>
+        <w:rPr>
+          <w:b/>
+          <w:bCs/>
+        </w:rPr>
+        <w:t>transaction management</w:t>
+      </w:r>
+      <w:r>
+        <w:t> to ensure rollback and ACID compliance.</w:t>
+      </w:r>
+    </w:p>
+    <w:p>
+      <w:pPr>
+        <w:rPr>
+          <w:b/>
+          <w:bCs/>
+        </w:rPr>
+      </w:pPr>
+      <w:r>
+        <w:rPr>
+          <w:b/>
+          <w:bCs/>
+        </w:rPr>
+        <w:t xml:space="preserve">24. </w:t>
+      </w:r>
+      <w:r>
+        <w:rPr>
+          <w:b/>
+          <w:bCs/>
+        </w:rPr>
+        <w:t>How does Spring Boot support internationalization and localization?</w:t>
+      </w:r>
+    </w:p>
+    <w:p>
+      <w:r>
+        <w:t>Spring Boot makes it easy to build apps that support </w:t>
+      </w:r>
+      <w:r>
+        <w:rPr>
+          <w:b/>
+          <w:bCs/>
+        </w:rPr>
+        <w:t>multiple languages</w:t>
+      </w:r>
+      <w:r>
+        <w:t> using </w:t>
+      </w:r>
+      <w:r>
+        <w:rPr>
+          <w:b/>
+          <w:bCs/>
+        </w:rPr>
+        <w:t>internationalization (i18n)</w:t>
+      </w:r>
+      <w:r>
+        <w:t>.</w:t>
+      </w:r>
+    </w:p>
+    <w:p>
+      <w:pPr>
+        <w:numPr>
+          <w:ilvl w:val="0"/>
+          <w:numId w:val="61"/>
+        </w:numPr>
+      </w:pPr>
+      <w:r>
+        <w:t>Message bundles (</w:t>
+      </w:r>
+      <w:proofErr w:type="spellStart"/>
+      <w:r>
+        <w:rPr>
+          <w:b/>
+          <w:bCs/>
+        </w:rPr>
+        <w:t>messages_</w:t>
+      </w:r>
+      <w:proofErr w:type="gramStart"/>
+      <w:r>
+        <w:rPr>
+          <w:b/>
+          <w:bCs/>
+        </w:rPr>
+        <w:t>en.properties</w:t>
+      </w:r>
+      <w:proofErr w:type="spellEnd"/>
+      <w:proofErr w:type="gramEnd"/>
+      <w:r>
+        <w:t>, </w:t>
+      </w:r>
+      <w:proofErr w:type="spellStart"/>
+      <w:r>
+        <w:rPr>
+          <w:b/>
+          <w:bCs/>
+        </w:rPr>
+        <w:t>messages_</w:t>
+      </w:r>
+      <w:proofErr w:type="gramStart"/>
+      <w:r>
+        <w:rPr>
+          <w:b/>
+          <w:bCs/>
+        </w:rPr>
+        <w:t>fr.properties</w:t>
+      </w:r>
+      <w:proofErr w:type="spellEnd"/>
+      <w:proofErr w:type="gramEnd"/>
+      <w:r>
+        <w:t>)</w:t>
+      </w:r>
+    </w:p>
+    <w:p>
+      <w:pPr>
+        <w:numPr>
+          <w:ilvl w:val="0"/>
+          <w:numId w:val="61"/>
+        </w:numPr>
+      </w:pPr>
+      <w:proofErr w:type="spellStart"/>
+      <w:r>
+        <w:rPr>
+          <w:b/>
+          <w:bCs/>
+        </w:rPr>
+        <w:t>MessageSource</w:t>
+      </w:r>
+      <w:proofErr w:type="spellEnd"/>
+      <w:r>
+        <w:t> bean configuration</w:t>
+      </w:r>
+    </w:p>
+    <w:p>
+      <w:pPr>
+        <w:numPr>
+          <w:ilvl w:val="0"/>
+          <w:numId w:val="61"/>
+        </w:numPr>
+      </w:pPr>
+      <w:r>
+        <w:t>Resolves locale using </w:t>
+      </w:r>
+      <w:r>
+        <w:rPr>
+          <w:b/>
+          <w:bCs/>
+        </w:rPr>
+        <w:t>Accept-Language</w:t>
+      </w:r>
+      <w:r>
+        <w:t> header</w:t>
+      </w:r>
+    </w:p>
+    <w:p>
+      <w:r>
+        <w:t>Enables dynamic text based on user’s locale.</w:t>
+      </w:r>
+    </w:p>
+    <w:p/>
+    <w:p>
+      <w:pPr>
+        <w:rPr>
+          <w:b/>
+          <w:bCs/>
+        </w:rPr>
+      </w:pPr>
+      <w:r>
+        <w:rPr>
+          <w:b/>
+          <w:bCs/>
+        </w:rPr>
+        <w:t xml:space="preserve">25. </w:t>
+      </w:r>
+      <w:r>
+        <w:rPr>
+          <w:b/>
+          <w:bCs/>
+        </w:rPr>
+        <w:t>Explain the concept of transaction management in Spring Boot.</w:t>
+      </w:r>
+    </w:p>
+    <w:p>
+      <w:r>
+        <w:t>Spring Boot supports </w:t>
+      </w:r>
+      <w:r>
+        <w:rPr>
+          <w:b/>
+          <w:bCs/>
+        </w:rPr>
+        <w:t>transaction management</w:t>
+      </w:r>
+      <w:r>
+        <w:t xml:space="preserve"> using </w:t>
+      </w:r>
+      <w:proofErr w:type="gramStart"/>
+      <w:r>
+        <w:t>the </w:t>
+      </w:r>
+      <w:r>
+        <w:rPr>
+          <w:b/>
+          <w:bCs/>
+        </w:rPr>
+        <w:t>@</w:t>
+      </w:r>
+      <w:proofErr w:type="gramEnd"/>
+      <w:r>
+        <w:rPr>
+          <w:b/>
+          <w:bCs/>
+        </w:rPr>
+        <w:t>Transactional</w:t>
+      </w:r>
+      <w:r>
+        <w:t> annotation.</w:t>
+      </w:r>
+    </w:p>
+    <w:p>
+      <w:r>
+        <w:t>It helps you in:</w:t>
+      </w:r>
+    </w:p>
+    <w:p>
+      <w:pPr>
+        <w:numPr>
+          <w:ilvl w:val="0"/>
+          <w:numId w:val="62"/>
+        </w:numPr>
+      </w:pPr>
+      <w:r>
+        <w:t>ACID compliance</w:t>
+      </w:r>
+    </w:p>
+    <w:p>
+      <w:pPr>
+        <w:numPr>
+          <w:ilvl w:val="0"/>
+          <w:numId w:val="62"/>
+        </w:numPr>
+      </w:pPr>
+      <w:r>
+        <w:t>Automatic rollback on exceptions</w:t>
+      </w:r>
+    </w:p>
+    <w:p>
+      <w:pPr>
+        <w:numPr>
+          <w:ilvl w:val="0"/>
+          <w:numId w:val="62"/>
+        </w:numPr>
+      </w:pPr>
+      <w:r>
+        <w:t>Clean resource handling</w:t>
+      </w:r>
+    </w:p>
+    <w:p/>
+    <w:p/>
+    <w:p>
+      <w:pPr>
+        <w:pStyle w:val="ListParagraph"/>
+        <w:ind w:left="360"/>
+      </w:pPr>
+    </w:p>
+    <w:p/>
+    <w:p>
+      <w:r>
+        <w:t>Spring Interview Questions:</w:t>
+      </w:r>
+    </w:p>
+    <w:p/>
+    <w:p>
+      <w:r>
+        <w:t>1.</w:t>
+      </w:r>
+      <w:r>
+        <w:t>What is an IOC container?</w:t>
+      </w:r>
+    </w:p>
+    <w:p>
+      <w:r>
+        <w:t xml:space="preserve">IoC Container is a framework for implementing automatic dependency </w:t>
+      </w:r>
+      <w:proofErr w:type="gramStart"/>
+      <w:r>
+        <w:t>injection</w:t>
+      </w:r>
+      <w:proofErr w:type="gramEnd"/>
+      <w:r>
+        <w:t xml:space="preserve">. It manages object creation and its </w:t>
+      </w:r>
+      <w:proofErr w:type="gramStart"/>
+      <w:r>
+        <w:t>life-time</w:t>
+      </w:r>
+      <w:proofErr w:type="gramEnd"/>
+      <w:r>
+        <w:t xml:space="preserve"> </w:t>
+      </w:r>
+      <w:proofErr w:type="gramStart"/>
+      <w:r>
+        <w:t>and also</w:t>
+      </w:r>
+      <w:proofErr w:type="gramEnd"/>
+      <w:r>
+        <w:t xml:space="preserve"> injects dependencies into the class.</w:t>
+      </w:r>
+    </w:p>
+    <w:p>
+      <w:r>
+        <w:t>2</w:t>
+      </w:r>
+      <w:r>
+        <w:t xml:space="preserve"> </w:t>
+      </w:r>
+      <w:r>
+        <w:t>What is an IOC container?</w:t>
+      </w:r>
+    </w:p>
+    <w:p>
+      <w:r>
+        <w:t>An IoC (Inversion of Control) Container in Spring Boot is essentially a central manager for the application objects that controls the creation, configuration, and management of dependency injection of objects (often referred to as beans), also referred to as a DI (Dependency Injection) container.</w:t>
+      </w:r>
+    </w:p>
+    <w:p>
+      <w:r>
+        <w:t>3.</w:t>
+      </w:r>
+      <w:r>
+        <w:t xml:space="preserve"> </w:t>
+      </w:r>
+      <w:r>
+        <w:t>What is dependency Injection and its types?</w:t>
+      </w:r>
+    </w:p>
+    <w:p>
+      <w:r>
+        <w:t xml:space="preserve">The main idea in Dependency Injection is that you don’t have to create your </w:t>
+      </w:r>
+      <w:proofErr w:type="gramStart"/>
+      <w:r>
+        <w:t>objects</w:t>
+      </w:r>
+      <w:proofErr w:type="gramEnd"/>
+      <w:r>
+        <w:t xml:space="preserve"> but you just </w:t>
+      </w:r>
+      <w:proofErr w:type="gramStart"/>
+      <w:r>
+        <w:t>have to</w:t>
+      </w:r>
+      <w:proofErr w:type="gramEnd"/>
+      <w:r>
+        <w:t xml:space="preserve"> describe how they should be created.</w:t>
+      </w:r>
+    </w:p>
+    <w:p>
+      <w:r>
+        <w:t>Dependency Injection (DI) is a design pattern that enables us to produce loosely coupled components. In DI, an object's ability to complete a task depends on another object. There three types of dependency Injections.</w:t>
+      </w:r>
+    </w:p>
+    <w:p>
+      <w:r>
+        <w:lastRenderedPageBreak/>
+        <w:t>Constructor injection: This is the most common type of DI in Spring Boot. In constructor injection, the dependency object is injected into the dependent object's constructor.</w:t>
+      </w:r>
+    </w:p>
+    <w:p>
+      <w:r>
+        <w:t>Setter injection: In setter injection, the dependency object is injected into the dependent object's setter method.</w:t>
+      </w:r>
+    </w:p>
+    <w:p>
+      <w:r>
+        <w:t xml:space="preserve">Field </w:t>
+      </w:r>
+      <w:proofErr w:type="gramStart"/>
+      <w:r>
+        <w:t>injection :</w:t>
+      </w:r>
+      <w:proofErr w:type="gramEnd"/>
+      <w:r>
+        <w:t xml:space="preserve"> In field injection, the dependency object is injected into the dependent object's field.</w:t>
+      </w:r>
     </w:p>
     <w:p/>
     <w:p/>
     <w:p/>
+    <w:p/>
+    <w:p/>
+    <w:p/>
+    <w:p/>
+    <w:p/>
+    <w:p/>
+    <w:p>
+      <w:r>
+        <w:t xml:space="preserve">4. </w:t>
+      </w:r>
+      <w:r>
+        <w:t>What are the two ways of accessing Hibernate by using Spring.</w:t>
+      </w:r>
+    </w:p>
     <w:p>
       <w:pPr>
         <w:pStyle w:val="ListParagraph"/>
-        <w:ind w:left="360"/>
-      </w:pPr>
-    </w:p>
-    <w:p/>
-    <w:p>
-      <w:r>
-        <w:t>Spring Interview Questions:</w:t>
-      </w:r>
-    </w:p>
-    <w:p/>
-    <w:p>
-      <w:r>
-        <w:t>1.</w:t>
-      </w:r>
-      <w:r>
-        <w:t>What is an IOC container?</w:t>
-      </w:r>
-    </w:p>
-    <w:p>
-      <w:r>
-        <w:t>IoC Container is a framework for implementing automatic dependency injection. It manages object creation and its life-time and also injects dependencies into the class.</w:t>
-      </w:r>
-    </w:p>
-    <w:p>
-      <w:r>
-        <w:t>2</w:t>
-      </w:r>
-      <w:r>
-        <w:t xml:space="preserve"> </w:t>
-      </w:r>
-      <w:r>
-        <w:t>What is an IOC container?</w:t>
-      </w:r>
-    </w:p>
-    <w:p>
-      <w:r>
-        <w:t>An IoC (Inversion of Control) Container in Spring Boot is essentially a central manager for the application objects that controls the creation, configuration, and management of dependency injection of objects (often referred to as beans), also referred to as a DI (Dependency Injection) container.</w:t>
-      </w:r>
-    </w:p>
-    <w:p>
-      <w:r>
-        <w:t>3.</w:t>
-      </w:r>
-      <w:r>
-        <w:t xml:space="preserve"> </w:t>
-      </w:r>
-      <w:r>
-        <w:t>What is dependency Injection and its types?</w:t>
-      </w:r>
-    </w:p>
-    <w:p>
-      <w:r>
-        <w:t>The main idea in Dependency Injection is that you don’t have to create your objects but you just have to describe how they should be created.</w:t>
-      </w:r>
-    </w:p>
-    <w:p>
-      <w:r>
-        <w:t>Dependency Injection (DI) is a design pattern that enables us to produce loosely coupled components. In DI, an object's ability to complete a task depends on another object. There three types of dependency Injections.</w:t>
-      </w:r>
-    </w:p>
-    <w:p>
-      <w:r>
-        <w:t>Constructor injection: This is the most common type of DI in Spring Boot. In constructor injection, the dependency object is injected into the dependent object's constructor.</w:t>
-      </w:r>
-    </w:p>
-    <w:p>
-      <w:r>
-        <w:lastRenderedPageBreak/>
-        <w:t>Setter injection: In setter injection, the dependency object is injected into the dependent object's setter method.</w:t>
-      </w:r>
-    </w:p>
-    <w:p>
-      <w:r>
-        <w:t>Field injection : In field injection, the dependency object is injected into the dependent object's field.</w:t>
+        <w:numPr>
+          <w:ilvl w:val="0"/>
+          <w:numId w:val="46"/>
+        </w:numPr>
+      </w:pPr>
+      <w:r>
+        <w:t>Inversion of Control approach by using Hibernate Template and Callback.</w:t>
+      </w:r>
+    </w:p>
+    <w:p>
+      <w:pPr>
+        <w:pStyle w:val="ListParagraph"/>
+        <w:numPr>
+          <w:ilvl w:val="0"/>
+          <w:numId w:val="46"/>
+        </w:numPr>
+      </w:pPr>
+      <w:r>
+        <w:t xml:space="preserve">Extending </w:t>
+      </w:r>
+      <w:proofErr w:type="spellStart"/>
+      <w:r>
+        <w:t>HibernateDAOSupport</w:t>
+      </w:r>
+      <w:proofErr w:type="spellEnd"/>
+      <w:r>
+        <w:t xml:space="preserve"> and Applying an AOP Interceptor node</w:t>
       </w:r>
     </w:p>
     <w:p/>
@@ -8663,23 +13423,33 @@
     <w:p/>
     <w:p/>
     <w:p/>
-    <w:p/>
-    <w:p/>
-    <w:p/>
-    <w:p/>
-    <w:p/>
-    <w:p/>
-    <w:p/>
-    <w:p/>
-    <w:p/>
-    <w:p/>
-    <w:p>
+    <w:p>
+      <w:proofErr w:type="gramStart"/>
       <w:r>
         <w:t>Reference :</w:t>
       </w:r>
+      <w:proofErr w:type="gramEnd"/>
     </w:p>
     <w:p>
       <w:hyperlink r:id="rId13" w:history="1">
+        <w:r>
+          <w:rPr>
+            <w:rStyle w:val="Hyperlink"/>
+          </w:rPr>
+          <w:t>https://www.codingshuttle.com/blogs/100-spring-boot-interview-questions-with-answers-for-2-to-5-years-experienced-java-developers/</w:t>
+        </w:r>
+      </w:hyperlink>
+      <w:r>
+        <w:t xml:space="preserve">  - nice for quick </w:t>
+      </w:r>
+      <w:proofErr w:type="spellStart"/>
+      <w:r>
+        <w:t>brushup</w:t>
+      </w:r>
+      <w:proofErr w:type="spellEnd"/>
+    </w:p>
+    <w:p>
+      <w:hyperlink r:id="rId14" w:history="1">
         <w:r>
           <w:rPr>
             <w:rStyle w:val="Hyperlink"/>
@@ -8692,7 +13462,7 @@
       </w:r>
     </w:p>
     <w:p>
-      <w:hyperlink r:id="rId14" w:history="1">
+      <w:hyperlink r:id="rId15" w:history="1">
         <w:r>
           <w:rPr>
             <w:rStyle w:val="Hyperlink"/>
@@ -8701,6 +13471,7 @@
         </w:r>
       </w:hyperlink>
     </w:p>
+    <w:p/>
     <w:p/>
     <w:p/>
     <w:sectPr>
@@ -8717,6 +13488,155 @@
 <file path=word/numbering.xml><?xml version="1.0" encoding="utf-8"?>
 <w:numbering xmlns:wpc="http://schemas.microsoft.com/office/word/2010/wordprocessingCanvas" xmlns:cx="http://schemas.microsoft.com/office/drawing/2014/chartex" xmlns:cx1="http://schemas.microsoft.com/office/drawing/2015/9/8/chartex" xmlns:cx2="http://schemas.microsoft.com/office/drawing/2015/10/21/chartex" xmlns:cx3="http://schemas.microsoft.com/office/drawing/2016/5/9/chartex" xmlns:cx4="http://schemas.microsoft.com/office/drawing/2016/5/10/chartex" xmlns:cx5="http://schemas.microsoft.com/office/drawing/2016/5/11/chartex" xmlns:cx6="http://schemas.microsoft.com/office/drawing/2016/5/12/chartex" xmlns:cx7="http://schemas.microsoft.com/office/drawing/2016/5/13/chartex" xmlns:cx8="http://schemas.microsoft.com/office/drawing/2016/5/14/chartex" xmlns:mc="http://schemas.openxmlformats.org/markup-compatibility/2006" xmlns:aink="http://schemas.microsoft.com/office/drawing/2016/ink" xmlns:am3d="http://schemas.microsoft.com/office/drawing/2017/model3d" xmlns:o="urn:schemas-microsoft-com:office:office" xmlns:oel="http://schemas.microsoft.com/office/2019/extlst" xmlns:r="http://schemas.openxmlformats.org/officeDocument/2006/relationships" xmlns:m="http://schemas.openxmlformats.org/officeDocument/2006/math" xmlns:v="urn:schemas-microsoft-com:vml" xmlns:wp14="http://schemas.microsoft.com/office/word/2010/wordprocessingDrawing" xmlns:wp="http://schemas.openxmlformats.org/drawingml/2006/wordprocessingDrawing" xmlns:w10="urn:schemas-microsoft-com:office:word" xmlns:w="http://schemas.openxmlformats.org/wordprocessingml/2006/main" xmlns:w14="http://schemas.microsoft.com/office/word/2010/wordml" xmlns:w15="http://schemas.microsoft.com/office/word/2012/wordml" xmlns:w16cex="http://schemas.microsoft.com/office/word/2018/wordml/cex" xmlns:w16cid="http://schemas.microsoft.com/office/word/2016/wordml/cid" xmlns:w16="http://schemas.microsoft.com/office/word/2018/wordml" xmlns:w16du="http://schemas.microsoft.com/office/word/2023/wordml/word16du" xmlns:w16sdtdh="http://schemas.microsoft.com/office/word/2020/wordml/sdtdatahash" xmlns:w16sdtfl="http://schemas.microsoft.com/office/word/2024/wordml/sdtformatlock" xmlns:w16se="http://schemas.microsoft.com/office/word/2015/wordml/symex" xmlns:wpg="http://schemas.microsoft.com/office/word/2010/wordprocessingGroup" xmlns:wpi="http://schemas.microsoft.com/office/word/2010/wordprocessingInk" xmlns:wne="http://schemas.microsoft.com/office/word/2006/wordml" xmlns:wps="http://schemas.microsoft.com/office/word/2010/wordprocessingShape" mc:Ignorable="w14 w15 w16se w16cid w16 w16cex w16sdtdh w16sdtfl w16du wp14">
   <w:abstractNum w:abstractNumId="0" w15:restartNumberingAfterBreak="0">
+    <w:nsid w:val="00573CC6"/>
+    <w:multiLevelType w:val="multilevel"/>
+    <w:tmpl w:val="6C28BC7A"/>
+    <w:lvl w:ilvl="0">
+      <w:start w:val="1"/>
+      <w:numFmt w:val="bullet"/>
+      <w:lvlText w:val=""/>
+      <w:lvlJc w:val="left"/>
+      <w:pPr>
+        <w:tabs>
+          <w:tab w:val="num" w:pos="720"/>
+        </w:tabs>
+        <w:ind w:left="720" w:hanging="360"/>
+      </w:pPr>
+      <w:rPr>
+        <w:rFonts w:ascii="Symbol" w:hAnsi="Symbol" w:hint="default"/>
+        <w:sz w:val="20"/>
+      </w:rPr>
+    </w:lvl>
+    <w:lvl w:ilvl="1" w:tentative="1">
+      <w:start w:val="1"/>
+      <w:numFmt w:val="bullet"/>
+      <w:lvlText w:val=""/>
+      <w:lvlJc w:val="left"/>
+      <w:pPr>
+        <w:tabs>
+          <w:tab w:val="num" w:pos="1440"/>
+        </w:tabs>
+        <w:ind w:left="1440" w:hanging="360"/>
+      </w:pPr>
+      <w:rPr>
+        <w:rFonts w:ascii="Symbol" w:hAnsi="Symbol" w:hint="default"/>
+        <w:sz w:val="20"/>
+      </w:rPr>
+    </w:lvl>
+    <w:lvl w:ilvl="2" w:tentative="1">
+      <w:start w:val="1"/>
+      <w:numFmt w:val="bullet"/>
+      <w:lvlText w:val=""/>
+      <w:lvlJc w:val="left"/>
+      <w:pPr>
+        <w:tabs>
+          <w:tab w:val="num" w:pos="2160"/>
+        </w:tabs>
+        <w:ind w:left="2160" w:hanging="360"/>
+      </w:pPr>
+      <w:rPr>
+        <w:rFonts w:ascii="Symbol" w:hAnsi="Symbol" w:hint="default"/>
+        <w:sz w:val="20"/>
+      </w:rPr>
+    </w:lvl>
+    <w:lvl w:ilvl="3" w:tentative="1">
+      <w:start w:val="1"/>
+      <w:numFmt w:val="bullet"/>
+      <w:lvlText w:val=""/>
+      <w:lvlJc w:val="left"/>
+      <w:pPr>
+        <w:tabs>
+          <w:tab w:val="num" w:pos="2880"/>
+        </w:tabs>
+        <w:ind w:left="2880" w:hanging="360"/>
+      </w:pPr>
+      <w:rPr>
+        <w:rFonts w:ascii="Symbol" w:hAnsi="Symbol" w:hint="default"/>
+        <w:sz w:val="20"/>
+      </w:rPr>
+    </w:lvl>
+    <w:lvl w:ilvl="4" w:tentative="1">
+      <w:start w:val="1"/>
+      <w:numFmt w:val="bullet"/>
+      <w:lvlText w:val=""/>
+      <w:lvlJc w:val="left"/>
+      <w:pPr>
+        <w:tabs>
+          <w:tab w:val="num" w:pos="3600"/>
+        </w:tabs>
+        <w:ind w:left="3600" w:hanging="360"/>
+      </w:pPr>
+      <w:rPr>
+        <w:rFonts w:ascii="Symbol" w:hAnsi="Symbol" w:hint="default"/>
+        <w:sz w:val="20"/>
+      </w:rPr>
+    </w:lvl>
+    <w:lvl w:ilvl="5" w:tentative="1">
+      <w:start w:val="1"/>
+      <w:numFmt w:val="bullet"/>
+      <w:lvlText w:val=""/>
+      <w:lvlJc w:val="left"/>
+      <w:pPr>
+        <w:tabs>
+          <w:tab w:val="num" w:pos="4320"/>
+        </w:tabs>
+        <w:ind w:left="4320" w:hanging="360"/>
+      </w:pPr>
+      <w:rPr>
+        <w:rFonts w:ascii="Symbol" w:hAnsi="Symbol" w:hint="default"/>
+        <w:sz w:val="20"/>
+      </w:rPr>
+    </w:lvl>
+    <w:lvl w:ilvl="6" w:tentative="1">
+      <w:start w:val="1"/>
+      <w:numFmt w:val="bullet"/>
+      <w:lvlText w:val=""/>
+      <w:lvlJc w:val="left"/>
+      <w:pPr>
+        <w:tabs>
+          <w:tab w:val="num" w:pos="5040"/>
+        </w:tabs>
+        <w:ind w:left="5040" w:hanging="360"/>
+      </w:pPr>
+      <w:rPr>
+        <w:rFonts w:ascii="Symbol" w:hAnsi="Symbol" w:hint="default"/>
+        <w:sz w:val="20"/>
+      </w:rPr>
+    </w:lvl>
+    <w:lvl w:ilvl="7" w:tentative="1">
+      <w:start w:val="1"/>
+      <w:numFmt w:val="bullet"/>
+      <w:lvlText w:val=""/>
+      <w:lvlJc w:val="left"/>
+      <w:pPr>
+        <w:tabs>
+          <w:tab w:val="num" w:pos="5760"/>
+        </w:tabs>
+        <w:ind w:left="5760" w:hanging="360"/>
+      </w:pPr>
+      <w:rPr>
+        <w:rFonts w:ascii="Symbol" w:hAnsi="Symbol" w:hint="default"/>
+        <w:sz w:val="20"/>
+      </w:rPr>
+    </w:lvl>
+    <w:lvl w:ilvl="8" w:tentative="1">
+      <w:start w:val="1"/>
+      <w:numFmt w:val="bullet"/>
+      <w:lvlText w:val=""/>
+      <w:lvlJc w:val="left"/>
+      <w:pPr>
+        <w:tabs>
+          <w:tab w:val="num" w:pos="6480"/>
+        </w:tabs>
+        <w:ind w:left="6480" w:hanging="360"/>
+      </w:pPr>
+      <w:rPr>
+        <w:rFonts w:ascii="Symbol" w:hAnsi="Symbol" w:hint="default"/>
+        <w:sz w:val="20"/>
+      </w:rPr>
+    </w:lvl>
+  </w:abstractNum>
+  <w:abstractNum w:abstractNumId="1" w15:restartNumberingAfterBreak="0">
     <w:nsid w:val="018323A3"/>
     <w:multiLevelType w:val="hybridMultilevel"/>
     <w:tmpl w:val="AA9ED934"/>
@@ -8829,7 +13749,7 @@
       </w:rPr>
     </w:lvl>
   </w:abstractNum>
-  <w:abstractNum w:abstractNumId="1" w15:restartNumberingAfterBreak="0">
+  <w:abstractNum w:abstractNumId="2" w15:restartNumberingAfterBreak="0">
     <w:nsid w:val="03B01CA9"/>
     <w:multiLevelType w:val="multilevel"/>
     <w:tmpl w:val="6064793A"/>
@@ -8978,7 +13898,7 @@
       </w:rPr>
     </w:lvl>
   </w:abstractNum>
-  <w:abstractNum w:abstractNumId="2" w15:restartNumberingAfterBreak="0">
+  <w:abstractNum w:abstractNumId="3" w15:restartNumberingAfterBreak="0">
     <w:nsid w:val="042A74C0"/>
     <w:multiLevelType w:val="multilevel"/>
     <w:tmpl w:val="9596375A"/>
@@ -9127,7 +14047,7 @@
       </w:rPr>
     </w:lvl>
   </w:abstractNum>
-  <w:abstractNum w:abstractNumId="3" w15:restartNumberingAfterBreak="0">
+  <w:abstractNum w:abstractNumId="4" w15:restartNumberingAfterBreak="0">
     <w:nsid w:val="06103DC5"/>
     <w:multiLevelType w:val="multilevel"/>
     <w:tmpl w:val="003C34E0"/>
@@ -9276,7 +14196,418 @@
       </w:rPr>
     </w:lvl>
   </w:abstractNum>
-  <w:abstractNum w:abstractNumId="4" w15:restartNumberingAfterBreak="0">
+  <w:abstractNum w:abstractNumId="5" w15:restartNumberingAfterBreak="0">
+    <w:nsid w:val="075D3738"/>
+    <w:multiLevelType w:val="multilevel"/>
+    <w:tmpl w:val="34507370"/>
+    <w:lvl w:ilvl="0">
+      <w:start w:val="1"/>
+      <w:numFmt w:val="bullet"/>
+      <w:lvlText w:val=""/>
+      <w:lvlJc w:val="left"/>
+      <w:pPr>
+        <w:tabs>
+          <w:tab w:val="num" w:pos="720"/>
+        </w:tabs>
+        <w:ind w:left="720" w:hanging="360"/>
+      </w:pPr>
+      <w:rPr>
+        <w:rFonts w:ascii="Symbol" w:hAnsi="Symbol" w:hint="default"/>
+        <w:sz w:val="20"/>
+      </w:rPr>
+    </w:lvl>
+    <w:lvl w:ilvl="1" w:tentative="1">
+      <w:start w:val="1"/>
+      <w:numFmt w:val="bullet"/>
+      <w:lvlText w:val=""/>
+      <w:lvlJc w:val="left"/>
+      <w:pPr>
+        <w:tabs>
+          <w:tab w:val="num" w:pos="1440"/>
+        </w:tabs>
+        <w:ind w:left="1440" w:hanging="360"/>
+      </w:pPr>
+      <w:rPr>
+        <w:rFonts w:ascii="Symbol" w:hAnsi="Symbol" w:hint="default"/>
+        <w:sz w:val="20"/>
+      </w:rPr>
+    </w:lvl>
+    <w:lvl w:ilvl="2" w:tentative="1">
+      <w:start w:val="1"/>
+      <w:numFmt w:val="bullet"/>
+      <w:lvlText w:val=""/>
+      <w:lvlJc w:val="left"/>
+      <w:pPr>
+        <w:tabs>
+          <w:tab w:val="num" w:pos="2160"/>
+        </w:tabs>
+        <w:ind w:left="2160" w:hanging="360"/>
+      </w:pPr>
+      <w:rPr>
+        <w:rFonts w:ascii="Symbol" w:hAnsi="Symbol" w:hint="default"/>
+        <w:sz w:val="20"/>
+      </w:rPr>
+    </w:lvl>
+    <w:lvl w:ilvl="3" w:tentative="1">
+      <w:start w:val="1"/>
+      <w:numFmt w:val="bullet"/>
+      <w:lvlText w:val=""/>
+      <w:lvlJc w:val="left"/>
+      <w:pPr>
+        <w:tabs>
+          <w:tab w:val="num" w:pos="2880"/>
+        </w:tabs>
+        <w:ind w:left="2880" w:hanging="360"/>
+      </w:pPr>
+      <w:rPr>
+        <w:rFonts w:ascii="Symbol" w:hAnsi="Symbol" w:hint="default"/>
+        <w:sz w:val="20"/>
+      </w:rPr>
+    </w:lvl>
+    <w:lvl w:ilvl="4" w:tentative="1">
+      <w:start w:val="1"/>
+      <w:numFmt w:val="bullet"/>
+      <w:lvlText w:val=""/>
+      <w:lvlJc w:val="left"/>
+      <w:pPr>
+        <w:tabs>
+          <w:tab w:val="num" w:pos="3600"/>
+        </w:tabs>
+        <w:ind w:left="3600" w:hanging="360"/>
+      </w:pPr>
+      <w:rPr>
+        <w:rFonts w:ascii="Symbol" w:hAnsi="Symbol" w:hint="default"/>
+        <w:sz w:val="20"/>
+      </w:rPr>
+    </w:lvl>
+    <w:lvl w:ilvl="5" w:tentative="1">
+      <w:start w:val="1"/>
+      <w:numFmt w:val="bullet"/>
+      <w:lvlText w:val=""/>
+      <w:lvlJc w:val="left"/>
+      <w:pPr>
+        <w:tabs>
+          <w:tab w:val="num" w:pos="4320"/>
+        </w:tabs>
+        <w:ind w:left="4320" w:hanging="360"/>
+      </w:pPr>
+      <w:rPr>
+        <w:rFonts w:ascii="Symbol" w:hAnsi="Symbol" w:hint="default"/>
+        <w:sz w:val="20"/>
+      </w:rPr>
+    </w:lvl>
+    <w:lvl w:ilvl="6" w:tentative="1">
+      <w:start w:val="1"/>
+      <w:numFmt w:val="bullet"/>
+      <w:lvlText w:val=""/>
+      <w:lvlJc w:val="left"/>
+      <w:pPr>
+        <w:tabs>
+          <w:tab w:val="num" w:pos="5040"/>
+        </w:tabs>
+        <w:ind w:left="5040" w:hanging="360"/>
+      </w:pPr>
+      <w:rPr>
+        <w:rFonts w:ascii="Symbol" w:hAnsi="Symbol" w:hint="default"/>
+        <w:sz w:val="20"/>
+      </w:rPr>
+    </w:lvl>
+    <w:lvl w:ilvl="7" w:tentative="1">
+      <w:start w:val="1"/>
+      <w:numFmt w:val="bullet"/>
+      <w:lvlText w:val=""/>
+      <w:lvlJc w:val="left"/>
+      <w:pPr>
+        <w:tabs>
+          <w:tab w:val="num" w:pos="5760"/>
+        </w:tabs>
+        <w:ind w:left="5760" w:hanging="360"/>
+      </w:pPr>
+      <w:rPr>
+        <w:rFonts w:ascii="Symbol" w:hAnsi="Symbol" w:hint="default"/>
+        <w:sz w:val="20"/>
+      </w:rPr>
+    </w:lvl>
+    <w:lvl w:ilvl="8" w:tentative="1">
+      <w:start w:val="1"/>
+      <w:numFmt w:val="bullet"/>
+      <w:lvlText w:val=""/>
+      <w:lvlJc w:val="left"/>
+      <w:pPr>
+        <w:tabs>
+          <w:tab w:val="num" w:pos="6480"/>
+        </w:tabs>
+        <w:ind w:left="6480" w:hanging="360"/>
+      </w:pPr>
+      <w:rPr>
+        <w:rFonts w:ascii="Symbol" w:hAnsi="Symbol" w:hint="default"/>
+        <w:sz w:val="20"/>
+      </w:rPr>
+    </w:lvl>
+  </w:abstractNum>
+  <w:abstractNum w:abstractNumId="6" w15:restartNumberingAfterBreak="0">
+    <w:nsid w:val="08B41663"/>
+    <w:multiLevelType w:val="hybridMultilevel"/>
+    <w:tmpl w:val="0E3EE0D6"/>
+    <w:lvl w:ilvl="0" w:tplc="04090001">
+      <w:start w:val="1"/>
+      <w:numFmt w:val="bullet"/>
+      <w:lvlText w:val=""/>
+      <w:lvlJc w:val="left"/>
+      <w:pPr>
+        <w:ind w:left="720" w:hanging="360"/>
+      </w:pPr>
+      <w:rPr>
+        <w:rFonts w:ascii="Symbol" w:hAnsi="Symbol" w:hint="default"/>
+      </w:rPr>
+    </w:lvl>
+    <w:lvl w:ilvl="1" w:tplc="04090003" w:tentative="1">
+      <w:start w:val="1"/>
+      <w:numFmt w:val="bullet"/>
+      <w:lvlText w:val="o"/>
+      <w:lvlJc w:val="left"/>
+      <w:pPr>
+        <w:ind w:left="1440" w:hanging="360"/>
+      </w:pPr>
+      <w:rPr>
+        <w:rFonts w:ascii="Courier New" w:hAnsi="Courier New" w:cs="Courier New" w:hint="default"/>
+      </w:rPr>
+    </w:lvl>
+    <w:lvl w:ilvl="2" w:tplc="04090005" w:tentative="1">
+      <w:start w:val="1"/>
+      <w:numFmt w:val="bullet"/>
+      <w:lvlText w:val=""/>
+      <w:lvlJc w:val="left"/>
+      <w:pPr>
+        <w:ind w:left="2160" w:hanging="360"/>
+      </w:pPr>
+      <w:rPr>
+        <w:rFonts w:ascii="Wingdings" w:hAnsi="Wingdings" w:hint="default"/>
+      </w:rPr>
+    </w:lvl>
+    <w:lvl w:ilvl="3" w:tplc="04090001" w:tentative="1">
+      <w:start w:val="1"/>
+      <w:numFmt w:val="bullet"/>
+      <w:lvlText w:val=""/>
+      <w:lvlJc w:val="left"/>
+      <w:pPr>
+        <w:ind w:left="2880" w:hanging="360"/>
+      </w:pPr>
+      <w:rPr>
+        <w:rFonts w:ascii="Symbol" w:hAnsi="Symbol" w:hint="default"/>
+      </w:rPr>
+    </w:lvl>
+    <w:lvl w:ilvl="4" w:tplc="04090003" w:tentative="1">
+      <w:start w:val="1"/>
+      <w:numFmt w:val="bullet"/>
+      <w:lvlText w:val="o"/>
+      <w:lvlJc w:val="left"/>
+      <w:pPr>
+        <w:ind w:left="3600" w:hanging="360"/>
+      </w:pPr>
+      <w:rPr>
+        <w:rFonts w:ascii="Courier New" w:hAnsi="Courier New" w:cs="Courier New" w:hint="default"/>
+      </w:rPr>
+    </w:lvl>
+    <w:lvl w:ilvl="5" w:tplc="04090005" w:tentative="1">
+      <w:start w:val="1"/>
+      <w:numFmt w:val="bullet"/>
+      <w:lvlText w:val=""/>
+      <w:lvlJc w:val="left"/>
+      <w:pPr>
+        <w:ind w:left="4320" w:hanging="360"/>
+      </w:pPr>
+      <w:rPr>
+        <w:rFonts w:ascii="Wingdings" w:hAnsi="Wingdings" w:hint="default"/>
+      </w:rPr>
+    </w:lvl>
+    <w:lvl w:ilvl="6" w:tplc="04090001" w:tentative="1">
+      <w:start w:val="1"/>
+      <w:numFmt w:val="bullet"/>
+      <w:lvlText w:val=""/>
+      <w:lvlJc w:val="left"/>
+      <w:pPr>
+        <w:ind w:left="5040" w:hanging="360"/>
+      </w:pPr>
+      <w:rPr>
+        <w:rFonts w:ascii="Symbol" w:hAnsi="Symbol" w:hint="default"/>
+      </w:rPr>
+    </w:lvl>
+    <w:lvl w:ilvl="7" w:tplc="04090003" w:tentative="1">
+      <w:start w:val="1"/>
+      <w:numFmt w:val="bullet"/>
+      <w:lvlText w:val="o"/>
+      <w:lvlJc w:val="left"/>
+      <w:pPr>
+        <w:ind w:left="5760" w:hanging="360"/>
+      </w:pPr>
+      <w:rPr>
+        <w:rFonts w:ascii="Courier New" w:hAnsi="Courier New" w:cs="Courier New" w:hint="default"/>
+      </w:rPr>
+    </w:lvl>
+    <w:lvl w:ilvl="8" w:tplc="04090005" w:tentative="1">
+      <w:start w:val="1"/>
+      <w:numFmt w:val="bullet"/>
+      <w:lvlText w:val=""/>
+      <w:lvlJc w:val="left"/>
+      <w:pPr>
+        <w:ind w:left="6480" w:hanging="360"/>
+      </w:pPr>
+      <w:rPr>
+        <w:rFonts w:ascii="Wingdings" w:hAnsi="Wingdings" w:hint="default"/>
+      </w:rPr>
+    </w:lvl>
+  </w:abstractNum>
+  <w:abstractNum w:abstractNumId="7" w15:restartNumberingAfterBreak="0">
+    <w:nsid w:val="08CB7D12"/>
+    <w:multiLevelType w:val="multilevel"/>
+    <w:tmpl w:val="02280974"/>
+    <w:lvl w:ilvl="0">
+      <w:start w:val="1"/>
+      <w:numFmt w:val="bullet"/>
+      <w:lvlText w:val=""/>
+      <w:lvlJc w:val="left"/>
+      <w:pPr>
+        <w:tabs>
+          <w:tab w:val="num" w:pos="720"/>
+        </w:tabs>
+        <w:ind w:left="720" w:hanging="360"/>
+      </w:pPr>
+      <w:rPr>
+        <w:rFonts w:ascii="Symbol" w:hAnsi="Symbol" w:hint="default"/>
+        <w:sz w:val="20"/>
+      </w:rPr>
+    </w:lvl>
+    <w:lvl w:ilvl="1">
+      <w:start w:val="1"/>
+      <w:numFmt w:val="bullet"/>
+      <w:lvlText w:val=""/>
+      <w:lvlJc w:val="left"/>
+      <w:pPr>
+        <w:tabs>
+          <w:tab w:val="num" w:pos="1440"/>
+        </w:tabs>
+        <w:ind w:left="1440" w:hanging="360"/>
+      </w:pPr>
+      <w:rPr>
+        <w:rFonts w:ascii="Symbol" w:hAnsi="Symbol" w:hint="default"/>
+        <w:sz w:val="20"/>
+      </w:rPr>
+    </w:lvl>
+    <w:lvl w:ilvl="2" w:tentative="1">
+      <w:start w:val="1"/>
+      <w:numFmt w:val="bullet"/>
+      <w:lvlText w:val=""/>
+      <w:lvlJc w:val="left"/>
+      <w:pPr>
+        <w:tabs>
+          <w:tab w:val="num" w:pos="2160"/>
+        </w:tabs>
+        <w:ind w:left="2160" w:hanging="360"/>
+      </w:pPr>
+      <w:rPr>
+        <w:rFonts w:ascii="Symbol" w:hAnsi="Symbol" w:hint="default"/>
+        <w:sz w:val="20"/>
+      </w:rPr>
+    </w:lvl>
+    <w:lvl w:ilvl="3" w:tentative="1">
+      <w:start w:val="1"/>
+      <w:numFmt w:val="bullet"/>
+      <w:lvlText w:val=""/>
+      <w:lvlJc w:val="left"/>
+      <w:pPr>
+        <w:tabs>
+          <w:tab w:val="num" w:pos="2880"/>
+        </w:tabs>
+        <w:ind w:left="2880" w:hanging="360"/>
+      </w:pPr>
+      <w:rPr>
+        <w:rFonts w:ascii="Symbol" w:hAnsi="Symbol" w:hint="default"/>
+        <w:sz w:val="20"/>
+      </w:rPr>
+    </w:lvl>
+    <w:lvl w:ilvl="4" w:tentative="1">
+      <w:start w:val="1"/>
+      <w:numFmt w:val="bullet"/>
+      <w:lvlText w:val=""/>
+      <w:lvlJc w:val="left"/>
+      <w:pPr>
+        <w:tabs>
+          <w:tab w:val="num" w:pos="3600"/>
+        </w:tabs>
+        <w:ind w:left="3600" w:hanging="360"/>
+      </w:pPr>
+      <w:rPr>
+        <w:rFonts w:ascii="Symbol" w:hAnsi="Symbol" w:hint="default"/>
+        <w:sz w:val="20"/>
+      </w:rPr>
+    </w:lvl>
+    <w:lvl w:ilvl="5" w:tentative="1">
+      <w:start w:val="1"/>
+      <w:numFmt w:val="bullet"/>
+      <w:lvlText w:val=""/>
+      <w:lvlJc w:val="left"/>
+      <w:pPr>
+        <w:tabs>
+          <w:tab w:val="num" w:pos="4320"/>
+        </w:tabs>
+        <w:ind w:left="4320" w:hanging="360"/>
+      </w:pPr>
+      <w:rPr>
+        <w:rFonts w:ascii="Symbol" w:hAnsi="Symbol" w:hint="default"/>
+        <w:sz w:val="20"/>
+      </w:rPr>
+    </w:lvl>
+    <w:lvl w:ilvl="6" w:tentative="1">
+      <w:start w:val="1"/>
+      <w:numFmt w:val="bullet"/>
+      <w:lvlText w:val=""/>
+      <w:lvlJc w:val="left"/>
+      <w:pPr>
+        <w:tabs>
+          <w:tab w:val="num" w:pos="5040"/>
+        </w:tabs>
+        <w:ind w:left="5040" w:hanging="360"/>
+      </w:pPr>
+      <w:rPr>
+        <w:rFonts w:ascii="Symbol" w:hAnsi="Symbol" w:hint="default"/>
+        <w:sz w:val="20"/>
+      </w:rPr>
+    </w:lvl>
+    <w:lvl w:ilvl="7" w:tentative="1">
+      <w:start w:val="1"/>
+      <w:numFmt w:val="bullet"/>
+      <w:lvlText w:val=""/>
+      <w:lvlJc w:val="left"/>
+      <w:pPr>
+        <w:tabs>
+          <w:tab w:val="num" w:pos="5760"/>
+        </w:tabs>
+        <w:ind w:left="5760" w:hanging="360"/>
+      </w:pPr>
+      <w:rPr>
+        <w:rFonts w:ascii="Symbol" w:hAnsi="Symbol" w:hint="default"/>
+        <w:sz w:val="20"/>
+      </w:rPr>
+    </w:lvl>
+    <w:lvl w:ilvl="8" w:tentative="1">
+      <w:start w:val="1"/>
+      <w:numFmt w:val="bullet"/>
+      <w:lvlText w:val=""/>
+      <w:lvlJc w:val="left"/>
+      <w:pPr>
+        <w:tabs>
+          <w:tab w:val="num" w:pos="6480"/>
+        </w:tabs>
+        <w:ind w:left="6480" w:hanging="360"/>
+      </w:pPr>
+      <w:rPr>
+        <w:rFonts w:ascii="Symbol" w:hAnsi="Symbol" w:hint="default"/>
+        <w:sz w:val="20"/>
+      </w:rPr>
+    </w:lvl>
+  </w:abstractNum>
+  <w:abstractNum w:abstractNumId="8" w15:restartNumberingAfterBreak="0">
     <w:nsid w:val="0B19612F"/>
     <w:multiLevelType w:val="multilevel"/>
     <w:tmpl w:val="301E3E50"/>
@@ -9425,7 +14756,305 @@
       </w:rPr>
     </w:lvl>
   </w:abstractNum>
-  <w:abstractNum w:abstractNumId="5" w15:restartNumberingAfterBreak="0">
+  <w:abstractNum w:abstractNumId="9" w15:restartNumberingAfterBreak="0">
+    <w:nsid w:val="0BB129D8"/>
+    <w:multiLevelType w:val="multilevel"/>
+    <w:tmpl w:val="DDB2B880"/>
+    <w:lvl w:ilvl="0">
+      <w:start w:val="1"/>
+      <w:numFmt w:val="bullet"/>
+      <w:lvlText w:val=""/>
+      <w:lvlJc w:val="left"/>
+      <w:pPr>
+        <w:tabs>
+          <w:tab w:val="num" w:pos="720"/>
+        </w:tabs>
+        <w:ind w:left="720" w:hanging="360"/>
+      </w:pPr>
+      <w:rPr>
+        <w:rFonts w:ascii="Symbol" w:hAnsi="Symbol" w:hint="default"/>
+        <w:sz w:val="20"/>
+      </w:rPr>
+    </w:lvl>
+    <w:lvl w:ilvl="1" w:tentative="1">
+      <w:start w:val="1"/>
+      <w:numFmt w:val="bullet"/>
+      <w:lvlText w:val=""/>
+      <w:lvlJc w:val="left"/>
+      <w:pPr>
+        <w:tabs>
+          <w:tab w:val="num" w:pos="1440"/>
+        </w:tabs>
+        <w:ind w:left="1440" w:hanging="360"/>
+      </w:pPr>
+      <w:rPr>
+        <w:rFonts w:ascii="Symbol" w:hAnsi="Symbol" w:hint="default"/>
+        <w:sz w:val="20"/>
+      </w:rPr>
+    </w:lvl>
+    <w:lvl w:ilvl="2" w:tentative="1">
+      <w:start w:val="1"/>
+      <w:numFmt w:val="bullet"/>
+      <w:lvlText w:val=""/>
+      <w:lvlJc w:val="left"/>
+      <w:pPr>
+        <w:tabs>
+          <w:tab w:val="num" w:pos="2160"/>
+        </w:tabs>
+        <w:ind w:left="2160" w:hanging="360"/>
+      </w:pPr>
+      <w:rPr>
+        <w:rFonts w:ascii="Symbol" w:hAnsi="Symbol" w:hint="default"/>
+        <w:sz w:val="20"/>
+      </w:rPr>
+    </w:lvl>
+    <w:lvl w:ilvl="3" w:tentative="1">
+      <w:start w:val="1"/>
+      <w:numFmt w:val="bullet"/>
+      <w:lvlText w:val=""/>
+      <w:lvlJc w:val="left"/>
+      <w:pPr>
+        <w:tabs>
+          <w:tab w:val="num" w:pos="2880"/>
+        </w:tabs>
+        <w:ind w:left="2880" w:hanging="360"/>
+      </w:pPr>
+      <w:rPr>
+        <w:rFonts w:ascii="Symbol" w:hAnsi="Symbol" w:hint="default"/>
+        <w:sz w:val="20"/>
+      </w:rPr>
+    </w:lvl>
+    <w:lvl w:ilvl="4" w:tentative="1">
+      <w:start w:val="1"/>
+      <w:numFmt w:val="bullet"/>
+      <w:lvlText w:val=""/>
+      <w:lvlJc w:val="left"/>
+      <w:pPr>
+        <w:tabs>
+          <w:tab w:val="num" w:pos="3600"/>
+        </w:tabs>
+        <w:ind w:left="3600" w:hanging="360"/>
+      </w:pPr>
+      <w:rPr>
+        <w:rFonts w:ascii="Symbol" w:hAnsi="Symbol" w:hint="default"/>
+        <w:sz w:val="20"/>
+      </w:rPr>
+    </w:lvl>
+    <w:lvl w:ilvl="5" w:tentative="1">
+      <w:start w:val="1"/>
+      <w:numFmt w:val="bullet"/>
+      <w:lvlText w:val=""/>
+      <w:lvlJc w:val="left"/>
+      <w:pPr>
+        <w:tabs>
+          <w:tab w:val="num" w:pos="4320"/>
+        </w:tabs>
+        <w:ind w:left="4320" w:hanging="360"/>
+      </w:pPr>
+      <w:rPr>
+        <w:rFonts w:ascii="Symbol" w:hAnsi="Symbol" w:hint="default"/>
+        <w:sz w:val="20"/>
+      </w:rPr>
+    </w:lvl>
+    <w:lvl w:ilvl="6" w:tentative="1">
+      <w:start w:val="1"/>
+      <w:numFmt w:val="bullet"/>
+      <w:lvlText w:val=""/>
+      <w:lvlJc w:val="left"/>
+      <w:pPr>
+        <w:tabs>
+          <w:tab w:val="num" w:pos="5040"/>
+        </w:tabs>
+        <w:ind w:left="5040" w:hanging="360"/>
+      </w:pPr>
+      <w:rPr>
+        <w:rFonts w:ascii="Symbol" w:hAnsi="Symbol" w:hint="default"/>
+        <w:sz w:val="20"/>
+      </w:rPr>
+    </w:lvl>
+    <w:lvl w:ilvl="7" w:tentative="1">
+      <w:start w:val="1"/>
+      <w:numFmt w:val="bullet"/>
+      <w:lvlText w:val=""/>
+      <w:lvlJc w:val="left"/>
+      <w:pPr>
+        <w:tabs>
+          <w:tab w:val="num" w:pos="5760"/>
+        </w:tabs>
+        <w:ind w:left="5760" w:hanging="360"/>
+      </w:pPr>
+      <w:rPr>
+        <w:rFonts w:ascii="Symbol" w:hAnsi="Symbol" w:hint="default"/>
+        <w:sz w:val="20"/>
+      </w:rPr>
+    </w:lvl>
+    <w:lvl w:ilvl="8" w:tentative="1">
+      <w:start w:val="1"/>
+      <w:numFmt w:val="bullet"/>
+      <w:lvlText w:val=""/>
+      <w:lvlJc w:val="left"/>
+      <w:pPr>
+        <w:tabs>
+          <w:tab w:val="num" w:pos="6480"/>
+        </w:tabs>
+        <w:ind w:left="6480" w:hanging="360"/>
+      </w:pPr>
+      <w:rPr>
+        <w:rFonts w:ascii="Symbol" w:hAnsi="Symbol" w:hint="default"/>
+        <w:sz w:val="20"/>
+      </w:rPr>
+    </w:lvl>
+  </w:abstractNum>
+  <w:abstractNum w:abstractNumId="10" w15:restartNumberingAfterBreak="0">
+    <w:nsid w:val="0E08014F"/>
+    <w:multiLevelType w:val="multilevel"/>
+    <w:tmpl w:val="BF14F69E"/>
+    <w:lvl w:ilvl="0">
+      <w:start w:val="1"/>
+      <w:numFmt w:val="bullet"/>
+      <w:lvlText w:val=""/>
+      <w:lvlJc w:val="left"/>
+      <w:pPr>
+        <w:tabs>
+          <w:tab w:val="num" w:pos="720"/>
+        </w:tabs>
+        <w:ind w:left="720" w:hanging="360"/>
+      </w:pPr>
+      <w:rPr>
+        <w:rFonts w:ascii="Symbol" w:hAnsi="Symbol" w:hint="default"/>
+        <w:sz w:val="20"/>
+      </w:rPr>
+    </w:lvl>
+    <w:lvl w:ilvl="1">
+      <w:start w:val="1"/>
+      <w:numFmt w:val="bullet"/>
+      <w:lvlText w:val=""/>
+      <w:lvlJc w:val="left"/>
+      <w:pPr>
+        <w:tabs>
+          <w:tab w:val="num" w:pos="1440"/>
+        </w:tabs>
+        <w:ind w:left="1440" w:hanging="360"/>
+      </w:pPr>
+      <w:rPr>
+        <w:rFonts w:ascii="Symbol" w:hAnsi="Symbol" w:hint="default"/>
+        <w:sz w:val="20"/>
+      </w:rPr>
+    </w:lvl>
+    <w:lvl w:ilvl="2" w:tentative="1">
+      <w:start w:val="1"/>
+      <w:numFmt w:val="bullet"/>
+      <w:lvlText w:val=""/>
+      <w:lvlJc w:val="left"/>
+      <w:pPr>
+        <w:tabs>
+          <w:tab w:val="num" w:pos="2160"/>
+        </w:tabs>
+        <w:ind w:left="2160" w:hanging="360"/>
+      </w:pPr>
+      <w:rPr>
+        <w:rFonts w:ascii="Symbol" w:hAnsi="Symbol" w:hint="default"/>
+        <w:sz w:val="20"/>
+      </w:rPr>
+    </w:lvl>
+    <w:lvl w:ilvl="3" w:tentative="1">
+      <w:start w:val="1"/>
+      <w:numFmt w:val="bullet"/>
+      <w:lvlText w:val=""/>
+      <w:lvlJc w:val="left"/>
+      <w:pPr>
+        <w:tabs>
+          <w:tab w:val="num" w:pos="2880"/>
+        </w:tabs>
+        <w:ind w:left="2880" w:hanging="360"/>
+      </w:pPr>
+      <w:rPr>
+        <w:rFonts w:ascii="Symbol" w:hAnsi="Symbol" w:hint="default"/>
+        <w:sz w:val="20"/>
+      </w:rPr>
+    </w:lvl>
+    <w:lvl w:ilvl="4" w:tentative="1">
+      <w:start w:val="1"/>
+      <w:numFmt w:val="bullet"/>
+      <w:lvlText w:val=""/>
+      <w:lvlJc w:val="left"/>
+      <w:pPr>
+        <w:tabs>
+          <w:tab w:val="num" w:pos="3600"/>
+        </w:tabs>
+        <w:ind w:left="3600" w:hanging="360"/>
+      </w:pPr>
+      <w:rPr>
+        <w:rFonts w:ascii="Symbol" w:hAnsi="Symbol" w:hint="default"/>
+        <w:sz w:val="20"/>
+      </w:rPr>
+    </w:lvl>
+    <w:lvl w:ilvl="5" w:tentative="1">
+      <w:start w:val="1"/>
+      <w:numFmt w:val="bullet"/>
+      <w:lvlText w:val=""/>
+      <w:lvlJc w:val="left"/>
+      <w:pPr>
+        <w:tabs>
+          <w:tab w:val="num" w:pos="4320"/>
+        </w:tabs>
+        <w:ind w:left="4320" w:hanging="360"/>
+      </w:pPr>
+      <w:rPr>
+        <w:rFonts w:ascii="Symbol" w:hAnsi="Symbol" w:hint="default"/>
+        <w:sz w:val="20"/>
+      </w:rPr>
+    </w:lvl>
+    <w:lvl w:ilvl="6" w:tentative="1">
+      <w:start w:val="1"/>
+      <w:numFmt w:val="bullet"/>
+      <w:lvlText w:val=""/>
+      <w:lvlJc w:val="left"/>
+      <w:pPr>
+        <w:tabs>
+          <w:tab w:val="num" w:pos="5040"/>
+        </w:tabs>
+        <w:ind w:left="5040" w:hanging="360"/>
+      </w:pPr>
+      <w:rPr>
+        <w:rFonts w:ascii="Symbol" w:hAnsi="Symbol" w:hint="default"/>
+        <w:sz w:val="20"/>
+      </w:rPr>
+    </w:lvl>
+    <w:lvl w:ilvl="7" w:tentative="1">
+      <w:start w:val="1"/>
+      <w:numFmt w:val="bullet"/>
+      <w:lvlText w:val=""/>
+      <w:lvlJc w:val="left"/>
+      <w:pPr>
+        <w:tabs>
+          <w:tab w:val="num" w:pos="5760"/>
+        </w:tabs>
+        <w:ind w:left="5760" w:hanging="360"/>
+      </w:pPr>
+      <w:rPr>
+        <w:rFonts w:ascii="Symbol" w:hAnsi="Symbol" w:hint="default"/>
+        <w:sz w:val="20"/>
+      </w:rPr>
+    </w:lvl>
+    <w:lvl w:ilvl="8" w:tentative="1">
+      <w:start w:val="1"/>
+      <w:numFmt w:val="bullet"/>
+      <w:lvlText w:val=""/>
+      <w:lvlJc w:val="left"/>
+      <w:pPr>
+        <w:tabs>
+          <w:tab w:val="num" w:pos="6480"/>
+        </w:tabs>
+        <w:ind w:left="6480" w:hanging="360"/>
+      </w:pPr>
+      <w:rPr>
+        <w:rFonts w:ascii="Symbol" w:hAnsi="Symbol" w:hint="default"/>
+        <w:sz w:val="20"/>
+      </w:rPr>
+    </w:lvl>
+  </w:abstractNum>
+  <w:abstractNum w:abstractNumId="11" w15:restartNumberingAfterBreak="0">
     <w:nsid w:val="0F4916E7"/>
     <w:multiLevelType w:val="hybridMultilevel"/>
     <w:tmpl w:val="92B8078A"/>
@@ -9538,7 +15167,7 @@
       </w:rPr>
     </w:lvl>
   </w:abstractNum>
-  <w:abstractNum w:abstractNumId="6" w15:restartNumberingAfterBreak="0">
+  <w:abstractNum w:abstractNumId="12" w15:restartNumberingAfterBreak="0">
     <w:nsid w:val="109960F0"/>
     <w:multiLevelType w:val="hybridMultilevel"/>
     <w:tmpl w:val="2766EE88"/>
@@ -9651,7 +15280,120 @@
       </w:rPr>
     </w:lvl>
   </w:abstractNum>
-  <w:abstractNum w:abstractNumId="7" w15:restartNumberingAfterBreak="0">
+  <w:abstractNum w:abstractNumId="13" w15:restartNumberingAfterBreak="0">
+    <w:nsid w:val="182919BE"/>
+    <w:multiLevelType w:val="multilevel"/>
+    <w:tmpl w:val="AE4AEAD2"/>
+    <w:lvl w:ilvl="0">
+      <w:start w:val="1"/>
+      <w:numFmt w:val="decimal"/>
+      <w:lvlText w:val="%1."/>
+      <w:lvlJc w:val="left"/>
+      <w:pPr>
+        <w:tabs>
+          <w:tab w:val="num" w:pos="720"/>
+        </w:tabs>
+        <w:ind w:left="720" w:hanging="360"/>
+      </w:pPr>
+    </w:lvl>
+    <w:lvl w:ilvl="1" w:tentative="1">
+      <w:start w:val="1"/>
+      <w:numFmt w:val="decimal"/>
+      <w:lvlText w:val="%2."/>
+      <w:lvlJc w:val="left"/>
+      <w:pPr>
+        <w:tabs>
+          <w:tab w:val="num" w:pos="1440"/>
+        </w:tabs>
+        <w:ind w:left="1440" w:hanging="360"/>
+      </w:pPr>
+    </w:lvl>
+    <w:lvl w:ilvl="2" w:tentative="1">
+      <w:start w:val="1"/>
+      <w:numFmt w:val="decimal"/>
+      <w:lvlText w:val="%3."/>
+      <w:lvlJc w:val="left"/>
+      <w:pPr>
+        <w:tabs>
+          <w:tab w:val="num" w:pos="2160"/>
+        </w:tabs>
+        <w:ind w:left="2160" w:hanging="360"/>
+      </w:pPr>
+    </w:lvl>
+    <w:lvl w:ilvl="3" w:tentative="1">
+      <w:start w:val="1"/>
+      <w:numFmt w:val="decimal"/>
+      <w:lvlText w:val="%4."/>
+      <w:lvlJc w:val="left"/>
+      <w:pPr>
+        <w:tabs>
+          <w:tab w:val="num" w:pos="2880"/>
+        </w:tabs>
+        <w:ind w:left="2880" w:hanging="360"/>
+      </w:pPr>
+    </w:lvl>
+    <w:lvl w:ilvl="4" w:tentative="1">
+      <w:start w:val="1"/>
+      <w:numFmt w:val="decimal"/>
+      <w:lvlText w:val="%5."/>
+      <w:lvlJc w:val="left"/>
+      <w:pPr>
+        <w:tabs>
+          <w:tab w:val="num" w:pos="3600"/>
+        </w:tabs>
+        <w:ind w:left="3600" w:hanging="360"/>
+      </w:pPr>
+    </w:lvl>
+    <w:lvl w:ilvl="5" w:tentative="1">
+      <w:start w:val="1"/>
+      <w:numFmt w:val="decimal"/>
+      <w:lvlText w:val="%6."/>
+      <w:lvlJc w:val="left"/>
+      <w:pPr>
+        <w:tabs>
+          <w:tab w:val="num" w:pos="4320"/>
+        </w:tabs>
+        <w:ind w:left="4320" w:hanging="360"/>
+      </w:pPr>
+    </w:lvl>
+    <w:lvl w:ilvl="6" w:tentative="1">
+      <w:start w:val="1"/>
+      <w:numFmt w:val="decimal"/>
+      <w:lvlText w:val="%7."/>
+      <w:lvlJc w:val="left"/>
+      <w:pPr>
+        <w:tabs>
+          <w:tab w:val="num" w:pos="5040"/>
+        </w:tabs>
+        <w:ind w:left="5040" w:hanging="360"/>
+      </w:pPr>
+    </w:lvl>
+    <w:lvl w:ilvl="7" w:tentative="1">
+      <w:start w:val="1"/>
+      <w:numFmt w:val="decimal"/>
+      <w:lvlText w:val="%8."/>
+      <w:lvlJc w:val="left"/>
+      <w:pPr>
+        <w:tabs>
+          <w:tab w:val="num" w:pos="5760"/>
+        </w:tabs>
+        <w:ind w:left="5760" w:hanging="360"/>
+      </w:pPr>
+    </w:lvl>
+    <w:lvl w:ilvl="8" w:tentative="1">
+      <w:start w:val="1"/>
+      <w:numFmt w:val="decimal"/>
+      <w:lvlText w:val="%9."/>
+      <w:lvlJc w:val="left"/>
+      <w:pPr>
+        <w:tabs>
+          <w:tab w:val="num" w:pos="6480"/>
+        </w:tabs>
+        <w:ind w:left="6480" w:hanging="360"/>
+      </w:pPr>
+    </w:lvl>
+  </w:abstractNum>
+  <w:abstractNum w:abstractNumId="14" w15:restartNumberingAfterBreak="0">
     <w:nsid w:val="19B61407"/>
     <w:multiLevelType w:val="multilevel"/>
     <w:tmpl w:val="FBA4480C"/>
@@ -9800,7 +15542,7 @@
       </w:rPr>
     </w:lvl>
   </w:abstractNum>
-  <w:abstractNum w:abstractNumId="8" w15:restartNumberingAfterBreak="0">
+  <w:abstractNum w:abstractNumId="15" w15:restartNumberingAfterBreak="0">
     <w:nsid w:val="19FB7235"/>
     <w:multiLevelType w:val="hybridMultilevel"/>
     <w:tmpl w:val="5290F61E"/>
@@ -9913,7 +15655,7 @@
       </w:rPr>
     </w:lvl>
   </w:abstractNum>
-  <w:abstractNum w:abstractNumId="9" w15:restartNumberingAfterBreak="0">
+  <w:abstractNum w:abstractNumId="16" w15:restartNumberingAfterBreak="0">
     <w:nsid w:val="1B6B04A3"/>
     <w:multiLevelType w:val="multilevel"/>
     <w:tmpl w:val="3198E284"/>
@@ -10062,7 +15804,7 @@
       </w:rPr>
     </w:lvl>
   </w:abstractNum>
-  <w:abstractNum w:abstractNumId="10" w15:restartNumberingAfterBreak="0">
+  <w:abstractNum w:abstractNumId="17" w15:restartNumberingAfterBreak="0">
     <w:nsid w:val="20F87267"/>
     <w:multiLevelType w:val="multilevel"/>
     <w:tmpl w:val="6C9E7F34"/>
@@ -10211,7 +15953,269 @@
       </w:rPr>
     </w:lvl>
   </w:abstractNum>
-  <w:abstractNum w:abstractNumId="11" w15:restartNumberingAfterBreak="0">
+  <w:abstractNum w:abstractNumId="18" w15:restartNumberingAfterBreak="0">
+    <w:nsid w:val="24D40526"/>
+    <w:multiLevelType w:val="multilevel"/>
+    <w:tmpl w:val="528883CA"/>
+    <w:lvl w:ilvl="0">
+      <w:start w:val="1"/>
+      <w:numFmt w:val="bullet"/>
+      <w:lvlText w:val=""/>
+      <w:lvlJc w:val="left"/>
+      <w:pPr>
+        <w:tabs>
+          <w:tab w:val="num" w:pos="720"/>
+        </w:tabs>
+        <w:ind w:left="720" w:hanging="360"/>
+      </w:pPr>
+      <w:rPr>
+        <w:rFonts w:ascii="Symbol" w:hAnsi="Symbol" w:hint="default"/>
+        <w:sz w:val="20"/>
+      </w:rPr>
+    </w:lvl>
+    <w:lvl w:ilvl="1" w:tentative="1">
+      <w:start w:val="1"/>
+      <w:numFmt w:val="bullet"/>
+      <w:lvlText w:val=""/>
+      <w:lvlJc w:val="left"/>
+      <w:pPr>
+        <w:tabs>
+          <w:tab w:val="num" w:pos="1440"/>
+        </w:tabs>
+        <w:ind w:left="1440" w:hanging="360"/>
+      </w:pPr>
+      <w:rPr>
+        <w:rFonts w:ascii="Symbol" w:hAnsi="Symbol" w:hint="default"/>
+        <w:sz w:val="20"/>
+      </w:rPr>
+    </w:lvl>
+    <w:lvl w:ilvl="2" w:tentative="1">
+      <w:start w:val="1"/>
+      <w:numFmt w:val="bullet"/>
+      <w:lvlText w:val=""/>
+      <w:lvlJc w:val="left"/>
+      <w:pPr>
+        <w:tabs>
+          <w:tab w:val="num" w:pos="2160"/>
+        </w:tabs>
+        <w:ind w:left="2160" w:hanging="360"/>
+      </w:pPr>
+      <w:rPr>
+        <w:rFonts w:ascii="Symbol" w:hAnsi="Symbol" w:hint="default"/>
+        <w:sz w:val="20"/>
+      </w:rPr>
+    </w:lvl>
+    <w:lvl w:ilvl="3" w:tentative="1">
+      <w:start w:val="1"/>
+      <w:numFmt w:val="bullet"/>
+      <w:lvlText w:val=""/>
+      <w:lvlJc w:val="left"/>
+      <w:pPr>
+        <w:tabs>
+          <w:tab w:val="num" w:pos="2880"/>
+        </w:tabs>
+        <w:ind w:left="2880" w:hanging="360"/>
+      </w:pPr>
+      <w:rPr>
+        <w:rFonts w:ascii="Symbol" w:hAnsi="Symbol" w:hint="default"/>
+        <w:sz w:val="20"/>
+      </w:rPr>
+    </w:lvl>
+    <w:lvl w:ilvl="4" w:tentative="1">
+      <w:start w:val="1"/>
+      <w:numFmt w:val="bullet"/>
+      <w:lvlText w:val=""/>
+      <w:lvlJc w:val="left"/>
+      <w:pPr>
+        <w:tabs>
+          <w:tab w:val="num" w:pos="3600"/>
+        </w:tabs>
+        <w:ind w:left="3600" w:hanging="360"/>
+      </w:pPr>
+      <w:rPr>
+        <w:rFonts w:ascii="Symbol" w:hAnsi="Symbol" w:hint="default"/>
+        <w:sz w:val="20"/>
+      </w:rPr>
+    </w:lvl>
+    <w:lvl w:ilvl="5" w:tentative="1">
+      <w:start w:val="1"/>
+      <w:numFmt w:val="bullet"/>
+      <w:lvlText w:val=""/>
+      <w:lvlJc w:val="left"/>
+      <w:pPr>
+        <w:tabs>
+          <w:tab w:val="num" w:pos="4320"/>
+        </w:tabs>
+        <w:ind w:left="4320" w:hanging="360"/>
+      </w:pPr>
+      <w:rPr>
+        <w:rFonts w:ascii="Symbol" w:hAnsi="Symbol" w:hint="default"/>
+        <w:sz w:val="20"/>
+      </w:rPr>
+    </w:lvl>
+    <w:lvl w:ilvl="6" w:tentative="1">
+      <w:start w:val="1"/>
+      <w:numFmt w:val="bullet"/>
+      <w:lvlText w:val=""/>
+      <w:lvlJc w:val="left"/>
+      <w:pPr>
+        <w:tabs>
+          <w:tab w:val="num" w:pos="5040"/>
+        </w:tabs>
+        <w:ind w:left="5040" w:hanging="360"/>
+      </w:pPr>
+      <w:rPr>
+        <w:rFonts w:ascii="Symbol" w:hAnsi="Symbol" w:hint="default"/>
+        <w:sz w:val="20"/>
+      </w:rPr>
+    </w:lvl>
+    <w:lvl w:ilvl="7" w:tentative="1">
+      <w:start w:val="1"/>
+      <w:numFmt w:val="bullet"/>
+      <w:lvlText w:val=""/>
+      <w:lvlJc w:val="left"/>
+      <w:pPr>
+        <w:tabs>
+          <w:tab w:val="num" w:pos="5760"/>
+        </w:tabs>
+        <w:ind w:left="5760" w:hanging="360"/>
+      </w:pPr>
+      <w:rPr>
+        <w:rFonts w:ascii="Symbol" w:hAnsi="Symbol" w:hint="default"/>
+        <w:sz w:val="20"/>
+      </w:rPr>
+    </w:lvl>
+    <w:lvl w:ilvl="8" w:tentative="1">
+      <w:start w:val="1"/>
+      <w:numFmt w:val="bullet"/>
+      <w:lvlText w:val=""/>
+      <w:lvlJc w:val="left"/>
+      <w:pPr>
+        <w:tabs>
+          <w:tab w:val="num" w:pos="6480"/>
+        </w:tabs>
+        <w:ind w:left="6480" w:hanging="360"/>
+      </w:pPr>
+      <w:rPr>
+        <w:rFonts w:ascii="Symbol" w:hAnsi="Symbol" w:hint="default"/>
+        <w:sz w:val="20"/>
+      </w:rPr>
+    </w:lvl>
+  </w:abstractNum>
+  <w:abstractNum w:abstractNumId="19" w15:restartNumberingAfterBreak="0">
+    <w:nsid w:val="24DE1B94"/>
+    <w:multiLevelType w:val="multilevel"/>
+    <w:tmpl w:val="6C2AFBE0"/>
+    <w:lvl w:ilvl="0">
+      <w:start w:val="1"/>
+      <w:numFmt w:val="decimal"/>
+      <w:lvlText w:val="%1."/>
+      <w:lvlJc w:val="left"/>
+      <w:pPr>
+        <w:tabs>
+          <w:tab w:val="num" w:pos="720"/>
+        </w:tabs>
+        <w:ind w:left="720" w:hanging="360"/>
+      </w:pPr>
+    </w:lvl>
+    <w:lvl w:ilvl="1" w:tentative="1">
+      <w:start w:val="1"/>
+      <w:numFmt w:val="decimal"/>
+      <w:lvlText w:val="%2."/>
+      <w:lvlJc w:val="left"/>
+      <w:pPr>
+        <w:tabs>
+          <w:tab w:val="num" w:pos="1440"/>
+        </w:tabs>
+        <w:ind w:left="1440" w:hanging="360"/>
+      </w:pPr>
+    </w:lvl>
+    <w:lvl w:ilvl="2" w:tentative="1">
+      <w:start w:val="1"/>
+      <w:numFmt w:val="decimal"/>
+      <w:lvlText w:val="%3."/>
+      <w:lvlJc w:val="left"/>
+      <w:pPr>
+        <w:tabs>
+          <w:tab w:val="num" w:pos="2160"/>
+        </w:tabs>
+        <w:ind w:left="2160" w:hanging="360"/>
+      </w:pPr>
+    </w:lvl>
+    <w:lvl w:ilvl="3" w:tentative="1">
+      <w:start w:val="1"/>
+      <w:numFmt w:val="decimal"/>
+      <w:lvlText w:val="%4."/>
+      <w:lvlJc w:val="left"/>
+      <w:pPr>
+        <w:tabs>
+          <w:tab w:val="num" w:pos="2880"/>
+        </w:tabs>
+        <w:ind w:left="2880" w:hanging="360"/>
+      </w:pPr>
+    </w:lvl>
+    <w:lvl w:ilvl="4" w:tentative="1">
+      <w:start w:val="1"/>
+      <w:numFmt w:val="decimal"/>
+      <w:lvlText w:val="%5."/>
+      <w:lvlJc w:val="left"/>
+      <w:pPr>
+        <w:tabs>
+          <w:tab w:val="num" w:pos="3600"/>
+        </w:tabs>
+        <w:ind w:left="3600" w:hanging="360"/>
+      </w:pPr>
+    </w:lvl>
+    <w:lvl w:ilvl="5" w:tentative="1">
+      <w:start w:val="1"/>
+      <w:numFmt w:val="decimal"/>
+      <w:lvlText w:val="%6."/>
+      <w:lvlJc w:val="left"/>
+      <w:pPr>
+        <w:tabs>
+          <w:tab w:val="num" w:pos="4320"/>
+        </w:tabs>
+        <w:ind w:left="4320" w:hanging="360"/>
+      </w:pPr>
+    </w:lvl>
+    <w:lvl w:ilvl="6" w:tentative="1">
+      <w:start w:val="1"/>
+      <w:numFmt w:val="decimal"/>
+      <w:lvlText w:val="%7."/>
+      <w:lvlJc w:val="left"/>
+      <w:pPr>
+        <w:tabs>
+          <w:tab w:val="num" w:pos="5040"/>
+        </w:tabs>
+        <w:ind w:left="5040" w:hanging="360"/>
+      </w:pPr>
+    </w:lvl>
+    <w:lvl w:ilvl="7" w:tentative="1">
+      <w:start w:val="1"/>
+      <w:numFmt w:val="decimal"/>
+      <w:lvlText w:val="%8."/>
+      <w:lvlJc w:val="left"/>
+      <w:pPr>
+        <w:tabs>
+          <w:tab w:val="num" w:pos="5760"/>
+        </w:tabs>
+        <w:ind w:left="5760" w:hanging="360"/>
+      </w:pPr>
+    </w:lvl>
+    <w:lvl w:ilvl="8" w:tentative="1">
+      <w:start w:val="1"/>
+      <w:numFmt w:val="decimal"/>
+      <w:lvlText w:val="%9."/>
+      <w:lvlJc w:val="left"/>
+      <w:pPr>
+        <w:tabs>
+          <w:tab w:val="num" w:pos="6480"/>
+        </w:tabs>
+        <w:ind w:left="6480" w:hanging="360"/>
+      </w:pPr>
+    </w:lvl>
+  </w:abstractNum>
+  <w:abstractNum w:abstractNumId="20" w15:restartNumberingAfterBreak="0">
     <w:nsid w:val="254D35D5"/>
     <w:multiLevelType w:val="multilevel"/>
     <w:tmpl w:val="C2804BA2"/>
@@ -10360,7 +16364,7 @@
       </w:rPr>
     </w:lvl>
   </w:abstractNum>
-  <w:abstractNum w:abstractNumId="12" w15:restartNumberingAfterBreak="0">
+  <w:abstractNum w:abstractNumId="21" w15:restartNumberingAfterBreak="0">
     <w:nsid w:val="2A5F4AE4"/>
     <w:multiLevelType w:val="multilevel"/>
     <w:tmpl w:val="B2CCB690"/>
@@ -10509,7 +16513,269 @@
       </w:rPr>
     </w:lvl>
   </w:abstractNum>
-  <w:abstractNum w:abstractNumId="13" w15:restartNumberingAfterBreak="0">
+  <w:abstractNum w:abstractNumId="22" w15:restartNumberingAfterBreak="0">
+    <w:nsid w:val="2E8D026F"/>
+    <w:multiLevelType w:val="hybridMultilevel"/>
+    <w:tmpl w:val="0DDAE9BA"/>
+    <w:lvl w:ilvl="0" w:tplc="04090001">
+      <w:start w:val="1"/>
+      <w:numFmt w:val="bullet"/>
+      <w:lvlText w:val=""/>
+      <w:lvlJc w:val="left"/>
+      <w:pPr>
+        <w:ind w:left="1440" w:hanging="360"/>
+      </w:pPr>
+      <w:rPr>
+        <w:rFonts w:ascii="Symbol" w:hAnsi="Symbol" w:hint="default"/>
+      </w:rPr>
+    </w:lvl>
+    <w:lvl w:ilvl="1" w:tplc="04090003" w:tentative="1">
+      <w:start w:val="1"/>
+      <w:numFmt w:val="bullet"/>
+      <w:lvlText w:val="o"/>
+      <w:lvlJc w:val="left"/>
+      <w:pPr>
+        <w:ind w:left="2160" w:hanging="360"/>
+      </w:pPr>
+      <w:rPr>
+        <w:rFonts w:ascii="Courier New" w:hAnsi="Courier New" w:cs="Courier New" w:hint="default"/>
+      </w:rPr>
+    </w:lvl>
+    <w:lvl w:ilvl="2" w:tplc="04090005" w:tentative="1">
+      <w:start w:val="1"/>
+      <w:numFmt w:val="bullet"/>
+      <w:lvlText w:val=""/>
+      <w:lvlJc w:val="left"/>
+      <w:pPr>
+        <w:ind w:left="2880" w:hanging="360"/>
+      </w:pPr>
+      <w:rPr>
+        <w:rFonts w:ascii="Wingdings" w:hAnsi="Wingdings" w:hint="default"/>
+      </w:rPr>
+    </w:lvl>
+    <w:lvl w:ilvl="3" w:tplc="04090001" w:tentative="1">
+      <w:start w:val="1"/>
+      <w:numFmt w:val="bullet"/>
+      <w:lvlText w:val=""/>
+      <w:lvlJc w:val="left"/>
+      <w:pPr>
+        <w:ind w:left="3600" w:hanging="360"/>
+      </w:pPr>
+      <w:rPr>
+        <w:rFonts w:ascii="Symbol" w:hAnsi="Symbol" w:hint="default"/>
+      </w:rPr>
+    </w:lvl>
+    <w:lvl w:ilvl="4" w:tplc="04090003" w:tentative="1">
+      <w:start w:val="1"/>
+      <w:numFmt w:val="bullet"/>
+      <w:lvlText w:val="o"/>
+      <w:lvlJc w:val="left"/>
+      <w:pPr>
+        <w:ind w:left="4320" w:hanging="360"/>
+      </w:pPr>
+      <w:rPr>
+        <w:rFonts w:ascii="Courier New" w:hAnsi="Courier New" w:cs="Courier New" w:hint="default"/>
+      </w:rPr>
+    </w:lvl>
+    <w:lvl w:ilvl="5" w:tplc="04090005" w:tentative="1">
+      <w:start w:val="1"/>
+      <w:numFmt w:val="bullet"/>
+      <w:lvlText w:val=""/>
+      <w:lvlJc w:val="left"/>
+      <w:pPr>
+        <w:ind w:left="5040" w:hanging="360"/>
+      </w:pPr>
+      <w:rPr>
+        <w:rFonts w:ascii="Wingdings" w:hAnsi="Wingdings" w:hint="default"/>
+      </w:rPr>
+    </w:lvl>
+    <w:lvl w:ilvl="6" w:tplc="04090001" w:tentative="1">
+      <w:start w:val="1"/>
+      <w:numFmt w:val="bullet"/>
+      <w:lvlText w:val=""/>
+      <w:lvlJc w:val="left"/>
+      <w:pPr>
+        <w:ind w:left="5760" w:hanging="360"/>
+      </w:pPr>
+      <w:rPr>
+        <w:rFonts w:ascii="Symbol" w:hAnsi="Symbol" w:hint="default"/>
+      </w:rPr>
+    </w:lvl>
+    <w:lvl w:ilvl="7" w:tplc="04090003" w:tentative="1">
+      <w:start w:val="1"/>
+      <w:numFmt w:val="bullet"/>
+      <w:lvlText w:val="o"/>
+      <w:lvlJc w:val="left"/>
+      <w:pPr>
+        <w:ind w:left="6480" w:hanging="360"/>
+      </w:pPr>
+      <w:rPr>
+        <w:rFonts w:ascii="Courier New" w:hAnsi="Courier New" w:cs="Courier New" w:hint="default"/>
+      </w:rPr>
+    </w:lvl>
+    <w:lvl w:ilvl="8" w:tplc="04090005" w:tentative="1">
+      <w:start w:val="1"/>
+      <w:numFmt w:val="bullet"/>
+      <w:lvlText w:val=""/>
+      <w:lvlJc w:val="left"/>
+      <w:pPr>
+        <w:ind w:left="7200" w:hanging="360"/>
+      </w:pPr>
+      <w:rPr>
+        <w:rFonts w:ascii="Wingdings" w:hAnsi="Wingdings" w:hint="default"/>
+      </w:rPr>
+    </w:lvl>
+  </w:abstractNum>
+  <w:abstractNum w:abstractNumId="23" w15:restartNumberingAfterBreak="0">
+    <w:nsid w:val="310A18BE"/>
+    <w:multiLevelType w:val="multilevel"/>
+    <w:tmpl w:val="D2C09DA4"/>
+    <w:lvl w:ilvl="0">
+      <w:start w:val="1"/>
+      <w:numFmt w:val="bullet"/>
+      <w:lvlText w:val=""/>
+      <w:lvlJc w:val="left"/>
+      <w:pPr>
+        <w:tabs>
+          <w:tab w:val="num" w:pos="720"/>
+        </w:tabs>
+        <w:ind w:left="720" w:hanging="360"/>
+      </w:pPr>
+      <w:rPr>
+        <w:rFonts w:ascii="Symbol" w:hAnsi="Symbol" w:hint="default"/>
+        <w:sz w:val="20"/>
+      </w:rPr>
+    </w:lvl>
+    <w:lvl w:ilvl="1" w:tentative="1">
+      <w:start w:val="1"/>
+      <w:numFmt w:val="bullet"/>
+      <w:lvlText w:val=""/>
+      <w:lvlJc w:val="left"/>
+      <w:pPr>
+        <w:tabs>
+          <w:tab w:val="num" w:pos="1440"/>
+        </w:tabs>
+        <w:ind w:left="1440" w:hanging="360"/>
+      </w:pPr>
+      <w:rPr>
+        <w:rFonts w:ascii="Symbol" w:hAnsi="Symbol" w:hint="default"/>
+        <w:sz w:val="20"/>
+      </w:rPr>
+    </w:lvl>
+    <w:lvl w:ilvl="2" w:tentative="1">
+      <w:start w:val="1"/>
+      <w:numFmt w:val="bullet"/>
+      <w:lvlText w:val=""/>
+      <w:lvlJc w:val="left"/>
+      <w:pPr>
+        <w:tabs>
+          <w:tab w:val="num" w:pos="2160"/>
+        </w:tabs>
+        <w:ind w:left="2160" w:hanging="360"/>
+      </w:pPr>
+      <w:rPr>
+        <w:rFonts w:ascii="Symbol" w:hAnsi="Symbol" w:hint="default"/>
+        <w:sz w:val="20"/>
+      </w:rPr>
+    </w:lvl>
+    <w:lvl w:ilvl="3" w:tentative="1">
+      <w:start w:val="1"/>
+      <w:numFmt w:val="bullet"/>
+      <w:lvlText w:val=""/>
+      <w:lvlJc w:val="left"/>
+      <w:pPr>
+        <w:tabs>
+          <w:tab w:val="num" w:pos="2880"/>
+        </w:tabs>
+        <w:ind w:left="2880" w:hanging="360"/>
+      </w:pPr>
+      <w:rPr>
+        <w:rFonts w:ascii="Symbol" w:hAnsi="Symbol" w:hint="default"/>
+        <w:sz w:val="20"/>
+      </w:rPr>
+    </w:lvl>
+    <w:lvl w:ilvl="4" w:tentative="1">
+      <w:start w:val="1"/>
+      <w:numFmt w:val="bullet"/>
+      <w:lvlText w:val=""/>
+      <w:lvlJc w:val="left"/>
+      <w:pPr>
+        <w:tabs>
+          <w:tab w:val="num" w:pos="3600"/>
+        </w:tabs>
+        <w:ind w:left="3600" w:hanging="360"/>
+      </w:pPr>
+      <w:rPr>
+        <w:rFonts w:ascii="Symbol" w:hAnsi="Symbol" w:hint="default"/>
+        <w:sz w:val="20"/>
+      </w:rPr>
+    </w:lvl>
+    <w:lvl w:ilvl="5" w:tentative="1">
+      <w:start w:val="1"/>
+      <w:numFmt w:val="bullet"/>
+      <w:lvlText w:val=""/>
+      <w:lvlJc w:val="left"/>
+      <w:pPr>
+        <w:tabs>
+          <w:tab w:val="num" w:pos="4320"/>
+        </w:tabs>
+        <w:ind w:left="4320" w:hanging="360"/>
+      </w:pPr>
+      <w:rPr>
+        <w:rFonts w:ascii="Symbol" w:hAnsi="Symbol" w:hint="default"/>
+        <w:sz w:val="20"/>
+      </w:rPr>
+    </w:lvl>
+    <w:lvl w:ilvl="6" w:tentative="1">
+      <w:start w:val="1"/>
+      <w:numFmt w:val="bullet"/>
+      <w:lvlText w:val=""/>
+      <w:lvlJc w:val="left"/>
+      <w:pPr>
+        <w:tabs>
+          <w:tab w:val="num" w:pos="5040"/>
+        </w:tabs>
+        <w:ind w:left="5040" w:hanging="360"/>
+      </w:pPr>
+      <w:rPr>
+        <w:rFonts w:ascii="Symbol" w:hAnsi="Symbol" w:hint="default"/>
+        <w:sz w:val="20"/>
+      </w:rPr>
+    </w:lvl>
+    <w:lvl w:ilvl="7" w:tentative="1">
+      <w:start w:val="1"/>
+      <w:numFmt w:val="bullet"/>
+      <w:lvlText w:val=""/>
+      <w:lvlJc w:val="left"/>
+      <w:pPr>
+        <w:tabs>
+          <w:tab w:val="num" w:pos="5760"/>
+        </w:tabs>
+        <w:ind w:left="5760" w:hanging="360"/>
+      </w:pPr>
+      <w:rPr>
+        <w:rFonts w:ascii="Symbol" w:hAnsi="Symbol" w:hint="default"/>
+        <w:sz w:val="20"/>
+      </w:rPr>
+    </w:lvl>
+    <w:lvl w:ilvl="8" w:tentative="1">
+      <w:start w:val="1"/>
+      <w:numFmt w:val="bullet"/>
+      <w:lvlText w:val=""/>
+      <w:lvlJc w:val="left"/>
+      <w:pPr>
+        <w:tabs>
+          <w:tab w:val="num" w:pos="6480"/>
+        </w:tabs>
+        <w:ind w:left="6480" w:hanging="360"/>
+      </w:pPr>
+      <w:rPr>
+        <w:rFonts w:ascii="Symbol" w:hAnsi="Symbol" w:hint="default"/>
+        <w:sz w:val="20"/>
+      </w:rPr>
+    </w:lvl>
+  </w:abstractNum>
+  <w:abstractNum w:abstractNumId="24" w15:restartNumberingAfterBreak="0">
     <w:nsid w:val="327E38F0"/>
     <w:multiLevelType w:val="multilevel"/>
     <w:tmpl w:val="0EBE073E"/>
@@ -10658,7 +16924,7 @@
       </w:rPr>
     </w:lvl>
   </w:abstractNum>
-  <w:abstractNum w:abstractNumId="14" w15:restartNumberingAfterBreak="0">
+  <w:abstractNum w:abstractNumId="25" w15:restartNumberingAfterBreak="0">
     <w:nsid w:val="34A83E13"/>
     <w:multiLevelType w:val="multilevel"/>
     <w:tmpl w:val="48CC34C6"/>
@@ -10807,7 +17073,7 @@
       </w:rPr>
     </w:lvl>
   </w:abstractNum>
-  <w:abstractNum w:abstractNumId="15" w15:restartNumberingAfterBreak="0">
+  <w:abstractNum w:abstractNumId="26" w15:restartNumberingAfterBreak="0">
     <w:nsid w:val="351938A8"/>
     <w:multiLevelType w:val="hybridMultilevel"/>
     <w:tmpl w:val="617079EE"/>
@@ -10896,7 +17162,7 @@
       </w:pPr>
     </w:lvl>
   </w:abstractNum>
-  <w:abstractNum w:abstractNumId="16" w15:restartNumberingAfterBreak="0">
+  <w:abstractNum w:abstractNumId="27" w15:restartNumberingAfterBreak="0">
     <w:nsid w:val="36FA4C84"/>
     <w:multiLevelType w:val="hybridMultilevel"/>
     <w:tmpl w:val="7622578E"/>
@@ -11009,7 +17275,7 @@
       </w:rPr>
     </w:lvl>
   </w:abstractNum>
-  <w:abstractNum w:abstractNumId="17" w15:restartNumberingAfterBreak="0">
+  <w:abstractNum w:abstractNumId="28" w15:restartNumberingAfterBreak="0">
     <w:nsid w:val="3BC9478E"/>
     <w:multiLevelType w:val="multilevel"/>
     <w:tmpl w:val="C1F41E16"/>
@@ -11158,7 +17424,156 @@
       </w:rPr>
     </w:lvl>
   </w:abstractNum>
-  <w:abstractNum w:abstractNumId="18" w15:restartNumberingAfterBreak="0">
+  <w:abstractNum w:abstractNumId="29" w15:restartNumberingAfterBreak="0">
+    <w:nsid w:val="3D4E116D"/>
+    <w:multiLevelType w:val="multilevel"/>
+    <w:tmpl w:val="808AB168"/>
+    <w:lvl w:ilvl="0">
+      <w:start w:val="1"/>
+      <w:numFmt w:val="bullet"/>
+      <w:lvlText w:val=""/>
+      <w:lvlJc w:val="left"/>
+      <w:pPr>
+        <w:tabs>
+          <w:tab w:val="num" w:pos="720"/>
+        </w:tabs>
+        <w:ind w:left="720" w:hanging="360"/>
+      </w:pPr>
+      <w:rPr>
+        <w:rFonts w:ascii="Symbol" w:hAnsi="Symbol" w:hint="default"/>
+        <w:sz w:val="20"/>
+      </w:rPr>
+    </w:lvl>
+    <w:lvl w:ilvl="1" w:tentative="1">
+      <w:start w:val="1"/>
+      <w:numFmt w:val="bullet"/>
+      <w:lvlText w:val=""/>
+      <w:lvlJc w:val="left"/>
+      <w:pPr>
+        <w:tabs>
+          <w:tab w:val="num" w:pos="1440"/>
+        </w:tabs>
+        <w:ind w:left="1440" w:hanging="360"/>
+      </w:pPr>
+      <w:rPr>
+        <w:rFonts w:ascii="Symbol" w:hAnsi="Symbol" w:hint="default"/>
+        <w:sz w:val="20"/>
+      </w:rPr>
+    </w:lvl>
+    <w:lvl w:ilvl="2" w:tentative="1">
+      <w:start w:val="1"/>
+      <w:numFmt w:val="bullet"/>
+      <w:lvlText w:val=""/>
+      <w:lvlJc w:val="left"/>
+      <w:pPr>
+        <w:tabs>
+          <w:tab w:val="num" w:pos="2160"/>
+        </w:tabs>
+        <w:ind w:left="2160" w:hanging="360"/>
+      </w:pPr>
+      <w:rPr>
+        <w:rFonts w:ascii="Symbol" w:hAnsi="Symbol" w:hint="default"/>
+        <w:sz w:val="20"/>
+      </w:rPr>
+    </w:lvl>
+    <w:lvl w:ilvl="3" w:tentative="1">
+      <w:start w:val="1"/>
+      <w:numFmt w:val="bullet"/>
+      <w:lvlText w:val=""/>
+      <w:lvlJc w:val="left"/>
+      <w:pPr>
+        <w:tabs>
+          <w:tab w:val="num" w:pos="2880"/>
+        </w:tabs>
+        <w:ind w:left="2880" w:hanging="360"/>
+      </w:pPr>
+      <w:rPr>
+        <w:rFonts w:ascii="Symbol" w:hAnsi="Symbol" w:hint="default"/>
+        <w:sz w:val="20"/>
+      </w:rPr>
+    </w:lvl>
+    <w:lvl w:ilvl="4" w:tentative="1">
+      <w:start w:val="1"/>
+      <w:numFmt w:val="bullet"/>
+      <w:lvlText w:val=""/>
+      <w:lvlJc w:val="left"/>
+      <w:pPr>
+        <w:tabs>
+          <w:tab w:val="num" w:pos="3600"/>
+        </w:tabs>
+        <w:ind w:left="3600" w:hanging="360"/>
+      </w:pPr>
+      <w:rPr>
+        <w:rFonts w:ascii="Symbol" w:hAnsi="Symbol" w:hint="default"/>
+        <w:sz w:val="20"/>
+      </w:rPr>
+    </w:lvl>
+    <w:lvl w:ilvl="5" w:tentative="1">
+      <w:start w:val="1"/>
+      <w:numFmt w:val="bullet"/>
+      <w:lvlText w:val=""/>
+      <w:lvlJc w:val="left"/>
+      <w:pPr>
+        <w:tabs>
+          <w:tab w:val="num" w:pos="4320"/>
+        </w:tabs>
+        <w:ind w:left="4320" w:hanging="360"/>
+      </w:pPr>
+      <w:rPr>
+        <w:rFonts w:ascii="Symbol" w:hAnsi="Symbol" w:hint="default"/>
+        <w:sz w:val="20"/>
+      </w:rPr>
+    </w:lvl>
+    <w:lvl w:ilvl="6" w:tentative="1">
+      <w:start w:val="1"/>
+      <w:numFmt w:val="bullet"/>
+      <w:lvlText w:val=""/>
+      <w:lvlJc w:val="left"/>
+      <w:pPr>
+        <w:tabs>
+          <w:tab w:val="num" w:pos="5040"/>
+        </w:tabs>
+        <w:ind w:left="5040" w:hanging="360"/>
+      </w:pPr>
+      <w:rPr>
+        <w:rFonts w:ascii="Symbol" w:hAnsi="Symbol" w:hint="default"/>
+        <w:sz w:val="20"/>
+      </w:rPr>
+    </w:lvl>
+    <w:lvl w:ilvl="7" w:tentative="1">
+      <w:start w:val="1"/>
+      <w:numFmt w:val="bullet"/>
+      <w:lvlText w:val=""/>
+      <w:lvlJc w:val="left"/>
+      <w:pPr>
+        <w:tabs>
+          <w:tab w:val="num" w:pos="5760"/>
+        </w:tabs>
+        <w:ind w:left="5760" w:hanging="360"/>
+      </w:pPr>
+      <w:rPr>
+        <w:rFonts w:ascii="Symbol" w:hAnsi="Symbol" w:hint="default"/>
+        <w:sz w:val="20"/>
+      </w:rPr>
+    </w:lvl>
+    <w:lvl w:ilvl="8" w:tentative="1">
+      <w:start w:val="1"/>
+      <w:numFmt w:val="bullet"/>
+      <w:lvlText w:val=""/>
+      <w:lvlJc w:val="left"/>
+      <w:pPr>
+        <w:tabs>
+          <w:tab w:val="num" w:pos="6480"/>
+        </w:tabs>
+        <w:ind w:left="6480" w:hanging="360"/>
+      </w:pPr>
+      <w:rPr>
+        <w:rFonts w:ascii="Symbol" w:hAnsi="Symbol" w:hint="default"/>
+        <w:sz w:val="20"/>
+      </w:rPr>
+    </w:lvl>
+  </w:abstractNum>
+  <w:abstractNum w:abstractNumId="30" w15:restartNumberingAfterBreak="0">
     <w:nsid w:val="3F782E58"/>
     <w:multiLevelType w:val="multilevel"/>
     <w:tmpl w:val="1F92AA5C"/>
@@ -11307,7 +17722,156 @@
       </w:rPr>
     </w:lvl>
   </w:abstractNum>
-  <w:abstractNum w:abstractNumId="19" w15:restartNumberingAfterBreak="0">
+  <w:abstractNum w:abstractNumId="31" w15:restartNumberingAfterBreak="0">
+    <w:nsid w:val="403744EB"/>
+    <w:multiLevelType w:val="multilevel"/>
+    <w:tmpl w:val="5AFCD5A8"/>
+    <w:lvl w:ilvl="0">
+      <w:start w:val="1"/>
+      <w:numFmt w:val="bullet"/>
+      <w:lvlText w:val=""/>
+      <w:lvlJc w:val="left"/>
+      <w:pPr>
+        <w:tabs>
+          <w:tab w:val="num" w:pos="720"/>
+        </w:tabs>
+        <w:ind w:left="720" w:hanging="360"/>
+      </w:pPr>
+      <w:rPr>
+        <w:rFonts w:ascii="Symbol" w:hAnsi="Symbol" w:hint="default"/>
+        <w:sz w:val="20"/>
+      </w:rPr>
+    </w:lvl>
+    <w:lvl w:ilvl="1" w:tentative="1">
+      <w:start w:val="1"/>
+      <w:numFmt w:val="bullet"/>
+      <w:lvlText w:val=""/>
+      <w:lvlJc w:val="left"/>
+      <w:pPr>
+        <w:tabs>
+          <w:tab w:val="num" w:pos="1440"/>
+        </w:tabs>
+        <w:ind w:left="1440" w:hanging="360"/>
+      </w:pPr>
+      <w:rPr>
+        <w:rFonts w:ascii="Symbol" w:hAnsi="Symbol" w:hint="default"/>
+        <w:sz w:val="20"/>
+      </w:rPr>
+    </w:lvl>
+    <w:lvl w:ilvl="2" w:tentative="1">
+      <w:start w:val="1"/>
+      <w:numFmt w:val="bullet"/>
+      <w:lvlText w:val=""/>
+      <w:lvlJc w:val="left"/>
+      <w:pPr>
+        <w:tabs>
+          <w:tab w:val="num" w:pos="2160"/>
+        </w:tabs>
+        <w:ind w:left="2160" w:hanging="360"/>
+      </w:pPr>
+      <w:rPr>
+        <w:rFonts w:ascii="Symbol" w:hAnsi="Symbol" w:hint="default"/>
+        <w:sz w:val="20"/>
+      </w:rPr>
+    </w:lvl>
+    <w:lvl w:ilvl="3" w:tentative="1">
+      <w:start w:val="1"/>
+      <w:numFmt w:val="bullet"/>
+      <w:lvlText w:val=""/>
+      <w:lvlJc w:val="left"/>
+      <w:pPr>
+        <w:tabs>
+          <w:tab w:val="num" w:pos="2880"/>
+        </w:tabs>
+        <w:ind w:left="2880" w:hanging="360"/>
+      </w:pPr>
+      <w:rPr>
+        <w:rFonts w:ascii="Symbol" w:hAnsi="Symbol" w:hint="default"/>
+        <w:sz w:val="20"/>
+      </w:rPr>
+    </w:lvl>
+    <w:lvl w:ilvl="4" w:tentative="1">
+      <w:start w:val="1"/>
+      <w:numFmt w:val="bullet"/>
+      <w:lvlText w:val=""/>
+      <w:lvlJc w:val="left"/>
+      <w:pPr>
+        <w:tabs>
+          <w:tab w:val="num" w:pos="3600"/>
+        </w:tabs>
+        <w:ind w:left="3600" w:hanging="360"/>
+      </w:pPr>
+      <w:rPr>
+        <w:rFonts w:ascii="Symbol" w:hAnsi="Symbol" w:hint="default"/>
+        <w:sz w:val="20"/>
+      </w:rPr>
+    </w:lvl>
+    <w:lvl w:ilvl="5" w:tentative="1">
+      <w:start w:val="1"/>
+      <w:numFmt w:val="bullet"/>
+      <w:lvlText w:val=""/>
+      <w:lvlJc w:val="left"/>
+      <w:pPr>
+        <w:tabs>
+          <w:tab w:val="num" w:pos="4320"/>
+        </w:tabs>
+        <w:ind w:left="4320" w:hanging="360"/>
+      </w:pPr>
+      <w:rPr>
+        <w:rFonts w:ascii="Symbol" w:hAnsi="Symbol" w:hint="default"/>
+        <w:sz w:val="20"/>
+      </w:rPr>
+    </w:lvl>
+    <w:lvl w:ilvl="6" w:tentative="1">
+      <w:start w:val="1"/>
+      <w:numFmt w:val="bullet"/>
+      <w:lvlText w:val=""/>
+      <w:lvlJc w:val="left"/>
+      <w:pPr>
+        <w:tabs>
+          <w:tab w:val="num" w:pos="5040"/>
+        </w:tabs>
+        <w:ind w:left="5040" w:hanging="360"/>
+      </w:pPr>
+      <w:rPr>
+        <w:rFonts w:ascii="Symbol" w:hAnsi="Symbol" w:hint="default"/>
+        <w:sz w:val="20"/>
+      </w:rPr>
+    </w:lvl>
+    <w:lvl w:ilvl="7" w:tentative="1">
+      <w:start w:val="1"/>
+      <w:numFmt w:val="bullet"/>
+      <w:lvlText w:val=""/>
+      <w:lvlJc w:val="left"/>
+      <w:pPr>
+        <w:tabs>
+          <w:tab w:val="num" w:pos="5760"/>
+        </w:tabs>
+        <w:ind w:left="5760" w:hanging="360"/>
+      </w:pPr>
+      <w:rPr>
+        <w:rFonts w:ascii="Symbol" w:hAnsi="Symbol" w:hint="default"/>
+        <w:sz w:val="20"/>
+      </w:rPr>
+    </w:lvl>
+    <w:lvl w:ilvl="8" w:tentative="1">
+      <w:start w:val="1"/>
+      <w:numFmt w:val="bullet"/>
+      <w:lvlText w:val=""/>
+      <w:lvlJc w:val="left"/>
+      <w:pPr>
+        <w:tabs>
+          <w:tab w:val="num" w:pos="6480"/>
+        </w:tabs>
+        <w:ind w:left="6480" w:hanging="360"/>
+      </w:pPr>
+      <w:rPr>
+        <w:rFonts w:ascii="Symbol" w:hAnsi="Symbol" w:hint="default"/>
+        <w:sz w:val="20"/>
+      </w:rPr>
+    </w:lvl>
+  </w:abstractNum>
+  <w:abstractNum w:abstractNumId="32" w15:restartNumberingAfterBreak="0">
     <w:nsid w:val="4A88010B"/>
     <w:multiLevelType w:val="multilevel"/>
     <w:tmpl w:val="3D1A87DE"/>
@@ -11456,7 +18020,7 @@
       </w:rPr>
     </w:lvl>
   </w:abstractNum>
-  <w:abstractNum w:abstractNumId="20" w15:restartNumberingAfterBreak="0">
+  <w:abstractNum w:abstractNumId="33" w15:restartNumberingAfterBreak="0">
     <w:nsid w:val="4AC52AFC"/>
     <w:multiLevelType w:val="multilevel"/>
     <w:tmpl w:val="7A22DBA0"/>
@@ -11605,7 +18169,7 @@
       </w:rPr>
     </w:lvl>
   </w:abstractNum>
-  <w:abstractNum w:abstractNumId="21" w15:restartNumberingAfterBreak="0">
+  <w:abstractNum w:abstractNumId="34" w15:restartNumberingAfterBreak="0">
     <w:nsid w:val="4EB709AA"/>
     <w:multiLevelType w:val="hybridMultilevel"/>
     <w:tmpl w:val="C142AAFA"/>
@@ -11718,7 +18282,7 @@
       </w:rPr>
     </w:lvl>
   </w:abstractNum>
-  <w:abstractNum w:abstractNumId="22" w15:restartNumberingAfterBreak="0">
+  <w:abstractNum w:abstractNumId="35" w15:restartNumberingAfterBreak="0">
     <w:nsid w:val="4F2D3D3D"/>
     <w:multiLevelType w:val="multilevel"/>
     <w:tmpl w:val="41023994"/>
@@ -11867,7 +18431,7 @@
       </w:rPr>
     </w:lvl>
   </w:abstractNum>
-  <w:abstractNum w:abstractNumId="23" w15:restartNumberingAfterBreak="0">
+  <w:abstractNum w:abstractNumId="36" w15:restartNumberingAfterBreak="0">
     <w:nsid w:val="50047C59"/>
     <w:multiLevelType w:val="hybridMultilevel"/>
     <w:tmpl w:val="533807F2"/>
@@ -11980,7 +18544,7 @@
       </w:rPr>
     </w:lvl>
   </w:abstractNum>
-  <w:abstractNum w:abstractNumId="24" w15:restartNumberingAfterBreak="0">
+  <w:abstractNum w:abstractNumId="37" w15:restartNumberingAfterBreak="0">
     <w:nsid w:val="54AE5EA9"/>
     <w:multiLevelType w:val="multilevel"/>
     <w:tmpl w:val="64382740"/>
@@ -12129,7 +18693,7 @@
       </w:rPr>
     </w:lvl>
   </w:abstractNum>
-  <w:abstractNum w:abstractNumId="25" w15:restartNumberingAfterBreak="0">
+  <w:abstractNum w:abstractNumId="38" w15:restartNumberingAfterBreak="0">
     <w:nsid w:val="555C7BEE"/>
     <w:multiLevelType w:val="hybridMultilevel"/>
     <w:tmpl w:val="49AEF1D0"/>
@@ -12242,7 +18806,120 @@
       </w:rPr>
     </w:lvl>
   </w:abstractNum>
-  <w:abstractNum w:abstractNumId="26" w15:restartNumberingAfterBreak="0">
+  <w:abstractNum w:abstractNumId="39" w15:restartNumberingAfterBreak="0">
+    <w:nsid w:val="559A2A09"/>
+    <w:multiLevelType w:val="multilevel"/>
+    <w:tmpl w:val="ACD4E520"/>
+    <w:lvl w:ilvl="0">
+      <w:start w:val="1"/>
+      <w:numFmt w:val="decimal"/>
+      <w:lvlText w:val="%1."/>
+      <w:lvlJc w:val="left"/>
+      <w:pPr>
+        <w:tabs>
+          <w:tab w:val="num" w:pos="720"/>
+        </w:tabs>
+        <w:ind w:left="720" w:hanging="360"/>
+      </w:pPr>
+    </w:lvl>
+    <w:lvl w:ilvl="1" w:tentative="1">
+      <w:start w:val="1"/>
+      <w:numFmt w:val="decimal"/>
+      <w:lvlText w:val="%2."/>
+      <w:lvlJc w:val="left"/>
+      <w:pPr>
+        <w:tabs>
+          <w:tab w:val="num" w:pos="1440"/>
+        </w:tabs>
+        <w:ind w:left="1440" w:hanging="360"/>
+      </w:pPr>
+    </w:lvl>
+    <w:lvl w:ilvl="2" w:tentative="1">
+      <w:start w:val="1"/>
+      <w:numFmt w:val="decimal"/>
+      <w:lvlText w:val="%3."/>
+      <w:lvlJc w:val="left"/>
+      <w:pPr>
+        <w:tabs>
+          <w:tab w:val="num" w:pos="2160"/>
+        </w:tabs>
+        <w:ind w:left="2160" w:hanging="360"/>
+      </w:pPr>
+    </w:lvl>
+    <w:lvl w:ilvl="3" w:tentative="1">
+      <w:start w:val="1"/>
+      <w:numFmt w:val="decimal"/>
+      <w:lvlText w:val="%4."/>
+      <w:lvlJc w:val="left"/>
+      <w:pPr>
+        <w:tabs>
+          <w:tab w:val="num" w:pos="2880"/>
+        </w:tabs>
+        <w:ind w:left="2880" w:hanging="360"/>
+      </w:pPr>
+    </w:lvl>
+    <w:lvl w:ilvl="4" w:tentative="1">
+      <w:start w:val="1"/>
+      <w:numFmt w:val="decimal"/>
+      <w:lvlText w:val="%5."/>
+      <w:lvlJc w:val="left"/>
+      <w:pPr>
+        <w:tabs>
+          <w:tab w:val="num" w:pos="3600"/>
+        </w:tabs>
+        <w:ind w:left="3600" w:hanging="360"/>
+      </w:pPr>
+    </w:lvl>
+    <w:lvl w:ilvl="5" w:tentative="1">
+      <w:start w:val="1"/>
+      <w:numFmt w:val="decimal"/>
+      <w:lvlText w:val="%6."/>
+      <w:lvlJc w:val="left"/>
+      <w:pPr>
+        <w:tabs>
+          <w:tab w:val="num" w:pos="4320"/>
+        </w:tabs>
+        <w:ind w:left="4320" w:hanging="360"/>
+      </w:pPr>
+    </w:lvl>
+    <w:lvl w:ilvl="6" w:tentative="1">
+      <w:start w:val="1"/>
+      <w:numFmt w:val="decimal"/>
+      <w:lvlText w:val="%7."/>
+      <w:lvlJc w:val="left"/>
+      <w:pPr>
+        <w:tabs>
+          <w:tab w:val="num" w:pos="5040"/>
+        </w:tabs>
+        <w:ind w:left="5040" w:hanging="360"/>
+      </w:pPr>
+    </w:lvl>
+    <w:lvl w:ilvl="7" w:tentative="1">
+      <w:start w:val="1"/>
+      <w:numFmt w:val="decimal"/>
+      <w:lvlText w:val="%8."/>
+      <w:lvlJc w:val="left"/>
+      <w:pPr>
+        <w:tabs>
+          <w:tab w:val="num" w:pos="5760"/>
+        </w:tabs>
+        <w:ind w:left="5760" w:hanging="360"/>
+      </w:pPr>
+    </w:lvl>
+    <w:lvl w:ilvl="8" w:tentative="1">
+      <w:start w:val="1"/>
+      <w:numFmt w:val="decimal"/>
+      <w:lvlText w:val="%9."/>
+      <w:lvlJc w:val="left"/>
+      <w:pPr>
+        <w:tabs>
+          <w:tab w:val="num" w:pos="6480"/>
+        </w:tabs>
+        <w:ind w:left="6480" w:hanging="360"/>
+      </w:pPr>
+    </w:lvl>
+  </w:abstractNum>
+  <w:abstractNum w:abstractNumId="40" w15:restartNumberingAfterBreak="0">
     <w:nsid w:val="57E47B86"/>
     <w:multiLevelType w:val="multilevel"/>
     <w:tmpl w:val="0DB65EEA"/>
@@ -12391,7 +19068,7 @@
       </w:rPr>
     </w:lvl>
   </w:abstractNum>
-  <w:abstractNum w:abstractNumId="27" w15:restartNumberingAfterBreak="0">
+  <w:abstractNum w:abstractNumId="41" w15:restartNumberingAfterBreak="0">
     <w:nsid w:val="58631A77"/>
     <w:multiLevelType w:val="hybridMultilevel"/>
     <w:tmpl w:val="0952DD28"/>
@@ -12504,10 +19181,123 @@
       </w:rPr>
     </w:lvl>
   </w:abstractNum>
-  <w:abstractNum w:abstractNumId="28" w15:restartNumberingAfterBreak="0">
+  <w:abstractNum w:abstractNumId="42" w15:restartNumberingAfterBreak="0">
+    <w:nsid w:val="5BD701A2"/>
+    <w:multiLevelType w:val="hybridMultilevel"/>
+    <w:tmpl w:val="8F4AAB52"/>
+    <w:lvl w:ilvl="0" w:tplc="04090001">
+      <w:start w:val="1"/>
+      <w:numFmt w:val="bullet"/>
+      <w:lvlText w:val=""/>
+      <w:lvlJc w:val="left"/>
+      <w:pPr>
+        <w:ind w:left="720" w:hanging="360"/>
+      </w:pPr>
+      <w:rPr>
+        <w:rFonts w:ascii="Symbol" w:hAnsi="Symbol" w:hint="default"/>
+      </w:rPr>
+    </w:lvl>
+    <w:lvl w:ilvl="1" w:tplc="04090003" w:tentative="1">
+      <w:start w:val="1"/>
+      <w:numFmt w:val="bullet"/>
+      <w:lvlText w:val="o"/>
+      <w:lvlJc w:val="left"/>
+      <w:pPr>
+        <w:ind w:left="1440" w:hanging="360"/>
+      </w:pPr>
+      <w:rPr>
+        <w:rFonts w:ascii="Courier New" w:hAnsi="Courier New" w:cs="Courier New" w:hint="default"/>
+      </w:rPr>
+    </w:lvl>
+    <w:lvl w:ilvl="2" w:tplc="04090005" w:tentative="1">
+      <w:start w:val="1"/>
+      <w:numFmt w:val="bullet"/>
+      <w:lvlText w:val=""/>
+      <w:lvlJc w:val="left"/>
+      <w:pPr>
+        <w:ind w:left="2160" w:hanging="360"/>
+      </w:pPr>
+      <w:rPr>
+        <w:rFonts w:ascii="Wingdings" w:hAnsi="Wingdings" w:hint="default"/>
+      </w:rPr>
+    </w:lvl>
+    <w:lvl w:ilvl="3" w:tplc="04090001" w:tentative="1">
+      <w:start w:val="1"/>
+      <w:numFmt w:val="bullet"/>
+      <w:lvlText w:val=""/>
+      <w:lvlJc w:val="left"/>
+      <w:pPr>
+        <w:ind w:left="2880" w:hanging="360"/>
+      </w:pPr>
+      <w:rPr>
+        <w:rFonts w:ascii="Symbol" w:hAnsi="Symbol" w:hint="default"/>
+      </w:rPr>
+    </w:lvl>
+    <w:lvl w:ilvl="4" w:tplc="04090003" w:tentative="1">
+      <w:start w:val="1"/>
+      <w:numFmt w:val="bullet"/>
+      <w:lvlText w:val="o"/>
+      <w:lvlJc w:val="left"/>
+      <w:pPr>
+        <w:ind w:left="3600" w:hanging="360"/>
+      </w:pPr>
+      <w:rPr>
+        <w:rFonts w:ascii="Courier New" w:hAnsi="Courier New" w:cs="Courier New" w:hint="default"/>
+      </w:rPr>
+    </w:lvl>
+    <w:lvl w:ilvl="5" w:tplc="04090005" w:tentative="1">
+      <w:start w:val="1"/>
+      <w:numFmt w:val="bullet"/>
+      <w:lvlText w:val=""/>
+      <w:lvlJc w:val="left"/>
+      <w:pPr>
+        <w:ind w:left="4320" w:hanging="360"/>
+      </w:pPr>
+      <w:rPr>
+        <w:rFonts w:ascii="Wingdings" w:hAnsi="Wingdings" w:hint="default"/>
+      </w:rPr>
+    </w:lvl>
+    <w:lvl w:ilvl="6" w:tplc="04090001" w:tentative="1">
+      <w:start w:val="1"/>
+      <w:numFmt w:val="bullet"/>
+      <w:lvlText w:val=""/>
+      <w:lvlJc w:val="left"/>
+      <w:pPr>
+        <w:ind w:left="5040" w:hanging="360"/>
+      </w:pPr>
+      <w:rPr>
+        <w:rFonts w:ascii="Symbol" w:hAnsi="Symbol" w:hint="default"/>
+      </w:rPr>
+    </w:lvl>
+    <w:lvl w:ilvl="7" w:tplc="04090003" w:tentative="1">
+      <w:start w:val="1"/>
+      <w:numFmt w:val="bullet"/>
+      <w:lvlText w:val="o"/>
+      <w:lvlJc w:val="left"/>
+      <w:pPr>
+        <w:ind w:left="5760" w:hanging="360"/>
+      </w:pPr>
+      <w:rPr>
+        <w:rFonts w:ascii="Courier New" w:hAnsi="Courier New" w:cs="Courier New" w:hint="default"/>
+      </w:rPr>
+    </w:lvl>
+    <w:lvl w:ilvl="8" w:tplc="04090005" w:tentative="1">
+      <w:start w:val="1"/>
+      <w:numFmt w:val="bullet"/>
+      <w:lvlText w:val=""/>
+      <w:lvlJc w:val="left"/>
+      <w:pPr>
+        <w:ind w:left="6480" w:hanging="360"/>
+      </w:pPr>
+      <w:rPr>
+        <w:rFonts w:ascii="Wingdings" w:hAnsi="Wingdings" w:hint="default"/>
+      </w:rPr>
+    </w:lvl>
+  </w:abstractNum>
+  <w:abstractNum w:abstractNumId="43" w15:restartNumberingAfterBreak="0">
     <w:nsid w:val="5FD54AA9"/>
     <w:multiLevelType w:val="hybridMultilevel"/>
-    <w:tmpl w:val="B6A8EB2A"/>
+    <w:tmpl w:val="398CFD60"/>
     <w:lvl w:ilvl="0" w:tplc="04090001">
       <w:start w:val="1"/>
       <w:numFmt w:val="bullet"/>
@@ -12617,7 +19407,156 @@
       </w:rPr>
     </w:lvl>
   </w:abstractNum>
-  <w:abstractNum w:abstractNumId="29" w15:restartNumberingAfterBreak="0">
+  <w:abstractNum w:abstractNumId="44" w15:restartNumberingAfterBreak="0">
+    <w:nsid w:val="60B71303"/>
+    <w:multiLevelType w:val="multilevel"/>
+    <w:tmpl w:val="2C1A4D80"/>
+    <w:lvl w:ilvl="0">
+      <w:start w:val="1"/>
+      <w:numFmt w:val="bullet"/>
+      <w:lvlText w:val=""/>
+      <w:lvlJc w:val="left"/>
+      <w:pPr>
+        <w:tabs>
+          <w:tab w:val="num" w:pos="720"/>
+        </w:tabs>
+        <w:ind w:left="720" w:hanging="360"/>
+      </w:pPr>
+      <w:rPr>
+        <w:rFonts w:ascii="Symbol" w:hAnsi="Symbol" w:hint="default"/>
+        <w:sz w:val="20"/>
+      </w:rPr>
+    </w:lvl>
+    <w:lvl w:ilvl="1" w:tentative="1">
+      <w:start w:val="1"/>
+      <w:numFmt w:val="bullet"/>
+      <w:lvlText w:val=""/>
+      <w:lvlJc w:val="left"/>
+      <w:pPr>
+        <w:tabs>
+          <w:tab w:val="num" w:pos="1440"/>
+        </w:tabs>
+        <w:ind w:left="1440" w:hanging="360"/>
+      </w:pPr>
+      <w:rPr>
+        <w:rFonts w:ascii="Symbol" w:hAnsi="Symbol" w:hint="default"/>
+        <w:sz w:val="20"/>
+      </w:rPr>
+    </w:lvl>
+    <w:lvl w:ilvl="2" w:tentative="1">
+      <w:start w:val="1"/>
+      <w:numFmt w:val="bullet"/>
+      <w:lvlText w:val=""/>
+      <w:lvlJc w:val="left"/>
+      <w:pPr>
+        <w:tabs>
+          <w:tab w:val="num" w:pos="2160"/>
+        </w:tabs>
+        <w:ind w:left="2160" w:hanging="360"/>
+      </w:pPr>
+      <w:rPr>
+        <w:rFonts w:ascii="Symbol" w:hAnsi="Symbol" w:hint="default"/>
+        <w:sz w:val="20"/>
+      </w:rPr>
+    </w:lvl>
+    <w:lvl w:ilvl="3" w:tentative="1">
+      <w:start w:val="1"/>
+      <w:numFmt w:val="bullet"/>
+      <w:lvlText w:val=""/>
+      <w:lvlJc w:val="left"/>
+      <w:pPr>
+        <w:tabs>
+          <w:tab w:val="num" w:pos="2880"/>
+        </w:tabs>
+        <w:ind w:left="2880" w:hanging="360"/>
+      </w:pPr>
+      <w:rPr>
+        <w:rFonts w:ascii="Symbol" w:hAnsi="Symbol" w:hint="default"/>
+        <w:sz w:val="20"/>
+      </w:rPr>
+    </w:lvl>
+    <w:lvl w:ilvl="4" w:tentative="1">
+      <w:start w:val="1"/>
+      <w:numFmt w:val="bullet"/>
+      <w:lvlText w:val=""/>
+      <w:lvlJc w:val="left"/>
+      <w:pPr>
+        <w:tabs>
+          <w:tab w:val="num" w:pos="3600"/>
+        </w:tabs>
+        <w:ind w:left="3600" w:hanging="360"/>
+      </w:pPr>
+      <w:rPr>
+        <w:rFonts w:ascii="Symbol" w:hAnsi="Symbol" w:hint="default"/>
+        <w:sz w:val="20"/>
+      </w:rPr>
+    </w:lvl>
+    <w:lvl w:ilvl="5" w:tentative="1">
+      <w:start w:val="1"/>
+      <w:numFmt w:val="bullet"/>
+      <w:lvlText w:val=""/>
+      <w:lvlJc w:val="left"/>
+      <w:pPr>
+        <w:tabs>
+          <w:tab w:val="num" w:pos="4320"/>
+        </w:tabs>
+        <w:ind w:left="4320" w:hanging="360"/>
+      </w:pPr>
+      <w:rPr>
+        <w:rFonts w:ascii="Symbol" w:hAnsi="Symbol" w:hint="default"/>
+        <w:sz w:val="20"/>
+      </w:rPr>
+    </w:lvl>
+    <w:lvl w:ilvl="6" w:tentative="1">
+      <w:start w:val="1"/>
+      <w:numFmt w:val="bullet"/>
+      <w:lvlText w:val=""/>
+      <w:lvlJc w:val="left"/>
+      <w:pPr>
+        <w:tabs>
+          <w:tab w:val="num" w:pos="5040"/>
+        </w:tabs>
+        <w:ind w:left="5040" w:hanging="360"/>
+      </w:pPr>
+      <w:rPr>
+        <w:rFonts w:ascii="Symbol" w:hAnsi="Symbol" w:hint="default"/>
+        <w:sz w:val="20"/>
+      </w:rPr>
+    </w:lvl>
+    <w:lvl w:ilvl="7" w:tentative="1">
+      <w:start w:val="1"/>
+      <w:numFmt w:val="bullet"/>
+      <w:lvlText w:val=""/>
+      <w:lvlJc w:val="left"/>
+      <w:pPr>
+        <w:tabs>
+          <w:tab w:val="num" w:pos="5760"/>
+        </w:tabs>
+        <w:ind w:left="5760" w:hanging="360"/>
+      </w:pPr>
+      <w:rPr>
+        <w:rFonts w:ascii="Symbol" w:hAnsi="Symbol" w:hint="default"/>
+        <w:sz w:val="20"/>
+      </w:rPr>
+    </w:lvl>
+    <w:lvl w:ilvl="8" w:tentative="1">
+      <w:start w:val="1"/>
+      <w:numFmt w:val="bullet"/>
+      <w:lvlText w:val=""/>
+      <w:lvlJc w:val="left"/>
+      <w:pPr>
+        <w:tabs>
+          <w:tab w:val="num" w:pos="6480"/>
+        </w:tabs>
+        <w:ind w:left="6480" w:hanging="360"/>
+      </w:pPr>
+      <w:rPr>
+        <w:rFonts w:ascii="Symbol" w:hAnsi="Symbol" w:hint="default"/>
+        <w:sz w:val="20"/>
+      </w:rPr>
+    </w:lvl>
+  </w:abstractNum>
+  <w:abstractNum w:abstractNumId="45" w15:restartNumberingAfterBreak="0">
     <w:nsid w:val="612808B8"/>
     <w:multiLevelType w:val="hybridMultilevel"/>
     <w:tmpl w:val="4810F02A"/>
@@ -12730,7 +19669,7 @@
       </w:rPr>
     </w:lvl>
   </w:abstractNum>
-  <w:abstractNum w:abstractNumId="30" w15:restartNumberingAfterBreak="0">
+  <w:abstractNum w:abstractNumId="46" w15:restartNumberingAfterBreak="0">
     <w:nsid w:val="61942BD1"/>
     <w:multiLevelType w:val="multilevel"/>
     <w:tmpl w:val="5754C408"/>
@@ -12879,7 +19818,7 @@
       </w:rPr>
     </w:lvl>
   </w:abstractNum>
-  <w:abstractNum w:abstractNumId="31" w15:restartNumberingAfterBreak="0">
+  <w:abstractNum w:abstractNumId="47" w15:restartNumberingAfterBreak="0">
     <w:nsid w:val="62466ABE"/>
     <w:multiLevelType w:val="multilevel"/>
     <w:tmpl w:val="7C6CB806"/>
@@ -13028,7 +19967,7 @@
       </w:rPr>
     </w:lvl>
   </w:abstractNum>
-  <w:abstractNum w:abstractNumId="32" w15:restartNumberingAfterBreak="0">
+  <w:abstractNum w:abstractNumId="48" w15:restartNumberingAfterBreak="0">
     <w:nsid w:val="64D80F06"/>
     <w:multiLevelType w:val="hybridMultilevel"/>
     <w:tmpl w:val="2A602124"/>
@@ -13141,7 +20080,120 @@
       </w:rPr>
     </w:lvl>
   </w:abstractNum>
-  <w:abstractNum w:abstractNumId="33" w15:restartNumberingAfterBreak="0">
+  <w:abstractNum w:abstractNumId="49" w15:restartNumberingAfterBreak="0">
+    <w:nsid w:val="654857D6"/>
+    <w:multiLevelType w:val="multilevel"/>
+    <w:tmpl w:val="0D4EA624"/>
+    <w:lvl w:ilvl="0">
+      <w:start w:val="1"/>
+      <w:numFmt w:val="decimal"/>
+      <w:lvlText w:val="%1."/>
+      <w:lvlJc w:val="left"/>
+      <w:pPr>
+        <w:tabs>
+          <w:tab w:val="num" w:pos="720"/>
+        </w:tabs>
+        <w:ind w:left="720" w:hanging="360"/>
+      </w:pPr>
+    </w:lvl>
+    <w:lvl w:ilvl="1" w:tentative="1">
+      <w:start w:val="1"/>
+      <w:numFmt w:val="decimal"/>
+      <w:lvlText w:val="%2."/>
+      <w:lvlJc w:val="left"/>
+      <w:pPr>
+        <w:tabs>
+          <w:tab w:val="num" w:pos="1440"/>
+        </w:tabs>
+        <w:ind w:left="1440" w:hanging="360"/>
+      </w:pPr>
+    </w:lvl>
+    <w:lvl w:ilvl="2" w:tentative="1">
+      <w:start w:val="1"/>
+      <w:numFmt w:val="decimal"/>
+      <w:lvlText w:val="%3."/>
+      <w:lvlJc w:val="left"/>
+      <w:pPr>
+        <w:tabs>
+          <w:tab w:val="num" w:pos="2160"/>
+        </w:tabs>
+        <w:ind w:left="2160" w:hanging="360"/>
+      </w:pPr>
+    </w:lvl>
+    <w:lvl w:ilvl="3" w:tentative="1">
+      <w:start w:val="1"/>
+      <w:numFmt w:val="decimal"/>
+      <w:lvlText w:val="%4."/>
+      <w:lvlJc w:val="left"/>
+      <w:pPr>
+        <w:tabs>
+          <w:tab w:val="num" w:pos="2880"/>
+        </w:tabs>
+        <w:ind w:left="2880" w:hanging="360"/>
+      </w:pPr>
+    </w:lvl>
+    <w:lvl w:ilvl="4" w:tentative="1">
+      <w:start w:val="1"/>
+      <w:numFmt w:val="decimal"/>
+      <w:lvlText w:val="%5."/>
+      <w:lvlJc w:val="left"/>
+      <w:pPr>
+        <w:tabs>
+          <w:tab w:val="num" w:pos="3600"/>
+        </w:tabs>
+        <w:ind w:left="3600" w:hanging="360"/>
+      </w:pPr>
+    </w:lvl>
+    <w:lvl w:ilvl="5" w:tentative="1">
+      <w:start w:val="1"/>
+      <w:numFmt w:val="decimal"/>
+      <w:lvlText w:val="%6."/>
+      <w:lvlJc w:val="left"/>
+      <w:pPr>
+        <w:tabs>
+          <w:tab w:val="num" w:pos="4320"/>
+        </w:tabs>
+        <w:ind w:left="4320" w:hanging="360"/>
+      </w:pPr>
+    </w:lvl>
+    <w:lvl w:ilvl="6" w:tentative="1">
+      <w:start w:val="1"/>
+      <w:numFmt w:val="decimal"/>
+      <w:lvlText w:val="%7."/>
+      <w:lvlJc w:val="left"/>
+      <w:pPr>
+        <w:tabs>
+          <w:tab w:val="num" w:pos="5040"/>
+        </w:tabs>
+        <w:ind w:left="5040" w:hanging="360"/>
+      </w:pPr>
+    </w:lvl>
+    <w:lvl w:ilvl="7" w:tentative="1">
+      <w:start w:val="1"/>
+      <w:numFmt w:val="decimal"/>
+      <w:lvlText w:val="%8."/>
+      <w:lvlJc w:val="left"/>
+      <w:pPr>
+        <w:tabs>
+          <w:tab w:val="num" w:pos="5760"/>
+        </w:tabs>
+        <w:ind w:left="5760" w:hanging="360"/>
+      </w:pPr>
+    </w:lvl>
+    <w:lvl w:ilvl="8" w:tentative="1">
+      <w:start w:val="1"/>
+      <w:numFmt w:val="decimal"/>
+      <w:lvlText w:val="%9."/>
+      <w:lvlJc w:val="left"/>
+      <w:pPr>
+        <w:tabs>
+          <w:tab w:val="num" w:pos="6480"/>
+        </w:tabs>
+        <w:ind w:left="6480" w:hanging="360"/>
+      </w:pPr>
+    </w:lvl>
+  </w:abstractNum>
+  <w:abstractNum w:abstractNumId="50" w15:restartNumberingAfterBreak="0">
     <w:nsid w:val="696101CE"/>
     <w:multiLevelType w:val="multilevel"/>
     <w:tmpl w:val="F930735E"/>
@@ -13290,7 +20342,7 @@
       </w:rPr>
     </w:lvl>
   </w:abstractNum>
-  <w:abstractNum w:abstractNumId="34" w15:restartNumberingAfterBreak="0">
+  <w:abstractNum w:abstractNumId="51" w15:restartNumberingAfterBreak="0">
     <w:nsid w:val="69D67359"/>
     <w:multiLevelType w:val="hybridMultilevel"/>
     <w:tmpl w:val="EC483B90"/>
@@ -13403,7 +20455,7 @@
       </w:rPr>
     </w:lvl>
   </w:abstractNum>
-  <w:abstractNum w:abstractNumId="35" w15:restartNumberingAfterBreak="0">
+  <w:abstractNum w:abstractNumId="52" w15:restartNumberingAfterBreak="0">
     <w:nsid w:val="6D1F0D32"/>
     <w:multiLevelType w:val="multilevel"/>
     <w:tmpl w:val="DB48D8DA"/>
@@ -13552,7 +20604,7 @@
       </w:rPr>
     </w:lvl>
   </w:abstractNum>
-  <w:abstractNum w:abstractNumId="36" w15:restartNumberingAfterBreak="0">
+  <w:abstractNum w:abstractNumId="53" w15:restartNumberingAfterBreak="0">
     <w:nsid w:val="6F2070B7"/>
     <w:multiLevelType w:val="multilevel"/>
     <w:tmpl w:val="F0C2E5A0"/>
@@ -13701,7 +20753,156 @@
       </w:rPr>
     </w:lvl>
   </w:abstractNum>
-  <w:abstractNum w:abstractNumId="37" w15:restartNumberingAfterBreak="0">
+  <w:abstractNum w:abstractNumId="54" w15:restartNumberingAfterBreak="0">
+    <w:nsid w:val="70B778EB"/>
+    <w:multiLevelType w:val="multilevel"/>
+    <w:tmpl w:val="51D25DD6"/>
+    <w:lvl w:ilvl="0">
+      <w:start w:val="1"/>
+      <w:numFmt w:val="bullet"/>
+      <w:lvlText w:val=""/>
+      <w:lvlJc w:val="left"/>
+      <w:pPr>
+        <w:tabs>
+          <w:tab w:val="num" w:pos="720"/>
+        </w:tabs>
+        <w:ind w:left="720" w:hanging="360"/>
+      </w:pPr>
+      <w:rPr>
+        <w:rFonts w:ascii="Symbol" w:hAnsi="Symbol" w:hint="default"/>
+        <w:sz w:val="20"/>
+      </w:rPr>
+    </w:lvl>
+    <w:lvl w:ilvl="1" w:tentative="1">
+      <w:start w:val="1"/>
+      <w:numFmt w:val="bullet"/>
+      <w:lvlText w:val=""/>
+      <w:lvlJc w:val="left"/>
+      <w:pPr>
+        <w:tabs>
+          <w:tab w:val="num" w:pos="1440"/>
+        </w:tabs>
+        <w:ind w:left="1440" w:hanging="360"/>
+      </w:pPr>
+      <w:rPr>
+        <w:rFonts w:ascii="Symbol" w:hAnsi="Symbol" w:hint="default"/>
+        <w:sz w:val="20"/>
+      </w:rPr>
+    </w:lvl>
+    <w:lvl w:ilvl="2" w:tentative="1">
+      <w:start w:val="1"/>
+      <w:numFmt w:val="bullet"/>
+      <w:lvlText w:val=""/>
+      <w:lvlJc w:val="left"/>
+      <w:pPr>
+        <w:tabs>
+          <w:tab w:val="num" w:pos="2160"/>
+        </w:tabs>
+        <w:ind w:left="2160" w:hanging="360"/>
+      </w:pPr>
+      <w:rPr>
+        <w:rFonts w:ascii="Symbol" w:hAnsi="Symbol" w:hint="default"/>
+        <w:sz w:val="20"/>
+      </w:rPr>
+    </w:lvl>
+    <w:lvl w:ilvl="3" w:tentative="1">
+      <w:start w:val="1"/>
+      <w:numFmt w:val="bullet"/>
+      <w:lvlText w:val=""/>
+      <w:lvlJc w:val="left"/>
+      <w:pPr>
+        <w:tabs>
+          <w:tab w:val="num" w:pos="2880"/>
+        </w:tabs>
+        <w:ind w:left="2880" w:hanging="360"/>
+      </w:pPr>
+      <w:rPr>
+        <w:rFonts w:ascii="Symbol" w:hAnsi="Symbol" w:hint="default"/>
+        <w:sz w:val="20"/>
+      </w:rPr>
+    </w:lvl>
+    <w:lvl w:ilvl="4" w:tentative="1">
+      <w:start w:val="1"/>
+      <w:numFmt w:val="bullet"/>
+      <w:lvlText w:val=""/>
+      <w:lvlJc w:val="left"/>
+      <w:pPr>
+        <w:tabs>
+          <w:tab w:val="num" w:pos="3600"/>
+        </w:tabs>
+        <w:ind w:left="3600" w:hanging="360"/>
+      </w:pPr>
+      <w:rPr>
+        <w:rFonts w:ascii="Symbol" w:hAnsi="Symbol" w:hint="default"/>
+        <w:sz w:val="20"/>
+      </w:rPr>
+    </w:lvl>
+    <w:lvl w:ilvl="5" w:tentative="1">
+      <w:start w:val="1"/>
+      <w:numFmt w:val="bullet"/>
+      <w:lvlText w:val=""/>
+      <w:lvlJc w:val="left"/>
+      <w:pPr>
+        <w:tabs>
+          <w:tab w:val="num" w:pos="4320"/>
+        </w:tabs>
+        <w:ind w:left="4320" w:hanging="360"/>
+      </w:pPr>
+      <w:rPr>
+        <w:rFonts w:ascii="Symbol" w:hAnsi="Symbol" w:hint="default"/>
+        <w:sz w:val="20"/>
+      </w:rPr>
+    </w:lvl>
+    <w:lvl w:ilvl="6" w:tentative="1">
+      <w:start w:val="1"/>
+      <w:numFmt w:val="bullet"/>
+      <w:lvlText w:val=""/>
+      <w:lvlJc w:val="left"/>
+      <w:pPr>
+        <w:tabs>
+          <w:tab w:val="num" w:pos="5040"/>
+        </w:tabs>
+        <w:ind w:left="5040" w:hanging="360"/>
+      </w:pPr>
+      <w:rPr>
+        <w:rFonts w:ascii="Symbol" w:hAnsi="Symbol" w:hint="default"/>
+        <w:sz w:val="20"/>
+      </w:rPr>
+    </w:lvl>
+    <w:lvl w:ilvl="7" w:tentative="1">
+      <w:start w:val="1"/>
+      <w:numFmt w:val="bullet"/>
+      <w:lvlText w:val=""/>
+      <w:lvlJc w:val="left"/>
+      <w:pPr>
+        <w:tabs>
+          <w:tab w:val="num" w:pos="5760"/>
+        </w:tabs>
+        <w:ind w:left="5760" w:hanging="360"/>
+      </w:pPr>
+      <w:rPr>
+        <w:rFonts w:ascii="Symbol" w:hAnsi="Symbol" w:hint="default"/>
+        <w:sz w:val="20"/>
+      </w:rPr>
+    </w:lvl>
+    <w:lvl w:ilvl="8" w:tentative="1">
+      <w:start w:val="1"/>
+      <w:numFmt w:val="bullet"/>
+      <w:lvlText w:val=""/>
+      <w:lvlJc w:val="left"/>
+      <w:pPr>
+        <w:tabs>
+          <w:tab w:val="num" w:pos="6480"/>
+        </w:tabs>
+        <w:ind w:left="6480" w:hanging="360"/>
+      </w:pPr>
+      <w:rPr>
+        <w:rFonts w:ascii="Symbol" w:hAnsi="Symbol" w:hint="default"/>
+        <w:sz w:val="20"/>
+      </w:rPr>
+    </w:lvl>
+  </w:abstractNum>
+  <w:abstractNum w:abstractNumId="55" w15:restartNumberingAfterBreak="0">
     <w:nsid w:val="714356C6"/>
     <w:multiLevelType w:val="hybridMultilevel"/>
     <w:tmpl w:val="DD6C39CA"/>
@@ -13814,7 +21015,7 @@
       </w:rPr>
     </w:lvl>
   </w:abstractNum>
-  <w:abstractNum w:abstractNumId="38" w15:restartNumberingAfterBreak="0">
+  <w:abstractNum w:abstractNumId="56" w15:restartNumberingAfterBreak="0">
     <w:nsid w:val="720F670B"/>
     <w:multiLevelType w:val="multilevel"/>
     <w:tmpl w:val="A538ED58"/>
@@ -13963,7 +21164,7 @@
       </w:rPr>
     </w:lvl>
   </w:abstractNum>
-  <w:abstractNum w:abstractNumId="39" w15:restartNumberingAfterBreak="0">
+  <w:abstractNum w:abstractNumId="57" w15:restartNumberingAfterBreak="0">
     <w:nsid w:val="73014DAB"/>
     <w:multiLevelType w:val="multilevel"/>
     <w:tmpl w:val="DF681316"/>
@@ -14112,7 +21313,120 @@
       </w:rPr>
     </w:lvl>
   </w:abstractNum>
-  <w:abstractNum w:abstractNumId="40" w15:restartNumberingAfterBreak="0">
+  <w:abstractNum w:abstractNumId="58" w15:restartNumberingAfterBreak="0">
+    <w:nsid w:val="755213E0"/>
+    <w:multiLevelType w:val="multilevel"/>
+    <w:tmpl w:val="666E25F2"/>
+    <w:lvl w:ilvl="0">
+      <w:start w:val="1"/>
+      <w:numFmt w:val="decimal"/>
+      <w:lvlText w:val="%1."/>
+      <w:lvlJc w:val="left"/>
+      <w:pPr>
+        <w:tabs>
+          <w:tab w:val="num" w:pos="720"/>
+        </w:tabs>
+        <w:ind w:left="720" w:hanging="360"/>
+      </w:pPr>
+    </w:lvl>
+    <w:lvl w:ilvl="1" w:tentative="1">
+      <w:start w:val="1"/>
+      <w:numFmt w:val="decimal"/>
+      <w:lvlText w:val="%2."/>
+      <w:lvlJc w:val="left"/>
+      <w:pPr>
+        <w:tabs>
+          <w:tab w:val="num" w:pos="1440"/>
+        </w:tabs>
+        <w:ind w:left="1440" w:hanging="360"/>
+      </w:pPr>
+    </w:lvl>
+    <w:lvl w:ilvl="2" w:tentative="1">
+      <w:start w:val="1"/>
+      <w:numFmt w:val="decimal"/>
+      <w:lvlText w:val="%3."/>
+      <w:lvlJc w:val="left"/>
+      <w:pPr>
+        <w:tabs>
+          <w:tab w:val="num" w:pos="2160"/>
+        </w:tabs>
+        <w:ind w:left="2160" w:hanging="360"/>
+      </w:pPr>
+    </w:lvl>
+    <w:lvl w:ilvl="3" w:tentative="1">
+      <w:start w:val="1"/>
+      <w:numFmt w:val="decimal"/>
+      <w:lvlText w:val="%4."/>
+      <w:lvlJc w:val="left"/>
+      <w:pPr>
+        <w:tabs>
+          <w:tab w:val="num" w:pos="2880"/>
+        </w:tabs>
+        <w:ind w:left="2880" w:hanging="360"/>
+      </w:pPr>
+    </w:lvl>
+    <w:lvl w:ilvl="4" w:tentative="1">
+      <w:start w:val="1"/>
+      <w:numFmt w:val="decimal"/>
+      <w:lvlText w:val="%5."/>
+      <w:lvlJc w:val="left"/>
+      <w:pPr>
+        <w:tabs>
+          <w:tab w:val="num" w:pos="3600"/>
+        </w:tabs>
+        <w:ind w:left="3600" w:hanging="360"/>
+      </w:pPr>
+    </w:lvl>
+    <w:lvl w:ilvl="5" w:tentative="1">
+      <w:start w:val="1"/>
+      <w:numFmt w:val="decimal"/>
+      <w:lvlText w:val="%6."/>
+      <w:lvlJc w:val="left"/>
+      <w:pPr>
+        <w:tabs>
+          <w:tab w:val="num" w:pos="4320"/>
+        </w:tabs>
+        <w:ind w:left="4320" w:hanging="360"/>
+      </w:pPr>
+    </w:lvl>
+    <w:lvl w:ilvl="6" w:tentative="1">
+      <w:start w:val="1"/>
+      <w:numFmt w:val="decimal"/>
+      <w:lvlText w:val="%7."/>
+      <w:lvlJc w:val="left"/>
+      <w:pPr>
+        <w:tabs>
+          <w:tab w:val="num" w:pos="5040"/>
+        </w:tabs>
+        <w:ind w:left="5040" w:hanging="360"/>
+      </w:pPr>
+    </w:lvl>
+    <w:lvl w:ilvl="7" w:tentative="1">
+      <w:start w:val="1"/>
+      <w:numFmt w:val="decimal"/>
+      <w:lvlText w:val="%8."/>
+      <w:lvlJc w:val="left"/>
+      <w:pPr>
+        <w:tabs>
+          <w:tab w:val="num" w:pos="5760"/>
+        </w:tabs>
+        <w:ind w:left="5760" w:hanging="360"/>
+      </w:pPr>
+    </w:lvl>
+    <w:lvl w:ilvl="8" w:tentative="1">
+      <w:start w:val="1"/>
+      <w:numFmt w:val="decimal"/>
+      <w:lvlText w:val="%9."/>
+      <w:lvlJc w:val="left"/>
+      <w:pPr>
+        <w:tabs>
+          <w:tab w:val="num" w:pos="6480"/>
+        </w:tabs>
+        <w:ind w:left="6480" w:hanging="360"/>
+      </w:pPr>
+    </w:lvl>
+  </w:abstractNum>
+  <w:abstractNum w:abstractNumId="59" w15:restartNumberingAfterBreak="0">
     <w:nsid w:val="758F4A5E"/>
     <w:multiLevelType w:val="multilevel"/>
     <w:tmpl w:val="94D089AE"/>
@@ -14261,7 +21575,7 @@
       </w:rPr>
     </w:lvl>
   </w:abstractNum>
-  <w:abstractNum w:abstractNumId="41" w15:restartNumberingAfterBreak="0">
+  <w:abstractNum w:abstractNumId="60" w15:restartNumberingAfterBreak="0">
     <w:nsid w:val="767A6949"/>
     <w:multiLevelType w:val="multilevel"/>
     <w:tmpl w:val="AB3A4782"/>
@@ -14410,7 +21724,7 @@
       </w:rPr>
     </w:lvl>
   </w:abstractNum>
-  <w:abstractNum w:abstractNumId="42" w15:restartNumberingAfterBreak="0">
+  <w:abstractNum w:abstractNumId="61" w15:restartNumberingAfterBreak="0">
     <w:nsid w:val="7C203C53"/>
     <w:multiLevelType w:val="hybridMultilevel"/>
     <w:tmpl w:val="0EA41812"/>
@@ -14499,7 +21813,7 @@
       </w:pPr>
     </w:lvl>
   </w:abstractNum>
-  <w:abstractNum w:abstractNumId="43" w15:restartNumberingAfterBreak="0">
+  <w:abstractNum w:abstractNumId="62" w15:restartNumberingAfterBreak="0">
     <w:nsid w:val="7CC27BBE"/>
     <w:multiLevelType w:val="hybridMultilevel"/>
     <w:tmpl w:val="E7ECD0B0"/>
@@ -14612,7 +21926,7 @@
       </w:rPr>
     </w:lvl>
   </w:abstractNum>
-  <w:abstractNum w:abstractNumId="44" w15:restartNumberingAfterBreak="0">
+  <w:abstractNum w:abstractNumId="63" w15:restartNumberingAfterBreak="0">
     <w:nsid w:val="7FAA6623"/>
     <w:multiLevelType w:val="hybridMultilevel"/>
     <w:tmpl w:val="3ED01BD6"/>
@@ -14726,142 +22040,199 @@
     </w:lvl>
   </w:abstractNum>
   <w:num w:numId="1" w16cid:durableId="131021228">
+    <w:abstractNumId w:val="26"/>
+  </w:num>
+  <w:num w:numId="2" w16cid:durableId="1318075109">
+    <w:abstractNumId w:val="40"/>
+  </w:num>
+  <w:num w:numId="3" w16cid:durableId="276065108">
+    <w:abstractNumId w:val="24"/>
+  </w:num>
+  <w:num w:numId="4" w16cid:durableId="1838424672">
+    <w:abstractNumId w:val="55"/>
+  </w:num>
+  <w:num w:numId="5" w16cid:durableId="523179493">
+    <w:abstractNumId w:val="50"/>
+  </w:num>
+  <w:num w:numId="6" w16cid:durableId="1719892409">
+    <w:abstractNumId w:val="61"/>
+  </w:num>
+  <w:num w:numId="7" w16cid:durableId="876814600">
+    <w:abstractNumId w:val="51"/>
+  </w:num>
+  <w:num w:numId="8" w16cid:durableId="655113977">
+    <w:abstractNumId w:val="47"/>
+  </w:num>
+  <w:num w:numId="9" w16cid:durableId="2082940523">
+    <w:abstractNumId w:val="25"/>
+  </w:num>
+  <w:num w:numId="10" w16cid:durableId="530998948">
+    <w:abstractNumId w:val="21"/>
+  </w:num>
+  <w:num w:numId="11" w16cid:durableId="477113533">
+    <w:abstractNumId w:val="2"/>
+  </w:num>
+  <w:num w:numId="12" w16cid:durableId="661810412">
+    <w:abstractNumId w:val="17"/>
+  </w:num>
+  <w:num w:numId="13" w16cid:durableId="2044161811">
+    <w:abstractNumId w:val="62"/>
+  </w:num>
+  <w:num w:numId="14" w16cid:durableId="1389108436">
     <w:abstractNumId w:val="15"/>
   </w:num>
-  <w:num w:numId="2" w16cid:durableId="1318075109">
-    <w:abstractNumId w:val="26"/>
+  <w:num w:numId="15" w16cid:durableId="982924101">
+    <w:abstractNumId w:val="11"/>
   </w:num>
-  <w:num w:numId="3" w16cid:durableId="276065108">
-    <w:abstractNumId w:val="13"/>
+  <w:num w:numId="16" w16cid:durableId="1476875679">
+    <w:abstractNumId w:val="1"/>
   </w:num>
-  <w:num w:numId="4" w16cid:durableId="1838424672">
+  <w:num w:numId="17" w16cid:durableId="2045858629">
+    <w:abstractNumId w:val="27"/>
+  </w:num>
+  <w:num w:numId="18" w16cid:durableId="1309893534">
+    <w:abstractNumId w:val="45"/>
+  </w:num>
+  <w:num w:numId="19" w16cid:durableId="1906525267">
+    <w:abstractNumId w:val="41"/>
+  </w:num>
+  <w:num w:numId="20" w16cid:durableId="131338977">
+    <w:abstractNumId w:val="56"/>
+  </w:num>
+  <w:num w:numId="21" w16cid:durableId="1656297918">
+    <w:abstractNumId w:val="36"/>
+  </w:num>
+  <w:num w:numId="22" w16cid:durableId="408967989">
+    <w:abstractNumId w:val="34"/>
+  </w:num>
+  <w:num w:numId="23" w16cid:durableId="246810541">
+    <w:abstractNumId w:val="33"/>
+  </w:num>
+  <w:num w:numId="24" w16cid:durableId="1927034603">
+    <w:abstractNumId w:val="8"/>
+  </w:num>
+  <w:num w:numId="25" w16cid:durableId="1710570976">
+    <w:abstractNumId w:val="52"/>
+  </w:num>
+  <w:num w:numId="26" w16cid:durableId="60835337">
+    <w:abstractNumId w:val="46"/>
+  </w:num>
+  <w:num w:numId="27" w16cid:durableId="76246014">
+    <w:abstractNumId w:val="3"/>
+  </w:num>
+  <w:num w:numId="28" w16cid:durableId="812017523">
+    <w:abstractNumId w:val="14"/>
+  </w:num>
+  <w:num w:numId="29" w16cid:durableId="413746753">
+    <w:abstractNumId w:val="43"/>
+  </w:num>
+  <w:num w:numId="30" w16cid:durableId="1971399070">
+    <w:abstractNumId w:val="32"/>
+  </w:num>
+  <w:num w:numId="31" w16cid:durableId="1384063566">
+    <w:abstractNumId w:val="28"/>
+  </w:num>
+  <w:num w:numId="32" w16cid:durableId="990521050">
+    <w:abstractNumId w:val="35"/>
+  </w:num>
+  <w:num w:numId="33" w16cid:durableId="2030989865">
+    <w:abstractNumId w:val="20"/>
+  </w:num>
+  <w:num w:numId="34" w16cid:durableId="1383671466">
+    <w:abstractNumId w:val="60"/>
+  </w:num>
+  <w:num w:numId="35" w16cid:durableId="680663270">
+    <w:abstractNumId w:val="59"/>
+  </w:num>
+  <w:num w:numId="36" w16cid:durableId="178197925">
     <w:abstractNumId w:val="37"/>
   </w:num>
-  <w:num w:numId="5" w16cid:durableId="523179493">
-    <w:abstractNumId w:val="33"/>
+  <w:num w:numId="37" w16cid:durableId="1724064874">
+    <w:abstractNumId w:val="53"/>
   </w:num>
-  <w:num w:numId="6" w16cid:durableId="1719892409">
-    <w:abstractNumId w:val="42"/>
+  <w:num w:numId="38" w16cid:durableId="780148082">
+    <w:abstractNumId w:val="16"/>
   </w:num>
-  <w:num w:numId="7" w16cid:durableId="876814600">
-    <w:abstractNumId w:val="34"/>
+  <w:num w:numId="39" w16cid:durableId="2055152293">
+    <w:abstractNumId w:val="30"/>
   </w:num>
-  <w:num w:numId="8" w16cid:durableId="655113977">
-    <w:abstractNumId w:val="31"/>
+  <w:num w:numId="40" w16cid:durableId="1467157962">
+    <w:abstractNumId w:val="57"/>
   </w:num>
-  <w:num w:numId="9" w16cid:durableId="2082940523">
-    <w:abstractNumId w:val="14"/>
+  <w:num w:numId="41" w16cid:durableId="1486892504">
+    <w:abstractNumId w:val="63"/>
   </w:num>
-  <w:num w:numId="10" w16cid:durableId="530998948">
+  <w:num w:numId="42" w16cid:durableId="616063831">
+    <w:abstractNumId w:val="38"/>
+  </w:num>
+  <w:num w:numId="43" w16cid:durableId="673413668">
     <w:abstractNumId w:val="12"/>
   </w:num>
-  <w:num w:numId="11" w16cid:durableId="477113533">
-    <w:abstractNumId w:val="1"/>
-  </w:num>
-  <w:num w:numId="12" w16cid:durableId="661810412">
-    <w:abstractNumId w:val="10"/>
-  </w:num>
-  <w:num w:numId="13" w16cid:durableId="2044161811">
-    <w:abstractNumId w:val="43"/>
-  </w:num>
-  <w:num w:numId="14" w16cid:durableId="1389108436">
-    <w:abstractNumId w:val="8"/>
-  </w:num>
-  <w:num w:numId="15" w16cid:durableId="982924101">
-    <w:abstractNumId w:val="5"/>
-  </w:num>
-  <w:num w:numId="16" w16cid:durableId="1476875679">
-    <w:abstractNumId w:val="0"/>
-  </w:num>
-  <w:num w:numId="17" w16cid:durableId="2045858629">
-    <w:abstractNumId w:val="16"/>
-  </w:num>
-  <w:num w:numId="18" w16cid:durableId="1309893534">
-    <w:abstractNumId w:val="29"/>
-  </w:num>
-  <w:num w:numId="19" w16cid:durableId="1906525267">
-    <w:abstractNumId w:val="27"/>
-  </w:num>
-  <w:num w:numId="20" w16cid:durableId="131338977">
-    <w:abstractNumId w:val="38"/>
-  </w:num>
-  <w:num w:numId="21" w16cid:durableId="1656297918">
-    <w:abstractNumId w:val="23"/>
-  </w:num>
-  <w:num w:numId="22" w16cid:durableId="408967989">
-    <w:abstractNumId w:val="21"/>
-  </w:num>
-  <w:num w:numId="23" w16cid:durableId="246810541">
-    <w:abstractNumId w:val="20"/>
-  </w:num>
-  <w:num w:numId="24" w16cid:durableId="1927034603">
+  <w:num w:numId="44" w16cid:durableId="234822086">
     <w:abstractNumId w:val="4"/>
-  </w:num>
-  <w:num w:numId="25" w16cid:durableId="1710570976">
-    <w:abstractNumId w:val="35"/>
-  </w:num>
-  <w:num w:numId="26" w16cid:durableId="60835337">
-    <w:abstractNumId w:val="30"/>
-  </w:num>
-  <w:num w:numId="27" w16cid:durableId="76246014">
-    <w:abstractNumId w:val="2"/>
-  </w:num>
-  <w:num w:numId="28" w16cid:durableId="812017523">
-    <w:abstractNumId w:val="7"/>
-  </w:num>
-  <w:num w:numId="29" w16cid:durableId="413746753">
-    <w:abstractNumId w:val="28"/>
-  </w:num>
-  <w:num w:numId="30" w16cid:durableId="1971399070">
-    <w:abstractNumId w:val="19"/>
-  </w:num>
-  <w:num w:numId="31" w16cid:durableId="1384063566">
-    <w:abstractNumId w:val="17"/>
-  </w:num>
-  <w:num w:numId="32" w16cid:durableId="990521050">
-    <w:abstractNumId w:val="22"/>
-  </w:num>
-  <w:num w:numId="33" w16cid:durableId="2030989865">
-    <w:abstractNumId w:val="11"/>
-  </w:num>
-  <w:num w:numId="34" w16cid:durableId="1383671466">
-    <w:abstractNumId w:val="41"/>
-  </w:num>
-  <w:num w:numId="35" w16cid:durableId="680663270">
-    <w:abstractNumId w:val="40"/>
-  </w:num>
-  <w:num w:numId="36" w16cid:durableId="178197925">
-    <w:abstractNumId w:val="24"/>
-  </w:num>
-  <w:num w:numId="37" w16cid:durableId="1724064874">
-    <w:abstractNumId w:val="36"/>
-  </w:num>
-  <w:num w:numId="38" w16cid:durableId="780148082">
-    <w:abstractNumId w:val="9"/>
-  </w:num>
-  <w:num w:numId="39" w16cid:durableId="2055152293">
-    <w:abstractNumId w:val="18"/>
-  </w:num>
-  <w:num w:numId="40" w16cid:durableId="1467157962">
-    <w:abstractNumId w:val="39"/>
-  </w:num>
-  <w:num w:numId="41" w16cid:durableId="1486892504">
-    <w:abstractNumId w:val="44"/>
-  </w:num>
-  <w:num w:numId="42" w16cid:durableId="616063831">
-    <w:abstractNumId w:val="25"/>
-  </w:num>
-  <w:num w:numId="43" w16cid:durableId="673413668">
-    <w:abstractNumId w:val="6"/>
-  </w:num>
-  <w:num w:numId="44" w16cid:durableId="234822086">
-    <w:abstractNumId w:val="3"/>
     <w:lvlOverride w:ilvl="0">
       <w:startOverride w:val="1"/>
     </w:lvlOverride>
   </w:num>
   <w:num w:numId="45" w16cid:durableId="1460877891">
-    <w:abstractNumId w:val="32"/>
+    <w:abstractNumId w:val="48"/>
+  </w:num>
+  <w:num w:numId="46" w16cid:durableId="722142503">
+    <w:abstractNumId w:val="42"/>
+  </w:num>
+  <w:num w:numId="47" w16cid:durableId="235436905">
+    <w:abstractNumId w:val="22"/>
+  </w:num>
+  <w:num w:numId="48" w16cid:durableId="255795327">
+    <w:abstractNumId w:val="58"/>
+  </w:num>
+  <w:num w:numId="49" w16cid:durableId="1196117984">
+    <w:abstractNumId w:val="44"/>
+  </w:num>
+  <w:num w:numId="50" w16cid:durableId="525757920">
+    <w:abstractNumId w:val="6"/>
+  </w:num>
+  <w:num w:numId="51" w16cid:durableId="68430863">
+    <w:abstractNumId w:val="23"/>
+  </w:num>
+  <w:num w:numId="52" w16cid:durableId="64688096">
+    <w:abstractNumId w:val="13"/>
+  </w:num>
+  <w:num w:numId="53" w16cid:durableId="46072005">
+    <w:abstractNumId w:val="0"/>
+  </w:num>
+  <w:num w:numId="54" w16cid:durableId="1542401976">
+    <w:abstractNumId w:val="39"/>
+  </w:num>
+  <w:num w:numId="55" w16cid:durableId="529605449">
+    <w:abstractNumId w:val="49"/>
+  </w:num>
+  <w:num w:numId="56" w16cid:durableId="380253346">
+    <w:abstractNumId w:val="54"/>
+  </w:num>
+  <w:num w:numId="57" w16cid:durableId="355236810">
+    <w:abstractNumId w:val="7"/>
+  </w:num>
+  <w:num w:numId="58" w16cid:durableId="608582140">
+    <w:abstractNumId w:val="19"/>
+  </w:num>
+  <w:num w:numId="59" w16cid:durableId="1379433031">
+    <w:abstractNumId w:val="10"/>
+  </w:num>
+  <w:num w:numId="60" w16cid:durableId="855658970">
+    <w:abstractNumId w:val="29"/>
+  </w:num>
+  <w:num w:numId="61" w16cid:durableId="1094133754">
+    <w:abstractNumId w:val="18"/>
+  </w:num>
+  <w:num w:numId="62" w16cid:durableId="229929664">
+    <w:abstractNumId w:val="31"/>
+  </w:num>
+  <w:num w:numId="63" w16cid:durableId="1175412802">
+    <w:abstractNumId w:val="9"/>
+  </w:num>
+  <w:num w:numId="64" w16cid:durableId="135414380">
+    <w:abstractNumId w:val="5"/>
   </w:num>
 </w:numbering>
 </file>
